--- a/script.docx
+++ b/script.docx
@@ -103,7 +103,7 @@
         <w:t xml:space="preserve"> </w:t>
       </w:r>
       <w:r>
-        <w:t xml:space="preserve">function calculates the sum of two given arguments.</w:t>
+        <w:t xml:space="preserve">function computes the sum of two given numbers.</w:t>
       </w:r>
     </w:p>
     <w:bookmarkEnd w:id="10"/>
@@ -275,7 +275,7 @@
         <w:pStyle w:val="FirstParagraph"/>
       </w:pPr>
       <w:r>
-        <w:t xml:space="preserve">This function provides a straightforward way to perform addition. It accepts two parameters,</w:t>
+        <w:t xml:space="preserve">This function takes two parameters,</w:t>
       </w:r>
       <w:r>
         <w:t xml:space="preserve"> </w:t>
@@ -302,10 +302,7 @@
         <w:t xml:space="preserve">b</w:t>
       </w:r>
       <w:r>
-        <w:t xml:space="preserve">. Internally, it uses the</w:t>
-      </w:r>
-      <w:r>
-        <w:t xml:space="preserve"> </w:t>
+        <w:t xml:space="preserve">, and returns their sum. It uses the standard addition operator (</w:t>
       </w:r>
       <w:r>
         <w:rPr>
@@ -314,10 +311,19 @@
         <w:t xml:space="preserve">+</w:t>
       </w:r>
       <w:r>
+        <w:t xml:space="preserve">) to perform the calculation. The core logic is contained in a single statement</w:t>
+      </w:r>
+      <w:r>
         <w:t xml:space="preserve"> </w:t>
       </w:r>
       <w:r>
-        <w:t xml:space="preserve">operator to compute the sum of these two values. The resulting sum is then returned by the function.</w:t>
+        <w:rPr>
+          <w:rStyle w:val="VerbatimChar"/>
+        </w:rPr>
+        <w:t xml:space="preserve">return a + b;</w:t>
+      </w:r>
+      <w:r>
+        <w:t xml:space="preserve">, which evaluates the sum of the two inputs and immediately returns the result.</w:t>
       </w:r>
     </w:p>
     <w:p>
@@ -392,22 +398,7 @@
         </w:numPr>
       </w:pPr>
       <w:r>
-        <w:t xml:space="preserve">The</w:t>
-      </w:r>
-      <w:r>
-        <w:t xml:space="preserve"> </w:t>
-      </w:r>
-      <w:r>
-        <w:rPr>
-          <w:rStyle w:val="VerbatimChar"/>
-        </w:rPr>
-        <w:t xml:space="preserve">+</w:t>
-      </w:r>
-      <w:r>
-        <w:t xml:space="preserve"> </w:t>
-      </w:r>
-      <w:r>
-        <w:t xml:space="preserve">operator in JavaScript is used for both numeric addition and string concatenation. If either</w:t>
+        <w:t xml:space="preserve">For standard arithmetic addition, ensure both</w:t>
       </w:r>
       <w:r>
         <w:t xml:space="preserve"> </w:t>
@@ -422,7 +413,7 @@
         <w:t xml:space="preserve"> </w:t>
       </w:r>
       <w:r>
-        <w:t xml:space="preserve">or</w:t>
+        <w:t xml:space="preserve">and</w:t>
       </w:r>
       <w:r>
         <w:t xml:space="preserve"> </w:t>
@@ -437,7 +428,7 @@
         <w:t xml:space="preserve"> </w:t>
       </w:r>
       <w:r>
-        <w:t xml:space="preserve">is a string, the function will perform string concatenation instead of addition. For example,</w:t>
+        <w:t xml:space="preserve">are of the</w:t>
       </w:r>
       <w:r>
         <w:t xml:space="preserve"> </w:t>
@@ -446,25 +437,13 @@
         <w:rPr>
           <w:rStyle w:val="VerbatimChar"/>
         </w:rPr>
-        <w:t xml:space="preserve">add(5, "5")</w:t>
+        <w:t xml:space="preserve">Number</w:t>
       </w:r>
       <w:r>
         <w:t xml:space="preserve"> </w:t>
       </w:r>
       <w:r>
-        <w:t xml:space="preserve">would result in the string</w:t>
-      </w:r>
-      <w:r>
-        <w:t xml:space="preserve"> </w:t>
-      </w:r>
-      <w:r>
-        <w:rPr>
-          <w:rStyle w:val="VerbatimChar"/>
-        </w:rPr>
-        <w:t xml:space="preserve">"55"</w:t>
-      </w:r>
-      <w:r>
-        <w:t xml:space="preserve">.</w:t>
+        <w:t xml:space="preserve">type.</w:t>
       </w:r>
     </w:p>
     <w:p>
@@ -476,7 +455,79 @@
         </w:numPr>
       </w:pPr>
       <w:r>
-        <w:t xml:space="preserve">To ensure correct mathematical addition, always provide numeric inputs for both parameters.</w:t>
+        <w:t xml:space="preserve">If either</w:t>
+      </w:r>
+      <w:r>
+        <w:t xml:space="preserve"> </w:t>
+      </w:r>
+      <w:r>
+        <w:rPr>
+          <w:rStyle w:val="VerbatimChar"/>
+        </w:rPr>
+        <w:t xml:space="preserve">a</w:t>
+      </w:r>
+      <w:r>
+        <w:t xml:space="preserve"> </w:t>
+      </w:r>
+      <w:r>
+        <w:t xml:space="preserve">or</w:t>
+      </w:r>
+      <w:r>
+        <w:t xml:space="preserve"> </w:t>
+      </w:r>
+      <w:r>
+        <w:rPr>
+          <w:rStyle w:val="VerbatimChar"/>
+        </w:rPr>
+        <w:t xml:space="preserve">b</w:t>
+      </w:r>
+      <w:r>
+        <w:t xml:space="preserve"> </w:t>
+      </w:r>
+      <w:r>
+        <w:t xml:space="preserve">is a string, the</w:t>
+      </w:r>
+      <w:r>
+        <w:t xml:space="preserve"> </w:t>
+      </w:r>
+      <w:r>
+        <w:rPr>
+          <w:rStyle w:val="VerbatimChar"/>
+        </w:rPr>
+        <w:t xml:space="preserve">+</w:t>
+      </w:r>
+      <w:r>
+        <w:t xml:space="preserve"> </w:t>
+      </w:r>
+      <w:r>
+        <w:t xml:space="preserve">operator will perform string concatenation instead of numerical addition. For example,</w:t>
+      </w:r>
+      <w:r>
+        <w:t xml:space="preserve"> </w:t>
+      </w:r>
+      <w:r>
+        <w:rPr>
+          <w:rStyle w:val="VerbatimChar"/>
+        </w:rPr>
+        <w:t xml:space="preserve">add(5, "3")</w:t>
+      </w:r>
+      <w:r>
+        <w:t xml:space="preserve"> </w:t>
+      </w:r>
+      <w:r>
+        <w:t xml:space="preserve">would result in the string</w:t>
+      </w:r>
+      <w:r>
+        <w:t xml:space="preserve"> </w:t>
+      </w:r>
+      <w:r>
+        <w:rPr>
+          <w:rStyle w:val="VerbatimChar"/>
+        </w:rPr>
+        <w:t xml:space="preserve">"53"</w:t>
+      </w:r>
+      <w:r>
+        <w:t xml:space="preserve">.</w:t>
       </w:r>
     </w:p>
     <w:p>
@@ -491,7 +542,7 @@
         <w:t xml:space="preserve">Output Example</w:t>
       </w:r>
       <w:r>
-        <w:t xml:space="preserve">: A numeric value representing the sum.</w:t>
+        <w:t xml:space="preserve">: A number representing the sum of the inputs.</w:t>
       </w:r>
     </w:p>
     <w:bookmarkEnd w:id="13"/>
@@ -521,7 +572,7 @@
         <w:rPr>
           <w:rStyle w:val="CommentTok"/>
         </w:rPr>
-        <w:t xml:space="preserve">// Example usage with two numbers</w:t>
+        <w:t xml:space="preserve">// Example 1: Adding two numbers</w:t>
       </w:r>
       <w:r>
         <w:br/>
@@ -530,7 +581,7 @@
         <w:rPr>
           <w:rStyle w:val="KeywordTok"/>
         </w:rPr>
-        <w:t xml:space="preserve">let</w:t>
+        <w:t xml:space="preserve">const</w:t>
       </w:r>
       <w:r>
         <w:rPr>
@@ -566,7 +617,7 @@
         <w:rPr>
           <w:rStyle w:val="DecValTok"/>
         </w:rPr>
-        <w:t xml:space="preserve">10</w:t>
+        <w:t xml:space="preserve">15</w:t>
       </w:r>
       <w:r>
         <w:rPr>
@@ -584,7 +635,7 @@
         <w:rPr>
           <w:rStyle w:val="DecValTok"/>
         </w:rPr>
-        <w:t xml:space="preserve">5</w:t>
+        <w:t xml:space="preserve">7</w:t>
       </w:r>
       <w:r>
         <w:rPr>
@@ -652,7 +703,7 @@
         <w:rPr>
           <w:rStyle w:val="VerbatimChar"/>
         </w:rPr>
-        <w:t xml:space="preserve">15</w:t>
+        <w:t xml:space="preserve">22</w:t>
       </w:r>
     </w:p>
     <w:p>
@@ -758,7 +809,7 @@
         <w:tab/>
       </w:r>
       <w:r>
-        <w:t xml:space="preserve">parameters</w:t>
+        <w:t xml:space="preserve">Parameters</w:t>
       </w:r>
     </w:p>
     <w:p>
@@ -781,7 +832,7 @@
         <w:t xml:space="preserve"> </w:t>
       </w:r>
       <w:r>
-        <w:t xml:space="preserve">(Number): The non-negative integer for which the factorial will be computed.</w:t>
+        <w:t xml:space="preserve">(Number): The non-negative integer for which the factorial will be calculated.</w:t>
       </w:r>
     </w:p>
     <w:bookmarkEnd w:id="18"/>
@@ -808,7 +859,22 @@
         <w:pStyle w:val="FirstParagraph"/>
       </w:pPr>
       <w:r>
-        <w:t xml:space="preserve">This function calculates the factorial of a number</w:t>
+        <w:t xml:space="preserve">The</w:t>
+      </w:r>
+      <w:r>
+        <w:t xml:space="preserve"> </w:t>
+      </w:r>
+      <w:r>
+        <w:rPr>
+          <w:rStyle w:val="VerbatimChar"/>
+        </w:rPr>
+        <w:t xml:space="preserve">factorial</w:t>
+      </w:r>
+      <w:r>
+        <w:t xml:space="preserve"> </w:t>
+      </w:r>
+      <w:r>
+        <w:t xml:space="preserve">function is a recursive implementation designed to compute the factorial of a number</w:t>
       </w:r>
       <w:r>
         <w:t xml:space="preserve"> </w:t>
@@ -832,10 +898,7 @@
         <w:t xml:space="preserve">n</w:t>
       </w:r>
       <w:r>
-        <w:t xml:space="preserve"> </w:t>
-      </w:r>
-      <w:r>
-        <w:t xml:space="preserve">(n!). It employs a recursive approach to achieve this.</w:t>
+        <w:t xml:space="preserve">.</w:t>
       </w:r>
     </w:p>
     <w:p>
@@ -843,7 +906,7 @@
         <w:pStyle w:val="BodyText"/>
       </w:pPr>
       <w:r>
-        <w:t xml:space="preserve">The function’s logic is based on two main parts:</w:t>
+        <w:t xml:space="preserve">The function operates based on two main cases:</w:t>
       </w:r>
     </w:p>
     <w:p>
@@ -861,7 +924,7 @@
         <w:t xml:space="preserve">Base Case</w:t>
       </w:r>
       <w:r>
-        <w:t xml:space="preserve">: The function first checks if the input</w:t>
+        <w:t xml:space="preserve">: The recursion terminates when the input</w:t>
       </w:r>
       <w:r>
         <w:t xml:space="preserve"> </w:t>
@@ -876,7 +939,7 @@
         <w:t xml:space="preserve"> </w:t>
       </w:r>
       <w:r>
-        <w:t xml:space="preserve">is less than or equal to 1. The factorial of 1 (1!) is 1, and the factorial of 0 (0!) is also defined as 1. This condition serves as the termination point for the recursion, preventing an infinite loop. When this condition is met, the function returns</w:t>
+        <w:t xml:space="preserve">is less than or equal to 1. In this scenario, the function returns</w:t>
       </w:r>
       <w:r>
         <w:t xml:space="preserve"> </w:t>
@@ -888,7 +951,25 @@
         <w:t xml:space="preserve">1</w:t>
       </w:r>
       <w:r>
-        <w:t xml:space="preserve">.</w:t>
+        <w:t xml:space="preserve">. This is because the factorial of 1 (</w:t>
+      </w:r>
+      <w:r>
+        <w:rPr>
+          <w:rStyle w:val="VerbatimChar"/>
+        </w:rPr>
+        <w:t xml:space="preserve">1!</w:t>
+      </w:r>
+      <w:r>
+        <w:t xml:space="preserve">) is 1, and the factorial of 0 (</w:t>
+      </w:r>
+      <w:r>
+        <w:rPr>
+          <w:rStyle w:val="VerbatimChar"/>
+        </w:rPr>
+        <w:t xml:space="preserve">0!</w:t>
+      </w:r>
+      <w:r>
+        <w:t xml:space="preserve">) is also defined as 1.</w:t>
       </w:r>
     </w:p>
     <w:p>
@@ -921,7 +1002,7 @@
         <w:t xml:space="preserve"> </w:t>
       </w:r>
       <w:r>
-        <w:t xml:space="preserve">is greater than 1, the function returns the product of</w:t>
+        <w:t xml:space="preserve">is greater than 1, the function multiplies</w:t>
       </w:r>
       <w:r>
         <w:t xml:space="preserve"> </w:t>
@@ -936,7 +1017,7 @@
         <w:t xml:space="preserve"> </w:t>
       </w:r>
       <w:r>
-        <w:t xml:space="preserve">and the result of calling itself with the argument</w:t>
+        <w:t xml:space="preserve">by the result of calling itself with the argument</w:t>
       </w:r>
       <w:r>
         <w:t xml:space="preserve"> </w:t>
@@ -948,7 +1029,22 @@
         <w:t xml:space="preserve">n - 1</w:t>
       </w:r>
       <w:r>
-        <w:t xml:space="preserve">. This process breaks the problem down into smaller, identical subproblems until the base case is reached.</w:t>
+        <w:t xml:space="preserve">. This process continues, decrementing</w:t>
+      </w:r>
+      <w:r>
+        <w:t xml:space="preserve"> </w:t>
+      </w:r>
+      <w:r>
+        <w:rPr>
+          <w:rStyle w:val="VerbatimChar"/>
+        </w:rPr>
+        <w:t xml:space="preserve">n</w:t>
+      </w:r>
+      <w:r>
+        <w:t xml:space="preserve"> </w:t>
+      </w:r>
+      <w:r>
+        <w:t xml:space="preserve">by 1 in each subsequent call, until the base case is reached.</w:t>
       </w:r>
     </w:p>
     <w:p>
@@ -956,7 +1052,7 @@
         <w:pStyle w:val="FirstParagraph"/>
       </w:pPr>
       <w:r>
-        <w:t xml:space="preserve">For example, calculating</w:t>
+        <w:t xml:space="preserve">For example, calling</w:t>
       </w:r>
       <w:r>
         <w:t xml:space="preserve"> </w:t>
@@ -971,436 +1067,56 @@
         <w:t xml:space="preserve"> </w:t>
       </w:r>
       <w:r>
-        <w:t xml:space="preserve">would unfold as follows:</w:t>
-      </w:r>
-    </w:p>
-    <w:p>
-      <w:pPr>
-        <w:pStyle w:val="SourceCode"/>
-      </w:pPr>
+        <w:t xml:space="preserve">unfolds as follows:</w:t>
+      </w:r>
+      <w:r>
+        <w:t xml:space="preserve"> </w:t>
+      </w:r>
       <w:r>
         <w:rPr>
-          <w:rStyle w:val="FunctionTok"/>
+          <w:rStyle w:val="VerbatimChar"/>
         </w:rPr>
-        <w:t xml:space="preserve">factorial</w:t>
+        <w:t xml:space="preserve">4 * factorial(3)</w:t>
+      </w:r>
+      <w:r>
+        <w:t xml:space="preserve"> </w:t>
       </w:r>
       <w:r>
         <w:rPr>
-          <w:rStyle w:val="NormalTok"/>
+          <w:rStyle w:val="VerbatimChar"/>
         </w:rPr>
-        <w:t xml:space="preserve">(</w:t>
+        <w:t xml:space="preserve">4 * (3 * factorial(2))</w:t>
+      </w:r>
+      <w:r>
+        <w:t xml:space="preserve"> </w:t>
       </w:r>
       <w:r>
         <w:rPr>
-          <w:rStyle w:val="DecValTok"/>
+          <w:rStyle w:val="VerbatimChar"/>
         </w:rPr>
-        <w:t xml:space="preserve">4</w:t>
+        <w:t xml:space="preserve">4 * (3 * (2 * factorial(1)))</w:t>
+      </w:r>
+      <w:r>
+        <w:t xml:space="preserve"> </w:t>
       </w:r>
       <w:r>
         <w:rPr>
-          <w:rStyle w:val="NormalTok"/>
+          <w:rStyle w:val="VerbatimChar"/>
         </w:rPr>
-        <w:t xml:space="preserve">) </w:t>
+        <w:t xml:space="preserve">4 * (3 * (2 * 1))</w:t>
+      </w:r>
+      <w:r>
+        <w:t xml:space="preserve"> </w:t>
+      </w:r>
+      <w:r>
+        <w:t xml:space="preserve">=</w:t>
+      </w:r>
+      <w:r>
+        <w:t xml:space="preserve"> </w:t>
       </w:r>
       <w:r>
         <w:rPr>
-          <w:rStyle w:val="OperatorTok"/>
-        </w:rPr>
-        <w:t xml:space="preserve">=</w:t>
-      </w:r>
-      <w:r>
-        <w:rPr>
-          <w:rStyle w:val="NormalTok"/>
-        </w:rPr>
-        <w:t xml:space="preserve"> </w:t>
-      </w:r>
-      <w:r>
-        <w:rPr>
-          <w:rStyle w:val="DecValTok"/>
-        </w:rPr>
-        <w:t xml:space="preserve">4</w:t>
-      </w:r>
-      <w:r>
-        <w:rPr>
-          <w:rStyle w:val="NormalTok"/>
-        </w:rPr>
-        <w:t xml:space="preserve"> </w:t>
-      </w:r>
-      <w:r>
-        <w:rPr>
-          <w:rStyle w:val="OperatorTok"/>
-        </w:rPr>
-        <w:t xml:space="preserve">*</w:t>
-      </w:r>
-      <w:r>
-        <w:rPr>
-          <w:rStyle w:val="NormalTok"/>
-        </w:rPr>
-        <w:t xml:space="preserve"> </w:t>
-      </w:r>
-      <w:r>
-        <w:rPr>
-          <w:rStyle w:val="FunctionTok"/>
-        </w:rPr>
-        <w:t xml:space="preserve">factorial</w:t>
-      </w:r>
-      <w:r>
-        <w:rPr>
-          <w:rStyle w:val="NormalTok"/>
-        </w:rPr>
-        <w:t xml:space="preserve">(</w:t>
-      </w:r>
-      <w:r>
-        <w:rPr>
-          <w:rStyle w:val="DecValTok"/>
-        </w:rPr>
-        <w:t xml:space="preserve">3</w:t>
-      </w:r>
-      <w:r>
-        <w:rPr>
-          <w:rStyle w:val="NormalTok"/>
-        </w:rPr>
-        <w:t xml:space="preserve">)</w:t>
-      </w:r>
-      <w:r>
-        <w:br/>
-      </w:r>
-      <w:r>
-        <w:rPr>
-          <w:rStyle w:val="NormalTok"/>
-        </w:rPr>
-        <w:t xml:space="preserve">             </w:t>
-      </w:r>
-      <w:r>
-        <w:rPr>
-          <w:rStyle w:val="OperatorTok"/>
-        </w:rPr>
-        <w:t xml:space="preserve">=</w:t>
-      </w:r>
-      <w:r>
-        <w:rPr>
-          <w:rStyle w:val="NormalTok"/>
-        </w:rPr>
-        <w:t xml:space="preserve"> </w:t>
-      </w:r>
-      <w:r>
-        <w:rPr>
-          <w:rStyle w:val="DecValTok"/>
-        </w:rPr>
-        <w:t xml:space="preserve">4</w:t>
-      </w:r>
-      <w:r>
-        <w:rPr>
-          <w:rStyle w:val="NormalTok"/>
-        </w:rPr>
-        <w:t xml:space="preserve"> </w:t>
-      </w:r>
-      <w:r>
-        <w:rPr>
-          <w:rStyle w:val="OperatorTok"/>
-        </w:rPr>
-        <w:t xml:space="preserve">*</w:t>
-      </w:r>
-      <w:r>
-        <w:rPr>
-          <w:rStyle w:val="NormalTok"/>
-        </w:rPr>
-        <w:t xml:space="preserve"> (</w:t>
-      </w:r>
-      <w:r>
-        <w:rPr>
-          <w:rStyle w:val="DecValTok"/>
-        </w:rPr>
-        <w:t xml:space="preserve">3</w:t>
-      </w:r>
-      <w:r>
-        <w:rPr>
-          <w:rStyle w:val="NormalTok"/>
-        </w:rPr>
-        <w:t xml:space="preserve"> </w:t>
-      </w:r>
-      <w:r>
-        <w:rPr>
-          <w:rStyle w:val="OperatorTok"/>
-        </w:rPr>
-        <w:t xml:space="preserve">*</w:t>
-      </w:r>
-      <w:r>
-        <w:rPr>
-          <w:rStyle w:val="NormalTok"/>
-        </w:rPr>
-        <w:t xml:space="preserve"> </w:t>
-      </w:r>
-      <w:r>
-        <w:rPr>
-          <w:rStyle w:val="FunctionTok"/>
-        </w:rPr>
-        <w:t xml:space="preserve">factorial</w:t>
-      </w:r>
-      <w:r>
-        <w:rPr>
-          <w:rStyle w:val="NormalTok"/>
-        </w:rPr>
-        <w:t xml:space="preserve">(</w:t>
-      </w:r>
-      <w:r>
-        <w:rPr>
-          <w:rStyle w:val="DecValTok"/>
-        </w:rPr>
-        <w:t xml:space="preserve">2</w:t>
-      </w:r>
-      <w:r>
-        <w:rPr>
-          <w:rStyle w:val="NormalTok"/>
-        </w:rPr>
-        <w:t xml:space="preserve">))</w:t>
-      </w:r>
-      <w:r>
-        <w:br/>
-      </w:r>
-      <w:r>
-        <w:rPr>
-          <w:rStyle w:val="NormalTok"/>
-        </w:rPr>
-        <w:t xml:space="preserve">             </w:t>
-      </w:r>
-      <w:r>
-        <w:rPr>
-          <w:rStyle w:val="OperatorTok"/>
-        </w:rPr>
-        <w:t xml:space="preserve">=</w:t>
-      </w:r>
-      <w:r>
-        <w:rPr>
-          <w:rStyle w:val="NormalTok"/>
-        </w:rPr>
-        <w:t xml:space="preserve"> </w:t>
-      </w:r>
-      <w:r>
-        <w:rPr>
-          <w:rStyle w:val="DecValTok"/>
-        </w:rPr>
-        <w:t xml:space="preserve">4</w:t>
-      </w:r>
-      <w:r>
-        <w:rPr>
-          <w:rStyle w:val="NormalTok"/>
-        </w:rPr>
-        <w:t xml:space="preserve"> </w:t>
-      </w:r>
-      <w:r>
-        <w:rPr>
-          <w:rStyle w:val="OperatorTok"/>
-        </w:rPr>
-        <w:t xml:space="preserve">*</w:t>
-      </w:r>
-      <w:r>
-        <w:rPr>
-          <w:rStyle w:val="NormalTok"/>
-        </w:rPr>
-        <w:t xml:space="preserve"> (</w:t>
-      </w:r>
-      <w:r>
-        <w:rPr>
-          <w:rStyle w:val="DecValTok"/>
-        </w:rPr>
-        <w:t xml:space="preserve">3</w:t>
-      </w:r>
-      <w:r>
-        <w:rPr>
-          <w:rStyle w:val="NormalTok"/>
-        </w:rPr>
-        <w:t xml:space="preserve"> </w:t>
-      </w:r>
-      <w:r>
-        <w:rPr>
-          <w:rStyle w:val="OperatorTok"/>
-        </w:rPr>
-        <w:t xml:space="preserve">*</w:t>
-      </w:r>
-      <w:r>
-        <w:rPr>
-          <w:rStyle w:val="NormalTok"/>
-        </w:rPr>
-        <w:t xml:space="preserve"> (</w:t>
-      </w:r>
-      <w:r>
-        <w:rPr>
-          <w:rStyle w:val="DecValTok"/>
-        </w:rPr>
-        <w:t xml:space="preserve">2</w:t>
-      </w:r>
-      <w:r>
-        <w:rPr>
-          <w:rStyle w:val="NormalTok"/>
-        </w:rPr>
-        <w:t xml:space="preserve"> </w:t>
-      </w:r>
-      <w:r>
-        <w:rPr>
-          <w:rStyle w:val="OperatorTok"/>
-        </w:rPr>
-        <w:t xml:space="preserve">*</w:t>
-      </w:r>
-      <w:r>
-        <w:rPr>
-          <w:rStyle w:val="NormalTok"/>
-        </w:rPr>
-        <w:t xml:space="preserve"> </w:t>
-      </w:r>
-      <w:r>
-        <w:rPr>
-          <w:rStyle w:val="FunctionTok"/>
-        </w:rPr>
-        <w:t xml:space="preserve">factorial</w:t>
-      </w:r>
-      <w:r>
-        <w:rPr>
-          <w:rStyle w:val="NormalTok"/>
-        </w:rPr>
-        <w:t xml:space="preserve">(</w:t>
-      </w:r>
-      <w:r>
-        <w:rPr>
-          <w:rStyle w:val="DecValTok"/>
-        </w:rPr>
-        <w:t xml:space="preserve">1</w:t>
-      </w:r>
-      <w:r>
-        <w:rPr>
-          <w:rStyle w:val="NormalTok"/>
-        </w:rPr>
-        <w:t xml:space="preserve">)))</w:t>
-      </w:r>
-      <w:r>
-        <w:br/>
-      </w:r>
-      <w:r>
-        <w:rPr>
-          <w:rStyle w:val="NormalTok"/>
-        </w:rPr>
-        <w:t xml:space="preserve">             </w:t>
-      </w:r>
-      <w:r>
-        <w:rPr>
-          <w:rStyle w:val="OperatorTok"/>
-        </w:rPr>
-        <w:t xml:space="preserve">=</w:t>
-      </w:r>
-      <w:r>
-        <w:rPr>
-          <w:rStyle w:val="NormalTok"/>
-        </w:rPr>
-        <w:t xml:space="preserve"> </w:t>
-      </w:r>
-      <w:r>
-        <w:rPr>
-          <w:rStyle w:val="DecValTok"/>
-        </w:rPr>
-        <w:t xml:space="preserve">4</w:t>
-      </w:r>
-      <w:r>
-        <w:rPr>
-          <w:rStyle w:val="NormalTok"/>
-        </w:rPr>
-        <w:t xml:space="preserve"> </w:t>
-      </w:r>
-      <w:r>
-        <w:rPr>
-          <w:rStyle w:val="OperatorTok"/>
-        </w:rPr>
-        <w:t xml:space="preserve">*</w:t>
-      </w:r>
-      <w:r>
-        <w:rPr>
-          <w:rStyle w:val="NormalTok"/>
-        </w:rPr>
-        <w:t xml:space="preserve"> (</w:t>
-      </w:r>
-      <w:r>
-        <w:rPr>
-          <w:rStyle w:val="DecValTok"/>
-        </w:rPr>
-        <w:t xml:space="preserve">3</w:t>
-      </w:r>
-      <w:r>
-        <w:rPr>
-          <w:rStyle w:val="NormalTok"/>
-        </w:rPr>
-        <w:t xml:space="preserve"> </w:t>
-      </w:r>
-      <w:r>
-        <w:rPr>
-          <w:rStyle w:val="OperatorTok"/>
-        </w:rPr>
-        <w:t xml:space="preserve">*</w:t>
-      </w:r>
-      <w:r>
-        <w:rPr>
-          <w:rStyle w:val="NormalTok"/>
-        </w:rPr>
-        <w:t xml:space="preserve"> (</w:t>
-      </w:r>
-      <w:r>
-        <w:rPr>
-          <w:rStyle w:val="DecValTok"/>
-        </w:rPr>
-        <w:t xml:space="preserve">2</w:t>
-      </w:r>
-      <w:r>
-        <w:rPr>
-          <w:rStyle w:val="NormalTok"/>
-        </w:rPr>
-        <w:t xml:space="preserve"> </w:t>
-      </w:r>
-      <w:r>
-        <w:rPr>
-          <w:rStyle w:val="OperatorTok"/>
-        </w:rPr>
-        <w:t xml:space="preserve">*</w:t>
-      </w:r>
-      <w:r>
-        <w:rPr>
-          <w:rStyle w:val="NormalTok"/>
-        </w:rPr>
-        <w:t xml:space="preserve"> </w:t>
-      </w:r>
-      <w:r>
-        <w:rPr>
-          <w:rStyle w:val="DecValTok"/>
-        </w:rPr>
-        <w:t xml:space="preserve">1</w:t>
-      </w:r>
-      <w:r>
-        <w:rPr>
-          <w:rStyle w:val="NormalTok"/>
-        </w:rPr>
-        <w:t xml:space="preserve">))</w:t>
-      </w:r>
-      <w:r>
-        <w:br/>
-      </w:r>
-      <w:r>
-        <w:rPr>
-          <w:rStyle w:val="NormalTok"/>
-        </w:rPr>
-        <w:t xml:space="preserve">             </w:t>
-      </w:r>
-      <w:r>
-        <w:rPr>
-          <w:rStyle w:val="OperatorTok"/>
-        </w:rPr>
-        <w:t xml:space="preserve">=</w:t>
-      </w:r>
-      <w:r>
-        <w:rPr>
-          <w:rStyle w:val="NormalTok"/>
-        </w:rPr>
-        <w:t xml:space="preserve"> </w:t>
-      </w:r>
-      <w:r>
-        <w:rPr>
-          <w:rStyle w:val="DecValTok"/>
+          <w:rStyle w:val="VerbatimChar"/>
         </w:rPr>
         <w:t xml:space="preserve">24</w:t>
       </w:r>
@@ -1433,19 +1149,34 @@
         </w:numPr>
       </w:pPr>
       <w:r>
-        <w:t xml:space="preserve">The function is designed for non-negative integers. Providing a negative number will cause infinite recursion, leading to a</w:t>
+        <w:t xml:space="preserve">This function is recursive. Providing a very large number for</w:t>
       </w:r>
       <w:r>
         <w:t xml:space="preserve"> </w:t>
       </w:r>
       <w:r>
+        <w:rPr>
+          <w:rStyle w:val="VerbatimChar"/>
+        </w:rPr>
+        <w:t xml:space="preserve">n</w:t>
+      </w:r>
+      <w:r>
+        <w:t xml:space="preserve"> </w:t>
+      </w:r>
+      <w:r>
+        <w:t xml:space="preserve">can lead to a</w:t>
+      </w:r>
+      <w:r>
+        <w:t xml:space="preserve"> </w:t>
+      </w:r>
+      <w:r>
         <w:t xml:space="preserve">“Maximum call stack size exceeded”</w:t>
       </w:r>
       <w:r>
         <w:t xml:space="preserve"> </w:t>
       </w:r>
       <w:r>
-        <w:t xml:space="preserve">error.</w:t>
+        <w:t xml:space="preserve">error (stack overflow).</w:t>
       </w:r>
     </w:p>
     <w:p>
@@ -1457,22 +1188,7 @@
         </w:numPr>
       </w:pPr>
       <w:r>
-        <w:t xml:space="preserve">Due to the recursive implementation, very large values for</w:t>
-      </w:r>
-      <w:r>
-        <w:t xml:space="preserve"> </w:t>
-      </w:r>
-      <w:r>
-        <w:rPr>
-          <w:rStyle w:val="VerbatimChar"/>
-        </w:rPr>
-        <w:t xml:space="preserve">n</w:t>
-      </w:r>
-      <w:r>
-        <w:t xml:space="preserve"> </w:t>
-      </w:r>
-      <w:r>
-        <w:t xml:space="preserve">can also exhaust the call stack and cause a stack overflow error.</w:t>
+        <w:t xml:space="preserve">The function is intended for non-negative integers. Passing a negative number will result in infinite recursion and a stack overflow.</w:t>
       </w:r>
     </w:p>
     <w:p>
@@ -1484,31 +1200,7 @@
         </w:numPr>
       </w:pPr>
       <w:r>
-        <w:t xml:space="preserve">Factorial values grow very rapidly. For inputs larger than a certain threshold (e.g.,</w:t>
-      </w:r>
-      <w:r>
-        <w:t xml:space="preserve"> </w:t>
-      </w:r>
-      <w:r>
-        <w:rPr>
-          <w:rStyle w:val="VerbatimChar"/>
-        </w:rPr>
-        <w:t xml:space="preserve">170</w:t>
-      </w:r>
-      <w:r>
-        <w:t xml:space="preserve">), the result may exceed JavaScript’s standard number representation and return</w:t>
-      </w:r>
-      <w:r>
-        <w:t xml:space="preserve"> </w:t>
-      </w:r>
-      <w:r>
-        <w:rPr>
-          <w:rStyle w:val="VerbatimChar"/>
-        </w:rPr>
-        <w:t xml:space="preserve">Infinity</w:t>
-      </w:r>
-      <w:r>
-        <w:t xml:space="preserve">.</w:t>
+        <w:t xml:space="preserve">While it may accept floating-point numbers, the mathematical concept of a factorial is typically defined only for non-negative integers, and results for non-integers may not be meaningful.</w:t>
       </w:r>
     </w:p>
     <w:p>
@@ -1523,34 +1215,7 @@
         <w:t xml:space="preserve">Output Example</w:t>
       </w:r>
       <w:r>
-        <w:t xml:space="preserve">: A typical return value for a valid input like</w:t>
-      </w:r>
-      <w:r>
-        <w:t xml:space="preserve"> </w:t>
-      </w:r>
-      <w:r>
-        <w:rPr>
-          <w:rStyle w:val="VerbatimChar"/>
-        </w:rPr>
-        <w:t xml:space="preserve">5</w:t>
-      </w:r>
-      <w:r>
-        <w:t xml:space="preserve"> </w:t>
-      </w:r>
-      <w:r>
-        <w:t xml:space="preserve">would be the number</w:t>
-      </w:r>
-      <w:r>
-        <w:t xml:space="preserve"> </w:t>
-      </w:r>
-      <w:r>
-        <w:rPr>
-          <w:rStyle w:val="VerbatimChar"/>
-        </w:rPr>
-        <w:t xml:space="preserve">120</w:t>
-      </w:r>
-      <w:r>
-        <w:t xml:space="preserve">.</w:t>
+        <w:t xml:space="preserve">: The function returns a single number representing the calculated factorial.</w:t>
       </w:r>
     </w:p>
     <w:bookmarkEnd w:id="20"/>
@@ -1589,7 +1254,7 @@
         <w:rPr>
           <w:rStyle w:val="KeywordTok"/>
         </w:rPr>
-        <w:t xml:space="preserve">let</w:t>
+        <w:t xml:space="preserve">const</w:t>
       </w:r>
       <w:r>
         <w:rPr>
@@ -1780,7 +1445,7 @@
         <w:t xml:space="preserve"> </w:t>
       </w:r>
       <w:r>
-        <w:t xml:space="preserve">function logs a personalized greeting message to the console.</w:t>
+        <w:t xml:space="preserve">function prints a personalized greeting message to the console.</w:t>
       </w:r>
     </w:p>
     <w:bookmarkEnd w:id="24"/>
@@ -1820,7 +1485,7 @@
         <w:t xml:space="preserve"> </w:t>
       </w:r>
       <w:r>
-        <w:t xml:space="preserve">(string): The name to include in the greeting message.</w:t>
+        <w:t xml:space="preserve">(String): The name to be included in the greeting message.</w:t>
       </w:r>
     </w:p>
     <w:bookmarkEnd w:id="25"/>
@@ -1847,7 +1512,7 @@
         <w:pStyle w:val="FirstParagraph"/>
       </w:pPr>
       <w:r>
-        <w:t xml:space="preserve">This function provides a simple mechanism for displaying a standardized greeting. It accepts a single argument,</w:t>
+        <w:t xml:space="preserve">This function provides a simple way to display a standardized greeting. It accepts a single argument,</w:t>
       </w:r>
       <w:r>
         <w:t xml:space="preserve"> </w:t>
@@ -1859,7 +1524,15 @@
         <w:t xml:space="preserve">name</w:t>
       </w:r>
       <w:r>
-        <w:t xml:space="preserve">. The core logic utilizes the</w:t>
+        <w:t xml:space="preserve">, which is expected to be a string.</w:t>
+      </w:r>
+    </w:p>
+    <w:p>
+      <w:pPr>
+        <w:pStyle w:val="BodyText"/>
+      </w:pPr>
+      <w:r>
+        <w:t xml:space="preserve">The core logic uses the</w:t>
       </w:r>
       <w:r>
         <w:t xml:space="preserve"> </w:t>
@@ -1874,15 +1547,7 @@
         <w:t xml:space="preserve"> </w:t>
       </w:r>
       <w:r>
-        <w:t xml:space="preserve">method to print a formatted string to the standard output, such as a web browser’s developer console or a Node.js terminal.</w:t>
-      </w:r>
-    </w:p>
-    <w:p>
-      <w:pPr>
-        <w:pStyle w:val="BodyText"/>
-      </w:pPr>
-      <w:r>
-        <w:t xml:space="preserve">The output string is constructed using a template literal:</w:t>
+        <w:t xml:space="preserve">method to output a message to the standard output, such as a web browser’s developer console or a Node.js terminal. The message is constructed using a template literal:</w:t>
       </w:r>
       <w:r>
         <w:t xml:space="preserve"> </w:t>
@@ -1894,7 +1559,7 @@
         <w:t xml:space="preserve">`Hello, ${name}!`</w:t>
       </w:r>
       <w:r>
-        <w:t xml:space="preserve">. The placeholder</w:t>
+        <w:t xml:space="preserve">. The</w:t>
       </w:r>
       <w:r>
         <w:t xml:space="preserve"> </w:t>
@@ -1909,7 +1574,7 @@
         <w:t xml:space="preserve"> </w:t>
       </w:r>
       <w:r>
-        <w:t xml:space="preserve">within this string is dynamically substituted with the value passed to the</w:t>
+        <w:t xml:space="preserve">placeholder is dynamically replaced with the value passed to the</w:t>
       </w:r>
       <w:r>
         <w:t xml:space="preserve"> </w:t>
@@ -1924,7 +1589,7 @@
         <w:t xml:space="preserve"> </w:t>
       </w:r>
       <w:r>
-        <w:t xml:space="preserve">parameter upon function execution. This results in a personalized message for each call.</w:t>
+        <w:t xml:space="preserve">parameter when the function is invoked.</w:t>
       </w:r>
     </w:p>
     <w:bookmarkEnd w:id="26"/>
@@ -1955,7 +1620,10 @@
         </w:numPr>
       </w:pPr>
       <w:r>
-        <w:t xml:space="preserve">This function does not return a value (</w:t>
+        <w:t xml:space="preserve">This function does not return a value (it implicitly returns</w:t>
+      </w:r>
+      <w:r>
+        <w:t xml:space="preserve"> </w:t>
       </w:r>
       <w:r>
         <w:rPr>
@@ -1964,7 +1632,7 @@
         <w:t xml:space="preserve">undefined</w:t>
       </w:r>
       <w:r>
-        <w:t xml:space="preserve">). Its primary purpose is to produce a side effect by logging output to the console.</w:t>
+        <w:t xml:space="preserve">). Its sole purpose is to produce a side effect by logging output to the console.</w:t>
       </w:r>
     </w:p>
     <w:p>
@@ -1991,7 +1659,7 @@
         <w:t xml:space="preserve"> </w:t>
       </w:r>
       <w:r>
-        <w:t xml:space="preserve">parameter is intended to be a string, JavaScript’s type coercion will attempt to convert any passed argument into its string representation. For example, calling</w:t>
+        <w:t xml:space="preserve">parameter is intended to be a string, JavaScript’s type coercion will attempt to convert any passed value into its string representation for the output. For example, passing the number</w:t>
       </w:r>
       <w:r>
         <w:t xml:space="preserve"> </w:t>
@@ -2000,19 +1668,22 @@
         <w:rPr>
           <w:rStyle w:val="VerbatimChar"/>
         </w:rPr>
-        <w:t xml:space="preserve">greet(123)</w:t>
+        <w:t xml:space="preserve">123</w:t>
       </w:r>
       <w:r>
         <w:t xml:space="preserve"> </w:t>
       </w:r>
       <w:r>
-        <w:t xml:space="preserve">will output</w:t>
+        <w:t xml:space="preserve">will result in the output</w:t>
       </w:r>
       <w:r>
         <w:t xml:space="preserve"> </w:t>
       </w:r>
       <w:r>
-        <w:t xml:space="preserve">“Hello, 123!”</w:t>
+        <w:rPr>
+          <w:rStyle w:val="VerbatimChar"/>
+        </w:rPr>
+        <w:t xml:space="preserve">"Hello, 123!"</w:t>
       </w:r>
       <w:r>
         <w:t xml:space="preserve">.</w:t>
@@ -2066,7 +1737,7 @@
         <w:rPr>
           <w:rStyle w:val="StringTok"/>
         </w:rPr>
-        <w:t xml:space="preserve">'Alice'</w:t>
+        <w:t xml:space="preserve">"World"</w:t>
       </w:r>
       <w:r>
         <w:rPr>
@@ -2099,7 +1770,7 @@
         <w:rPr>
           <w:rStyle w:val="StringTok"/>
         </w:rPr>
-        <w:t xml:space="preserve">'Developer'</w:t>
+        <w:t xml:space="preserve">"Alice"</w:t>
       </w:r>
       <w:r>
         <w:rPr>
@@ -2134,7 +1805,7 @@
         <w:rPr>
           <w:rStyle w:val="VerbatimChar"/>
         </w:rPr>
-        <w:t xml:space="preserve">Hello, Alice!</w:t>
+        <w:t xml:space="preserve">Hello, World!</w:t>
       </w:r>
       <w:r>
         <w:br/>
@@ -2143,7 +1814,7 @@
         <w:rPr>
           <w:rStyle w:val="VerbatimChar"/>
         </w:rPr>
-        <w:t xml:space="preserve">Hello, Developer!</w:t>
+        <w:t xml:space="preserve">Hello, Alice!</w:t>
       </w:r>
     </w:p>
     <w:p>

--- a/script.docx
+++ b/script.docx
@@ -103,7 +103,7 @@
         <w:t xml:space="preserve"> </w:t>
       </w:r>
       <w:r>
-        <w:t xml:space="preserve">function computes the sum of two given numbers.</w:t>
+        <w:t xml:space="preserve">function calculates the sum of two given arguments.</w:t>
       </w:r>
     </w:p>
     <w:bookmarkEnd w:id="10"/>
@@ -302,7 +302,7 @@
         <w:t xml:space="preserve">b</w:t>
       </w:r>
       <w:r>
-        <w:t xml:space="preserve">, and returns their sum. It uses the standard addition operator (</w:t>
+        <w:t xml:space="preserve">, and returns their sum. It uses the fundamental JavaScript addition operator (</w:t>
       </w:r>
       <w:r>
         <w:rPr>
@@ -311,7 +311,7 @@
         <w:t xml:space="preserve">+</w:t>
       </w:r>
       <w:r>
-        <w:t xml:space="preserve">) to perform the calculation. The core logic is contained in a single statement</w:t>
+        <w:t xml:space="preserve">) to perform the calculation. The expression</w:t>
       </w:r>
       <w:r>
         <w:t xml:space="preserve"> </w:t>
@@ -320,54 +320,185 @@
         <w:rPr>
           <w:rStyle w:val="VerbatimChar"/>
         </w:rPr>
-        <w:t xml:space="preserve">return a + b;</w:t>
-      </w:r>
-      <w:r>
-        <w:t xml:space="preserve">, which evaluates the sum of the two inputs and immediately returns the result.</w:t>
+        <w:t xml:space="preserve">a + b</w:t>
+      </w:r>
+      <w:r>
+        <w:t xml:space="preserve"> </w:t>
+      </w:r>
+      <w:r>
+        <w:t xml:space="preserve">is evaluated, and the resulting value is returned by the function.</w:t>
       </w:r>
     </w:p>
     <w:p>
       <w:pPr>
+        <w:pStyle w:val="BodyText"/>
+      </w:pPr>
+      <w:r>
+        <w:t xml:space="preserve">It’s important to understand the behavior of the</w:t>
+      </w:r>
+      <w:r>
+        <w:t xml:space="preserve"> </w:t>
+      </w:r>
+      <w:r>
+        <w:rPr>
+          <w:rStyle w:val="VerbatimChar"/>
+        </w:rPr>
+        <w:t xml:space="preserve">+</w:t>
+      </w:r>
+      <w:r>
+        <w:t xml:space="preserve"> </w:t>
+      </w:r>
+      <w:r>
+        <w:t xml:space="preserve">operator in JavaScript. While this function is intended for numeric addition, if one or both of the arguments are strings, the operator will perform string concatenation instead.</w:t>
+      </w:r>
+    </w:p>
+    <w:p>
+      <w:pPr>
         <w:pStyle w:val="SourceCode"/>
       </w:pPr>
       <w:r>
         <w:rPr>
           <w:rStyle w:val="CommentTok"/>
         </w:rPr>
-        <w:t xml:space="preserve">// The function returns the result of a + b</w:t>
+        <w:t xml:space="preserve">// Numeric addition</w:t>
       </w:r>
       <w:r>
         <w:br/>
       </w:r>
       <w:r>
         <w:rPr>
-          <w:rStyle w:val="ControlFlowTok"/>
-        </w:rPr>
-        <w:t xml:space="preserve">return</w:t>
+          <w:rStyle w:val="FunctionTok"/>
+        </w:rPr>
+        <w:t xml:space="preserve">add</w:t>
       </w:r>
       <w:r>
         <w:rPr>
           <w:rStyle w:val="NormalTok"/>
         </w:rPr>
-        <w:t xml:space="preserve"> a </w:t>
+        <w:t xml:space="preserve">(</w:t>
+      </w:r>
+      <w:r>
+        <w:rPr>
+          <w:rStyle w:val="DecValTok"/>
+        </w:rPr>
+        <w:t xml:space="preserve">10</w:t>
       </w:r>
       <w:r>
         <w:rPr>
           <w:rStyle w:val="OperatorTok"/>
         </w:rPr>
-        <w:t xml:space="preserve">+</w:t>
+        <w:t xml:space="preserve">,</w:t>
       </w:r>
       <w:r>
         <w:rPr>
           <w:rStyle w:val="NormalTok"/>
         </w:rPr>
-        <w:t xml:space="preserve"> b</w:t>
+        <w:t xml:space="preserve"> </w:t>
+      </w:r>
+      <w:r>
+        <w:rPr>
+          <w:rStyle w:val="DecValTok"/>
+        </w:rPr>
+        <w:t xml:space="preserve">20</w:t>
+      </w:r>
+      <w:r>
+        <w:rPr>
+          <w:rStyle w:val="NormalTok"/>
+        </w:rPr>
+        <w:t xml:space="preserve">)</w:t>
       </w:r>
       <w:r>
         <w:rPr>
           <w:rStyle w:val="OperatorTok"/>
         </w:rPr>
         <w:t xml:space="preserve">;</w:t>
+      </w:r>
+      <w:r>
+        <w:rPr>
+          <w:rStyle w:val="NormalTok"/>
+        </w:rPr>
+        <w:t xml:space="preserve"> </w:t>
+      </w:r>
+      <w:r>
+        <w:rPr>
+          <w:rStyle w:val="CommentTok"/>
+        </w:rPr>
+        <w:t xml:space="preserve">// Returns 30</w:t>
+      </w:r>
+      <w:r>
+        <w:br/>
+      </w:r>
+      <w:r>
+        <w:br/>
+      </w:r>
+      <w:r>
+        <w:rPr>
+          <w:rStyle w:val="CommentTok"/>
+        </w:rPr>
+        <w:t xml:space="preserve">// String concatenation due to type coercion</w:t>
+      </w:r>
+      <w:r>
+        <w:br/>
+      </w:r>
+      <w:r>
+        <w:rPr>
+          <w:rStyle w:val="FunctionTok"/>
+        </w:rPr>
+        <w:t xml:space="preserve">add</w:t>
+      </w:r>
+      <w:r>
+        <w:rPr>
+          <w:rStyle w:val="NormalTok"/>
+        </w:rPr>
+        <w:t xml:space="preserve">(</w:t>
+      </w:r>
+      <w:r>
+        <w:rPr>
+          <w:rStyle w:val="DecValTok"/>
+        </w:rPr>
+        <w:t xml:space="preserve">10</w:t>
+      </w:r>
+      <w:r>
+        <w:rPr>
+          <w:rStyle w:val="OperatorTok"/>
+        </w:rPr>
+        <w:t xml:space="preserve">,</w:t>
+      </w:r>
+      <w:r>
+        <w:rPr>
+          <w:rStyle w:val="NormalTok"/>
+        </w:rPr>
+        <w:t xml:space="preserve"> </w:t>
+      </w:r>
+      <w:r>
+        <w:rPr>
+          <w:rStyle w:val="StringTok"/>
+        </w:rPr>
+        <w:t xml:space="preserve">"20"</w:t>
+      </w:r>
+      <w:r>
+        <w:rPr>
+          <w:rStyle w:val="NormalTok"/>
+        </w:rPr>
+        <w:t xml:space="preserve">)</w:t>
+      </w:r>
+      <w:r>
+        <w:rPr>
+          <w:rStyle w:val="OperatorTok"/>
+        </w:rPr>
+        <w:t xml:space="preserve">;</w:t>
+      </w:r>
+      <w:r>
+        <w:rPr>
+          <w:rStyle w:val="NormalTok"/>
+        </w:rPr>
+        <w:t xml:space="preserve"> </w:t>
+      </w:r>
+      <w:r>
+        <w:rPr>
+          <w:rStyle w:val="CommentTok"/>
+        </w:rPr>
+        <w:t xml:space="preserve">// Returns "1020"</w:t>
       </w:r>
     </w:p>
     <w:bookmarkEnd w:id="12"/>
@@ -398,7 +529,7 @@
         </w:numPr>
       </w:pPr>
       <w:r>
-        <w:t xml:space="preserve">For standard arithmetic addition, ensure both</w:t>
+        <w:t xml:space="preserve">This function is designed for adding two numbers. For predictable results, ensure both</w:t>
       </w:r>
       <w:r>
         <w:t xml:space="preserve"> </w:t>
@@ -455,79 +586,7 @@
         </w:numPr>
       </w:pPr>
       <w:r>
-        <w:t xml:space="preserve">If either</w:t>
-      </w:r>
-      <w:r>
-        <w:t xml:space="preserve"> </w:t>
-      </w:r>
-      <w:r>
-        <w:rPr>
-          <w:rStyle w:val="VerbatimChar"/>
-        </w:rPr>
-        <w:t xml:space="preserve">a</w:t>
-      </w:r>
-      <w:r>
-        <w:t xml:space="preserve"> </w:t>
-      </w:r>
-      <w:r>
-        <w:t xml:space="preserve">or</w:t>
-      </w:r>
-      <w:r>
-        <w:t xml:space="preserve"> </w:t>
-      </w:r>
-      <w:r>
-        <w:rPr>
-          <w:rStyle w:val="VerbatimChar"/>
-        </w:rPr>
-        <w:t xml:space="preserve">b</w:t>
-      </w:r>
-      <w:r>
-        <w:t xml:space="preserve"> </w:t>
-      </w:r>
-      <w:r>
-        <w:t xml:space="preserve">is a string, the</w:t>
-      </w:r>
-      <w:r>
-        <w:t xml:space="preserve"> </w:t>
-      </w:r>
-      <w:r>
-        <w:rPr>
-          <w:rStyle w:val="VerbatimChar"/>
-        </w:rPr>
-        <w:t xml:space="preserve">+</w:t>
-      </w:r>
-      <w:r>
-        <w:t xml:space="preserve"> </w:t>
-      </w:r>
-      <w:r>
-        <w:t xml:space="preserve">operator will perform string concatenation instead of numerical addition. For example,</w:t>
-      </w:r>
-      <w:r>
-        <w:t xml:space="preserve"> </w:t>
-      </w:r>
-      <w:r>
-        <w:rPr>
-          <w:rStyle w:val="VerbatimChar"/>
-        </w:rPr>
-        <w:t xml:space="preserve">add(5, "3")</w:t>
-      </w:r>
-      <w:r>
-        <w:t xml:space="preserve"> </w:t>
-      </w:r>
-      <w:r>
-        <w:t xml:space="preserve">would result in the string</w:t>
-      </w:r>
-      <w:r>
-        <w:t xml:space="preserve"> </w:t>
-      </w:r>
-      <w:r>
-        <w:rPr>
-          <w:rStyle w:val="VerbatimChar"/>
-        </w:rPr>
-        <w:t xml:space="preserve">"53"</w:t>
-      </w:r>
-      <w:r>
-        <w:t xml:space="preserve">.</w:t>
+        <w:t xml:space="preserve">The function does not include any type checking. If non-numeric arguments are provided, JavaScript’s type coercion rules will apply, which may lead to unexpected results like string concatenation instead of arithmetic addition.</w:t>
       </w:r>
     </w:p>
     <w:p>
@@ -542,7 +601,7 @@
         <w:t xml:space="preserve">Output Example</w:t>
       </w:r>
       <w:r>
-        <w:t xml:space="preserve">: A number representing the sum of the inputs.</w:t>
+        <w:t xml:space="preserve">: A numeric value representing the sum of the inputs, or a string if concatenation occurs.</w:t>
       </w:r>
     </w:p>
     <w:bookmarkEnd w:id="13"/>
@@ -572,7 +631,7 @@
         <w:rPr>
           <w:rStyle w:val="CommentTok"/>
         </w:rPr>
-        <w:t xml:space="preserve">// Example 1: Adding two numbers</w:t>
+        <w:t xml:space="preserve">// Example usage with two numbers</w:t>
       </w:r>
       <w:r>
         <w:br/>
@@ -581,7 +640,7 @@
         <w:rPr>
           <w:rStyle w:val="KeywordTok"/>
         </w:rPr>
-        <w:t xml:space="preserve">const</w:t>
+        <w:t xml:space="preserve">let</w:t>
       </w:r>
       <w:r>
         <w:rPr>
@@ -809,7 +868,7 @@
         <w:tab/>
       </w:r>
       <w:r>
-        <w:t xml:space="preserve">Parameters</w:t>
+        <w:t xml:space="preserve">parameters</w:t>
       </w:r>
     </w:p>
     <w:p>
@@ -823,8 +882,6 @@
       <w:r>
         <w:rPr>
           <w:rStyle w:val="VerbatimChar"/>
-          <w:b/>
-          <w:bCs/>
         </w:rPr>
         <w:t xml:space="preserve">n</w:t>
       </w:r>
@@ -832,7 +889,7 @@
         <w:t xml:space="preserve"> </w:t>
       </w:r>
       <w:r>
-        <w:t xml:space="preserve">(Number): The non-negative integer for which the factorial will be calculated.</w:t>
+        <w:t xml:space="preserve">(Number): The non-negative integer for which to calculate the factorial.</w:t>
       </w:r>
     </w:p>
     <w:bookmarkEnd w:id="18"/>
@@ -859,7 +916,7 @@
         <w:pStyle w:val="FirstParagraph"/>
       </w:pPr>
       <w:r>
-        <w:t xml:space="preserve">The</w:t>
+        <w:t xml:space="preserve">This function computes the factorial of a number</w:t>
       </w:r>
       <w:r>
         <w:t xml:space="preserve"> </w:t>
@@ -868,13 +925,13 @@
         <w:rPr>
           <w:rStyle w:val="VerbatimChar"/>
         </w:rPr>
-        <w:t xml:space="preserve">factorial</w:t>
+        <w:t xml:space="preserve">n</w:t>
       </w:r>
       <w:r>
         <w:t xml:space="preserve"> </w:t>
       </w:r>
       <w:r>
-        <w:t xml:space="preserve">function is a recursive implementation designed to compute the factorial of a number</w:t>
+        <w:t xml:space="preserve">using a recursive approach. The factorial of a non-negative integer</w:t>
       </w:r>
       <w:r>
         <w:t xml:space="preserve"> </w:t>
@@ -886,7 +943,19 @@
         <w:t xml:space="preserve">n</w:t>
       </w:r>
       <w:r>
-        <w:t xml:space="preserve">, which is the product of all positive integers up to</w:t>
+        <w:t xml:space="preserve">, denoted by</w:t>
+      </w:r>
+      <w:r>
+        <w:t xml:space="preserve"> </w:t>
+      </w:r>
+      <w:r>
+        <w:rPr>
+          <w:rStyle w:val="VerbatimChar"/>
+        </w:rPr>
+        <w:t xml:space="preserve">n!</w:t>
+      </w:r>
+      <w:r>
+        <w:t xml:space="preserve">, is the product of all positive integers less than or equal to</w:t>
       </w:r>
       <w:r>
         <w:t xml:space="preserve"> </w:t>
@@ -906,7 +975,22 @@
         <w:pStyle w:val="BodyText"/>
       </w:pPr>
       <w:r>
-        <w:t xml:space="preserve">The function operates based on two main cases:</w:t>
+        <w:t xml:space="preserve">The function’s logic is based on a ternary operator which serves as a compact</w:t>
+      </w:r>
+      <w:r>
+        <w:t xml:space="preserve"> </w:t>
+      </w:r>
+      <w:r>
+        <w:rPr>
+          <w:rStyle w:val="VerbatimChar"/>
+        </w:rPr>
+        <w:t xml:space="preserve">if-else</w:t>
+      </w:r>
+      <w:r>
+        <w:t xml:space="preserve"> </w:t>
+      </w:r>
+      <w:r>
+        <w:t xml:space="preserve">statement:</w:t>
       </w:r>
     </w:p>
     <w:p>
@@ -921,25 +1005,43 @@
           <w:b/>
           <w:bCs/>
         </w:rPr>
-        <w:t xml:space="preserve">Base Case</w:t>
-      </w:r>
-      <w:r>
-        <w:t xml:space="preserve">: The recursion terminates when the input</w:t>
+        <w:t xml:space="preserve">Base Case:</w:t>
       </w:r>
       <w:r>
         <w:t xml:space="preserve"> </w:t>
       </w:r>
       <w:r>
+        <w:t xml:space="preserve">The condition</w:t>
+      </w:r>
+      <w:r>
+        <w:t xml:space="preserve"> </w:t>
+      </w:r>
+      <w:r>
         <w:rPr>
           <w:rStyle w:val="VerbatimChar"/>
         </w:rPr>
+        <w:t xml:space="preserve">n &lt;= 1</w:t>
+      </w:r>
+      <w:r>
+        <w:t xml:space="preserve"> </w:t>
+      </w:r>
+      <w:r>
+        <w:t xml:space="preserve">is checked first. If</w:t>
+      </w:r>
+      <w:r>
+        <w:t xml:space="preserve"> </w:t>
+      </w:r>
+      <w:r>
+        <w:rPr>
+          <w:rStyle w:val="VerbatimChar"/>
+        </w:rPr>
         <w:t xml:space="preserve">n</w:t>
       </w:r>
       <w:r>
         <w:t xml:space="preserve"> </w:t>
       </w:r>
       <w:r>
-        <w:t xml:space="preserve">is less than or equal to 1. In this scenario, the function returns</w:t>
+        <w:t xml:space="preserve">is 0 or 1, the function returns</w:t>
       </w:r>
       <w:r>
         <w:t xml:space="preserve"> </w:t>
@@ -951,25 +1053,7 @@
         <w:t xml:space="preserve">1</w:t>
       </w:r>
       <w:r>
-        <w:t xml:space="preserve">. This is because the factorial of 1 (</w:t>
-      </w:r>
-      <w:r>
-        <w:rPr>
-          <w:rStyle w:val="VerbatimChar"/>
-        </w:rPr>
-        <w:t xml:space="preserve">1!</w:t>
-      </w:r>
-      <w:r>
-        <w:t xml:space="preserve">) is 1, and the factorial of 0 (</w:t>
-      </w:r>
-      <w:r>
-        <w:rPr>
-          <w:rStyle w:val="VerbatimChar"/>
-        </w:rPr>
-        <w:t xml:space="preserve">0!</w:t>
-      </w:r>
-      <w:r>
-        <w:t xml:space="preserve">) is also defined as 1.</w:t>
+        <w:t xml:space="preserve">. This is the termination condition for the recursion, as the factorial of both 0 and 1 is defined as 1.</w:t>
       </w:r>
     </w:p>
     <w:p>
@@ -984,15 +1068,18 @@
           <w:b/>
           <w:bCs/>
         </w:rPr>
-        <w:t xml:space="preserve">Recursive Step</w:t>
-      </w:r>
-      <w:r>
-        <w:t xml:space="preserve">: If</w:t>
+        <w:t xml:space="preserve">Recursive Step:</w:t>
       </w:r>
       <w:r>
         <w:t xml:space="preserve"> </w:t>
       </w:r>
       <w:r>
+        <w:t xml:space="preserve">If</w:t>
+      </w:r>
+      <w:r>
+        <w:t xml:space="preserve"> </w:t>
+      </w:r>
+      <w:r>
         <w:rPr>
           <w:rStyle w:val="VerbatimChar"/>
         </w:rPr>
@@ -1002,7 +1089,7 @@
         <w:t xml:space="preserve"> </w:t>
       </w:r>
       <w:r>
-        <w:t xml:space="preserve">is greater than 1, the function multiplies</w:t>
+        <w:t xml:space="preserve">is greater than 1, the function returns the product of</w:t>
       </w:r>
       <w:r>
         <w:t xml:space="preserve"> </w:t>
@@ -1017,7 +1104,7 @@
         <w:t xml:space="preserve"> </w:t>
       </w:r>
       <w:r>
-        <w:t xml:space="preserve">by the result of calling itself with the argument</w:t>
+        <w:t xml:space="preserve">and the result of calling itself with the argument</w:t>
       </w:r>
       <w:r>
         <w:t xml:space="preserve"> </w:t>
@@ -1029,7 +1116,7 @@
         <w:t xml:space="preserve">n - 1</w:t>
       </w:r>
       <w:r>
-        <w:t xml:space="preserve">. This process continues, decrementing</w:t>
+        <w:t xml:space="preserve">. This process repeats, decrementing</w:t>
       </w:r>
       <w:r>
         <w:t xml:space="preserve"> </w:t>
@@ -1044,7 +1131,16 @@
         <w:t xml:space="preserve"> </w:t>
       </w:r>
       <w:r>
-        <w:t xml:space="preserve">by 1 in each subsequent call, until the base case is reached.</w:t>
+        <w:t xml:space="preserve">by 1 in each subsequent call, until the base case (</w:t>
+      </w:r>
+      <w:r>
+        <w:rPr>
+          <w:rStyle w:val="VerbatimChar"/>
+        </w:rPr>
+        <w:t xml:space="preserve">n &lt;= 1</w:t>
+      </w:r>
+      <w:r>
+        <w:t xml:space="preserve">) is reached.</w:t>
       </w:r>
     </w:p>
     <w:p>
@@ -1052,7 +1148,7 @@
         <w:pStyle w:val="FirstParagraph"/>
       </w:pPr>
       <w:r>
-        <w:t xml:space="preserve">For example, calling</w:t>
+        <w:t xml:space="preserve">For example,</w:t>
       </w:r>
       <w:r>
         <w:t xml:space="preserve"> </w:t>
@@ -1067,56 +1163,436 @@
         <w:t xml:space="preserve"> </w:t>
       </w:r>
       <w:r>
-        <w:t xml:space="preserve">unfolds as follows:</w:t>
-      </w:r>
-      <w:r>
+        <w:t xml:space="preserve">would be calculated as follows:</w:t>
+      </w:r>
+    </w:p>
+    <w:p>
+      <w:pPr>
+        <w:pStyle w:val="SourceCode"/>
+      </w:pPr>
+      <w:r>
+        <w:rPr>
+          <w:rStyle w:val="FunctionTok"/>
+        </w:rPr>
+        <w:t xml:space="preserve">factorial</w:t>
+      </w:r>
+      <w:r>
+        <w:rPr>
+          <w:rStyle w:val="NormalTok"/>
+        </w:rPr>
+        <w:t xml:space="preserve">(</w:t>
+      </w:r>
+      <w:r>
+        <w:rPr>
+          <w:rStyle w:val="DecValTok"/>
+        </w:rPr>
+        <w:t xml:space="preserve">4</w:t>
+      </w:r>
+      <w:r>
+        <w:rPr>
+          <w:rStyle w:val="NormalTok"/>
+        </w:rPr>
+        <w:t xml:space="preserve">) </w:t>
+      </w:r>
+      <w:r>
+        <w:rPr>
+          <w:rStyle w:val="OperatorTok"/>
+        </w:rPr>
+        <w:t xml:space="preserve">=</w:t>
+      </w:r>
+      <w:r>
+        <w:rPr>
+          <w:rStyle w:val="NormalTok"/>
+        </w:rPr>
         <w:t xml:space="preserve"> </w:t>
       </w:r>
       <w:r>
         <w:rPr>
-          <w:rStyle w:val="VerbatimChar"/>
-        </w:rPr>
-        <w:t xml:space="preserve">4 * factorial(3)</w:t>
-      </w:r>
-      <w:r>
+          <w:rStyle w:val="DecValTok"/>
+        </w:rPr>
+        <w:t xml:space="preserve">4</w:t>
+      </w:r>
+      <w:r>
+        <w:rPr>
+          <w:rStyle w:val="NormalTok"/>
+        </w:rPr>
         <w:t xml:space="preserve"> </w:t>
       </w:r>
       <w:r>
         <w:rPr>
-          <w:rStyle w:val="VerbatimChar"/>
-        </w:rPr>
-        <w:t xml:space="preserve">4 * (3 * factorial(2))</w:t>
-      </w:r>
-      <w:r>
+          <w:rStyle w:val="OperatorTok"/>
+        </w:rPr>
+        <w:t xml:space="preserve">*</w:t>
+      </w:r>
+      <w:r>
+        <w:rPr>
+          <w:rStyle w:val="NormalTok"/>
+        </w:rPr>
         <w:t xml:space="preserve"> </w:t>
       </w:r>
       <w:r>
         <w:rPr>
-          <w:rStyle w:val="VerbatimChar"/>
-        </w:rPr>
-        <w:t xml:space="preserve">4 * (3 * (2 * factorial(1)))</w:t>
-      </w:r>
-      <w:r>
+          <w:rStyle w:val="FunctionTok"/>
+        </w:rPr>
+        <w:t xml:space="preserve">factorial</w:t>
+      </w:r>
+      <w:r>
+        <w:rPr>
+          <w:rStyle w:val="NormalTok"/>
+        </w:rPr>
+        <w:t xml:space="preserve">(</w:t>
+      </w:r>
+      <w:r>
+        <w:rPr>
+          <w:rStyle w:val="DecValTok"/>
+        </w:rPr>
+        <w:t xml:space="preserve">3</w:t>
+      </w:r>
+      <w:r>
+        <w:rPr>
+          <w:rStyle w:val="NormalTok"/>
+        </w:rPr>
+        <w:t xml:space="preserve">)</w:t>
+      </w:r>
+      <w:r>
+        <w:br/>
+      </w:r>
+      <w:r>
+        <w:rPr>
+          <w:rStyle w:val="NormalTok"/>
+        </w:rPr>
+        <w:t xml:space="preserve">             </w:t>
+      </w:r>
+      <w:r>
+        <w:rPr>
+          <w:rStyle w:val="OperatorTok"/>
+        </w:rPr>
+        <w:t xml:space="preserve">=</w:t>
+      </w:r>
+      <w:r>
+        <w:rPr>
+          <w:rStyle w:val="NormalTok"/>
+        </w:rPr>
         <w:t xml:space="preserve"> </w:t>
       </w:r>
       <w:r>
         <w:rPr>
-          <w:rStyle w:val="VerbatimChar"/>
-        </w:rPr>
-        <w:t xml:space="preserve">4 * (3 * (2 * 1))</w:t>
-      </w:r>
-      <w:r>
+          <w:rStyle w:val="DecValTok"/>
+        </w:rPr>
+        <w:t xml:space="preserve">4</w:t>
+      </w:r>
+      <w:r>
+        <w:rPr>
+          <w:rStyle w:val="NormalTok"/>
+        </w:rPr>
         <w:t xml:space="preserve"> </w:t>
       </w:r>
       <w:r>
+        <w:rPr>
+          <w:rStyle w:val="OperatorTok"/>
+        </w:rPr>
+        <w:t xml:space="preserve">*</w:t>
+      </w:r>
+      <w:r>
+        <w:rPr>
+          <w:rStyle w:val="NormalTok"/>
+        </w:rPr>
+        <w:t xml:space="preserve"> (</w:t>
+      </w:r>
+      <w:r>
+        <w:rPr>
+          <w:rStyle w:val="DecValTok"/>
+        </w:rPr>
+        <w:t xml:space="preserve">3</w:t>
+      </w:r>
+      <w:r>
+        <w:rPr>
+          <w:rStyle w:val="NormalTok"/>
+        </w:rPr>
+        <w:t xml:space="preserve"> </w:t>
+      </w:r>
+      <w:r>
+        <w:rPr>
+          <w:rStyle w:val="OperatorTok"/>
+        </w:rPr>
+        <w:t xml:space="preserve">*</w:t>
+      </w:r>
+      <w:r>
+        <w:rPr>
+          <w:rStyle w:val="NormalTok"/>
+        </w:rPr>
+        <w:t xml:space="preserve"> </w:t>
+      </w:r>
+      <w:r>
+        <w:rPr>
+          <w:rStyle w:val="FunctionTok"/>
+        </w:rPr>
+        <w:t xml:space="preserve">factorial</w:t>
+      </w:r>
+      <w:r>
+        <w:rPr>
+          <w:rStyle w:val="NormalTok"/>
+        </w:rPr>
+        <w:t xml:space="preserve">(</w:t>
+      </w:r>
+      <w:r>
+        <w:rPr>
+          <w:rStyle w:val="DecValTok"/>
+        </w:rPr>
+        <w:t xml:space="preserve">2</w:t>
+      </w:r>
+      <w:r>
+        <w:rPr>
+          <w:rStyle w:val="NormalTok"/>
+        </w:rPr>
+        <w:t xml:space="preserve">))</w:t>
+      </w:r>
+      <w:r>
+        <w:br/>
+      </w:r>
+      <w:r>
+        <w:rPr>
+          <w:rStyle w:val="NormalTok"/>
+        </w:rPr>
+        <w:t xml:space="preserve">             </w:t>
+      </w:r>
+      <w:r>
+        <w:rPr>
+          <w:rStyle w:val="OperatorTok"/>
+        </w:rPr>
         <w:t xml:space="preserve">=</w:t>
       </w:r>
       <w:r>
+        <w:rPr>
+          <w:rStyle w:val="NormalTok"/>
+        </w:rPr>
         <w:t xml:space="preserve"> </w:t>
       </w:r>
       <w:r>
         <w:rPr>
-          <w:rStyle w:val="VerbatimChar"/>
+          <w:rStyle w:val="DecValTok"/>
+        </w:rPr>
+        <w:t xml:space="preserve">4</w:t>
+      </w:r>
+      <w:r>
+        <w:rPr>
+          <w:rStyle w:val="NormalTok"/>
+        </w:rPr>
+        <w:t xml:space="preserve"> </w:t>
+      </w:r>
+      <w:r>
+        <w:rPr>
+          <w:rStyle w:val="OperatorTok"/>
+        </w:rPr>
+        <w:t xml:space="preserve">*</w:t>
+      </w:r>
+      <w:r>
+        <w:rPr>
+          <w:rStyle w:val="NormalTok"/>
+        </w:rPr>
+        <w:t xml:space="preserve"> (</w:t>
+      </w:r>
+      <w:r>
+        <w:rPr>
+          <w:rStyle w:val="DecValTok"/>
+        </w:rPr>
+        <w:t xml:space="preserve">3</w:t>
+      </w:r>
+      <w:r>
+        <w:rPr>
+          <w:rStyle w:val="NormalTok"/>
+        </w:rPr>
+        <w:t xml:space="preserve"> </w:t>
+      </w:r>
+      <w:r>
+        <w:rPr>
+          <w:rStyle w:val="OperatorTok"/>
+        </w:rPr>
+        <w:t xml:space="preserve">*</w:t>
+      </w:r>
+      <w:r>
+        <w:rPr>
+          <w:rStyle w:val="NormalTok"/>
+        </w:rPr>
+        <w:t xml:space="preserve"> (</w:t>
+      </w:r>
+      <w:r>
+        <w:rPr>
+          <w:rStyle w:val="DecValTok"/>
+        </w:rPr>
+        <w:t xml:space="preserve">2</w:t>
+      </w:r>
+      <w:r>
+        <w:rPr>
+          <w:rStyle w:val="NormalTok"/>
+        </w:rPr>
+        <w:t xml:space="preserve"> </w:t>
+      </w:r>
+      <w:r>
+        <w:rPr>
+          <w:rStyle w:val="OperatorTok"/>
+        </w:rPr>
+        <w:t xml:space="preserve">*</w:t>
+      </w:r>
+      <w:r>
+        <w:rPr>
+          <w:rStyle w:val="NormalTok"/>
+        </w:rPr>
+        <w:t xml:space="preserve"> </w:t>
+      </w:r>
+      <w:r>
+        <w:rPr>
+          <w:rStyle w:val="FunctionTok"/>
+        </w:rPr>
+        <w:t xml:space="preserve">factorial</w:t>
+      </w:r>
+      <w:r>
+        <w:rPr>
+          <w:rStyle w:val="NormalTok"/>
+        </w:rPr>
+        <w:t xml:space="preserve">(</w:t>
+      </w:r>
+      <w:r>
+        <w:rPr>
+          <w:rStyle w:val="DecValTok"/>
+        </w:rPr>
+        <w:t xml:space="preserve">1</w:t>
+      </w:r>
+      <w:r>
+        <w:rPr>
+          <w:rStyle w:val="NormalTok"/>
+        </w:rPr>
+        <w:t xml:space="preserve">)))</w:t>
+      </w:r>
+      <w:r>
+        <w:br/>
+      </w:r>
+      <w:r>
+        <w:rPr>
+          <w:rStyle w:val="NormalTok"/>
+        </w:rPr>
+        <w:t xml:space="preserve">             </w:t>
+      </w:r>
+      <w:r>
+        <w:rPr>
+          <w:rStyle w:val="OperatorTok"/>
+        </w:rPr>
+        <w:t xml:space="preserve">=</w:t>
+      </w:r>
+      <w:r>
+        <w:rPr>
+          <w:rStyle w:val="NormalTok"/>
+        </w:rPr>
+        <w:t xml:space="preserve"> </w:t>
+      </w:r>
+      <w:r>
+        <w:rPr>
+          <w:rStyle w:val="DecValTok"/>
+        </w:rPr>
+        <w:t xml:space="preserve">4</w:t>
+      </w:r>
+      <w:r>
+        <w:rPr>
+          <w:rStyle w:val="NormalTok"/>
+        </w:rPr>
+        <w:t xml:space="preserve"> </w:t>
+      </w:r>
+      <w:r>
+        <w:rPr>
+          <w:rStyle w:val="OperatorTok"/>
+        </w:rPr>
+        <w:t xml:space="preserve">*</w:t>
+      </w:r>
+      <w:r>
+        <w:rPr>
+          <w:rStyle w:val="NormalTok"/>
+        </w:rPr>
+        <w:t xml:space="preserve"> (</w:t>
+      </w:r>
+      <w:r>
+        <w:rPr>
+          <w:rStyle w:val="DecValTok"/>
+        </w:rPr>
+        <w:t xml:space="preserve">3</w:t>
+      </w:r>
+      <w:r>
+        <w:rPr>
+          <w:rStyle w:val="NormalTok"/>
+        </w:rPr>
+        <w:t xml:space="preserve"> </w:t>
+      </w:r>
+      <w:r>
+        <w:rPr>
+          <w:rStyle w:val="OperatorTok"/>
+        </w:rPr>
+        <w:t xml:space="preserve">*</w:t>
+      </w:r>
+      <w:r>
+        <w:rPr>
+          <w:rStyle w:val="NormalTok"/>
+        </w:rPr>
+        <w:t xml:space="preserve"> (</w:t>
+      </w:r>
+      <w:r>
+        <w:rPr>
+          <w:rStyle w:val="DecValTok"/>
+        </w:rPr>
+        <w:t xml:space="preserve">2</w:t>
+      </w:r>
+      <w:r>
+        <w:rPr>
+          <w:rStyle w:val="NormalTok"/>
+        </w:rPr>
+        <w:t xml:space="preserve"> </w:t>
+      </w:r>
+      <w:r>
+        <w:rPr>
+          <w:rStyle w:val="OperatorTok"/>
+        </w:rPr>
+        <w:t xml:space="preserve">*</w:t>
+      </w:r>
+      <w:r>
+        <w:rPr>
+          <w:rStyle w:val="NormalTok"/>
+        </w:rPr>
+        <w:t xml:space="preserve"> </w:t>
+      </w:r>
+      <w:r>
+        <w:rPr>
+          <w:rStyle w:val="DecValTok"/>
+        </w:rPr>
+        <w:t xml:space="preserve">1</w:t>
+      </w:r>
+      <w:r>
+        <w:rPr>
+          <w:rStyle w:val="NormalTok"/>
+        </w:rPr>
+        <w:t xml:space="preserve">))</w:t>
+      </w:r>
+      <w:r>
+        <w:br/>
+      </w:r>
+      <w:r>
+        <w:rPr>
+          <w:rStyle w:val="NormalTok"/>
+        </w:rPr>
+        <w:t xml:space="preserve">             </w:t>
+      </w:r>
+      <w:r>
+        <w:rPr>
+          <w:rStyle w:val="OperatorTok"/>
+        </w:rPr>
+        <w:t xml:space="preserve">=</w:t>
+      </w:r>
+      <w:r>
+        <w:rPr>
+          <w:rStyle w:val="NormalTok"/>
+        </w:rPr>
+        <w:t xml:space="preserve"> </w:t>
+      </w:r>
+      <w:r>
+        <w:rPr>
+          <w:rStyle w:val="DecValTok"/>
         </w:rPr>
         <w:t xml:space="preserve">24</w:t>
       </w:r>
@@ -1149,34 +1625,7 @@
         </w:numPr>
       </w:pPr>
       <w:r>
-        <w:t xml:space="preserve">This function is recursive. Providing a very large number for</w:t>
-      </w:r>
-      <w:r>
-        <w:t xml:space="preserve"> </w:t>
-      </w:r>
-      <w:r>
-        <w:rPr>
-          <w:rStyle w:val="VerbatimChar"/>
-        </w:rPr>
-        <w:t xml:space="preserve">n</w:t>
-      </w:r>
-      <w:r>
-        <w:t xml:space="preserve"> </w:t>
-      </w:r>
-      <w:r>
-        <w:t xml:space="preserve">can lead to a</w:t>
-      </w:r>
-      <w:r>
-        <w:t xml:space="preserve"> </w:t>
-      </w:r>
-      <w:r>
-        <w:t xml:space="preserve">“Maximum call stack size exceeded”</w:t>
-      </w:r>
-      <w:r>
-        <w:t xml:space="preserve"> </w:t>
-      </w:r>
-      <w:r>
-        <w:t xml:space="preserve">error (stack overflow).</w:t>
+        <w:t xml:space="preserve">This function is intended for non-negative integers. Providing a negative number will result in infinite recursion and cause a stack overflow error.</w:t>
       </w:r>
     </w:p>
     <w:p>
@@ -1188,34 +1637,45 @@
         </w:numPr>
       </w:pPr>
       <w:r>
-        <w:t xml:space="preserve">The function is intended for non-negative integers. Passing a negative number will result in infinite recursion and a stack overflow.</w:t>
+        <w:t xml:space="preserve">Due to the nature of recursion, calculating the factorial of very large numbers can lead to a</w:t>
+      </w:r>
+      <w:r>
+        <w:t xml:space="preserve"> </w:t>
+      </w:r>
+      <w:r>
+        <w:t xml:space="preserve">“Maximum call stack size exceeded”</w:t>
+      </w:r>
+      <w:r>
+        <w:t xml:space="preserve"> </w:t>
+      </w:r>
+      <w:r>
+        <w:t xml:space="preserve">error. For large-scale calculations, an iterative approach might be more memory-efficient.</w:t>
       </w:r>
     </w:p>
     <w:p>
       <w:pPr>
-        <w:pStyle w:val="Compact"/>
-        <w:numPr>
-          <w:ilvl w:val="0"/>
-          <w:numId w:val="1004"/>
-        </w:numPr>
-      </w:pPr>
-      <w:r>
-        <w:t xml:space="preserve">While it may accept floating-point numbers, the mathematical concept of a factorial is typically defined only for non-negative integers, and results for non-integers may not be meaningful.</w:t>
+        <w:pStyle w:val="FirstParagraph"/>
+      </w:pPr>
+      <w:r>
+        <w:rPr>
+          <w:b/>
+          <w:bCs/>
+        </w:rPr>
+        <w:t xml:space="preserve">Output Example</w:t>
+      </w:r>
+      <w:r>
+        <w:t xml:space="preserve">: The function returns a single number representing the calculated factorial.</w:t>
       </w:r>
     </w:p>
     <w:p>
       <w:pPr>
-        <w:pStyle w:val="FirstParagraph"/>
-      </w:pPr>
-      <w:r>
-        <w:rPr>
-          <w:b/>
-          <w:bCs/>
-        </w:rPr>
-        <w:t xml:space="preserve">Output Example</w:t>
-      </w:r>
-      <w:r>
-        <w:t xml:space="preserve">: The function returns a single number representing the calculated factorial.</w:t>
+        <w:pStyle w:val="SourceCode"/>
+      </w:pPr>
+      <w:r>
+        <w:rPr>
+          <w:rStyle w:val="VerbatimChar"/>
+        </w:rPr>
+        <w:t xml:space="preserve">24</w:t>
       </w:r>
     </w:p>
     <w:bookmarkEnd w:id="20"/>
@@ -1260,6 +1720,45 @@
         <w:rPr>
           <w:rStyle w:val="NormalTok"/>
         </w:rPr>
+        <w:t xml:space="preserve"> number </w:t>
+      </w:r>
+      <w:r>
+        <w:rPr>
+          <w:rStyle w:val="OperatorTok"/>
+        </w:rPr>
+        <w:t xml:space="preserve">=</w:t>
+      </w:r>
+      <w:r>
+        <w:rPr>
+          <w:rStyle w:val="NormalTok"/>
+        </w:rPr>
+        <w:t xml:space="preserve"> </w:t>
+      </w:r>
+      <w:r>
+        <w:rPr>
+          <w:rStyle w:val="DecValTok"/>
+        </w:rPr>
+        <w:t xml:space="preserve">5</w:t>
+      </w:r>
+      <w:r>
+        <w:rPr>
+          <w:rStyle w:val="OperatorTok"/>
+        </w:rPr>
+        <w:t xml:space="preserve">;</w:t>
+      </w:r>
+      <w:r>
+        <w:br/>
+      </w:r>
+      <w:r>
+        <w:rPr>
+          <w:rStyle w:val="KeywordTok"/>
+        </w:rPr>
+        <w:t xml:space="preserve">const</w:t>
+      </w:r>
+      <w:r>
+        <w:rPr>
+          <w:rStyle w:val="NormalTok"/>
+        </w:rPr>
         <w:t xml:space="preserve"> result </w:t>
       </w:r>
       <w:r>
@@ -1284,52 +1783,100 @@
         <w:rPr>
           <w:rStyle w:val="NormalTok"/>
         </w:rPr>
+        <w:t xml:space="preserve">(number)</w:t>
+      </w:r>
+      <w:r>
+        <w:rPr>
+          <w:rStyle w:val="OperatorTok"/>
+        </w:rPr>
+        <w:t xml:space="preserve">;</w:t>
+      </w:r>
+      <w:r>
+        <w:br/>
+      </w:r>
+      <w:r>
+        <w:rPr>
+          <w:rStyle w:val="BuiltInTok"/>
+        </w:rPr>
+        <w:t xml:space="preserve">console</w:t>
+      </w:r>
+      <w:r>
+        <w:rPr>
+          <w:rStyle w:val="OperatorTok"/>
+        </w:rPr>
+        <w:t xml:space="preserve">.</w:t>
+      </w:r>
+      <w:r>
+        <w:rPr>
+          <w:rStyle w:val="FunctionTok"/>
+        </w:rPr>
+        <w:t xml:space="preserve">log</w:t>
+      </w:r>
+      <w:r>
+        <w:rPr>
+          <w:rStyle w:val="NormalTok"/>
+        </w:rPr>
         <w:t xml:space="preserve">(</w:t>
       </w:r>
       <w:r>
         <w:rPr>
-          <w:rStyle w:val="DecValTok"/>
-        </w:rPr>
-        <w:t xml:space="preserve">5</w:t>
+          <w:rStyle w:val="VerbatimStringTok"/>
+        </w:rPr>
+        <w:t xml:space="preserve">`The factorial of </w:t>
+      </w:r>
+      <w:r>
+        <w:rPr>
+          <w:rStyle w:val="SpecialCharTok"/>
+        </w:rPr>
+        <w:t xml:space="preserve">${</w:t>
       </w:r>
       <w:r>
         <w:rPr>
           <w:rStyle w:val="NormalTok"/>
         </w:rPr>
+        <w:t xml:space="preserve">number</w:t>
+      </w:r>
+      <w:r>
+        <w:rPr>
+          <w:rStyle w:val="SpecialCharTok"/>
+        </w:rPr>
+        <w:t xml:space="preserve">}</w:t>
+      </w:r>
+      <w:r>
+        <w:rPr>
+          <w:rStyle w:val="VerbatimStringTok"/>
+        </w:rPr>
+        <w:t xml:space="preserve"> is </w:t>
+      </w:r>
+      <w:r>
+        <w:rPr>
+          <w:rStyle w:val="SpecialCharTok"/>
+        </w:rPr>
+        <w:t xml:space="preserve">${</w:t>
+      </w:r>
+      <w:r>
+        <w:rPr>
+          <w:rStyle w:val="NormalTok"/>
+        </w:rPr>
+        <w:t xml:space="preserve">result</w:t>
+      </w:r>
+      <w:r>
+        <w:rPr>
+          <w:rStyle w:val="SpecialCharTok"/>
+        </w:rPr>
+        <w:t xml:space="preserve">}</w:t>
+      </w:r>
+      <w:r>
+        <w:rPr>
+          <w:rStyle w:val="VerbatimStringTok"/>
+        </w:rPr>
+        <w:t xml:space="preserve">`</w:t>
+      </w:r>
+      <w:r>
+        <w:rPr>
+          <w:rStyle w:val="NormalTok"/>
+        </w:rPr>
         <w:t xml:space="preserve">)</w:t>
-      </w:r>
-      <w:r>
-        <w:rPr>
-          <w:rStyle w:val="OperatorTok"/>
-        </w:rPr>
-        <w:t xml:space="preserve">;</w:t>
-      </w:r>
-      <w:r>
-        <w:br/>
-      </w:r>
-      <w:r>
-        <w:rPr>
-          <w:rStyle w:val="BuiltInTok"/>
-        </w:rPr>
-        <w:t xml:space="preserve">console</w:t>
-      </w:r>
-      <w:r>
-        <w:rPr>
-          <w:rStyle w:val="OperatorTok"/>
-        </w:rPr>
-        <w:t xml:space="preserve">.</w:t>
-      </w:r>
-      <w:r>
-        <w:rPr>
-          <w:rStyle w:val="FunctionTok"/>
-        </w:rPr>
-        <w:t xml:space="preserve">log</w:t>
-      </w:r>
-      <w:r>
-        <w:rPr>
-          <w:rStyle w:val="NormalTok"/>
-        </w:rPr>
-        <w:t xml:space="preserve">(result)</w:t>
       </w:r>
       <w:r>
         <w:rPr>
@@ -1358,7 +1905,7 @@
         <w:rPr>
           <w:rStyle w:val="VerbatimChar"/>
         </w:rPr>
-        <w:t xml:space="preserve">120</w:t>
+        <w:t xml:space="preserve">The factorial of 5 is 120</w:t>
       </w:r>
     </w:p>
     <w:p>
@@ -1389,7 +1936,7 @@
     </w:p>
     <w:bookmarkEnd w:id="22"/>
     <w:bookmarkEnd w:id="23"/>
-    <w:bookmarkStart w:id="29" w:name="function-greet"/>
+    <w:bookmarkStart w:id="29" w:name="function-greetname"/>
     <w:p>
       <w:pPr>
         <w:pStyle w:val="Heading1"/>
@@ -1404,7 +1951,7 @@
         <w:tab/>
       </w:r>
       <w:r>
-        <w:t xml:space="preserve">Function: greet</w:t>
+        <w:t xml:space="preserve">Function: greet(name)</w:t>
       </w:r>
     </w:p>
     <w:bookmarkStart w:id="24" w:name="overview-2"/>
@@ -1485,7 +2032,16 @@
         <w:t xml:space="preserve"> </w:t>
       </w:r>
       <w:r>
-        <w:t xml:space="preserve">(String): The name to be included in the greeting message.</w:t>
+        <w:t xml:space="preserve">(</w:t>
+      </w:r>
+      <w:r>
+        <w:rPr>
+          <w:rStyle w:val="VerbatimChar"/>
+        </w:rPr>
+        <w:t xml:space="preserve">String</w:t>
+      </w:r>
+      <w:r>
+        <w:t xml:space="preserve">): The name to be included in the greeting message.</w:t>
       </w:r>
     </w:p>
     <w:bookmarkEnd w:id="25"/>
@@ -1512,7 +2068,7 @@
         <w:pStyle w:val="FirstParagraph"/>
       </w:pPr>
       <w:r>
-        <w:t xml:space="preserve">This function provides a simple way to display a standardized greeting. It accepts a single argument,</w:t>
+        <w:t xml:space="preserve">This function provides a simple way to display a standard greeting. It accepts a single argument,</w:t>
       </w:r>
       <w:r>
         <w:t xml:space="preserve"> </w:t>
@@ -1532,7 +2088,7 @@
         <w:pStyle w:val="BodyText"/>
       </w:pPr>
       <w:r>
-        <w:t xml:space="preserve">The core logic uses the</w:t>
+        <w:t xml:space="preserve">The core logic uses a template literal to construct the output string</w:t>
       </w:r>
       <w:r>
         <w:t xml:space="preserve"> </w:t>
@@ -1541,55 +2097,107 @@
         <w:rPr>
           <w:rStyle w:val="VerbatimChar"/>
         </w:rPr>
-        <w:t xml:space="preserve">console.log</w:t>
+        <w:t xml:space="preserve">Hello, ${name}!</w:t>
+      </w:r>
+      <w:r>
+        <w:t xml:space="preserve">. The</w:t>
       </w:r>
       <w:r>
         <w:t xml:space="preserve"> </w:t>
       </w:r>
       <w:r>
-        <w:t xml:space="preserve">method to output a message to the standard output, such as a web browser’s developer console or a Node.js terminal. The message is constructed using a template literal:</w:t>
+        <w:rPr>
+          <w:rStyle w:val="VerbatimChar"/>
+        </w:rPr>
+        <w:t xml:space="preserve">${name}</w:t>
       </w:r>
       <w:r>
         <w:t xml:space="preserve"> </w:t>
       </w:r>
       <w:r>
+        <w:t xml:space="preserve">placeholder is dynamically replaced with the value of the</w:t>
+      </w:r>
+      <w:r>
+        <w:t xml:space="preserve"> </w:t>
+      </w:r>
+      <w:r>
         <w:rPr>
           <w:rStyle w:val="VerbatimChar"/>
         </w:rPr>
-        <w:t xml:space="preserve">`Hello, ${name}!`</w:t>
-      </w:r>
-      <w:r>
-        <w:t xml:space="preserve">. The</w:t>
+        <w:t xml:space="preserve">name</w:t>
       </w:r>
       <w:r>
         <w:t xml:space="preserve"> </w:t>
       </w:r>
       <w:r>
+        <w:t xml:space="preserve">parameter provided during the function call.</w:t>
+      </w:r>
+    </w:p>
+    <w:p>
+      <w:pPr>
+        <w:pStyle w:val="BodyText"/>
+      </w:pPr>
+      <w:r>
+        <w:t xml:space="preserve">Finally, the fully constructed string is passed to the</w:t>
+      </w:r>
+      <w:r>
+        <w:t xml:space="preserve"> </w:t>
+      </w:r>
+      <w:r>
         <w:rPr>
           <w:rStyle w:val="VerbatimChar"/>
         </w:rPr>
-        <w:t xml:space="preserve">${name}</w:t>
+        <w:t xml:space="preserve">console.log()</w:t>
       </w:r>
       <w:r>
         <w:t xml:space="preserve"> </w:t>
       </w:r>
       <w:r>
-        <w:t xml:space="preserve">placeholder is dynamically replaced with the value passed to the</w:t>
-      </w:r>
-      <w:r>
-        <w:t xml:space="preserve"> </w:t>
-      </w:r>
-      <w:r>
-        <w:rPr>
-          <w:rStyle w:val="VerbatimChar"/>
+        <w:t xml:space="preserve">method, which outputs the message to the standard console. The function does not return any value.</w:t>
+      </w:r>
+    </w:p>
+    <w:p>
+      <w:pPr>
+        <w:pStyle w:val="SourceCode"/>
+      </w:pPr>
+      <w:r>
+        <w:rPr>
+          <w:rStyle w:val="CommentTok"/>
+        </w:rPr>
+        <w:t xml:space="preserve">// The function uses a template literal for string formatting</w:t>
+      </w:r>
+      <w:r>
+        <w:br/>
+      </w:r>
+      <w:r>
+        <w:rPr>
+          <w:rStyle w:val="VerbatimStringTok"/>
+        </w:rPr>
+        <w:t xml:space="preserve">`Hello, </w:t>
+      </w:r>
+      <w:r>
+        <w:rPr>
+          <w:rStyle w:val="SpecialCharTok"/>
+        </w:rPr>
+        <w:t xml:space="preserve">${</w:t>
+      </w:r>
+      <w:r>
+        <w:rPr>
+          <w:rStyle w:val="NormalTok"/>
         </w:rPr>
         <w:t xml:space="preserve">name</w:t>
       </w:r>
       <w:r>
-        <w:t xml:space="preserve"> </w:t>
-      </w:r>
-      <w:r>
-        <w:t xml:space="preserve">parameter when the function is invoked.</w:t>
+        <w:rPr>
+          <w:rStyle w:val="SpecialCharTok"/>
+        </w:rPr>
+        <w:t xml:space="preserve">}</w:t>
+      </w:r>
+      <w:r>
+        <w:rPr>
+          <w:rStyle w:val="VerbatimStringTok"/>
+        </w:rPr>
+        <w:t xml:space="preserve">!`</w:t>
       </w:r>
     </w:p>
     <w:bookmarkEnd w:id="26"/>
@@ -1620,10 +2228,7 @@
         </w:numPr>
       </w:pPr>
       <w:r>
-        <w:t xml:space="preserve">This function does not return a value (it implicitly returns</w:t>
-      </w:r>
-      <w:r>
-        <w:t xml:space="preserve"> </w:t>
+        <w:t xml:space="preserve">This function does not return a value (</w:t>
       </w:r>
       <w:r>
         <w:rPr>
@@ -1632,7 +2237,7 @@
         <w:t xml:space="preserve">undefined</w:t>
       </w:r>
       <w:r>
-        <w:t xml:space="preserve">). Its sole purpose is to produce a side effect by logging output to the console.</w:t>
+        <w:t xml:space="preserve">); its sole purpose is to log a message to the console.</w:t>
       </w:r>
     </w:p>
     <w:p>
@@ -1644,7 +2249,7 @@
         </w:numPr>
       </w:pPr>
       <w:r>
-        <w:t xml:space="preserve">While the</w:t>
+        <w:t xml:space="preserve">If a non-string value (e.g., a number or an object) is passed as the</w:t>
       </w:r>
       <w:r>
         <w:t xml:space="preserve"> </w:t>
@@ -1659,34 +2264,7 @@
         <w:t xml:space="preserve"> </w:t>
       </w:r>
       <w:r>
-        <w:t xml:space="preserve">parameter is intended to be a string, JavaScript’s type coercion will attempt to convert any passed value into its string representation for the output. For example, passing the number</w:t>
-      </w:r>
-      <w:r>
-        <w:t xml:space="preserve"> </w:t>
-      </w:r>
-      <w:r>
-        <w:rPr>
-          <w:rStyle w:val="VerbatimChar"/>
-        </w:rPr>
-        <w:t xml:space="preserve">123</w:t>
-      </w:r>
-      <w:r>
-        <w:t xml:space="preserve"> </w:t>
-      </w:r>
-      <w:r>
-        <w:t xml:space="preserve">will result in the output</w:t>
-      </w:r>
-      <w:r>
-        <w:t xml:space="preserve"> </w:t>
-      </w:r>
-      <w:r>
-        <w:rPr>
-          <w:rStyle w:val="VerbatimChar"/>
-        </w:rPr>
-        <w:t xml:space="preserve">"Hello, 123!"</w:t>
-      </w:r>
-      <w:r>
-        <w:t xml:space="preserve">.</w:t>
+        <w:t xml:space="preserve">parameter, JavaScript will attempt to convert it to its string representation for the output.</w:t>
       </w:r>
     </w:p>
     <w:bookmarkEnd w:id="27"/>

--- a/script.docx
+++ b/script.docx
@@ -103,7 +103,7 @@
         <w:t xml:space="preserve"> </w:t>
       </w:r>
       <w:r>
-        <w:t xml:space="preserve">function calculates the sum of two given arguments.</w:t>
+        <w:t xml:space="preserve">function calculates the sum of two provided arguments.</w:t>
       </w:r>
     </w:p>
     <w:bookmarkEnd w:id="10"/>
@@ -117,6 +117,862 @@
           <w:rStyle w:val="SectionNumber"/>
         </w:rPr>
         <w:t xml:space="preserve">1.2</w:t>
+      </w:r>
+      <w:r>
+        <w:tab/>
+      </w:r>
+      <w:r>
+        <w:t xml:space="preserve">parameters</w:t>
+      </w:r>
+    </w:p>
+    <w:tbl>
+      <w:tblPr>
+        <w:tblStyle w:val="Table"/>
+        <w:tblW w:type="auto" w:w="0"/>
+        <w:tblLook w:firstRow="1" w:lastRow="0" w:firstColumn="0" w:lastColumn="0" w:noHBand="0" w:noVBand="0" w:val="0020"/>
+      </w:tblPr>
+      <w:tblGrid>
+        <w:gridCol w:w="2640"/>
+        <w:gridCol w:w="2640"/>
+        <w:gridCol w:w="2640"/>
+      </w:tblGrid>
+      <w:tr>
+        <w:trPr>
+          <w:tblHeader w:val="on"/>
+        </w:trPr>
+        <w:tc>
+          <w:tcPr/>
+          <w:p>
+            <w:pPr>
+              <w:pStyle w:val="Compact"/>
+            </w:pPr>
+            <w:r>
+              <w:t xml:space="preserve">Parameter</w:t>
+            </w:r>
+          </w:p>
+        </w:tc>
+        <w:tc>
+          <w:tcPr/>
+          <w:p>
+            <w:pPr>
+              <w:pStyle w:val="Compact"/>
+            </w:pPr>
+            <w:r>
+              <w:t xml:space="preserve">Type</w:t>
+            </w:r>
+          </w:p>
+        </w:tc>
+        <w:tc>
+          <w:tcPr/>
+          <w:p>
+            <w:pPr>
+              <w:pStyle w:val="Compact"/>
+            </w:pPr>
+            <w:r>
+              <w:t xml:space="preserve">Description</w:t>
+            </w:r>
+          </w:p>
+        </w:tc>
+      </w:tr>
+      <w:tr>
+        <w:tc>
+          <w:tcPr/>
+          <w:p>
+            <w:pPr>
+              <w:pStyle w:val="Compact"/>
+            </w:pPr>
+            <w:r>
+              <w:rPr>
+                <w:rStyle w:val="VerbatimChar"/>
+              </w:rPr>
+              <w:t xml:space="preserve">a</w:t>
+            </w:r>
+          </w:p>
+        </w:tc>
+        <w:tc>
+          <w:tcPr/>
+          <w:p>
+            <w:pPr>
+              <w:pStyle w:val="Compact"/>
+            </w:pPr>
+            <w:r>
+              <w:t xml:space="preserve">Number</w:t>
+            </w:r>
+          </w:p>
+        </w:tc>
+        <w:tc>
+          <w:tcPr/>
+          <w:p>
+            <w:pPr>
+              <w:pStyle w:val="Compact"/>
+            </w:pPr>
+            <w:r>
+              <w:t xml:space="preserve">The first number or addend.</w:t>
+            </w:r>
+          </w:p>
+        </w:tc>
+      </w:tr>
+      <w:tr>
+        <w:tc>
+          <w:tcPr/>
+          <w:p>
+            <w:pPr>
+              <w:pStyle w:val="Compact"/>
+            </w:pPr>
+            <w:r>
+              <w:rPr>
+                <w:rStyle w:val="VerbatimChar"/>
+              </w:rPr>
+              <w:t xml:space="preserve">b</w:t>
+            </w:r>
+          </w:p>
+        </w:tc>
+        <w:tc>
+          <w:tcPr/>
+          <w:p>
+            <w:pPr>
+              <w:pStyle w:val="Compact"/>
+            </w:pPr>
+            <w:r>
+              <w:t xml:space="preserve">Number</w:t>
+            </w:r>
+          </w:p>
+        </w:tc>
+        <w:tc>
+          <w:tcPr/>
+          <w:p>
+            <w:pPr>
+              <w:pStyle w:val="Compact"/>
+            </w:pPr>
+            <w:r>
+              <w:t xml:space="preserve">The second number or addend.</w:t>
+            </w:r>
+          </w:p>
+        </w:tc>
+      </w:tr>
+    </w:tbl>
+    <w:bookmarkEnd w:id="11"/>
+    <w:bookmarkStart w:id="12" w:name="description"/>
+    <w:p>
+      <w:pPr>
+        <w:pStyle w:val="Heading2"/>
+      </w:pPr>
+      <w:r>
+        <w:rPr>
+          <w:rStyle w:val="SectionNumber"/>
+        </w:rPr>
+        <w:t xml:space="preserve">1.3</w:t>
+      </w:r>
+      <w:r>
+        <w:tab/>
+      </w:r>
+      <w:r>
+        <w:t xml:space="preserve">Description</w:t>
+      </w:r>
+    </w:p>
+    <w:p>
+      <w:pPr>
+        <w:pStyle w:val="FirstParagraph"/>
+      </w:pPr>
+      <w:r>
+        <w:t xml:space="preserve">This function takes two parameters,</w:t>
+      </w:r>
+      <w:r>
+        <w:t xml:space="preserve"> </w:t>
+      </w:r>
+      <w:r>
+        <w:rPr>
+          <w:rStyle w:val="VerbatimChar"/>
+        </w:rPr>
+        <w:t xml:space="preserve">a</w:t>
+      </w:r>
+      <w:r>
+        <w:t xml:space="preserve"> </w:t>
+      </w:r>
+      <w:r>
+        <w:t xml:space="preserve">and</w:t>
+      </w:r>
+      <w:r>
+        <w:t xml:space="preserve"> </w:t>
+      </w:r>
+      <w:r>
+        <w:rPr>
+          <w:rStyle w:val="VerbatimChar"/>
+        </w:rPr>
+        <w:t xml:space="preserve">b</w:t>
+      </w:r>
+      <w:r>
+        <w:t xml:space="preserve">, and returns their sum. It uses the standard addition operator (</w:t>
+      </w:r>
+      <w:r>
+        <w:rPr>
+          <w:rStyle w:val="VerbatimChar"/>
+        </w:rPr>
+        <w:t xml:space="preserve">+</w:t>
+      </w:r>
+      <w:r>
+        <w:t xml:space="preserve">) to perform the calculation. The function is straightforward and directly returns the result of</w:t>
+      </w:r>
+      <w:r>
+        <w:t xml:space="preserve"> </w:t>
+      </w:r>
+      <w:r>
+        <w:rPr>
+          <w:rStyle w:val="VerbatimChar"/>
+        </w:rPr>
+        <w:t xml:space="preserve">a + b</w:t>
+      </w:r>
+      <w:r>
+        <w:t xml:space="preserve">.</w:t>
+      </w:r>
+    </w:p>
+    <w:p>
+      <w:pPr>
+        <w:pStyle w:val="BodyText"/>
+      </w:pPr>
+      <w:r>
+        <w:t xml:space="preserve">For example, if</w:t>
+      </w:r>
+      <w:r>
+        <w:t xml:space="preserve"> </w:t>
+      </w:r>
+      <w:r>
+        <w:rPr>
+          <w:rStyle w:val="VerbatimChar"/>
+        </w:rPr>
+        <w:t xml:space="preserve">a</w:t>
+      </w:r>
+      <w:r>
+        <w:t xml:space="preserve"> </w:t>
+      </w:r>
+      <w:r>
+        <w:t xml:space="preserve">is</w:t>
+      </w:r>
+      <w:r>
+        <w:t xml:space="preserve"> </w:t>
+      </w:r>
+      <w:r>
+        <w:rPr>
+          <w:rStyle w:val="VerbatimChar"/>
+        </w:rPr>
+        <w:t xml:space="preserve">5</w:t>
+      </w:r>
+      <w:r>
+        <w:t xml:space="preserve"> </w:t>
+      </w:r>
+      <w:r>
+        <w:t xml:space="preserve">and</w:t>
+      </w:r>
+      <w:r>
+        <w:t xml:space="preserve"> </w:t>
+      </w:r>
+      <w:r>
+        <w:rPr>
+          <w:rStyle w:val="VerbatimChar"/>
+        </w:rPr>
+        <w:t xml:space="preserve">b</w:t>
+      </w:r>
+      <w:r>
+        <w:t xml:space="preserve"> </w:t>
+      </w:r>
+      <w:r>
+        <w:t xml:space="preserve">is</w:t>
+      </w:r>
+      <w:r>
+        <w:t xml:space="preserve"> </w:t>
+      </w:r>
+      <w:r>
+        <w:rPr>
+          <w:rStyle w:val="VerbatimChar"/>
+        </w:rPr>
+        <w:t xml:space="preserve">10</w:t>
+      </w:r>
+      <w:r>
+        <w:t xml:space="preserve">, the function will compute</w:t>
+      </w:r>
+      <w:r>
+        <w:t xml:space="preserve"> </w:t>
+      </w:r>
+      <w:r>
+        <w:rPr>
+          <w:rStyle w:val="VerbatimChar"/>
+        </w:rPr>
+        <w:t xml:space="preserve">5 + 10</w:t>
+      </w:r>
+      <w:r>
+        <w:t xml:space="preserve"> </w:t>
+      </w:r>
+      <w:r>
+        <w:t xml:space="preserve">and return the value</w:t>
+      </w:r>
+      <w:r>
+        <w:t xml:space="preserve"> </w:t>
+      </w:r>
+      <w:r>
+        <w:rPr>
+          <w:rStyle w:val="VerbatimChar"/>
+        </w:rPr>
+        <w:t xml:space="preserve">15</w:t>
+      </w:r>
+      <w:r>
+        <w:t xml:space="preserve">.</w:t>
+      </w:r>
+    </w:p>
+    <w:p>
+      <w:pPr>
+        <w:pStyle w:val="SourceCode"/>
+      </w:pPr>
+      <w:r>
+        <w:rPr>
+          <w:rStyle w:val="CommentTok"/>
+        </w:rPr>
+        <w:t xml:space="preserve">// The core logic of the function</w:t>
+      </w:r>
+      <w:r>
+        <w:br/>
+      </w:r>
+      <w:r>
+        <w:rPr>
+          <w:rStyle w:val="ControlFlowTok"/>
+        </w:rPr>
+        <w:t xml:space="preserve">return</w:t>
+      </w:r>
+      <w:r>
+        <w:rPr>
+          <w:rStyle w:val="NormalTok"/>
+        </w:rPr>
+        <w:t xml:space="preserve"> a </w:t>
+      </w:r>
+      <w:r>
+        <w:rPr>
+          <w:rStyle w:val="OperatorTok"/>
+        </w:rPr>
+        <w:t xml:space="preserve">+</w:t>
+      </w:r>
+      <w:r>
+        <w:rPr>
+          <w:rStyle w:val="NormalTok"/>
+        </w:rPr>
+        <w:t xml:space="preserve"> b</w:t>
+      </w:r>
+      <w:r>
+        <w:rPr>
+          <w:rStyle w:val="OperatorTok"/>
+        </w:rPr>
+        <w:t xml:space="preserve">;</w:t>
+      </w:r>
+    </w:p>
+    <w:bookmarkEnd w:id="12"/>
+    <w:bookmarkStart w:id="13" w:name="usage-notes"/>
+    <w:p>
+      <w:pPr>
+        <w:pStyle w:val="Heading2"/>
+      </w:pPr>
+      <w:r>
+        <w:rPr>
+          <w:rStyle w:val="SectionNumber"/>
+        </w:rPr>
+        <w:t xml:space="preserve">1.4</w:t>
+      </w:r>
+      <w:r>
+        <w:tab/>
+      </w:r>
+      <w:r>
+        <w:t xml:space="preserve">Usage Notes</w:t>
+      </w:r>
+    </w:p>
+    <w:p>
+      <w:pPr>
+        <w:pStyle w:val="Compact"/>
+        <w:numPr>
+          <w:ilvl w:val="0"/>
+          <w:numId w:val="1001"/>
+        </w:numPr>
+      </w:pPr>
+      <w:r>
+        <w:t xml:space="preserve">This function is designed for numeric inputs (integers or floating-point numbers).</w:t>
+      </w:r>
+    </w:p>
+    <w:p>
+      <w:pPr>
+        <w:pStyle w:val="Compact"/>
+        <w:numPr>
+          <w:ilvl w:val="0"/>
+          <w:numId w:val="1001"/>
+        </w:numPr>
+      </w:pPr>
+      <w:r>
+        <w:t xml:space="preserve">If string values are provided, the</w:t>
+      </w:r>
+      <w:r>
+        <w:t xml:space="preserve"> </w:t>
+      </w:r>
+      <w:r>
+        <w:rPr>
+          <w:rStyle w:val="VerbatimChar"/>
+        </w:rPr>
+        <w:t xml:space="preserve">+</w:t>
+      </w:r>
+      <w:r>
+        <w:t xml:space="preserve"> </w:t>
+      </w:r>
+      <w:r>
+        <w:t xml:space="preserve">operator in JavaScript will perform string concatenation instead of arithmetic addition. For example,</w:t>
+      </w:r>
+      <w:r>
+        <w:t xml:space="preserve"> </w:t>
+      </w:r>
+      <w:r>
+        <w:rPr>
+          <w:rStyle w:val="VerbatimChar"/>
+        </w:rPr>
+        <w:t xml:space="preserve">add("5", "10")</w:t>
+      </w:r>
+      <w:r>
+        <w:t xml:space="preserve"> </w:t>
+      </w:r>
+      <w:r>
+        <w:t xml:space="preserve">would result in the string</w:t>
+      </w:r>
+      <w:r>
+        <w:t xml:space="preserve"> </w:t>
+      </w:r>
+      <w:r>
+        <w:rPr>
+          <w:rStyle w:val="VerbatimChar"/>
+        </w:rPr>
+        <w:t xml:space="preserve">"510"</w:t>
+      </w:r>
+      <w:r>
+        <w:t xml:space="preserve">.</w:t>
+      </w:r>
+    </w:p>
+    <w:p>
+      <w:pPr>
+        <w:pStyle w:val="Compact"/>
+        <w:numPr>
+          <w:ilvl w:val="0"/>
+          <w:numId w:val="1001"/>
+        </w:numPr>
+      </w:pPr>
+      <w:r>
+        <w:t xml:space="preserve">The function handles both positive and negative numbers.</w:t>
+      </w:r>
+    </w:p>
+    <w:p>
+      <w:pPr>
+        <w:pStyle w:val="FirstParagraph"/>
+      </w:pPr>
+      <w:r>
+        <w:rPr>
+          <w:b/>
+          <w:bCs/>
+        </w:rPr>
+        <w:t xml:space="preserve">Output Example</w:t>
+      </w:r>
+      <w:r>
+        <w:t xml:space="preserve">: A numeric value representing the sum.</w:t>
+      </w:r>
+    </w:p>
+    <w:p>
+      <w:pPr>
+        <w:pStyle w:val="SourceCode"/>
+      </w:pPr>
+      <w:r>
+        <w:rPr>
+          <w:rStyle w:val="VerbatimChar"/>
+        </w:rPr>
+        <w:t xml:space="preserve">15</w:t>
+      </w:r>
+    </w:p>
+    <w:bookmarkEnd w:id="13"/>
+    <w:bookmarkStart w:id="15" w:name="example"/>
+    <w:p>
+      <w:pPr>
+        <w:pStyle w:val="Heading2"/>
+      </w:pPr>
+      <w:r>
+        <w:rPr>
+          <w:rStyle w:val="SectionNumber"/>
+        </w:rPr>
+        <w:t xml:space="preserve">1.5</w:t>
+      </w:r>
+      <w:r>
+        <w:tab/>
+      </w:r>
+      <w:r>
+        <w:t xml:space="preserve">Example</w:t>
+      </w:r>
+    </w:p>
+    <w:p>
+      <w:pPr>
+        <w:pStyle w:val="SourceCode"/>
+      </w:pPr>
+      <w:r>
+        <w:rPr>
+          <w:rStyle w:val="CommentTok"/>
+        </w:rPr>
+        <w:t xml:space="preserve">// Example usage with two integers</w:t>
+      </w:r>
+      <w:r>
+        <w:br/>
+      </w:r>
+      <w:r>
+        <w:rPr>
+          <w:rStyle w:val="KeywordTok"/>
+        </w:rPr>
+        <w:t xml:space="preserve">let</w:t>
+      </w:r>
+      <w:r>
+        <w:rPr>
+          <w:rStyle w:val="NormalTok"/>
+        </w:rPr>
+        <w:t xml:space="preserve"> result </w:t>
+      </w:r>
+      <w:r>
+        <w:rPr>
+          <w:rStyle w:val="OperatorTok"/>
+        </w:rPr>
+        <w:t xml:space="preserve">=</w:t>
+      </w:r>
+      <w:r>
+        <w:rPr>
+          <w:rStyle w:val="NormalTok"/>
+        </w:rPr>
+        <w:t xml:space="preserve"> </w:t>
+      </w:r>
+      <w:r>
+        <w:rPr>
+          <w:rStyle w:val="FunctionTok"/>
+        </w:rPr>
+        <w:t xml:space="preserve">add</w:t>
+      </w:r>
+      <w:r>
+        <w:rPr>
+          <w:rStyle w:val="NormalTok"/>
+        </w:rPr>
+        <w:t xml:space="preserve">(</w:t>
+      </w:r>
+      <w:r>
+        <w:rPr>
+          <w:rStyle w:val="DecValTok"/>
+        </w:rPr>
+        <w:t xml:space="preserve">5</w:t>
+      </w:r>
+      <w:r>
+        <w:rPr>
+          <w:rStyle w:val="OperatorTok"/>
+        </w:rPr>
+        <w:t xml:space="preserve">,</w:t>
+      </w:r>
+      <w:r>
+        <w:rPr>
+          <w:rStyle w:val="NormalTok"/>
+        </w:rPr>
+        <w:t xml:space="preserve"> </w:t>
+      </w:r>
+      <w:r>
+        <w:rPr>
+          <w:rStyle w:val="DecValTok"/>
+        </w:rPr>
+        <w:t xml:space="preserve">10</w:t>
+      </w:r>
+      <w:r>
+        <w:rPr>
+          <w:rStyle w:val="NormalTok"/>
+        </w:rPr>
+        <w:t xml:space="preserve">)</w:t>
+      </w:r>
+      <w:r>
+        <w:rPr>
+          <w:rStyle w:val="OperatorTok"/>
+        </w:rPr>
+        <w:t xml:space="preserve">;</w:t>
+      </w:r>
+      <w:r>
+        <w:br/>
+      </w:r>
+      <w:r>
+        <w:rPr>
+          <w:rStyle w:val="BuiltInTok"/>
+        </w:rPr>
+        <w:t xml:space="preserve">console</w:t>
+      </w:r>
+      <w:r>
+        <w:rPr>
+          <w:rStyle w:val="OperatorTok"/>
+        </w:rPr>
+        <w:t xml:space="preserve">.</w:t>
+      </w:r>
+      <w:r>
+        <w:rPr>
+          <w:rStyle w:val="FunctionTok"/>
+        </w:rPr>
+        <w:t xml:space="preserve">log</w:t>
+      </w:r>
+      <w:r>
+        <w:rPr>
+          <w:rStyle w:val="NormalTok"/>
+        </w:rPr>
+        <w:t xml:space="preserve">(result)</w:t>
+      </w:r>
+      <w:r>
+        <w:rPr>
+          <w:rStyle w:val="OperatorTok"/>
+        </w:rPr>
+        <w:t xml:space="preserve">;</w:t>
+      </w:r>
+      <w:r>
+        <w:br/>
+      </w:r>
+      <w:r>
+        <w:br/>
+      </w:r>
+      <w:r>
+        <w:rPr>
+          <w:rStyle w:val="CommentTok"/>
+        </w:rPr>
+        <w:t xml:space="preserve">// Example usage with floating-point numbers</w:t>
+      </w:r>
+      <w:r>
+        <w:br/>
+      </w:r>
+      <w:r>
+        <w:rPr>
+          <w:rStyle w:val="KeywordTok"/>
+        </w:rPr>
+        <w:t xml:space="preserve">let</w:t>
+      </w:r>
+      <w:r>
+        <w:rPr>
+          <w:rStyle w:val="NormalTok"/>
+        </w:rPr>
+        <w:t xml:space="preserve"> floatResult </w:t>
+      </w:r>
+      <w:r>
+        <w:rPr>
+          <w:rStyle w:val="OperatorTok"/>
+        </w:rPr>
+        <w:t xml:space="preserve">=</w:t>
+      </w:r>
+      <w:r>
+        <w:rPr>
+          <w:rStyle w:val="NormalTok"/>
+        </w:rPr>
+        <w:t xml:space="preserve"> </w:t>
+      </w:r>
+      <w:r>
+        <w:rPr>
+          <w:rStyle w:val="FunctionTok"/>
+        </w:rPr>
+        <w:t xml:space="preserve">add</w:t>
+      </w:r>
+      <w:r>
+        <w:rPr>
+          <w:rStyle w:val="NormalTok"/>
+        </w:rPr>
+        <w:t xml:space="preserve">(</w:t>
+      </w:r>
+      <w:r>
+        <w:rPr>
+          <w:rStyle w:val="FloatTok"/>
+        </w:rPr>
+        <w:t xml:space="preserve">3.14</w:t>
+      </w:r>
+      <w:r>
+        <w:rPr>
+          <w:rStyle w:val="OperatorTok"/>
+        </w:rPr>
+        <w:t xml:space="preserve">,</w:t>
+      </w:r>
+      <w:r>
+        <w:rPr>
+          <w:rStyle w:val="NormalTok"/>
+        </w:rPr>
+        <w:t xml:space="preserve"> </w:t>
+      </w:r>
+      <w:r>
+        <w:rPr>
+          <w:rStyle w:val="FloatTok"/>
+        </w:rPr>
+        <w:t xml:space="preserve">2.71</w:t>
+      </w:r>
+      <w:r>
+        <w:rPr>
+          <w:rStyle w:val="NormalTok"/>
+        </w:rPr>
+        <w:t xml:space="preserve">)</w:t>
+      </w:r>
+      <w:r>
+        <w:rPr>
+          <w:rStyle w:val="OperatorTok"/>
+        </w:rPr>
+        <w:t xml:space="preserve">;</w:t>
+      </w:r>
+      <w:r>
+        <w:br/>
+      </w:r>
+      <w:r>
+        <w:rPr>
+          <w:rStyle w:val="BuiltInTok"/>
+        </w:rPr>
+        <w:t xml:space="preserve">console</w:t>
+      </w:r>
+      <w:r>
+        <w:rPr>
+          <w:rStyle w:val="OperatorTok"/>
+        </w:rPr>
+        <w:t xml:space="preserve">.</w:t>
+      </w:r>
+      <w:r>
+        <w:rPr>
+          <w:rStyle w:val="FunctionTok"/>
+        </w:rPr>
+        <w:t xml:space="preserve">log</w:t>
+      </w:r>
+      <w:r>
+        <w:rPr>
+          <w:rStyle w:val="NormalTok"/>
+        </w:rPr>
+        <w:t xml:space="preserve">(floatResult)</w:t>
+      </w:r>
+      <w:r>
+        <w:rPr>
+          <w:rStyle w:val="OperatorTok"/>
+        </w:rPr>
+        <w:t xml:space="preserve">;</w:t>
+      </w:r>
+    </w:p>
+    <w:p>
+      <w:pPr>
+        <w:pStyle w:val="FirstParagraph"/>
+      </w:pPr>
+      <w:r>
+        <w:rPr>
+          <w:b/>
+          <w:bCs/>
+        </w:rPr>
+        <w:t xml:space="preserve">Output:</w:t>
+      </w:r>
+    </w:p>
+    <w:p>
+      <w:pPr>
+        <w:pStyle w:val="SourceCode"/>
+      </w:pPr>
+      <w:r>
+        <w:rPr>
+          <w:rStyle w:val="VerbatimChar"/>
+        </w:rPr>
+        <w:t xml:space="preserve">15</w:t>
+      </w:r>
+      <w:r>
+        <w:br/>
+      </w:r>
+      <w:r>
+        <w:rPr>
+          <w:rStyle w:val="VerbatimChar"/>
+        </w:rPr>
+        <w:t xml:space="preserve">5.85</w:t>
+      </w:r>
+    </w:p>
+    <w:p>
+      <w:r>
+        <w:pict>
+          <v:rect style="width:0;height:1.5pt" o:hralign="center" o:hrstd="t" o:hr="t"/>
+        </w:pict>
+      </w:r>
+    </w:p>
+    <w:bookmarkStart w:id="14" w:name="functiondef-add"/>
+    <w:p>
+      <w:pPr>
+        <w:pStyle w:val="Heading3"/>
+      </w:pPr>
+      <w:r>
+        <w:rPr>
+          <w:rStyle w:val="SectionNumber"/>
+        </w:rPr>
+        <w:t xml:space="preserve">1.5.1</w:t>
+      </w:r>
+      <w:r>
+        <w:tab/>
+      </w:r>
+      <w:r>
+        <w:t xml:space="preserve">FunctionDef add</w:t>
+      </w:r>
+    </w:p>
+    <w:bookmarkEnd w:id="14"/>
+    <w:bookmarkEnd w:id="15"/>
+    <w:bookmarkEnd w:id="16"/>
+    <w:bookmarkStart w:id="23" w:name="function-adda-b-1"/>
+    <w:p>
+      <w:pPr>
+        <w:pStyle w:val="Heading1"/>
+      </w:pPr>
+      <w:r>
+        <w:rPr>
+          <w:rStyle w:val="SectionNumber"/>
+        </w:rPr>
+        <w:t xml:space="preserve">2</w:t>
+      </w:r>
+      <w:r>
+        <w:tab/>
+      </w:r>
+      <w:r>
+        <w:t xml:space="preserve">Function: add(a, b)</w:t>
+      </w:r>
+    </w:p>
+    <w:bookmarkStart w:id="17" w:name="overview-1"/>
+    <w:p>
+      <w:pPr>
+        <w:pStyle w:val="Heading2"/>
+      </w:pPr>
+      <w:r>
+        <w:rPr>
+          <w:rStyle w:val="SectionNumber"/>
+        </w:rPr>
+        <w:t xml:space="preserve">2.1</w:t>
+      </w:r>
+      <w:r>
+        <w:tab/>
+      </w:r>
+      <w:r>
+        <w:t xml:space="preserve">Overview</w:t>
+      </w:r>
+    </w:p>
+    <w:p>
+      <w:pPr>
+        <w:pStyle w:val="FirstParagraph"/>
+      </w:pPr>
+      <w:r>
+        <w:t xml:space="preserve">The</w:t>
+      </w:r>
+      <w:r>
+        <w:t xml:space="preserve"> </w:t>
+      </w:r>
+      <w:r>
+        <w:rPr>
+          <w:rStyle w:val="VerbatimChar"/>
+        </w:rPr>
+        <w:t xml:space="preserve">add</w:t>
+      </w:r>
+      <w:r>
+        <w:t xml:space="preserve"> </w:t>
+      </w:r>
+      <w:r>
+        <w:t xml:space="preserve">function is intended to calculate the sum of two numbers.</w:t>
+      </w:r>
+    </w:p>
+    <w:bookmarkEnd w:id="17"/>
+    <w:bookmarkStart w:id="18" w:name="parameters-1"/>
+    <w:p>
+      <w:pPr>
+        <w:pStyle w:val="Heading2"/>
+      </w:pPr>
+      <w:r>
+        <w:rPr>
+          <w:rStyle w:val="SectionNumber"/>
+        </w:rPr>
+        <w:t xml:space="preserve">2.2</w:t>
       </w:r>
       <w:r>
         <w:tab/>
@@ -251,8 +1107,8 @@
         </w:tc>
       </w:tr>
     </w:tbl>
-    <w:bookmarkEnd w:id="11"/>
-    <w:bookmarkStart w:id="12" w:name="description"/>
+    <w:bookmarkEnd w:id="18"/>
+    <w:bookmarkStart w:id="19" w:name="description-1"/>
     <w:p>
       <w:pPr>
         <w:pStyle w:val="Heading2"/>
@@ -261,7 +1117,7 @@
         <w:rPr>
           <w:rStyle w:val="SectionNumber"/>
         </w:rPr>
-        <w:t xml:space="preserve">1.3</w:t>
+        <w:t xml:space="preserve">2.3</w:t>
       </w:r>
       <w:r>
         <w:tab/>
@@ -275,7 +1131,7 @@
         <w:pStyle w:val="FirstParagraph"/>
       </w:pPr>
       <w:r>
-        <w:t xml:space="preserve">This function takes two parameters,</w:t>
+        <w:t xml:space="preserve">This function is designed to accept two arguments,</w:t>
       </w:r>
       <w:r>
         <w:t xml:space="preserve"> </w:t>
@@ -302,31 +1158,7 @@
         <w:t xml:space="preserve">b</w:t>
       </w:r>
       <w:r>
-        <w:t xml:space="preserve">, and returns their sum. It uses the fundamental JavaScript addition operator (</w:t>
-      </w:r>
-      <w:r>
-        <w:rPr>
-          <w:rStyle w:val="VerbatimChar"/>
-        </w:rPr>
-        <w:t xml:space="preserve">+</w:t>
-      </w:r>
-      <w:r>
-        <w:t xml:space="preserve">) to perform the calculation. The expression</w:t>
-      </w:r>
-      <w:r>
-        <w:t xml:space="preserve"> </w:t>
-      </w:r>
-      <w:r>
-        <w:rPr>
-          <w:rStyle w:val="VerbatimChar"/>
-        </w:rPr>
-        <w:t xml:space="preserve">a + b</w:t>
-      </w:r>
-      <w:r>
-        <w:t xml:space="preserve"> </w:t>
-      </w:r>
-      <w:r>
-        <w:t xml:space="preserve">is evaluated, and the resulting value is returned by the function.</w:t>
+        <w:t xml:space="preserve">, and return their sum.</w:t>
       </w:r>
     </w:p>
     <w:p>
@@ -334,7 +1166,7 @@
         <w:pStyle w:val="BodyText"/>
       </w:pPr>
       <w:r>
-        <w:t xml:space="preserve">It’s important to understand the behavior of the</w:t>
+        <w:t xml:space="preserve">As currently written, the function is a stub with an empty body. It does not contain any logic to perform the addition. Therefore, when called, it will execute without performing any operations and will implicitly return</w:t>
       </w:r>
       <w:r>
         <w:t xml:space="preserve"> </w:t>
@@ -343,532 +1175,126 @@
         <w:rPr>
           <w:rStyle w:val="VerbatimChar"/>
         </w:rPr>
-        <w:t xml:space="preserve">+</w:t>
-      </w:r>
-      <w:r>
-        <w:t xml:space="preserve"> </w:t>
-      </w:r>
-      <w:r>
-        <w:t xml:space="preserve">operator in JavaScript. While this function is intended for numeric addition, if one or both of the arguments are strings, the operator will perform string concatenation instead.</w:t>
+        <w:t xml:space="preserve">undefined</w:t>
+      </w:r>
+      <w:r>
+        <w:t xml:space="preserve">.</w:t>
       </w:r>
     </w:p>
     <w:p>
       <w:pPr>
-        <w:pStyle w:val="SourceCode"/>
-      </w:pPr>
-      <w:r>
-        <w:rPr>
-          <w:rStyle w:val="CommentTok"/>
-        </w:rPr>
-        <w:t xml:space="preserve">// Numeric addition</w:t>
-      </w:r>
-      <w:r>
-        <w:br/>
-      </w:r>
-      <w:r>
-        <w:rPr>
-          <w:rStyle w:val="FunctionTok"/>
-        </w:rPr>
-        <w:t xml:space="preserve">add</w:t>
-      </w:r>
-      <w:r>
-        <w:rPr>
-          <w:rStyle w:val="NormalTok"/>
-        </w:rPr>
-        <w:t xml:space="preserve">(</w:t>
-      </w:r>
-      <w:r>
-        <w:rPr>
-          <w:rStyle w:val="DecValTok"/>
-        </w:rPr>
-        <w:t xml:space="preserve">10</w:t>
-      </w:r>
-      <w:r>
-        <w:rPr>
-          <w:rStyle w:val="OperatorTok"/>
-        </w:rPr>
-        <w:t xml:space="preserve">,</w:t>
-      </w:r>
-      <w:r>
-        <w:rPr>
-          <w:rStyle w:val="NormalTok"/>
-        </w:rPr>
-        <w:t xml:space="preserve"> </w:t>
-      </w:r>
-      <w:r>
-        <w:rPr>
-          <w:rStyle w:val="DecValTok"/>
-        </w:rPr>
-        <w:t xml:space="preserve">20</w:t>
-      </w:r>
-      <w:r>
-        <w:rPr>
-          <w:rStyle w:val="NormalTok"/>
-        </w:rPr>
-        <w:t xml:space="preserve">)</w:t>
-      </w:r>
-      <w:r>
-        <w:rPr>
-          <w:rStyle w:val="OperatorTok"/>
-        </w:rPr>
-        <w:t xml:space="preserve">;</w:t>
-      </w:r>
-      <w:r>
-        <w:rPr>
-          <w:rStyle w:val="NormalTok"/>
-        </w:rPr>
-        <w:t xml:space="preserve"> </w:t>
-      </w:r>
-      <w:r>
-        <w:rPr>
-          <w:rStyle w:val="CommentTok"/>
-        </w:rPr>
-        <w:t xml:space="preserve">// Returns 30</w:t>
-      </w:r>
-      <w:r>
-        <w:br/>
-      </w:r>
-      <w:r>
-        <w:br/>
-      </w:r>
-      <w:r>
-        <w:rPr>
-          <w:rStyle w:val="CommentTok"/>
-        </w:rPr>
-        <w:t xml:space="preserve">// String concatenation due to type coercion</w:t>
-      </w:r>
-      <w:r>
-        <w:br/>
-      </w:r>
-      <w:r>
-        <w:rPr>
-          <w:rStyle w:val="FunctionTok"/>
-        </w:rPr>
-        <w:t xml:space="preserve">add</w:t>
-      </w:r>
-      <w:r>
-        <w:rPr>
-          <w:rStyle w:val="NormalTok"/>
-        </w:rPr>
-        <w:t xml:space="preserve">(</w:t>
-      </w:r>
-      <w:r>
-        <w:rPr>
-          <w:rStyle w:val="DecValTok"/>
-        </w:rPr>
-        <w:t xml:space="preserve">10</w:t>
-      </w:r>
-      <w:r>
-        <w:rPr>
-          <w:rStyle w:val="OperatorTok"/>
-        </w:rPr>
-        <w:t xml:space="preserve">,</w:t>
-      </w:r>
-      <w:r>
-        <w:rPr>
-          <w:rStyle w:val="NormalTok"/>
-        </w:rPr>
-        <w:t xml:space="preserve"> </w:t>
-      </w:r>
-      <w:r>
-        <w:rPr>
-          <w:rStyle w:val="StringTok"/>
-        </w:rPr>
-        <w:t xml:space="preserve">"20"</w:t>
-      </w:r>
-      <w:r>
-        <w:rPr>
-          <w:rStyle w:val="NormalTok"/>
-        </w:rPr>
-        <w:t xml:space="preserve">)</w:t>
-      </w:r>
-      <w:r>
-        <w:rPr>
-          <w:rStyle w:val="OperatorTok"/>
-        </w:rPr>
-        <w:t xml:space="preserve">;</w:t>
-      </w:r>
-      <w:r>
-        <w:rPr>
-          <w:rStyle w:val="NormalTok"/>
-        </w:rPr>
-        <w:t xml:space="preserve"> </w:t>
-      </w:r>
-      <w:r>
-        <w:rPr>
-          <w:rStyle w:val="CommentTok"/>
-        </w:rPr>
-        <w:t xml:space="preserve">// Returns "1020"</w:t>
-      </w:r>
-    </w:p>
-    <w:bookmarkEnd w:id="12"/>
-    <w:bookmarkStart w:id="13" w:name="usage-notes"/>
-    <w:p>
-      <w:pPr>
-        <w:pStyle w:val="Heading2"/>
-      </w:pPr>
-      <w:r>
-        <w:rPr>
-          <w:rStyle w:val="SectionNumber"/>
-        </w:rPr>
-        <w:t xml:space="preserve">1.4</w:t>
-      </w:r>
-      <w:r>
-        <w:tab/>
-      </w:r>
-      <w:r>
-        <w:t xml:space="preserve">Usage Notes</w:t>
+        <w:pStyle w:val="BodyText"/>
+      </w:pPr>
+      <w:r>
+        <w:t xml:space="preserve">To make the function operational, it must be implemented to return the sum of its parameters. A correct implementation would be:</w:t>
       </w:r>
     </w:p>
     <w:p>
       <w:pPr>
-        <w:pStyle w:val="Compact"/>
-        <w:numPr>
-          <w:ilvl w:val="0"/>
-          <w:numId w:val="1001"/>
-        </w:numPr>
-      </w:pPr>
-      <w:r>
-        <w:t xml:space="preserve">This function is designed for adding two numbers. For predictable results, ensure both</w:t>
-      </w:r>
-      <w:r>
+        <w:pStyle w:val="SourceCode"/>
+      </w:pPr>
+      <w:r>
+        <w:rPr>
+          <w:rStyle w:val="KeywordTok"/>
+        </w:rPr>
+        <w:t xml:space="preserve">function</w:t>
+      </w:r>
+      <w:r>
+        <w:rPr>
+          <w:rStyle w:val="NormalTok"/>
+        </w:rPr>
         <w:t xml:space="preserve"> </w:t>
       </w:r>
       <w:r>
         <w:rPr>
-          <w:rStyle w:val="VerbatimChar"/>
-        </w:rPr>
-        <w:t xml:space="preserve">a</w:t>
-      </w:r>
-      <w:r>
-        <w:t xml:space="preserve"> </w:t>
-      </w:r>
-      <w:r>
-        <w:t xml:space="preserve">and</w:t>
-      </w:r>
-      <w:r>
-        <w:t xml:space="preserve"> </w:t>
-      </w:r>
-      <w:r>
-        <w:rPr>
-          <w:rStyle w:val="VerbatimChar"/>
-        </w:rPr>
-        <w:t xml:space="preserve">b</w:t>
-      </w:r>
-      <w:r>
-        <w:t xml:space="preserve"> </w:t>
-      </w:r>
-      <w:r>
-        <w:t xml:space="preserve">are of the</w:t>
-      </w:r>
-      <w:r>
-        <w:t xml:space="preserve"> </w:t>
-      </w:r>
-      <w:r>
-        <w:rPr>
-          <w:rStyle w:val="VerbatimChar"/>
-        </w:rPr>
-        <w:t xml:space="preserve">Number</w:t>
-      </w:r>
-      <w:r>
-        <w:t xml:space="preserve"> </w:t>
-      </w:r>
-      <w:r>
-        <w:t xml:space="preserve">type.</w:t>
+          <w:rStyle w:val="FunctionTok"/>
+        </w:rPr>
+        <w:t xml:space="preserve">add</w:t>
+      </w:r>
+      <w:r>
+        <w:rPr>
+          <w:rStyle w:val="NormalTok"/>
+        </w:rPr>
+        <w:t xml:space="preserve">(a</w:t>
+      </w:r>
+      <w:r>
+        <w:rPr>
+          <w:rStyle w:val="OperatorTok"/>
+        </w:rPr>
+        <w:t xml:space="preserve">,</w:t>
+      </w:r>
+      <w:r>
+        <w:rPr>
+          <w:rStyle w:val="NormalTok"/>
+        </w:rPr>
+        <w:t xml:space="preserve"> b) {</w:t>
+      </w:r>
+      <w:r>
+        <w:br/>
+      </w:r>
+      <w:r>
+        <w:rPr>
+          <w:rStyle w:val="NormalTok"/>
+        </w:rPr>
+        <w:t xml:space="preserve">  </w:t>
+      </w:r>
+      <w:r>
+        <w:rPr>
+          <w:rStyle w:val="ControlFlowTok"/>
+        </w:rPr>
+        <w:t xml:space="preserve">return</w:t>
+      </w:r>
+      <w:r>
+        <w:rPr>
+          <w:rStyle w:val="NormalTok"/>
+        </w:rPr>
+        <w:t xml:space="preserve"> a </w:t>
+      </w:r>
+      <w:r>
+        <w:rPr>
+          <w:rStyle w:val="OperatorTok"/>
+        </w:rPr>
+        <w:t xml:space="preserve">+</w:t>
+      </w:r>
+      <w:r>
+        <w:rPr>
+          <w:rStyle w:val="NormalTok"/>
+        </w:rPr>
+        <w:t xml:space="preserve"> b</w:t>
+      </w:r>
+      <w:r>
+        <w:rPr>
+          <w:rStyle w:val="OperatorTok"/>
+        </w:rPr>
+        <w:t xml:space="preserve">;</w:t>
+      </w:r>
+      <w:r>
+        <w:br/>
+      </w:r>
+      <w:r>
+        <w:rPr>
+          <w:rStyle w:val="NormalTok"/>
+        </w:rPr>
+        <w:t xml:space="preserve">}</w:t>
       </w:r>
     </w:p>
+    <w:bookmarkEnd w:id="19"/>
+    <w:bookmarkStart w:id="20" w:name="usage-notes-1"/>
     <w:p>
       <w:pPr>
-        <w:pStyle w:val="Compact"/>
-        <w:numPr>
-          <w:ilvl w:val="0"/>
-          <w:numId w:val="1001"/>
-        </w:numPr>
-      </w:pPr>
-      <w:r>
-        <w:t xml:space="preserve">The function does not include any type checking. If non-numeric arguments are provided, JavaScript’s type coercion rules will apply, which may lead to unexpected results like string concatenation instead of arithmetic addition.</w:t>
-      </w:r>
-    </w:p>
-    <w:p>
-      <w:pPr>
-        <w:pStyle w:val="FirstParagraph"/>
-      </w:pPr>
-      <w:r>
-        <w:rPr>
-          <w:b/>
-          <w:bCs/>
-        </w:rPr>
-        <w:t xml:space="preserve">Output Example</w:t>
-      </w:r>
-      <w:r>
-        <w:t xml:space="preserve">: A numeric value representing the sum of the inputs, or a string if concatenation occurs.</w:t>
-      </w:r>
-    </w:p>
-    <w:bookmarkEnd w:id="13"/>
-    <w:bookmarkStart w:id="14" w:name="example"/>
-    <w:p>
-      <w:pPr>
         <w:pStyle w:val="Heading2"/>
       </w:pPr>
       <w:r>
         <w:rPr>
           <w:rStyle w:val="SectionNumber"/>
         </w:rPr>
-        <w:t xml:space="preserve">1.5</w:t>
+        <w:t xml:space="preserve">2.4</w:t>
       </w:r>
       <w:r>
         <w:tab/>
       </w:r>
       <w:r>
-        <w:t xml:space="preserve">Example</w:t>
-      </w:r>
-    </w:p>
-    <w:p>
-      <w:pPr>
-        <w:pStyle w:val="SourceCode"/>
-      </w:pPr>
-      <w:r>
-        <w:rPr>
-          <w:rStyle w:val="CommentTok"/>
-        </w:rPr>
-        <w:t xml:space="preserve">// Example usage with two numbers</w:t>
-      </w:r>
-      <w:r>
-        <w:br/>
-      </w:r>
-      <w:r>
-        <w:rPr>
-          <w:rStyle w:val="KeywordTok"/>
-        </w:rPr>
-        <w:t xml:space="preserve">let</w:t>
-      </w:r>
-      <w:r>
-        <w:rPr>
-          <w:rStyle w:val="NormalTok"/>
-        </w:rPr>
-        <w:t xml:space="preserve"> result </w:t>
-      </w:r>
-      <w:r>
-        <w:rPr>
-          <w:rStyle w:val="OperatorTok"/>
-        </w:rPr>
-        <w:t xml:space="preserve">=</w:t>
-      </w:r>
-      <w:r>
-        <w:rPr>
-          <w:rStyle w:val="NormalTok"/>
-        </w:rPr>
-        <w:t xml:space="preserve"> </w:t>
-      </w:r>
-      <w:r>
-        <w:rPr>
-          <w:rStyle w:val="FunctionTok"/>
-        </w:rPr>
-        <w:t xml:space="preserve">add</w:t>
-      </w:r>
-      <w:r>
-        <w:rPr>
-          <w:rStyle w:val="NormalTok"/>
-        </w:rPr>
-        <w:t xml:space="preserve">(</w:t>
-      </w:r>
-      <w:r>
-        <w:rPr>
-          <w:rStyle w:val="DecValTok"/>
-        </w:rPr>
-        <w:t xml:space="preserve">15</w:t>
-      </w:r>
-      <w:r>
-        <w:rPr>
-          <w:rStyle w:val="OperatorTok"/>
-        </w:rPr>
-        <w:t xml:space="preserve">,</w:t>
-      </w:r>
-      <w:r>
-        <w:rPr>
-          <w:rStyle w:val="NormalTok"/>
-        </w:rPr>
-        <w:t xml:space="preserve"> </w:t>
-      </w:r>
-      <w:r>
-        <w:rPr>
-          <w:rStyle w:val="DecValTok"/>
-        </w:rPr>
-        <w:t xml:space="preserve">7</w:t>
-      </w:r>
-      <w:r>
-        <w:rPr>
-          <w:rStyle w:val="NormalTok"/>
-        </w:rPr>
-        <w:t xml:space="preserve">)</w:t>
-      </w:r>
-      <w:r>
-        <w:rPr>
-          <w:rStyle w:val="OperatorTok"/>
-        </w:rPr>
-        <w:t xml:space="preserve">;</w:t>
-      </w:r>
-      <w:r>
-        <w:br/>
-      </w:r>
-      <w:r>
-        <w:rPr>
-          <w:rStyle w:val="BuiltInTok"/>
-        </w:rPr>
-        <w:t xml:space="preserve">console</w:t>
-      </w:r>
-      <w:r>
-        <w:rPr>
-          <w:rStyle w:val="OperatorTok"/>
-        </w:rPr>
-        <w:t xml:space="preserve">.</w:t>
-      </w:r>
-      <w:r>
-        <w:rPr>
-          <w:rStyle w:val="FunctionTok"/>
-        </w:rPr>
-        <w:t xml:space="preserve">log</w:t>
-      </w:r>
-      <w:r>
-        <w:rPr>
-          <w:rStyle w:val="NormalTok"/>
-        </w:rPr>
-        <w:t xml:space="preserve">(result)</w:t>
-      </w:r>
-      <w:r>
-        <w:rPr>
-          <w:rStyle w:val="OperatorTok"/>
-        </w:rPr>
-        <w:t xml:space="preserve">;</w:t>
-      </w:r>
-    </w:p>
-    <w:p>
-      <w:pPr>
-        <w:pStyle w:val="FirstParagraph"/>
-      </w:pPr>
-      <w:r>
-        <w:rPr>
-          <w:b/>
-          <w:bCs/>
-        </w:rPr>
-        <w:t xml:space="preserve">Output:</w:t>
-      </w:r>
-    </w:p>
-    <w:p>
-      <w:pPr>
-        <w:pStyle w:val="SourceCode"/>
-      </w:pPr>
-      <w:r>
-        <w:rPr>
-          <w:rStyle w:val="VerbatimChar"/>
-        </w:rPr>
-        <w:t xml:space="preserve">22</w:t>
-      </w:r>
-    </w:p>
-    <w:p>
-      <w:r>
-        <w:pict>
-          <v:rect style="width:0;height:1.5pt" o:hralign="center" o:hrstd="t" o:hr="t"/>
-        </w:pict>
-      </w:r>
-    </w:p>
-    <w:bookmarkEnd w:id="14"/>
-    <w:bookmarkStart w:id="15" w:name="functiondef-factorialn"/>
-    <w:p>
-      <w:pPr>
-        <w:pStyle w:val="Heading2"/>
-      </w:pPr>
-      <w:r>
-        <w:rPr>
-          <w:rStyle w:val="SectionNumber"/>
-        </w:rPr>
-        <w:t xml:space="preserve">1.6</w:t>
-      </w:r>
-      <w:r>
-        <w:tab/>
-      </w:r>
-      <w:r>
-        <w:t xml:space="preserve">FunctionDef factorial(n)</w:t>
-      </w:r>
-    </w:p>
-    <w:bookmarkEnd w:id="15"/>
-    <w:bookmarkEnd w:id="16"/>
-    <w:bookmarkStart w:id="23" w:name="function-factorialn"/>
-    <w:p>
-      <w:pPr>
-        <w:pStyle w:val="Heading1"/>
-      </w:pPr>
-      <w:r>
-        <w:rPr>
-          <w:rStyle w:val="SectionNumber"/>
-        </w:rPr>
-        <w:t xml:space="preserve">2</w:t>
-      </w:r>
-      <w:r>
-        <w:tab/>
-      </w:r>
-      <w:r>
-        <w:t xml:space="preserve">Function: factorial(n)</w:t>
-      </w:r>
-    </w:p>
-    <w:bookmarkStart w:id="17" w:name="overview-1"/>
-    <w:p>
-      <w:pPr>
-        <w:pStyle w:val="Heading2"/>
-      </w:pPr>
-      <w:r>
-        <w:rPr>
-          <w:rStyle w:val="SectionNumber"/>
-        </w:rPr>
-        <w:t xml:space="preserve">2.1</w:t>
-      </w:r>
-      <w:r>
-        <w:tab/>
-      </w:r>
-      <w:r>
-        <w:t xml:space="preserve">Overview</w:t>
-      </w:r>
-    </w:p>
-    <w:p>
-      <w:pPr>
-        <w:pStyle w:val="FirstParagraph"/>
-      </w:pPr>
-      <w:r>
-        <w:t xml:space="preserve">The</w:t>
-      </w:r>
-      <w:r>
-        <w:t xml:space="preserve"> </w:t>
-      </w:r>
-      <w:r>
-        <w:rPr>
-          <w:rStyle w:val="VerbatimChar"/>
-        </w:rPr>
-        <w:t xml:space="preserve">factorial</w:t>
-      </w:r>
-      <w:r>
-        <w:t xml:space="preserve"> </w:t>
-      </w:r>
-      <w:r>
-        <w:t xml:space="preserve">function recursively calculates the factorial of a given non-negative integer.</w:t>
-      </w:r>
-    </w:p>
-    <w:bookmarkEnd w:id="17"/>
-    <w:bookmarkStart w:id="18" w:name="parameters-1"/>
-    <w:p>
-      <w:pPr>
-        <w:pStyle w:val="Heading2"/>
-      </w:pPr>
-      <w:r>
-        <w:rPr>
-          <w:rStyle w:val="SectionNumber"/>
-        </w:rPr>
-        <w:t xml:space="preserve">2.2</w:t>
-      </w:r>
-      <w:r>
-        <w:tab/>
-      </w:r>
-      <w:r>
-        <w:t xml:space="preserve">parameters</w:t>
+        <w:t xml:space="preserve">Usage Notes</w:t>
       </w:r>
     </w:p>
     <w:p>
@@ -880,43 +1306,19 @@
         </w:numPr>
       </w:pPr>
       <w:r>
-        <w:rPr>
-          <w:rStyle w:val="VerbatimChar"/>
-        </w:rPr>
-        <w:t xml:space="preserve">n</w:t>
-      </w:r>
-      <w:r>
-        <w:t xml:space="preserve"> </w:t>
-      </w:r>
-      <w:r>
-        <w:t xml:space="preserve">(Number): The non-negative integer for which to calculate the factorial.</w:t>
-      </w:r>
-    </w:p>
-    <w:bookmarkEnd w:id="18"/>
-    <w:bookmarkStart w:id="19" w:name="description-1"/>
-    <w:p>
-      <w:pPr>
-        <w:pStyle w:val="Heading2"/>
-      </w:pPr>
-      <w:r>
-        <w:rPr>
-          <w:rStyle w:val="SectionNumber"/>
-        </w:rPr>
-        <w:t xml:space="preserve">2.3</w:t>
-      </w:r>
-      <w:r>
-        <w:tab/>
-      </w:r>
-      <w:r>
-        <w:t xml:space="preserve">Description</w:t>
+        <w:t xml:space="preserve">This function is currently a placeholder and does not perform any calculation in its present state.</w:t>
       </w:r>
     </w:p>
     <w:p>
       <w:pPr>
-        <w:pStyle w:val="FirstParagraph"/>
-      </w:pPr>
-      <w:r>
-        <w:t xml:space="preserve">This function computes the factorial of a number</w:t>
+        <w:pStyle w:val="Compact"/>
+        <w:numPr>
+          <w:ilvl w:val="0"/>
+          <w:numId w:val="1002"/>
+        </w:numPr>
+      </w:pPr>
+      <w:r>
+        <w:t xml:space="preserve">Calling the function as is will always result in a return value of</w:t>
       </w:r>
       <w:r>
         <w:t xml:space="preserve"> </w:t>
@@ -925,46 +1327,7 @@
         <w:rPr>
           <w:rStyle w:val="VerbatimChar"/>
         </w:rPr>
-        <w:t xml:space="preserve">n</w:t>
-      </w:r>
-      <w:r>
-        <w:t xml:space="preserve"> </w:t>
-      </w:r>
-      <w:r>
-        <w:t xml:space="preserve">using a recursive approach. The factorial of a non-negative integer</w:t>
-      </w:r>
-      <w:r>
-        <w:t xml:space="preserve"> </w:t>
-      </w:r>
-      <w:r>
-        <w:rPr>
-          <w:rStyle w:val="VerbatimChar"/>
-        </w:rPr>
-        <w:t xml:space="preserve">n</w:t>
-      </w:r>
-      <w:r>
-        <w:t xml:space="preserve">, denoted by</w:t>
-      </w:r>
-      <w:r>
-        <w:t xml:space="preserve"> </w:t>
-      </w:r>
-      <w:r>
-        <w:rPr>
-          <w:rStyle w:val="VerbatimChar"/>
-        </w:rPr>
-        <w:t xml:space="preserve">n!</w:t>
-      </w:r>
-      <w:r>
-        <w:t xml:space="preserve">, is the product of all positive integers less than or equal to</w:t>
-      </w:r>
-      <w:r>
-        <w:t xml:space="preserve"> </w:t>
-      </w:r>
-      <w:r>
-        <w:rPr>
-          <w:rStyle w:val="VerbatimChar"/>
-        </w:rPr>
-        <w:t xml:space="preserve">n</w:t>
+        <w:t xml:space="preserve">undefined</w:t>
       </w:r>
       <w:r>
         <w:t xml:space="preserve">.</w:t>
@@ -972,10 +1335,14 @@
     </w:p>
     <w:p>
       <w:pPr>
-        <w:pStyle w:val="BodyText"/>
-      </w:pPr>
-      <w:r>
-        <w:t xml:space="preserve">The function’s logic is based on a ternary operator which serves as a compact</w:t>
+        <w:pStyle w:val="Compact"/>
+        <w:numPr>
+          <w:ilvl w:val="0"/>
+          <w:numId w:val="1002"/>
+        </w:numPr>
+      </w:pPr>
+      <w:r>
+        <w:t xml:space="preserve">The function must be completed by adding the return statement</w:t>
       </w:r>
       <w:r>
         <w:t xml:space="preserve"> </w:t>
@@ -984,17 +1351,377 @@
         <w:rPr>
           <w:rStyle w:val="VerbatimChar"/>
         </w:rPr>
-        <w:t xml:space="preserve">if-else</w:t>
+        <w:t xml:space="preserve">return a + b;</w:t>
       </w:r>
       <w:r>
         <w:t xml:space="preserve"> </w:t>
       </w:r>
       <w:r>
-        <w:t xml:space="preserve">statement:</w:t>
+        <w:t xml:space="preserve">to fulfill its intended purpose.</w:t>
+      </w:r>
+    </w:p>
+    <w:bookmarkEnd w:id="20"/>
+    <w:bookmarkStart w:id="21" w:name="example-1"/>
+    <w:p>
+      <w:pPr>
+        <w:pStyle w:val="Heading2"/>
+      </w:pPr>
+      <w:r>
+        <w:rPr>
+          <w:rStyle w:val="SectionNumber"/>
+        </w:rPr>
+        <w:t xml:space="preserve">2.5</w:t>
+      </w:r>
+      <w:r>
+        <w:tab/>
+      </w:r>
+      <w:r>
+        <w:t xml:space="preserve">Example</w:t>
       </w:r>
     </w:p>
     <w:p>
       <w:pPr>
+        <w:pStyle w:val="SourceCode"/>
+      </w:pPr>
+      <w:r>
+        <w:rPr>
+          <w:rStyle w:val="CommentTok"/>
+        </w:rPr>
+        <w:t xml:space="preserve">// Example of intended usage</w:t>
+      </w:r>
+      <w:r>
+        <w:br/>
+      </w:r>
+      <w:r>
+        <w:rPr>
+          <w:rStyle w:val="KeywordTok"/>
+        </w:rPr>
+        <w:t xml:space="preserve">let</w:t>
+      </w:r>
+      <w:r>
+        <w:rPr>
+          <w:rStyle w:val="NormalTok"/>
+        </w:rPr>
+        <w:t xml:space="preserve"> result </w:t>
+      </w:r>
+      <w:r>
+        <w:rPr>
+          <w:rStyle w:val="OperatorTok"/>
+        </w:rPr>
+        <w:t xml:space="preserve">=</w:t>
+      </w:r>
+      <w:r>
+        <w:rPr>
+          <w:rStyle w:val="NormalTok"/>
+        </w:rPr>
+        <w:t xml:space="preserve"> </w:t>
+      </w:r>
+      <w:r>
+        <w:rPr>
+          <w:rStyle w:val="FunctionTok"/>
+        </w:rPr>
+        <w:t xml:space="preserve">add</w:t>
+      </w:r>
+      <w:r>
+        <w:rPr>
+          <w:rStyle w:val="NormalTok"/>
+        </w:rPr>
+        <w:t xml:space="preserve">(</w:t>
+      </w:r>
+      <w:r>
+        <w:rPr>
+          <w:rStyle w:val="DecValTok"/>
+        </w:rPr>
+        <w:t xml:space="preserve">10</w:t>
+      </w:r>
+      <w:r>
+        <w:rPr>
+          <w:rStyle w:val="OperatorTok"/>
+        </w:rPr>
+        <w:t xml:space="preserve">,</w:t>
+      </w:r>
+      <w:r>
+        <w:rPr>
+          <w:rStyle w:val="NormalTok"/>
+        </w:rPr>
+        <w:t xml:space="preserve"> </w:t>
+      </w:r>
+      <w:r>
+        <w:rPr>
+          <w:rStyle w:val="DecValTok"/>
+        </w:rPr>
+        <w:t xml:space="preserve">5</w:t>
+      </w:r>
+      <w:r>
+        <w:rPr>
+          <w:rStyle w:val="NormalTok"/>
+        </w:rPr>
+        <w:t xml:space="preserve">)</w:t>
+      </w:r>
+      <w:r>
+        <w:rPr>
+          <w:rStyle w:val="OperatorTok"/>
+        </w:rPr>
+        <w:t xml:space="preserve">;</w:t>
+      </w:r>
+      <w:r>
+        <w:br/>
+      </w:r>
+      <w:r>
+        <w:rPr>
+          <w:rStyle w:val="BuiltInTok"/>
+        </w:rPr>
+        <w:t xml:space="preserve">console</w:t>
+      </w:r>
+      <w:r>
+        <w:rPr>
+          <w:rStyle w:val="OperatorTok"/>
+        </w:rPr>
+        <w:t xml:space="preserve">.</w:t>
+      </w:r>
+      <w:r>
+        <w:rPr>
+          <w:rStyle w:val="FunctionTok"/>
+        </w:rPr>
+        <w:t xml:space="preserve">log</w:t>
+      </w:r>
+      <w:r>
+        <w:rPr>
+          <w:rStyle w:val="NormalTok"/>
+        </w:rPr>
+        <w:t xml:space="preserve">(result)</w:t>
+      </w:r>
+      <w:r>
+        <w:rPr>
+          <w:rStyle w:val="OperatorTok"/>
+        </w:rPr>
+        <w:t xml:space="preserve">;</w:t>
+      </w:r>
+    </w:p>
+    <w:p>
+      <w:pPr>
+        <w:pStyle w:val="FirstParagraph"/>
+      </w:pPr>
+      <w:r>
+        <w:rPr>
+          <w:b/>
+          <w:bCs/>
+        </w:rPr>
+        <w:t xml:space="preserve">Output:</w:t>
+      </w:r>
+    </w:p>
+    <w:p>
+      <w:pPr>
+        <w:pStyle w:val="SourceCode"/>
+      </w:pPr>
+      <w:r>
+        <w:rPr>
+          <w:rStyle w:val="VerbatimChar"/>
+        </w:rPr>
+        <w:t xml:space="preserve">undefined</w:t>
+      </w:r>
+    </w:p>
+    <w:p>
+      <w:pPr>
+        <w:pStyle w:val="FirstParagraph"/>
+      </w:pPr>
+      <w:r>
+        <w:rPr>
+          <w:b/>
+          <w:bCs/>
+        </w:rPr>
+        <w:t xml:space="preserve">(Note: The current output is</w:t>
+      </w:r>
+      <w:r>
+        <w:rPr>
+          <w:b/>
+          <w:bCs/>
+        </w:rPr>
+        <w:t xml:space="preserve"> </w:t>
+      </w:r>
+      <w:r>
+        <w:rPr>
+          <w:rStyle w:val="VerbatimChar"/>
+          <w:b/>
+          <w:bCs/>
+        </w:rPr>
+        <w:t xml:space="preserve">undefined</w:t>
+      </w:r>
+      <w:r>
+        <w:rPr>
+          <w:b/>
+          <w:bCs/>
+        </w:rPr>
+        <w:t xml:space="preserve"> </w:t>
+      </w:r>
+      <w:r>
+        <w:rPr>
+          <w:b/>
+          <w:bCs/>
+        </w:rPr>
+        <w:t xml:space="preserve">because the function body is empty. After implementing the addition logic</w:t>
+      </w:r>
+      <w:r>
+        <w:rPr>
+          <w:b/>
+          <w:bCs/>
+        </w:rPr>
+        <w:t xml:space="preserve"> </w:t>
+      </w:r>
+      <w:r>
+        <w:rPr>
+          <w:rStyle w:val="VerbatimChar"/>
+          <w:b/>
+          <w:bCs/>
+        </w:rPr>
+        <w:t xml:space="preserve">return a + b;</w:t>
+      </w:r>
+      <w:r>
+        <w:rPr>
+          <w:b/>
+          <w:bCs/>
+        </w:rPr>
+        <w:t xml:space="preserve">, the expected output would be</w:t>
+      </w:r>
+      <w:r>
+        <w:rPr>
+          <w:b/>
+          <w:bCs/>
+        </w:rPr>
+        <w:t xml:space="preserve"> </w:t>
+      </w:r>
+      <w:r>
+        <w:rPr>
+          <w:rStyle w:val="VerbatimChar"/>
+          <w:b/>
+          <w:bCs/>
+        </w:rPr>
+        <w:t xml:space="preserve">15</w:t>
+      </w:r>
+      <w:r>
+        <w:rPr>
+          <w:b/>
+          <w:bCs/>
+        </w:rPr>
+        <w:t xml:space="preserve">.)</w:t>
+      </w:r>
+    </w:p>
+    <w:p>
+      <w:r>
+        <w:pict>
+          <v:rect style="width:0;height:1.5pt" o:hralign="center" o:hrstd="t" o:hr="t"/>
+        </w:pict>
+      </w:r>
+    </w:p>
+    <w:p>
+      <w:r>
+        <w:pict>
+          <v:rect style="width:0;height:1.5pt" o:hralign="center" o:hrstd="t" o:hr="t"/>
+        </w:pict>
+      </w:r>
+    </w:p>
+    <w:bookmarkEnd w:id="21"/>
+    <w:bookmarkStart w:id="22" w:name="functiondef-factorialn"/>
+    <w:p>
+      <w:pPr>
+        <w:pStyle w:val="Heading2"/>
+      </w:pPr>
+      <w:r>
+        <w:rPr>
+          <w:rStyle w:val="SectionNumber"/>
+        </w:rPr>
+        <w:t xml:space="preserve">2.6</w:t>
+      </w:r>
+      <w:r>
+        <w:tab/>
+      </w:r>
+      <w:r>
+        <w:t xml:space="preserve">FunctionDef factorial(n)</w:t>
+      </w:r>
+    </w:p>
+    <w:bookmarkEnd w:id="22"/>
+    <w:bookmarkEnd w:id="23"/>
+    <w:bookmarkStart w:id="30" w:name="function-factorialn"/>
+    <w:p>
+      <w:pPr>
+        <w:pStyle w:val="Heading1"/>
+      </w:pPr>
+      <w:r>
+        <w:rPr>
+          <w:rStyle w:val="SectionNumber"/>
+        </w:rPr>
+        <w:t xml:space="preserve">3</w:t>
+      </w:r>
+      <w:r>
+        <w:tab/>
+      </w:r>
+      <w:r>
+        <w:t xml:space="preserve">Function: factorial(n)</w:t>
+      </w:r>
+    </w:p>
+    <w:bookmarkStart w:id="24" w:name="overview-2"/>
+    <w:p>
+      <w:pPr>
+        <w:pStyle w:val="Heading2"/>
+      </w:pPr>
+      <w:r>
+        <w:rPr>
+          <w:rStyle w:val="SectionNumber"/>
+        </w:rPr>
+        <w:t xml:space="preserve">3.1</w:t>
+      </w:r>
+      <w:r>
+        <w:tab/>
+      </w:r>
+      <w:r>
+        <w:t xml:space="preserve">Overview</w:t>
+      </w:r>
+    </w:p>
+    <w:p>
+      <w:pPr>
+        <w:pStyle w:val="FirstParagraph"/>
+      </w:pPr>
+      <w:r>
+        <w:t xml:space="preserve">The</w:t>
+      </w:r>
+      <w:r>
+        <w:t xml:space="preserve"> </w:t>
+      </w:r>
+      <w:r>
+        <w:rPr>
+          <w:rStyle w:val="VerbatimChar"/>
+        </w:rPr>
+        <w:t xml:space="preserve">factorial</w:t>
+      </w:r>
+      <w:r>
+        <w:t xml:space="preserve"> </w:t>
+      </w:r>
+      <w:r>
+        <w:t xml:space="preserve">function recursively calculates the factorial of a given non-negative integer.</w:t>
+      </w:r>
+    </w:p>
+    <w:bookmarkEnd w:id="24"/>
+    <w:bookmarkStart w:id="25" w:name="parameters-2"/>
+    <w:p>
+      <w:pPr>
+        <w:pStyle w:val="Heading2"/>
+      </w:pPr>
+      <w:r>
+        <w:rPr>
+          <w:rStyle w:val="SectionNumber"/>
+        </w:rPr>
+        <w:t xml:space="preserve">3.2</w:t>
+      </w:r>
+      <w:r>
+        <w:tab/>
+      </w:r>
+      <w:r>
+        <w:t xml:space="preserve">Parameters</w:t>
+      </w:r>
+    </w:p>
+    <w:p>
+      <w:pPr>
+        <w:pStyle w:val="Compact"/>
         <w:numPr>
           <w:ilvl w:val="0"/>
           <w:numId w:val="1003"/>
@@ -1002,94 +1729,81 @@
       </w:pPr>
       <w:r>
         <w:rPr>
-          <w:b/>
-          <w:bCs/>
-        </w:rPr>
-        <w:t xml:space="preserve">Base Case:</w:t>
+          <w:rStyle w:val="VerbatimChar"/>
+        </w:rPr>
+        <w:t xml:space="preserve">n</w:t>
       </w:r>
       <w:r>
         <w:t xml:space="preserve"> </w:t>
       </w:r>
       <w:r>
-        <w:t xml:space="preserve">The condition</w:t>
-      </w:r>
-      <w:r>
-        <w:t xml:space="preserve"> </w:t>
-      </w:r>
-      <w:r>
-        <w:rPr>
-          <w:rStyle w:val="VerbatimChar"/>
-        </w:rPr>
-        <w:t xml:space="preserve">n &lt;= 1</w:t>
-      </w:r>
-      <w:r>
-        <w:t xml:space="preserve"> </w:t>
-      </w:r>
-      <w:r>
-        <w:t xml:space="preserve">is checked first. If</w:t>
-      </w:r>
-      <w:r>
-        <w:t xml:space="preserve"> </w:t>
-      </w:r>
-      <w:r>
-        <w:rPr>
-          <w:rStyle w:val="VerbatimChar"/>
-        </w:rPr>
-        <w:t xml:space="preserve">n</w:t>
-      </w:r>
-      <w:r>
-        <w:t xml:space="preserve"> </w:t>
-      </w:r>
-      <w:r>
-        <w:t xml:space="preserve">is 0 or 1, the function returns</w:t>
-      </w:r>
-      <w:r>
-        <w:t xml:space="preserve"> </w:t>
-      </w:r>
-      <w:r>
-        <w:rPr>
-          <w:rStyle w:val="VerbatimChar"/>
-        </w:rPr>
-        <w:t xml:space="preserve">1</w:t>
-      </w:r>
-      <w:r>
-        <w:t xml:space="preserve">. This is the termination condition for the recursion, as the factorial of both 0 and 1 is defined as 1.</w:t>
+        <w:t xml:space="preserve">(Number): The non-negative integer for which the factorial will be calculated.</w:t>
+      </w:r>
+    </w:p>
+    <w:bookmarkEnd w:id="25"/>
+    <w:bookmarkStart w:id="26" w:name="description-2"/>
+    <w:p>
+      <w:pPr>
+        <w:pStyle w:val="Heading2"/>
+      </w:pPr>
+      <w:r>
+        <w:rPr>
+          <w:rStyle w:val="SectionNumber"/>
+        </w:rPr>
+        <w:t xml:space="preserve">3.3</w:t>
+      </w:r>
+      <w:r>
+        <w:tab/>
+      </w:r>
+      <w:r>
+        <w:t xml:space="preserve">Description</w:t>
       </w:r>
     </w:p>
     <w:p>
       <w:pPr>
-        <w:numPr>
-          <w:ilvl w:val="0"/>
-          <w:numId w:val="1003"/>
-        </w:numPr>
-      </w:pPr>
-      <w:r>
-        <w:rPr>
-          <w:b/>
-          <w:bCs/>
-        </w:rPr>
-        <w:t xml:space="preserve">Recursive Step:</w:t>
+        <w:pStyle w:val="FirstParagraph"/>
+      </w:pPr>
+      <w:r>
+        <w:t xml:space="preserve">This function computes the factorial of a number</w:t>
       </w:r>
       <w:r>
         <w:t xml:space="preserve"> </w:t>
       </w:r>
       <w:r>
-        <w:t xml:space="preserve">If</w:t>
+        <w:rPr>
+          <w:rStyle w:val="VerbatimChar"/>
+        </w:rPr>
+        <w:t xml:space="preserve">n</w:t>
       </w:r>
       <w:r>
         <w:t xml:space="preserve"> </w:t>
       </w:r>
       <w:r>
+        <w:t xml:space="preserve">using a recursive approach. The factorial of a non-negative integer</w:t>
+      </w:r>
+      <w:r>
+        <w:t xml:space="preserve"> </w:t>
+      </w:r>
+      <w:r>
         <w:rPr>
           <w:rStyle w:val="VerbatimChar"/>
         </w:rPr>
         <w:t xml:space="preserve">n</w:t>
       </w:r>
       <w:r>
+        <w:t xml:space="preserve">, denoted by</w:t>
+      </w:r>
+      <w:r>
         <w:t xml:space="preserve"> </w:t>
       </w:r>
       <w:r>
-        <w:t xml:space="preserve">is greater than 1, the function returns the product of</w:t>
+        <w:rPr>
+          <w:rStyle w:val="VerbatimChar"/>
+        </w:rPr>
+        <w:t xml:space="preserve">n!</w:t>
+      </w:r>
+      <w:r>
+        <w:t xml:space="preserve">, is the product of all positive integers less than or equal to</w:t>
       </w:r>
       <w:r>
         <w:t xml:space="preserve"> </w:t>
@@ -1101,555 +1815,153 @@
         <w:t xml:space="preserve">n</w:t>
       </w:r>
       <w:r>
-        <w:t xml:space="preserve"> </w:t>
-      </w:r>
-      <w:r>
-        <w:t xml:space="preserve">and the result of calling itself with the argument</w:t>
-      </w:r>
-      <w:r>
-        <w:t xml:space="preserve"> </w:t>
-      </w:r>
-      <w:r>
-        <w:rPr>
-          <w:rStyle w:val="VerbatimChar"/>
-        </w:rPr>
-        <w:t xml:space="preserve">n - 1</w:t>
-      </w:r>
-      <w:r>
-        <w:t xml:space="preserve">. This process repeats, decrementing</w:t>
-      </w:r>
-      <w:r>
-        <w:t xml:space="preserve"> </w:t>
-      </w:r>
-      <w:r>
-        <w:rPr>
-          <w:rStyle w:val="VerbatimChar"/>
-        </w:rPr>
-        <w:t xml:space="preserve">n</w:t>
-      </w:r>
-      <w:r>
-        <w:t xml:space="preserve"> </w:t>
-      </w:r>
-      <w:r>
-        <w:t xml:space="preserve">by 1 in each subsequent call, until the base case (</w:t>
-      </w:r>
-      <w:r>
-        <w:rPr>
-          <w:rStyle w:val="VerbatimChar"/>
-        </w:rPr>
-        <w:t xml:space="preserve">n &lt;= 1</w:t>
-      </w:r>
-      <w:r>
-        <w:t xml:space="preserve">) is reached.</w:t>
+        <w:t xml:space="preserve">.</w:t>
       </w:r>
     </w:p>
     <w:p>
       <w:pPr>
-        <w:pStyle w:val="FirstParagraph"/>
-      </w:pPr>
-      <w:r>
-        <w:t xml:space="preserve">For example,</w:t>
-      </w:r>
-      <w:r>
-        <w:t xml:space="preserve"> </w:t>
-      </w:r>
-      <w:r>
-        <w:rPr>
-          <w:rStyle w:val="VerbatimChar"/>
-        </w:rPr>
-        <w:t xml:space="preserve">factorial(4)</w:t>
-      </w:r>
-      <w:r>
-        <w:t xml:space="preserve"> </w:t>
-      </w:r>
-      <w:r>
-        <w:t xml:space="preserve">would be calculated as follows:</w:t>
+        <w:pStyle w:val="BodyText"/>
+      </w:pPr>
+      <w:r>
+        <w:t xml:space="preserve">The function’s logic is based on two main cases:</w:t>
       </w:r>
     </w:p>
     <w:p>
       <w:pPr>
-        <w:pStyle w:val="SourceCode"/>
-      </w:pPr>
-      <w:r>
-        <w:rPr>
-          <w:rStyle w:val="FunctionTok"/>
-        </w:rPr>
-        <w:t xml:space="preserve">factorial</w:t>
-      </w:r>
-      <w:r>
-        <w:rPr>
-          <w:rStyle w:val="NormalTok"/>
-        </w:rPr>
-        <w:t xml:space="preserve">(</w:t>
-      </w:r>
-      <w:r>
-        <w:rPr>
-          <w:rStyle w:val="DecValTok"/>
-        </w:rPr>
-        <w:t xml:space="preserve">4</w:t>
-      </w:r>
-      <w:r>
-        <w:rPr>
-          <w:rStyle w:val="NormalTok"/>
-        </w:rPr>
-        <w:t xml:space="preserve">) </w:t>
-      </w:r>
-      <w:r>
-        <w:rPr>
-          <w:rStyle w:val="OperatorTok"/>
-        </w:rPr>
-        <w:t xml:space="preserve">=</w:t>
-      </w:r>
-      <w:r>
-        <w:rPr>
-          <w:rStyle w:val="NormalTok"/>
-        </w:rPr>
-        <w:t xml:space="preserve"> </w:t>
-      </w:r>
-      <w:r>
-        <w:rPr>
-          <w:rStyle w:val="DecValTok"/>
-        </w:rPr>
-        <w:t xml:space="preserve">4</w:t>
-      </w:r>
-      <w:r>
-        <w:rPr>
-          <w:rStyle w:val="NormalTok"/>
-        </w:rPr>
-        <w:t xml:space="preserve"> </w:t>
-      </w:r>
-      <w:r>
-        <w:rPr>
-          <w:rStyle w:val="OperatorTok"/>
-        </w:rPr>
-        <w:t xml:space="preserve">*</w:t>
-      </w:r>
-      <w:r>
-        <w:rPr>
-          <w:rStyle w:val="NormalTok"/>
-        </w:rPr>
-        <w:t xml:space="preserve"> </w:t>
-      </w:r>
-      <w:r>
-        <w:rPr>
-          <w:rStyle w:val="FunctionTok"/>
-        </w:rPr>
-        <w:t xml:space="preserve">factorial</w:t>
-      </w:r>
-      <w:r>
-        <w:rPr>
-          <w:rStyle w:val="NormalTok"/>
-        </w:rPr>
-        <w:t xml:space="preserve">(</w:t>
-      </w:r>
-      <w:r>
-        <w:rPr>
-          <w:rStyle w:val="DecValTok"/>
-        </w:rPr>
-        <w:t xml:space="preserve">3</w:t>
-      </w:r>
-      <w:r>
-        <w:rPr>
-          <w:rStyle w:val="NormalTok"/>
-        </w:rPr>
-        <w:t xml:space="preserve">)</w:t>
-      </w:r>
-      <w:r>
-        <w:br/>
-      </w:r>
-      <w:r>
-        <w:rPr>
-          <w:rStyle w:val="NormalTok"/>
-        </w:rPr>
-        <w:t xml:space="preserve">             </w:t>
-      </w:r>
-      <w:r>
-        <w:rPr>
-          <w:rStyle w:val="OperatorTok"/>
-        </w:rPr>
-        <w:t xml:space="preserve">=</w:t>
-      </w:r>
-      <w:r>
-        <w:rPr>
-          <w:rStyle w:val="NormalTok"/>
-        </w:rPr>
-        <w:t xml:space="preserve"> </w:t>
-      </w:r>
-      <w:r>
-        <w:rPr>
-          <w:rStyle w:val="DecValTok"/>
-        </w:rPr>
-        <w:t xml:space="preserve">4</w:t>
-      </w:r>
-      <w:r>
-        <w:rPr>
-          <w:rStyle w:val="NormalTok"/>
-        </w:rPr>
-        <w:t xml:space="preserve"> </w:t>
-      </w:r>
-      <w:r>
-        <w:rPr>
-          <w:rStyle w:val="OperatorTok"/>
-        </w:rPr>
-        <w:t xml:space="preserve">*</w:t>
-      </w:r>
-      <w:r>
-        <w:rPr>
-          <w:rStyle w:val="NormalTok"/>
-        </w:rPr>
-        <w:t xml:space="preserve"> (</w:t>
-      </w:r>
-      <w:r>
-        <w:rPr>
-          <w:rStyle w:val="DecValTok"/>
-        </w:rPr>
-        <w:t xml:space="preserve">3</w:t>
-      </w:r>
-      <w:r>
-        <w:rPr>
-          <w:rStyle w:val="NormalTok"/>
-        </w:rPr>
-        <w:t xml:space="preserve"> </w:t>
-      </w:r>
-      <w:r>
-        <w:rPr>
-          <w:rStyle w:val="OperatorTok"/>
-        </w:rPr>
-        <w:t xml:space="preserve">*</w:t>
-      </w:r>
-      <w:r>
-        <w:rPr>
-          <w:rStyle w:val="NormalTok"/>
-        </w:rPr>
-        <w:t xml:space="preserve"> </w:t>
-      </w:r>
-      <w:r>
-        <w:rPr>
-          <w:rStyle w:val="FunctionTok"/>
-        </w:rPr>
-        <w:t xml:space="preserve">factorial</w:t>
-      </w:r>
-      <w:r>
-        <w:rPr>
-          <w:rStyle w:val="NormalTok"/>
-        </w:rPr>
-        <w:t xml:space="preserve">(</w:t>
-      </w:r>
-      <w:r>
-        <w:rPr>
-          <w:rStyle w:val="DecValTok"/>
-        </w:rPr>
-        <w:t xml:space="preserve">2</w:t>
-      </w:r>
-      <w:r>
-        <w:rPr>
-          <w:rStyle w:val="NormalTok"/>
-        </w:rPr>
-        <w:t xml:space="preserve">))</w:t>
-      </w:r>
-      <w:r>
-        <w:br/>
-      </w:r>
-      <w:r>
-        <w:rPr>
-          <w:rStyle w:val="NormalTok"/>
-        </w:rPr>
-        <w:t xml:space="preserve">             </w:t>
-      </w:r>
-      <w:r>
-        <w:rPr>
-          <w:rStyle w:val="OperatorTok"/>
-        </w:rPr>
-        <w:t xml:space="preserve">=</w:t>
-      </w:r>
-      <w:r>
-        <w:rPr>
-          <w:rStyle w:val="NormalTok"/>
-        </w:rPr>
-        <w:t xml:space="preserve"> </w:t>
-      </w:r>
-      <w:r>
-        <w:rPr>
-          <w:rStyle w:val="DecValTok"/>
-        </w:rPr>
-        <w:t xml:space="preserve">4</w:t>
-      </w:r>
-      <w:r>
-        <w:rPr>
-          <w:rStyle w:val="NormalTok"/>
-        </w:rPr>
-        <w:t xml:space="preserve"> </w:t>
-      </w:r>
-      <w:r>
-        <w:rPr>
-          <w:rStyle w:val="OperatorTok"/>
-        </w:rPr>
-        <w:t xml:space="preserve">*</w:t>
-      </w:r>
-      <w:r>
-        <w:rPr>
-          <w:rStyle w:val="NormalTok"/>
-        </w:rPr>
-        <w:t xml:space="preserve"> (</w:t>
-      </w:r>
-      <w:r>
-        <w:rPr>
-          <w:rStyle w:val="DecValTok"/>
-        </w:rPr>
-        <w:t xml:space="preserve">3</w:t>
-      </w:r>
-      <w:r>
-        <w:rPr>
-          <w:rStyle w:val="NormalTok"/>
-        </w:rPr>
-        <w:t xml:space="preserve"> </w:t>
-      </w:r>
-      <w:r>
-        <w:rPr>
-          <w:rStyle w:val="OperatorTok"/>
-        </w:rPr>
-        <w:t xml:space="preserve">*</w:t>
-      </w:r>
-      <w:r>
-        <w:rPr>
-          <w:rStyle w:val="NormalTok"/>
-        </w:rPr>
-        <w:t xml:space="preserve"> (</w:t>
-      </w:r>
-      <w:r>
-        <w:rPr>
-          <w:rStyle w:val="DecValTok"/>
-        </w:rPr>
-        <w:t xml:space="preserve">2</w:t>
-      </w:r>
-      <w:r>
-        <w:rPr>
-          <w:rStyle w:val="NormalTok"/>
-        </w:rPr>
-        <w:t xml:space="preserve"> </w:t>
-      </w:r>
-      <w:r>
-        <w:rPr>
-          <w:rStyle w:val="OperatorTok"/>
-        </w:rPr>
-        <w:t xml:space="preserve">*</w:t>
-      </w:r>
-      <w:r>
-        <w:rPr>
-          <w:rStyle w:val="NormalTok"/>
-        </w:rPr>
-        <w:t xml:space="preserve"> </w:t>
-      </w:r>
-      <w:r>
-        <w:rPr>
-          <w:rStyle w:val="FunctionTok"/>
-        </w:rPr>
-        <w:t xml:space="preserve">factorial</w:t>
-      </w:r>
-      <w:r>
-        <w:rPr>
-          <w:rStyle w:val="NormalTok"/>
-        </w:rPr>
-        <w:t xml:space="preserve">(</w:t>
-      </w:r>
-      <w:r>
-        <w:rPr>
-          <w:rStyle w:val="DecValTok"/>
-        </w:rPr>
-        <w:t xml:space="preserve">1</w:t>
-      </w:r>
-      <w:r>
-        <w:rPr>
-          <w:rStyle w:val="NormalTok"/>
-        </w:rPr>
-        <w:t xml:space="preserve">)))</w:t>
-      </w:r>
-      <w:r>
-        <w:br/>
-      </w:r>
-      <w:r>
-        <w:rPr>
-          <w:rStyle w:val="NormalTok"/>
-        </w:rPr>
-        <w:t xml:space="preserve">             </w:t>
-      </w:r>
-      <w:r>
-        <w:rPr>
-          <w:rStyle w:val="OperatorTok"/>
-        </w:rPr>
-        <w:t xml:space="preserve">=</w:t>
-      </w:r>
-      <w:r>
-        <w:rPr>
-          <w:rStyle w:val="NormalTok"/>
-        </w:rPr>
-        <w:t xml:space="preserve"> </w:t>
-      </w:r>
-      <w:r>
-        <w:rPr>
-          <w:rStyle w:val="DecValTok"/>
-        </w:rPr>
-        <w:t xml:space="preserve">4</w:t>
-      </w:r>
-      <w:r>
-        <w:rPr>
-          <w:rStyle w:val="NormalTok"/>
-        </w:rPr>
-        <w:t xml:space="preserve"> </w:t>
-      </w:r>
-      <w:r>
-        <w:rPr>
-          <w:rStyle w:val="OperatorTok"/>
-        </w:rPr>
-        <w:t xml:space="preserve">*</w:t>
-      </w:r>
-      <w:r>
-        <w:rPr>
-          <w:rStyle w:val="NormalTok"/>
-        </w:rPr>
-        <w:t xml:space="preserve"> (</w:t>
-      </w:r>
-      <w:r>
-        <w:rPr>
-          <w:rStyle w:val="DecValTok"/>
-        </w:rPr>
-        <w:t xml:space="preserve">3</w:t>
-      </w:r>
-      <w:r>
-        <w:rPr>
-          <w:rStyle w:val="NormalTok"/>
-        </w:rPr>
-        <w:t xml:space="preserve"> </w:t>
-      </w:r>
-      <w:r>
-        <w:rPr>
-          <w:rStyle w:val="OperatorTok"/>
-        </w:rPr>
-        <w:t xml:space="preserve">*</w:t>
-      </w:r>
-      <w:r>
-        <w:rPr>
-          <w:rStyle w:val="NormalTok"/>
-        </w:rPr>
-        <w:t xml:space="preserve"> (</w:t>
-      </w:r>
-      <w:r>
-        <w:rPr>
-          <w:rStyle w:val="DecValTok"/>
-        </w:rPr>
-        <w:t xml:space="preserve">2</w:t>
-      </w:r>
-      <w:r>
-        <w:rPr>
-          <w:rStyle w:val="NormalTok"/>
-        </w:rPr>
-        <w:t xml:space="preserve"> </w:t>
-      </w:r>
-      <w:r>
-        <w:rPr>
-          <w:rStyle w:val="OperatorTok"/>
-        </w:rPr>
-        <w:t xml:space="preserve">*</w:t>
-      </w:r>
-      <w:r>
-        <w:rPr>
-          <w:rStyle w:val="NormalTok"/>
-        </w:rPr>
-        <w:t xml:space="preserve"> </w:t>
-      </w:r>
-      <w:r>
-        <w:rPr>
-          <w:rStyle w:val="DecValTok"/>
-        </w:rPr>
-        <w:t xml:space="preserve">1</w:t>
-      </w:r>
-      <w:r>
-        <w:rPr>
-          <w:rStyle w:val="NormalTok"/>
-        </w:rPr>
-        <w:t xml:space="preserve">))</w:t>
-      </w:r>
-      <w:r>
-        <w:br/>
-      </w:r>
-      <w:r>
-        <w:rPr>
-          <w:rStyle w:val="NormalTok"/>
-        </w:rPr>
-        <w:t xml:space="preserve">             </w:t>
-      </w:r>
-      <w:r>
-        <w:rPr>
-          <w:rStyle w:val="OperatorTok"/>
-        </w:rPr>
-        <w:t xml:space="preserve">=</w:t>
-      </w:r>
-      <w:r>
-        <w:rPr>
-          <w:rStyle w:val="NormalTok"/>
-        </w:rPr>
-        <w:t xml:space="preserve"> </w:t>
-      </w:r>
-      <w:r>
-        <w:rPr>
-          <w:rStyle w:val="DecValTok"/>
-        </w:rPr>
-        <w:t xml:space="preserve">24</w:t>
-      </w:r>
-    </w:p>
-    <w:bookmarkEnd w:id="19"/>
-    <w:bookmarkStart w:id="20" w:name="usage-notes-1"/>
-    <w:p>
-      <w:pPr>
-        <w:pStyle w:val="Heading2"/>
-      </w:pPr>
-      <w:r>
-        <w:rPr>
-          <w:rStyle w:val="SectionNumber"/>
-        </w:rPr>
-        <w:t xml:space="preserve">2.4</w:t>
-      </w:r>
-      <w:r>
-        <w:tab/>
-      </w:r>
-      <w:r>
-        <w:t xml:space="preserve">Usage Notes</w:t>
-      </w:r>
-    </w:p>
-    <w:p>
-      <w:pPr>
-        <w:pStyle w:val="Compact"/>
         <w:numPr>
           <w:ilvl w:val="0"/>
           <w:numId w:val="1004"/>
         </w:numPr>
       </w:pPr>
       <w:r>
-        <w:t xml:space="preserve">This function is intended for non-negative integers. Providing a negative number will result in infinite recursion and cause a stack overflow error.</w:t>
+        <w:rPr>
+          <w:b/>
+          <w:bCs/>
+        </w:rPr>
+        <w:t xml:space="preserve">Base Case</w:t>
+      </w:r>
+      <w:r>
+        <w:t xml:space="preserve">: The recursion terminates when</w:t>
+      </w:r>
+      <w:r>
+        <w:t xml:space="preserve"> </w:t>
+      </w:r>
+      <w:r>
+        <w:rPr>
+          <w:rStyle w:val="VerbatimChar"/>
+        </w:rPr>
+        <w:t xml:space="preserve">n</w:t>
+      </w:r>
+      <w:r>
+        <w:t xml:space="preserve"> </w:t>
+      </w:r>
+      <w:r>
+        <w:t xml:space="preserve">is less than or equal to 1. By definition, the factorial of 0 (</w:t>
+      </w:r>
+      <w:r>
+        <w:rPr>
+          <w:rStyle w:val="VerbatimChar"/>
+        </w:rPr>
+        <w:t xml:space="preserve">0!</w:t>
+      </w:r>
+      <w:r>
+        <w:t xml:space="preserve">) and 1 (</w:t>
+      </w:r>
+      <w:r>
+        <w:rPr>
+          <w:rStyle w:val="VerbatimChar"/>
+        </w:rPr>
+        <w:t xml:space="preserve">1!</w:t>
+      </w:r>
+      <w:r>
+        <w:t xml:space="preserve">) is 1. In this case, the function returns</w:t>
+      </w:r>
+      <w:r>
+        <w:t xml:space="preserve"> </w:t>
+      </w:r>
+      <w:r>
+        <w:rPr>
+          <w:rStyle w:val="VerbatimChar"/>
+        </w:rPr>
+        <w:t xml:space="preserve">1</w:t>
+      </w:r>
+      <w:r>
+        <w:t xml:space="preserve">.</w:t>
       </w:r>
     </w:p>
     <w:p>
       <w:pPr>
-        <w:pStyle w:val="Compact"/>
         <w:numPr>
           <w:ilvl w:val="0"/>
           <w:numId w:val="1004"/>
         </w:numPr>
       </w:pPr>
       <w:r>
-        <w:t xml:space="preserve">Due to the nature of recursion, calculating the factorial of very large numbers can lead to a</w:t>
+        <w:rPr>
+          <w:b/>
+          <w:bCs/>
+        </w:rPr>
+        <w:t xml:space="preserve">Recursive Step</w:t>
+      </w:r>
+      <w:r>
+        <w:t xml:space="preserve">: If</w:t>
       </w:r>
       <w:r>
         <w:t xml:space="preserve"> </w:t>
       </w:r>
       <w:r>
-        <w:t xml:space="preserve">“Maximum call stack size exceeded”</w:t>
+        <w:rPr>
+          <w:rStyle w:val="VerbatimChar"/>
+        </w:rPr>
+        <w:t xml:space="preserve">n</w:t>
       </w:r>
       <w:r>
         <w:t xml:space="preserve"> </w:t>
       </w:r>
       <w:r>
-        <w:t xml:space="preserve">error. For large-scale calculations, an iterative approach might be more memory-efficient.</w:t>
+        <w:t xml:space="preserve">is greater than 1, the function returns the product of</w:t>
+      </w:r>
+      <w:r>
+        <w:t xml:space="preserve"> </w:t>
+      </w:r>
+      <w:r>
+        <w:rPr>
+          <w:rStyle w:val="VerbatimChar"/>
+        </w:rPr>
+        <w:t xml:space="preserve">n</w:t>
+      </w:r>
+      <w:r>
+        <w:t xml:space="preserve"> </w:t>
+      </w:r>
+      <w:r>
+        <w:t xml:space="preserve">and the result of calling</w:t>
+      </w:r>
+      <w:r>
+        <w:t xml:space="preserve"> </w:t>
+      </w:r>
+      <w:r>
+        <w:rPr>
+          <w:rStyle w:val="VerbatimChar"/>
+        </w:rPr>
+        <w:t xml:space="preserve">factorial</w:t>
+      </w:r>
+      <w:r>
+        <w:t xml:space="preserve"> </w:t>
+      </w:r>
+      <w:r>
+        <w:t xml:space="preserve">with the argument</w:t>
+      </w:r>
+      <w:r>
+        <w:t xml:space="preserve"> </w:t>
+      </w:r>
+      <w:r>
+        <w:rPr>
+          <w:rStyle w:val="VerbatimChar"/>
+        </w:rPr>
+        <w:t xml:space="preserve">n - 1</w:t>
+      </w:r>
+      <w:r>
+        <w:t xml:space="preserve">. This process continues until the base case is reached.</w:t>
       </w:r>
     </w:p>
     <w:p>
@@ -1657,14 +1969,73 @@
         <w:pStyle w:val="FirstParagraph"/>
       </w:pPr>
       <w:r>
-        <w:rPr>
-          <w:b/>
-          <w:bCs/>
-        </w:rPr>
-        <w:t xml:space="preserve">Output Example</w:t>
-      </w:r>
-      <w:r>
-        <w:t xml:space="preserve">: The function returns a single number representing the calculated factorial.</w:t>
+        <w:t xml:space="preserve">For example,</w:t>
+      </w:r>
+      <w:r>
+        <w:t xml:space="preserve"> </w:t>
+      </w:r>
+      <w:r>
+        <w:rPr>
+          <w:rStyle w:val="VerbatimChar"/>
+        </w:rPr>
+        <w:t xml:space="preserve">factorial(4)</w:t>
+      </w:r>
+      <w:r>
+        <w:t xml:space="preserve"> </w:t>
+      </w:r>
+      <w:r>
+        <w:t xml:space="preserve">is calculated as follows:</w:t>
+      </w:r>
+      <w:r>
+        <w:t xml:space="preserve"> </w:t>
+      </w:r>
+      <w:r>
+        <w:rPr>
+          <w:rStyle w:val="VerbatimChar"/>
+        </w:rPr>
+        <w:t xml:space="preserve">4 * factorial(3)</w:t>
+      </w:r>
+      <w:r>
+        <w:t xml:space="preserve"> </w:t>
+      </w:r>
+      <w:r>
+        <w:rPr>
+          <w:rStyle w:val="VerbatimChar"/>
+        </w:rPr>
+        <w:t xml:space="preserve">4 * (3 * factorial(2))</w:t>
+      </w:r>
+      <w:r>
+        <w:t xml:space="preserve"> </w:t>
+      </w:r>
+      <w:r>
+        <w:rPr>
+          <w:rStyle w:val="VerbatimChar"/>
+        </w:rPr>
+        <w:t xml:space="preserve">4 * (3 * (2 * factorial(1)))</w:t>
+      </w:r>
+      <w:r>
+        <w:t xml:space="preserve"> </w:t>
+      </w:r>
+      <w:r>
+        <w:rPr>
+          <w:rStyle w:val="VerbatimChar"/>
+        </w:rPr>
+        <w:t xml:space="preserve">4 * (3 * (2 * 1))</w:t>
+      </w:r>
+      <w:r>
+        <w:t xml:space="preserve"> </w:t>
+      </w:r>
+      <w:r>
+        <w:t xml:space="preserve">=</w:t>
+      </w:r>
+      <w:r>
+        <w:t xml:space="preserve"> </w:t>
+      </w:r>
+      <w:r>
+        <w:rPr>
+          <w:rStyle w:val="VerbatimChar"/>
+        </w:rPr>
+        <w:t xml:space="preserve">24</w:t>
       </w:r>
     </w:p>
     <w:p>
@@ -1673,13 +2044,142 @@
       </w:pPr>
       <w:r>
         <w:rPr>
-          <w:rStyle w:val="VerbatimChar"/>
-        </w:rPr>
-        <w:t xml:space="preserve">24</w:t>
+          <w:rStyle w:val="CommentTok"/>
+        </w:rPr>
+        <w:t xml:space="preserve">// The core logic uses a ternary operator as a compact if-else statement.</w:t>
+      </w:r>
+      <w:r>
+        <w:br/>
+      </w:r>
+      <w:r>
+        <w:rPr>
+          <w:rStyle w:val="ControlFlowTok"/>
+        </w:rPr>
+        <w:t xml:space="preserve">return</w:t>
+      </w:r>
+      <w:r>
+        <w:rPr>
+          <w:rStyle w:val="NormalTok"/>
+        </w:rPr>
+        <w:t xml:space="preserve"> n </w:t>
+      </w:r>
+      <w:r>
+        <w:rPr>
+          <w:rStyle w:val="OperatorTok"/>
+        </w:rPr>
+        <w:t xml:space="preserve">&lt;=</w:t>
+      </w:r>
+      <w:r>
+        <w:rPr>
+          <w:rStyle w:val="NormalTok"/>
+        </w:rPr>
+        <w:t xml:space="preserve"> </w:t>
+      </w:r>
+      <w:r>
+        <w:rPr>
+          <w:rStyle w:val="DecValTok"/>
+        </w:rPr>
+        <w:t xml:space="preserve">1</w:t>
+      </w:r>
+      <w:r>
+        <w:rPr>
+          <w:rStyle w:val="NormalTok"/>
+        </w:rPr>
+        <w:t xml:space="preserve"> </w:t>
+      </w:r>
+      <w:r>
+        <w:rPr>
+          <w:rStyle w:val="OperatorTok"/>
+        </w:rPr>
+        <w:t xml:space="preserve">?</w:t>
+      </w:r>
+      <w:r>
+        <w:rPr>
+          <w:rStyle w:val="NormalTok"/>
+        </w:rPr>
+        <w:t xml:space="preserve"> </w:t>
+      </w:r>
+      <w:r>
+        <w:rPr>
+          <w:rStyle w:val="DecValTok"/>
+        </w:rPr>
+        <w:t xml:space="preserve">1</w:t>
+      </w:r>
+      <w:r>
+        <w:rPr>
+          <w:rStyle w:val="NormalTok"/>
+        </w:rPr>
+        <w:t xml:space="preserve"> </w:t>
+      </w:r>
+      <w:r>
+        <w:rPr>
+          <w:rStyle w:val="OperatorTok"/>
+        </w:rPr>
+        <w:t xml:space="preserve">:</w:t>
+      </w:r>
+      <w:r>
+        <w:rPr>
+          <w:rStyle w:val="NormalTok"/>
+        </w:rPr>
+        <w:t xml:space="preserve"> n </w:t>
+      </w:r>
+      <w:r>
+        <w:rPr>
+          <w:rStyle w:val="OperatorTok"/>
+        </w:rPr>
+        <w:t xml:space="preserve">*</w:t>
+      </w:r>
+      <w:r>
+        <w:rPr>
+          <w:rStyle w:val="NormalTok"/>
+        </w:rPr>
+        <w:t xml:space="preserve"> </w:t>
+      </w:r>
+      <w:r>
+        <w:rPr>
+          <w:rStyle w:val="FunctionTok"/>
+        </w:rPr>
+        <w:t xml:space="preserve">factorial</w:t>
+      </w:r>
+      <w:r>
+        <w:rPr>
+          <w:rStyle w:val="NormalTok"/>
+        </w:rPr>
+        <w:t xml:space="preserve">(n </w:t>
+      </w:r>
+      <w:r>
+        <w:rPr>
+          <w:rStyle w:val="OperatorTok"/>
+        </w:rPr>
+        <w:t xml:space="preserve">-</w:t>
+      </w:r>
+      <w:r>
+        <w:rPr>
+          <w:rStyle w:val="NormalTok"/>
+        </w:rPr>
+        <w:t xml:space="preserve"> </w:t>
+      </w:r>
+      <w:r>
+        <w:rPr>
+          <w:rStyle w:val="DecValTok"/>
+        </w:rPr>
+        <w:t xml:space="preserve">1</w:t>
+      </w:r>
+      <w:r>
+        <w:rPr>
+          <w:rStyle w:val="NormalTok"/>
+        </w:rPr>
+        <w:t xml:space="preserve">)</w:t>
+      </w:r>
+      <w:r>
+        <w:rPr>
+          <w:rStyle w:val="OperatorTok"/>
+        </w:rPr>
+        <w:t xml:space="preserve">;</w:t>
       </w:r>
     </w:p>
-    <w:bookmarkEnd w:id="20"/>
-    <w:bookmarkStart w:id="21" w:name="example-1"/>
+    <w:bookmarkEnd w:id="26"/>
+    <w:bookmarkStart w:id="27" w:name="usage-notes-2"/>
     <w:p>
       <w:pPr>
         <w:pStyle w:val="Heading2"/>
@@ -1688,330 +2188,13 @@
         <w:rPr>
           <w:rStyle w:val="SectionNumber"/>
         </w:rPr>
-        <w:t xml:space="preserve">2.5</w:t>
+        <w:t xml:space="preserve">3.4</w:t>
       </w:r>
       <w:r>
         <w:tab/>
       </w:r>
       <w:r>
-        <w:t xml:space="preserve">Example</w:t>
-      </w:r>
-    </w:p>
-    <w:p>
-      <w:pPr>
-        <w:pStyle w:val="SourceCode"/>
-      </w:pPr>
-      <w:r>
-        <w:rPr>
-          <w:rStyle w:val="CommentTok"/>
-        </w:rPr>
-        <w:t xml:space="preserve">// Example usage</w:t>
-      </w:r>
-      <w:r>
-        <w:br/>
-      </w:r>
-      <w:r>
-        <w:rPr>
-          <w:rStyle w:val="KeywordTok"/>
-        </w:rPr>
-        <w:t xml:space="preserve">const</w:t>
-      </w:r>
-      <w:r>
-        <w:rPr>
-          <w:rStyle w:val="NormalTok"/>
-        </w:rPr>
-        <w:t xml:space="preserve"> number </w:t>
-      </w:r>
-      <w:r>
-        <w:rPr>
-          <w:rStyle w:val="OperatorTok"/>
-        </w:rPr>
-        <w:t xml:space="preserve">=</w:t>
-      </w:r>
-      <w:r>
-        <w:rPr>
-          <w:rStyle w:val="NormalTok"/>
-        </w:rPr>
-        <w:t xml:space="preserve"> </w:t>
-      </w:r>
-      <w:r>
-        <w:rPr>
-          <w:rStyle w:val="DecValTok"/>
-        </w:rPr>
-        <w:t xml:space="preserve">5</w:t>
-      </w:r>
-      <w:r>
-        <w:rPr>
-          <w:rStyle w:val="OperatorTok"/>
-        </w:rPr>
-        <w:t xml:space="preserve">;</w:t>
-      </w:r>
-      <w:r>
-        <w:br/>
-      </w:r>
-      <w:r>
-        <w:rPr>
-          <w:rStyle w:val="KeywordTok"/>
-        </w:rPr>
-        <w:t xml:space="preserve">const</w:t>
-      </w:r>
-      <w:r>
-        <w:rPr>
-          <w:rStyle w:val="NormalTok"/>
-        </w:rPr>
-        <w:t xml:space="preserve"> result </w:t>
-      </w:r>
-      <w:r>
-        <w:rPr>
-          <w:rStyle w:val="OperatorTok"/>
-        </w:rPr>
-        <w:t xml:space="preserve">=</w:t>
-      </w:r>
-      <w:r>
-        <w:rPr>
-          <w:rStyle w:val="NormalTok"/>
-        </w:rPr>
-        <w:t xml:space="preserve"> </w:t>
-      </w:r>
-      <w:r>
-        <w:rPr>
-          <w:rStyle w:val="FunctionTok"/>
-        </w:rPr>
-        <w:t xml:space="preserve">factorial</w:t>
-      </w:r>
-      <w:r>
-        <w:rPr>
-          <w:rStyle w:val="NormalTok"/>
-        </w:rPr>
-        <w:t xml:space="preserve">(number)</w:t>
-      </w:r>
-      <w:r>
-        <w:rPr>
-          <w:rStyle w:val="OperatorTok"/>
-        </w:rPr>
-        <w:t xml:space="preserve">;</w:t>
-      </w:r>
-      <w:r>
-        <w:br/>
-      </w:r>
-      <w:r>
-        <w:rPr>
-          <w:rStyle w:val="BuiltInTok"/>
-        </w:rPr>
-        <w:t xml:space="preserve">console</w:t>
-      </w:r>
-      <w:r>
-        <w:rPr>
-          <w:rStyle w:val="OperatorTok"/>
-        </w:rPr>
-        <w:t xml:space="preserve">.</w:t>
-      </w:r>
-      <w:r>
-        <w:rPr>
-          <w:rStyle w:val="FunctionTok"/>
-        </w:rPr>
-        <w:t xml:space="preserve">log</w:t>
-      </w:r>
-      <w:r>
-        <w:rPr>
-          <w:rStyle w:val="NormalTok"/>
-        </w:rPr>
-        <w:t xml:space="preserve">(</w:t>
-      </w:r>
-      <w:r>
-        <w:rPr>
-          <w:rStyle w:val="VerbatimStringTok"/>
-        </w:rPr>
-        <w:t xml:space="preserve">`The factorial of </w:t>
-      </w:r>
-      <w:r>
-        <w:rPr>
-          <w:rStyle w:val="SpecialCharTok"/>
-        </w:rPr>
-        <w:t xml:space="preserve">${</w:t>
-      </w:r>
-      <w:r>
-        <w:rPr>
-          <w:rStyle w:val="NormalTok"/>
-        </w:rPr>
-        <w:t xml:space="preserve">number</w:t>
-      </w:r>
-      <w:r>
-        <w:rPr>
-          <w:rStyle w:val="SpecialCharTok"/>
-        </w:rPr>
-        <w:t xml:space="preserve">}</w:t>
-      </w:r>
-      <w:r>
-        <w:rPr>
-          <w:rStyle w:val="VerbatimStringTok"/>
-        </w:rPr>
-        <w:t xml:space="preserve"> is </w:t>
-      </w:r>
-      <w:r>
-        <w:rPr>
-          <w:rStyle w:val="SpecialCharTok"/>
-        </w:rPr>
-        <w:t xml:space="preserve">${</w:t>
-      </w:r>
-      <w:r>
-        <w:rPr>
-          <w:rStyle w:val="NormalTok"/>
-        </w:rPr>
-        <w:t xml:space="preserve">result</w:t>
-      </w:r>
-      <w:r>
-        <w:rPr>
-          <w:rStyle w:val="SpecialCharTok"/>
-        </w:rPr>
-        <w:t xml:space="preserve">}</w:t>
-      </w:r>
-      <w:r>
-        <w:rPr>
-          <w:rStyle w:val="VerbatimStringTok"/>
-        </w:rPr>
-        <w:t xml:space="preserve">`</w:t>
-      </w:r>
-      <w:r>
-        <w:rPr>
-          <w:rStyle w:val="NormalTok"/>
-        </w:rPr>
-        <w:t xml:space="preserve">)</w:t>
-      </w:r>
-      <w:r>
-        <w:rPr>
-          <w:rStyle w:val="OperatorTok"/>
-        </w:rPr>
-        <w:t xml:space="preserve">;</w:t>
-      </w:r>
-    </w:p>
-    <w:p>
-      <w:pPr>
-        <w:pStyle w:val="FirstParagraph"/>
-      </w:pPr>
-      <w:r>
-        <w:rPr>
-          <w:b/>
-          <w:bCs/>
-        </w:rPr>
-        <w:t xml:space="preserve">Output:</w:t>
-      </w:r>
-    </w:p>
-    <w:p>
-      <w:pPr>
-        <w:pStyle w:val="SourceCode"/>
-      </w:pPr>
-      <w:r>
-        <w:rPr>
-          <w:rStyle w:val="VerbatimChar"/>
-        </w:rPr>
-        <w:t xml:space="preserve">The factorial of 5 is 120</w:t>
-      </w:r>
-    </w:p>
-    <w:p>
-      <w:r>
-        <w:pict>
-          <v:rect style="width:0;height:1.5pt" o:hralign="center" o:hrstd="t" o:hr="t"/>
-        </w:pict>
-      </w:r>
-    </w:p>
-    <w:bookmarkEnd w:id="21"/>
-    <w:bookmarkStart w:id="22" w:name="functiondef-greetname"/>
-    <w:p>
-      <w:pPr>
-        <w:pStyle w:val="Heading2"/>
-      </w:pPr>
-      <w:r>
-        <w:rPr>
-          <w:rStyle w:val="SectionNumber"/>
-        </w:rPr>
-        <w:t xml:space="preserve">2.6</w:t>
-      </w:r>
-      <w:r>
-        <w:tab/>
-      </w:r>
-      <w:r>
-        <w:t xml:space="preserve">FunctionDef greet(name)</w:t>
-      </w:r>
-    </w:p>
-    <w:bookmarkEnd w:id="22"/>
-    <w:bookmarkEnd w:id="23"/>
-    <w:bookmarkStart w:id="29" w:name="function-greetname"/>
-    <w:p>
-      <w:pPr>
-        <w:pStyle w:val="Heading1"/>
-      </w:pPr>
-      <w:r>
-        <w:rPr>
-          <w:rStyle w:val="SectionNumber"/>
-        </w:rPr>
-        <w:t xml:space="preserve">3</w:t>
-      </w:r>
-      <w:r>
-        <w:tab/>
-      </w:r>
-      <w:r>
-        <w:t xml:space="preserve">Function: greet(name)</w:t>
-      </w:r>
-    </w:p>
-    <w:bookmarkStart w:id="24" w:name="overview-2"/>
-    <w:p>
-      <w:pPr>
-        <w:pStyle w:val="Heading2"/>
-      </w:pPr>
-      <w:r>
-        <w:rPr>
-          <w:rStyle w:val="SectionNumber"/>
-        </w:rPr>
-        <w:t xml:space="preserve">3.1</w:t>
-      </w:r>
-      <w:r>
-        <w:tab/>
-      </w:r>
-      <w:r>
-        <w:t xml:space="preserve">Overview</w:t>
-      </w:r>
-    </w:p>
-    <w:p>
-      <w:pPr>
-        <w:pStyle w:val="FirstParagraph"/>
-      </w:pPr>
-      <w:r>
-        <w:t xml:space="preserve">The</w:t>
-      </w:r>
-      <w:r>
-        <w:t xml:space="preserve"> </w:t>
-      </w:r>
-      <w:r>
-        <w:rPr>
-          <w:rStyle w:val="VerbatimChar"/>
-        </w:rPr>
-        <w:t xml:space="preserve">greet</w:t>
-      </w:r>
-      <w:r>
-        <w:t xml:space="preserve"> </w:t>
-      </w:r>
-      <w:r>
-        <w:t xml:space="preserve">function prints a personalized greeting message to the console.</w:t>
-      </w:r>
-    </w:p>
-    <w:bookmarkEnd w:id="24"/>
-    <w:bookmarkStart w:id="25" w:name="parameters-2"/>
-    <w:p>
-      <w:pPr>
-        <w:pStyle w:val="Heading2"/>
-      </w:pPr>
-      <w:r>
-        <w:rPr>
-          <w:rStyle w:val="SectionNumber"/>
-        </w:rPr>
-        <w:t xml:space="preserve">3.2</w:t>
-      </w:r>
-      <w:r>
-        <w:tab/>
-      </w:r>
-      <w:r>
-        <w:t xml:space="preserve">parameters</w:t>
+        <w:t xml:space="preserve">Usage Notes</w:t>
       </w:r>
     </w:p>
     <w:p>
@@ -2023,72 +2206,43 @@
         </w:numPr>
       </w:pPr>
       <w:r>
-        <w:rPr>
-          <w:rStyle w:val="VerbatimChar"/>
-        </w:rPr>
-        <w:t xml:space="preserve">name</w:t>
+        <w:t xml:space="preserve">This function is designed for non-negative integers. Providing a negative number will cause infinite recursion, leading to a</w:t>
       </w:r>
       <w:r>
         <w:t xml:space="preserve"> </w:t>
       </w:r>
       <w:r>
-        <w:t xml:space="preserve">(</w:t>
-      </w:r>
-      <w:r>
-        <w:rPr>
-          <w:rStyle w:val="VerbatimChar"/>
-        </w:rPr>
-        <w:t xml:space="preserve">String</w:t>
-      </w:r>
-      <w:r>
-        <w:t xml:space="preserve">): The name to be included in the greeting message.</w:t>
-      </w:r>
-    </w:p>
-    <w:bookmarkEnd w:id="25"/>
-    <w:bookmarkStart w:id="26" w:name="description-2"/>
-    <w:p>
-      <w:pPr>
-        <w:pStyle w:val="Heading2"/>
-      </w:pPr>
-      <w:r>
-        <w:rPr>
-          <w:rStyle w:val="SectionNumber"/>
-        </w:rPr>
-        <w:t xml:space="preserve">3.3</w:t>
-      </w:r>
-      <w:r>
-        <w:tab/>
-      </w:r>
-      <w:r>
-        <w:t xml:space="preserve">Description</w:t>
+        <w:t xml:space="preserve">“Maximum call stack size exceeded”</w:t>
+      </w:r>
+      <w:r>
+        <w:t xml:space="preserve"> </w:t>
+      </w:r>
+      <w:r>
+        <w:t xml:space="preserve">error.</w:t>
       </w:r>
     </w:p>
     <w:p>
       <w:pPr>
-        <w:pStyle w:val="FirstParagraph"/>
-      </w:pPr>
-      <w:r>
-        <w:t xml:space="preserve">This function provides a simple way to display a standard greeting. It accepts a single argument,</w:t>
-      </w:r>
-      <w:r>
-        <w:t xml:space="preserve"> </w:t>
-      </w:r>
-      <w:r>
-        <w:rPr>
-          <w:rStyle w:val="VerbatimChar"/>
-        </w:rPr>
-        <w:t xml:space="preserve">name</w:t>
-      </w:r>
-      <w:r>
-        <w:t xml:space="preserve">, which is expected to be a string.</w:t>
+        <w:pStyle w:val="Compact"/>
+        <w:numPr>
+          <w:ilvl w:val="0"/>
+          <w:numId w:val="1005"/>
+        </w:numPr>
+      </w:pPr>
+      <w:r>
+        <w:t xml:space="preserve">Due to its recursive nature, calculating the factorial of very large numbers can also lead to a stack overflow error. For such cases, an iterative approach might be more suitable.</w:t>
       </w:r>
     </w:p>
     <w:p>
       <w:pPr>
-        <w:pStyle w:val="BodyText"/>
-      </w:pPr>
-      <w:r>
-        <w:t xml:space="preserve">The core logic uses a template literal to construct the output string</w:t>
+        <w:pStyle w:val="Compact"/>
+        <w:numPr>
+          <w:ilvl w:val="0"/>
+          <w:numId w:val="1005"/>
+        </w:numPr>
+      </w:pPr>
+      <w:r>
+        <w:t xml:space="preserve">The input</w:t>
       </w:r>
       <w:r>
         <w:t xml:space="preserve"> </w:t>
@@ -2097,48 +2251,28 @@
         <w:rPr>
           <w:rStyle w:val="VerbatimChar"/>
         </w:rPr>
-        <w:t xml:space="preserve">Hello, ${name}!</w:t>
-      </w:r>
-      <w:r>
-        <w:t xml:space="preserve">. The</w:t>
+        <w:t xml:space="preserve">n</w:t>
       </w:r>
       <w:r>
         <w:t xml:space="preserve"> </w:t>
       </w:r>
       <w:r>
-        <w:rPr>
-          <w:rStyle w:val="VerbatimChar"/>
-        </w:rPr>
-        <w:t xml:space="preserve">${name}</w:t>
-      </w:r>
-      <w:r>
-        <w:t xml:space="preserve"> </w:t>
-      </w:r>
-      <w:r>
-        <w:t xml:space="preserve">placeholder is dynamically replaced with the value of the</w:t>
-      </w:r>
-      <w:r>
-        <w:t xml:space="preserve"> </w:t>
-      </w:r>
-      <w:r>
-        <w:rPr>
-          <w:rStyle w:val="VerbatimChar"/>
-        </w:rPr>
-        <w:t xml:space="preserve">name</w:t>
-      </w:r>
-      <w:r>
-        <w:t xml:space="preserve"> </w:t>
-      </w:r>
-      <w:r>
-        <w:t xml:space="preserve">parameter provided during the function call.</w:t>
+        <w:t xml:space="preserve">is expected to be an integer. While it may work for floating-point numbers until the base case, the mathematical concept of a factorial is typically defined for integers.</w:t>
       </w:r>
     </w:p>
     <w:p>
       <w:pPr>
-        <w:pStyle w:val="BodyText"/>
-      </w:pPr>
-      <w:r>
-        <w:t xml:space="preserve">Finally, the fully constructed string is passed to the</w:t>
+        <w:pStyle w:val="FirstParagraph"/>
+      </w:pPr>
+      <w:r>
+        <w:rPr>
+          <w:b/>
+          <w:bCs/>
+        </w:rPr>
+        <w:t xml:space="preserve">Output Example</w:t>
+      </w:r>
+      <w:r>
+        <w:t xml:space="preserve">: The function returns a single number representing the calculated factorial. For an input of</w:t>
       </w:r>
       <w:r>
         <w:t xml:space="preserve"> </w:t>
@@ -2147,13 +2281,38 @@
         <w:rPr>
           <w:rStyle w:val="VerbatimChar"/>
         </w:rPr>
-        <w:t xml:space="preserve">console.log()</w:t>
+        <w:t xml:space="preserve">5</w:t>
+      </w:r>
+      <w:r>
+        <w:t xml:space="preserve">, the output would be:</w:t>
       </w:r>
       <w:r>
         <w:t xml:space="preserve"> </w:t>
       </w:r>
       <w:r>
-        <w:t xml:space="preserve">method, which outputs the message to the standard console. The function does not return any value.</w:t>
+        <w:rPr>
+          <w:rStyle w:val="VerbatimChar"/>
+        </w:rPr>
+        <w:t xml:space="preserve">120</w:t>
+      </w:r>
+    </w:p>
+    <w:bookmarkEnd w:id="27"/>
+    <w:bookmarkStart w:id="29" w:name="example-2"/>
+    <w:p>
+      <w:pPr>
+        <w:pStyle w:val="Heading2"/>
+      </w:pPr>
+      <w:r>
+        <w:rPr>
+          <w:rStyle w:val="SectionNumber"/>
+        </w:rPr>
+        <w:t xml:space="preserve">3.5</w:t>
+      </w:r>
+      <w:r>
+        <w:tab/>
+      </w:r>
+      <w:r>
+        <w:t xml:space="preserve">Example</w:t>
       </w:r>
     </w:p>
     <w:p>
@@ -2164,16 +2323,127 @@
         <w:rPr>
           <w:rStyle w:val="CommentTok"/>
         </w:rPr>
-        <w:t xml:space="preserve">// The function uses a template literal for string formatting</w:t>
+        <w:t xml:space="preserve">// Example usage of the factorial function</w:t>
       </w:r>
       <w:r>
         <w:br/>
       </w:r>
       <w:r>
         <w:rPr>
+          <w:rStyle w:val="KeywordTok"/>
+        </w:rPr>
+        <w:t xml:space="preserve">const</w:t>
+      </w:r>
+      <w:r>
+        <w:rPr>
+          <w:rStyle w:val="NormalTok"/>
+        </w:rPr>
+        <w:t xml:space="preserve"> number </w:t>
+      </w:r>
+      <w:r>
+        <w:rPr>
+          <w:rStyle w:val="OperatorTok"/>
+        </w:rPr>
+        <w:t xml:space="preserve">=</w:t>
+      </w:r>
+      <w:r>
+        <w:rPr>
+          <w:rStyle w:val="NormalTok"/>
+        </w:rPr>
+        <w:t xml:space="preserve"> </w:t>
+      </w:r>
+      <w:r>
+        <w:rPr>
+          <w:rStyle w:val="DecValTok"/>
+        </w:rPr>
+        <w:t xml:space="preserve">5</w:t>
+      </w:r>
+      <w:r>
+        <w:rPr>
+          <w:rStyle w:val="OperatorTok"/>
+        </w:rPr>
+        <w:t xml:space="preserve">;</w:t>
+      </w:r>
+      <w:r>
+        <w:br/>
+      </w:r>
+      <w:r>
+        <w:rPr>
+          <w:rStyle w:val="KeywordTok"/>
+        </w:rPr>
+        <w:t xml:space="preserve">const</w:t>
+      </w:r>
+      <w:r>
+        <w:rPr>
+          <w:rStyle w:val="NormalTok"/>
+        </w:rPr>
+        <w:t xml:space="preserve"> result </w:t>
+      </w:r>
+      <w:r>
+        <w:rPr>
+          <w:rStyle w:val="OperatorTok"/>
+        </w:rPr>
+        <w:t xml:space="preserve">=</w:t>
+      </w:r>
+      <w:r>
+        <w:rPr>
+          <w:rStyle w:val="NormalTok"/>
+        </w:rPr>
+        <w:t xml:space="preserve"> </w:t>
+      </w:r>
+      <w:r>
+        <w:rPr>
+          <w:rStyle w:val="FunctionTok"/>
+        </w:rPr>
+        <w:t xml:space="preserve">factorial</w:t>
+      </w:r>
+      <w:r>
+        <w:rPr>
+          <w:rStyle w:val="NormalTok"/>
+        </w:rPr>
+        <w:t xml:space="preserve">(number)</w:t>
+      </w:r>
+      <w:r>
+        <w:rPr>
+          <w:rStyle w:val="OperatorTok"/>
+        </w:rPr>
+        <w:t xml:space="preserve">;</w:t>
+      </w:r>
+      <w:r>
+        <w:br/>
+      </w:r>
+      <w:r>
+        <w:br/>
+      </w:r>
+      <w:r>
+        <w:rPr>
+          <w:rStyle w:val="BuiltInTok"/>
+        </w:rPr>
+        <w:t xml:space="preserve">console</w:t>
+      </w:r>
+      <w:r>
+        <w:rPr>
+          <w:rStyle w:val="OperatorTok"/>
+        </w:rPr>
+        <w:t xml:space="preserve">.</w:t>
+      </w:r>
+      <w:r>
+        <w:rPr>
+          <w:rStyle w:val="FunctionTok"/>
+        </w:rPr>
+        <w:t xml:space="preserve">log</w:t>
+      </w:r>
+      <w:r>
+        <w:rPr>
+          <w:rStyle w:val="NormalTok"/>
+        </w:rPr>
+        <w:t xml:space="preserve">(</w:t>
+      </w:r>
+      <w:r>
+        <w:rPr>
           <w:rStyle w:val="VerbatimStringTok"/>
         </w:rPr>
-        <w:t xml:space="preserve">`Hello, </w:t>
+        <w:t xml:space="preserve">`The factorial of </w:t>
       </w:r>
       <w:r>
         <w:rPr>
@@ -2185,7 +2455,7 @@
         <w:rPr>
           <w:rStyle w:val="NormalTok"/>
         </w:rPr>
-        <w:t xml:space="preserve">name</w:t>
+        <w:t xml:space="preserve">number</w:t>
       </w:r>
       <w:r>
         <w:rPr>
@@ -2197,26 +2467,172 @@
         <w:rPr>
           <w:rStyle w:val="VerbatimStringTok"/>
         </w:rPr>
-        <w:t xml:space="preserve">!`</w:t>
+        <w:t xml:space="preserve"> is </w:t>
+      </w:r>
+      <w:r>
+        <w:rPr>
+          <w:rStyle w:val="SpecialCharTok"/>
+        </w:rPr>
+        <w:t xml:space="preserve">${</w:t>
+      </w:r>
+      <w:r>
+        <w:rPr>
+          <w:rStyle w:val="NormalTok"/>
+        </w:rPr>
+        <w:t xml:space="preserve">result</w:t>
+      </w:r>
+      <w:r>
+        <w:rPr>
+          <w:rStyle w:val="SpecialCharTok"/>
+        </w:rPr>
+        <w:t xml:space="preserve">}</w:t>
+      </w:r>
+      <w:r>
+        <w:rPr>
+          <w:rStyle w:val="VerbatimStringTok"/>
+        </w:rPr>
+        <w:t xml:space="preserve">`</w:t>
+      </w:r>
+      <w:r>
+        <w:rPr>
+          <w:rStyle w:val="NormalTok"/>
+        </w:rPr>
+        <w:t xml:space="preserve">)</w:t>
+      </w:r>
+      <w:r>
+        <w:rPr>
+          <w:rStyle w:val="OperatorTok"/>
+        </w:rPr>
+        <w:t xml:space="preserve">;</w:t>
       </w:r>
     </w:p>
-    <w:bookmarkEnd w:id="26"/>
-    <w:bookmarkStart w:id="27" w:name="usage-notes-2"/>
     <w:p>
       <w:pPr>
+        <w:pStyle w:val="FirstParagraph"/>
+      </w:pPr>
+      <w:r>
+        <w:rPr>
+          <w:b/>
+          <w:bCs/>
+        </w:rPr>
+        <w:t xml:space="preserve">Output:</w:t>
+      </w:r>
+    </w:p>
+    <w:p>
+      <w:pPr>
+        <w:pStyle w:val="SourceCode"/>
+      </w:pPr>
+      <w:r>
+        <w:rPr>
+          <w:rStyle w:val="VerbatimChar"/>
+        </w:rPr>
+        <w:t xml:space="preserve">The factorial of 5 is 120</w:t>
+      </w:r>
+    </w:p>
+    <w:p>
+      <w:r>
+        <w:pict>
+          <v:rect style="width:0;height:1.5pt" o:hralign="center" o:hrstd="t" o:hr="t"/>
+        </w:pict>
+      </w:r>
+    </w:p>
+    <w:bookmarkStart w:id="28" w:name="functiondef-factorial"/>
+    <w:p>
+      <w:pPr>
+        <w:pStyle w:val="Heading3"/>
+      </w:pPr>
+      <w:r>
+        <w:rPr>
+          <w:rStyle w:val="SectionNumber"/>
+        </w:rPr>
+        <w:t xml:space="preserve">3.5.1</w:t>
+      </w:r>
+      <w:r>
+        <w:tab/>
+      </w:r>
+      <w:r>
+        <w:t xml:space="preserve">FunctionDef factorial</w:t>
+      </w:r>
+    </w:p>
+    <w:bookmarkEnd w:id="28"/>
+    <w:bookmarkEnd w:id="29"/>
+    <w:bookmarkEnd w:id="30"/>
+    <w:bookmarkStart w:id="37" w:name="function-factorialn-1"/>
+    <w:p>
+      <w:pPr>
+        <w:pStyle w:val="Heading1"/>
+      </w:pPr>
+      <w:r>
+        <w:rPr>
+          <w:rStyle w:val="SectionNumber"/>
+        </w:rPr>
+        <w:t xml:space="preserve">4</w:t>
+      </w:r>
+      <w:r>
+        <w:tab/>
+      </w:r>
+      <w:r>
+        <w:t xml:space="preserve">Function: factorial(n)</w:t>
+      </w:r>
+    </w:p>
+    <w:bookmarkStart w:id="31" w:name="overview-3"/>
+    <w:p>
+      <w:pPr>
         <w:pStyle w:val="Heading2"/>
       </w:pPr>
       <w:r>
         <w:rPr>
           <w:rStyle w:val="SectionNumber"/>
         </w:rPr>
-        <w:t xml:space="preserve">3.4</w:t>
+        <w:t xml:space="preserve">4.1</w:t>
       </w:r>
       <w:r>
         <w:tab/>
       </w:r>
       <w:r>
-        <w:t xml:space="preserve">Usage Notes</w:t>
+        <w:t xml:space="preserve">Overview</w:t>
+      </w:r>
+    </w:p>
+    <w:p>
+      <w:pPr>
+        <w:pStyle w:val="FirstParagraph"/>
+      </w:pPr>
+      <w:r>
+        <w:t xml:space="preserve">The</w:t>
+      </w:r>
+      <w:r>
+        <w:t xml:space="preserve"> </w:t>
+      </w:r>
+      <w:r>
+        <w:rPr>
+          <w:rStyle w:val="VerbatimChar"/>
+        </w:rPr>
+        <w:t xml:space="preserve">factorial</w:t>
+      </w:r>
+      <w:r>
+        <w:t xml:space="preserve"> </w:t>
+      </w:r>
+      <w:r>
+        <w:t xml:space="preserve">function calculates and returns the factorial of a non-negative integer.</w:t>
+      </w:r>
+    </w:p>
+    <w:bookmarkEnd w:id="31"/>
+    <w:bookmarkStart w:id="32" w:name="parameters-3"/>
+    <w:p>
+      <w:pPr>
+        <w:pStyle w:val="Heading2"/>
+      </w:pPr>
+      <w:r>
+        <w:rPr>
+          <w:rStyle w:val="SectionNumber"/>
+        </w:rPr>
+        <w:t xml:space="preserve">4.2</w:t>
+      </w:r>
+      <w:r>
+        <w:tab/>
+      </w:r>
+      <w:r>
+        <w:t xml:space="preserve">parameters</w:t>
       </w:r>
     </w:p>
     <w:p>
@@ -2228,16 +2644,365 @@
         </w:numPr>
       </w:pPr>
       <w:r>
-        <w:t xml:space="preserve">This function does not return a value (</w:t>
-      </w:r>
-      <w:r>
         <w:rPr>
           <w:rStyle w:val="VerbatimChar"/>
         </w:rPr>
+        <w:t xml:space="preserve">n</w:t>
+      </w:r>
+      <w:r>
+        <w:t xml:space="preserve">:</w:t>
+      </w:r>
+      <w:r>
+        <w:t xml:space="preserve"> </w:t>
+      </w:r>
+      <w:r>
+        <w:rPr>
+          <w:rStyle w:val="VerbatimChar"/>
+        </w:rPr>
+        <w:t xml:space="preserve">Number</w:t>
+      </w:r>
+      <w:r>
+        <w:t xml:space="preserve"> </w:t>
+      </w:r>
+      <w:r>
+        <w:t xml:space="preserve">- The non-negative integer for which to calculate the factorial.</w:t>
+      </w:r>
+    </w:p>
+    <w:bookmarkEnd w:id="32"/>
+    <w:bookmarkStart w:id="33" w:name="description-3"/>
+    <w:p>
+      <w:pPr>
+        <w:pStyle w:val="Heading2"/>
+      </w:pPr>
+      <w:r>
+        <w:rPr>
+          <w:rStyle w:val="SectionNumber"/>
+        </w:rPr>
+        <w:t xml:space="preserve">4.3</w:t>
+      </w:r>
+      <w:r>
+        <w:tab/>
+      </w:r>
+      <w:r>
+        <w:t xml:space="preserve">Description</w:t>
+      </w:r>
+    </w:p>
+    <w:p>
+      <w:pPr>
+        <w:pStyle w:val="FirstParagraph"/>
+      </w:pPr>
+      <w:r>
+        <w:t xml:space="preserve">This function computes the factorial of a given number</w:t>
+      </w:r>
+      <w:r>
+        <w:t xml:space="preserve"> </w:t>
+      </w:r>
+      <w:r>
+        <w:rPr>
+          <w:rStyle w:val="VerbatimChar"/>
+        </w:rPr>
+        <w:t xml:space="preserve">n</w:t>
+      </w:r>
+      <w:r>
+        <w:t xml:space="preserve">. The factorial of a non-negative integer</w:t>
+      </w:r>
+      <w:r>
+        <w:t xml:space="preserve"> </w:t>
+      </w:r>
+      <w:r>
+        <w:rPr>
+          <w:rStyle w:val="VerbatimChar"/>
+        </w:rPr>
+        <w:t xml:space="preserve">n</w:t>
+      </w:r>
+      <w:r>
+        <w:t xml:space="preserve">, denoted as</w:t>
+      </w:r>
+      <w:r>
+        <w:t xml:space="preserve"> </w:t>
+      </w:r>
+      <w:r>
+        <w:rPr>
+          <w:rStyle w:val="VerbatimChar"/>
+        </w:rPr>
+        <w:t xml:space="preserve">n!</w:t>
+      </w:r>
+      <w:r>
+        <w:t xml:space="preserve">, is the product of all positive integers less than or equal to</w:t>
+      </w:r>
+      <w:r>
+        <w:t xml:space="preserve"> </w:t>
+      </w:r>
+      <w:r>
+        <w:rPr>
+          <w:rStyle w:val="VerbatimChar"/>
+        </w:rPr>
+        <w:t xml:space="preserve">n</w:t>
+      </w:r>
+      <w:r>
+        <w:t xml:space="preserve">. For example,</w:t>
+      </w:r>
+      <w:r>
+        <w:t xml:space="preserve"> </w:t>
+      </w:r>
+      <w:r>
+        <w:rPr>
+          <w:rStyle w:val="VerbatimChar"/>
+        </w:rPr>
+        <w:t xml:space="preserve">5!</w:t>
+      </w:r>
+      <w:r>
+        <w:t xml:space="preserve"> </w:t>
+      </w:r>
+      <w:r>
+        <w:t xml:space="preserve">is</w:t>
+      </w:r>
+      <w:r>
+        <w:t xml:space="preserve"> </w:t>
+      </w:r>
+      <w:r>
+        <w:rPr>
+          <w:rStyle w:val="VerbatimChar"/>
+        </w:rPr>
+        <w:t xml:space="preserve">5 * 4 * 3 * 2 * 1</w:t>
+      </w:r>
+      <w:r>
+        <w:t xml:space="preserve">, which equals</w:t>
+      </w:r>
+      <w:r>
+        <w:t xml:space="preserve"> </w:t>
+      </w:r>
+      <w:r>
+        <w:rPr>
+          <w:rStyle w:val="VerbatimChar"/>
+        </w:rPr>
+        <w:t xml:space="preserve">120</w:t>
+      </w:r>
+      <w:r>
+        <w:t xml:space="preserve">.</w:t>
+      </w:r>
+    </w:p>
+    <w:p>
+      <w:pPr>
+        <w:pStyle w:val="BodyText"/>
+      </w:pPr>
+      <w:r>
+        <w:t xml:space="preserve">The function is typically implemented using recursion. It operates based on two primary cases:</w:t>
+      </w:r>
+      <w:r>
+        <w:t xml:space="preserve"> </w:t>
+      </w:r>
+      <w:r>
+        <w:t xml:space="preserve">1.</w:t>
+      </w:r>
+      <w:r>
+        <w:t xml:space="preserve"> </w:t>
+      </w:r>
+      <w:r>
+        <w:rPr>
+          <w:b/>
+          <w:bCs/>
+        </w:rPr>
+        <w:t xml:space="preserve">Base Case:</w:t>
+      </w:r>
+      <w:r>
+        <w:t xml:space="preserve"> </w:t>
+      </w:r>
+      <w:r>
+        <w:t xml:space="preserve">If</w:t>
+      </w:r>
+      <w:r>
+        <w:t xml:space="preserve"> </w:t>
+      </w:r>
+      <w:r>
+        <w:rPr>
+          <w:rStyle w:val="VerbatimChar"/>
+        </w:rPr>
+        <w:t xml:space="preserve">n</w:t>
+      </w:r>
+      <w:r>
+        <w:t xml:space="preserve"> </w:t>
+      </w:r>
+      <w:r>
+        <w:t xml:space="preserve">is</w:t>
+      </w:r>
+      <w:r>
+        <w:t xml:space="preserve"> </w:t>
+      </w:r>
+      <w:r>
+        <w:rPr>
+          <w:rStyle w:val="VerbatimChar"/>
+        </w:rPr>
+        <w:t xml:space="preserve">0</w:t>
+      </w:r>
+      <w:r>
+        <w:t xml:space="preserve"> </w:t>
+      </w:r>
+      <w:r>
+        <w:t xml:space="preserve">or</w:t>
+      </w:r>
+      <w:r>
+        <w:t xml:space="preserve"> </w:t>
+      </w:r>
+      <w:r>
+        <w:rPr>
+          <w:rStyle w:val="VerbatimChar"/>
+        </w:rPr>
+        <w:t xml:space="preserve">1</w:t>
+      </w:r>
+      <w:r>
+        <w:t xml:space="preserve">, the function returns</w:t>
+      </w:r>
+      <w:r>
+        <w:t xml:space="preserve"> </w:t>
+      </w:r>
+      <w:r>
+        <w:rPr>
+          <w:rStyle w:val="VerbatimChar"/>
+        </w:rPr>
+        <w:t xml:space="preserve">1</w:t>
+      </w:r>
+      <w:r>
+        <w:t xml:space="preserve">. By mathematical definition, the factorial of 0 (</w:t>
+      </w:r>
+      <w:r>
+        <w:rPr>
+          <w:rStyle w:val="VerbatimChar"/>
+        </w:rPr>
+        <w:t xml:space="preserve">0!</w:t>
+      </w:r>
+      <w:r>
+        <w:t xml:space="preserve">) is 1, and the factorial of 1 (</w:t>
+      </w:r>
+      <w:r>
+        <w:rPr>
+          <w:rStyle w:val="VerbatimChar"/>
+        </w:rPr>
+        <w:t xml:space="preserve">1!</w:t>
+      </w:r>
+      <w:r>
+        <w:t xml:space="preserve">) is also 1.</w:t>
+      </w:r>
+      <w:r>
+        <w:t xml:space="preserve"> </w:t>
+      </w:r>
+      <w:r>
+        <w:t xml:space="preserve">2.</w:t>
+      </w:r>
+      <w:r>
+        <w:t xml:space="preserve"> </w:t>
+      </w:r>
+      <w:r>
+        <w:rPr>
+          <w:b/>
+          <w:bCs/>
+        </w:rPr>
+        <w:t xml:space="preserve">Recursive Step:</w:t>
+      </w:r>
+      <w:r>
+        <w:t xml:space="preserve"> </w:t>
+      </w:r>
+      <w:r>
+        <w:t xml:space="preserve">If</w:t>
+      </w:r>
+      <w:r>
+        <w:t xml:space="preserve"> </w:t>
+      </w:r>
+      <w:r>
+        <w:rPr>
+          <w:rStyle w:val="VerbatimChar"/>
+        </w:rPr>
+        <w:t xml:space="preserve">n</w:t>
+      </w:r>
+      <w:r>
+        <w:t xml:space="preserve"> </w:t>
+      </w:r>
+      <w:r>
+        <w:t xml:space="preserve">is greater than 1, the function calls itself with the argument</w:t>
+      </w:r>
+      <w:r>
+        <w:t xml:space="preserve"> </w:t>
+      </w:r>
+      <w:r>
+        <w:rPr>
+          <w:rStyle w:val="VerbatimChar"/>
+        </w:rPr>
+        <w:t xml:space="preserve">n - 1</w:t>
+      </w:r>
+      <w:r>
+        <w:t xml:space="preserve"> </w:t>
+      </w:r>
+      <w:r>
+        <w:t xml:space="preserve">and multiplies the result by</w:t>
+      </w:r>
+      <w:r>
+        <w:t xml:space="preserve"> </w:t>
+      </w:r>
+      <w:r>
+        <w:rPr>
+          <w:rStyle w:val="VerbatimChar"/>
+        </w:rPr>
+        <w:t xml:space="preserve">n</w:t>
+      </w:r>
+      <w:r>
+        <w:t xml:space="preserve">. This recursive process unwinds until it reaches the base case.</w:t>
+      </w:r>
+    </w:p>
+    <w:p>
+      <w:pPr>
+        <w:pStyle w:val="BodyText"/>
+      </w:pPr>
+      <w:r>
+        <w:t xml:space="preserve">Factorials are not defined for negative numbers. This function will typically return</w:t>
+      </w:r>
+      <w:r>
+        <w:t xml:space="preserve"> </w:t>
+      </w:r>
+      <w:r>
+        <w:rPr>
+          <w:rStyle w:val="VerbatimChar"/>
+        </w:rPr>
         <w:t xml:space="preserve">undefined</w:t>
       </w:r>
       <w:r>
-        <w:t xml:space="preserve">); its sole purpose is to log a message to the console.</w:t>
+        <w:t xml:space="preserve"> </w:t>
+      </w:r>
+      <w:r>
+        <w:t xml:space="preserve">or</w:t>
+      </w:r>
+      <w:r>
+        <w:t xml:space="preserve"> </w:t>
+      </w:r>
+      <w:r>
+        <w:rPr>
+          <w:rStyle w:val="VerbatimChar"/>
+        </w:rPr>
+        <w:t xml:space="preserve">NaN</w:t>
+      </w:r>
+      <w:r>
+        <w:t xml:space="preserve"> </w:t>
+      </w:r>
+      <w:r>
+        <w:t xml:space="preserve">if a negative number is provided as an argument.</w:t>
+      </w:r>
+    </w:p>
+    <w:bookmarkEnd w:id="33"/>
+    <w:bookmarkStart w:id="34" w:name="usage-notes-3"/>
+    <w:p>
+      <w:pPr>
+        <w:pStyle w:val="Heading2"/>
+      </w:pPr>
+      <w:r>
+        <w:rPr>
+          <w:rStyle w:val="SectionNumber"/>
+        </w:rPr>
+        <w:t xml:space="preserve">4.4</w:t>
+      </w:r>
+      <w:r>
+        <w:tab/>
+      </w:r>
+      <w:r>
+        <w:t xml:space="preserve">Usage Notes</w:t>
       </w:r>
     </w:p>
     <w:p>
@@ -2245,126 +3010,528 @@
         <w:pStyle w:val="Compact"/>
         <w:numPr>
           <w:ilvl w:val="0"/>
-          <w:numId w:val="1006"/>
+          <w:numId w:val="1007"/>
         </w:numPr>
       </w:pPr>
       <w:r>
-        <w:t xml:space="preserve">If a non-string value (e.g., a number or an object) is passed as the</w:t>
-      </w:r>
-      <w:r>
-        <w:t xml:space="preserve"> </w:t>
-      </w:r>
-      <w:r>
-        <w:rPr>
-          <w:rStyle w:val="VerbatimChar"/>
-        </w:rPr>
-        <w:t xml:space="preserve">name</w:t>
-      </w:r>
-      <w:r>
-        <w:t xml:space="preserve"> </w:t>
-      </w:r>
-      <w:r>
-        <w:t xml:space="preserve">parameter, JavaScript will attempt to convert it to its string representation for the output.</w:t>
-      </w:r>
-    </w:p>
-    <w:bookmarkEnd w:id="27"/>
-    <w:bookmarkStart w:id="28" w:name="example-2"/>
-    <w:p>
-      <w:pPr>
-        <w:pStyle w:val="Heading2"/>
-      </w:pPr>
-      <w:r>
-        <w:rPr>
-          <w:rStyle w:val="SectionNumber"/>
-        </w:rPr>
-        <w:t xml:space="preserve">3.5</w:t>
-      </w:r>
-      <w:r>
-        <w:tab/>
-      </w:r>
-      <w:r>
-        <w:t xml:space="preserve">Example</w:t>
+        <w:t xml:space="preserve">This function is designed for non-negative integers. Passing a negative number as an argument will not yield a valid factorial.</w:t>
       </w:r>
     </w:p>
     <w:p>
       <w:pPr>
-        <w:pStyle w:val="SourceCode"/>
-      </w:pPr>
-      <w:r>
-        <w:rPr>
-          <w:rStyle w:val="CommentTok"/>
-        </w:rPr>
-        <w:t xml:space="preserve">// Example usage</w:t>
-      </w:r>
-      <w:r>
-        <w:br/>
-      </w:r>
-      <w:r>
-        <w:rPr>
-          <w:rStyle w:val="FunctionTok"/>
-        </w:rPr>
-        <w:t xml:space="preserve">greet</w:t>
-      </w:r>
-      <w:r>
-        <w:rPr>
-          <w:rStyle w:val="NormalTok"/>
-        </w:rPr>
-        <w:t xml:space="preserve">(</w:t>
-      </w:r>
-      <w:r>
-        <w:rPr>
-          <w:rStyle w:val="StringTok"/>
-        </w:rPr>
-        <w:t xml:space="preserve">"World"</w:t>
-      </w:r>
-      <w:r>
-        <w:rPr>
-          <w:rStyle w:val="NormalTok"/>
-        </w:rPr>
-        <w:t xml:space="preserve">)</w:t>
-      </w:r>
-      <w:r>
-        <w:rPr>
-          <w:rStyle w:val="OperatorTok"/>
-        </w:rPr>
-        <w:t xml:space="preserve">;</w:t>
-      </w:r>
-      <w:r>
-        <w:br/>
-      </w:r>
-      <w:r>
-        <w:rPr>
-          <w:rStyle w:val="FunctionTok"/>
-        </w:rPr>
-        <w:t xml:space="preserve">greet</w:t>
-      </w:r>
-      <w:r>
-        <w:rPr>
-          <w:rStyle w:val="NormalTok"/>
-        </w:rPr>
-        <w:t xml:space="preserve">(</w:t>
-      </w:r>
-      <w:r>
-        <w:rPr>
-          <w:rStyle w:val="StringTok"/>
-        </w:rPr>
-        <w:t xml:space="preserve">"Alice"</w:t>
-      </w:r>
-      <w:r>
-        <w:rPr>
-          <w:rStyle w:val="NormalTok"/>
-        </w:rPr>
-        <w:t xml:space="preserve">)</w:t>
-      </w:r>
-      <w:r>
-        <w:rPr>
-          <w:rStyle w:val="OperatorTok"/>
-        </w:rPr>
-        <w:t xml:space="preserve">;</w:t>
+        <w:pStyle w:val="Compact"/>
+        <w:numPr>
+          <w:ilvl w:val="0"/>
+          <w:numId w:val="1007"/>
+        </w:numPr>
+      </w:pPr>
+      <w:r>
+        <w:t xml:space="preserve">Factorial values increase very quickly. For inputs larger than</w:t>
+      </w:r>
+      <w:r>
+        <w:t xml:space="preserve"> </w:t>
+      </w:r>
+      <w:r>
+        <w:rPr>
+          <w:rStyle w:val="VerbatimChar"/>
+        </w:rPr>
+        <w:t xml:space="preserve">170</w:t>
+      </w:r>
+      <w:r>
+        <w:t xml:space="preserve">, the result may exceed JavaScript’s maximum representable number (</w:t>
+      </w:r>
+      <w:r>
+        <w:rPr>
+          <w:rStyle w:val="VerbatimChar"/>
+        </w:rPr>
+        <w:t xml:space="preserve">Number.MAX_VALUE</w:t>
+      </w:r>
+      <w:r>
+        <w:t xml:space="preserve">) and return</w:t>
+      </w:r>
+      <w:r>
+        <w:t xml:space="preserve"> </w:t>
+      </w:r>
+      <w:r>
+        <w:rPr>
+          <w:rStyle w:val="VerbatimChar"/>
+        </w:rPr>
+        <w:t xml:space="preserve">Infinity</w:t>
+      </w:r>
+      <w:r>
+        <w:t xml:space="preserve">.</w:t>
       </w:r>
     </w:p>
     <w:p>
       <w:pPr>
+        <w:pStyle w:val="Compact"/>
+        <w:numPr>
+          <w:ilvl w:val="0"/>
+          <w:numId w:val="1007"/>
+        </w:numPr>
+      </w:pPr>
+      <w:r>
+        <w:t xml:space="preserve">When using a recursive implementation for this function, very large numbers for</w:t>
+      </w:r>
+      <w:r>
+        <w:t xml:space="preserve"> </w:t>
+      </w:r>
+      <w:r>
+        <w:rPr>
+          <w:rStyle w:val="VerbatimChar"/>
+        </w:rPr>
+        <w:t xml:space="preserve">n</w:t>
+      </w:r>
+      <w:r>
+        <w:t xml:space="preserve"> </w:t>
+      </w:r>
+      <w:r>
+        <w:t xml:space="preserve">can potentially cause a</w:t>
+      </w:r>
+      <w:r>
+        <w:t xml:space="preserve"> </w:t>
+      </w:r>
+      <w:r>
+        <w:t xml:space="preserve">“Maximum call stack size exceeded”</w:t>
+      </w:r>
+      <w:r>
+        <w:t xml:space="preserve"> </w:t>
+      </w:r>
+      <w:r>
+        <w:t xml:space="preserve">error. For such scenarios, an iterative approach is more memory-efficient.</w:t>
+      </w:r>
+    </w:p>
+    <w:bookmarkEnd w:id="34"/>
+    <w:bookmarkStart w:id="35" w:name="example-3"/>
+    <w:p>
+      <w:pPr>
+        <w:pStyle w:val="Heading2"/>
+      </w:pPr>
+      <w:r>
+        <w:rPr>
+          <w:rStyle w:val="SectionNumber"/>
+        </w:rPr>
+        <w:t xml:space="preserve">4.5</w:t>
+      </w:r>
+      <w:r>
+        <w:tab/>
+      </w:r>
+      <w:r>
+        <w:t xml:space="preserve">Example</w:t>
+      </w:r>
+    </w:p>
+    <w:p>
+      <w:pPr>
+        <w:pStyle w:val="SourceCode"/>
+      </w:pPr>
+      <w:r>
+        <w:rPr>
+          <w:rStyle w:val="CommentTok"/>
+        </w:rPr>
+        <w:t xml:space="preserve">// Example usage</w:t>
+      </w:r>
+      <w:r>
+        <w:br/>
+      </w:r>
+      <w:r>
+        <w:rPr>
+          <w:rStyle w:val="CommentTok"/>
+        </w:rPr>
+        <w:t xml:space="preserve">// Note: The function implementation is assumed for this example.</w:t>
+      </w:r>
+      <w:r>
+        <w:br/>
+      </w:r>
+      <w:r>
+        <w:rPr>
+          <w:rStyle w:val="KeywordTok"/>
+        </w:rPr>
+        <w:t xml:space="preserve">const</w:t>
+      </w:r>
+      <w:r>
+        <w:rPr>
+          <w:rStyle w:val="NormalTok"/>
+        </w:rPr>
+        <w:t xml:space="preserve"> result </w:t>
+      </w:r>
+      <w:r>
+        <w:rPr>
+          <w:rStyle w:val="OperatorTok"/>
+        </w:rPr>
+        <w:t xml:space="preserve">=</w:t>
+      </w:r>
+      <w:r>
+        <w:rPr>
+          <w:rStyle w:val="NormalTok"/>
+        </w:rPr>
+        <w:t xml:space="preserve"> </w:t>
+      </w:r>
+      <w:r>
+        <w:rPr>
+          <w:rStyle w:val="FunctionTok"/>
+        </w:rPr>
+        <w:t xml:space="preserve">factorial</w:t>
+      </w:r>
+      <w:r>
+        <w:rPr>
+          <w:rStyle w:val="NormalTok"/>
+        </w:rPr>
+        <w:t xml:space="preserve">(</w:t>
+      </w:r>
+      <w:r>
+        <w:rPr>
+          <w:rStyle w:val="DecValTok"/>
+        </w:rPr>
+        <w:t xml:space="preserve">5</w:t>
+      </w:r>
+      <w:r>
+        <w:rPr>
+          <w:rStyle w:val="NormalTok"/>
+        </w:rPr>
+        <w:t xml:space="preserve">)</w:t>
+      </w:r>
+      <w:r>
+        <w:rPr>
+          <w:rStyle w:val="OperatorTok"/>
+        </w:rPr>
+        <w:t xml:space="preserve">;</w:t>
+      </w:r>
+      <w:r>
+        <w:br/>
+      </w:r>
+      <w:r>
+        <w:rPr>
+          <w:rStyle w:val="BuiltInTok"/>
+        </w:rPr>
+        <w:t xml:space="preserve">console</w:t>
+      </w:r>
+      <w:r>
+        <w:rPr>
+          <w:rStyle w:val="OperatorTok"/>
+        </w:rPr>
+        <w:t xml:space="preserve">.</w:t>
+      </w:r>
+      <w:r>
+        <w:rPr>
+          <w:rStyle w:val="FunctionTok"/>
+        </w:rPr>
+        <w:t xml:space="preserve">log</w:t>
+      </w:r>
+      <w:r>
+        <w:rPr>
+          <w:rStyle w:val="NormalTok"/>
+        </w:rPr>
+        <w:t xml:space="preserve">(</w:t>
+      </w:r>
+      <w:r>
+        <w:rPr>
+          <w:rStyle w:val="VerbatimStringTok"/>
+        </w:rPr>
+        <w:t xml:space="preserve">`The factorial of 5 is: </w:t>
+      </w:r>
+      <w:r>
+        <w:rPr>
+          <w:rStyle w:val="SpecialCharTok"/>
+        </w:rPr>
+        <w:t xml:space="preserve">${</w:t>
+      </w:r>
+      <w:r>
+        <w:rPr>
+          <w:rStyle w:val="NormalTok"/>
+        </w:rPr>
+        <w:t xml:space="preserve">result</w:t>
+      </w:r>
+      <w:r>
+        <w:rPr>
+          <w:rStyle w:val="SpecialCharTok"/>
+        </w:rPr>
+        <w:t xml:space="preserve">}</w:t>
+      </w:r>
+      <w:r>
+        <w:rPr>
+          <w:rStyle w:val="VerbatimStringTok"/>
+        </w:rPr>
+        <w:t xml:space="preserve">`</w:t>
+      </w:r>
+      <w:r>
+        <w:rPr>
+          <w:rStyle w:val="NormalTok"/>
+        </w:rPr>
+        <w:t xml:space="preserve">)</w:t>
+      </w:r>
+      <w:r>
+        <w:rPr>
+          <w:rStyle w:val="OperatorTok"/>
+        </w:rPr>
+        <w:t xml:space="preserve">;</w:t>
+      </w:r>
+      <w:r>
+        <w:br/>
+      </w:r>
+      <w:r>
+        <w:br/>
+      </w:r>
+      <w:r>
+        <w:rPr>
+          <w:rStyle w:val="KeywordTok"/>
+        </w:rPr>
+        <w:t xml:space="preserve">const</w:t>
+      </w:r>
+      <w:r>
+        <w:rPr>
+          <w:rStyle w:val="NormalTok"/>
+        </w:rPr>
+        <w:t xml:space="preserve"> resultForZero </w:t>
+      </w:r>
+      <w:r>
+        <w:rPr>
+          <w:rStyle w:val="OperatorTok"/>
+        </w:rPr>
+        <w:t xml:space="preserve">=</w:t>
+      </w:r>
+      <w:r>
+        <w:rPr>
+          <w:rStyle w:val="NormalTok"/>
+        </w:rPr>
+        <w:t xml:space="preserve"> </w:t>
+      </w:r>
+      <w:r>
+        <w:rPr>
+          <w:rStyle w:val="FunctionTok"/>
+        </w:rPr>
+        <w:t xml:space="preserve">factorial</w:t>
+      </w:r>
+      <w:r>
+        <w:rPr>
+          <w:rStyle w:val="NormalTok"/>
+        </w:rPr>
+        <w:t xml:space="preserve">(</w:t>
+      </w:r>
+      <w:r>
+        <w:rPr>
+          <w:rStyle w:val="DecValTok"/>
+        </w:rPr>
+        <w:t xml:space="preserve">0</w:t>
+      </w:r>
+      <w:r>
+        <w:rPr>
+          <w:rStyle w:val="NormalTok"/>
+        </w:rPr>
+        <w:t xml:space="preserve">)</w:t>
+      </w:r>
+      <w:r>
+        <w:rPr>
+          <w:rStyle w:val="OperatorTok"/>
+        </w:rPr>
+        <w:t xml:space="preserve">;</w:t>
+      </w:r>
+      <w:r>
+        <w:br/>
+      </w:r>
+      <w:r>
+        <w:rPr>
+          <w:rStyle w:val="BuiltInTok"/>
+        </w:rPr>
+        <w:t xml:space="preserve">console</w:t>
+      </w:r>
+      <w:r>
+        <w:rPr>
+          <w:rStyle w:val="OperatorTok"/>
+        </w:rPr>
+        <w:t xml:space="preserve">.</w:t>
+      </w:r>
+      <w:r>
+        <w:rPr>
+          <w:rStyle w:val="FunctionTok"/>
+        </w:rPr>
+        <w:t xml:space="preserve">log</w:t>
+      </w:r>
+      <w:r>
+        <w:rPr>
+          <w:rStyle w:val="NormalTok"/>
+        </w:rPr>
+        <w:t xml:space="preserve">(</w:t>
+      </w:r>
+      <w:r>
+        <w:rPr>
+          <w:rStyle w:val="VerbatimStringTok"/>
+        </w:rPr>
+        <w:t xml:space="preserve">`The factorial of 0 is: </w:t>
+      </w:r>
+      <w:r>
+        <w:rPr>
+          <w:rStyle w:val="SpecialCharTok"/>
+        </w:rPr>
+        <w:t xml:space="preserve">${</w:t>
+      </w:r>
+      <w:r>
+        <w:rPr>
+          <w:rStyle w:val="NormalTok"/>
+        </w:rPr>
+        <w:t xml:space="preserve">resultForZero</w:t>
+      </w:r>
+      <w:r>
+        <w:rPr>
+          <w:rStyle w:val="SpecialCharTok"/>
+        </w:rPr>
+        <w:t xml:space="preserve">}</w:t>
+      </w:r>
+      <w:r>
+        <w:rPr>
+          <w:rStyle w:val="VerbatimStringTok"/>
+        </w:rPr>
+        <w:t xml:space="preserve">`</w:t>
+      </w:r>
+      <w:r>
+        <w:rPr>
+          <w:rStyle w:val="NormalTok"/>
+        </w:rPr>
+        <w:t xml:space="preserve">)</w:t>
+      </w:r>
+      <w:r>
+        <w:rPr>
+          <w:rStyle w:val="OperatorTok"/>
+        </w:rPr>
+        <w:t xml:space="preserve">;</w:t>
+      </w:r>
+      <w:r>
+        <w:br/>
+      </w:r>
+      <w:r>
+        <w:br/>
+      </w:r>
+      <w:r>
+        <w:rPr>
+          <w:rStyle w:val="KeywordTok"/>
+        </w:rPr>
+        <w:t xml:space="preserve">const</w:t>
+      </w:r>
+      <w:r>
+        <w:rPr>
+          <w:rStyle w:val="NormalTok"/>
+        </w:rPr>
+        <w:t xml:space="preserve"> resultForNegative </w:t>
+      </w:r>
+      <w:r>
+        <w:rPr>
+          <w:rStyle w:val="OperatorTok"/>
+        </w:rPr>
+        <w:t xml:space="preserve">=</w:t>
+      </w:r>
+      <w:r>
+        <w:rPr>
+          <w:rStyle w:val="NormalTok"/>
+        </w:rPr>
+        <w:t xml:space="preserve"> </w:t>
+      </w:r>
+      <w:r>
+        <w:rPr>
+          <w:rStyle w:val="FunctionTok"/>
+        </w:rPr>
+        <w:t xml:space="preserve">factorial</w:t>
+      </w:r>
+      <w:r>
+        <w:rPr>
+          <w:rStyle w:val="NormalTok"/>
+        </w:rPr>
+        <w:t xml:space="preserve">(</w:t>
+      </w:r>
+      <w:r>
+        <w:rPr>
+          <w:rStyle w:val="OperatorTok"/>
+        </w:rPr>
+        <w:t xml:space="preserve">-</w:t>
+      </w:r>
+      <w:r>
+        <w:rPr>
+          <w:rStyle w:val="DecValTok"/>
+        </w:rPr>
+        <w:t xml:space="preserve">3</w:t>
+      </w:r>
+      <w:r>
+        <w:rPr>
+          <w:rStyle w:val="NormalTok"/>
+        </w:rPr>
+        <w:t xml:space="preserve">)</w:t>
+      </w:r>
+      <w:r>
+        <w:rPr>
+          <w:rStyle w:val="OperatorTok"/>
+        </w:rPr>
+        <w:t xml:space="preserve">;</w:t>
+      </w:r>
+      <w:r>
+        <w:br/>
+      </w:r>
+      <w:r>
+        <w:rPr>
+          <w:rStyle w:val="BuiltInTok"/>
+        </w:rPr>
+        <w:t xml:space="preserve">console</w:t>
+      </w:r>
+      <w:r>
+        <w:rPr>
+          <w:rStyle w:val="OperatorTok"/>
+        </w:rPr>
+        <w:t xml:space="preserve">.</w:t>
+      </w:r>
+      <w:r>
+        <w:rPr>
+          <w:rStyle w:val="FunctionTok"/>
+        </w:rPr>
+        <w:t xml:space="preserve">log</w:t>
+      </w:r>
+      <w:r>
+        <w:rPr>
+          <w:rStyle w:val="NormalTok"/>
+        </w:rPr>
+        <w:t xml:space="preserve">(</w:t>
+      </w:r>
+      <w:r>
+        <w:rPr>
+          <w:rStyle w:val="VerbatimStringTok"/>
+        </w:rPr>
+        <w:t xml:space="preserve">`The factorial of -3 is: </w:t>
+      </w:r>
+      <w:r>
+        <w:rPr>
+          <w:rStyle w:val="SpecialCharTok"/>
+        </w:rPr>
+        <w:t xml:space="preserve">${</w:t>
+      </w:r>
+      <w:r>
+        <w:rPr>
+          <w:rStyle w:val="NormalTok"/>
+        </w:rPr>
+        <w:t xml:space="preserve">resultForNegative</w:t>
+      </w:r>
+      <w:r>
+        <w:rPr>
+          <w:rStyle w:val="SpecialCharTok"/>
+        </w:rPr>
+        <w:t xml:space="preserve">}</w:t>
+      </w:r>
+      <w:r>
+        <w:rPr>
+          <w:rStyle w:val="VerbatimStringTok"/>
+        </w:rPr>
+        <w:t xml:space="preserve">`</w:t>
+      </w:r>
+      <w:r>
+        <w:rPr>
+          <w:rStyle w:val="NormalTok"/>
+        </w:rPr>
+        <w:t xml:space="preserve">)</w:t>
+      </w:r>
+      <w:r>
+        <w:rPr>
+          <w:rStyle w:val="OperatorTok"/>
+        </w:rPr>
+        <w:t xml:space="preserve">;</w:t>
+      </w:r>
+    </w:p>
+    <w:p>
+      <w:pPr>
         <w:pStyle w:val="FirstParagraph"/>
       </w:pPr>
       <w:r>
@@ -2383,7 +3550,7 @@
         <w:rPr>
           <w:rStyle w:val="VerbatimChar"/>
         </w:rPr>
-        <w:t xml:space="preserve">Hello, World!</w:t>
+        <w:t xml:space="preserve">The factorial of 5 is: 120</w:t>
       </w:r>
       <w:r>
         <w:br/>
@@ -2392,7 +3559,16 @@
         <w:rPr>
           <w:rStyle w:val="VerbatimChar"/>
         </w:rPr>
-        <w:t xml:space="preserve">Hello, Alice!</w:t>
+        <w:t xml:space="preserve">The factorial of 0 is: 1</w:t>
+      </w:r>
+      <w:r>
+        <w:br/>
+      </w:r>
+      <w:r>
+        <w:rPr>
+          <w:rStyle w:val="VerbatimChar"/>
+        </w:rPr>
+        <w:t xml:space="preserve">The factorial of -3 is: undefined</w:t>
       </w:r>
     </w:p>
     <w:p>
@@ -2402,8 +3578,923 @@
         </w:pict>
       </w:r>
     </w:p>
-    <w:bookmarkEnd w:id="28"/>
-    <w:bookmarkEnd w:id="29"/>
+    <w:p>
+      <w:r>
+        <w:pict>
+          <v:rect style="width:0;height:1.5pt" o:hralign="center" o:hrstd="t" o:hr="t"/>
+        </w:pict>
+      </w:r>
+    </w:p>
+    <w:bookmarkEnd w:id="35"/>
+    <w:bookmarkStart w:id="36" w:name="functiondef-greetname"/>
+    <w:p>
+      <w:pPr>
+        <w:pStyle w:val="Heading2"/>
+      </w:pPr>
+      <w:r>
+        <w:rPr>
+          <w:rStyle w:val="SectionNumber"/>
+        </w:rPr>
+        <w:t xml:space="preserve">4.6</w:t>
+      </w:r>
+      <w:r>
+        <w:tab/>
+      </w:r>
+      <w:r>
+        <w:t xml:space="preserve">FunctionDef greet(name)</w:t>
+      </w:r>
+    </w:p>
+    <w:bookmarkEnd w:id="36"/>
+    <w:bookmarkEnd w:id="37"/>
+    <w:bookmarkStart w:id="44" w:name="function-greet"/>
+    <w:p>
+      <w:pPr>
+        <w:pStyle w:val="Heading1"/>
+      </w:pPr>
+      <w:r>
+        <w:rPr>
+          <w:rStyle w:val="SectionNumber"/>
+        </w:rPr>
+        <w:t xml:space="preserve">5</w:t>
+      </w:r>
+      <w:r>
+        <w:tab/>
+      </w:r>
+      <w:r>
+        <w:t xml:space="preserve">Function: greet</w:t>
+      </w:r>
+    </w:p>
+    <w:bookmarkStart w:id="38" w:name="overview-4"/>
+    <w:p>
+      <w:pPr>
+        <w:pStyle w:val="Heading2"/>
+      </w:pPr>
+      <w:r>
+        <w:rPr>
+          <w:rStyle w:val="SectionNumber"/>
+        </w:rPr>
+        <w:t xml:space="preserve">5.1</w:t>
+      </w:r>
+      <w:r>
+        <w:tab/>
+      </w:r>
+      <w:r>
+        <w:t xml:space="preserve">Overview</w:t>
+      </w:r>
+    </w:p>
+    <w:p>
+      <w:pPr>
+        <w:pStyle w:val="FirstParagraph"/>
+      </w:pPr>
+      <w:r>
+        <w:t xml:space="preserve">The</w:t>
+      </w:r>
+      <w:r>
+        <w:t xml:space="preserve"> </w:t>
+      </w:r>
+      <w:r>
+        <w:rPr>
+          <w:rStyle w:val="VerbatimChar"/>
+        </w:rPr>
+        <w:t xml:space="preserve">greet</w:t>
+      </w:r>
+      <w:r>
+        <w:t xml:space="preserve"> </w:t>
+      </w:r>
+      <w:r>
+        <w:t xml:space="preserve">function logs a personalized greeting message to the console.</w:t>
+      </w:r>
+    </w:p>
+    <w:bookmarkEnd w:id="38"/>
+    <w:bookmarkStart w:id="39" w:name="parameters-4"/>
+    <w:p>
+      <w:pPr>
+        <w:pStyle w:val="Heading2"/>
+      </w:pPr>
+      <w:r>
+        <w:rPr>
+          <w:rStyle w:val="SectionNumber"/>
+        </w:rPr>
+        <w:t xml:space="preserve">5.2</w:t>
+      </w:r>
+      <w:r>
+        <w:tab/>
+      </w:r>
+      <w:r>
+        <w:t xml:space="preserve">parameters</w:t>
+      </w:r>
+    </w:p>
+    <w:p>
+      <w:pPr>
+        <w:pStyle w:val="Compact"/>
+        <w:numPr>
+          <w:ilvl w:val="0"/>
+          <w:numId w:val="1008"/>
+        </w:numPr>
+      </w:pPr>
+      <w:r>
+        <w:rPr>
+          <w:rStyle w:val="VerbatimChar"/>
+        </w:rPr>
+        <w:t xml:space="preserve">name</w:t>
+      </w:r>
+      <w:r>
+        <w:t xml:space="preserve"> </w:t>
+      </w:r>
+      <w:r>
+        <w:t xml:space="preserve">(String): The name to be included in the greeting message.</w:t>
+      </w:r>
+    </w:p>
+    <w:bookmarkEnd w:id="39"/>
+    <w:bookmarkStart w:id="40" w:name="description-4"/>
+    <w:p>
+      <w:pPr>
+        <w:pStyle w:val="Heading2"/>
+      </w:pPr>
+      <w:r>
+        <w:rPr>
+          <w:rStyle w:val="SectionNumber"/>
+        </w:rPr>
+        <w:t xml:space="preserve">5.3</w:t>
+      </w:r>
+      <w:r>
+        <w:tab/>
+      </w:r>
+      <w:r>
+        <w:t xml:space="preserve">Description</w:t>
+      </w:r>
+    </w:p>
+    <w:p>
+      <w:pPr>
+        <w:pStyle w:val="FirstParagraph"/>
+      </w:pPr>
+      <w:r>
+        <w:t xml:space="preserve">This function provides a simple way to display a standardized greeting. It takes a single parameter,</w:t>
+      </w:r>
+      <w:r>
+        <w:t xml:space="preserve"> </w:t>
+      </w:r>
+      <w:r>
+        <w:rPr>
+          <w:rStyle w:val="VerbatimChar"/>
+        </w:rPr>
+        <w:t xml:space="preserve">name</w:t>
+      </w:r>
+      <w:r>
+        <w:t xml:space="preserve">, which is intended to be a string.</w:t>
+      </w:r>
+    </w:p>
+    <w:p>
+      <w:pPr>
+        <w:pStyle w:val="BodyText"/>
+      </w:pPr>
+      <w:r>
+        <w:t xml:space="preserve">The core logic resides within a</w:t>
+      </w:r>
+      <w:r>
+        <w:t xml:space="preserve"> </w:t>
+      </w:r>
+      <w:r>
+        <w:rPr>
+          <w:rStyle w:val="VerbatimChar"/>
+        </w:rPr>
+        <w:t xml:space="preserve">console.log()</w:t>
+      </w:r>
+      <w:r>
+        <w:t xml:space="preserve"> </w:t>
+      </w:r>
+      <w:r>
+        <w:t xml:space="preserve">statement. It utilizes a template literal (</w:t>
+      </w:r>
+      <w:r>
+        <w:rPr>
+          <w:rStyle w:val="VerbatimChar"/>
+        </w:rPr>
+        <w:t xml:space="preserve">`</w:t>
+      </w:r>
+      <w:r>
+        <w:t xml:space="preserve">) to construct the output string. The string</w:t>
+      </w:r>
+      <w:r>
+        <w:t xml:space="preserve"> </w:t>
+      </w:r>
+      <w:r>
+        <w:rPr>
+          <w:rStyle w:val="VerbatimChar"/>
+        </w:rPr>
+        <w:t xml:space="preserve">Hello,</w:t>
+      </w:r>
+      <w:r>
+        <w:t xml:space="preserve"> </w:t>
+      </w:r>
+      <w:r>
+        <w:t xml:space="preserve">is combined with the value of the</w:t>
+      </w:r>
+      <w:r>
+        <w:t xml:space="preserve"> </w:t>
+      </w:r>
+      <w:r>
+        <w:rPr>
+          <w:rStyle w:val="VerbatimChar"/>
+        </w:rPr>
+        <w:t xml:space="preserve">name</w:t>
+      </w:r>
+      <w:r>
+        <w:t xml:space="preserve"> </w:t>
+      </w:r>
+      <w:r>
+        <w:t xml:space="preserve">parameter, followed by an exclamation mark</w:t>
+      </w:r>
+      <w:r>
+        <w:t xml:space="preserve"> </w:t>
+      </w:r>
+      <w:r>
+        <w:rPr>
+          <w:rStyle w:val="VerbatimChar"/>
+        </w:rPr>
+        <w:t xml:space="preserve">!</w:t>
+      </w:r>
+      <w:r>
+        <w:t xml:space="preserve">. The resulting string is then printed directly to the console.</w:t>
+      </w:r>
+    </w:p>
+    <w:p>
+      <w:pPr>
+        <w:pStyle w:val="BodyText"/>
+      </w:pPr>
+      <w:r>
+        <w:t xml:space="preserve">For example, if the string</w:t>
+      </w:r>
+      <w:r>
+        <w:t xml:space="preserve"> </w:t>
+      </w:r>
+      <w:r>
+        <w:rPr>
+          <w:rStyle w:val="VerbatimChar"/>
+        </w:rPr>
+        <w:t xml:space="preserve">"World"</w:t>
+      </w:r>
+      <w:r>
+        <w:t xml:space="preserve"> </w:t>
+      </w:r>
+      <w:r>
+        <w:t xml:space="preserve">is passed as the</w:t>
+      </w:r>
+      <w:r>
+        <w:t xml:space="preserve"> </w:t>
+      </w:r>
+      <w:r>
+        <w:rPr>
+          <w:rStyle w:val="VerbatimChar"/>
+        </w:rPr>
+        <w:t xml:space="preserve">name</w:t>
+      </w:r>
+      <w:r>
+        <w:t xml:space="preserve">, the function will output</w:t>
+      </w:r>
+      <w:r>
+        <w:t xml:space="preserve"> </w:t>
+      </w:r>
+      <w:r>
+        <w:rPr>
+          <w:rStyle w:val="VerbatimChar"/>
+        </w:rPr>
+        <w:t xml:space="preserve">Hello, World!</w:t>
+      </w:r>
+      <w:r>
+        <w:t xml:space="preserve"> </w:t>
+      </w:r>
+      <w:r>
+        <w:t xml:space="preserve">to the console.</w:t>
+      </w:r>
+    </w:p>
+    <w:bookmarkEnd w:id="40"/>
+    <w:bookmarkStart w:id="41" w:name="usage-notes-4"/>
+    <w:p>
+      <w:pPr>
+        <w:pStyle w:val="Heading2"/>
+      </w:pPr>
+      <w:r>
+        <w:rPr>
+          <w:rStyle w:val="SectionNumber"/>
+        </w:rPr>
+        <w:t xml:space="preserve">5.4</w:t>
+      </w:r>
+      <w:r>
+        <w:tab/>
+      </w:r>
+      <w:r>
+        <w:t xml:space="preserve">Usage Notes</w:t>
+      </w:r>
+    </w:p>
+    <w:p>
+      <w:pPr>
+        <w:pStyle w:val="Compact"/>
+        <w:numPr>
+          <w:ilvl w:val="0"/>
+          <w:numId w:val="1009"/>
+        </w:numPr>
+      </w:pPr>
+      <w:r>
+        <w:t xml:space="preserve">This function does not return a value; its primary effect is the side effect of printing to the console.</w:t>
+      </w:r>
+    </w:p>
+    <w:p>
+      <w:pPr>
+        <w:pStyle w:val="Compact"/>
+        <w:numPr>
+          <w:ilvl w:val="0"/>
+          <w:numId w:val="1009"/>
+        </w:numPr>
+      </w:pPr>
+      <w:r>
+        <w:t xml:space="preserve">If a non-string value (e.g., a number or an object) is passed as the</w:t>
+      </w:r>
+      <w:r>
+        <w:t xml:space="preserve"> </w:t>
+      </w:r>
+      <w:r>
+        <w:rPr>
+          <w:rStyle w:val="VerbatimChar"/>
+        </w:rPr>
+        <w:t xml:space="preserve">name</w:t>
+      </w:r>
+      <w:r>
+        <w:t xml:space="preserve"> </w:t>
+      </w:r>
+      <w:r>
+        <w:t xml:space="preserve">parameter, JavaScript will attempt to convert it to its string representation before printing.</w:t>
+      </w:r>
+    </w:p>
+    <w:bookmarkEnd w:id="41"/>
+    <w:bookmarkStart w:id="43" w:name="example-4"/>
+    <w:p>
+      <w:pPr>
+        <w:pStyle w:val="Heading2"/>
+      </w:pPr>
+      <w:r>
+        <w:rPr>
+          <w:rStyle w:val="SectionNumber"/>
+        </w:rPr>
+        <w:t xml:space="preserve">5.5</w:t>
+      </w:r>
+      <w:r>
+        <w:tab/>
+      </w:r>
+      <w:r>
+        <w:t xml:space="preserve">Example</w:t>
+      </w:r>
+    </w:p>
+    <w:p>
+      <w:pPr>
+        <w:pStyle w:val="SourceCode"/>
+      </w:pPr>
+      <w:r>
+        <w:rPr>
+          <w:rStyle w:val="OperatorTok"/>
+        </w:rPr>
+        <w:t xml:space="preserve">//</w:t>
+      </w:r>
+      <w:r>
+        <w:rPr>
+          <w:rStyle w:val="NormalTok"/>
+        </w:rPr>
+        <w:t xml:space="preserve"> Example usage</w:t>
+      </w:r>
+      <w:r>
+        <w:br/>
+      </w:r>
+      <w:r>
+        <w:rPr>
+          <w:rStyle w:val="NormalTok"/>
+        </w:rPr>
+        <w:t xml:space="preserve">greet(</w:t>
+      </w:r>
+      <w:r>
+        <w:rPr>
+          <w:rStyle w:val="StringTok"/>
+        </w:rPr>
+        <w:t xml:space="preserve">"Alice"</w:t>
+      </w:r>
+      <w:r>
+        <w:rPr>
+          <w:rStyle w:val="NormalTok"/>
+        </w:rPr>
+        <w:t xml:space="preserve">)</w:t>
+      </w:r>
+      <w:r>
+        <w:rPr>
+          <w:rStyle w:val="OperatorTok"/>
+        </w:rPr>
+        <w:t xml:space="preserve">;</w:t>
+      </w:r>
+    </w:p>
+    <w:p>
+      <w:pPr>
+        <w:pStyle w:val="FirstParagraph"/>
+      </w:pPr>
+      <w:r>
+        <w:rPr>
+          <w:b/>
+          <w:bCs/>
+        </w:rPr>
+        <w:t xml:space="preserve">Output:</w:t>
+      </w:r>
+    </w:p>
+    <w:p>
+      <w:pPr>
+        <w:pStyle w:val="SourceCode"/>
+      </w:pPr>
+      <w:r>
+        <w:rPr>
+          <w:rStyle w:val="VerbatimChar"/>
+        </w:rPr>
+        <w:t xml:space="preserve">Hello, Alice!</w:t>
+      </w:r>
+    </w:p>
+    <w:p>
+      <w:r>
+        <w:pict>
+          <v:rect style="width:0;height:1.5pt" o:hralign="center" o:hrstd="t" o:hr="t"/>
+        </w:pict>
+      </w:r>
+    </w:p>
+    <w:bookmarkStart w:id="42" w:name="functiondef-greet"/>
+    <w:p>
+      <w:pPr>
+        <w:pStyle w:val="Heading3"/>
+      </w:pPr>
+      <w:r>
+        <w:rPr>
+          <w:rStyle w:val="SectionNumber"/>
+        </w:rPr>
+        <w:t xml:space="preserve">5.5.1</w:t>
+      </w:r>
+      <w:r>
+        <w:tab/>
+      </w:r>
+      <w:r>
+        <w:t xml:space="preserve">FunctionDef greet</w:t>
+      </w:r>
+    </w:p>
+    <w:bookmarkEnd w:id="42"/>
+    <w:bookmarkEnd w:id="43"/>
+    <w:bookmarkEnd w:id="44"/>
+    <w:bookmarkStart w:id="50" w:name="function-greet-1"/>
+    <w:p>
+      <w:pPr>
+        <w:pStyle w:val="Heading1"/>
+      </w:pPr>
+      <w:r>
+        <w:rPr>
+          <w:rStyle w:val="SectionNumber"/>
+        </w:rPr>
+        <w:t xml:space="preserve">6</w:t>
+      </w:r>
+      <w:r>
+        <w:tab/>
+      </w:r>
+      <w:r>
+        <w:t xml:space="preserve">Function: greet</w:t>
+      </w:r>
+    </w:p>
+    <w:bookmarkStart w:id="45" w:name="overview-5"/>
+    <w:p>
+      <w:pPr>
+        <w:pStyle w:val="Heading2"/>
+      </w:pPr>
+      <w:r>
+        <w:rPr>
+          <w:rStyle w:val="SectionNumber"/>
+        </w:rPr>
+        <w:t xml:space="preserve">6.1</w:t>
+      </w:r>
+      <w:r>
+        <w:tab/>
+      </w:r>
+      <w:r>
+        <w:t xml:space="preserve">Overview</w:t>
+      </w:r>
+    </w:p>
+    <w:p>
+      <w:pPr>
+        <w:pStyle w:val="FirstParagraph"/>
+      </w:pPr>
+      <w:r>
+        <w:t xml:space="preserve">The</w:t>
+      </w:r>
+      <w:r>
+        <w:t xml:space="preserve"> </w:t>
+      </w:r>
+      <w:r>
+        <w:rPr>
+          <w:rStyle w:val="VerbatimChar"/>
+        </w:rPr>
+        <w:t xml:space="preserve">greet</w:t>
+      </w:r>
+      <w:r>
+        <w:t xml:space="preserve"> </w:t>
+      </w:r>
+      <w:r>
+        <w:t xml:space="preserve">function is a placeholder intended to perform a greeting action using the provided name.</w:t>
+      </w:r>
+    </w:p>
+    <w:bookmarkEnd w:id="45"/>
+    <w:bookmarkStart w:id="46" w:name="parameters-5"/>
+    <w:p>
+      <w:pPr>
+        <w:pStyle w:val="Heading2"/>
+      </w:pPr>
+      <w:r>
+        <w:rPr>
+          <w:rStyle w:val="SectionNumber"/>
+        </w:rPr>
+        <w:t xml:space="preserve">6.2</w:t>
+      </w:r>
+      <w:r>
+        <w:tab/>
+      </w:r>
+      <w:r>
+        <w:t xml:space="preserve">parameters</w:t>
+      </w:r>
+    </w:p>
+    <w:p>
+      <w:pPr>
+        <w:pStyle w:val="Compact"/>
+        <w:numPr>
+          <w:ilvl w:val="0"/>
+          <w:numId w:val="1010"/>
+        </w:numPr>
+      </w:pPr>
+      <w:r>
+        <w:rPr>
+          <w:rStyle w:val="VerbatimChar"/>
+        </w:rPr>
+        <w:t xml:space="preserve">name</w:t>
+      </w:r>
+      <w:r>
+        <w:t xml:space="preserve">:</w:t>
+      </w:r>
+      <w:r>
+        <w:t xml:space="preserve"> </w:t>
+      </w:r>
+      <w:r>
+        <w:rPr>
+          <w:b/>
+          <w:bCs/>
+        </w:rPr>
+        <w:t xml:space="preserve">any</w:t>
+      </w:r>
+      <w:r>
+        <w:t xml:space="preserve"> </w:t>
+      </w:r>
+      <w:r>
+        <w:t xml:space="preserve">- The name to be used in the greeting. The intended type is likely a string.</w:t>
+      </w:r>
+    </w:p>
+    <w:bookmarkEnd w:id="46"/>
+    <w:bookmarkStart w:id="47" w:name="description-5"/>
+    <w:p>
+      <w:pPr>
+        <w:pStyle w:val="Heading2"/>
+      </w:pPr>
+      <w:r>
+        <w:rPr>
+          <w:rStyle w:val="SectionNumber"/>
+        </w:rPr>
+        <w:t xml:space="preserve">6.3</w:t>
+      </w:r>
+      <w:r>
+        <w:tab/>
+      </w:r>
+      <w:r>
+        <w:t xml:space="preserve">Description</w:t>
+      </w:r>
+    </w:p>
+    <w:p>
+      <w:pPr>
+        <w:pStyle w:val="FirstParagraph"/>
+      </w:pPr>
+      <w:r>
+        <w:t xml:space="preserve">The</w:t>
+      </w:r>
+      <w:r>
+        <w:t xml:space="preserve"> </w:t>
+      </w:r>
+      <w:r>
+        <w:rPr>
+          <w:rStyle w:val="VerbatimChar"/>
+        </w:rPr>
+        <w:t xml:space="preserve">greet</w:t>
+      </w:r>
+      <w:r>
+        <w:t xml:space="preserve"> </w:t>
+      </w:r>
+      <w:r>
+        <w:t xml:space="preserve">function is defined to accept a single argument,</w:t>
+      </w:r>
+      <w:r>
+        <w:t xml:space="preserve"> </w:t>
+      </w:r>
+      <w:r>
+        <w:rPr>
+          <w:rStyle w:val="VerbatimChar"/>
+        </w:rPr>
+        <w:t xml:space="preserve">name</w:t>
+      </w:r>
+      <w:r>
+        <w:t xml:space="preserve">. The function body is currently empty, meaning it contains no executable code. As a result, when this function is called, it performs no actions and does not produce any output. In JavaScript, a function that does not have an explicit</w:t>
+      </w:r>
+      <w:r>
+        <w:t xml:space="preserve"> </w:t>
+      </w:r>
+      <w:r>
+        <w:rPr>
+          <w:rStyle w:val="VerbatimChar"/>
+        </w:rPr>
+        <w:t xml:space="preserve">return</w:t>
+      </w:r>
+      <w:r>
+        <w:t xml:space="preserve"> </w:t>
+      </w:r>
+      <w:r>
+        <w:t xml:space="preserve">statement will implicitly return</w:t>
+      </w:r>
+      <w:r>
+        <w:t xml:space="preserve"> </w:t>
+      </w:r>
+      <w:r>
+        <w:rPr>
+          <w:rStyle w:val="VerbatimChar"/>
+        </w:rPr>
+        <w:t xml:space="preserve">undefined</w:t>
+      </w:r>
+      <w:r>
+        <w:t xml:space="preserve">. This function serves as a stub or placeholder for future implementation.</w:t>
+      </w:r>
+    </w:p>
+    <w:bookmarkEnd w:id="47"/>
+    <w:bookmarkStart w:id="48" w:name="usage-notes-5"/>
+    <w:p>
+      <w:pPr>
+        <w:pStyle w:val="Heading2"/>
+      </w:pPr>
+      <w:r>
+        <w:rPr>
+          <w:rStyle w:val="SectionNumber"/>
+        </w:rPr>
+        <w:t xml:space="preserve">6.4</w:t>
+      </w:r>
+      <w:r>
+        <w:tab/>
+      </w:r>
+      <w:r>
+        <w:t xml:space="preserve">Usage Notes</w:t>
+      </w:r>
+    </w:p>
+    <w:p>
+      <w:pPr>
+        <w:pStyle w:val="Compact"/>
+        <w:numPr>
+          <w:ilvl w:val="0"/>
+          <w:numId w:val="1011"/>
+        </w:numPr>
+      </w:pPr>
+      <w:r>
+        <w:t xml:space="preserve">As the function body is empty, calling</w:t>
+      </w:r>
+      <w:r>
+        <w:t xml:space="preserve"> </w:t>
+      </w:r>
+      <w:r>
+        <w:rPr>
+          <w:rStyle w:val="VerbatimChar"/>
+        </w:rPr>
+        <w:t xml:space="preserve">greet</w:t>
+      </w:r>
+      <w:r>
+        <w:t xml:space="preserve"> </w:t>
+      </w:r>
+      <w:r>
+        <w:t xml:space="preserve">will have no side effects (e.g., no console output).</w:t>
+      </w:r>
+    </w:p>
+    <w:p>
+      <w:pPr>
+        <w:pStyle w:val="Compact"/>
+        <w:numPr>
+          <w:ilvl w:val="0"/>
+          <w:numId w:val="1011"/>
+        </w:numPr>
+      </w:pPr>
+      <w:r>
+        <w:t xml:space="preserve">The function will always return</w:t>
+      </w:r>
+      <w:r>
+        <w:t xml:space="preserve"> </w:t>
+      </w:r>
+      <w:r>
+        <w:rPr>
+          <w:rStyle w:val="VerbatimChar"/>
+        </w:rPr>
+        <w:t xml:space="preserve">undefined</w:t>
+      </w:r>
+      <w:r>
+        <w:t xml:space="preserve"> </w:t>
+      </w:r>
+      <w:r>
+        <w:t xml:space="preserve">in its current state.</w:t>
+      </w:r>
+    </w:p>
+    <w:p>
+      <w:pPr>
+        <w:pStyle w:val="Compact"/>
+        <w:numPr>
+          <w:ilvl w:val="0"/>
+          <w:numId w:val="1011"/>
+        </w:numPr>
+      </w:pPr>
+      <w:r>
+        <w:t xml:space="preserve">This function must be implemented with logic to be useful for its intended purpose of greeting.</w:t>
+      </w:r>
+    </w:p>
+    <w:bookmarkEnd w:id="48"/>
+    <w:bookmarkStart w:id="49" w:name="example-5"/>
+    <w:p>
+      <w:pPr>
+        <w:pStyle w:val="Heading2"/>
+      </w:pPr>
+      <w:r>
+        <w:rPr>
+          <w:rStyle w:val="SectionNumber"/>
+        </w:rPr>
+        <w:t xml:space="preserve">6.5</w:t>
+      </w:r>
+      <w:r>
+        <w:tab/>
+      </w:r>
+      <w:r>
+        <w:t xml:space="preserve">Example</w:t>
+      </w:r>
+    </w:p>
+    <w:p>
+      <w:pPr>
+        <w:pStyle w:val="SourceCode"/>
+      </w:pPr>
+      <w:r>
+        <w:rPr>
+          <w:rStyle w:val="CommentTok"/>
+        </w:rPr>
+        <w:t xml:space="preserve">// Example usage</w:t>
+      </w:r>
+      <w:r>
+        <w:br/>
+      </w:r>
+      <w:r>
+        <w:rPr>
+          <w:rStyle w:val="KeywordTok"/>
+        </w:rPr>
+        <w:t xml:space="preserve">let</w:t>
+      </w:r>
+      <w:r>
+        <w:rPr>
+          <w:rStyle w:val="NormalTok"/>
+        </w:rPr>
+        <w:t xml:space="preserve"> result </w:t>
+      </w:r>
+      <w:r>
+        <w:rPr>
+          <w:rStyle w:val="OperatorTok"/>
+        </w:rPr>
+        <w:t xml:space="preserve">=</w:t>
+      </w:r>
+      <w:r>
+        <w:rPr>
+          <w:rStyle w:val="NormalTok"/>
+        </w:rPr>
+        <w:t xml:space="preserve"> </w:t>
+      </w:r>
+      <w:r>
+        <w:rPr>
+          <w:rStyle w:val="FunctionTok"/>
+        </w:rPr>
+        <w:t xml:space="preserve">greet</w:t>
+      </w:r>
+      <w:r>
+        <w:rPr>
+          <w:rStyle w:val="NormalTok"/>
+        </w:rPr>
+        <w:t xml:space="preserve">(</w:t>
+      </w:r>
+      <w:r>
+        <w:rPr>
+          <w:rStyle w:val="StringTok"/>
+        </w:rPr>
+        <w:t xml:space="preserve">"Alice"</w:t>
+      </w:r>
+      <w:r>
+        <w:rPr>
+          <w:rStyle w:val="NormalTok"/>
+        </w:rPr>
+        <w:t xml:space="preserve">)</w:t>
+      </w:r>
+      <w:r>
+        <w:rPr>
+          <w:rStyle w:val="OperatorTok"/>
+        </w:rPr>
+        <w:t xml:space="preserve">;</w:t>
+      </w:r>
+      <w:r>
+        <w:br/>
+      </w:r>
+      <w:r>
+        <w:rPr>
+          <w:rStyle w:val="BuiltInTok"/>
+        </w:rPr>
+        <w:t xml:space="preserve">console</w:t>
+      </w:r>
+      <w:r>
+        <w:rPr>
+          <w:rStyle w:val="OperatorTok"/>
+        </w:rPr>
+        <w:t xml:space="preserve">.</w:t>
+      </w:r>
+      <w:r>
+        <w:rPr>
+          <w:rStyle w:val="FunctionTok"/>
+        </w:rPr>
+        <w:t xml:space="preserve">log</w:t>
+      </w:r>
+      <w:r>
+        <w:rPr>
+          <w:rStyle w:val="NormalTok"/>
+        </w:rPr>
+        <w:t xml:space="preserve">(</w:t>
+      </w:r>
+      <w:r>
+        <w:rPr>
+          <w:rStyle w:val="StringTok"/>
+        </w:rPr>
+        <w:t xml:space="preserve">"The function returned:"</w:t>
+      </w:r>
+      <w:r>
+        <w:rPr>
+          <w:rStyle w:val="OperatorTok"/>
+        </w:rPr>
+        <w:t xml:space="preserve">,</w:t>
+      </w:r>
+      <w:r>
+        <w:rPr>
+          <w:rStyle w:val="NormalTok"/>
+        </w:rPr>
+        <w:t xml:space="preserve"> result)</w:t>
+      </w:r>
+      <w:r>
+        <w:rPr>
+          <w:rStyle w:val="OperatorTok"/>
+        </w:rPr>
+        <w:t xml:space="preserve">;</w:t>
+      </w:r>
+    </w:p>
+    <w:p>
+      <w:pPr>
+        <w:pStyle w:val="FirstParagraph"/>
+      </w:pPr>
+      <w:r>
+        <w:rPr>
+          <w:b/>
+          <w:bCs/>
+        </w:rPr>
+        <w:t xml:space="preserve">Output:</w:t>
+      </w:r>
+    </w:p>
+    <w:p>
+      <w:pPr>
+        <w:pStyle w:val="SourceCode"/>
+      </w:pPr>
+      <w:r>
+        <w:rPr>
+          <w:rStyle w:val="VerbatimChar"/>
+        </w:rPr>
+        <w:t xml:space="preserve">The function returned: undefined</w:t>
+      </w:r>
+    </w:p>
+    <w:p>
+      <w:r>
+        <w:pict>
+          <v:rect style="width:0;height:1.5pt" o:hralign="center" o:hrstd="t" o:hr="t"/>
+        </w:pict>
+      </w:r>
+    </w:p>
+    <w:p>
+      <w:r>
+        <w:pict>
+          <v:rect style="width:0;height:1.5pt" o:hralign="center" o:hrstd="t" o:hr="t"/>
+        </w:pict>
+      </w:r>
+    </w:p>
+    <w:bookmarkEnd w:id="49"/>
+    <w:bookmarkEnd w:id="50"/>
     <w:sectPr>
       <w:pgSz w:h="15840" w:w="12240"/>
       <w:pgMar w:bottom="1440" w:footer="720" w:gutter="0" w:header="720" w:left="1800" w:right="1800" w:top="1440"/>
@@ -2911,6 +5002,9 @@
     <w:abstractNumId w:val="991"/>
   </w:num>
   <w:num w:numId="1003">
+    <w:abstractNumId w:val="991"/>
+  </w:num>
+  <w:num w:numId="1004">
     <w:abstractNumId w:val="99411"/>
     <w:lvlOverride w:ilvl="0">
       <w:startOverride w:val="1"/>
@@ -2940,13 +5034,25 @@
       <w:startOverride w:val="1"/>
     </w:lvlOverride>
   </w:num>
-  <w:num w:numId="1004">
-    <w:abstractNumId w:val="991"/>
-  </w:num>
   <w:num w:numId="1005">
     <w:abstractNumId w:val="991"/>
   </w:num>
   <w:num w:numId="1006">
+    <w:abstractNumId w:val="991"/>
+  </w:num>
+  <w:num w:numId="1007">
+    <w:abstractNumId w:val="991"/>
+  </w:num>
+  <w:num w:numId="1008">
+    <w:abstractNumId w:val="991"/>
+  </w:num>
+  <w:num w:numId="1009">
+    <w:abstractNumId w:val="991"/>
+  </w:num>
+  <w:num w:numId="1010">
+    <w:abstractNumId w:val="991"/>
+  </w:num>
+  <w:num w:numId="1011">
     <w:abstractNumId w:val="991"/>
   </w:num>
 </w:numbering>

--- a/script.docx
+++ b/script.docx
@@ -103,7 +103,7 @@
         <w:t xml:space="preserve"> </w:t>
       </w:r>
       <w:r>
-        <w:t xml:space="preserve">function calculates the sum of two provided arguments.</w:t>
+        <w:t xml:space="preserve">function computes the sum of two numbers and returns the result.</w:t>
       </w:r>
     </w:p>
     <w:bookmarkEnd w:id="10"/>
@@ -207,7 +207,7 @@
               <w:pStyle w:val="Compact"/>
             </w:pPr>
             <w:r>
-              <w:t xml:space="preserve">The first number or addend.</w:t>
+              <w:t xml:space="preserve">The first number to be added.</w:t>
             </w:r>
           </w:p>
         </w:tc>
@@ -245,7 +245,7 @@
               <w:pStyle w:val="Compact"/>
             </w:pPr>
             <w:r>
-              <w:t xml:space="preserve">The second number or addend.</w:t>
+              <w:t xml:space="preserve">The second number to be added.</w:t>
             </w:r>
           </w:p>
         </w:tc>
@@ -275,7 +275,7 @@
         <w:pStyle w:val="FirstParagraph"/>
       </w:pPr>
       <w:r>
-        <w:t xml:space="preserve">This function takes two parameters,</w:t>
+        <w:t xml:space="preserve">This function provides a basic arithmetic operation. It takes two parameters,</w:t>
       </w:r>
       <w:r>
         <w:t xml:space="preserve"> </w:t>
@@ -302,7 +302,7 @@
         <w:t xml:space="preserve">b</w:t>
       </w:r>
       <w:r>
-        <w:t xml:space="preserve">, and returns their sum. It uses the standard addition operator (</w:t>
+        <w:t xml:space="preserve">, which are intended to be numeric values. The core logic of the function uses the standard JavaScript addition operator (</w:t>
       </w:r>
       <w:r>
         <w:rPr>
@@ -311,122 +311,18 @@
         <w:t xml:space="preserve">+</w:t>
       </w:r>
       <w:r>
-        <w:t xml:space="preserve">) to perform the calculation. The function is straightforward and directly returns the result of</w:t>
-      </w:r>
-      <w:r>
-        <w:t xml:space="preserve"> </w:t>
-      </w:r>
-      <w:r>
-        <w:rPr>
-          <w:rStyle w:val="VerbatimChar"/>
-        </w:rPr>
-        <w:t xml:space="preserve">a + b</w:t>
-      </w:r>
-      <w:r>
-        <w:t xml:space="preserve">.</w:t>
+        <w:t xml:space="preserve">) to sum the two input values. The result of this calculation is then returned by the function.</w:t>
       </w:r>
     </w:p>
     <w:p>
       <w:pPr>
-        <w:pStyle w:val="BodyText"/>
-      </w:pPr>
-      <w:r>
-        <w:t xml:space="preserve">For example, if</w:t>
-      </w:r>
-      <w:r>
-        <w:t xml:space="preserve"> </w:t>
-      </w:r>
-      <w:r>
-        <w:rPr>
-          <w:rStyle w:val="VerbatimChar"/>
-        </w:rPr>
-        <w:t xml:space="preserve">a</w:t>
-      </w:r>
-      <w:r>
-        <w:t xml:space="preserve"> </w:t>
-      </w:r>
-      <w:r>
-        <w:t xml:space="preserve">is</w:t>
-      </w:r>
-      <w:r>
-        <w:t xml:space="preserve"> </w:t>
-      </w:r>
-      <w:r>
-        <w:rPr>
-          <w:rStyle w:val="VerbatimChar"/>
-        </w:rPr>
-        <w:t xml:space="preserve">5</w:t>
-      </w:r>
-      <w:r>
-        <w:t xml:space="preserve"> </w:t>
-      </w:r>
-      <w:r>
-        <w:t xml:space="preserve">and</w:t>
-      </w:r>
-      <w:r>
-        <w:t xml:space="preserve"> </w:t>
-      </w:r>
-      <w:r>
-        <w:rPr>
-          <w:rStyle w:val="VerbatimChar"/>
-        </w:rPr>
-        <w:t xml:space="preserve">b</w:t>
-      </w:r>
-      <w:r>
-        <w:t xml:space="preserve"> </w:t>
-      </w:r>
-      <w:r>
-        <w:t xml:space="preserve">is</w:t>
-      </w:r>
-      <w:r>
-        <w:t xml:space="preserve"> </w:t>
-      </w:r>
-      <w:r>
-        <w:rPr>
-          <w:rStyle w:val="VerbatimChar"/>
-        </w:rPr>
-        <w:t xml:space="preserve">10</w:t>
-      </w:r>
-      <w:r>
-        <w:t xml:space="preserve">, the function will compute</w:t>
-      </w:r>
-      <w:r>
-        <w:t xml:space="preserve"> </w:t>
-      </w:r>
-      <w:r>
-        <w:rPr>
-          <w:rStyle w:val="VerbatimChar"/>
-        </w:rPr>
-        <w:t xml:space="preserve">5 + 10</w:t>
-      </w:r>
-      <w:r>
-        <w:t xml:space="preserve"> </w:t>
-      </w:r>
-      <w:r>
-        <w:t xml:space="preserve">and return the value</w:t>
-      </w:r>
-      <w:r>
-        <w:t xml:space="preserve"> </w:t>
-      </w:r>
-      <w:r>
-        <w:rPr>
-          <w:rStyle w:val="VerbatimChar"/>
-        </w:rPr>
-        <w:t xml:space="preserve">15</w:t>
-      </w:r>
-      <w:r>
-        <w:t xml:space="preserve">.</w:t>
-      </w:r>
-    </w:p>
-    <w:p>
-      <w:pPr>
         <w:pStyle w:val="SourceCode"/>
       </w:pPr>
       <w:r>
         <w:rPr>
           <w:rStyle w:val="CommentTok"/>
         </w:rPr>
-        <w:t xml:space="preserve">// The core logic of the function</w:t>
+        <w:t xml:space="preserve">// The function returns the sum of a and b</w:t>
       </w:r>
       <w:r>
         <w:br/>
@@ -490,7 +386,49 @@
         </w:numPr>
       </w:pPr>
       <w:r>
-        <w:t xml:space="preserve">This function is designed for numeric inputs (integers or floating-point numbers).</w:t>
+        <w:t xml:space="preserve">This function is designed for numeric addition. While the JavaScript</w:t>
+      </w:r>
+      <w:r>
+        <w:t xml:space="preserve"> </w:t>
+      </w:r>
+      <w:r>
+        <w:rPr>
+          <w:rStyle w:val="VerbatimChar"/>
+        </w:rPr>
+        <w:t xml:space="preserve">+</w:t>
+      </w:r>
+      <w:r>
+        <w:t xml:space="preserve"> </w:t>
+      </w:r>
+      <w:r>
+        <w:t xml:space="preserve">operator can also perform string concatenation, passing string arguments to this function will result in concatenation rather than mathematical addition (e.g.,</w:t>
+      </w:r>
+      <w:r>
+        <w:t xml:space="preserve"> </w:t>
+      </w:r>
+      <w:r>
+        <w:rPr>
+          <w:rStyle w:val="VerbatimChar"/>
+        </w:rPr>
+        <w:t xml:space="preserve">add("2", "3")</w:t>
+      </w:r>
+      <w:r>
+        <w:t xml:space="preserve"> </w:t>
+      </w:r>
+      <w:r>
+        <w:t xml:space="preserve">will return</w:t>
+      </w:r>
+      <w:r>
+        <w:t xml:space="preserve"> </w:t>
+      </w:r>
+      <w:r>
+        <w:rPr>
+          <w:rStyle w:val="VerbatimChar"/>
+        </w:rPr>
+        <w:t xml:space="preserve">"23"</w:t>
+      </w:r>
+      <w:r>
+        <w:t xml:space="preserve">).</w:t>
       </w:r>
     </w:p>
     <w:p>
@@ -502,65 +440,11 @@
         </w:numPr>
       </w:pPr>
       <w:r>
-        <w:t xml:space="preserve">If string values are provided, the</w:t>
-      </w:r>
-      <w:r>
-        <w:t xml:space="preserve"> </w:t>
-      </w:r>
-      <w:r>
-        <w:rPr>
-          <w:rStyle w:val="VerbatimChar"/>
-        </w:rPr>
-        <w:t xml:space="preserve">+</w:t>
-      </w:r>
-      <w:r>
-        <w:t xml:space="preserve"> </w:t>
-      </w:r>
-      <w:r>
-        <w:t xml:space="preserve">operator in JavaScript will perform string concatenation instead of arithmetic addition. For example,</w:t>
-      </w:r>
-      <w:r>
-        <w:t xml:space="preserve"> </w:t>
-      </w:r>
-      <w:r>
-        <w:rPr>
-          <w:rStyle w:val="VerbatimChar"/>
-        </w:rPr>
-        <w:t xml:space="preserve">add("5", "10")</w:t>
-      </w:r>
-      <w:r>
-        <w:t xml:space="preserve"> </w:t>
-      </w:r>
-      <w:r>
-        <w:t xml:space="preserve">would result in the string</w:t>
-      </w:r>
-      <w:r>
-        <w:t xml:space="preserve"> </w:t>
-      </w:r>
-      <w:r>
-        <w:rPr>
-          <w:rStyle w:val="VerbatimChar"/>
-        </w:rPr>
-        <w:t xml:space="preserve">"510"</w:t>
-      </w:r>
-      <w:r>
-        <w:t xml:space="preserve">.</w:t>
+        <w:t xml:space="preserve">The function works correctly with both integer and floating-point numbers.</w:t>
       </w:r>
     </w:p>
     <w:p>
       <w:pPr>
-        <w:pStyle w:val="Compact"/>
-        <w:numPr>
-          <w:ilvl w:val="0"/>
-          <w:numId w:val="1001"/>
-        </w:numPr>
-      </w:pPr>
-      <w:r>
-        <w:t xml:space="preserve">The function handles both positive and negative numbers.</w:t>
-      </w:r>
-    </w:p>
-    <w:p>
-      <w:pPr>
         <w:pStyle w:val="FirstParagraph"/>
       </w:pPr>
       <w:r>
@@ -571,18 +455,7 @@
         <w:t xml:space="preserve">Output Example</w:t>
       </w:r>
       <w:r>
-        <w:t xml:space="preserve">: A numeric value representing the sum.</w:t>
-      </w:r>
-    </w:p>
-    <w:p>
-      <w:pPr>
-        <w:pStyle w:val="SourceCode"/>
-      </w:pPr>
-      <w:r>
-        <w:rPr>
-          <w:rStyle w:val="VerbatimChar"/>
-        </w:rPr>
-        <w:t xml:space="preserve">15</w:t>
+        <w:t xml:space="preserve">: A single numeric value representing the sum.</w:t>
       </w:r>
     </w:p>
     <w:bookmarkEnd w:id="13"/>
@@ -621,13 +494,13 @@
         <w:rPr>
           <w:rStyle w:val="KeywordTok"/>
         </w:rPr>
-        <w:t xml:space="preserve">let</w:t>
+        <w:t xml:space="preserve">const</w:t>
       </w:r>
       <w:r>
         <w:rPr>
           <w:rStyle w:val="NormalTok"/>
         </w:rPr>
-        <w:t xml:space="preserve"> result </w:t>
+        <w:t xml:space="preserve"> result1 </w:t>
       </w:r>
       <w:r>
         <w:rPr>
@@ -714,7 +587,7 @@
         <w:rPr>
           <w:rStyle w:val="NormalTok"/>
         </w:rPr>
-        <w:t xml:space="preserve">(result)</w:t>
+        <w:t xml:space="preserve">(result1)</w:t>
       </w:r>
       <w:r>
         <w:rPr>
@@ -741,13 +614,13 @@
         <w:rPr>
           <w:rStyle w:val="KeywordTok"/>
         </w:rPr>
-        <w:t xml:space="preserve">let</w:t>
+        <w:t xml:space="preserve">const</w:t>
       </w:r>
       <w:r>
         <w:rPr>
           <w:rStyle w:val="NormalTok"/>
         </w:rPr>
-        <w:t xml:space="preserve"> floatResult </w:t>
+        <w:t xml:space="preserve"> result2 </w:t>
       </w:r>
       <w:r>
         <w:rPr>
@@ -777,7 +650,7 @@
         <w:rPr>
           <w:rStyle w:val="FloatTok"/>
         </w:rPr>
-        <w:t xml:space="preserve">3.14</w:t>
+        <w:t xml:space="preserve">7.5</w:t>
       </w:r>
       <w:r>
         <w:rPr>
@@ -795,7 +668,7 @@
         <w:rPr>
           <w:rStyle w:val="FloatTok"/>
         </w:rPr>
-        <w:t xml:space="preserve">2.71</w:t>
+        <w:t xml:space="preserve">2.25</w:t>
       </w:r>
       <w:r>
         <w:rPr>
@@ -834,7 +707,7 @@
         <w:rPr>
           <w:rStyle w:val="NormalTok"/>
         </w:rPr>
-        <w:t xml:space="preserve">(floatResult)</w:t>
+        <w:t xml:space="preserve">(result2)</w:t>
       </w:r>
       <w:r>
         <w:rPr>
@@ -872,7 +745,7 @@
         <w:rPr>
           <w:rStyle w:val="VerbatimChar"/>
         </w:rPr>
-        <w:t xml:space="preserve">5.85</w:t>
+        <w:t xml:space="preserve">9.75</w:t>
       </w:r>
     </w:p>
     <w:p>
@@ -959,7 +832,7 @@
         <w:t xml:space="preserve"> </w:t>
       </w:r>
       <w:r>
-        <w:t xml:space="preserve">function is intended to calculate the sum of two numbers.</w:t>
+        <w:t xml:space="preserve">function is a placeholder intended to calculate the sum of two numbers.</w:t>
       </w:r>
     </w:p>
     <w:bookmarkEnd w:id="17"/>
@@ -1131,7 +1004,7 @@
         <w:pStyle w:val="FirstParagraph"/>
       </w:pPr>
       <w:r>
-        <w:t xml:space="preserve">This function is designed to accept two arguments,</w:t>
+        <w:t xml:space="preserve">This function is designed to accept two numerical arguments,</w:t>
       </w:r>
       <w:r>
         <w:t xml:space="preserve"> </w:t>
@@ -1158,7 +1031,7 @@
         <w:t xml:space="preserve">b</w:t>
       </w:r>
       <w:r>
-        <w:t xml:space="preserve">, and return their sum.</w:t>
+        <w:t xml:space="preserve">. The intended purpose is to compute their sum and return the result.</w:t>
       </w:r>
     </w:p>
     <w:p>
@@ -1166,7 +1039,7 @@
         <w:pStyle w:val="BodyText"/>
       </w:pPr>
       <w:r>
-        <w:t xml:space="preserve">As currently written, the function is a stub with an empty body. It does not contain any logic to perform the addition. Therefore, when called, it will execute without performing any operations and will implicitly return</w:t>
+        <w:t xml:space="preserve">However, the current implementation is an empty stub. It does not contain any operational logic to perform the addition. Consequently, when called, it does not perform any calculation and implicitly returns</w:t>
       </w:r>
       <w:r>
         <w:t xml:space="preserve"> </w:t>
@@ -1179,103 +1052,6 @@
       </w:r>
       <w:r>
         <w:t xml:space="preserve">.</w:t>
-      </w:r>
-    </w:p>
-    <w:p>
-      <w:pPr>
-        <w:pStyle w:val="BodyText"/>
-      </w:pPr>
-      <w:r>
-        <w:t xml:space="preserve">To make the function operational, it must be implemented to return the sum of its parameters. A correct implementation would be:</w:t>
-      </w:r>
-    </w:p>
-    <w:p>
-      <w:pPr>
-        <w:pStyle w:val="SourceCode"/>
-      </w:pPr>
-      <w:r>
-        <w:rPr>
-          <w:rStyle w:val="KeywordTok"/>
-        </w:rPr>
-        <w:t xml:space="preserve">function</w:t>
-      </w:r>
-      <w:r>
-        <w:rPr>
-          <w:rStyle w:val="NormalTok"/>
-        </w:rPr>
-        <w:t xml:space="preserve"> </w:t>
-      </w:r>
-      <w:r>
-        <w:rPr>
-          <w:rStyle w:val="FunctionTok"/>
-        </w:rPr>
-        <w:t xml:space="preserve">add</w:t>
-      </w:r>
-      <w:r>
-        <w:rPr>
-          <w:rStyle w:val="NormalTok"/>
-        </w:rPr>
-        <w:t xml:space="preserve">(a</w:t>
-      </w:r>
-      <w:r>
-        <w:rPr>
-          <w:rStyle w:val="OperatorTok"/>
-        </w:rPr>
-        <w:t xml:space="preserve">,</w:t>
-      </w:r>
-      <w:r>
-        <w:rPr>
-          <w:rStyle w:val="NormalTok"/>
-        </w:rPr>
-        <w:t xml:space="preserve"> b) {</w:t>
-      </w:r>
-      <w:r>
-        <w:br/>
-      </w:r>
-      <w:r>
-        <w:rPr>
-          <w:rStyle w:val="NormalTok"/>
-        </w:rPr>
-        <w:t xml:space="preserve">  </w:t>
-      </w:r>
-      <w:r>
-        <w:rPr>
-          <w:rStyle w:val="ControlFlowTok"/>
-        </w:rPr>
-        <w:t xml:space="preserve">return</w:t>
-      </w:r>
-      <w:r>
-        <w:rPr>
-          <w:rStyle w:val="NormalTok"/>
-        </w:rPr>
-        <w:t xml:space="preserve"> a </w:t>
-      </w:r>
-      <w:r>
-        <w:rPr>
-          <w:rStyle w:val="OperatorTok"/>
-        </w:rPr>
-        <w:t xml:space="preserve">+</w:t>
-      </w:r>
-      <w:r>
-        <w:rPr>
-          <w:rStyle w:val="NormalTok"/>
-        </w:rPr>
-        <w:t xml:space="preserve"> b</w:t>
-      </w:r>
-      <w:r>
-        <w:rPr>
-          <w:rStyle w:val="OperatorTok"/>
-        </w:rPr>
-        <w:t xml:space="preserve">;</w:t>
-      </w:r>
-      <w:r>
-        <w:br/>
-      </w:r>
-      <w:r>
-        <w:rPr>
-          <w:rStyle w:val="NormalTok"/>
-        </w:rPr>
-        <w:t xml:space="preserve">}</w:t>
       </w:r>
     </w:p>
     <w:bookmarkEnd w:id="19"/>
@@ -1306,7 +1082,7 @@
         </w:numPr>
       </w:pPr>
       <w:r>
-        <w:t xml:space="preserve">This function is currently a placeholder and does not perform any calculation in its present state.</w:t>
+        <w:t xml:space="preserve">This function is a placeholder and is not yet implemented.</w:t>
       </w:r>
     </w:p>
     <w:p>
@@ -1318,7 +1094,7 @@
         </w:numPr>
       </w:pPr>
       <w:r>
-        <w:t xml:space="preserve">Calling the function as is will always result in a return value of</w:t>
+        <w:t xml:space="preserve">To use this function as intended, you must add the addition logic (e.g.,</w:t>
       </w:r>
       <w:r>
         <w:t xml:space="preserve"> </w:t>
@@ -1327,10 +1103,10 @@
         <w:rPr>
           <w:rStyle w:val="VerbatimChar"/>
         </w:rPr>
-        <w:t xml:space="preserve">undefined</w:t>
-      </w:r>
-      <w:r>
-        <w:t xml:space="preserve">.</w:t>
+        <w:t xml:space="preserve">return a + b;</w:t>
+      </w:r>
+      <w:r>
+        <w:t xml:space="preserve">) to the function body.</w:t>
       </w:r>
     </w:p>
     <w:p>
@@ -1342,7 +1118,7 @@
         </w:numPr>
       </w:pPr>
       <w:r>
-        <w:t xml:space="preserve">The function must be completed by adding the return statement</w:t>
+        <w:t xml:space="preserve">Calling the function in its current state will always result in</w:t>
       </w:r>
       <w:r>
         <w:t xml:space="preserve"> </w:t>
@@ -1351,13 +1127,10 @@
         <w:rPr>
           <w:rStyle w:val="VerbatimChar"/>
         </w:rPr>
-        <w:t xml:space="preserve">return a + b;</w:t>
-      </w:r>
-      <w:r>
-        <w:t xml:space="preserve"> </w:t>
-      </w:r>
-      <w:r>
-        <w:t xml:space="preserve">to fulfill its intended purpose.</w:t>
+        <w:t xml:space="preserve">undefined</w:t>
+      </w:r>
+      <w:r>
+        <w:t xml:space="preserve">.</w:t>
       </w:r>
     </w:p>
     <w:bookmarkEnd w:id="20"/>
@@ -1381,133 +1154,22 @@
     </w:p>
     <w:p>
       <w:pPr>
-        <w:pStyle w:val="SourceCode"/>
-      </w:pPr>
-      <w:r>
-        <w:rPr>
-          <w:rStyle w:val="CommentTok"/>
-        </w:rPr>
-        <w:t xml:space="preserve">// Example of intended usage</w:t>
-      </w:r>
-      <w:r>
-        <w:br/>
-      </w:r>
-      <w:r>
-        <w:rPr>
-          <w:rStyle w:val="KeywordTok"/>
-        </w:rPr>
-        <w:t xml:space="preserve">let</w:t>
-      </w:r>
-      <w:r>
-        <w:rPr>
-          <w:rStyle w:val="NormalTok"/>
-        </w:rPr>
-        <w:t xml:space="preserve"> result </w:t>
-      </w:r>
-      <w:r>
-        <w:rPr>
-          <w:rStyle w:val="OperatorTok"/>
-        </w:rPr>
-        <w:t xml:space="preserve">=</w:t>
-      </w:r>
-      <w:r>
-        <w:rPr>
-          <w:rStyle w:val="NormalTok"/>
-        </w:rPr>
-        <w:t xml:space="preserve"> </w:t>
-      </w:r>
-      <w:r>
-        <w:rPr>
-          <w:rStyle w:val="FunctionTok"/>
-        </w:rPr>
-        <w:t xml:space="preserve">add</w:t>
-      </w:r>
-      <w:r>
-        <w:rPr>
-          <w:rStyle w:val="NormalTok"/>
-        </w:rPr>
-        <w:t xml:space="preserve">(</w:t>
-      </w:r>
-      <w:r>
-        <w:rPr>
-          <w:rStyle w:val="DecValTok"/>
-        </w:rPr>
-        <w:t xml:space="preserve">10</w:t>
-      </w:r>
-      <w:r>
-        <w:rPr>
-          <w:rStyle w:val="OperatorTok"/>
-        </w:rPr>
-        <w:t xml:space="preserve">,</w:t>
-      </w:r>
-      <w:r>
-        <w:rPr>
-          <w:rStyle w:val="NormalTok"/>
-        </w:rPr>
-        <w:t xml:space="preserve"> </w:t>
-      </w:r>
-      <w:r>
-        <w:rPr>
-          <w:rStyle w:val="DecValTok"/>
-        </w:rPr>
-        <w:t xml:space="preserve">5</w:t>
-      </w:r>
-      <w:r>
-        <w:rPr>
-          <w:rStyle w:val="NormalTok"/>
-        </w:rPr>
-        <w:t xml:space="preserve">)</w:t>
-      </w:r>
-      <w:r>
-        <w:rPr>
-          <w:rStyle w:val="OperatorTok"/>
-        </w:rPr>
-        <w:t xml:space="preserve">;</w:t>
-      </w:r>
-      <w:r>
-        <w:br/>
-      </w:r>
-      <w:r>
-        <w:rPr>
-          <w:rStyle w:val="BuiltInTok"/>
-        </w:rPr>
-        <w:t xml:space="preserve">console</w:t>
-      </w:r>
-      <w:r>
-        <w:rPr>
-          <w:rStyle w:val="OperatorTok"/>
-        </w:rPr>
-        <w:t xml:space="preserve">.</w:t>
-      </w:r>
-      <w:r>
-        <w:rPr>
-          <w:rStyle w:val="FunctionTok"/>
-        </w:rPr>
-        <w:t xml:space="preserve">log</w:t>
-      </w:r>
-      <w:r>
-        <w:rPr>
-          <w:rStyle w:val="NormalTok"/>
-        </w:rPr>
-        <w:t xml:space="preserve">(result)</w:t>
-      </w:r>
-      <w:r>
-        <w:rPr>
-          <w:rStyle w:val="OperatorTok"/>
-        </w:rPr>
-        <w:t xml:space="preserve">;</w:t>
+        <w:pStyle w:val="FirstParagraph"/>
+      </w:pPr>
+      <w:r>
+        <w:t xml:space="preserve">The following example demonstrates the actual behavior of the current stub and the intended behavior of a fully implemented function.</w:t>
       </w:r>
     </w:p>
     <w:p>
       <w:pPr>
-        <w:pStyle w:val="FirstParagraph"/>
+        <w:pStyle w:val="BodyText"/>
       </w:pPr>
       <w:r>
         <w:rPr>
           <w:b/>
           <w:bCs/>
         </w:rPr>
-        <w:t xml:space="preserve">Output:</w:t>
+        <w:t xml:space="preserve">Actual Behavior (Current Stub):</w:t>
       </w:r>
     </w:p>
     <w:p>
@@ -1516,9 +1178,117 @@
       </w:pPr>
       <w:r>
         <w:rPr>
-          <w:rStyle w:val="VerbatimChar"/>
-        </w:rPr>
-        <w:t xml:space="preserve">undefined</w:t>
+          <w:rStyle w:val="CommentTok"/>
+        </w:rPr>
+        <w:t xml:space="preserve">// Calling the empty function as provided</w:t>
+      </w:r>
+      <w:r>
+        <w:br/>
+      </w:r>
+      <w:r>
+        <w:rPr>
+          <w:rStyle w:val="KeywordTok"/>
+        </w:rPr>
+        <w:t xml:space="preserve">const</w:t>
+      </w:r>
+      <w:r>
+        <w:rPr>
+          <w:rStyle w:val="NormalTok"/>
+        </w:rPr>
+        <w:t xml:space="preserve"> result </w:t>
+      </w:r>
+      <w:r>
+        <w:rPr>
+          <w:rStyle w:val="OperatorTok"/>
+        </w:rPr>
+        <w:t xml:space="preserve">=</w:t>
+      </w:r>
+      <w:r>
+        <w:rPr>
+          <w:rStyle w:val="NormalTok"/>
+        </w:rPr>
+        <w:t xml:space="preserve"> </w:t>
+      </w:r>
+      <w:r>
+        <w:rPr>
+          <w:rStyle w:val="FunctionTok"/>
+        </w:rPr>
+        <w:t xml:space="preserve">add</w:t>
+      </w:r>
+      <w:r>
+        <w:rPr>
+          <w:rStyle w:val="NormalTok"/>
+        </w:rPr>
+        <w:t xml:space="preserve">(</w:t>
+      </w:r>
+      <w:r>
+        <w:rPr>
+          <w:rStyle w:val="DecValTok"/>
+        </w:rPr>
+        <w:t xml:space="preserve">5</w:t>
+      </w:r>
+      <w:r>
+        <w:rPr>
+          <w:rStyle w:val="OperatorTok"/>
+        </w:rPr>
+        <w:t xml:space="preserve">,</w:t>
+      </w:r>
+      <w:r>
+        <w:rPr>
+          <w:rStyle w:val="NormalTok"/>
+        </w:rPr>
+        <w:t xml:space="preserve"> </w:t>
+      </w:r>
+      <w:r>
+        <w:rPr>
+          <w:rStyle w:val="DecValTok"/>
+        </w:rPr>
+        <w:t xml:space="preserve">10</w:t>
+      </w:r>
+      <w:r>
+        <w:rPr>
+          <w:rStyle w:val="NormalTok"/>
+        </w:rPr>
+        <w:t xml:space="preserve">)</w:t>
+      </w:r>
+      <w:r>
+        <w:rPr>
+          <w:rStyle w:val="OperatorTok"/>
+        </w:rPr>
+        <w:t xml:space="preserve">;</w:t>
+      </w:r>
+      <w:r>
+        <w:br/>
+      </w:r>
+      <w:r>
+        <w:rPr>
+          <w:rStyle w:val="BuiltInTok"/>
+        </w:rPr>
+        <w:t xml:space="preserve">console</w:t>
+      </w:r>
+      <w:r>
+        <w:rPr>
+          <w:rStyle w:val="OperatorTok"/>
+        </w:rPr>
+        <w:t xml:space="preserve">.</w:t>
+      </w:r>
+      <w:r>
+        <w:rPr>
+          <w:rStyle w:val="FunctionTok"/>
+        </w:rPr>
+        <w:t xml:space="preserve">log</w:t>
+      </w:r>
+      <w:r>
+        <w:rPr>
+          <w:rStyle w:val="NormalTok"/>
+        </w:rPr>
+        <w:t xml:space="preserve">(result)</w:t>
+      </w:r>
+      <w:r>
+        <w:rPr>
+          <w:rStyle w:val="OperatorTok"/>
+        </w:rPr>
+        <w:t xml:space="preserve">;</w:t>
       </w:r>
     </w:p>
     <w:p>
@@ -1530,80 +1300,262 @@
           <w:b/>
           <w:bCs/>
         </w:rPr>
-        <w:t xml:space="preserve">(Note: The current output is</w:t>
-      </w:r>
+        <w:t xml:space="preserve">Output:</w:t>
+      </w:r>
+    </w:p>
+    <w:p>
+      <w:pPr>
+        <w:pStyle w:val="SourceCode"/>
+      </w:pPr>
+      <w:r>
+        <w:rPr>
+          <w:rStyle w:val="VerbatimChar"/>
+        </w:rPr>
+        <w:t xml:space="preserve">undefined</w:t>
+      </w:r>
+    </w:p>
+    <w:p>
+      <w:pPr>
+        <w:pStyle w:val="FirstParagraph"/>
+      </w:pPr>
       <w:r>
         <w:rPr>
           <w:b/>
           <w:bCs/>
         </w:rPr>
+        <w:t xml:space="preserve">Intended Behavior (Example Implementation):</w:t>
+      </w:r>
+    </w:p>
+    <w:p>
+      <w:pPr>
+        <w:pStyle w:val="SourceCode"/>
+      </w:pPr>
+      <w:r>
+        <w:rPr>
+          <w:rStyle w:val="CommentTok"/>
+        </w:rPr>
+        <w:t xml:space="preserve">// To make the function work, it must be implemented like this:</w:t>
+      </w:r>
+      <w:r>
+        <w:br/>
+      </w:r>
+      <w:r>
+        <w:rPr>
+          <w:rStyle w:val="KeywordTok"/>
+        </w:rPr>
+        <w:t xml:space="preserve">function</w:t>
+      </w:r>
+      <w:r>
+        <w:rPr>
+          <w:rStyle w:val="NormalTok"/>
+        </w:rPr>
         <w:t xml:space="preserve"> </w:t>
       </w:r>
       <w:r>
         <w:rPr>
-          <w:rStyle w:val="VerbatimChar"/>
+          <w:rStyle w:val="FunctionTok"/>
+        </w:rPr>
+        <w:t xml:space="preserve">add</w:t>
+      </w:r>
+      <w:r>
+        <w:rPr>
+          <w:rStyle w:val="NormalTok"/>
+        </w:rPr>
+        <w:t xml:space="preserve">(a</w:t>
+      </w:r>
+      <w:r>
+        <w:rPr>
+          <w:rStyle w:val="OperatorTok"/>
+        </w:rPr>
+        <w:t xml:space="preserve">,</w:t>
+      </w:r>
+      <w:r>
+        <w:rPr>
+          <w:rStyle w:val="NormalTok"/>
+        </w:rPr>
+        <w:t xml:space="preserve"> b) {</w:t>
+      </w:r>
+      <w:r>
+        <w:br/>
+      </w:r>
+      <w:r>
+        <w:rPr>
+          <w:rStyle w:val="NormalTok"/>
+        </w:rPr>
+        <w:t xml:space="preserve">  </w:t>
+      </w:r>
+      <w:r>
+        <w:rPr>
+          <w:rStyle w:val="ControlFlowTok"/>
+        </w:rPr>
+        <w:t xml:space="preserve">return</w:t>
+      </w:r>
+      <w:r>
+        <w:rPr>
+          <w:rStyle w:val="NormalTok"/>
+        </w:rPr>
+        <w:t xml:space="preserve"> a </w:t>
+      </w:r>
+      <w:r>
+        <w:rPr>
+          <w:rStyle w:val="OperatorTok"/>
+        </w:rPr>
+        <w:t xml:space="preserve">+</w:t>
+      </w:r>
+      <w:r>
+        <w:rPr>
+          <w:rStyle w:val="NormalTok"/>
+        </w:rPr>
+        <w:t xml:space="preserve"> b</w:t>
+      </w:r>
+      <w:r>
+        <w:rPr>
+          <w:rStyle w:val="OperatorTok"/>
+        </w:rPr>
+        <w:t xml:space="preserve">;</w:t>
+      </w:r>
+      <w:r>
+        <w:br/>
+      </w:r>
+      <w:r>
+        <w:rPr>
+          <w:rStyle w:val="NormalTok"/>
+        </w:rPr>
+        <w:t xml:space="preserve">}</w:t>
+      </w:r>
+      <w:r>
+        <w:br/>
+      </w:r>
+      <w:r>
+        <w:br/>
+      </w:r>
+      <w:r>
+        <w:rPr>
+          <w:rStyle w:val="KeywordTok"/>
+        </w:rPr>
+        <w:t xml:space="preserve">const</w:t>
+      </w:r>
+      <w:r>
+        <w:rPr>
+          <w:rStyle w:val="NormalTok"/>
+        </w:rPr>
+        <w:t xml:space="preserve"> result </w:t>
+      </w:r>
+      <w:r>
+        <w:rPr>
+          <w:rStyle w:val="OperatorTok"/>
+        </w:rPr>
+        <w:t xml:space="preserve">=</w:t>
+      </w:r>
+      <w:r>
+        <w:rPr>
+          <w:rStyle w:val="NormalTok"/>
+        </w:rPr>
+        <w:t xml:space="preserve"> </w:t>
+      </w:r>
+      <w:r>
+        <w:rPr>
+          <w:rStyle w:val="FunctionTok"/>
+        </w:rPr>
+        <w:t xml:space="preserve">add</w:t>
+      </w:r>
+      <w:r>
+        <w:rPr>
+          <w:rStyle w:val="NormalTok"/>
+        </w:rPr>
+        <w:t xml:space="preserve">(</w:t>
+      </w:r>
+      <w:r>
+        <w:rPr>
+          <w:rStyle w:val="DecValTok"/>
+        </w:rPr>
+        <w:t xml:space="preserve">5</w:t>
+      </w:r>
+      <w:r>
+        <w:rPr>
+          <w:rStyle w:val="OperatorTok"/>
+        </w:rPr>
+        <w:t xml:space="preserve">,</w:t>
+      </w:r>
+      <w:r>
+        <w:rPr>
+          <w:rStyle w:val="NormalTok"/>
+        </w:rPr>
+        <w:t xml:space="preserve"> </w:t>
+      </w:r>
+      <w:r>
+        <w:rPr>
+          <w:rStyle w:val="DecValTok"/>
+        </w:rPr>
+        <w:t xml:space="preserve">10</w:t>
+      </w:r>
+      <w:r>
+        <w:rPr>
+          <w:rStyle w:val="NormalTok"/>
+        </w:rPr>
+        <w:t xml:space="preserve">)</w:t>
+      </w:r>
+      <w:r>
+        <w:rPr>
+          <w:rStyle w:val="OperatorTok"/>
+        </w:rPr>
+        <w:t xml:space="preserve">;</w:t>
+      </w:r>
+      <w:r>
+        <w:br/>
+      </w:r>
+      <w:r>
+        <w:rPr>
+          <w:rStyle w:val="BuiltInTok"/>
+        </w:rPr>
+        <w:t xml:space="preserve">console</w:t>
+      </w:r>
+      <w:r>
+        <w:rPr>
+          <w:rStyle w:val="OperatorTok"/>
+        </w:rPr>
+        <w:t xml:space="preserve">.</w:t>
+      </w:r>
+      <w:r>
+        <w:rPr>
+          <w:rStyle w:val="FunctionTok"/>
+        </w:rPr>
+        <w:t xml:space="preserve">log</w:t>
+      </w:r>
+      <w:r>
+        <w:rPr>
+          <w:rStyle w:val="NormalTok"/>
+        </w:rPr>
+        <w:t xml:space="preserve">(result)</w:t>
+      </w:r>
+      <w:r>
+        <w:rPr>
+          <w:rStyle w:val="OperatorTok"/>
+        </w:rPr>
+        <w:t xml:space="preserve">;</w:t>
+      </w:r>
+    </w:p>
+    <w:p>
+      <w:pPr>
+        <w:pStyle w:val="FirstParagraph"/>
+      </w:pPr>
+      <w:r>
+        <w:rPr>
           <w:b/>
           <w:bCs/>
         </w:rPr>
-        <w:t xml:space="preserve">undefined</w:t>
-      </w:r>
-      <w:r>
-        <w:rPr>
-          <w:b/>
-          <w:bCs/>
-        </w:rPr>
-        <w:t xml:space="preserve"> </w:t>
-      </w:r>
-      <w:r>
-        <w:rPr>
-          <w:b/>
-          <w:bCs/>
-        </w:rPr>
-        <w:t xml:space="preserve">because the function body is empty. After implementing the addition logic</w:t>
-      </w:r>
-      <w:r>
-        <w:rPr>
-          <w:b/>
-          <w:bCs/>
-        </w:rPr>
-        <w:t xml:space="preserve"> </w:t>
-      </w:r>
+        <w:t xml:space="preserve">Output:</w:t>
+      </w:r>
+    </w:p>
+    <w:p>
+      <w:pPr>
+        <w:pStyle w:val="SourceCode"/>
+      </w:pPr>
       <w:r>
         <w:rPr>
           <w:rStyle w:val="VerbatimChar"/>
-          <w:b/>
-          <w:bCs/>
-        </w:rPr>
-        <w:t xml:space="preserve">return a + b;</w:t>
-      </w:r>
-      <w:r>
-        <w:rPr>
-          <w:b/>
-          <w:bCs/>
-        </w:rPr>
-        <w:t xml:space="preserve">, the expected output would be</w:t>
-      </w:r>
-      <w:r>
-        <w:rPr>
-          <w:b/>
-          <w:bCs/>
-        </w:rPr>
-        <w:t xml:space="preserve"> </w:t>
-      </w:r>
-      <w:r>
-        <w:rPr>
-          <w:rStyle w:val="VerbatimChar"/>
-          <w:b/>
-          <w:bCs/>
         </w:rPr>
         <w:t xml:space="preserve">15</w:t>
-      </w:r>
-      <w:r>
-        <w:rPr>
-          <w:b/>
-          <w:bCs/>
-        </w:rPr>
-        <w:t xml:space="preserve">.)</w:t>
       </w:r>
     </w:p>
     <w:p>
@@ -1716,7 +1668,7 @@
         <w:tab/>
       </w:r>
       <w:r>
-        <w:t xml:space="preserve">Parameters</w:t>
+        <w:t xml:space="preserve">parameters</w:t>
       </w:r>
     </w:p>
     <w:p>
@@ -1823,7 +1775,7 @@
         <w:pStyle w:val="BodyText"/>
       </w:pPr>
       <w:r>
-        <w:t xml:space="preserve">The function’s logic is based on two main cases:</w:t>
+        <w:t xml:space="preserve">The function’s logic is based on a ternary operator which serves as a compact conditional statement:</w:t>
       </w:r>
     </w:p>
     <w:p>
@@ -1841,7 +1793,7 @@
         <w:t xml:space="preserve">Base Case</w:t>
       </w:r>
       <w:r>
-        <w:t xml:space="preserve">: The recursion terminates when</w:t>
+        <w:t xml:space="preserve">: The recursion terminates when the input</w:t>
       </w:r>
       <w:r>
         <w:t xml:space="preserve"> </w:t>
@@ -1856,37 +1808,37 @@
         <w:t xml:space="preserve"> </w:t>
       </w:r>
       <w:r>
-        <w:t xml:space="preserve">is less than or equal to 1. By definition, the factorial of 0 (</w:t>
+        <w:t xml:space="preserve">is less than or equal to 1. In this scenario, the function returns</w:t>
+      </w:r>
+      <w:r>
+        <w:t xml:space="preserve"> </w:t>
       </w:r>
       <w:r>
         <w:rPr>
           <w:rStyle w:val="VerbatimChar"/>
         </w:rPr>
+        <w:t xml:space="preserve">1</w:t>
+      </w:r>
+      <w:r>
+        <w:t xml:space="preserve">. This handles two fundamental cases: the factorial of 1 (</w:t>
+      </w:r>
+      <w:r>
+        <w:rPr>
+          <w:rStyle w:val="VerbatimChar"/>
+        </w:rPr>
+        <w:t xml:space="preserve">1!</w:t>
+      </w:r>
+      <w:r>
+        <w:t xml:space="preserve">) is 1, and by mathematical convention, the factorial of 0 (</w:t>
+      </w:r>
+      <w:r>
+        <w:rPr>
+          <w:rStyle w:val="VerbatimChar"/>
+        </w:rPr>
         <w:t xml:space="preserve">0!</w:t>
       </w:r>
       <w:r>
-        <w:t xml:space="preserve">) and 1 (</w:t>
-      </w:r>
-      <w:r>
-        <w:rPr>
-          <w:rStyle w:val="VerbatimChar"/>
-        </w:rPr>
-        <w:t xml:space="preserve">1!</w:t>
-      </w:r>
-      <w:r>
-        <w:t xml:space="preserve">) is 1. In this case, the function returns</w:t>
-      </w:r>
-      <w:r>
-        <w:t xml:space="preserve"> </w:t>
-      </w:r>
-      <w:r>
-        <w:rPr>
-          <w:rStyle w:val="VerbatimChar"/>
-        </w:rPr>
-        <w:t xml:space="preserve">1</w:t>
-      </w:r>
-      <w:r>
-        <w:t xml:space="preserve">.</w:t>
+        <w:t xml:space="preserve">) is also 1.</w:t>
       </w:r>
     </w:p>
     <w:p>
@@ -1934,7 +1886,7 @@
         <w:t xml:space="preserve"> </w:t>
       </w:r>
       <w:r>
-        <w:t xml:space="preserve">and the result of calling</w:t>
+        <w:t xml:space="preserve">and the result of calling itself with the argument</w:t>
       </w:r>
       <w:r>
         <w:t xml:space="preserve"> </w:t>
@@ -1943,25 +1895,10 @@
         <w:rPr>
           <w:rStyle w:val="VerbatimChar"/>
         </w:rPr>
-        <w:t xml:space="preserve">factorial</w:t>
-      </w:r>
-      <w:r>
-        <w:t xml:space="preserve"> </w:t>
-      </w:r>
-      <w:r>
-        <w:t xml:space="preserve">with the argument</w:t>
-      </w:r>
-      <w:r>
-        <w:t xml:space="preserve"> </w:t>
-      </w:r>
-      <w:r>
-        <w:rPr>
-          <w:rStyle w:val="VerbatimChar"/>
-        </w:rPr>
         <w:t xml:space="preserve">n - 1</w:t>
       </w:r>
       <w:r>
-        <w:t xml:space="preserve">. This process continues until the base case is reached.</w:t>
+        <w:t xml:space="preserve">. This process continuously breaks down the calculation into smaller sub-problems until the base case is reached.</w:t>
       </w:r>
     </w:p>
     <w:p>
@@ -1969,7 +1906,7 @@
         <w:pStyle w:val="FirstParagraph"/>
       </w:pPr>
       <w:r>
-        <w:t xml:space="preserve">For example,</w:t>
+        <w:t xml:space="preserve">For instance, a call to</w:t>
       </w:r>
       <w:r>
         <w:t xml:space="preserve"> </w:t>
@@ -1984,58 +1921,7 @@
         <w:t xml:space="preserve"> </w:t>
       </w:r>
       <w:r>
-        <w:t xml:space="preserve">is calculated as follows:</w:t>
-      </w:r>
-      <w:r>
-        <w:t xml:space="preserve"> </w:t>
-      </w:r>
-      <w:r>
-        <w:rPr>
-          <w:rStyle w:val="VerbatimChar"/>
-        </w:rPr>
-        <w:t xml:space="preserve">4 * factorial(3)</w:t>
-      </w:r>
-      <w:r>
-        <w:t xml:space="preserve"> </w:t>
-      </w:r>
-      <w:r>
-        <w:rPr>
-          <w:rStyle w:val="VerbatimChar"/>
-        </w:rPr>
-        <w:t xml:space="preserve">4 * (3 * factorial(2))</w:t>
-      </w:r>
-      <w:r>
-        <w:t xml:space="preserve"> </w:t>
-      </w:r>
-      <w:r>
-        <w:rPr>
-          <w:rStyle w:val="VerbatimChar"/>
-        </w:rPr>
-        <w:t xml:space="preserve">4 * (3 * (2 * factorial(1)))</w:t>
-      </w:r>
-      <w:r>
-        <w:t xml:space="preserve"> </w:t>
-      </w:r>
-      <w:r>
-        <w:rPr>
-          <w:rStyle w:val="VerbatimChar"/>
-        </w:rPr>
-        <w:t xml:space="preserve">4 * (3 * (2 * 1))</w:t>
-      </w:r>
-      <w:r>
-        <w:t xml:space="preserve"> </w:t>
-      </w:r>
-      <w:r>
-        <w:t xml:space="preserve">=</w:t>
-      </w:r>
-      <w:r>
-        <w:t xml:space="preserve"> </w:t>
-      </w:r>
-      <w:r>
-        <w:rPr>
-          <w:rStyle w:val="VerbatimChar"/>
-        </w:rPr>
-        <w:t xml:space="preserve">24</w:t>
+        <w:t xml:space="preserve">is resolved as follows:</w:t>
       </w:r>
     </w:p>
     <w:p>
@@ -2044,138 +1930,93 @@
       </w:pPr>
       <w:r>
         <w:rPr>
+          <w:rStyle w:val="FunctionTok"/>
+        </w:rPr>
+        <w:t xml:space="preserve">factorial</w:t>
+      </w:r>
+      <w:r>
+        <w:rPr>
+          <w:rStyle w:val="NormalTok"/>
+        </w:rPr>
+        <w:t xml:space="preserve">(</w:t>
+      </w:r>
+      <w:r>
+        <w:rPr>
+          <w:rStyle w:val="DecValTok"/>
+        </w:rPr>
+        <w:t xml:space="preserve">4</w:t>
+      </w:r>
+      <w:r>
+        <w:rPr>
+          <w:rStyle w:val="NormalTok"/>
+        </w:rPr>
+        <w:t xml:space="preserve">) </w:t>
+      </w:r>
+      <w:r>
+        <w:rPr>
           <w:rStyle w:val="CommentTok"/>
         </w:rPr>
-        <w:t xml:space="preserve">// The core logic uses a ternary operator as a compact if-else statement.</w:t>
+        <w:t xml:space="preserve">// returns 4 * factorial(3)</w:t>
       </w:r>
       <w:r>
         <w:br/>
       </w:r>
       <w:r>
         <w:rPr>
-          <w:rStyle w:val="ControlFlowTok"/>
-        </w:rPr>
-        <w:t xml:space="preserve">return</w:t>
-      </w:r>
-      <w:r>
-        <w:rPr>
           <w:rStyle w:val="NormalTok"/>
         </w:rPr>
-        <w:t xml:space="preserve"> n </w:t>
-      </w:r>
-      <w:r>
-        <w:rPr>
-          <w:rStyle w:val="OperatorTok"/>
-        </w:rPr>
-        <w:t xml:space="preserve">&lt;=</w:t>
+        <w:t xml:space="preserve">             </w:t>
+      </w:r>
+      <w:r>
+        <w:rPr>
+          <w:rStyle w:val="CommentTok"/>
+        </w:rPr>
+        <w:t xml:space="preserve">// which is 4 * (3 * factorial(2))</w:t>
+      </w:r>
+      <w:r>
+        <w:br/>
       </w:r>
       <w:r>
         <w:rPr>
           <w:rStyle w:val="NormalTok"/>
         </w:rPr>
-        <w:t xml:space="preserve"> </w:t>
-      </w:r>
-      <w:r>
-        <w:rPr>
-          <w:rStyle w:val="DecValTok"/>
-        </w:rPr>
-        <w:t xml:space="preserve">1</w:t>
+        <w:t xml:space="preserve">             </w:t>
+      </w:r>
+      <w:r>
+        <w:rPr>
+          <w:rStyle w:val="CommentTok"/>
+        </w:rPr>
+        <w:t xml:space="preserve">// which is 4 * (3 * (2 * factorial(1)))</w:t>
+      </w:r>
+      <w:r>
+        <w:br/>
       </w:r>
       <w:r>
         <w:rPr>
           <w:rStyle w:val="NormalTok"/>
         </w:rPr>
-        <w:t xml:space="preserve"> </w:t>
-      </w:r>
-      <w:r>
-        <w:rPr>
-          <w:rStyle w:val="OperatorTok"/>
-        </w:rPr>
-        <w:t xml:space="preserve">?</w:t>
+        <w:t xml:space="preserve">             </w:t>
+      </w:r>
+      <w:r>
+        <w:rPr>
+          <w:rStyle w:val="CommentTok"/>
+        </w:rPr>
+        <w:t xml:space="preserve">// which is 4 * (3 * (2 * 1))</w:t>
+      </w:r>
+      <w:r>
+        <w:br/>
       </w:r>
       <w:r>
         <w:rPr>
           <w:rStyle w:val="NormalTok"/>
         </w:rPr>
-        <w:t xml:space="preserve"> </w:t>
-      </w:r>
-      <w:r>
-        <w:rPr>
-          <w:rStyle w:val="DecValTok"/>
-        </w:rPr>
-        <w:t xml:space="preserve">1</w:t>
-      </w:r>
-      <w:r>
-        <w:rPr>
-          <w:rStyle w:val="NormalTok"/>
-        </w:rPr>
-        <w:t xml:space="preserve"> </w:t>
-      </w:r>
-      <w:r>
-        <w:rPr>
-          <w:rStyle w:val="OperatorTok"/>
-        </w:rPr>
-        <w:t xml:space="preserve">:</w:t>
-      </w:r>
-      <w:r>
-        <w:rPr>
-          <w:rStyle w:val="NormalTok"/>
-        </w:rPr>
-        <w:t xml:space="preserve"> n </w:t>
-      </w:r>
-      <w:r>
-        <w:rPr>
-          <w:rStyle w:val="OperatorTok"/>
-        </w:rPr>
-        <w:t xml:space="preserve">*</w:t>
-      </w:r>
-      <w:r>
-        <w:rPr>
-          <w:rStyle w:val="NormalTok"/>
-        </w:rPr>
-        <w:t xml:space="preserve"> </w:t>
-      </w:r>
-      <w:r>
-        <w:rPr>
-          <w:rStyle w:val="FunctionTok"/>
-        </w:rPr>
-        <w:t xml:space="preserve">factorial</w:t>
-      </w:r>
-      <w:r>
-        <w:rPr>
-          <w:rStyle w:val="NormalTok"/>
-        </w:rPr>
-        <w:t xml:space="preserve">(n </w:t>
-      </w:r>
-      <w:r>
-        <w:rPr>
-          <w:rStyle w:val="OperatorTok"/>
-        </w:rPr>
-        <w:t xml:space="preserve">-</w:t>
-      </w:r>
-      <w:r>
-        <w:rPr>
-          <w:rStyle w:val="NormalTok"/>
-        </w:rPr>
-        <w:t xml:space="preserve"> </w:t>
-      </w:r>
-      <w:r>
-        <w:rPr>
-          <w:rStyle w:val="DecValTok"/>
-        </w:rPr>
-        <w:t xml:space="preserve">1</w:t>
-      </w:r>
-      <w:r>
-        <w:rPr>
-          <w:rStyle w:val="NormalTok"/>
-        </w:rPr>
-        <w:t xml:space="preserve">)</w:t>
-      </w:r>
-      <w:r>
-        <w:rPr>
-          <w:rStyle w:val="OperatorTok"/>
-        </w:rPr>
-        <w:t xml:space="preserve">;</w:t>
+        <w:t xml:space="preserve">             </w:t>
+      </w:r>
+      <w:r>
+        <w:rPr>
+          <w:rStyle w:val="CommentTok"/>
+        </w:rPr>
+        <w:t xml:space="preserve">// resulting in 24</w:t>
       </w:r>
     </w:p>
     <w:bookmarkEnd w:id="26"/>
@@ -2206,7 +2047,7 @@
         </w:numPr>
       </w:pPr>
       <w:r>
-        <w:t xml:space="preserve">This function is designed for non-negative integers. Providing a negative number will cause infinite recursion, leading to a</w:t>
+        <w:t xml:space="preserve">This function is intended for non-negative integers. Passing a negative number as an argument will lead to infinite recursion, ultimately causing a</w:t>
       </w:r>
       <w:r>
         <w:t xml:space="preserve"> </w:t>
@@ -2230,7 +2071,7 @@
         </w:numPr>
       </w:pPr>
       <w:r>
-        <w:t xml:space="preserve">Due to its recursive nature, calculating the factorial of very large numbers can also lead to a stack overflow error. For such cases, an iterative approach might be more suitable.</w:t>
+        <w:t xml:space="preserve">Be mindful of JavaScript’s limitations with deep recursion. Calculating the factorial of very large numbers can exhaust the call stack. For such cases, an iterative approach is generally safer and more memory-efficient.</w:t>
       </w:r>
     </w:p>
     <w:p>
@@ -2242,7 +2083,7 @@
         </w:numPr>
       </w:pPr>
       <w:r>
-        <w:t xml:space="preserve">The input</w:t>
+        <w:t xml:space="preserve">The function correctly handles</w:t>
       </w:r>
       <w:r>
         <w:t xml:space="preserve"> </w:t>
@@ -2251,13 +2092,37 @@
         <w:rPr>
           <w:rStyle w:val="VerbatimChar"/>
         </w:rPr>
-        <w:t xml:space="preserve">n</w:t>
+        <w:t xml:space="preserve">factorial(0)</w:t>
       </w:r>
       <w:r>
         <w:t xml:space="preserve"> </w:t>
       </w:r>
       <w:r>
-        <w:t xml:space="preserve">is expected to be an integer. While it may work for floating-point numbers until the base case, the mathematical concept of a factorial is typically defined for integers.</w:t>
+        <w:t xml:space="preserve">and</w:t>
+      </w:r>
+      <w:r>
+        <w:t xml:space="preserve"> </w:t>
+      </w:r>
+      <w:r>
+        <w:rPr>
+          <w:rStyle w:val="VerbatimChar"/>
+        </w:rPr>
+        <w:t xml:space="preserve">factorial(1)</w:t>
+      </w:r>
+      <w:r>
+        <w:t xml:space="preserve">, both of which return</w:t>
+      </w:r>
+      <w:r>
+        <w:t xml:space="preserve"> </w:t>
+      </w:r>
+      <w:r>
+        <w:rPr>
+          <w:rStyle w:val="VerbatimChar"/>
+        </w:rPr>
+        <w:t xml:space="preserve">1</w:t>
+      </w:r>
+      <w:r>
+        <w:t xml:space="preserve">.</w:t>
       </w:r>
     </w:p>
     <w:p>
@@ -2272,28 +2137,7 @@
         <w:t xml:space="preserve">Output Example</w:t>
       </w:r>
       <w:r>
-        <w:t xml:space="preserve">: The function returns a single number representing the calculated factorial. For an input of</w:t>
-      </w:r>
-      <w:r>
-        <w:t xml:space="preserve"> </w:t>
-      </w:r>
-      <w:r>
-        <w:rPr>
-          <w:rStyle w:val="VerbatimChar"/>
-        </w:rPr>
-        <w:t xml:space="preserve">5</w:t>
-      </w:r>
-      <w:r>
-        <w:t xml:space="preserve">, the output would be:</w:t>
-      </w:r>
-      <w:r>
-        <w:t xml:space="preserve"> </w:t>
-      </w:r>
-      <w:r>
-        <w:rPr>
-          <w:rStyle w:val="VerbatimChar"/>
-        </w:rPr>
-        <w:t xml:space="preserve">120</w:t>
+        <w:t xml:space="preserve">: A single number representing the calculated factorial value.</w:t>
       </w:r>
     </w:p>
     <w:bookmarkEnd w:id="27"/>
@@ -2323,7 +2167,7 @@
         <w:rPr>
           <w:rStyle w:val="CommentTok"/>
         </w:rPr>
-        <w:t xml:space="preserve">// Example usage of the factorial function</w:t>
+        <w:t xml:space="preserve">// Example usage</w:t>
       </w:r>
       <w:r>
         <w:br/>
@@ -2413,9 +2257,6 @@
         <w:br/>
       </w:r>
       <w:r>
-        <w:br/>
-      </w:r>
-      <w:r>
         <w:rPr>
           <w:rStyle w:val="BuiltInTok"/>
         </w:rPr>
@@ -2437,67 +2278,7 @@
         <w:rPr>
           <w:rStyle w:val="NormalTok"/>
         </w:rPr>
-        <w:t xml:space="preserve">(</w:t>
-      </w:r>
-      <w:r>
-        <w:rPr>
-          <w:rStyle w:val="VerbatimStringTok"/>
-        </w:rPr>
-        <w:t xml:space="preserve">`The factorial of </w:t>
-      </w:r>
-      <w:r>
-        <w:rPr>
-          <w:rStyle w:val="SpecialCharTok"/>
-        </w:rPr>
-        <w:t xml:space="preserve">${</w:t>
-      </w:r>
-      <w:r>
-        <w:rPr>
-          <w:rStyle w:val="NormalTok"/>
-        </w:rPr>
-        <w:t xml:space="preserve">number</w:t>
-      </w:r>
-      <w:r>
-        <w:rPr>
-          <w:rStyle w:val="SpecialCharTok"/>
-        </w:rPr>
-        <w:t xml:space="preserve">}</w:t>
-      </w:r>
-      <w:r>
-        <w:rPr>
-          <w:rStyle w:val="VerbatimStringTok"/>
-        </w:rPr>
-        <w:t xml:space="preserve"> is </w:t>
-      </w:r>
-      <w:r>
-        <w:rPr>
-          <w:rStyle w:val="SpecialCharTok"/>
-        </w:rPr>
-        <w:t xml:space="preserve">${</w:t>
-      </w:r>
-      <w:r>
-        <w:rPr>
-          <w:rStyle w:val="NormalTok"/>
-        </w:rPr>
-        <w:t xml:space="preserve">result</w:t>
-      </w:r>
-      <w:r>
-        <w:rPr>
-          <w:rStyle w:val="SpecialCharTok"/>
-        </w:rPr>
-        <w:t xml:space="preserve">}</w:t>
-      </w:r>
-      <w:r>
-        <w:rPr>
-          <w:rStyle w:val="VerbatimStringTok"/>
-        </w:rPr>
-        <w:t xml:space="preserve">`</w:t>
-      </w:r>
-      <w:r>
-        <w:rPr>
-          <w:rStyle w:val="NormalTok"/>
-        </w:rPr>
-        <w:t xml:space="preserve">)</w:t>
+        <w:t xml:space="preserve">(result)</w:t>
       </w:r>
       <w:r>
         <w:rPr>
@@ -2526,7 +2307,7 @@
         <w:rPr>
           <w:rStyle w:val="VerbatimChar"/>
         </w:rPr>
-        <w:t xml:space="preserve">The factorial of 5 is 120</w:t>
+        <w:t xml:space="preserve">120</w:t>
       </w:r>
     </w:p>
     <w:p>
@@ -2613,7 +2394,7 @@
         <w:t xml:space="preserve"> </w:t>
       </w:r>
       <w:r>
-        <w:t xml:space="preserve">function calculates and returns the factorial of a non-negative integer.</w:t>
+        <w:t xml:space="preserve">function calculates the factorial of a given non-negative integer.</w:t>
       </w:r>
     </w:p>
     <w:bookmarkEnd w:id="31"/>
@@ -2650,22 +2431,7 @@
         <w:t xml:space="preserve">n</w:t>
       </w:r>
       <w:r>
-        <w:t xml:space="preserve">:</w:t>
-      </w:r>
-      <w:r>
-        <w:t xml:space="preserve"> </w:t>
-      </w:r>
-      <w:r>
-        <w:rPr>
-          <w:rStyle w:val="VerbatimChar"/>
-        </w:rPr>
-        <w:t xml:space="preserve">Number</w:t>
-      </w:r>
-      <w:r>
-        <w:t xml:space="preserve"> </w:t>
-      </w:r>
-      <w:r>
-        <w:t xml:space="preserve">- The non-negative integer for which to calculate the factorial.</w:t>
+        <w:t xml:space="preserve">: The non-negative integer for which to calculate the factorial.</w:t>
       </w:r>
     </w:p>
     <w:bookmarkEnd w:id="32"/>
@@ -2692,7 +2458,7 @@
         <w:pStyle w:val="FirstParagraph"/>
       </w:pPr>
       <w:r>
-        <w:t xml:space="preserve">This function computes the factorial of a given number</w:t>
+        <w:t xml:space="preserve">This function computes the factorial of a number</w:t>
       </w:r>
       <w:r>
         <w:t xml:space="preserve"> </w:t>
@@ -2704,7 +2470,7 @@
         <w:t xml:space="preserve">n</w:t>
       </w:r>
       <w:r>
-        <w:t xml:space="preserve">. The factorial of a non-negative integer</w:t>
+        <w:t xml:space="preserve">, which is the product of all positive integers up to</w:t>
       </w:r>
       <w:r>
         <w:t xml:space="preserve"> </w:t>
@@ -2716,7 +2482,7 @@
         <w:t xml:space="preserve">n</w:t>
       </w:r>
       <w:r>
-        <w:t xml:space="preserve">, denoted as</w:t>
+        <w:t xml:space="preserve">. The factorial of</w:t>
       </w:r>
       <w:r>
         <w:t xml:space="preserve"> </w:t>
@@ -2725,61 +2491,25 @@
         <w:rPr>
           <w:rStyle w:val="VerbatimChar"/>
         </w:rPr>
+        <w:t xml:space="preserve">n</w:t>
+      </w:r>
+      <w:r>
+        <w:t xml:space="preserve"> </w:t>
+      </w:r>
+      <w:r>
+        <w:t xml:space="preserve">is denoted as</w:t>
+      </w:r>
+      <w:r>
+        <w:t xml:space="preserve"> </w:t>
+      </w:r>
+      <w:r>
+        <w:rPr>
+          <w:rStyle w:val="VerbatimChar"/>
+        </w:rPr>
         <w:t xml:space="preserve">n!</w:t>
       </w:r>
       <w:r>
-        <w:t xml:space="preserve">, is the product of all positive integers less than or equal to</w:t>
-      </w:r>
-      <w:r>
-        <w:t xml:space="preserve"> </w:t>
-      </w:r>
-      <w:r>
-        <w:rPr>
-          <w:rStyle w:val="VerbatimChar"/>
-        </w:rPr>
-        <w:t xml:space="preserve">n</w:t>
-      </w:r>
-      <w:r>
-        <w:t xml:space="preserve">. For example,</w:t>
-      </w:r>
-      <w:r>
-        <w:t xml:space="preserve"> </w:t>
-      </w:r>
-      <w:r>
-        <w:rPr>
-          <w:rStyle w:val="VerbatimChar"/>
-        </w:rPr>
-        <w:t xml:space="preserve">5!</w:t>
-      </w:r>
-      <w:r>
-        <w:t xml:space="preserve"> </w:t>
-      </w:r>
-      <w:r>
-        <w:t xml:space="preserve">is</w:t>
-      </w:r>
-      <w:r>
-        <w:t xml:space="preserve"> </w:t>
-      </w:r>
-      <w:r>
-        <w:rPr>
-          <w:rStyle w:val="VerbatimChar"/>
-        </w:rPr>
-        <w:t xml:space="preserve">5 * 4 * 3 * 2 * 1</w:t>
-      </w:r>
-      <w:r>
-        <w:t xml:space="preserve">, which equals</w:t>
-      </w:r>
-      <w:r>
-        <w:t xml:space="preserve"> </w:t>
-      </w:r>
-      <w:r>
-        <w:rPr>
-          <w:rStyle w:val="VerbatimChar"/>
-        </w:rPr>
-        <w:t xml:space="preserve">120</w:t>
-      </w:r>
-      <w:r>
-        <w:t xml:space="preserve">.</w:t>
+        <w:t xml:space="preserve">. By mathematical convention, the factorial of 0 is 1.</w:t>
       </w:r>
     </w:p>
     <w:p>
@@ -2787,44 +2517,55 @@
         <w:pStyle w:val="BodyText"/>
       </w:pPr>
       <w:r>
-        <w:t xml:space="preserve">The function is typically implemented using recursion. It operates based on two primary cases:</w:t>
-      </w:r>
-      <w:r>
-        <w:t xml:space="preserve"> </w:t>
-      </w:r>
-      <w:r>
-        <w:t xml:space="preserve">1.</w:t>
-      </w:r>
-      <w:r>
-        <w:t xml:space="preserve"> </w:t>
-      </w:r>
+        <w:t xml:space="preserve">The function is implemented using recursion. It has two main parts:</w:t>
+      </w:r>
+    </w:p>
+    <w:p>
+      <w:pPr>
+        <w:numPr>
+          <w:ilvl w:val="0"/>
+          <w:numId w:val="1007"/>
+        </w:numPr>
+      </w:pPr>
       <w:r>
         <w:rPr>
           <w:b/>
           <w:bCs/>
         </w:rPr>
-        <w:t xml:space="preserve">Base Case:</w:t>
+        <w:t xml:space="preserve">Base Case</w:t>
+      </w:r>
+      <w:r>
+        <w:t xml:space="preserve">: The recursion terminates when the input</w:t>
       </w:r>
       <w:r>
         <w:t xml:space="preserve"> </w:t>
       </w:r>
       <w:r>
-        <w:t xml:space="preserve">If</w:t>
+        <w:rPr>
+          <w:rStyle w:val="VerbatimChar"/>
+        </w:rPr>
+        <w:t xml:space="preserve">n</w:t>
       </w:r>
       <w:r>
         <w:t xml:space="preserve"> </w:t>
       </w:r>
       <w:r>
+        <w:t xml:space="preserve">is</w:t>
+      </w:r>
+      <w:r>
+        <w:t xml:space="preserve"> </w:t>
+      </w:r>
+      <w:r>
         <w:rPr>
           <w:rStyle w:val="VerbatimChar"/>
         </w:rPr>
-        <w:t xml:space="preserve">n</w:t>
+        <w:t xml:space="preserve">0</w:t>
       </w:r>
       <w:r>
         <w:t xml:space="preserve"> </w:t>
       </w:r>
       <w:r>
-        <w:t xml:space="preserve">is</w:t>
+        <w:t xml:space="preserve">or</w:t>
       </w:r>
       <w:r>
         <w:t xml:space="preserve"> </w:t>
@@ -2833,13 +2574,22 @@
         <w:rPr>
           <w:rStyle w:val="VerbatimChar"/>
         </w:rPr>
-        <w:t xml:space="preserve">0</w:t>
+        <w:t xml:space="preserve">1</w:t>
+      </w:r>
+      <w:r>
+        <w:t xml:space="preserve">. In this case, the function returns</w:t>
       </w:r>
       <w:r>
         <w:t xml:space="preserve"> </w:t>
       </w:r>
       <w:r>
-        <w:t xml:space="preserve">or</w:t>
+        <w:rPr>
+          <w:rStyle w:val="VerbatimChar"/>
+        </w:rPr>
+        <w:t xml:space="preserve">1</w:t>
+      </w:r>
+      <w:r>
+        <w:t xml:space="preserve">, as</w:t>
       </w:r>
       <w:r>
         <w:t xml:space="preserve"> </w:t>
@@ -2848,112 +2598,158 @@
         <w:rPr>
           <w:rStyle w:val="VerbatimChar"/>
         </w:rPr>
-        <w:t xml:space="preserve">1</w:t>
-      </w:r>
-      <w:r>
-        <w:t xml:space="preserve">, the function returns</w:t>
+        <w:t xml:space="preserve">0! = 1</w:t>
       </w:r>
       <w:r>
         <w:t xml:space="preserve"> </w:t>
       </w:r>
       <w:r>
+        <w:t xml:space="preserve">and</w:t>
+      </w:r>
+      <w:r>
+        <w:t xml:space="preserve"> </w:t>
+      </w:r>
+      <w:r>
         <w:rPr>
           <w:rStyle w:val="VerbatimChar"/>
         </w:rPr>
-        <w:t xml:space="preserve">1</w:t>
-      </w:r>
-      <w:r>
-        <w:t xml:space="preserve">. By mathematical definition, the factorial of 0 (</w:t>
-      </w:r>
-      <w:r>
-        <w:rPr>
-          <w:rStyle w:val="VerbatimChar"/>
-        </w:rPr>
-        <w:t xml:space="preserve">0!</w:t>
-      </w:r>
-      <w:r>
-        <w:t xml:space="preserve">) is 1, and the factorial of 1 (</w:t>
-      </w:r>
-      <w:r>
-        <w:rPr>
-          <w:rStyle w:val="VerbatimChar"/>
-        </w:rPr>
-        <w:t xml:space="preserve">1!</w:t>
-      </w:r>
-      <w:r>
-        <w:t xml:space="preserve">) is also 1.</w:t>
-      </w:r>
-      <w:r>
-        <w:t xml:space="preserve"> </w:t>
-      </w:r>
-      <w:r>
-        <w:t xml:space="preserve">2.</w:t>
-      </w:r>
-      <w:r>
-        <w:t xml:space="preserve"> </w:t>
-      </w:r>
+        <w:t xml:space="preserve">1! = 1</w:t>
+      </w:r>
+      <w:r>
+        <w:t xml:space="preserve">. This prevents an infinite loop of recursive calls.</w:t>
+      </w:r>
+    </w:p>
+    <w:p>
+      <w:pPr>
+        <w:numPr>
+          <w:ilvl w:val="0"/>
+          <w:numId w:val="1007"/>
+        </w:numPr>
+      </w:pPr>
       <w:r>
         <w:rPr>
           <w:b/>
           <w:bCs/>
         </w:rPr>
-        <w:t xml:space="preserve">Recursive Step:</w:t>
+        <w:t xml:space="preserve">Recursive Step</w:t>
+      </w:r>
+      <w:r>
+        <w:t xml:space="preserve">: If</w:t>
       </w:r>
       <w:r>
         <w:t xml:space="preserve"> </w:t>
       </w:r>
       <w:r>
-        <w:t xml:space="preserve">If</w:t>
+        <w:rPr>
+          <w:rStyle w:val="VerbatimChar"/>
+        </w:rPr>
+        <w:t xml:space="preserve">n</w:t>
       </w:r>
       <w:r>
         <w:t xml:space="preserve"> </w:t>
       </w:r>
       <w:r>
+        <w:t xml:space="preserve">is greater than 1, the function calls itself with the argument</w:t>
+      </w:r>
+      <w:r>
+        <w:t xml:space="preserve"> </w:t>
+      </w:r>
+      <w:r>
         <w:rPr>
           <w:rStyle w:val="VerbatimChar"/>
         </w:rPr>
+        <w:t xml:space="preserve">n - 1</w:t>
+      </w:r>
+      <w:r>
+        <w:t xml:space="preserve"> </w:t>
+      </w:r>
+      <w:r>
+        <w:t xml:space="preserve">and multiplies the result by the current</w:t>
+      </w:r>
+      <w:r>
+        <w:t xml:space="preserve"> </w:t>
+      </w:r>
+      <w:r>
+        <w:rPr>
+          <w:rStyle w:val="VerbatimChar"/>
+        </w:rPr>
         <w:t xml:space="preserve">n</w:t>
       </w:r>
       <w:r>
-        <w:t xml:space="preserve"> </w:t>
-      </w:r>
-      <w:r>
-        <w:t xml:space="preserve">is greater than 1, the function calls itself with the argument</w:t>
-      </w:r>
-      <w:r>
-        <w:t xml:space="preserve"> </w:t>
-      </w:r>
-      <w:r>
-        <w:rPr>
-          <w:rStyle w:val="VerbatimChar"/>
-        </w:rPr>
-        <w:t xml:space="preserve">n - 1</w:t>
-      </w:r>
-      <w:r>
-        <w:t xml:space="preserve"> </w:t>
-      </w:r>
-      <w:r>
-        <w:t xml:space="preserve">and multiplies the result by</w:t>
-      </w:r>
-      <w:r>
-        <w:t xml:space="preserve"> </w:t>
-      </w:r>
-      <w:r>
-        <w:rPr>
-          <w:rStyle w:val="VerbatimChar"/>
-        </w:rPr>
-        <w:t xml:space="preserve">n</w:t>
-      </w:r>
-      <w:r>
-        <w:t xml:space="preserve">. This recursive process unwinds until it reaches the base case.</w:t>
+        <w:t xml:space="preserve">. This process continues until the base case is reached.</w:t>
       </w:r>
     </w:p>
     <w:p>
       <w:pPr>
+        <w:pStyle w:val="FirstParagraph"/>
+      </w:pPr>
+      <w:r>
+        <w:t xml:space="preserve">For example, calculating</w:t>
+      </w:r>
+      <w:r>
+        <w:t xml:space="preserve"> </w:t>
+      </w:r>
+      <w:r>
+        <w:rPr>
+          <w:rStyle w:val="VerbatimChar"/>
+        </w:rPr>
+        <w:t xml:space="preserve">factorial(4)</w:t>
+      </w:r>
+      <w:r>
+        <w:t xml:space="preserve"> </w:t>
+      </w:r>
+      <w:r>
+        <w:t xml:space="preserve">would unfold as follows:</w:t>
+      </w:r>
+      <w:r>
+        <w:t xml:space="preserve"> </w:t>
+      </w:r>
+      <w:r>
+        <w:rPr>
+          <w:rStyle w:val="VerbatimChar"/>
+        </w:rPr>
+        <w:t xml:space="preserve">factorial(4) = 4 * factorial(3)</w:t>
+      </w:r>
+      <w:r>
+        <w:t xml:space="preserve"> </w:t>
+      </w:r>
+      <w:r>
+        <w:rPr>
+          <w:rStyle w:val="VerbatimChar"/>
+        </w:rPr>
+        <w:t xml:space="preserve">factorial(3) = 3 * factorial(2)</w:t>
+      </w:r>
+      <w:r>
+        <w:t xml:space="preserve"> </w:t>
+      </w:r>
+      <w:r>
+        <w:rPr>
+          <w:rStyle w:val="VerbatimChar"/>
+        </w:rPr>
+        <w:t xml:space="preserve">factorial(2) = 2 * factorial(1)</w:t>
+      </w:r>
+      <w:r>
+        <w:t xml:space="preserve"> </w:t>
+      </w:r>
+      <w:r>
+        <w:rPr>
+          <w:rStyle w:val="VerbatimChar"/>
+        </w:rPr>
+        <w:t xml:space="preserve">factorial(1) = 1</w:t>
+      </w:r>
+      <w:r>
+        <w:t xml:space="preserve"> </w:t>
+      </w:r>
+      <w:r>
+        <w:t xml:space="preserve">(base case)</w:t>
+      </w:r>
+    </w:p>
+    <w:p>
+      <w:pPr>
         <w:pStyle w:val="BodyText"/>
       </w:pPr>
       <w:r>
-        <w:t xml:space="preserve">Factorials are not defined for negative numbers. This function will typically return</w:t>
+        <w:t xml:space="preserve">The results are then multiplied back up the call stack:</w:t>
       </w:r>
       <w:r>
         <w:t xml:space="preserve"> </w:t>
@@ -2962,13 +2758,22 @@
         <w:rPr>
           <w:rStyle w:val="VerbatimChar"/>
         </w:rPr>
-        <w:t xml:space="preserve">undefined</w:t>
+        <w:t xml:space="preserve">2 * 1 = 2</w:t>
+      </w:r>
+      <w:r>
+        <w:t xml:space="preserve">, then</w:t>
       </w:r>
       <w:r>
         <w:t xml:space="preserve"> </w:t>
       </w:r>
       <w:r>
-        <w:t xml:space="preserve">or</w:t>
+        <w:rPr>
+          <w:rStyle w:val="VerbatimChar"/>
+        </w:rPr>
+        <w:t xml:space="preserve">3 * 2 = 6</w:t>
+      </w:r>
+      <w:r>
+        <w:t xml:space="preserve">, and finally</w:t>
       </w:r>
       <w:r>
         <w:t xml:space="preserve"> </w:t>
@@ -2977,13 +2782,284 @@
         <w:rPr>
           <w:rStyle w:val="VerbatimChar"/>
         </w:rPr>
-        <w:t xml:space="preserve">NaN</w:t>
-      </w:r>
-      <w:r>
+        <w:t xml:space="preserve">4 * 6 = 24</w:t>
+      </w:r>
+      <w:r>
+        <w:t xml:space="preserve">.</w:t>
+      </w:r>
+    </w:p>
+    <w:p>
+      <w:pPr>
+        <w:pStyle w:val="BodyText"/>
+      </w:pPr>
+      <w:r>
+        <w:t xml:space="preserve">A common implementation would look like this:</w:t>
+      </w:r>
+    </w:p>
+    <w:p>
+      <w:pPr>
+        <w:pStyle w:val="SourceCode"/>
+      </w:pPr>
+      <w:r>
+        <w:rPr>
+          <w:rStyle w:val="KeywordTok"/>
+        </w:rPr>
+        <w:t xml:space="preserve">function</w:t>
+      </w:r>
+      <w:r>
+        <w:rPr>
+          <w:rStyle w:val="NormalTok"/>
+        </w:rPr>
         <w:t xml:space="preserve"> </w:t>
       </w:r>
       <w:r>
-        <w:t xml:space="preserve">if a negative number is provided as an argument.</w:t>
+        <w:rPr>
+          <w:rStyle w:val="FunctionTok"/>
+        </w:rPr>
+        <w:t xml:space="preserve">factorial</w:t>
+      </w:r>
+      <w:r>
+        <w:rPr>
+          <w:rStyle w:val="NormalTok"/>
+        </w:rPr>
+        <w:t xml:space="preserve">(n) {</w:t>
+      </w:r>
+      <w:r>
+        <w:br/>
+      </w:r>
+      <w:r>
+        <w:rPr>
+          <w:rStyle w:val="NormalTok"/>
+        </w:rPr>
+        <w:t xml:space="preserve">  </w:t>
+      </w:r>
+      <w:r>
+        <w:rPr>
+          <w:rStyle w:val="CommentTok"/>
+        </w:rPr>
+        <w:t xml:space="preserve">// Base case: if n is 0 or 1, factorial is 1.</w:t>
+      </w:r>
+      <w:r>
+        <w:br/>
+      </w:r>
+      <w:r>
+        <w:rPr>
+          <w:rStyle w:val="NormalTok"/>
+        </w:rPr>
+        <w:t xml:space="preserve">  </w:t>
+      </w:r>
+      <w:r>
+        <w:rPr>
+          <w:rStyle w:val="ControlFlowTok"/>
+        </w:rPr>
+        <w:t xml:space="preserve">if</w:t>
+      </w:r>
+      <w:r>
+        <w:rPr>
+          <w:rStyle w:val="NormalTok"/>
+        </w:rPr>
+        <w:t xml:space="preserve"> (n </w:t>
+      </w:r>
+      <w:r>
+        <w:rPr>
+          <w:rStyle w:val="OperatorTok"/>
+        </w:rPr>
+        <w:t xml:space="preserve">===</w:t>
+      </w:r>
+      <w:r>
+        <w:rPr>
+          <w:rStyle w:val="NormalTok"/>
+        </w:rPr>
+        <w:t xml:space="preserve"> </w:t>
+      </w:r>
+      <w:r>
+        <w:rPr>
+          <w:rStyle w:val="DecValTok"/>
+        </w:rPr>
+        <w:t xml:space="preserve">0</w:t>
+      </w:r>
+      <w:r>
+        <w:rPr>
+          <w:rStyle w:val="NormalTok"/>
+        </w:rPr>
+        <w:t xml:space="preserve"> </w:t>
+      </w:r>
+      <w:r>
+        <w:rPr>
+          <w:rStyle w:val="OperatorTok"/>
+        </w:rPr>
+        <w:t xml:space="preserve">||</w:t>
+      </w:r>
+      <w:r>
+        <w:rPr>
+          <w:rStyle w:val="NormalTok"/>
+        </w:rPr>
+        <w:t xml:space="preserve"> n </w:t>
+      </w:r>
+      <w:r>
+        <w:rPr>
+          <w:rStyle w:val="OperatorTok"/>
+        </w:rPr>
+        <w:t xml:space="preserve">===</w:t>
+      </w:r>
+      <w:r>
+        <w:rPr>
+          <w:rStyle w:val="NormalTok"/>
+        </w:rPr>
+        <w:t xml:space="preserve"> </w:t>
+      </w:r>
+      <w:r>
+        <w:rPr>
+          <w:rStyle w:val="DecValTok"/>
+        </w:rPr>
+        <w:t xml:space="preserve">1</w:t>
+      </w:r>
+      <w:r>
+        <w:rPr>
+          <w:rStyle w:val="NormalTok"/>
+        </w:rPr>
+        <w:t xml:space="preserve">) {</w:t>
+      </w:r>
+      <w:r>
+        <w:br/>
+      </w:r>
+      <w:r>
+        <w:rPr>
+          <w:rStyle w:val="NormalTok"/>
+        </w:rPr>
+        <w:t xml:space="preserve">    </w:t>
+      </w:r>
+      <w:r>
+        <w:rPr>
+          <w:rStyle w:val="ControlFlowTok"/>
+        </w:rPr>
+        <w:t xml:space="preserve">return</w:t>
+      </w:r>
+      <w:r>
+        <w:rPr>
+          <w:rStyle w:val="NormalTok"/>
+        </w:rPr>
+        <w:t xml:space="preserve"> </w:t>
+      </w:r>
+      <w:r>
+        <w:rPr>
+          <w:rStyle w:val="DecValTok"/>
+        </w:rPr>
+        <w:t xml:space="preserve">1</w:t>
+      </w:r>
+      <w:r>
+        <w:rPr>
+          <w:rStyle w:val="OperatorTok"/>
+        </w:rPr>
+        <w:t xml:space="preserve">;</w:t>
+      </w:r>
+      <w:r>
+        <w:br/>
+      </w:r>
+      <w:r>
+        <w:rPr>
+          <w:rStyle w:val="NormalTok"/>
+        </w:rPr>
+        <w:t xml:space="preserve">  }</w:t>
+      </w:r>
+      <w:r>
+        <w:br/>
+      </w:r>
+      <w:r>
+        <w:rPr>
+          <w:rStyle w:val="NormalTok"/>
+        </w:rPr>
+        <w:t xml:space="preserve">  </w:t>
+      </w:r>
+      <w:r>
+        <w:rPr>
+          <w:rStyle w:val="CommentTok"/>
+        </w:rPr>
+        <w:t xml:space="preserve">// Recursive step: n! = n * (n-1)!</w:t>
+      </w:r>
+      <w:r>
+        <w:br/>
+      </w:r>
+      <w:r>
+        <w:rPr>
+          <w:rStyle w:val="NormalTok"/>
+        </w:rPr>
+        <w:t xml:space="preserve">  </w:t>
+      </w:r>
+      <w:r>
+        <w:rPr>
+          <w:rStyle w:val="ControlFlowTok"/>
+        </w:rPr>
+        <w:t xml:space="preserve">return</w:t>
+      </w:r>
+      <w:r>
+        <w:rPr>
+          <w:rStyle w:val="NormalTok"/>
+        </w:rPr>
+        <w:t xml:space="preserve"> n </w:t>
+      </w:r>
+      <w:r>
+        <w:rPr>
+          <w:rStyle w:val="OperatorTok"/>
+        </w:rPr>
+        <w:t xml:space="preserve">*</w:t>
+      </w:r>
+      <w:r>
+        <w:rPr>
+          <w:rStyle w:val="NormalTok"/>
+        </w:rPr>
+        <w:t xml:space="preserve"> </w:t>
+      </w:r>
+      <w:r>
+        <w:rPr>
+          <w:rStyle w:val="FunctionTok"/>
+        </w:rPr>
+        <w:t xml:space="preserve">factorial</w:t>
+      </w:r>
+      <w:r>
+        <w:rPr>
+          <w:rStyle w:val="NormalTok"/>
+        </w:rPr>
+        <w:t xml:space="preserve">(n </w:t>
+      </w:r>
+      <w:r>
+        <w:rPr>
+          <w:rStyle w:val="OperatorTok"/>
+        </w:rPr>
+        <w:t xml:space="preserve">-</w:t>
+      </w:r>
+      <w:r>
+        <w:rPr>
+          <w:rStyle w:val="NormalTok"/>
+        </w:rPr>
+        <w:t xml:space="preserve"> </w:t>
+      </w:r>
+      <w:r>
+        <w:rPr>
+          <w:rStyle w:val="DecValTok"/>
+        </w:rPr>
+        <w:t xml:space="preserve">1</w:t>
+      </w:r>
+      <w:r>
+        <w:rPr>
+          <w:rStyle w:val="NormalTok"/>
+        </w:rPr>
+        <w:t xml:space="preserve">)</w:t>
+      </w:r>
+      <w:r>
+        <w:rPr>
+          <w:rStyle w:val="OperatorTok"/>
+        </w:rPr>
+        <w:t xml:space="preserve">;</w:t>
+      </w:r>
+      <w:r>
+        <w:br/>
+      </w:r>
+      <w:r>
+        <w:rPr>
+          <w:rStyle w:val="NormalTok"/>
+        </w:rPr>
+        <w:t xml:space="preserve">}</w:t>
       </w:r>
     </w:p>
     <w:bookmarkEnd w:id="33"/>
@@ -3010,11 +3086,23 @@
         <w:pStyle w:val="Compact"/>
         <w:numPr>
           <w:ilvl w:val="0"/>
-          <w:numId w:val="1007"/>
+          <w:numId w:val="1008"/>
         </w:numPr>
       </w:pPr>
       <w:r>
-        <w:t xml:space="preserve">This function is designed for non-negative integers. Passing a negative number as an argument will not yield a valid factorial.</w:t>
+        <w:t xml:space="preserve">This function is intended for non-negative integers. Providing a negative number will cause infinite recursion, leading to a</w:t>
+      </w:r>
+      <w:r>
+        <w:t xml:space="preserve"> </w:t>
+      </w:r>
+      <w:r>
+        <w:t xml:space="preserve">“Maximum call stack size exceeded”</w:t>
+      </w:r>
+      <w:r>
+        <w:t xml:space="preserve"> </w:t>
+      </w:r>
+      <w:r>
+        <w:t xml:space="preserve">error.</w:t>
       </w:r>
     </w:p>
     <w:p>
@@ -3022,11 +3110,11 @@
         <w:pStyle w:val="Compact"/>
         <w:numPr>
           <w:ilvl w:val="0"/>
-          <w:numId w:val="1007"/>
+          <w:numId w:val="1008"/>
         </w:numPr>
       </w:pPr>
       <w:r>
-        <w:t xml:space="preserve">Factorial values increase very quickly. For inputs larger than</w:t>
+        <w:t xml:space="preserve">Factorial values grow very rapidly. Using large numbers for</w:t>
       </w:r>
       <w:r>
         <w:t xml:space="preserve"> </w:t>
@@ -3035,19 +3123,25 @@
         <w:rPr>
           <w:rStyle w:val="VerbatimChar"/>
         </w:rPr>
-        <w:t xml:space="preserve">170</w:t>
-      </w:r>
-      <w:r>
-        <w:t xml:space="preserve">, the result may exceed JavaScript’s maximum representable number (</w:t>
+        <w:t xml:space="preserve">n</w:t>
+      </w:r>
+      <w:r>
+        <w:t xml:space="preserve"> </w:t>
+      </w:r>
+      <w:r>
+        <w:t xml:space="preserve">can result in values that exceed JavaScript’s</w:t>
+      </w:r>
+      <w:r>
+        <w:t xml:space="preserve"> </w:t>
       </w:r>
       <w:r>
         <w:rPr>
           <w:rStyle w:val="VerbatimChar"/>
         </w:rPr>
-        <w:t xml:space="preserve">Number.MAX_VALUE</w:t>
-      </w:r>
-      <w:r>
-        <w:t xml:space="preserve">) and return</w:t>
+        <w:t xml:space="preserve">Number.MAX_SAFE_INTEGER</w:t>
+      </w:r>
+      <w:r>
+        <w:t xml:space="preserve">, which may lead to a loss of precision or return</w:t>
       </w:r>
       <w:r>
         <w:t xml:space="preserve"> </w:t>
@@ -3067,11 +3161,11 @@
         <w:pStyle w:val="Compact"/>
         <w:numPr>
           <w:ilvl w:val="0"/>
-          <w:numId w:val="1007"/>
+          <w:numId w:val="1008"/>
         </w:numPr>
       </w:pPr>
       <w:r>
-        <w:t xml:space="preserve">When using a recursive implementation for this function, very large numbers for</w:t>
+        <w:t xml:space="preserve">The input</w:t>
       </w:r>
       <w:r>
         <w:t xml:space="preserve"> </w:t>
@@ -3086,19 +3180,7 @@
         <w:t xml:space="preserve"> </w:t>
       </w:r>
       <w:r>
-        <w:t xml:space="preserve">can potentially cause a</w:t>
-      </w:r>
-      <w:r>
-        <w:t xml:space="preserve"> </w:t>
-      </w:r>
-      <w:r>
-        <w:t xml:space="preserve">“Maximum call stack size exceeded”</w:t>
-      </w:r>
-      <w:r>
-        <w:t xml:space="preserve"> </w:t>
-      </w:r>
-      <w:r>
-        <w:t xml:space="preserve">error. For such scenarios, an iterative approach is more memory-efficient.</w:t>
+        <w:t xml:space="preserve">should be an integer. Passing a non-integer value may produce unexpected results.</w:t>
       </w:r>
     </w:p>
     <w:bookmarkEnd w:id="34"/>
@@ -3135,9 +3217,39 @@
       </w:r>
       <w:r>
         <w:rPr>
-          <w:rStyle w:val="CommentTok"/>
-        </w:rPr>
-        <w:t xml:space="preserve">// Note: The function implementation is assumed for this example.</w:t>
+          <w:rStyle w:val="KeywordTok"/>
+        </w:rPr>
+        <w:t xml:space="preserve">const</w:t>
+      </w:r>
+      <w:r>
+        <w:rPr>
+          <w:rStyle w:val="NormalTok"/>
+        </w:rPr>
+        <w:t xml:space="preserve"> number </w:t>
+      </w:r>
+      <w:r>
+        <w:rPr>
+          <w:rStyle w:val="OperatorTok"/>
+        </w:rPr>
+        <w:t xml:space="preserve">=</w:t>
+      </w:r>
+      <w:r>
+        <w:rPr>
+          <w:rStyle w:val="NormalTok"/>
+        </w:rPr>
+        <w:t xml:space="preserve"> </w:t>
+      </w:r>
+      <w:r>
+        <w:rPr>
+          <w:rStyle w:val="DecValTok"/>
+        </w:rPr>
+        <w:t xml:space="preserve">5</w:t>
+      </w:r>
+      <w:r>
+        <w:rPr>
+          <w:rStyle w:val="OperatorTok"/>
+        </w:rPr>
+        <w:t xml:space="preserve">;</w:t>
       </w:r>
       <w:r>
         <w:br/>
@@ -3176,334 +3288,82 @@
         <w:rPr>
           <w:rStyle w:val="NormalTok"/>
         </w:rPr>
+        <w:t xml:space="preserve">(number)</w:t>
+      </w:r>
+      <w:r>
+        <w:rPr>
+          <w:rStyle w:val="OperatorTok"/>
+        </w:rPr>
+        <w:t xml:space="preserve">;</w:t>
+      </w:r>
+      <w:r>
+        <w:br/>
+      </w:r>
+      <w:r>
+        <w:rPr>
+          <w:rStyle w:val="BuiltInTok"/>
+        </w:rPr>
+        <w:t xml:space="preserve">console</w:t>
+      </w:r>
+      <w:r>
+        <w:rPr>
+          <w:rStyle w:val="OperatorTok"/>
+        </w:rPr>
+        <w:t xml:space="preserve">.</w:t>
+      </w:r>
+      <w:r>
+        <w:rPr>
+          <w:rStyle w:val="FunctionTok"/>
+        </w:rPr>
+        <w:t xml:space="preserve">log</w:t>
+      </w:r>
+      <w:r>
+        <w:rPr>
+          <w:rStyle w:val="NormalTok"/>
+        </w:rPr>
         <w:t xml:space="preserve">(</w:t>
       </w:r>
       <w:r>
         <w:rPr>
-          <w:rStyle w:val="DecValTok"/>
-        </w:rPr>
-        <w:t xml:space="preserve">5</w:t>
+          <w:rStyle w:val="VerbatimStringTok"/>
+        </w:rPr>
+        <w:t xml:space="preserve">`The factorial of </w:t>
+      </w:r>
+      <w:r>
+        <w:rPr>
+          <w:rStyle w:val="SpecialCharTok"/>
+        </w:rPr>
+        <w:t xml:space="preserve">${</w:t>
       </w:r>
       <w:r>
         <w:rPr>
           <w:rStyle w:val="NormalTok"/>
         </w:rPr>
-        <w:t xml:space="preserve">)</w:t>
-      </w:r>
-      <w:r>
-        <w:rPr>
-          <w:rStyle w:val="OperatorTok"/>
-        </w:rPr>
-        <w:t xml:space="preserve">;</w:t>
-      </w:r>
-      <w:r>
-        <w:br/>
-      </w:r>
-      <w:r>
-        <w:rPr>
-          <w:rStyle w:val="BuiltInTok"/>
-        </w:rPr>
-        <w:t xml:space="preserve">console</w:t>
-      </w:r>
-      <w:r>
-        <w:rPr>
-          <w:rStyle w:val="OperatorTok"/>
-        </w:rPr>
-        <w:t xml:space="preserve">.</w:t>
-      </w:r>
-      <w:r>
-        <w:rPr>
-          <w:rStyle w:val="FunctionTok"/>
-        </w:rPr>
-        <w:t xml:space="preserve">log</w:t>
+        <w:t xml:space="preserve">number</w:t>
+      </w:r>
+      <w:r>
+        <w:rPr>
+          <w:rStyle w:val="SpecialCharTok"/>
+        </w:rPr>
+        <w:t xml:space="preserve">}</w:t>
+      </w:r>
+      <w:r>
+        <w:rPr>
+          <w:rStyle w:val="VerbatimStringTok"/>
+        </w:rPr>
+        <w:t xml:space="preserve"> is </w:t>
+      </w:r>
+      <w:r>
+        <w:rPr>
+          <w:rStyle w:val="SpecialCharTok"/>
+        </w:rPr>
+        <w:t xml:space="preserve">${</w:t>
       </w:r>
       <w:r>
         <w:rPr>
           <w:rStyle w:val="NormalTok"/>
         </w:rPr>
-        <w:t xml:space="preserve">(</w:t>
-      </w:r>
-      <w:r>
-        <w:rPr>
-          <w:rStyle w:val="VerbatimStringTok"/>
-        </w:rPr>
-        <w:t xml:space="preserve">`The factorial of 5 is: </w:t>
-      </w:r>
-      <w:r>
-        <w:rPr>
-          <w:rStyle w:val="SpecialCharTok"/>
-        </w:rPr>
-        <w:t xml:space="preserve">${</w:t>
-      </w:r>
-      <w:r>
-        <w:rPr>
-          <w:rStyle w:val="NormalTok"/>
-        </w:rPr>
         <w:t xml:space="preserve">result</w:t>
-      </w:r>
-      <w:r>
-        <w:rPr>
-          <w:rStyle w:val="SpecialCharTok"/>
-        </w:rPr>
-        <w:t xml:space="preserve">}</w:t>
-      </w:r>
-      <w:r>
-        <w:rPr>
-          <w:rStyle w:val="VerbatimStringTok"/>
-        </w:rPr>
-        <w:t xml:space="preserve">`</w:t>
-      </w:r>
-      <w:r>
-        <w:rPr>
-          <w:rStyle w:val="NormalTok"/>
-        </w:rPr>
-        <w:t xml:space="preserve">)</w:t>
-      </w:r>
-      <w:r>
-        <w:rPr>
-          <w:rStyle w:val="OperatorTok"/>
-        </w:rPr>
-        <w:t xml:space="preserve">;</w:t>
-      </w:r>
-      <w:r>
-        <w:br/>
-      </w:r>
-      <w:r>
-        <w:br/>
-      </w:r>
-      <w:r>
-        <w:rPr>
-          <w:rStyle w:val="KeywordTok"/>
-        </w:rPr>
-        <w:t xml:space="preserve">const</w:t>
-      </w:r>
-      <w:r>
-        <w:rPr>
-          <w:rStyle w:val="NormalTok"/>
-        </w:rPr>
-        <w:t xml:space="preserve"> resultForZero </w:t>
-      </w:r>
-      <w:r>
-        <w:rPr>
-          <w:rStyle w:val="OperatorTok"/>
-        </w:rPr>
-        <w:t xml:space="preserve">=</w:t>
-      </w:r>
-      <w:r>
-        <w:rPr>
-          <w:rStyle w:val="NormalTok"/>
-        </w:rPr>
-        <w:t xml:space="preserve"> </w:t>
-      </w:r>
-      <w:r>
-        <w:rPr>
-          <w:rStyle w:val="FunctionTok"/>
-        </w:rPr>
-        <w:t xml:space="preserve">factorial</w:t>
-      </w:r>
-      <w:r>
-        <w:rPr>
-          <w:rStyle w:val="NormalTok"/>
-        </w:rPr>
-        <w:t xml:space="preserve">(</w:t>
-      </w:r>
-      <w:r>
-        <w:rPr>
-          <w:rStyle w:val="DecValTok"/>
-        </w:rPr>
-        <w:t xml:space="preserve">0</w:t>
-      </w:r>
-      <w:r>
-        <w:rPr>
-          <w:rStyle w:val="NormalTok"/>
-        </w:rPr>
-        <w:t xml:space="preserve">)</w:t>
-      </w:r>
-      <w:r>
-        <w:rPr>
-          <w:rStyle w:val="OperatorTok"/>
-        </w:rPr>
-        <w:t xml:space="preserve">;</w:t>
-      </w:r>
-      <w:r>
-        <w:br/>
-      </w:r>
-      <w:r>
-        <w:rPr>
-          <w:rStyle w:val="BuiltInTok"/>
-        </w:rPr>
-        <w:t xml:space="preserve">console</w:t>
-      </w:r>
-      <w:r>
-        <w:rPr>
-          <w:rStyle w:val="OperatorTok"/>
-        </w:rPr>
-        <w:t xml:space="preserve">.</w:t>
-      </w:r>
-      <w:r>
-        <w:rPr>
-          <w:rStyle w:val="FunctionTok"/>
-        </w:rPr>
-        <w:t xml:space="preserve">log</w:t>
-      </w:r>
-      <w:r>
-        <w:rPr>
-          <w:rStyle w:val="NormalTok"/>
-        </w:rPr>
-        <w:t xml:space="preserve">(</w:t>
-      </w:r>
-      <w:r>
-        <w:rPr>
-          <w:rStyle w:val="VerbatimStringTok"/>
-        </w:rPr>
-        <w:t xml:space="preserve">`The factorial of 0 is: </w:t>
-      </w:r>
-      <w:r>
-        <w:rPr>
-          <w:rStyle w:val="SpecialCharTok"/>
-        </w:rPr>
-        <w:t xml:space="preserve">${</w:t>
-      </w:r>
-      <w:r>
-        <w:rPr>
-          <w:rStyle w:val="NormalTok"/>
-        </w:rPr>
-        <w:t xml:space="preserve">resultForZero</w:t>
-      </w:r>
-      <w:r>
-        <w:rPr>
-          <w:rStyle w:val="SpecialCharTok"/>
-        </w:rPr>
-        <w:t xml:space="preserve">}</w:t>
-      </w:r>
-      <w:r>
-        <w:rPr>
-          <w:rStyle w:val="VerbatimStringTok"/>
-        </w:rPr>
-        <w:t xml:space="preserve">`</w:t>
-      </w:r>
-      <w:r>
-        <w:rPr>
-          <w:rStyle w:val="NormalTok"/>
-        </w:rPr>
-        <w:t xml:space="preserve">)</w:t>
-      </w:r>
-      <w:r>
-        <w:rPr>
-          <w:rStyle w:val="OperatorTok"/>
-        </w:rPr>
-        <w:t xml:space="preserve">;</w:t>
-      </w:r>
-      <w:r>
-        <w:br/>
-      </w:r>
-      <w:r>
-        <w:br/>
-      </w:r>
-      <w:r>
-        <w:rPr>
-          <w:rStyle w:val="KeywordTok"/>
-        </w:rPr>
-        <w:t xml:space="preserve">const</w:t>
-      </w:r>
-      <w:r>
-        <w:rPr>
-          <w:rStyle w:val="NormalTok"/>
-        </w:rPr>
-        <w:t xml:space="preserve"> resultForNegative </w:t>
-      </w:r>
-      <w:r>
-        <w:rPr>
-          <w:rStyle w:val="OperatorTok"/>
-        </w:rPr>
-        <w:t xml:space="preserve">=</w:t>
-      </w:r>
-      <w:r>
-        <w:rPr>
-          <w:rStyle w:val="NormalTok"/>
-        </w:rPr>
-        <w:t xml:space="preserve"> </w:t>
-      </w:r>
-      <w:r>
-        <w:rPr>
-          <w:rStyle w:val="FunctionTok"/>
-        </w:rPr>
-        <w:t xml:space="preserve">factorial</w:t>
-      </w:r>
-      <w:r>
-        <w:rPr>
-          <w:rStyle w:val="NormalTok"/>
-        </w:rPr>
-        <w:t xml:space="preserve">(</w:t>
-      </w:r>
-      <w:r>
-        <w:rPr>
-          <w:rStyle w:val="OperatorTok"/>
-        </w:rPr>
-        <w:t xml:space="preserve">-</w:t>
-      </w:r>
-      <w:r>
-        <w:rPr>
-          <w:rStyle w:val="DecValTok"/>
-        </w:rPr>
-        <w:t xml:space="preserve">3</w:t>
-      </w:r>
-      <w:r>
-        <w:rPr>
-          <w:rStyle w:val="NormalTok"/>
-        </w:rPr>
-        <w:t xml:space="preserve">)</w:t>
-      </w:r>
-      <w:r>
-        <w:rPr>
-          <w:rStyle w:val="OperatorTok"/>
-        </w:rPr>
-        <w:t xml:space="preserve">;</w:t>
-      </w:r>
-      <w:r>
-        <w:br/>
-      </w:r>
-      <w:r>
-        <w:rPr>
-          <w:rStyle w:val="BuiltInTok"/>
-        </w:rPr>
-        <w:t xml:space="preserve">console</w:t>
-      </w:r>
-      <w:r>
-        <w:rPr>
-          <w:rStyle w:val="OperatorTok"/>
-        </w:rPr>
-        <w:t xml:space="preserve">.</w:t>
-      </w:r>
-      <w:r>
-        <w:rPr>
-          <w:rStyle w:val="FunctionTok"/>
-        </w:rPr>
-        <w:t xml:space="preserve">log</w:t>
-      </w:r>
-      <w:r>
-        <w:rPr>
-          <w:rStyle w:val="NormalTok"/>
-        </w:rPr>
-        <w:t xml:space="preserve">(</w:t>
-      </w:r>
-      <w:r>
-        <w:rPr>
-          <w:rStyle w:val="VerbatimStringTok"/>
-        </w:rPr>
-        <w:t xml:space="preserve">`The factorial of -3 is: </w:t>
-      </w:r>
-      <w:r>
-        <w:rPr>
-          <w:rStyle w:val="SpecialCharTok"/>
-        </w:rPr>
-        <w:t xml:space="preserve">${</w:t>
-      </w:r>
-      <w:r>
-        <w:rPr>
-          <w:rStyle w:val="NormalTok"/>
-        </w:rPr>
-        <w:t xml:space="preserve">resultForNegative</w:t>
       </w:r>
       <w:r>
         <w:rPr>
@@ -3550,25 +3410,7 @@
         <w:rPr>
           <w:rStyle w:val="VerbatimChar"/>
         </w:rPr>
-        <w:t xml:space="preserve">The factorial of 5 is: 120</w:t>
-      </w:r>
-      <w:r>
-        <w:br/>
-      </w:r>
-      <w:r>
-        <w:rPr>
-          <w:rStyle w:val="VerbatimChar"/>
-        </w:rPr>
-        <w:t xml:space="preserve">The factorial of 0 is: 1</w:t>
-      </w:r>
-      <w:r>
-        <w:br/>
-      </w:r>
-      <w:r>
-        <w:rPr>
-          <w:rStyle w:val="VerbatimChar"/>
-        </w:rPr>
-        <w:t xml:space="preserve">The factorial of -3 is: undefined</w:t>
+        <w:t xml:space="preserve">The factorial of 5 is 120</w:t>
       </w:r>
     </w:p>
     <w:p>
@@ -3689,7 +3531,7 @@
         <w:pStyle w:val="Compact"/>
         <w:numPr>
           <w:ilvl w:val="0"/>
-          <w:numId w:val="1008"/>
+          <w:numId w:val="1009"/>
         </w:numPr>
       </w:pPr>
       <w:r>
@@ -3702,7 +3544,7 @@
         <w:t xml:space="preserve"> </w:t>
       </w:r>
       <w:r>
-        <w:t xml:space="preserve">(String): The name to be included in the greeting message.</w:t>
+        <w:t xml:space="preserve">(string): The name of the person or entity to be greeted. This value will be embedded in the output message.</w:t>
       </w:r>
     </w:p>
     <w:bookmarkEnd w:id="39"/>
@@ -3729,7 +3571,7 @@
         <w:pStyle w:val="FirstParagraph"/>
       </w:pPr>
       <w:r>
-        <w:t xml:space="preserve">This function provides a simple way to display a standardized greeting. It takes a single parameter,</w:t>
+        <w:t xml:space="preserve">This function provides a simple way to display a standard greeting. It accepts a single argument,</w:t>
       </w:r>
       <w:r>
         <w:t xml:space="preserve"> </w:t>
@@ -3741,7 +3583,22 @@
         <w:t xml:space="preserve">name</w:t>
       </w:r>
       <w:r>
-        <w:t xml:space="preserve">, which is intended to be a string.</w:t>
+        <w:t xml:space="preserve">. The core logic uses the</w:t>
+      </w:r>
+      <w:r>
+        <w:t xml:space="preserve"> </w:t>
+      </w:r>
+      <w:r>
+        <w:rPr>
+          <w:rStyle w:val="VerbatimChar"/>
+        </w:rPr>
+        <w:t xml:space="preserve">console.log()</w:t>
+      </w:r>
+      <w:r>
+        <w:t xml:space="preserve"> </w:t>
+      </w:r>
+      <w:r>
+        <w:t xml:space="preserve">method to print a message to the standard output, which is typically the web browser’s developer console or the terminal in a Node.js environment.</w:t>
       </w:r>
     </w:p>
     <w:p>
@@ -3749,7 +3606,7 @@
         <w:pStyle w:val="BodyText"/>
       </w:pPr>
       <w:r>
-        <w:t xml:space="preserve">The core logic resides within a</w:t>
+        <w:t xml:space="preserve">The message is constructed using a JavaScript template literal:</w:t>
       </w:r>
       <w:r>
         <w:t xml:space="preserve"> </w:t>
@@ -3758,114 +3615,34 @@
         <w:rPr>
           <w:rStyle w:val="VerbatimChar"/>
         </w:rPr>
-        <w:t xml:space="preserve">console.log()</w:t>
+        <w:t xml:space="preserve">`Hello, ${name}!`</w:t>
+      </w:r>
+      <w:r>
+        <w:t xml:space="preserve">. This allows the value of the</w:t>
       </w:r>
       <w:r>
         <w:t xml:space="preserve"> </w:t>
       </w:r>
       <w:r>
-        <w:t xml:space="preserve">statement. It utilizes a template literal (</w:t>
-      </w:r>
-      <w:r>
         <w:rPr>
           <w:rStyle w:val="VerbatimChar"/>
         </w:rPr>
-        <w:t xml:space="preserve">`</w:t>
-      </w:r>
-      <w:r>
-        <w:t xml:space="preserve">) to construct the output string. The string</w:t>
+        <w:t xml:space="preserve">name</w:t>
       </w:r>
       <w:r>
         <w:t xml:space="preserve"> </w:t>
       </w:r>
       <w:r>
-        <w:rPr>
-          <w:rStyle w:val="VerbatimChar"/>
-        </w:rPr>
-        <w:t xml:space="preserve">Hello,</w:t>
+        <w:t xml:space="preserve">parameter to be directly interpolated into the string, creating a personalized message like</w:t>
       </w:r>
       <w:r>
         <w:t xml:space="preserve"> </w:t>
       </w:r>
       <w:r>
-        <w:t xml:space="preserve">is combined with the value of the</w:t>
-      </w:r>
-      <w:r>
-        <w:t xml:space="preserve"> </w:t>
-      </w:r>
-      <w:r>
-        <w:rPr>
-          <w:rStyle w:val="VerbatimChar"/>
-        </w:rPr>
-        <w:t xml:space="preserve">name</w:t>
-      </w:r>
-      <w:r>
-        <w:t xml:space="preserve"> </w:t>
-      </w:r>
-      <w:r>
-        <w:t xml:space="preserve">parameter, followed by an exclamation mark</w:t>
-      </w:r>
-      <w:r>
-        <w:t xml:space="preserve"> </w:t>
-      </w:r>
-      <w:r>
-        <w:rPr>
-          <w:rStyle w:val="VerbatimChar"/>
-        </w:rPr>
-        <w:t xml:space="preserve">!</w:t>
-      </w:r>
-      <w:r>
-        <w:t xml:space="preserve">. The resulting string is then printed directly to the console.</w:t>
-      </w:r>
-    </w:p>
-    <w:p>
-      <w:pPr>
-        <w:pStyle w:val="BodyText"/>
-      </w:pPr>
-      <w:r>
-        <w:t xml:space="preserve">For example, if the string</w:t>
-      </w:r>
-      <w:r>
-        <w:t xml:space="preserve"> </w:t>
-      </w:r>
-      <w:r>
-        <w:rPr>
-          <w:rStyle w:val="VerbatimChar"/>
-        </w:rPr>
-        <w:t xml:space="preserve">"World"</w:t>
-      </w:r>
-      <w:r>
-        <w:t xml:space="preserve"> </w:t>
-      </w:r>
-      <w:r>
-        <w:t xml:space="preserve">is passed as the</w:t>
-      </w:r>
-      <w:r>
-        <w:t xml:space="preserve"> </w:t>
-      </w:r>
-      <w:r>
-        <w:rPr>
-          <w:rStyle w:val="VerbatimChar"/>
-        </w:rPr>
-        <w:t xml:space="preserve">name</w:t>
-      </w:r>
-      <w:r>
-        <w:t xml:space="preserve">, the function will output</w:t>
-      </w:r>
-      <w:r>
-        <w:t xml:space="preserve"> </w:t>
-      </w:r>
-      <w:r>
-        <w:rPr>
-          <w:rStyle w:val="VerbatimChar"/>
-        </w:rPr>
-        <w:t xml:space="preserve">Hello, World!</w:t>
-      </w:r>
-      <w:r>
-        <w:t xml:space="preserve"> </w:t>
-      </w:r>
-      <w:r>
-        <w:t xml:space="preserve">to the console.</w:t>
+        <w:t xml:space="preserve">“Hello, Alice!”</w:t>
+      </w:r>
+      <w:r>
+        <w:t xml:space="preserve">. The function does not return any value; its sole purpose is to produce this console output.</w:t>
       </w:r>
     </w:p>
     <w:bookmarkEnd w:id="40"/>
@@ -3892,11 +3669,23 @@
         <w:pStyle w:val="Compact"/>
         <w:numPr>
           <w:ilvl w:val="0"/>
-          <w:numId w:val="1009"/>
+          <w:numId w:val="1010"/>
         </w:numPr>
       </w:pPr>
       <w:r>
-        <w:t xml:space="preserve">This function does not return a value; its primary effect is the side effect of printing to the console.</w:t>
+        <w:t xml:space="preserve">This function does not return a value (it implicitly returns</w:t>
+      </w:r>
+      <w:r>
+        <w:t xml:space="preserve"> </w:t>
+      </w:r>
+      <w:r>
+        <w:rPr>
+          <w:rStyle w:val="VerbatimChar"/>
+        </w:rPr>
+        <w:t xml:space="preserve">undefined</w:t>
+      </w:r>
+      <w:r>
+        <w:t xml:space="preserve">). Its primary effect is logging output to the console.</w:t>
       </w:r>
     </w:p>
     <w:p>
@@ -3904,11 +3693,11 @@
         <w:pStyle w:val="Compact"/>
         <w:numPr>
           <w:ilvl w:val="0"/>
-          <w:numId w:val="1009"/>
+          <w:numId w:val="1010"/>
         </w:numPr>
       </w:pPr>
       <w:r>
-        <w:t xml:space="preserve">If a non-string value (e.g., a number or an object) is passed as the</w:t>
+        <w:t xml:space="preserve">While the</w:t>
       </w:r>
       <w:r>
         <w:t xml:space="preserve"> </w:t>
@@ -3923,7 +3712,31 @@
         <w:t xml:space="preserve"> </w:t>
       </w:r>
       <w:r>
-        <w:t xml:space="preserve">parameter, JavaScript will attempt to convert it to its string representation before printing.</w:t>
+        <w:t xml:space="preserve">parameter is intended to be a string, JavaScript’s type coercion will attempt to convert any passed-in value to its string representation. For example, passing the number</w:t>
+      </w:r>
+      <w:r>
+        <w:t xml:space="preserve"> </w:t>
+      </w:r>
+      <w:r>
+        <w:rPr>
+          <w:rStyle w:val="VerbatimChar"/>
+        </w:rPr>
+        <w:t xml:space="preserve">123</w:t>
+      </w:r>
+      <w:r>
+        <w:t xml:space="preserve"> </w:t>
+      </w:r>
+      <w:r>
+        <w:t xml:space="preserve">will result in the output</w:t>
+      </w:r>
+      <w:r>
+        <w:t xml:space="preserve"> </w:t>
+      </w:r>
+      <w:r>
+        <w:t xml:space="preserve">“Hello, 123!”</w:t>
+      </w:r>
+      <w:r>
+        <w:t xml:space="preserve">.</w:t>
       </w:r>
     </w:p>
     <w:bookmarkEnd w:id="41"/>
@@ -3951,30 +3764,63 @@
       </w:pPr>
       <w:r>
         <w:rPr>
+          <w:rStyle w:val="CommentTok"/>
+        </w:rPr>
+        <w:t xml:space="preserve">// Example usage</w:t>
+      </w:r>
+      <w:r>
+        <w:br/>
+      </w:r>
+      <w:r>
+        <w:rPr>
+          <w:rStyle w:val="FunctionTok"/>
+        </w:rPr>
+        <w:t xml:space="preserve">greet</w:t>
+      </w:r>
+      <w:r>
+        <w:rPr>
+          <w:rStyle w:val="NormalTok"/>
+        </w:rPr>
+        <w:t xml:space="preserve">(</w:t>
+      </w:r>
+      <w:r>
+        <w:rPr>
+          <w:rStyle w:val="StringTok"/>
+        </w:rPr>
+        <w:t xml:space="preserve">"Alice"</w:t>
+      </w:r>
+      <w:r>
+        <w:rPr>
+          <w:rStyle w:val="NormalTok"/>
+        </w:rPr>
+        <w:t xml:space="preserve">)</w:t>
+      </w:r>
+      <w:r>
+        <w:rPr>
           <w:rStyle w:val="OperatorTok"/>
         </w:rPr>
-        <w:t xml:space="preserve">//</w:t>
+        <w:t xml:space="preserve">;</w:t>
+      </w:r>
+      <w:r>
+        <w:br/>
+      </w:r>
+      <w:r>
+        <w:rPr>
+          <w:rStyle w:val="FunctionTok"/>
+        </w:rPr>
+        <w:t xml:space="preserve">greet</w:t>
       </w:r>
       <w:r>
         <w:rPr>
           <w:rStyle w:val="NormalTok"/>
         </w:rPr>
-        <w:t xml:space="preserve"> Example usage</w:t>
-      </w:r>
-      <w:r>
-        <w:br/>
-      </w:r>
-      <w:r>
-        <w:rPr>
-          <w:rStyle w:val="NormalTok"/>
-        </w:rPr>
-        <w:t xml:space="preserve">greet(</w:t>
+        <w:t xml:space="preserve">(</w:t>
       </w:r>
       <w:r>
         <w:rPr>
           <w:rStyle w:val="StringTok"/>
         </w:rPr>
-        <w:t xml:space="preserve">"Alice"</w:t>
+        <w:t xml:space="preserve">"World"</w:t>
       </w:r>
       <w:r>
         <w:rPr>
@@ -4003,6 +3849,14 @@
     </w:p>
     <w:p>
       <w:pPr>
+        <w:pStyle w:val="BodyText"/>
+      </w:pPr>
+      <w:r>
+        <w:t xml:space="preserve">The following lines will be printed to the console:</w:t>
+      </w:r>
+    </w:p>
+    <w:p>
+      <w:pPr>
         <w:pStyle w:val="SourceCode"/>
       </w:pPr>
       <w:r>
@@ -4010,6 +3864,15 @@
           <w:rStyle w:val="VerbatimChar"/>
         </w:rPr>
         <w:t xml:space="preserve">Hello, Alice!</w:t>
+      </w:r>
+      <w:r>
+        <w:br/>
+      </w:r>
+      <w:r>
+        <w:rPr>
+          <w:rStyle w:val="VerbatimChar"/>
+        </w:rPr>
+        <w:t xml:space="preserve">Hello, World!</w:t>
       </w:r>
     </w:p>
     <w:p>
@@ -4123,7 +3986,7 @@
         <w:pStyle w:val="Compact"/>
         <w:numPr>
           <w:ilvl w:val="0"/>
-          <w:numId w:val="1010"/>
+          <w:numId w:val="1011"/>
         </w:numPr>
       </w:pPr>
       <w:r>
@@ -4133,23 +3996,10 @@
         <w:t xml:space="preserve">name</w:t>
       </w:r>
       <w:r>
-        <w:t xml:space="preserve">:</w:t>
-      </w:r>
-      <w:r>
         <w:t xml:space="preserve"> </w:t>
       </w:r>
       <w:r>
-        <w:rPr>
-          <w:b/>
-          <w:bCs/>
-        </w:rPr>
-        <w:t xml:space="preserve">any</w:t>
-      </w:r>
-      <w:r>
-        <w:t xml:space="preserve"> </w:t>
-      </w:r>
-      <w:r>
-        <w:t xml:space="preserve">- The name to be used in the greeting. The intended type is likely a string.</w:t>
+        <w:t xml:space="preserve">(any): The name of the person or entity to be greeted.</w:t>
       </w:r>
     </w:p>
     <w:bookmarkEnd w:id="46"/>
@@ -4191,7 +4041,7 @@
         <w:t xml:space="preserve"> </w:t>
       </w:r>
       <w:r>
-        <w:t xml:space="preserve">function is defined to accept a single argument,</w:t>
+        <w:t xml:space="preserve">function is defined to accept a single parameter,</w:t>
       </w:r>
       <w:r>
         <w:t xml:space="preserve"> </w:t>
@@ -4203,7 +4053,7 @@
         <w:t xml:space="preserve">name</w:t>
       </w:r>
       <w:r>
-        <w:t xml:space="preserve">. The function body is currently empty, meaning it contains no executable code. As a result, when this function is called, it performs no actions and does not produce any output. In JavaScript, a function that does not have an explicit</w:t>
+        <w:t xml:space="preserve">. The intended purpose is to use this</w:t>
       </w:r>
       <w:r>
         <w:t xml:space="preserve"> </w:t>
@@ -4212,13 +4062,51 @@
         <w:rPr>
           <w:rStyle w:val="VerbatimChar"/>
         </w:rPr>
+        <w:t xml:space="preserve">name</w:t>
+      </w:r>
+      <w:r>
+        <w:t xml:space="preserve"> </w:t>
+      </w:r>
+      <w:r>
+        <w:t xml:space="preserve">to construct and display or return a greeting message.</w:t>
+      </w:r>
+    </w:p>
+    <w:p>
+      <w:pPr>
+        <w:pStyle w:val="BodyText"/>
+      </w:pPr>
+      <w:r>
+        <w:t xml:space="preserve">However, in its current state, the function body is empty. Consequently, when</w:t>
+      </w:r>
+      <w:r>
+        <w:t xml:space="preserve"> </w:t>
+      </w:r>
+      <w:r>
+        <w:rPr>
+          <w:rStyle w:val="VerbatimChar"/>
+        </w:rPr>
+        <w:t xml:space="preserve">greet</w:t>
+      </w:r>
+      <w:r>
+        <w:t xml:space="preserve"> </w:t>
+      </w:r>
+      <w:r>
+        <w:t xml:space="preserve">is called, it executes no operations and does not explicitly return a value. In JavaScript, a function that does not have a</w:t>
+      </w:r>
+      <w:r>
+        <w:t xml:space="preserve"> </w:t>
+      </w:r>
+      <w:r>
+        <w:rPr>
+          <w:rStyle w:val="VerbatimChar"/>
+        </w:rPr>
         <w:t xml:space="preserve">return</w:t>
       </w:r>
       <w:r>
         <w:t xml:space="preserve"> </w:t>
       </w:r>
       <w:r>
-        <w:t xml:space="preserve">statement will implicitly return</w:t>
+        <w:t xml:space="preserve">statement implicitly returns</w:t>
       </w:r>
       <w:r>
         <w:t xml:space="preserve"> </w:t>
@@ -4230,7 +4118,90 @@
         <w:t xml:space="preserve">undefined</w:t>
       </w:r>
       <w:r>
-        <w:t xml:space="preserve">. This function serves as a stub or placeholder for future implementation.</w:t>
+        <w:t xml:space="preserve">.</w:t>
+      </w:r>
+    </w:p>
+    <w:p>
+      <w:pPr>
+        <w:pStyle w:val="SourceCode"/>
+      </w:pPr>
+      <w:r>
+        <w:rPr>
+          <w:rStyle w:val="KeywordTok"/>
+        </w:rPr>
+        <w:t xml:space="preserve">function</w:t>
+      </w:r>
+      <w:r>
+        <w:rPr>
+          <w:rStyle w:val="NormalTok"/>
+        </w:rPr>
+        <w:t xml:space="preserve"> </w:t>
+      </w:r>
+      <w:r>
+        <w:rPr>
+          <w:rStyle w:val="FunctionTok"/>
+        </w:rPr>
+        <w:t xml:space="preserve">greet</w:t>
+      </w:r>
+      <w:r>
+        <w:rPr>
+          <w:rStyle w:val="NormalTok"/>
+        </w:rPr>
+        <w:t xml:space="preserve">(name) {</w:t>
+      </w:r>
+      <w:r>
+        <w:br/>
+      </w:r>
+      <w:r>
+        <w:rPr>
+          <w:rStyle w:val="NormalTok"/>
+        </w:rPr>
+        <w:t xml:space="preserve">  </w:t>
+      </w:r>
+      <w:r>
+        <w:rPr>
+          <w:rStyle w:val="CommentTok"/>
+        </w:rPr>
+        <w:t xml:space="preserve">// The function body is empty.</w:t>
+      </w:r>
+      <w:r>
+        <w:br/>
+      </w:r>
+      <w:r>
+        <w:rPr>
+          <w:rStyle w:val="NormalTok"/>
+        </w:rPr>
+        <w:t xml:space="preserve">  </w:t>
+      </w:r>
+      <w:r>
+        <w:rPr>
+          <w:rStyle w:val="CommentTok"/>
+        </w:rPr>
+        <w:t xml:space="preserve">// No action is performed with the 'name' parameter.</w:t>
+      </w:r>
+      <w:r>
+        <w:br/>
+      </w:r>
+      <w:r>
+        <w:rPr>
+          <w:rStyle w:val="NormalTok"/>
+        </w:rPr>
+        <w:t xml:space="preserve">  </w:t>
+      </w:r>
+      <w:r>
+        <w:rPr>
+          <w:rStyle w:val="CommentTok"/>
+        </w:rPr>
+        <w:t xml:space="preserve">// The function will implicitly return 'undefined'.</w:t>
+      </w:r>
+      <w:r>
+        <w:br/>
+      </w:r>
+      <w:r>
+        <w:rPr>
+          <w:rStyle w:val="NormalTok"/>
+        </w:rPr>
+        <w:t xml:space="preserve">}</w:t>
       </w:r>
     </w:p>
     <w:bookmarkEnd w:id="47"/>
@@ -4257,26 +4228,11 @@
         <w:pStyle w:val="Compact"/>
         <w:numPr>
           <w:ilvl w:val="0"/>
-          <w:numId w:val="1011"/>
+          <w:numId w:val="1012"/>
         </w:numPr>
       </w:pPr>
       <w:r>
-        <w:t xml:space="preserve">As the function body is empty, calling</w:t>
-      </w:r>
-      <w:r>
-        <w:t xml:space="preserve"> </w:t>
-      </w:r>
-      <w:r>
-        <w:rPr>
-          <w:rStyle w:val="VerbatimChar"/>
-        </w:rPr>
-        <w:t xml:space="preserve">greet</w:t>
-      </w:r>
-      <w:r>
-        <w:t xml:space="preserve"> </w:t>
-      </w:r>
-      <w:r>
-        <w:t xml:space="preserve">will have no side effects (e.g., no console output).</w:t>
+        <w:t xml:space="preserve">This function currently serves as a stub or placeholder and lacks any implementation.</w:t>
       </w:r>
     </w:p>
     <w:p>
@@ -4284,11 +4240,11 @@
         <w:pStyle w:val="Compact"/>
         <w:numPr>
           <w:ilvl w:val="0"/>
-          <w:numId w:val="1011"/>
+          <w:numId w:val="1012"/>
         </w:numPr>
       </w:pPr>
       <w:r>
-        <w:t xml:space="preserve">The function will always return</w:t>
+        <w:t xml:space="preserve">To make this function useful, you must add logic to its body. For example, you could use</w:t>
       </w:r>
       <w:r>
         <w:t xml:space="preserve"> </w:t>
@@ -4297,25 +4253,28 @@
         <w:rPr>
           <w:rStyle w:val="VerbatimChar"/>
         </w:rPr>
-        <w:t xml:space="preserve">undefined</w:t>
+        <w:t xml:space="preserve">console.log</w:t>
       </w:r>
       <w:r>
         <w:t xml:space="preserve"> </w:t>
       </w:r>
       <w:r>
-        <w:t xml:space="preserve">in its current state.</w:t>
-      </w:r>
-    </w:p>
-    <w:p>
-      <w:pPr>
-        <w:pStyle w:val="Compact"/>
-        <w:numPr>
-          <w:ilvl w:val="0"/>
-          <w:numId w:val="1011"/>
-        </w:numPr>
-      </w:pPr>
-      <w:r>
-        <w:t xml:space="preserve">This function must be implemented with logic to be useful for its intended purpose of greeting.</w:t>
+        <w:t xml:space="preserve">to print a greeting to the console or use a</w:t>
+      </w:r>
+      <w:r>
+        <w:t xml:space="preserve"> </w:t>
+      </w:r>
+      <w:r>
+        <w:rPr>
+          <w:rStyle w:val="VerbatimChar"/>
+        </w:rPr>
+        <w:t xml:space="preserve">return</w:t>
+      </w:r>
+      <w:r>
+        <w:t xml:space="preserve"> </w:t>
+      </w:r>
+      <w:r>
+        <w:t xml:space="preserve">statement to send back a greeting string.</w:t>
       </w:r>
     </w:p>
     <w:bookmarkEnd w:id="48"/>
@@ -4352,15 +4311,69 @@
       </w:r>
       <w:r>
         <w:rPr>
+          <w:rStyle w:val="CommentTok"/>
+        </w:rPr>
+        <w:t xml:space="preserve">// Calling the function will execute but produce no visible output.</w:t>
+      </w:r>
+      <w:r>
+        <w:br/>
+      </w:r>
+      <w:r>
+        <w:rPr>
+          <w:rStyle w:val="FunctionTok"/>
+        </w:rPr>
+        <w:t xml:space="preserve">greet</w:t>
+      </w:r>
+      <w:r>
+        <w:rPr>
+          <w:rStyle w:val="NormalTok"/>
+        </w:rPr>
+        <w:t xml:space="preserve">(</w:t>
+      </w:r>
+      <w:r>
+        <w:rPr>
+          <w:rStyle w:val="StringTok"/>
+        </w:rPr>
+        <w:t xml:space="preserve">"World"</w:t>
+      </w:r>
+      <w:r>
+        <w:rPr>
+          <w:rStyle w:val="NormalTok"/>
+        </w:rPr>
+        <w:t xml:space="preserve">)</w:t>
+      </w:r>
+      <w:r>
+        <w:rPr>
+          <w:rStyle w:val="OperatorTok"/>
+        </w:rPr>
+        <w:t xml:space="preserve">;</w:t>
+      </w:r>
+      <w:r>
+        <w:br/>
+      </w:r>
+      <w:r>
+        <w:br/>
+      </w:r>
+      <w:r>
+        <w:rPr>
+          <w:rStyle w:val="CommentTok"/>
+        </w:rPr>
+        <w:t xml:space="preserve">// To see the return value, you can log it to the console.</w:t>
+      </w:r>
+      <w:r>
+        <w:br/>
+      </w:r>
+      <w:r>
+        <w:rPr>
           <w:rStyle w:val="KeywordTok"/>
         </w:rPr>
-        <w:t xml:space="preserve">let</w:t>
+        <w:t xml:space="preserve">const</w:t>
       </w:r>
       <w:r>
         <w:rPr>
           <w:rStyle w:val="NormalTok"/>
         </w:rPr>
-        <w:t xml:space="preserve"> result </w:t>
+        <w:t xml:space="preserve"> returnValue </w:t>
       </w:r>
       <w:r>
         <w:rPr>
@@ -4429,25 +4442,7 @@
         <w:rPr>
           <w:rStyle w:val="NormalTok"/>
         </w:rPr>
-        <w:t xml:space="preserve">(</w:t>
-      </w:r>
-      <w:r>
-        <w:rPr>
-          <w:rStyle w:val="StringTok"/>
-        </w:rPr>
-        <w:t xml:space="preserve">"The function returned:"</w:t>
-      </w:r>
-      <w:r>
-        <w:rPr>
-          <w:rStyle w:val="OperatorTok"/>
-        </w:rPr>
-        <w:t xml:space="preserve">,</w:t>
-      </w:r>
-      <w:r>
-        <w:rPr>
-          <w:rStyle w:val="NormalTok"/>
-        </w:rPr>
-        <w:t xml:space="preserve"> result)</w:t>
+        <w:t xml:space="preserve">(returnValue)</w:t>
       </w:r>
       <w:r>
         <w:rPr>
@@ -4476,7 +4471,7 @@
         <w:rPr>
           <w:rStyle w:val="VerbatimChar"/>
         </w:rPr>
-        <w:t xml:space="preserve">The function returned: undefined</w:t>
+        <w:t xml:space="preserve">undefined</w:t>
       </w:r>
     </w:p>
     <w:p>
@@ -5041,7 +5036,34 @@
     <w:abstractNumId w:val="991"/>
   </w:num>
   <w:num w:numId="1007">
-    <w:abstractNumId w:val="991"/>
+    <w:abstractNumId w:val="99411"/>
+    <w:lvlOverride w:ilvl="0">
+      <w:startOverride w:val="1"/>
+    </w:lvlOverride>
+    <w:lvlOverride w:ilvl="1">
+      <w:startOverride w:val="1"/>
+    </w:lvlOverride>
+    <w:lvlOverride w:ilvl="2">
+      <w:startOverride w:val="1"/>
+    </w:lvlOverride>
+    <w:lvlOverride w:ilvl="3">
+      <w:startOverride w:val="1"/>
+    </w:lvlOverride>
+    <w:lvlOverride w:ilvl="4">
+      <w:startOverride w:val="1"/>
+    </w:lvlOverride>
+    <w:lvlOverride w:ilvl="5">
+      <w:startOverride w:val="1"/>
+    </w:lvlOverride>
+    <w:lvlOverride w:ilvl="6">
+      <w:startOverride w:val="1"/>
+    </w:lvlOverride>
+    <w:lvlOverride w:ilvl="7">
+      <w:startOverride w:val="1"/>
+    </w:lvlOverride>
+    <w:lvlOverride w:ilvl="8">
+      <w:startOverride w:val="1"/>
+    </w:lvlOverride>
   </w:num>
   <w:num w:numId="1008">
     <w:abstractNumId w:val="991"/>
@@ -5053,6 +5075,9 @@
     <w:abstractNumId w:val="991"/>
   </w:num>
   <w:num w:numId="1011">
+    <w:abstractNumId w:val="991"/>
+  </w:num>
+  <w:num w:numId="1012">
     <w:abstractNumId w:val="991"/>
   </w:num>
 </w:numbering>

--- a/script.docx
+++ b/script.docx
@@ -103,7 +103,7 @@
         <w:t xml:space="preserve"> </w:t>
       </w:r>
       <w:r>
-        <w:t xml:space="preserve">function computes the sum of two numbers and returns the result.</w:t>
+        <w:t xml:space="preserve">function computes the sum of two given numbers.</w:t>
       </w:r>
     </w:p>
     <w:bookmarkEnd w:id="10"/>
@@ -275,7 +275,22 @@
         <w:pStyle w:val="FirstParagraph"/>
       </w:pPr>
       <w:r>
-        <w:t xml:space="preserve">This function provides a basic arithmetic operation. It takes two parameters,</w:t>
+        <w:t xml:space="preserve">The</w:t>
+      </w:r>
+      <w:r>
+        <w:t xml:space="preserve"> </w:t>
+      </w:r>
+      <w:r>
+        <w:rPr>
+          <w:rStyle w:val="VerbatimChar"/>
+        </w:rPr>
+        <w:t xml:space="preserve">add</w:t>
+      </w:r>
+      <w:r>
+        <w:t xml:space="preserve"> </w:t>
+      </w:r>
+      <w:r>
+        <w:t xml:space="preserve">function provides a basic arithmetic operation. It takes two parameters,</w:t>
       </w:r>
       <w:r>
         <w:t xml:space="preserve"> </w:t>
@@ -302,7 +317,7 @@
         <w:t xml:space="preserve">b</w:t>
       </w:r>
       <w:r>
-        <w:t xml:space="preserve">, which are intended to be numeric values. The core logic of the function uses the standard JavaScript addition operator (</w:t>
+        <w:t xml:space="preserve">, which are expected to be numbers. The function uses the standard addition operator (</w:t>
       </w:r>
       <w:r>
         <w:rPr>
@@ -311,7 +326,99 @@
         <w:t xml:space="preserve">+</w:t>
       </w:r>
       <w:r>
-        <w:t xml:space="preserve">) to sum the two input values. The result of this calculation is then returned by the function.</w:t>
+        <w:t xml:space="preserve">) to calculate the sum of these two values. The result of this operation is then returned by the function.</w:t>
+      </w:r>
+    </w:p>
+    <w:p>
+      <w:pPr>
+        <w:pStyle w:val="BodyText"/>
+      </w:pPr>
+      <w:r>
+        <w:t xml:space="preserve">For example, if</w:t>
+      </w:r>
+      <w:r>
+        <w:t xml:space="preserve"> </w:t>
+      </w:r>
+      <w:r>
+        <w:rPr>
+          <w:rStyle w:val="VerbatimChar"/>
+        </w:rPr>
+        <w:t xml:space="preserve">a</w:t>
+      </w:r>
+      <w:r>
+        <w:t xml:space="preserve"> </w:t>
+      </w:r>
+      <w:r>
+        <w:t xml:space="preserve">is</w:t>
+      </w:r>
+      <w:r>
+        <w:t xml:space="preserve"> </w:t>
+      </w:r>
+      <w:r>
+        <w:rPr>
+          <w:rStyle w:val="VerbatimChar"/>
+        </w:rPr>
+        <w:t xml:space="preserve">10</w:t>
+      </w:r>
+      <w:r>
+        <w:t xml:space="preserve"> </w:t>
+      </w:r>
+      <w:r>
+        <w:t xml:space="preserve">and</w:t>
+      </w:r>
+      <w:r>
+        <w:t xml:space="preserve"> </w:t>
+      </w:r>
+      <w:r>
+        <w:rPr>
+          <w:rStyle w:val="VerbatimChar"/>
+        </w:rPr>
+        <w:t xml:space="preserve">b</w:t>
+      </w:r>
+      <w:r>
+        <w:t xml:space="preserve"> </w:t>
+      </w:r>
+      <w:r>
+        <w:t xml:space="preserve">is</w:t>
+      </w:r>
+      <w:r>
+        <w:t xml:space="preserve"> </w:t>
+      </w:r>
+      <w:r>
+        <w:rPr>
+          <w:rStyle w:val="VerbatimChar"/>
+        </w:rPr>
+        <w:t xml:space="preserve">5</w:t>
+      </w:r>
+      <w:r>
+        <w:t xml:space="preserve">, the function will compute</w:t>
+      </w:r>
+      <w:r>
+        <w:t xml:space="preserve"> </w:t>
+      </w:r>
+      <w:r>
+        <w:rPr>
+          <w:rStyle w:val="VerbatimChar"/>
+        </w:rPr>
+        <w:t xml:space="preserve">10 + 5</w:t>
+      </w:r>
+      <w:r>
+        <w:t xml:space="preserve"> </w:t>
+      </w:r>
+      <w:r>
+        <w:t xml:space="preserve">and return the value</w:t>
+      </w:r>
+      <w:r>
+        <w:t xml:space="preserve"> </w:t>
+      </w:r>
+      <w:r>
+        <w:rPr>
+          <w:rStyle w:val="VerbatimChar"/>
+        </w:rPr>
+        <w:t xml:space="preserve">15</w:t>
+      </w:r>
+      <w:r>
+        <w:t xml:space="preserve">.</w:t>
       </w:r>
     </w:p>
     <w:p>
@@ -322,7 +429,7 @@
         <w:rPr>
           <w:rStyle w:val="CommentTok"/>
         </w:rPr>
-        <w:t xml:space="preserve">// The function returns the sum of a and b</w:t>
+        <w:t xml:space="preserve">// The function returns the result of a + b</w:t>
       </w:r>
       <w:r>
         <w:br/>
@@ -386,7 +493,7 @@
         </w:numPr>
       </w:pPr>
       <w:r>
-        <w:t xml:space="preserve">This function is designed for numeric addition. While the JavaScript</w:t>
+        <w:t xml:space="preserve">This function is designed for numerical addition. If string values are passed as arguments, the</w:t>
       </w:r>
       <w:r>
         <w:t xml:space="preserve"> </w:t>
@@ -401,7 +508,7 @@
         <w:t xml:space="preserve"> </w:t>
       </w:r>
       <w:r>
-        <w:t xml:space="preserve">operator can also perform string concatenation, passing string arguments to this function will result in concatenation rather than mathematical addition (e.g.,</w:t>
+        <w:t xml:space="preserve">operator will perform string concatenation instead of addition. For example,</w:t>
       </w:r>
       <w:r>
         <w:t xml:space="preserve"> </w:t>
@@ -410,13 +517,13 @@
         <w:rPr>
           <w:rStyle w:val="VerbatimChar"/>
         </w:rPr>
-        <w:t xml:space="preserve">add("2", "3")</w:t>
+        <w:t xml:space="preserve">add("Hello, ", "World!")</w:t>
       </w:r>
       <w:r>
         <w:t xml:space="preserve"> </w:t>
       </w:r>
       <w:r>
-        <w:t xml:space="preserve">will return</w:t>
+        <w:t xml:space="preserve">would return</w:t>
       </w:r>
       <w:r>
         <w:t xml:space="preserve"> </w:t>
@@ -425,10 +532,10 @@
         <w:rPr>
           <w:rStyle w:val="VerbatimChar"/>
         </w:rPr>
-        <w:t xml:space="preserve">"23"</w:t>
-      </w:r>
-      <w:r>
-        <w:t xml:space="preserve">).</w:t>
+        <w:t xml:space="preserve">"Hello, World!"</w:t>
+      </w:r>
+      <w:r>
+        <w:t xml:space="preserve">.</w:t>
       </w:r>
     </w:p>
     <w:p>
@@ -440,7 +547,22 @@
         </w:numPr>
       </w:pPr>
       <w:r>
-        <w:t xml:space="preserve">The function works correctly with both integer and floating-point numbers.</w:t>
+        <w:t xml:space="preserve">To ensure correct arithmetic, always pass arguments of the</w:t>
+      </w:r>
+      <w:r>
+        <w:t xml:space="preserve"> </w:t>
+      </w:r>
+      <w:r>
+        <w:rPr>
+          <w:rStyle w:val="VerbatimChar"/>
+        </w:rPr>
+        <w:t xml:space="preserve">Number</w:t>
+      </w:r>
+      <w:r>
+        <w:t xml:space="preserve"> </w:t>
+      </w:r>
+      <w:r>
+        <w:t xml:space="preserve">type. Passing mixed types (e.g., a number and a string) will result in type coercion and string concatenation.</w:t>
       </w:r>
     </w:p>
     <w:p>
@@ -455,11 +577,22 @@
         <w:t xml:space="preserve">Output Example</w:t>
       </w:r>
       <w:r>
-        <w:t xml:space="preserve">: A single numeric value representing the sum.</w:t>
+        <w:t xml:space="preserve">: A typical return value for numerical inputs.</w:t>
+      </w:r>
+    </w:p>
+    <w:p>
+      <w:pPr>
+        <w:pStyle w:val="SourceCode"/>
+      </w:pPr>
+      <w:r>
+        <w:rPr>
+          <w:rStyle w:val="VerbatimChar"/>
+        </w:rPr>
+        <w:t xml:space="preserve">15</w:t>
       </w:r>
     </w:p>
     <w:bookmarkEnd w:id="13"/>
-    <w:bookmarkStart w:id="15" w:name="example"/>
+    <w:bookmarkStart w:id="14" w:name="example"/>
     <w:p>
       <w:pPr>
         <w:pStyle w:val="Heading2"/>
@@ -485,7 +618,7 @@
         <w:rPr>
           <w:rStyle w:val="CommentTok"/>
         </w:rPr>
-        <w:t xml:space="preserve">// Example usage with two integers</w:t>
+        <w:t xml:space="preserve">// Example usage with two numbers</w:t>
       </w:r>
       <w:r>
         <w:br/>
@@ -494,13 +627,13 @@
         <w:rPr>
           <w:rStyle w:val="KeywordTok"/>
         </w:rPr>
-        <w:t xml:space="preserve">const</w:t>
+        <w:t xml:space="preserve">let</w:t>
       </w:r>
       <w:r>
         <w:rPr>
           <w:rStyle w:val="NormalTok"/>
         </w:rPr>
-        <w:t xml:space="preserve"> result1 </w:t>
+        <w:t xml:space="preserve"> result </w:t>
       </w:r>
       <w:r>
         <w:rPr>
@@ -530,7 +663,7 @@
         <w:rPr>
           <w:rStyle w:val="DecValTok"/>
         </w:rPr>
-        <w:t xml:space="preserve">5</w:t>
+        <w:t xml:space="preserve">7</w:t>
       </w:r>
       <w:r>
         <w:rPr>
@@ -548,7 +681,7 @@
         <w:rPr>
           <w:rStyle w:val="DecValTok"/>
         </w:rPr>
-        <w:t xml:space="preserve">10</w:t>
+        <w:t xml:space="preserve">8</w:t>
       </w:r>
       <w:r>
         <w:rPr>
@@ -587,127 +720,7 @@
         <w:rPr>
           <w:rStyle w:val="NormalTok"/>
         </w:rPr>
-        <w:t xml:space="preserve">(result1)</w:t>
-      </w:r>
-      <w:r>
-        <w:rPr>
-          <w:rStyle w:val="OperatorTok"/>
-        </w:rPr>
-        <w:t xml:space="preserve">;</w:t>
-      </w:r>
-      <w:r>
-        <w:br/>
-      </w:r>
-      <w:r>
-        <w:br/>
-      </w:r>
-      <w:r>
-        <w:rPr>
-          <w:rStyle w:val="CommentTok"/>
-        </w:rPr>
-        <w:t xml:space="preserve">// Example usage with floating-point numbers</w:t>
-      </w:r>
-      <w:r>
-        <w:br/>
-      </w:r>
-      <w:r>
-        <w:rPr>
-          <w:rStyle w:val="KeywordTok"/>
-        </w:rPr>
-        <w:t xml:space="preserve">const</w:t>
-      </w:r>
-      <w:r>
-        <w:rPr>
-          <w:rStyle w:val="NormalTok"/>
-        </w:rPr>
-        <w:t xml:space="preserve"> result2 </w:t>
-      </w:r>
-      <w:r>
-        <w:rPr>
-          <w:rStyle w:val="OperatorTok"/>
-        </w:rPr>
-        <w:t xml:space="preserve">=</w:t>
-      </w:r>
-      <w:r>
-        <w:rPr>
-          <w:rStyle w:val="NormalTok"/>
-        </w:rPr>
-        <w:t xml:space="preserve"> </w:t>
-      </w:r>
-      <w:r>
-        <w:rPr>
-          <w:rStyle w:val="FunctionTok"/>
-        </w:rPr>
-        <w:t xml:space="preserve">add</w:t>
-      </w:r>
-      <w:r>
-        <w:rPr>
-          <w:rStyle w:val="NormalTok"/>
-        </w:rPr>
-        <w:t xml:space="preserve">(</w:t>
-      </w:r>
-      <w:r>
-        <w:rPr>
-          <w:rStyle w:val="FloatTok"/>
-        </w:rPr>
-        <w:t xml:space="preserve">7.5</w:t>
-      </w:r>
-      <w:r>
-        <w:rPr>
-          <w:rStyle w:val="OperatorTok"/>
-        </w:rPr>
-        <w:t xml:space="preserve">,</w:t>
-      </w:r>
-      <w:r>
-        <w:rPr>
-          <w:rStyle w:val="NormalTok"/>
-        </w:rPr>
-        <w:t xml:space="preserve"> </w:t>
-      </w:r>
-      <w:r>
-        <w:rPr>
-          <w:rStyle w:val="FloatTok"/>
-        </w:rPr>
-        <w:t xml:space="preserve">2.25</w:t>
-      </w:r>
-      <w:r>
-        <w:rPr>
-          <w:rStyle w:val="NormalTok"/>
-        </w:rPr>
-        <w:t xml:space="preserve">)</w:t>
-      </w:r>
-      <w:r>
-        <w:rPr>
-          <w:rStyle w:val="OperatorTok"/>
-        </w:rPr>
-        <w:t xml:space="preserve">;</w:t>
-      </w:r>
-      <w:r>
-        <w:br/>
-      </w:r>
-      <w:r>
-        <w:rPr>
-          <w:rStyle w:val="BuiltInTok"/>
-        </w:rPr>
-        <w:t xml:space="preserve">console</w:t>
-      </w:r>
-      <w:r>
-        <w:rPr>
-          <w:rStyle w:val="OperatorTok"/>
-        </w:rPr>
-        <w:t xml:space="preserve">.</w:t>
-      </w:r>
-      <w:r>
-        <w:rPr>
-          <w:rStyle w:val="FunctionTok"/>
-        </w:rPr>
-        <w:t xml:space="preserve">log</w:t>
-      </w:r>
-      <w:r>
-        <w:rPr>
-          <w:rStyle w:val="NormalTok"/>
-        </w:rPr>
-        <w:t xml:space="preserve">(result2)</w:t>
+        <w:t xml:space="preserve">(result)</w:t>
       </w:r>
       <w:r>
         <w:rPr>
@@ -738,15 +751,6 @@
         </w:rPr>
         <w:t xml:space="preserve">15</w:t>
       </w:r>
-      <w:r>
-        <w:br/>
-      </w:r>
-      <w:r>
-        <w:rPr>
-          <w:rStyle w:val="VerbatimChar"/>
-        </w:rPr>
-        <w:t xml:space="preserve">9.75</w:t>
-      </w:r>
     </w:p>
     <w:p>
       <w:r>
@@ -755,28 +759,28 @@
         </w:pict>
       </w:r>
     </w:p>
-    <w:bookmarkStart w:id="14" w:name="functiondef-add"/>
+    <w:bookmarkEnd w:id="14"/>
+    <w:bookmarkStart w:id="15" w:name="functiondef-factorialn"/>
     <w:p>
       <w:pPr>
-        <w:pStyle w:val="Heading3"/>
+        <w:pStyle w:val="Heading2"/>
       </w:pPr>
       <w:r>
         <w:rPr>
           <w:rStyle w:val="SectionNumber"/>
         </w:rPr>
-        <w:t xml:space="preserve">1.5.1</w:t>
+        <w:t xml:space="preserve">1.6</w:t>
       </w:r>
       <w:r>
         <w:tab/>
       </w:r>
       <w:r>
-        <w:t xml:space="preserve">FunctionDef add</w:t>
+        <w:t xml:space="preserve">FunctionDef factorial(n)</w:t>
       </w:r>
     </w:p>
-    <w:bookmarkEnd w:id="14"/>
     <w:bookmarkEnd w:id="15"/>
     <w:bookmarkEnd w:id="16"/>
-    <w:bookmarkStart w:id="23" w:name="function-adda-b-1"/>
+    <w:bookmarkStart w:id="23" w:name="function-factorialn"/>
     <w:p>
       <w:pPr>
         <w:pStyle w:val="Heading1"/>
@@ -791,7 +795,7 @@
         <w:tab/>
       </w:r>
       <w:r>
-        <w:t xml:space="preserve">Function: add(a, b)</w:t>
+        <w:t xml:space="preserve">Function: factorial(n)</w:t>
       </w:r>
     </w:p>
     <w:bookmarkStart w:id="17" w:name="overview-1"/>
@@ -826,13 +830,13 @@
         <w:rPr>
           <w:rStyle w:val="VerbatimChar"/>
         </w:rPr>
-        <w:t xml:space="preserve">add</w:t>
+        <w:t xml:space="preserve">factorial</w:t>
       </w:r>
       <w:r>
         <w:t xml:space="preserve"> </w:t>
       </w:r>
       <w:r>
-        <w:t xml:space="preserve">function is a placeholder intended to calculate the sum of two numbers.</w:t>
+        <w:t xml:space="preserve">function recursively calculates the factorial of a given non-negative integer.</w:t>
       </w:r>
     </w:p>
     <w:bookmarkEnd w:id="17"/>
@@ -852,225 +856,6 @@
       </w:r>
       <w:r>
         <w:t xml:space="preserve">parameters</w:t>
-      </w:r>
-    </w:p>
-    <w:tbl>
-      <w:tblPr>
-        <w:tblStyle w:val="Table"/>
-        <w:tblW w:type="auto" w:w="0"/>
-        <w:tblLook w:firstRow="1" w:lastRow="0" w:firstColumn="0" w:lastColumn="0" w:noHBand="0" w:noVBand="0" w:val="0020"/>
-      </w:tblPr>
-      <w:tblGrid>
-        <w:gridCol w:w="2640"/>
-        <w:gridCol w:w="2640"/>
-        <w:gridCol w:w="2640"/>
-      </w:tblGrid>
-      <w:tr>
-        <w:trPr>
-          <w:tblHeader w:val="on"/>
-        </w:trPr>
-        <w:tc>
-          <w:tcPr/>
-          <w:p>
-            <w:pPr>
-              <w:pStyle w:val="Compact"/>
-            </w:pPr>
-            <w:r>
-              <w:t xml:space="preserve">Parameter</w:t>
-            </w:r>
-          </w:p>
-        </w:tc>
-        <w:tc>
-          <w:tcPr/>
-          <w:p>
-            <w:pPr>
-              <w:pStyle w:val="Compact"/>
-            </w:pPr>
-            <w:r>
-              <w:t xml:space="preserve">Type</w:t>
-            </w:r>
-          </w:p>
-        </w:tc>
-        <w:tc>
-          <w:tcPr/>
-          <w:p>
-            <w:pPr>
-              <w:pStyle w:val="Compact"/>
-            </w:pPr>
-            <w:r>
-              <w:t xml:space="preserve">Description</w:t>
-            </w:r>
-          </w:p>
-        </w:tc>
-      </w:tr>
-      <w:tr>
-        <w:tc>
-          <w:tcPr/>
-          <w:p>
-            <w:pPr>
-              <w:pStyle w:val="Compact"/>
-            </w:pPr>
-            <w:r>
-              <w:rPr>
-                <w:rStyle w:val="VerbatimChar"/>
-              </w:rPr>
-              <w:t xml:space="preserve">a</w:t>
-            </w:r>
-          </w:p>
-        </w:tc>
-        <w:tc>
-          <w:tcPr/>
-          <w:p>
-            <w:pPr>
-              <w:pStyle w:val="Compact"/>
-            </w:pPr>
-            <w:r>
-              <w:t xml:space="preserve">Number</w:t>
-            </w:r>
-          </w:p>
-        </w:tc>
-        <w:tc>
-          <w:tcPr/>
-          <w:p>
-            <w:pPr>
-              <w:pStyle w:val="Compact"/>
-            </w:pPr>
-            <w:r>
-              <w:t xml:space="preserve">The first number to be added.</w:t>
-            </w:r>
-          </w:p>
-        </w:tc>
-      </w:tr>
-      <w:tr>
-        <w:tc>
-          <w:tcPr/>
-          <w:p>
-            <w:pPr>
-              <w:pStyle w:val="Compact"/>
-            </w:pPr>
-            <w:r>
-              <w:rPr>
-                <w:rStyle w:val="VerbatimChar"/>
-              </w:rPr>
-              <w:t xml:space="preserve">b</w:t>
-            </w:r>
-          </w:p>
-        </w:tc>
-        <w:tc>
-          <w:tcPr/>
-          <w:p>
-            <w:pPr>
-              <w:pStyle w:val="Compact"/>
-            </w:pPr>
-            <w:r>
-              <w:t xml:space="preserve">Number</w:t>
-            </w:r>
-          </w:p>
-        </w:tc>
-        <w:tc>
-          <w:tcPr/>
-          <w:p>
-            <w:pPr>
-              <w:pStyle w:val="Compact"/>
-            </w:pPr>
-            <w:r>
-              <w:t xml:space="preserve">The second number to be added.</w:t>
-            </w:r>
-          </w:p>
-        </w:tc>
-      </w:tr>
-    </w:tbl>
-    <w:bookmarkEnd w:id="18"/>
-    <w:bookmarkStart w:id="19" w:name="description-1"/>
-    <w:p>
-      <w:pPr>
-        <w:pStyle w:val="Heading2"/>
-      </w:pPr>
-      <w:r>
-        <w:rPr>
-          <w:rStyle w:val="SectionNumber"/>
-        </w:rPr>
-        <w:t xml:space="preserve">2.3</w:t>
-      </w:r>
-      <w:r>
-        <w:tab/>
-      </w:r>
-      <w:r>
-        <w:t xml:space="preserve">Description</w:t>
-      </w:r>
-    </w:p>
-    <w:p>
-      <w:pPr>
-        <w:pStyle w:val="FirstParagraph"/>
-      </w:pPr>
-      <w:r>
-        <w:t xml:space="preserve">This function is designed to accept two numerical arguments,</w:t>
-      </w:r>
-      <w:r>
-        <w:t xml:space="preserve"> </w:t>
-      </w:r>
-      <w:r>
-        <w:rPr>
-          <w:rStyle w:val="VerbatimChar"/>
-        </w:rPr>
-        <w:t xml:space="preserve">a</w:t>
-      </w:r>
-      <w:r>
-        <w:t xml:space="preserve"> </w:t>
-      </w:r>
-      <w:r>
-        <w:t xml:space="preserve">and</w:t>
-      </w:r>
-      <w:r>
-        <w:t xml:space="preserve"> </w:t>
-      </w:r>
-      <w:r>
-        <w:rPr>
-          <w:rStyle w:val="VerbatimChar"/>
-        </w:rPr>
-        <w:t xml:space="preserve">b</w:t>
-      </w:r>
-      <w:r>
-        <w:t xml:space="preserve">. The intended purpose is to compute their sum and return the result.</w:t>
-      </w:r>
-    </w:p>
-    <w:p>
-      <w:pPr>
-        <w:pStyle w:val="BodyText"/>
-      </w:pPr>
-      <w:r>
-        <w:t xml:space="preserve">However, the current implementation is an empty stub. It does not contain any operational logic to perform the addition. Consequently, when called, it does not perform any calculation and implicitly returns</w:t>
-      </w:r>
-      <w:r>
-        <w:t xml:space="preserve"> </w:t>
-      </w:r>
-      <w:r>
-        <w:rPr>
-          <w:rStyle w:val="VerbatimChar"/>
-        </w:rPr>
-        <w:t xml:space="preserve">undefined</w:t>
-      </w:r>
-      <w:r>
-        <w:t xml:space="preserve">.</w:t>
-      </w:r>
-    </w:p>
-    <w:bookmarkEnd w:id="19"/>
-    <w:bookmarkStart w:id="20" w:name="usage-notes-1"/>
-    <w:p>
-      <w:pPr>
-        <w:pStyle w:val="Heading2"/>
-      </w:pPr>
-      <w:r>
-        <w:rPr>
-          <w:rStyle w:val="SectionNumber"/>
-        </w:rPr>
-        <w:t xml:space="preserve">2.4</w:t>
-      </w:r>
-      <w:r>
-        <w:tab/>
-      </w:r>
-      <w:r>
-        <w:t xml:space="preserve">Usage Notes</w:t>
       </w:r>
     </w:p>
     <w:p>
@@ -1082,7 +867,336 @@
         </w:numPr>
       </w:pPr>
       <w:r>
-        <w:t xml:space="preserve">This function is a placeholder and is not yet implemented.</w:t>
+        <w:rPr>
+          <w:rStyle w:val="VerbatimChar"/>
+        </w:rPr>
+        <w:t xml:space="preserve">n</w:t>
+      </w:r>
+      <w:r>
+        <w:t xml:space="preserve"> </w:t>
+      </w:r>
+      <w:r>
+        <w:t xml:space="preserve">(Number): The non-negative integer for which the factorial will be calculated.</w:t>
+      </w:r>
+    </w:p>
+    <w:bookmarkEnd w:id="18"/>
+    <w:bookmarkStart w:id="19" w:name="description-1"/>
+    <w:p>
+      <w:pPr>
+        <w:pStyle w:val="Heading2"/>
+      </w:pPr>
+      <w:r>
+        <w:rPr>
+          <w:rStyle w:val="SectionNumber"/>
+        </w:rPr>
+        <w:t xml:space="preserve">2.3</w:t>
+      </w:r>
+      <w:r>
+        <w:tab/>
+      </w:r>
+      <w:r>
+        <w:t xml:space="preserve">Description</w:t>
+      </w:r>
+    </w:p>
+    <w:p>
+      <w:pPr>
+        <w:pStyle w:val="FirstParagraph"/>
+      </w:pPr>
+      <w:r>
+        <w:t xml:space="preserve">This function computes the factorial of a number</w:t>
+      </w:r>
+      <w:r>
+        <w:t xml:space="preserve"> </w:t>
+      </w:r>
+      <w:r>
+        <w:rPr>
+          <w:rStyle w:val="VerbatimChar"/>
+        </w:rPr>
+        <w:t xml:space="preserve">n</w:t>
+      </w:r>
+      <w:r>
+        <w:t xml:space="preserve"> </w:t>
+      </w:r>
+      <w:r>
+        <w:t xml:space="preserve">using a recursive approach. The factorial of a non-negative integer</w:t>
+      </w:r>
+      <w:r>
+        <w:t xml:space="preserve"> </w:t>
+      </w:r>
+      <w:r>
+        <w:rPr>
+          <w:rStyle w:val="VerbatimChar"/>
+        </w:rPr>
+        <w:t xml:space="preserve">n</w:t>
+      </w:r>
+      <w:r>
+        <w:t xml:space="preserve">, denoted by</w:t>
+      </w:r>
+      <w:r>
+        <w:t xml:space="preserve"> </w:t>
+      </w:r>
+      <w:r>
+        <w:rPr>
+          <w:rStyle w:val="VerbatimChar"/>
+        </w:rPr>
+        <w:t xml:space="preserve">n!</w:t>
+      </w:r>
+      <w:r>
+        <w:t xml:space="preserve">, is the product of all positive integers less than or equal to</w:t>
+      </w:r>
+      <w:r>
+        <w:t xml:space="preserve"> </w:t>
+      </w:r>
+      <w:r>
+        <w:rPr>
+          <w:rStyle w:val="VerbatimChar"/>
+        </w:rPr>
+        <w:t xml:space="preserve">n</w:t>
+      </w:r>
+      <w:r>
+        <w:t xml:space="preserve">.</w:t>
+      </w:r>
+    </w:p>
+    <w:p>
+      <w:pPr>
+        <w:pStyle w:val="BodyText"/>
+      </w:pPr>
+      <w:r>
+        <w:t xml:space="preserve">The function’s logic is based on a ternary operator which serves as a compact</w:t>
+      </w:r>
+      <w:r>
+        <w:t xml:space="preserve"> </w:t>
+      </w:r>
+      <w:r>
+        <w:rPr>
+          <w:rStyle w:val="VerbatimChar"/>
+        </w:rPr>
+        <w:t xml:space="preserve">if-else</w:t>
+      </w:r>
+      <w:r>
+        <w:t xml:space="preserve"> </w:t>
+      </w:r>
+      <w:r>
+        <w:t xml:space="preserve">statement:</w:t>
+      </w:r>
+    </w:p>
+    <w:p>
+      <w:pPr>
+        <w:numPr>
+          <w:ilvl w:val="0"/>
+          <w:numId w:val="1003"/>
+        </w:numPr>
+      </w:pPr>
+      <w:r>
+        <w:rPr>
+          <w:b/>
+          <w:bCs/>
+        </w:rPr>
+        <w:t xml:space="preserve">Base Case</w:t>
+      </w:r>
+      <w:r>
+        <w:t xml:space="preserve">: It first checks if the input</w:t>
+      </w:r>
+      <w:r>
+        <w:t xml:space="preserve"> </w:t>
+      </w:r>
+      <w:r>
+        <w:rPr>
+          <w:rStyle w:val="VerbatimChar"/>
+        </w:rPr>
+        <w:t xml:space="preserve">n</w:t>
+      </w:r>
+      <w:r>
+        <w:t xml:space="preserve"> </w:t>
+      </w:r>
+      <w:r>
+        <w:t xml:space="preserve">is less than or equal to 1. If it is, the function returns</w:t>
+      </w:r>
+      <w:r>
+        <w:t xml:space="preserve"> </w:t>
+      </w:r>
+      <w:r>
+        <w:rPr>
+          <w:rStyle w:val="VerbatimChar"/>
+        </w:rPr>
+        <w:t xml:space="preserve">1</w:t>
+      </w:r>
+      <w:r>
+        <w:t xml:space="preserve">. This is the termination condition for the recursion, as the factorial of 1 (</w:t>
+      </w:r>
+      <w:r>
+        <w:rPr>
+          <w:rStyle w:val="VerbatimChar"/>
+        </w:rPr>
+        <w:t xml:space="preserve">1!</w:t>
+      </w:r>
+      <w:r>
+        <w:t xml:space="preserve">) and 0 (</w:t>
+      </w:r>
+      <w:r>
+        <w:rPr>
+          <w:rStyle w:val="VerbatimChar"/>
+        </w:rPr>
+        <w:t xml:space="preserve">0!</w:t>
+      </w:r>
+      <w:r>
+        <w:t xml:space="preserve">) is defined as 1.</w:t>
+      </w:r>
+    </w:p>
+    <w:p>
+      <w:pPr>
+        <w:numPr>
+          <w:ilvl w:val="0"/>
+          <w:numId w:val="1003"/>
+        </w:numPr>
+      </w:pPr>
+      <w:r>
+        <w:rPr>
+          <w:b/>
+          <w:bCs/>
+        </w:rPr>
+        <w:t xml:space="preserve">Recursive Step</w:t>
+      </w:r>
+      <w:r>
+        <w:t xml:space="preserve">: If</w:t>
+      </w:r>
+      <w:r>
+        <w:t xml:space="preserve"> </w:t>
+      </w:r>
+      <w:r>
+        <w:rPr>
+          <w:rStyle w:val="VerbatimChar"/>
+        </w:rPr>
+        <w:t xml:space="preserve">n</w:t>
+      </w:r>
+      <w:r>
+        <w:t xml:space="preserve"> </w:t>
+      </w:r>
+      <w:r>
+        <w:t xml:space="preserve">is greater than 1, the function returns the product of</w:t>
+      </w:r>
+      <w:r>
+        <w:t xml:space="preserve"> </w:t>
+      </w:r>
+      <w:r>
+        <w:rPr>
+          <w:rStyle w:val="VerbatimChar"/>
+        </w:rPr>
+        <w:t xml:space="preserve">n</w:t>
+      </w:r>
+      <w:r>
+        <w:t xml:space="preserve"> </w:t>
+      </w:r>
+      <w:r>
+        <w:t xml:space="preserve">and the result of calling itself with the argument</w:t>
+      </w:r>
+      <w:r>
+        <w:t xml:space="preserve"> </w:t>
+      </w:r>
+      <w:r>
+        <w:rPr>
+          <w:rStyle w:val="VerbatimChar"/>
+        </w:rPr>
+        <w:t xml:space="preserve">n - 1</w:t>
+      </w:r>
+      <w:r>
+        <w:t xml:space="preserve">.</w:t>
+      </w:r>
+    </w:p>
+    <w:p>
+      <w:pPr>
+        <w:pStyle w:val="FirstParagraph"/>
+      </w:pPr>
+      <w:r>
+        <w:t xml:space="preserve">For example,</w:t>
+      </w:r>
+      <w:r>
+        <w:t xml:space="preserve"> </w:t>
+      </w:r>
+      <w:r>
+        <w:rPr>
+          <w:rStyle w:val="VerbatimChar"/>
+        </w:rPr>
+        <w:t xml:space="preserve">factorial(4)</w:t>
+      </w:r>
+      <w:r>
+        <w:t xml:space="preserve"> </w:t>
+      </w:r>
+      <w:r>
+        <w:t xml:space="preserve">would be calculated as follows:</w:t>
+      </w:r>
+      <w:r>
+        <w:t xml:space="preserve"> </w:t>
+      </w:r>
+      <w:r>
+        <w:rPr>
+          <w:rStyle w:val="VerbatimChar"/>
+        </w:rPr>
+        <w:t xml:space="preserve">4 * factorial(3)</w:t>
+      </w:r>
+      <w:r>
+        <w:t xml:space="preserve"> </w:t>
+      </w:r>
+      <w:r>
+        <w:rPr>
+          <w:rStyle w:val="VerbatimChar"/>
+        </w:rPr>
+        <w:t xml:space="preserve">4 * (3 * factorial(2))</w:t>
+      </w:r>
+      <w:r>
+        <w:t xml:space="preserve"> </w:t>
+      </w:r>
+      <w:r>
+        <w:rPr>
+          <w:rStyle w:val="VerbatimChar"/>
+        </w:rPr>
+        <w:t xml:space="preserve">4 * (3 * (2 * factorial(1)))</w:t>
+      </w:r>
+      <w:r>
+        <w:t xml:space="preserve"> </w:t>
+      </w:r>
+      <w:r>
+        <w:rPr>
+          <w:rStyle w:val="VerbatimChar"/>
+        </w:rPr>
+        <w:t xml:space="preserve">4 * (3 * (2 * 1))</w:t>
+      </w:r>
+      <w:r>
+        <w:t xml:space="preserve"> </w:t>
+      </w:r>
+      <w:r>
+        <w:t xml:space="preserve">Which evaluates to</w:t>
+      </w:r>
+      <w:r>
+        <w:t xml:space="preserve"> </w:t>
+      </w:r>
+      <w:r>
+        <w:rPr>
+          <w:rStyle w:val="VerbatimChar"/>
+        </w:rPr>
+        <w:t xml:space="preserve">24</w:t>
+      </w:r>
+      <w:r>
+        <w:t xml:space="preserve">.</w:t>
+      </w:r>
+    </w:p>
+    <w:bookmarkEnd w:id="19"/>
+    <w:bookmarkStart w:id="20" w:name="usage-notes-1"/>
+    <w:p>
+      <w:pPr>
+        <w:pStyle w:val="Heading2"/>
+      </w:pPr>
+      <w:r>
+        <w:rPr>
+          <w:rStyle w:val="SectionNumber"/>
+        </w:rPr>
+        <w:t xml:space="preserve">2.4</w:t>
+      </w:r>
+      <w:r>
+        <w:tab/>
+      </w:r>
+      <w:r>
+        <w:t xml:space="preserve">Usage Notes</w:t>
       </w:r>
     </w:p>
     <w:p>
@@ -1090,11 +1204,35 @@
         <w:pStyle w:val="Compact"/>
         <w:numPr>
           <w:ilvl w:val="0"/>
-          <w:numId w:val="1002"/>
+          <w:numId w:val="1004"/>
         </w:numPr>
       </w:pPr>
       <w:r>
-        <w:t xml:space="preserve">To use this function as intended, you must add the addition logic (e.g.,</w:t>
+        <w:t xml:space="preserve">The function is designed for non-negative integers. Providing a negative number will cause infinite recursion, leading to a</w:t>
+      </w:r>
+      <w:r>
+        <w:t xml:space="preserve"> </w:t>
+      </w:r>
+      <w:r>
+        <w:t xml:space="preserve">“Maximum call stack size exceeded”</w:t>
+      </w:r>
+      <w:r>
+        <w:t xml:space="preserve"> </w:t>
+      </w:r>
+      <w:r>
+        <w:t xml:space="preserve">error.</w:t>
+      </w:r>
+    </w:p>
+    <w:p>
+      <w:pPr>
+        <w:pStyle w:val="Compact"/>
+        <w:numPr>
+          <w:ilvl w:val="0"/>
+          <w:numId w:val="1004"/>
+        </w:numPr>
+      </w:pPr>
+      <w:r>
+        <w:t xml:space="preserve">Be aware of JavaScript’s number limitations. Calculating the factorial of very large numbers can result in a stack overflow due to deep recursion or return</w:t>
       </w:r>
       <w:r>
         <w:t xml:space="preserve"> </w:t>
@@ -1103,10 +1241,13 @@
         <w:rPr>
           <w:rStyle w:val="VerbatimChar"/>
         </w:rPr>
-        <w:t xml:space="preserve">return a + b;</w:t>
-      </w:r>
-      <w:r>
-        <w:t xml:space="preserve">) to the function body.</w:t>
+        <w:t xml:space="preserve">Infinity</w:t>
+      </w:r>
+      <w:r>
+        <w:t xml:space="preserve"> </w:t>
+      </w:r>
+      <w:r>
+        <w:t xml:space="preserve">if the result exceeds the maximum value for a standard number.</w:t>
       </w:r>
     </w:p>
     <w:p>
@@ -1114,11 +1255,11 @@
         <w:pStyle w:val="Compact"/>
         <w:numPr>
           <w:ilvl w:val="0"/>
-          <w:numId w:val="1002"/>
+          <w:numId w:val="1004"/>
         </w:numPr>
       </w:pPr>
       <w:r>
-        <w:t xml:space="preserve">Calling the function in its current state will always result in</w:t>
+        <w:t xml:space="preserve">The base cases</w:t>
       </w:r>
       <w:r>
         <w:t xml:space="preserve"> </w:t>
@@ -1127,10 +1268,66 @@
         <w:rPr>
           <w:rStyle w:val="VerbatimChar"/>
         </w:rPr>
-        <w:t xml:space="preserve">undefined</w:t>
+        <w:t xml:space="preserve">factorial(0)</w:t>
+      </w:r>
+      <w:r>
+        <w:t xml:space="preserve"> </w:t>
+      </w:r>
+      <w:r>
+        <w:t xml:space="preserve">and</w:t>
+      </w:r>
+      <w:r>
+        <w:t xml:space="preserve"> </w:t>
+      </w:r>
+      <w:r>
+        <w:rPr>
+          <w:rStyle w:val="VerbatimChar"/>
+        </w:rPr>
+        <w:t xml:space="preserve">factorial(1)</w:t>
+      </w:r>
+      <w:r>
+        <w:t xml:space="preserve"> </w:t>
+      </w:r>
+      <w:r>
+        <w:t xml:space="preserve">will both correctly return</w:t>
+      </w:r>
+      <w:r>
+        <w:t xml:space="preserve"> </w:t>
+      </w:r>
+      <w:r>
+        <w:rPr>
+          <w:rStyle w:val="VerbatimChar"/>
+        </w:rPr>
+        <w:t xml:space="preserve">1</w:t>
       </w:r>
       <w:r>
         <w:t xml:space="preserve">.</w:t>
+      </w:r>
+    </w:p>
+    <w:p>
+      <w:pPr>
+        <w:pStyle w:val="FirstParagraph"/>
+      </w:pPr>
+      <w:r>
+        <w:rPr>
+          <w:b/>
+          <w:bCs/>
+        </w:rPr>
+        <w:t xml:space="preserve">Output Example</w:t>
+      </w:r>
+      <w:r>
+        <w:t xml:space="preserve">: The function returns a single number representing the calculated factorial.</w:t>
+      </w:r>
+    </w:p>
+    <w:p>
+      <w:pPr>
+        <w:pStyle w:val="SourceCode"/>
+      </w:pPr>
+      <w:r>
+        <w:rPr>
+          <w:rStyle w:val="VerbatimChar"/>
+        </w:rPr>
+        <w:t xml:space="preserve">120</w:t>
       </w:r>
     </w:p>
     <w:bookmarkEnd w:id="20"/>
@@ -1154,33 +1351,13 @@
     </w:p>
     <w:p>
       <w:pPr>
-        <w:pStyle w:val="FirstParagraph"/>
-      </w:pPr>
-      <w:r>
-        <w:t xml:space="preserve">The following example demonstrates the actual behavior of the current stub and the intended behavior of a fully implemented function.</w:t>
-      </w:r>
-    </w:p>
-    <w:p>
-      <w:pPr>
-        <w:pStyle w:val="BodyText"/>
-      </w:pPr>
-      <w:r>
-        <w:rPr>
-          <w:b/>
-          <w:bCs/>
-        </w:rPr>
-        <w:t xml:space="preserve">Actual Behavior (Current Stub):</w:t>
-      </w:r>
-    </w:p>
-    <w:p>
-      <w:pPr>
         <w:pStyle w:val="SourceCode"/>
       </w:pPr>
       <w:r>
         <w:rPr>
           <w:rStyle w:val="CommentTok"/>
         </w:rPr>
-        <w:t xml:space="preserve">// Calling the empty function as provided</w:t>
+        <w:t xml:space="preserve">// Example usage</w:t>
       </w:r>
       <w:r>
         <w:br/>
@@ -1195,7 +1372,7 @@
         <w:rPr>
           <w:rStyle w:val="NormalTok"/>
         </w:rPr>
-        <w:t xml:space="preserve"> result </w:t>
+        <w:t xml:space="preserve"> number </w:t>
       </w:r>
       <w:r>
         <w:rPr>
@@ -1211,9 +1388,81 @@
       </w:r>
       <w:r>
         <w:rPr>
+          <w:rStyle w:val="DecValTok"/>
+        </w:rPr>
+        <w:t xml:space="preserve">5</w:t>
+      </w:r>
+      <w:r>
+        <w:rPr>
+          <w:rStyle w:val="OperatorTok"/>
+        </w:rPr>
+        <w:t xml:space="preserve">;</w:t>
+      </w:r>
+      <w:r>
+        <w:br/>
+      </w:r>
+      <w:r>
+        <w:rPr>
+          <w:rStyle w:val="KeywordTok"/>
+        </w:rPr>
+        <w:t xml:space="preserve">const</w:t>
+      </w:r>
+      <w:r>
+        <w:rPr>
+          <w:rStyle w:val="NormalTok"/>
+        </w:rPr>
+        <w:t xml:space="preserve"> result </w:t>
+      </w:r>
+      <w:r>
+        <w:rPr>
+          <w:rStyle w:val="OperatorTok"/>
+        </w:rPr>
+        <w:t xml:space="preserve">=</w:t>
+      </w:r>
+      <w:r>
+        <w:rPr>
+          <w:rStyle w:val="NormalTok"/>
+        </w:rPr>
+        <w:t xml:space="preserve"> </w:t>
+      </w:r>
+      <w:r>
+        <w:rPr>
           <w:rStyle w:val="FunctionTok"/>
         </w:rPr>
-        <w:t xml:space="preserve">add</w:t>
+        <w:t xml:space="preserve">factorial</w:t>
+      </w:r>
+      <w:r>
+        <w:rPr>
+          <w:rStyle w:val="NormalTok"/>
+        </w:rPr>
+        <w:t xml:space="preserve">(number)</w:t>
+      </w:r>
+      <w:r>
+        <w:rPr>
+          <w:rStyle w:val="OperatorTok"/>
+        </w:rPr>
+        <w:t xml:space="preserve">;</w:t>
+      </w:r>
+      <w:r>
+        <w:br/>
+      </w:r>
+      <w:r>
+        <w:rPr>
+          <w:rStyle w:val="BuiltInTok"/>
+        </w:rPr>
+        <w:t xml:space="preserve">console</w:t>
+      </w:r>
+      <w:r>
+        <w:rPr>
+          <w:rStyle w:val="OperatorTok"/>
+        </w:rPr>
+        <w:t xml:space="preserve">.</w:t>
+      </w:r>
+      <w:r>
+        <w:rPr>
+          <w:rStyle w:val="FunctionTok"/>
+        </w:rPr>
+        <w:t xml:space="preserve">log</w:t>
       </w:r>
       <w:r>
         <w:rPr>
@@ -1223,66 +1472,63 @@
       </w:r>
       <w:r>
         <w:rPr>
-          <w:rStyle w:val="DecValTok"/>
+          <w:rStyle w:val="VerbatimStringTok"/>
         </w:rPr>
-        <w:t xml:space="preserve">5</w:t>
+        <w:t xml:space="preserve">`The factorial of </w:t>
       </w:r>
       <w:r>
         <w:rPr>
-          <w:rStyle w:val="OperatorTok"/>
+          <w:rStyle w:val="SpecialCharTok"/>
         </w:rPr>
-        <w:t xml:space="preserve">,</w:t>
+        <w:t xml:space="preserve">${</w:t>
       </w:r>
       <w:r>
         <w:rPr>
           <w:rStyle w:val="NormalTok"/>
         </w:rPr>
-        <w:t xml:space="preserve"> </w:t>
+        <w:t xml:space="preserve">number</w:t>
       </w:r>
       <w:r>
         <w:rPr>
-          <w:rStyle w:val="DecValTok"/>
+          <w:rStyle w:val="SpecialCharTok"/>
         </w:rPr>
-        <w:t xml:space="preserve">10</w:t>
+        <w:t xml:space="preserve">}</w:t>
+      </w:r>
+      <w:r>
+        <w:rPr>
+          <w:rStyle w:val="VerbatimStringTok"/>
+        </w:rPr>
+        <w:t xml:space="preserve"> is </w:t>
+      </w:r>
+      <w:r>
+        <w:rPr>
+          <w:rStyle w:val="SpecialCharTok"/>
+        </w:rPr>
+        <w:t xml:space="preserve">${</w:t>
+      </w:r>
+      <w:r>
+        <w:rPr>
+          <w:rStyle w:val="NormalTok"/>
+        </w:rPr>
+        <w:t xml:space="preserve">result</w:t>
+      </w:r>
+      <w:r>
+        <w:rPr>
+          <w:rStyle w:val="SpecialCharTok"/>
+        </w:rPr>
+        <w:t xml:space="preserve">}</w:t>
+      </w:r>
+      <w:r>
+        <w:rPr>
+          <w:rStyle w:val="VerbatimStringTok"/>
+        </w:rPr>
+        <w:t xml:space="preserve">`</w:t>
       </w:r>
       <w:r>
         <w:rPr>
           <w:rStyle w:val="NormalTok"/>
         </w:rPr>
         <w:t xml:space="preserve">)</w:t>
-      </w:r>
-      <w:r>
-        <w:rPr>
-          <w:rStyle w:val="OperatorTok"/>
-        </w:rPr>
-        <w:t xml:space="preserve">;</w:t>
-      </w:r>
-      <w:r>
-        <w:br/>
-      </w:r>
-      <w:r>
-        <w:rPr>
-          <w:rStyle w:val="BuiltInTok"/>
-        </w:rPr>
-        <w:t xml:space="preserve">console</w:t>
-      </w:r>
-      <w:r>
-        <w:rPr>
-          <w:rStyle w:val="OperatorTok"/>
-        </w:rPr>
-        <w:t xml:space="preserve">.</w:t>
-      </w:r>
-      <w:r>
-        <w:rPr>
-          <w:rStyle w:val="FunctionTok"/>
-        </w:rPr>
-        <w:t xml:space="preserve">log</w:t>
-      </w:r>
-      <w:r>
-        <w:rPr>
-          <w:rStyle w:val="NormalTok"/>
-        </w:rPr>
-        <w:t xml:space="preserve">(result)</w:t>
       </w:r>
       <w:r>
         <w:rPr>
@@ -1311,19 +1557,316 @@
         <w:rPr>
           <w:rStyle w:val="VerbatimChar"/>
         </w:rPr>
-        <w:t xml:space="preserve">undefined</w:t>
+        <w:t xml:space="preserve">The factorial of 5 is 120</w:t>
       </w:r>
     </w:p>
     <w:p>
+      <w:r>
+        <w:pict>
+          <v:rect style="width:0;height:1.5pt" o:hralign="center" o:hrstd="t" o:hr="t"/>
+        </w:pict>
+      </w:r>
+    </w:p>
+    <w:bookmarkEnd w:id="21"/>
+    <w:bookmarkStart w:id="22" w:name="functiondef-greetname"/>
+    <w:p>
+      <w:pPr>
+        <w:pStyle w:val="Heading2"/>
+      </w:pPr>
+      <w:r>
+        <w:rPr>
+          <w:rStyle w:val="SectionNumber"/>
+        </w:rPr>
+        <w:t xml:space="preserve">2.6</w:t>
+      </w:r>
+      <w:r>
+        <w:tab/>
+      </w:r>
+      <w:r>
+        <w:t xml:space="preserve">FunctionDef greet(name)</w:t>
+      </w:r>
+    </w:p>
+    <w:bookmarkEnd w:id="22"/>
+    <w:bookmarkEnd w:id="23"/>
+    <w:bookmarkStart w:id="29" w:name="function-greet"/>
+    <w:p>
+      <w:pPr>
+        <w:pStyle w:val="Heading1"/>
+      </w:pPr>
+      <w:r>
+        <w:rPr>
+          <w:rStyle w:val="SectionNumber"/>
+        </w:rPr>
+        <w:t xml:space="preserve">3</w:t>
+      </w:r>
+      <w:r>
+        <w:tab/>
+      </w:r>
+      <w:r>
+        <w:t xml:space="preserve">Function: greet</w:t>
+      </w:r>
+    </w:p>
+    <w:bookmarkStart w:id="24" w:name="overview-2"/>
+    <w:p>
+      <w:pPr>
+        <w:pStyle w:val="Heading2"/>
+      </w:pPr>
+      <w:r>
+        <w:rPr>
+          <w:rStyle w:val="SectionNumber"/>
+        </w:rPr>
+        <w:t xml:space="preserve">3.1</w:t>
+      </w:r>
+      <w:r>
+        <w:tab/>
+      </w:r>
+      <w:r>
+        <w:t xml:space="preserve">Overview</w:t>
+      </w:r>
+    </w:p>
+    <w:p>
       <w:pPr>
         <w:pStyle w:val="FirstParagraph"/>
       </w:pPr>
       <w:r>
+        <w:t xml:space="preserve">The</w:t>
+      </w:r>
+      <w:r>
+        <w:t xml:space="preserve"> </w:t>
+      </w:r>
+      <w:r>
         <w:rPr>
-          <w:b/>
-          <w:bCs/>
+          <w:rStyle w:val="VerbatimChar"/>
         </w:rPr>
-        <w:t xml:space="preserve">Intended Behavior (Example Implementation):</w:t>
+        <w:t xml:space="preserve">greet</w:t>
+      </w:r>
+      <w:r>
+        <w:t xml:space="preserve"> </w:t>
+      </w:r>
+      <w:r>
+        <w:t xml:space="preserve">function logs a personalized greeting message to the console.</w:t>
+      </w:r>
+    </w:p>
+    <w:bookmarkEnd w:id="24"/>
+    <w:bookmarkStart w:id="25" w:name="parameters-2"/>
+    <w:p>
+      <w:pPr>
+        <w:pStyle w:val="Heading2"/>
+      </w:pPr>
+      <w:r>
+        <w:rPr>
+          <w:rStyle w:val="SectionNumber"/>
+        </w:rPr>
+        <w:t xml:space="preserve">3.2</w:t>
+      </w:r>
+      <w:r>
+        <w:tab/>
+      </w:r>
+      <w:r>
+        <w:t xml:space="preserve">parameters</w:t>
+      </w:r>
+    </w:p>
+    <w:p>
+      <w:pPr>
+        <w:pStyle w:val="Compact"/>
+        <w:numPr>
+          <w:ilvl w:val="0"/>
+          <w:numId w:val="1005"/>
+        </w:numPr>
+      </w:pPr>
+      <w:r>
+        <w:rPr>
+          <w:rStyle w:val="VerbatimChar"/>
+        </w:rPr>
+        <w:t xml:space="preserve">name</w:t>
+      </w:r>
+      <w:r>
+        <w:t xml:space="preserve"> </w:t>
+      </w:r>
+      <w:r>
+        <w:t xml:space="preserve">(</w:t>
+      </w:r>
+      <w:r>
+        <w:rPr>
+          <w:rStyle w:val="VerbatimChar"/>
+        </w:rPr>
+        <w:t xml:space="preserve">string</w:t>
+      </w:r>
+      <w:r>
+        <w:t xml:space="preserve">): The name to be included in the greeting message.</w:t>
+      </w:r>
+    </w:p>
+    <w:bookmarkEnd w:id="25"/>
+    <w:bookmarkStart w:id="26" w:name="description-2"/>
+    <w:p>
+      <w:pPr>
+        <w:pStyle w:val="Heading2"/>
+      </w:pPr>
+      <w:r>
+        <w:rPr>
+          <w:rStyle w:val="SectionNumber"/>
+        </w:rPr>
+        <w:t xml:space="preserve">3.3</w:t>
+      </w:r>
+      <w:r>
+        <w:tab/>
+      </w:r>
+      <w:r>
+        <w:t xml:space="preserve">Description</w:t>
+      </w:r>
+    </w:p>
+    <w:p>
+      <w:pPr>
+        <w:pStyle w:val="FirstParagraph"/>
+      </w:pPr>
+      <w:r>
+        <w:t xml:space="preserve">This function provides a simple way to display a standardized greeting. It accepts a single argument,</w:t>
+      </w:r>
+      <w:r>
+        <w:t xml:space="preserve"> </w:t>
+      </w:r>
+      <w:r>
+        <w:rPr>
+          <w:rStyle w:val="VerbatimChar"/>
+        </w:rPr>
+        <w:t xml:space="preserve">name</w:t>
+      </w:r>
+      <w:r>
+        <w:t xml:space="preserve">. The core logic uses the</w:t>
+      </w:r>
+      <w:r>
+        <w:t xml:space="preserve"> </w:t>
+      </w:r>
+      <w:r>
+        <w:rPr>
+          <w:rStyle w:val="VerbatimChar"/>
+        </w:rPr>
+        <w:t xml:space="preserve">console.log()</w:t>
+      </w:r>
+      <w:r>
+        <w:t xml:space="preserve"> </w:t>
+      </w:r>
+      <w:r>
+        <w:t xml:space="preserve">method to print a formatted string to the web console. The message is constructed using a template literal:</w:t>
+      </w:r>
+      <w:r>
+        <w:t xml:space="preserve"> </w:t>
+      </w:r>
+      <w:r>
+        <w:rPr>
+          <w:rStyle w:val="VerbatimChar"/>
+        </w:rPr>
+        <w:t xml:space="preserve">`Hello, ${name}!`</w:t>
+      </w:r>
+      <w:r>
+        <w:t xml:space="preserve">. The</w:t>
+      </w:r>
+      <w:r>
+        <w:t xml:space="preserve"> </w:t>
+      </w:r>
+      <w:r>
+        <w:rPr>
+          <w:rStyle w:val="VerbatimChar"/>
+        </w:rPr>
+        <w:t xml:space="preserve">${name}</w:t>
+      </w:r>
+      <w:r>
+        <w:t xml:space="preserve"> </w:t>
+      </w:r>
+      <w:r>
+        <w:t xml:space="preserve">expression within the string is a placeholder that is dynamically replaced by the value passed into the</w:t>
+      </w:r>
+      <w:r>
+        <w:t xml:space="preserve"> </w:t>
+      </w:r>
+      <w:r>
+        <w:rPr>
+          <w:rStyle w:val="VerbatimChar"/>
+        </w:rPr>
+        <w:t xml:space="preserve">name</w:t>
+      </w:r>
+      <w:r>
+        <w:t xml:space="preserve"> </w:t>
+      </w:r>
+      <w:r>
+        <w:t xml:space="preserve">parameter, creating a personalized output.</w:t>
+      </w:r>
+    </w:p>
+    <w:bookmarkEnd w:id="26"/>
+    <w:bookmarkStart w:id="27" w:name="usage-notes-2"/>
+    <w:p>
+      <w:pPr>
+        <w:pStyle w:val="Heading2"/>
+      </w:pPr>
+      <w:r>
+        <w:rPr>
+          <w:rStyle w:val="SectionNumber"/>
+        </w:rPr>
+        <w:t xml:space="preserve">3.4</w:t>
+      </w:r>
+      <w:r>
+        <w:tab/>
+      </w:r>
+      <w:r>
+        <w:t xml:space="preserve">Usage Notes</w:t>
+      </w:r>
+    </w:p>
+    <w:p>
+      <w:pPr>
+        <w:pStyle w:val="Compact"/>
+        <w:numPr>
+          <w:ilvl w:val="0"/>
+          <w:numId w:val="1006"/>
+        </w:numPr>
+      </w:pPr>
+      <w:r>
+        <w:t xml:space="preserve">This function does not return a value; its primary effect is the side effect of printing output to the console.</w:t>
+      </w:r>
+    </w:p>
+    <w:p>
+      <w:pPr>
+        <w:pStyle w:val="Compact"/>
+        <w:numPr>
+          <w:ilvl w:val="0"/>
+          <w:numId w:val="1006"/>
+        </w:numPr>
+      </w:pPr>
+      <w:r>
+        <w:t xml:space="preserve">While the</w:t>
+      </w:r>
+      <w:r>
+        <w:t xml:space="preserve"> </w:t>
+      </w:r>
+      <w:r>
+        <w:rPr>
+          <w:rStyle w:val="VerbatimChar"/>
+        </w:rPr>
+        <w:t xml:space="preserve">name</w:t>
+      </w:r>
+      <w:r>
+        <w:t xml:space="preserve"> </w:t>
+      </w:r>
+      <w:r>
+        <w:t xml:space="preserve">parameter is expected to be a string for the intended output, JavaScript’s type coercion will convert non-string arguments into their string representation when embedded in the template literal.</w:t>
+      </w:r>
+    </w:p>
+    <w:bookmarkEnd w:id="27"/>
+    <w:bookmarkStart w:id="28" w:name="example-2"/>
+    <w:p>
+      <w:pPr>
+        <w:pStyle w:val="Heading2"/>
+      </w:pPr>
+      <w:r>
+        <w:rPr>
+          <w:rStyle w:val="SectionNumber"/>
+        </w:rPr>
+        <w:t xml:space="preserve">3.5</w:t>
+      </w:r>
+      <w:r>
+        <w:tab/>
+      </w:r>
+      <w:r>
+        <w:t xml:space="preserve">Example</w:t>
       </w:r>
     </w:p>
     <w:p>
@@ -1334,79 +1877,34 @@
         <w:rPr>
           <w:rStyle w:val="CommentTok"/>
         </w:rPr>
-        <w:t xml:space="preserve">// To make the function work, it must be implemented like this:</w:t>
+        <w:t xml:space="preserve">// Example usage of the greet function</w:t>
       </w:r>
       <w:r>
         <w:br/>
       </w:r>
       <w:r>
         <w:rPr>
-          <w:rStyle w:val="KeywordTok"/>
+          <w:rStyle w:val="FunctionTok"/>
         </w:rPr>
-        <w:t xml:space="preserve">function</w:t>
+        <w:t xml:space="preserve">greet</w:t>
       </w:r>
       <w:r>
         <w:rPr>
           <w:rStyle w:val="NormalTok"/>
         </w:rPr>
-        <w:t xml:space="preserve"> </w:t>
+        <w:t xml:space="preserve">(</w:t>
       </w:r>
       <w:r>
         <w:rPr>
-          <w:rStyle w:val="FunctionTok"/>
+          <w:rStyle w:val="StringTok"/>
         </w:rPr>
-        <w:t xml:space="preserve">add</w:t>
+        <w:t xml:space="preserve">"World"</w:t>
       </w:r>
       <w:r>
         <w:rPr>
           <w:rStyle w:val="NormalTok"/>
         </w:rPr>
-        <w:t xml:space="preserve">(a</w:t>
-      </w:r>
-      <w:r>
-        <w:rPr>
-          <w:rStyle w:val="OperatorTok"/>
-        </w:rPr>
-        <w:t xml:space="preserve">,</w:t>
-      </w:r>
-      <w:r>
-        <w:rPr>
-          <w:rStyle w:val="NormalTok"/>
-        </w:rPr>
-        <w:t xml:space="preserve"> b) {</w:t>
-      </w:r>
-      <w:r>
-        <w:br/>
-      </w:r>
-      <w:r>
-        <w:rPr>
-          <w:rStyle w:val="NormalTok"/>
-        </w:rPr>
-        <w:t xml:space="preserve">  </w:t>
-      </w:r>
-      <w:r>
-        <w:rPr>
-          <w:rStyle w:val="ControlFlowTok"/>
-        </w:rPr>
-        <w:t xml:space="preserve">return</w:t>
-      </w:r>
-      <w:r>
-        <w:rPr>
-          <w:rStyle w:val="NormalTok"/>
-        </w:rPr>
-        <w:t xml:space="preserve"> a </w:t>
-      </w:r>
-      <w:r>
-        <w:rPr>
-          <w:rStyle w:val="OperatorTok"/>
-        </w:rPr>
-        <w:t xml:space="preserve">+</w:t>
-      </w:r>
-      <w:r>
-        <w:rPr>
-          <w:rStyle w:val="NormalTok"/>
-        </w:rPr>
-        <w:t xml:space="preserve"> b</w:t>
+        <w:t xml:space="preserve">)</w:t>
       </w:r>
       <w:r>
         <w:rPr>
@@ -1419,45 +1917,9 @@
       </w:r>
       <w:r>
         <w:rPr>
-          <w:rStyle w:val="NormalTok"/>
-        </w:rPr>
-        <w:t xml:space="preserve">}</w:t>
-      </w:r>
-      <w:r>
-        <w:br/>
-      </w:r>
-      <w:r>
-        <w:br/>
-      </w:r>
-      <w:r>
-        <w:rPr>
-          <w:rStyle w:val="KeywordTok"/>
-        </w:rPr>
-        <w:t xml:space="preserve">const</w:t>
-      </w:r>
-      <w:r>
-        <w:rPr>
-          <w:rStyle w:val="NormalTok"/>
-        </w:rPr>
-        <w:t xml:space="preserve"> result </w:t>
-      </w:r>
-      <w:r>
-        <w:rPr>
-          <w:rStyle w:val="OperatorTok"/>
-        </w:rPr>
-        <w:t xml:space="preserve">=</w:t>
-      </w:r>
-      <w:r>
-        <w:rPr>
-          <w:rStyle w:val="NormalTok"/>
-        </w:rPr>
-        <w:t xml:space="preserve"> </w:t>
-      </w:r>
-      <w:r>
-        <w:rPr>
           <w:rStyle w:val="FunctionTok"/>
         </w:rPr>
-        <w:t xml:space="preserve">add</w:t>
+        <w:t xml:space="preserve">greet</w:t>
       </w:r>
       <w:r>
         <w:rPr>
@@ -1467,66 +1929,15 @@
       </w:r>
       <w:r>
         <w:rPr>
-          <w:rStyle w:val="DecValTok"/>
+          <w:rStyle w:val="StringTok"/>
         </w:rPr>
-        <w:t xml:space="preserve">5</w:t>
-      </w:r>
-      <w:r>
-        <w:rPr>
-          <w:rStyle w:val="OperatorTok"/>
-        </w:rPr>
-        <w:t xml:space="preserve">,</w:t>
-      </w:r>
-      <w:r>
-        <w:rPr>
-          <w:rStyle w:val="NormalTok"/>
-        </w:rPr>
-        <w:t xml:space="preserve"> </w:t>
-      </w:r>
-      <w:r>
-        <w:rPr>
-          <w:rStyle w:val="DecValTok"/>
-        </w:rPr>
-        <w:t xml:space="preserve">10</w:t>
+        <w:t xml:space="preserve">"Alice"</w:t>
       </w:r>
       <w:r>
         <w:rPr>
           <w:rStyle w:val="NormalTok"/>
         </w:rPr>
         <w:t xml:space="preserve">)</w:t>
-      </w:r>
-      <w:r>
-        <w:rPr>
-          <w:rStyle w:val="OperatorTok"/>
-        </w:rPr>
-        <w:t xml:space="preserve">;</w:t>
-      </w:r>
-      <w:r>
-        <w:br/>
-      </w:r>
-      <w:r>
-        <w:rPr>
-          <w:rStyle w:val="BuiltInTok"/>
-        </w:rPr>
-        <w:t xml:space="preserve">console</w:t>
-      </w:r>
-      <w:r>
-        <w:rPr>
-          <w:rStyle w:val="OperatorTok"/>
-        </w:rPr>
-        <w:t xml:space="preserve">.</w:t>
-      </w:r>
-      <w:r>
-        <w:rPr>
-          <w:rStyle w:val="FunctionTok"/>
-        </w:rPr>
-        <w:t xml:space="preserve">log</w:t>
-      </w:r>
-      <w:r>
-        <w:rPr>
-          <w:rStyle w:val="NormalTok"/>
-        </w:rPr>
-        <w:t xml:space="preserve">(result)</w:t>
       </w:r>
       <w:r>
         <w:rPr>
@@ -1555,2325 +1966,17 @@
         <w:rPr>
           <w:rStyle w:val="VerbatimChar"/>
         </w:rPr>
-        <w:t xml:space="preserve">15</w:t>
-      </w:r>
-    </w:p>
-    <w:p>
-      <w:r>
-        <w:pict>
-          <v:rect style="width:0;height:1.5pt" o:hralign="center" o:hrstd="t" o:hr="t"/>
-        </w:pict>
-      </w:r>
-    </w:p>
-    <w:p>
-      <w:r>
-        <w:pict>
-          <v:rect style="width:0;height:1.5pt" o:hralign="center" o:hrstd="t" o:hr="t"/>
-        </w:pict>
-      </w:r>
-    </w:p>
-    <w:bookmarkEnd w:id="21"/>
-    <w:bookmarkStart w:id="22" w:name="functiondef-factorialn"/>
-    <w:p>
-      <w:pPr>
-        <w:pStyle w:val="Heading2"/>
-      </w:pPr>
-      <w:r>
-        <w:rPr>
-          <w:rStyle w:val="SectionNumber"/>
-        </w:rPr>
-        <w:t xml:space="preserve">2.6</w:t>
-      </w:r>
-      <w:r>
-        <w:tab/>
-      </w:r>
-      <w:r>
-        <w:t xml:space="preserve">FunctionDef factorial(n)</w:t>
-      </w:r>
-    </w:p>
-    <w:bookmarkEnd w:id="22"/>
-    <w:bookmarkEnd w:id="23"/>
-    <w:bookmarkStart w:id="30" w:name="function-factorialn"/>
-    <w:p>
-      <w:pPr>
-        <w:pStyle w:val="Heading1"/>
-      </w:pPr>
-      <w:r>
-        <w:rPr>
-          <w:rStyle w:val="SectionNumber"/>
-        </w:rPr>
-        <w:t xml:space="preserve">3</w:t>
-      </w:r>
-      <w:r>
-        <w:tab/>
-      </w:r>
-      <w:r>
-        <w:t xml:space="preserve">Function: factorial(n)</w:t>
-      </w:r>
-    </w:p>
-    <w:bookmarkStart w:id="24" w:name="overview-2"/>
-    <w:p>
-      <w:pPr>
-        <w:pStyle w:val="Heading2"/>
-      </w:pPr>
-      <w:r>
-        <w:rPr>
-          <w:rStyle w:val="SectionNumber"/>
-        </w:rPr>
-        <w:t xml:space="preserve">3.1</w:t>
-      </w:r>
-      <w:r>
-        <w:tab/>
-      </w:r>
-      <w:r>
-        <w:t xml:space="preserve">Overview</w:t>
-      </w:r>
-    </w:p>
-    <w:p>
-      <w:pPr>
-        <w:pStyle w:val="FirstParagraph"/>
-      </w:pPr>
-      <w:r>
-        <w:t xml:space="preserve">The</w:t>
-      </w:r>
-      <w:r>
-        <w:t xml:space="preserve"> </w:t>
-      </w:r>
-      <w:r>
-        <w:rPr>
-          <w:rStyle w:val="VerbatimChar"/>
-        </w:rPr>
-        <w:t xml:space="preserve">factorial</w:t>
-      </w:r>
-      <w:r>
-        <w:t xml:space="preserve"> </w:t>
-      </w:r>
-      <w:r>
-        <w:t xml:space="preserve">function recursively calculates the factorial of a given non-negative integer.</w:t>
-      </w:r>
-    </w:p>
-    <w:bookmarkEnd w:id="24"/>
-    <w:bookmarkStart w:id="25" w:name="parameters-2"/>
-    <w:p>
-      <w:pPr>
-        <w:pStyle w:val="Heading2"/>
-      </w:pPr>
-      <w:r>
-        <w:rPr>
-          <w:rStyle w:val="SectionNumber"/>
-        </w:rPr>
-        <w:t xml:space="preserve">3.2</w:t>
-      </w:r>
-      <w:r>
-        <w:tab/>
-      </w:r>
-      <w:r>
-        <w:t xml:space="preserve">parameters</w:t>
-      </w:r>
-    </w:p>
-    <w:p>
-      <w:pPr>
-        <w:pStyle w:val="Compact"/>
-        <w:numPr>
-          <w:ilvl w:val="0"/>
-          <w:numId w:val="1003"/>
-        </w:numPr>
-      </w:pPr>
-      <w:r>
-        <w:rPr>
-          <w:rStyle w:val="VerbatimChar"/>
-        </w:rPr>
-        <w:t xml:space="preserve">n</w:t>
-      </w:r>
-      <w:r>
-        <w:t xml:space="preserve"> </w:t>
-      </w:r>
-      <w:r>
-        <w:t xml:space="preserve">(Number): The non-negative integer for which the factorial will be calculated.</w:t>
-      </w:r>
-    </w:p>
-    <w:bookmarkEnd w:id="25"/>
-    <w:bookmarkStart w:id="26" w:name="description-2"/>
-    <w:p>
-      <w:pPr>
-        <w:pStyle w:val="Heading2"/>
-      </w:pPr>
-      <w:r>
-        <w:rPr>
-          <w:rStyle w:val="SectionNumber"/>
-        </w:rPr>
-        <w:t xml:space="preserve">3.3</w:t>
-      </w:r>
-      <w:r>
-        <w:tab/>
-      </w:r>
-      <w:r>
-        <w:t xml:space="preserve">Description</w:t>
-      </w:r>
-    </w:p>
-    <w:p>
-      <w:pPr>
-        <w:pStyle w:val="FirstParagraph"/>
-      </w:pPr>
-      <w:r>
-        <w:t xml:space="preserve">This function computes the factorial of a number</w:t>
-      </w:r>
-      <w:r>
-        <w:t xml:space="preserve"> </w:t>
-      </w:r>
-      <w:r>
-        <w:rPr>
-          <w:rStyle w:val="VerbatimChar"/>
-        </w:rPr>
-        <w:t xml:space="preserve">n</w:t>
-      </w:r>
-      <w:r>
-        <w:t xml:space="preserve"> </w:t>
-      </w:r>
-      <w:r>
-        <w:t xml:space="preserve">using a recursive approach. The factorial of a non-negative integer</w:t>
-      </w:r>
-      <w:r>
-        <w:t xml:space="preserve"> </w:t>
-      </w:r>
-      <w:r>
-        <w:rPr>
-          <w:rStyle w:val="VerbatimChar"/>
-        </w:rPr>
-        <w:t xml:space="preserve">n</w:t>
-      </w:r>
-      <w:r>
-        <w:t xml:space="preserve">, denoted by</w:t>
-      </w:r>
-      <w:r>
-        <w:t xml:space="preserve"> </w:t>
-      </w:r>
-      <w:r>
-        <w:rPr>
-          <w:rStyle w:val="VerbatimChar"/>
-        </w:rPr>
-        <w:t xml:space="preserve">n!</w:t>
-      </w:r>
-      <w:r>
-        <w:t xml:space="preserve">, is the product of all positive integers less than or equal to</w:t>
-      </w:r>
-      <w:r>
-        <w:t xml:space="preserve"> </w:t>
-      </w:r>
-      <w:r>
-        <w:rPr>
-          <w:rStyle w:val="VerbatimChar"/>
-        </w:rPr>
-        <w:t xml:space="preserve">n</w:t>
-      </w:r>
-      <w:r>
-        <w:t xml:space="preserve">.</w:t>
-      </w:r>
-    </w:p>
-    <w:p>
-      <w:pPr>
-        <w:pStyle w:val="BodyText"/>
-      </w:pPr>
-      <w:r>
-        <w:t xml:space="preserve">The function’s logic is based on a ternary operator which serves as a compact conditional statement:</w:t>
-      </w:r>
-    </w:p>
-    <w:p>
-      <w:pPr>
-        <w:numPr>
-          <w:ilvl w:val="0"/>
-          <w:numId w:val="1004"/>
-        </w:numPr>
-      </w:pPr>
-      <w:r>
-        <w:rPr>
-          <w:b/>
-          <w:bCs/>
-        </w:rPr>
-        <w:t xml:space="preserve">Base Case</w:t>
-      </w:r>
-      <w:r>
-        <w:t xml:space="preserve">: The recursion terminates when the input</w:t>
-      </w:r>
-      <w:r>
-        <w:t xml:space="preserve"> </w:t>
-      </w:r>
-      <w:r>
-        <w:rPr>
-          <w:rStyle w:val="VerbatimChar"/>
-        </w:rPr>
-        <w:t xml:space="preserve">n</w:t>
-      </w:r>
-      <w:r>
-        <w:t xml:space="preserve"> </w:t>
-      </w:r>
-      <w:r>
-        <w:t xml:space="preserve">is less than or equal to 1. In this scenario, the function returns</w:t>
-      </w:r>
-      <w:r>
-        <w:t xml:space="preserve"> </w:t>
-      </w:r>
-      <w:r>
-        <w:rPr>
-          <w:rStyle w:val="VerbatimChar"/>
-        </w:rPr>
-        <w:t xml:space="preserve">1</w:t>
-      </w:r>
-      <w:r>
-        <w:t xml:space="preserve">. This handles two fundamental cases: the factorial of 1 (</w:t>
-      </w:r>
-      <w:r>
-        <w:rPr>
-          <w:rStyle w:val="VerbatimChar"/>
-        </w:rPr>
-        <w:t xml:space="preserve">1!</w:t>
-      </w:r>
-      <w:r>
-        <w:t xml:space="preserve">) is 1, and by mathematical convention, the factorial of 0 (</w:t>
-      </w:r>
-      <w:r>
-        <w:rPr>
-          <w:rStyle w:val="VerbatimChar"/>
-        </w:rPr>
-        <w:t xml:space="preserve">0!</w:t>
-      </w:r>
-      <w:r>
-        <w:t xml:space="preserve">) is also 1.</w:t>
-      </w:r>
-    </w:p>
-    <w:p>
-      <w:pPr>
-        <w:numPr>
-          <w:ilvl w:val="0"/>
-          <w:numId w:val="1004"/>
-        </w:numPr>
-      </w:pPr>
-      <w:r>
-        <w:rPr>
-          <w:b/>
-          <w:bCs/>
-        </w:rPr>
-        <w:t xml:space="preserve">Recursive Step</w:t>
-      </w:r>
-      <w:r>
-        <w:t xml:space="preserve">: If</w:t>
-      </w:r>
-      <w:r>
-        <w:t xml:space="preserve"> </w:t>
-      </w:r>
-      <w:r>
-        <w:rPr>
-          <w:rStyle w:val="VerbatimChar"/>
-        </w:rPr>
-        <w:t xml:space="preserve">n</w:t>
-      </w:r>
-      <w:r>
-        <w:t xml:space="preserve"> </w:t>
-      </w:r>
-      <w:r>
-        <w:t xml:space="preserve">is greater than 1, the function returns the product of</w:t>
-      </w:r>
-      <w:r>
-        <w:t xml:space="preserve"> </w:t>
-      </w:r>
-      <w:r>
-        <w:rPr>
-          <w:rStyle w:val="VerbatimChar"/>
-        </w:rPr>
-        <w:t xml:space="preserve">n</w:t>
-      </w:r>
-      <w:r>
-        <w:t xml:space="preserve"> </w:t>
-      </w:r>
-      <w:r>
-        <w:t xml:space="preserve">and the result of calling itself with the argument</w:t>
-      </w:r>
-      <w:r>
-        <w:t xml:space="preserve"> </w:t>
-      </w:r>
-      <w:r>
-        <w:rPr>
-          <w:rStyle w:val="VerbatimChar"/>
-        </w:rPr>
-        <w:t xml:space="preserve">n - 1</w:t>
-      </w:r>
-      <w:r>
-        <w:t xml:space="preserve">. This process continuously breaks down the calculation into smaller sub-problems until the base case is reached.</w:t>
-      </w:r>
-    </w:p>
-    <w:p>
-      <w:pPr>
-        <w:pStyle w:val="FirstParagraph"/>
-      </w:pPr>
-      <w:r>
-        <w:t xml:space="preserve">For instance, a call to</w:t>
-      </w:r>
-      <w:r>
-        <w:t xml:space="preserve"> </w:t>
-      </w:r>
-      <w:r>
-        <w:rPr>
-          <w:rStyle w:val="VerbatimChar"/>
-        </w:rPr>
-        <w:t xml:space="preserve">factorial(4)</w:t>
-      </w:r>
-      <w:r>
-        <w:t xml:space="preserve"> </w:t>
-      </w:r>
-      <w:r>
-        <w:t xml:space="preserve">is resolved as follows:</w:t>
-      </w:r>
-    </w:p>
-    <w:p>
-      <w:pPr>
-        <w:pStyle w:val="SourceCode"/>
-      </w:pPr>
-      <w:r>
-        <w:rPr>
-          <w:rStyle w:val="FunctionTok"/>
-        </w:rPr>
-        <w:t xml:space="preserve">factorial</w:t>
-      </w:r>
-      <w:r>
-        <w:rPr>
-          <w:rStyle w:val="NormalTok"/>
-        </w:rPr>
-        <w:t xml:space="preserve">(</w:t>
-      </w:r>
-      <w:r>
-        <w:rPr>
-          <w:rStyle w:val="DecValTok"/>
-        </w:rPr>
-        <w:t xml:space="preserve">4</w:t>
-      </w:r>
-      <w:r>
-        <w:rPr>
-          <w:rStyle w:val="NormalTok"/>
-        </w:rPr>
-        <w:t xml:space="preserve">) </w:t>
-      </w:r>
-      <w:r>
-        <w:rPr>
-          <w:rStyle w:val="CommentTok"/>
-        </w:rPr>
-        <w:t xml:space="preserve">// returns 4 * factorial(3)</w:t>
+        <w:t xml:space="preserve">Hello, World!</w:t>
       </w:r>
       <w:r>
         <w:br/>
       </w:r>
-      <w:r>
-        <w:rPr>
-          <w:rStyle w:val="NormalTok"/>
-        </w:rPr>
-        <w:t xml:space="preserve">             </w:t>
-      </w:r>
-      <w:r>
-        <w:rPr>
-          <w:rStyle w:val="CommentTok"/>
-        </w:rPr>
-        <w:t xml:space="preserve">// which is 4 * (3 * factorial(2))</w:t>
-      </w:r>
-      <w:r>
-        <w:br/>
-      </w:r>
-      <w:r>
-        <w:rPr>
-          <w:rStyle w:val="NormalTok"/>
-        </w:rPr>
-        <w:t xml:space="preserve">             </w:t>
-      </w:r>
-      <w:r>
-        <w:rPr>
-          <w:rStyle w:val="CommentTok"/>
-        </w:rPr>
-        <w:t xml:space="preserve">// which is 4 * (3 * (2 * factorial(1)))</w:t>
-      </w:r>
-      <w:r>
-        <w:br/>
-      </w:r>
-      <w:r>
-        <w:rPr>
-          <w:rStyle w:val="NormalTok"/>
-        </w:rPr>
-        <w:t xml:space="preserve">             </w:t>
-      </w:r>
-      <w:r>
-        <w:rPr>
-          <w:rStyle w:val="CommentTok"/>
-        </w:rPr>
-        <w:t xml:space="preserve">// which is 4 * (3 * (2 * 1))</w:t>
-      </w:r>
-      <w:r>
-        <w:br/>
-      </w:r>
-      <w:r>
-        <w:rPr>
-          <w:rStyle w:val="NormalTok"/>
-        </w:rPr>
-        <w:t xml:space="preserve">             </w:t>
-      </w:r>
-      <w:r>
-        <w:rPr>
-          <w:rStyle w:val="CommentTok"/>
-        </w:rPr>
-        <w:t xml:space="preserve">// resulting in 24</w:t>
-      </w:r>
-    </w:p>
-    <w:bookmarkEnd w:id="26"/>
-    <w:bookmarkStart w:id="27" w:name="usage-notes-2"/>
-    <w:p>
-      <w:pPr>
-        <w:pStyle w:val="Heading2"/>
-      </w:pPr>
-      <w:r>
-        <w:rPr>
-          <w:rStyle w:val="SectionNumber"/>
-        </w:rPr>
-        <w:t xml:space="preserve">3.4</w:t>
-      </w:r>
-      <w:r>
-        <w:tab/>
-      </w:r>
-      <w:r>
-        <w:t xml:space="preserve">Usage Notes</w:t>
-      </w:r>
-    </w:p>
-    <w:p>
-      <w:pPr>
-        <w:pStyle w:val="Compact"/>
-        <w:numPr>
-          <w:ilvl w:val="0"/>
-          <w:numId w:val="1005"/>
-        </w:numPr>
-      </w:pPr>
-      <w:r>
-        <w:t xml:space="preserve">This function is intended for non-negative integers. Passing a negative number as an argument will lead to infinite recursion, ultimately causing a</w:t>
-      </w:r>
-      <w:r>
-        <w:t xml:space="preserve"> </w:t>
-      </w:r>
-      <w:r>
-        <w:t xml:space="preserve">“Maximum call stack size exceeded”</w:t>
-      </w:r>
-      <w:r>
-        <w:t xml:space="preserve"> </w:t>
-      </w:r>
-      <w:r>
-        <w:t xml:space="preserve">error.</w:t>
-      </w:r>
-    </w:p>
-    <w:p>
-      <w:pPr>
-        <w:pStyle w:val="Compact"/>
-        <w:numPr>
-          <w:ilvl w:val="0"/>
-          <w:numId w:val="1005"/>
-        </w:numPr>
-      </w:pPr>
-      <w:r>
-        <w:t xml:space="preserve">Be mindful of JavaScript’s limitations with deep recursion. Calculating the factorial of very large numbers can exhaust the call stack. For such cases, an iterative approach is generally safer and more memory-efficient.</w:t>
-      </w:r>
-    </w:p>
-    <w:p>
-      <w:pPr>
-        <w:pStyle w:val="Compact"/>
-        <w:numPr>
-          <w:ilvl w:val="0"/>
-          <w:numId w:val="1005"/>
-        </w:numPr>
-      </w:pPr>
-      <w:r>
-        <w:t xml:space="preserve">The function correctly handles</w:t>
-      </w:r>
-      <w:r>
-        <w:t xml:space="preserve"> </w:t>
-      </w:r>
-      <w:r>
-        <w:rPr>
-          <w:rStyle w:val="VerbatimChar"/>
-        </w:rPr>
-        <w:t xml:space="preserve">factorial(0)</w:t>
-      </w:r>
-      <w:r>
-        <w:t xml:space="preserve"> </w:t>
-      </w:r>
-      <w:r>
-        <w:t xml:space="preserve">and</w:t>
-      </w:r>
-      <w:r>
-        <w:t xml:space="preserve"> </w:t>
-      </w:r>
-      <w:r>
-        <w:rPr>
-          <w:rStyle w:val="VerbatimChar"/>
-        </w:rPr>
-        <w:t xml:space="preserve">factorial(1)</w:t>
-      </w:r>
-      <w:r>
-        <w:t xml:space="preserve">, both of which return</w:t>
-      </w:r>
-      <w:r>
-        <w:t xml:space="preserve"> </w:t>
-      </w:r>
-      <w:r>
-        <w:rPr>
-          <w:rStyle w:val="VerbatimChar"/>
-        </w:rPr>
-        <w:t xml:space="preserve">1</w:t>
-      </w:r>
-      <w:r>
-        <w:t xml:space="preserve">.</w:t>
-      </w:r>
-    </w:p>
-    <w:p>
-      <w:pPr>
-        <w:pStyle w:val="FirstParagraph"/>
-      </w:pPr>
-      <w:r>
-        <w:rPr>
-          <w:b/>
-          <w:bCs/>
-        </w:rPr>
-        <w:t xml:space="preserve">Output Example</w:t>
-      </w:r>
-      <w:r>
-        <w:t xml:space="preserve">: A single number representing the calculated factorial value.</w:t>
-      </w:r>
-    </w:p>
-    <w:bookmarkEnd w:id="27"/>
-    <w:bookmarkStart w:id="29" w:name="example-2"/>
-    <w:p>
-      <w:pPr>
-        <w:pStyle w:val="Heading2"/>
-      </w:pPr>
-      <w:r>
-        <w:rPr>
-          <w:rStyle w:val="SectionNumber"/>
-        </w:rPr>
-        <w:t xml:space="preserve">3.5</w:t>
-      </w:r>
-      <w:r>
-        <w:tab/>
-      </w:r>
-      <w:r>
-        <w:t xml:space="preserve">Example</w:t>
-      </w:r>
-    </w:p>
-    <w:p>
-      <w:pPr>
-        <w:pStyle w:val="SourceCode"/>
-      </w:pPr>
-      <w:r>
-        <w:rPr>
-          <w:rStyle w:val="CommentTok"/>
-        </w:rPr>
-        <w:t xml:space="preserve">// Example usage</w:t>
-      </w:r>
-      <w:r>
-        <w:br/>
-      </w:r>
-      <w:r>
-        <w:rPr>
-          <w:rStyle w:val="KeywordTok"/>
-        </w:rPr>
-        <w:t xml:space="preserve">const</w:t>
-      </w:r>
-      <w:r>
-        <w:rPr>
-          <w:rStyle w:val="NormalTok"/>
-        </w:rPr>
-        <w:t xml:space="preserve"> number </w:t>
-      </w:r>
-      <w:r>
-        <w:rPr>
-          <w:rStyle w:val="OperatorTok"/>
-        </w:rPr>
-        <w:t xml:space="preserve">=</w:t>
-      </w:r>
-      <w:r>
-        <w:rPr>
-          <w:rStyle w:val="NormalTok"/>
-        </w:rPr>
-        <w:t xml:space="preserve"> </w:t>
-      </w:r>
-      <w:r>
-        <w:rPr>
-          <w:rStyle w:val="DecValTok"/>
-        </w:rPr>
-        <w:t xml:space="preserve">5</w:t>
-      </w:r>
-      <w:r>
-        <w:rPr>
-          <w:rStyle w:val="OperatorTok"/>
-        </w:rPr>
-        <w:t xml:space="preserve">;</w:t>
-      </w:r>
-      <w:r>
-        <w:br/>
-      </w:r>
-      <w:r>
-        <w:rPr>
-          <w:rStyle w:val="KeywordTok"/>
-        </w:rPr>
-        <w:t xml:space="preserve">const</w:t>
-      </w:r>
-      <w:r>
-        <w:rPr>
-          <w:rStyle w:val="NormalTok"/>
-        </w:rPr>
-        <w:t xml:space="preserve"> result </w:t>
-      </w:r>
-      <w:r>
-        <w:rPr>
-          <w:rStyle w:val="OperatorTok"/>
-        </w:rPr>
-        <w:t xml:space="preserve">=</w:t>
-      </w:r>
-      <w:r>
-        <w:rPr>
-          <w:rStyle w:val="NormalTok"/>
-        </w:rPr>
-        <w:t xml:space="preserve"> </w:t>
-      </w:r>
-      <w:r>
-        <w:rPr>
-          <w:rStyle w:val="FunctionTok"/>
-        </w:rPr>
-        <w:t xml:space="preserve">factorial</w:t>
-      </w:r>
-      <w:r>
-        <w:rPr>
-          <w:rStyle w:val="NormalTok"/>
-        </w:rPr>
-        <w:t xml:space="preserve">(number)</w:t>
-      </w:r>
-      <w:r>
-        <w:rPr>
-          <w:rStyle w:val="OperatorTok"/>
-        </w:rPr>
-        <w:t xml:space="preserve">;</w:t>
-      </w:r>
-      <w:r>
-        <w:br/>
-      </w:r>
-      <w:r>
-        <w:rPr>
-          <w:rStyle w:val="BuiltInTok"/>
-        </w:rPr>
-        <w:t xml:space="preserve">console</w:t>
-      </w:r>
-      <w:r>
-        <w:rPr>
-          <w:rStyle w:val="OperatorTok"/>
-        </w:rPr>
-        <w:t xml:space="preserve">.</w:t>
-      </w:r>
-      <w:r>
-        <w:rPr>
-          <w:rStyle w:val="FunctionTok"/>
-        </w:rPr>
-        <w:t xml:space="preserve">log</w:t>
-      </w:r>
-      <w:r>
-        <w:rPr>
-          <w:rStyle w:val="NormalTok"/>
-        </w:rPr>
-        <w:t xml:space="preserve">(result)</w:t>
-      </w:r>
-      <w:r>
-        <w:rPr>
-          <w:rStyle w:val="OperatorTok"/>
-        </w:rPr>
-        <w:t xml:space="preserve">;</w:t>
-      </w:r>
-    </w:p>
-    <w:p>
-      <w:pPr>
-        <w:pStyle w:val="FirstParagraph"/>
-      </w:pPr>
-      <w:r>
-        <w:rPr>
-          <w:b/>
-          <w:bCs/>
-        </w:rPr>
-        <w:t xml:space="preserve">Output:</w:t>
-      </w:r>
-    </w:p>
-    <w:p>
-      <w:pPr>
-        <w:pStyle w:val="SourceCode"/>
-      </w:pPr>
-      <w:r>
-        <w:rPr>
-          <w:rStyle w:val="VerbatimChar"/>
-        </w:rPr>
-        <w:t xml:space="preserve">120</w:t>
-      </w:r>
-    </w:p>
-    <w:p>
-      <w:r>
-        <w:pict>
-          <v:rect style="width:0;height:1.5pt" o:hralign="center" o:hrstd="t" o:hr="t"/>
-        </w:pict>
-      </w:r>
-    </w:p>
-    <w:bookmarkStart w:id="28" w:name="functiondef-factorial"/>
-    <w:p>
-      <w:pPr>
-        <w:pStyle w:val="Heading3"/>
-      </w:pPr>
-      <w:r>
-        <w:rPr>
-          <w:rStyle w:val="SectionNumber"/>
-        </w:rPr>
-        <w:t xml:space="preserve">3.5.1</w:t>
-      </w:r>
-      <w:r>
-        <w:tab/>
-      </w:r>
-      <w:r>
-        <w:t xml:space="preserve">FunctionDef factorial</w:t>
-      </w:r>
-    </w:p>
-    <w:bookmarkEnd w:id="28"/>
-    <w:bookmarkEnd w:id="29"/>
-    <w:bookmarkEnd w:id="30"/>
-    <w:bookmarkStart w:id="37" w:name="function-factorialn-1"/>
-    <w:p>
-      <w:pPr>
-        <w:pStyle w:val="Heading1"/>
-      </w:pPr>
-      <w:r>
-        <w:rPr>
-          <w:rStyle w:val="SectionNumber"/>
-        </w:rPr>
-        <w:t xml:space="preserve">4</w:t>
-      </w:r>
-      <w:r>
-        <w:tab/>
-      </w:r>
-      <w:r>
-        <w:t xml:space="preserve">Function: factorial(n)</w:t>
-      </w:r>
-    </w:p>
-    <w:bookmarkStart w:id="31" w:name="overview-3"/>
-    <w:p>
-      <w:pPr>
-        <w:pStyle w:val="Heading2"/>
-      </w:pPr>
-      <w:r>
-        <w:rPr>
-          <w:rStyle w:val="SectionNumber"/>
-        </w:rPr>
-        <w:t xml:space="preserve">4.1</w:t>
-      </w:r>
-      <w:r>
-        <w:tab/>
-      </w:r>
-      <w:r>
-        <w:t xml:space="preserve">Overview</w:t>
-      </w:r>
-    </w:p>
-    <w:p>
-      <w:pPr>
-        <w:pStyle w:val="FirstParagraph"/>
-      </w:pPr>
-      <w:r>
-        <w:t xml:space="preserve">The</w:t>
-      </w:r>
-      <w:r>
-        <w:t xml:space="preserve"> </w:t>
-      </w:r>
-      <w:r>
-        <w:rPr>
-          <w:rStyle w:val="VerbatimChar"/>
-        </w:rPr>
-        <w:t xml:space="preserve">factorial</w:t>
-      </w:r>
-      <w:r>
-        <w:t xml:space="preserve"> </w:t>
-      </w:r>
-      <w:r>
-        <w:t xml:space="preserve">function calculates the factorial of a given non-negative integer.</w:t>
-      </w:r>
-    </w:p>
-    <w:bookmarkEnd w:id="31"/>
-    <w:bookmarkStart w:id="32" w:name="parameters-3"/>
-    <w:p>
-      <w:pPr>
-        <w:pStyle w:val="Heading2"/>
-      </w:pPr>
-      <w:r>
-        <w:rPr>
-          <w:rStyle w:val="SectionNumber"/>
-        </w:rPr>
-        <w:t xml:space="preserve">4.2</w:t>
-      </w:r>
-      <w:r>
-        <w:tab/>
-      </w:r>
-      <w:r>
-        <w:t xml:space="preserve">parameters</w:t>
-      </w:r>
-    </w:p>
-    <w:p>
-      <w:pPr>
-        <w:pStyle w:val="Compact"/>
-        <w:numPr>
-          <w:ilvl w:val="0"/>
-          <w:numId w:val="1006"/>
-        </w:numPr>
-      </w:pPr>
-      <w:r>
-        <w:rPr>
-          <w:rStyle w:val="VerbatimChar"/>
-        </w:rPr>
-        <w:t xml:space="preserve">n</w:t>
-      </w:r>
-      <w:r>
-        <w:t xml:space="preserve">: The non-negative integer for which to calculate the factorial.</w:t>
-      </w:r>
-    </w:p>
-    <w:bookmarkEnd w:id="32"/>
-    <w:bookmarkStart w:id="33" w:name="description-3"/>
-    <w:p>
-      <w:pPr>
-        <w:pStyle w:val="Heading2"/>
-      </w:pPr>
-      <w:r>
-        <w:rPr>
-          <w:rStyle w:val="SectionNumber"/>
-        </w:rPr>
-        <w:t xml:space="preserve">4.3</w:t>
-      </w:r>
-      <w:r>
-        <w:tab/>
-      </w:r>
-      <w:r>
-        <w:t xml:space="preserve">Description</w:t>
-      </w:r>
-    </w:p>
-    <w:p>
-      <w:pPr>
-        <w:pStyle w:val="FirstParagraph"/>
-      </w:pPr>
-      <w:r>
-        <w:t xml:space="preserve">This function computes the factorial of a number</w:t>
-      </w:r>
-      <w:r>
-        <w:t xml:space="preserve"> </w:t>
-      </w:r>
-      <w:r>
-        <w:rPr>
-          <w:rStyle w:val="VerbatimChar"/>
-        </w:rPr>
-        <w:t xml:space="preserve">n</w:t>
-      </w:r>
-      <w:r>
-        <w:t xml:space="preserve">, which is the product of all positive integers up to</w:t>
-      </w:r>
-      <w:r>
-        <w:t xml:space="preserve"> </w:t>
-      </w:r>
-      <w:r>
-        <w:rPr>
-          <w:rStyle w:val="VerbatimChar"/>
-        </w:rPr>
-        <w:t xml:space="preserve">n</w:t>
-      </w:r>
-      <w:r>
-        <w:t xml:space="preserve">. The factorial of</w:t>
-      </w:r>
-      <w:r>
-        <w:t xml:space="preserve"> </w:t>
-      </w:r>
-      <w:r>
-        <w:rPr>
-          <w:rStyle w:val="VerbatimChar"/>
-        </w:rPr>
-        <w:t xml:space="preserve">n</w:t>
-      </w:r>
-      <w:r>
-        <w:t xml:space="preserve"> </w:t>
-      </w:r>
-      <w:r>
-        <w:t xml:space="preserve">is denoted as</w:t>
-      </w:r>
-      <w:r>
-        <w:t xml:space="preserve"> </w:t>
-      </w:r>
-      <w:r>
-        <w:rPr>
-          <w:rStyle w:val="VerbatimChar"/>
-        </w:rPr>
-        <w:t xml:space="preserve">n!</w:t>
-      </w:r>
-      <w:r>
-        <w:t xml:space="preserve">. By mathematical convention, the factorial of 0 is 1.</w:t>
-      </w:r>
-    </w:p>
-    <w:p>
-      <w:pPr>
-        <w:pStyle w:val="BodyText"/>
-      </w:pPr>
-      <w:r>
-        <w:t xml:space="preserve">The function is implemented using recursion. It has two main parts:</w:t>
-      </w:r>
-    </w:p>
-    <w:p>
-      <w:pPr>
-        <w:numPr>
-          <w:ilvl w:val="0"/>
-          <w:numId w:val="1007"/>
-        </w:numPr>
-      </w:pPr>
-      <w:r>
-        <w:rPr>
-          <w:b/>
-          <w:bCs/>
-        </w:rPr>
-        <w:t xml:space="preserve">Base Case</w:t>
-      </w:r>
-      <w:r>
-        <w:t xml:space="preserve">: The recursion terminates when the input</w:t>
-      </w:r>
-      <w:r>
-        <w:t xml:space="preserve"> </w:t>
-      </w:r>
-      <w:r>
-        <w:rPr>
-          <w:rStyle w:val="VerbatimChar"/>
-        </w:rPr>
-        <w:t xml:space="preserve">n</w:t>
-      </w:r>
-      <w:r>
-        <w:t xml:space="preserve"> </w:t>
-      </w:r>
-      <w:r>
-        <w:t xml:space="preserve">is</w:t>
-      </w:r>
-      <w:r>
-        <w:t xml:space="preserve"> </w:t>
-      </w:r>
-      <w:r>
-        <w:rPr>
-          <w:rStyle w:val="VerbatimChar"/>
-        </w:rPr>
-        <w:t xml:space="preserve">0</w:t>
-      </w:r>
-      <w:r>
-        <w:t xml:space="preserve"> </w:t>
-      </w:r>
-      <w:r>
-        <w:t xml:space="preserve">or</w:t>
-      </w:r>
-      <w:r>
-        <w:t xml:space="preserve"> </w:t>
-      </w:r>
-      <w:r>
-        <w:rPr>
-          <w:rStyle w:val="VerbatimChar"/>
-        </w:rPr>
-        <w:t xml:space="preserve">1</w:t>
-      </w:r>
-      <w:r>
-        <w:t xml:space="preserve">. In this case, the function returns</w:t>
-      </w:r>
-      <w:r>
-        <w:t xml:space="preserve"> </w:t>
-      </w:r>
-      <w:r>
-        <w:rPr>
-          <w:rStyle w:val="VerbatimChar"/>
-        </w:rPr>
-        <w:t xml:space="preserve">1</w:t>
-      </w:r>
-      <w:r>
-        <w:t xml:space="preserve">, as</w:t>
-      </w:r>
-      <w:r>
-        <w:t xml:space="preserve"> </w:t>
-      </w:r>
-      <w:r>
-        <w:rPr>
-          <w:rStyle w:val="VerbatimChar"/>
-        </w:rPr>
-        <w:t xml:space="preserve">0! = 1</w:t>
-      </w:r>
-      <w:r>
-        <w:t xml:space="preserve"> </w:t>
-      </w:r>
-      <w:r>
-        <w:t xml:space="preserve">and</w:t>
-      </w:r>
-      <w:r>
-        <w:t xml:space="preserve"> </w:t>
-      </w:r>
-      <w:r>
-        <w:rPr>
-          <w:rStyle w:val="VerbatimChar"/>
-        </w:rPr>
-        <w:t xml:space="preserve">1! = 1</w:t>
-      </w:r>
-      <w:r>
-        <w:t xml:space="preserve">. This prevents an infinite loop of recursive calls.</w:t>
-      </w:r>
-    </w:p>
-    <w:p>
-      <w:pPr>
-        <w:numPr>
-          <w:ilvl w:val="0"/>
-          <w:numId w:val="1007"/>
-        </w:numPr>
-      </w:pPr>
-      <w:r>
-        <w:rPr>
-          <w:b/>
-          <w:bCs/>
-        </w:rPr>
-        <w:t xml:space="preserve">Recursive Step</w:t>
-      </w:r>
-      <w:r>
-        <w:t xml:space="preserve">: If</w:t>
-      </w:r>
-      <w:r>
-        <w:t xml:space="preserve"> </w:t>
-      </w:r>
-      <w:r>
-        <w:rPr>
-          <w:rStyle w:val="VerbatimChar"/>
-        </w:rPr>
-        <w:t xml:space="preserve">n</w:t>
-      </w:r>
-      <w:r>
-        <w:t xml:space="preserve"> </w:t>
-      </w:r>
-      <w:r>
-        <w:t xml:space="preserve">is greater than 1, the function calls itself with the argument</w:t>
-      </w:r>
-      <w:r>
-        <w:t xml:space="preserve"> </w:t>
-      </w:r>
-      <w:r>
-        <w:rPr>
-          <w:rStyle w:val="VerbatimChar"/>
-        </w:rPr>
-        <w:t xml:space="preserve">n - 1</w:t>
-      </w:r>
-      <w:r>
-        <w:t xml:space="preserve"> </w:t>
-      </w:r>
-      <w:r>
-        <w:t xml:space="preserve">and multiplies the result by the current</w:t>
-      </w:r>
-      <w:r>
-        <w:t xml:space="preserve"> </w:t>
-      </w:r>
-      <w:r>
-        <w:rPr>
-          <w:rStyle w:val="VerbatimChar"/>
-        </w:rPr>
-        <w:t xml:space="preserve">n</w:t>
-      </w:r>
-      <w:r>
-        <w:t xml:space="preserve">. This process continues until the base case is reached.</w:t>
-      </w:r>
-    </w:p>
-    <w:p>
-      <w:pPr>
-        <w:pStyle w:val="FirstParagraph"/>
-      </w:pPr>
-      <w:r>
-        <w:t xml:space="preserve">For example, calculating</w:t>
-      </w:r>
-      <w:r>
-        <w:t xml:space="preserve"> </w:t>
-      </w:r>
-      <w:r>
-        <w:rPr>
-          <w:rStyle w:val="VerbatimChar"/>
-        </w:rPr>
-        <w:t xml:space="preserve">factorial(4)</w:t>
-      </w:r>
-      <w:r>
-        <w:t xml:space="preserve"> </w:t>
-      </w:r>
-      <w:r>
-        <w:t xml:space="preserve">would unfold as follows:</w:t>
-      </w:r>
-      <w:r>
-        <w:t xml:space="preserve"> </w:t>
-      </w:r>
-      <w:r>
-        <w:rPr>
-          <w:rStyle w:val="VerbatimChar"/>
-        </w:rPr>
-        <w:t xml:space="preserve">factorial(4) = 4 * factorial(3)</w:t>
-      </w:r>
-      <w:r>
-        <w:t xml:space="preserve"> </w:t>
-      </w:r>
-      <w:r>
-        <w:rPr>
-          <w:rStyle w:val="VerbatimChar"/>
-        </w:rPr>
-        <w:t xml:space="preserve">factorial(3) = 3 * factorial(2)</w:t>
-      </w:r>
-      <w:r>
-        <w:t xml:space="preserve"> </w:t>
-      </w:r>
-      <w:r>
-        <w:rPr>
-          <w:rStyle w:val="VerbatimChar"/>
-        </w:rPr>
-        <w:t xml:space="preserve">factorial(2) = 2 * factorial(1)</w:t>
-      </w:r>
-      <w:r>
-        <w:t xml:space="preserve"> </w:t>
-      </w:r>
-      <w:r>
-        <w:rPr>
-          <w:rStyle w:val="VerbatimChar"/>
-        </w:rPr>
-        <w:t xml:space="preserve">factorial(1) = 1</w:t>
-      </w:r>
-      <w:r>
-        <w:t xml:space="preserve"> </w:t>
-      </w:r>
-      <w:r>
-        <w:t xml:space="preserve">(base case)</w:t>
-      </w:r>
-    </w:p>
-    <w:p>
-      <w:pPr>
-        <w:pStyle w:val="BodyText"/>
-      </w:pPr>
-      <w:r>
-        <w:t xml:space="preserve">The results are then multiplied back up the call stack:</w:t>
-      </w:r>
-      <w:r>
-        <w:t xml:space="preserve"> </w:t>
-      </w:r>
-      <w:r>
-        <w:rPr>
-          <w:rStyle w:val="VerbatimChar"/>
-        </w:rPr>
-        <w:t xml:space="preserve">2 * 1 = 2</w:t>
-      </w:r>
-      <w:r>
-        <w:t xml:space="preserve">, then</w:t>
-      </w:r>
-      <w:r>
-        <w:t xml:space="preserve"> </w:t>
-      </w:r>
-      <w:r>
-        <w:rPr>
-          <w:rStyle w:val="VerbatimChar"/>
-        </w:rPr>
-        <w:t xml:space="preserve">3 * 2 = 6</w:t>
-      </w:r>
-      <w:r>
-        <w:t xml:space="preserve">, and finally</w:t>
-      </w:r>
-      <w:r>
-        <w:t xml:space="preserve"> </w:t>
-      </w:r>
-      <w:r>
-        <w:rPr>
-          <w:rStyle w:val="VerbatimChar"/>
-        </w:rPr>
-        <w:t xml:space="preserve">4 * 6 = 24</w:t>
-      </w:r>
-      <w:r>
-        <w:t xml:space="preserve">.</w:t>
-      </w:r>
-    </w:p>
-    <w:p>
-      <w:pPr>
-        <w:pStyle w:val="BodyText"/>
-      </w:pPr>
-      <w:r>
-        <w:t xml:space="preserve">A common implementation would look like this:</w:t>
-      </w:r>
-    </w:p>
-    <w:p>
-      <w:pPr>
-        <w:pStyle w:val="SourceCode"/>
-      </w:pPr>
-      <w:r>
-        <w:rPr>
-          <w:rStyle w:val="KeywordTok"/>
-        </w:rPr>
-        <w:t xml:space="preserve">function</w:t>
-      </w:r>
-      <w:r>
-        <w:rPr>
-          <w:rStyle w:val="NormalTok"/>
-        </w:rPr>
-        <w:t xml:space="preserve"> </w:t>
-      </w:r>
-      <w:r>
-        <w:rPr>
-          <w:rStyle w:val="FunctionTok"/>
-        </w:rPr>
-        <w:t xml:space="preserve">factorial</w:t>
-      </w:r>
-      <w:r>
-        <w:rPr>
-          <w:rStyle w:val="NormalTok"/>
-        </w:rPr>
-        <w:t xml:space="preserve">(n) {</w:t>
-      </w:r>
-      <w:r>
-        <w:br/>
-      </w:r>
-      <w:r>
-        <w:rPr>
-          <w:rStyle w:val="NormalTok"/>
-        </w:rPr>
-        <w:t xml:space="preserve">  </w:t>
-      </w:r>
-      <w:r>
-        <w:rPr>
-          <w:rStyle w:val="CommentTok"/>
-        </w:rPr>
-        <w:t xml:space="preserve">// Base case: if n is 0 or 1, factorial is 1.</w:t>
-      </w:r>
-      <w:r>
-        <w:br/>
-      </w:r>
-      <w:r>
-        <w:rPr>
-          <w:rStyle w:val="NormalTok"/>
-        </w:rPr>
-        <w:t xml:space="preserve">  </w:t>
-      </w:r>
-      <w:r>
-        <w:rPr>
-          <w:rStyle w:val="ControlFlowTok"/>
-        </w:rPr>
-        <w:t xml:space="preserve">if</w:t>
-      </w:r>
-      <w:r>
-        <w:rPr>
-          <w:rStyle w:val="NormalTok"/>
-        </w:rPr>
-        <w:t xml:space="preserve"> (n </w:t>
-      </w:r>
-      <w:r>
-        <w:rPr>
-          <w:rStyle w:val="OperatorTok"/>
-        </w:rPr>
-        <w:t xml:space="preserve">===</w:t>
-      </w:r>
-      <w:r>
-        <w:rPr>
-          <w:rStyle w:val="NormalTok"/>
-        </w:rPr>
-        <w:t xml:space="preserve"> </w:t>
-      </w:r>
-      <w:r>
-        <w:rPr>
-          <w:rStyle w:val="DecValTok"/>
-        </w:rPr>
-        <w:t xml:space="preserve">0</w:t>
-      </w:r>
-      <w:r>
-        <w:rPr>
-          <w:rStyle w:val="NormalTok"/>
-        </w:rPr>
-        <w:t xml:space="preserve"> </w:t>
-      </w:r>
-      <w:r>
-        <w:rPr>
-          <w:rStyle w:val="OperatorTok"/>
-        </w:rPr>
-        <w:t xml:space="preserve">||</w:t>
-      </w:r>
-      <w:r>
-        <w:rPr>
-          <w:rStyle w:val="NormalTok"/>
-        </w:rPr>
-        <w:t xml:space="preserve"> n </w:t>
-      </w:r>
-      <w:r>
-        <w:rPr>
-          <w:rStyle w:val="OperatorTok"/>
-        </w:rPr>
-        <w:t xml:space="preserve">===</w:t>
-      </w:r>
-      <w:r>
-        <w:rPr>
-          <w:rStyle w:val="NormalTok"/>
-        </w:rPr>
-        <w:t xml:space="preserve"> </w:t>
-      </w:r>
-      <w:r>
-        <w:rPr>
-          <w:rStyle w:val="DecValTok"/>
-        </w:rPr>
-        <w:t xml:space="preserve">1</w:t>
-      </w:r>
-      <w:r>
-        <w:rPr>
-          <w:rStyle w:val="NormalTok"/>
-        </w:rPr>
-        <w:t xml:space="preserve">) {</w:t>
-      </w:r>
-      <w:r>
-        <w:br/>
-      </w:r>
-      <w:r>
-        <w:rPr>
-          <w:rStyle w:val="NormalTok"/>
-        </w:rPr>
-        <w:t xml:space="preserve">    </w:t>
-      </w:r>
-      <w:r>
-        <w:rPr>
-          <w:rStyle w:val="ControlFlowTok"/>
-        </w:rPr>
-        <w:t xml:space="preserve">return</w:t>
-      </w:r>
-      <w:r>
-        <w:rPr>
-          <w:rStyle w:val="NormalTok"/>
-        </w:rPr>
-        <w:t xml:space="preserve"> </w:t>
-      </w:r>
-      <w:r>
-        <w:rPr>
-          <w:rStyle w:val="DecValTok"/>
-        </w:rPr>
-        <w:t xml:space="preserve">1</w:t>
-      </w:r>
-      <w:r>
-        <w:rPr>
-          <w:rStyle w:val="OperatorTok"/>
-        </w:rPr>
-        <w:t xml:space="preserve">;</w:t>
-      </w:r>
-      <w:r>
-        <w:br/>
-      </w:r>
-      <w:r>
-        <w:rPr>
-          <w:rStyle w:val="NormalTok"/>
-        </w:rPr>
-        <w:t xml:space="preserve">  }</w:t>
-      </w:r>
-      <w:r>
-        <w:br/>
-      </w:r>
-      <w:r>
-        <w:rPr>
-          <w:rStyle w:val="NormalTok"/>
-        </w:rPr>
-        <w:t xml:space="preserve">  </w:t>
-      </w:r>
-      <w:r>
-        <w:rPr>
-          <w:rStyle w:val="CommentTok"/>
-        </w:rPr>
-        <w:t xml:space="preserve">// Recursive step: n! = n * (n-1)!</w:t>
-      </w:r>
-      <w:r>
-        <w:br/>
-      </w:r>
-      <w:r>
-        <w:rPr>
-          <w:rStyle w:val="NormalTok"/>
-        </w:rPr>
-        <w:t xml:space="preserve">  </w:t>
-      </w:r>
-      <w:r>
-        <w:rPr>
-          <w:rStyle w:val="ControlFlowTok"/>
-        </w:rPr>
-        <w:t xml:space="preserve">return</w:t>
-      </w:r>
-      <w:r>
-        <w:rPr>
-          <w:rStyle w:val="NormalTok"/>
-        </w:rPr>
-        <w:t xml:space="preserve"> n </w:t>
-      </w:r>
-      <w:r>
-        <w:rPr>
-          <w:rStyle w:val="OperatorTok"/>
-        </w:rPr>
-        <w:t xml:space="preserve">*</w:t>
-      </w:r>
-      <w:r>
-        <w:rPr>
-          <w:rStyle w:val="NormalTok"/>
-        </w:rPr>
-        <w:t xml:space="preserve"> </w:t>
-      </w:r>
-      <w:r>
-        <w:rPr>
-          <w:rStyle w:val="FunctionTok"/>
-        </w:rPr>
-        <w:t xml:space="preserve">factorial</w:t>
-      </w:r>
-      <w:r>
-        <w:rPr>
-          <w:rStyle w:val="NormalTok"/>
-        </w:rPr>
-        <w:t xml:space="preserve">(n </w:t>
-      </w:r>
-      <w:r>
-        <w:rPr>
-          <w:rStyle w:val="OperatorTok"/>
-        </w:rPr>
-        <w:t xml:space="preserve">-</w:t>
-      </w:r>
-      <w:r>
-        <w:rPr>
-          <w:rStyle w:val="NormalTok"/>
-        </w:rPr>
-        <w:t xml:space="preserve"> </w:t>
-      </w:r>
-      <w:r>
-        <w:rPr>
-          <w:rStyle w:val="DecValTok"/>
-        </w:rPr>
-        <w:t xml:space="preserve">1</w:t>
-      </w:r>
-      <w:r>
-        <w:rPr>
-          <w:rStyle w:val="NormalTok"/>
-        </w:rPr>
-        <w:t xml:space="preserve">)</w:t>
-      </w:r>
-      <w:r>
-        <w:rPr>
-          <w:rStyle w:val="OperatorTok"/>
-        </w:rPr>
-        <w:t xml:space="preserve">;</w:t>
-      </w:r>
-      <w:r>
-        <w:br/>
-      </w:r>
-      <w:r>
-        <w:rPr>
-          <w:rStyle w:val="NormalTok"/>
-        </w:rPr>
-        <w:t xml:space="preserve">}</w:t>
-      </w:r>
-    </w:p>
-    <w:bookmarkEnd w:id="33"/>
-    <w:bookmarkStart w:id="34" w:name="usage-notes-3"/>
-    <w:p>
-      <w:pPr>
-        <w:pStyle w:val="Heading2"/>
-      </w:pPr>
-      <w:r>
-        <w:rPr>
-          <w:rStyle w:val="SectionNumber"/>
-        </w:rPr>
-        <w:t xml:space="preserve">4.4</w:t>
-      </w:r>
-      <w:r>
-        <w:tab/>
-      </w:r>
-      <w:r>
-        <w:t xml:space="preserve">Usage Notes</w:t>
-      </w:r>
-    </w:p>
-    <w:p>
-      <w:pPr>
-        <w:pStyle w:val="Compact"/>
-        <w:numPr>
-          <w:ilvl w:val="0"/>
-          <w:numId w:val="1008"/>
-        </w:numPr>
-      </w:pPr>
-      <w:r>
-        <w:t xml:space="preserve">This function is intended for non-negative integers. Providing a negative number will cause infinite recursion, leading to a</w:t>
-      </w:r>
-      <w:r>
-        <w:t xml:space="preserve"> </w:t>
-      </w:r>
-      <w:r>
-        <w:t xml:space="preserve">“Maximum call stack size exceeded”</w:t>
-      </w:r>
-      <w:r>
-        <w:t xml:space="preserve"> </w:t>
-      </w:r>
-      <w:r>
-        <w:t xml:space="preserve">error.</w:t>
-      </w:r>
-    </w:p>
-    <w:p>
-      <w:pPr>
-        <w:pStyle w:val="Compact"/>
-        <w:numPr>
-          <w:ilvl w:val="0"/>
-          <w:numId w:val="1008"/>
-        </w:numPr>
-      </w:pPr>
-      <w:r>
-        <w:t xml:space="preserve">Factorial values grow very rapidly. Using large numbers for</w:t>
-      </w:r>
-      <w:r>
-        <w:t xml:space="preserve"> </w:t>
-      </w:r>
-      <w:r>
-        <w:rPr>
-          <w:rStyle w:val="VerbatimChar"/>
-        </w:rPr>
-        <w:t xml:space="preserve">n</w:t>
-      </w:r>
-      <w:r>
-        <w:t xml:space="preserve"> </w:t>
-      </w:r>
-      <w:r>
-        <w:t xml:space="preserve">can result in values that exceed JavaScript’s</w:t>
-      </w:r>
-      <w:r>
-        <w:t xml:space="preserve"> </w:t>
-      </w:r>
-      <w:r>
-        <w:rPr>
-          <w:rStyle w:val="VerbatimChar"/>
-        </w:rPr>
-        <w:t xml:space="preserve">Number.MAX_SAFE_INTEGER</w:t>
-      </w:r>
-      <w:r>
-        <w:t xml:space="preserve">, which may lead to a loss of precision or return</w:t>
-      </w:r>
-      <w:r>
-        <w:t xml:space="preserve"> </w:t>
-      </w:r>
-      <w:r>
-        <w:rPr>
-          <w:rStyle w:val="VerbatimChar"/>
-        </w:rPr>
-        <w:t xml:space="preserve">Infinity</w:t>
-      </w:r>
-      <w:r>
-        <w:t xml:space="preserve">.</w:t>
-      </w:r>
-    </w:p>
-    <w:p>
-      <w:pPr>
-        <w:pStyle w:val="Compact"/>
-        <w:numPr>
-          <w:ilvl w:val="0"/>
-          <w:numId w:val="1008"/>
-        </w:numPr>
-      </w:pPr>
-      <w:r>
-        <w:t xml:space="preserve">The input</w:t>
-      </w:r>
-      <w:r>
-        <w:t xml:space="preserve"> </w:t>
-      </w:r>
-      <w:r>
-        <w:rPr>
-          <w:rStyle w:val="VerbatimChar"/>
-        </w:rPr>
-        <w:t xml:space="preserve">n</w:t>
-      </w:r>
-      <w:r>
-        <w:t xml:space="preserve"> </w:t>
-      </w:r>
-      <w:r>
-        <w:t xml:space="preserve">should be an integer. Passing a non-integer value may produce unexpected results.</w:t>
-      </w:r>
-    </w:p>
-    <w:bookmarkEnd w:id="34"/>
-    <w:bookmarkStart w:id="35" w:name="example-3"/>
-    <w:p>
-      <w:pPr>
-        <w:pStyle w:val="Heading2"/>
-      </w:pPr>
-      <w:r>
-        <w:rPr>
-          <w:rStyle w:val="SectionNumber"/>
-        </w:rPr>
-        <w:t xml:space="preserve">4.5</w:t>
-      </w:r>
-      <w:r>
-        <w:tab/>
-      </w:r>
-      <w:r>
-        <w:t xml:space="preserve">Example</w:t>
-      </w:r>
-    </w:p>
-    <w:p>
-      <w:pPr>
-        <w:pStyle w:val="SourceCode"/>
-      </w:pPr>
-      <w:r>
-        <w:rPr>
-          <w:rStyle w:val="CommentTok"/>
-        </w:rPr>
-        <w:t xml:space="preserve">// Example usage</w:t>
-      </w:r>
-      <w:r>
-        <w:br/>
-      </w:r>
-      <w:r>
-        <w:rPr>
-          <w:rStyle w:val="KeywordTok"/>
-        </w:rPr>
-        <w:t xml:space="preserve">const</w:t>
-      </w:r>
-      <w:r>
-        <w:rPr>
-          <w:rStyle w:val="NormalTok"/>
-        </w:rPr>
-        <w:t xml:space="preserve"> number </w:t>
-      </w:r>
-      <w:r>
-        <w:rPr>
-          <w:rStyle w:val="OperatorTok"/>
-        </w:rPr>
-        <w:t xml:space="preserve">=</w:t>
-      </w:r>
-      <w:r>
-        <w:rPr>
-          <w:rStyle w:val="NormalTok"/>
-        </w:rPr>
-        <w:t xml:space="preserve"> </w:t>
-      </w:r>
-      <w:r>
-        <w:rPr>
-          <w:rStyle w:val="DecValTok"/>
-        </w:rPr>
-        <w:t xml:space="preserve">5</w:t>
-      </w:r>
-      <w:r>
-        <w:rPr>
-          <w:rStyle w:val="OperatorTok"/>
-        </w:rPr>
-        <w:t xml:space="preserve">;</w:t>
-      </w:r>
-      <w:r>
-        <w:br/>
-      </w:r>
-      <w:r>
-        <w:rPr>
-          <w:rStyle w:val="KeywordTok"/>
-        </w:rPr>
-        <w:t xml:space="preserve">const</w:t>
-      </w:r>
-      <w:r>
-        <w:rPr>
-          <w:rStyle w:val="NormalTok"/>
-        </w:rPr>
-        <w:t xml:space="preserve"> result </w:t>
-      </w:r>
-      <w:r>
-        <w:rPr>
-          <w:rStyle w:val="OperatorTok"/>
-        </w:rPr>
-        <w:t xml:space="preserve">=</w:t>
-      </w:r>
-      <w:r>
-        <w:rPr>
-          <w:rStyle w:val="NormalTok"/>
-        </w:rPr>
-        <w:t xml:space="preserve"> </w:t>
-      </w:r>
-      <w:r>
-        <w:rPr>
-          <w:rStyle w:val="FunctionTok"/>
-        </w:rPr>
-        <w:t xml:space="preserve">factorial</w:t>
-      </w:r>
-      <w:r>
-        <w:rPr>
-          <w:rStyle w:val="NormalTok"/>
-        </w:rPr>
-        <w:t xml:space="preserve">(number)</w:t>
-      </w:r>
-      <w:r>
-        <w:rPr>
-          <w:rStyle w:val="OperatorTok"/>
-        </w:rPr>
-        <w:t xml:space="preserve">;</w:t>
-      </w:r>
-      <w:r>
-        <w:br/>
-      </w:r>
-      <w:r>
-        <w:rPr>
-          <w:rStyle w:val="BuiltInTok"/>
-        </w:rPr>
-        <w:t xml:space="preserve">console</w:t>
-      </w:r>
-      <w:r>
-        <w:rPr>
-          <w:rStyle w:val="OperatorTok"/>
-        </w:rPr>
-        <w:t xml:space="preserve">.</w:t>
-      </w:r>
-      <w:r>
-        <w:rPr>
-          <w:rStyle w:val="FunctionTok"/>
-        </w:rPr>
-        <w:t xml:space="preserve">log</w:t>
-      </w:r>
-      <w:r>
-        <w:rPr>
-          <w:rStyle w:val="NormalTok"/>
-        </w:rPr>
-        <w:t xml:space="preserve">(</w:t>
-      </w:r>
-      <w:r>
-        <w:rPr>
-          <w:rStyle w:val="VerbatimStringTok"/>
-        </w:rPr>
-        <w:t xml:space="preserve">`The factorial of </w:t>
-      </w:r>
-      <w:r>
-        <w:rPr>
-          <w:rStyle w:val="SpecialCharTok"/>
-        </w:rPr>
-        <w:t xml:space="preserve">${</w:t>
-      </w:r>
-      <w:r>
-        <w:rPr>
-          <w:rStyle w:val="NormalTok"/>
-        </w:rPr>
-        <w:t xml:space="preserve">number</w:t>
-      </w:r>
-      <w:r>
-        <w:rPr>
-          <w:rStyle w:val="SpecialCharTok"/>
-        </w:rPr>
-        <w:t xml:space="preserve">}</w:t>
-      </w:r>
-      <w:r>
-        <w:rPr>
-          <w:rStyle w:val="VerbatimStringTok"/>
-        </w:rPr>
-        <w:t xml:space="preserve"> is </w:t>
-      </w:r>
-      <w:r>
-        <w:rPr>
-          <w:rStyle w:val="SpecialCharTok"/>
-        </w:rPr>
-        <w:t xml:space="preserve">${</w:t>
-      </w:r>
-      <w:r>
-        <w:rPr>
-          <w:rStyle w:val="NormalTok"/>
-        </w:rPr>
-        <w:t xml:space="preserve">result</w:t>
-      </w:r>
-      <w:r>
-        <w:rPr>
-          <w:rStyle w:val="SpecialCharTok"/>
-        </w:rPr>
-        <w:t xml:space="preserve">}</w:t>
-      </w:r>
-      <w:r>
-        <w:rPr>
-          <w:rStyle w:val="VerbatimStringTok"/>
-        </w:rPr>
-        <w:t xml:space="preserve">`</w:t>
-      </w:r>
-      <w:r>
-        <w:rPr>
-          <w:rStyle w:val="NormalTok"/>
-        </w:rPr>
-        <w:t xml:space="preserve">)</w:t>
-      </w:r>
-      <w:r>
-        <w:rPr>
-          <w:rStyle w:val="OperatorTok"/>
-        </w:rPr>
-        <w:t xml:space="preserve">;</w:t>
-      </w:r>
-    </w:p>
-    <w:p>
-      <w:pPr>
-        <w:pStyle w:val="FirstParagraph"/>
-      </w:pPr>
-      <w:r>
-        <w:rPr>
-          <w:b/>
-          <w:bCs/>
-        </w:rPr>
-        <w:t xml:space="preserve">Output:</w:t>
-      </w:r>
-    </w:p>
-    <w:p>
-      <w:pPr>
-        <w:pStyle w:val="SourceCode"/>
-      </w:pPr>
-      <w:r>
-        <w:rPr>
-          <w:rStyle w:val="VerbatimChar"/>
-        </w:rPr>
-        <w:t xml:space="preserve">The factorial of 5 is 120</w:t>
-      </w:r>
-    </w:p>
-    <w:p>
-      <w:r>
-        <w:pict>
-          <v:rect style="width:0;height:1.5pt" o:hralign="center" o:hrstd="t" o:hr="t"/>
-        </w:pict>
-      </w:r>
-    </w:p>
-    <w:p>
-      <w:r>
-        <w:pict>
-          <v:rect style="width:0;height:1.5pt" o:hralign="center" o:hrstd="t" o:hr="t"/>
-        </w:pict>
-      </w:r>
-    </w:p>
-    <w:bookmarkEnd w:id="35"/>
-    <w:bookmarkStart w:id="36" w:name="functiondef-greetname"/>
-    <w:p>
-      <w:pPr>
-        <w:pStyle w:val="Heading2"/>
-      </w:pPr>
-      <w:r>
-        <w:rPr>
-          <w:rStyle w:val="SectionNumber"/>
-        </w:rPr>
-        <w:t xml:space="preserve">4.6</w:t>
-      </w:r>
-      <w:r>
-        <w:tab/>
-      </w:r>
-      <w:r>
-        <w:t xml:space="preserve">FunctionDef greet(name)</w:t>
-      </w:r>
-    </w:p>
-    <w:bookmarkEnd w:id="36"/>
-    <w:bookmarkEnd w:id="37"/>
-    <w:bookmarkStart w:id="44" w:name="function-greet"/>
-    <w:p>
-      <w:pPr>
-        <w:pStyle w:val="Heading1"/>
-      </w:pPr>
-      <w:r>
-        <w:rPr>
-          <w:rStyle w:val="SectionNumber"/>
-        </w:rPr>
-        <w:t xml:space="preserve">5</w:t>
-      </w:r>
-      <w:r>
-        <w:tab/>
-      </w:r>
-      <w:r>
-        <w:t xml:space="preserve">Function: greet</w:t>
-      </w:r>
-    </w:p>
-    <w:bookmarkStart w:id="38" w:name="overview-4"/>
-    <w:p>
-      <w:pPr>
-        <w:pStyle w:val="Heading2"/>
-      </w:pPr>
-      <w:r>
-        <w:rPr>
-          <w:rStyle w:val="SectionNumber"/>
-        </w:rPr>
-        <w:t xml:space="preserve">5.1</w:t>
-      </w:r>
-      <w:r>
-        <w:tab/>
-      </w:r>
-      <w:r>
-        <w:t xml:space="preserve">Overview</w:t>
-      </w:r>
-    </w:p>
-    <w:p>
-      <w:pPr>
-        <w:pStyle w:val="FirstParagraph"/>
-      </w:pPr>
-      <w:r>
-        <w:t xml:space="preserve">The</w:t>
-      </w:r>
-      <w:r>
-        <w:t xml:space="preserve"> </w:t>
-      </w:r>
-      <w:r>
-        <w:rPr>
-          <w:rStyle w:val="VerbatimChar"/>
-        </w:rPr>
-        <w:t xml:space="preserve">greet</w:t>
-      </w:r>
-      <w:r>
-        <w:t xml:space="preserve"> </w:t>
-      </w:r>
-      <w:r>
-        <w:t xml:space="preserve">function logs a personalized greeting message to the console.</w:t>
-      </w:r>
-    </w:p>
-    <w:bookmarkEnd w:id="38"/>
-    <w:bookmarkStart w:id="39" w:name="parameters-4"/>
-    <w:p>
-      <w:pPr>
-        <w:pStyle w:val="Heading2"/>
-      </w:pPr>
-      <w:r>
-        <w:rPr>
-          <w:rStyle w:val="SectionNumber"/>
-        </w:rPr>
-        <w:t xml:space="preserve">5.2</w:t>
-      </w:r>
-      <w:r>
-        <w:tab/>
-      </w:r>
-      <w:r>
-        <w:t xml:space="preserve">parameters</w:t>
-      </w:r>
-    </w:p>
-    <w:p>
-      <w:pPr>
-        <w:pStyle w:val="Compact"/>
-        <w:numPr>
-          <w:ilvl w:val="0"/>
-          <w:numId w:val="1009"/>
-        </w:numPr>
-      </w:pPr>
-      <w:r>
-        <w:rPr>
-          <w:rStyle w:val="VerbatimChar"/>
-        </w:rPr>
-        <w:t xml:space="preserve">name</w:t>
-      </w:r>
-      <w:r>
-        <w:t xml:space="preserve"> </w:t>
-      </w:r>
-      <w:r>
-        <w:t xml:space="preserve">(string): The name of the person or entity to be greeted. This value will be embedded in the output message.</w:t>
-      </w:r>
-    </w:p>
-    <w:bookmarkEnd w:id="39"/>
-    <w:bookmarkStart w:id="40" w:name="description-4"/>
-    <w:p>
-      <w:pPr>
-        <w:pStyle w:val="Heading2"/>
-      </w:pPr>
-      <w:r>
-        <w:rPr>
-          <w:rStyle w:val="SectionNumber"/>
-        </w:rPr>
-        <w:t xml:space="preserve">5.3</w:t>
-      </w:r>
-      <w:r>
-        <w:tab/>
-      </w:r>
-      <w:r>
-        <w:t xml:space="preserve">Description</w:t>
-      </w:r>
-    </w:p>
-    <w:p>
-      <w:pPr>
-        <w:pStyle w:val="FirstParagraph"/>
-      </w:pPr>
-      <w:r>
-        <w:t xml:space="preserve">This function provides a simple way to display a standard greeting. It accepts a single argument,</w:t>
-      </w:r>
-      <w:r>
-        <w:t xml:space="preserve"> </w:t>
-      </w:r>
-      <w:r>
-        <w:rPr>
-          <w:rStyle w:val="VerbatimChar"/>
-        </w:rPr>
-        <w:t xml:space="preserve">name</w:t>
-      </w:r>
-      <w:r>
-        <w:t xml:space="preserve">. The core logic uses the</w:t>
-      </w:r>
-      <w:r>
-        <w:t xml:space="preserve"> </w:t>
-      </w:r>
-      <w:r>
-        <w:rPr>
-          <w:rStyle w:val="VerbatimChar"/>
-        </w:rPr>
-        <w:t xml:space="preserve">console.log()</w:t>
-      </w:r>
-      <w:r>
-        <w:t xml:space="preserve"> </w:t>
-      </w:r>
-      <w:r>
-        <w:t xml:space="preserve">method to print a message to the standard output, which is typically the web browser’s developer console or the terminal in a Node.js environment.</w:t>
-      </w:r>
-    </w:p>
-    <w:p>
-      <w:pPr>
-        <w:pStyle w:val="BodyText"/>
-      </w:pPr>
-      <w:r>
-        <w:t xml:space="preserve">The message is constructed using a JavaScript template literal:</w:t>
-      </w:r>
-      <w:r>
-        <w:t xml:space="preserve"> </w:t>
-      </w:r>
-      <w:r>
-        <w:rPr>
-          <w:rStyle w:val="VerbatimChar"/>
-        </w:rPr>
-        <w:t xml:space="preserve">`Hello, ${name}!`</w:t>
-      </w:r>
-      <w:r>
-        <w:t xml:space="preserve">. This allows the value of the</w:t>
-      </w:r>
-      <w:r>
-        <w:t xml:space="preserve"> </w:t>
-      </w:r>
-      <w:r>
-        <w:rPr>
-          <w:rStyle w:val="VerbatimChar"/>
-        </w:rPr>
-        <w:t xml:space="preserve">name</w:t>
-      </w:r>
-      <w:r>
-        <w:t xml:space="preserve"> </w:t>
-      </w:r>
-      <w:r>
-        <w:t xml:space="preserve">parameter to be directly interpolated into the string, creating a personalized message like</w:t>
-      </w:r>
-      <w:r>
-        <w:t xml:space="preserve"> </w:t>
-      </w:r>
-      <w:r>
-        <w:t xml:space="preserve">“Hello, Alice!”</w:t>
-      </w:r>
-      <w:r>
-        <w:t xml:space="preserve">. The function does not return any value; its sole purpose is to produce this console output.</w:t>
-      </w:r>
-    </w:p>
-    <w:bookmarkEnd w:id="40"/>
-    <w:bookmarkStart w:id="41" w:name="usage-notes-4"/>
-    <w:p>
-      <w:pPr>
-        <w:pStyle w:val="Heading2"/>
-      </w:pPr>
-      <w:r>
-        <w:rPr>
-          <w:rStyle w:val="SectionNumber"/>
-        </w:rPr>
-        <w:t xml:space="preserve">5.4</w:t>
-      </w:r>
-      <w:r>
-        <w:tab/>
-      </w:r>
-      <w:r>
-        <w:t xml:space="preserve">Usage Notes</w:t>
-      </w:r>
-    </w:p>
-    <w:p>
-      <w:pPr>
-        <w:pStyle w:val="Compact"/>
-        <w:numPr>
-          <w:ilvl w:val="0"/>
-          <w:numId w:val="1010"/>
-        </w:numPr>
-      </w:pPr>
-      <w:r>
-        <w:t xml:space="preserve">This function does not return a value (it implicitly returns</w:t>
-      </w:r>
-      <w:r>
-        <w:t xml:space="preserve"> </w:t>
-      </w:r>
-      <w:r>
-        <w:rPr>
-          <w:rStyle w:val="VerbatimChar"/>
-        </w:rPr>
-        <w:t xml:space="preserve">undefined</w:t>
-      </w:r>
-      <w:r>
-        <w:t xml:space="preserve">). Its primary effect is logging output to the console.</w:t>
-      </w:r>
-    </w:p>
-    <w:p>
-      <w:pPr>
-        <w:pStyle w:val="Compact"/>
-        <w:numPr>
-          <w:ilvl w:val="0"/>
-          <w:numId w:val="1010"/>
-        </w:numPr>
-      </w:pPr>
-      <w:r>
-        <w:t xml:space="preserve">While the</w:t>
-      </w:r>
-      <w:r>
-        <w:t xml:space="preserve"> </w:t>
-      </w:r>
-      <w:r>
-        <w:rPr>
-          <w:rStyle w:val="VerbatimChar"/>
-        </w:rPr>
-        <w:t xml:space="preserve">name</w:t>
-      </w:r>
-      <w:r>
-        <w:t xml:space="preserve"> </w:t>
-      </w:r>
-      <w:r>
-        <w:t xml:space="preserve">parameter is intended to be a string, JavaScript’s type coercion will attempt to convert any passed-in value to its string representation. For example, passing the number</w:t>
-      </w:r>
-      <w:r>
-        <w:t xml:space="preserve"> </w:t>
-      </w:r>
-      <w:r>
-        <w:rPr>
-          <w:rStyle w:val="VerbatimChar"/>
-        </w:rPr>
-        <w:t xml:space="preserve">123</w:t>
-      </w:r>
-      <w:r>
-        <w:t xml:space="preserve"> </w:t>
-      </w:r>
-      <w:r>
-        <w:t xml:space="preserve">will result in the output</w:t>
-      </w:r>
-      <w:r>
-        <w:t xml:space="preserve"> </w:t>
-      </w:r>
-      <w:r>
-        <w:t xml:space="preserve">“Hello, 123!”</w:t>
-      </w:r>
-      <w:r>
-        <w:t xml:space="preserve">.</w:t>
-      </w:r>
-    </w:p>
-    <w:bookmarkEnd w:id="41"/>
-    <w:bookmarkStart w:id="43" w:name="example-4"/>
-    <w:p>
-      <w:pPr>
-        <w:pStyle w:val="Heading2"/>
-      </w:pPr>
-      <w:r>
-        <w:rPr>
-          <w:rStyle w:val="SectionNumber"/>
-        </w:rPr>
-        <w:t xml:space="preserve">5.5</w:t>
-      </w:r>
-      <w:r>
-        <w:tab/>
-      </w:r>
-      <w:r>
-        <w:t xml:space="preserve">Example</w:t>
-      </w:r>
-    </w:p>
-    <w:p>
-      <w:pPr>
-        <w:pStyle w:val="SourceCode"/>
-      </w:pPr>
-      <w:r>
-        <w:rPr>
-          <w:rStyle w:val="CommentTok"/>
-        </w:rPr>
-        <w:t xml:space="preserve">// Example usage</w:t>
-      </w:r>
-      <w:r>
-        <w:br/>
-      </w:r>
-      <w:r>
-        <w:rPr>
-          <w:rStyle w:val="FunctionTok"/>
-        </w:rPr>
-        <w:t xml:space="preserve">greet</w:t>
-      </w:r>
-      <w:r>
-        <w:rPr>
-          <w:rStyle w:val="NormalTok"/>
-        </w:rPr>
-        <w:t xml:space="preserve">(</w:t>
-      </w:r>
-      <w:r>
-        <w:rPr>
-          <w:rStyle w:val="StringTok"/>
-        </w:rPr>
-        <w:t xml:space="preserve">"Alice"</w:t>
-      </w:r>
-      <w:r>
-        <w:rPr>
-          <w:rStyle w:val="NormalTok"/>
-        </w:rPr>
-        <w:t xml:space="preserve">)</w:t>
-      </w:r>
-      <w:r>
-        <w:rPr>
-          <w:rStyle w:val="OperatorTok"/>
-        </w:rPr>
-        <w:t xml:space="preserve">;</w:t>
-      </w:r>
-      <w:r>
-        <w:br/>
-      </w:r>
-      <w:r>
-        <w:rPr>
-          <w:rStyle w:val="FunctionTok"/>
-        </w:rPr>
-        <w:t xml:space="preserve">greet</w:t>
-      </w:r>
-      <w:r>
-        <w:rPr>
-          <w:rStyle w:val="NormalTok"/>
-        </w:rPr>
-        <w:t xml:space="preserve">(</w:t>
-      </w:r>
-      <w:r>
-        <w:rPr>
-          <w:rStyle w:val="StringTok"/>
-        </w:rPr>
-        <w:t xml:space="preserve">"World"</w:t>
-      </w:r>
-      <w:r>
-        <w:rPr>
-          <w:rStyle w:val="NormalTok"/>
-        </w:rPr>
-        <w:t xml:space="preserve">)</w:t>
-      </w:r>
-      <w:r>
-        <w:rPr>
-          <w:rStyle w:val="OperatorTok"/>
-        </w:rPr>
-        <w:t xml:space="preserve">;</w:t>
-      </w:r>
-    </w:p>
-    <w:p>
-      <w:pPr>
-        <w:pStyle w:val="FirstParagraph"/>
-      </w:pPr>
-      <w:r>
-        <w:rPr>
-          <w:b/>
-          <w:bCs/>
-        </w:rPr>
-        <w:t xml:space="preserve">Output:</w:t>
-      </w:r>
-    </w:p>
-    <w:p>
-      <w:pPr>
-        <w:pStyle w:val="BodyText"/>
-      </w:pPr>
-      <w:r>
-        <w:t xml:space="preserve">The following lines will be printed to the console:</w:t>
-      </w:r>
-    </w:p>
-    <w:p>
-      <w:pPr>
-        <w:pStyle w:val="SourceCode"/>
-      </w:pPr>
       <w:r>
         <w:rPr>
           <w:rStyle w:val="VerbatimChar"/>
         </w:rPr>
         <w:t xml:space="preserve">Hello, Alice!</w:t>
       </w:r>
-      <w:r>
-        <w:br/>
-      </w:r>
-      <w:r>
-        <w:rPr>
-          <w:rStyle w:val="VerbatimChar"/>
-        </w:rPr>
-        <w:t xml:space="preserve">Hello, World!</w:t>
-      </w:r>
     </w:p>
     <w:p>
       <w:r>
@@ -3882,614 +1985,8 @@
         </w:pict>
       </w:r>
     </w:p>
-    <w:bookmarkStart w:id="42" w:name="functiondef-greet"/>
-    <w:p>
-      <w:pPr>
-        <w:pStyle w:val="Heading3"/>
-      </w:pPr>
-      <w:r>
-        <w:rPr>
-          <w:rStyle w:val="SectionNumber"/>
-        </w:rPr>
-        <w:t xml:space="preserve">5.5.1</w:t>
-      </w:r>
-      <w:r>
-        <w:tab/>
-      </w:r>
-      <w:r>
-        <w:t xml:space="preserve">FunctionDef greet</w:t>
-      </w:r>
-    </w:p>
-    <w:bookmarkEnd w:id="42"/>
-    <w:bookmarkEnd w:id="43"/>
-    <w:bookmarkEnd w:id="44"/>
-    <w:bookmarkStart w:id="50" w:name="function-greet-1"/>
-    <w:p>
-      <w:pPr>
-        <w:pStyle w:val="Heading1"/>
-      </w:pPr>
-      <w:r>
-        <w:rPr>
-          <w:rStyle w:val="SectionNumber"/>
-        </w:rPr>
-        <w:t xml:space="preserve">6</w:t>
-      </w:r>
-      <w:r>
-        <w:tab/>
-      </w:r>
-      <w:r>
-        <w:t xml:space="preserve">Function: greet</w:t>
-      </w:r>
-    </w:p>
-    <w:bookmarkStart w:id="45" w:name="overview-5"/>
-    <w:p>
-      <w:pPr>
-        <w:pStyle w:val="Heading2"/>
-      </w:pPr>
-      <w:r>
-        <w:rPr>
-          <w:rStyle w:val="SectionNumber"/>
-        </w:rPr>
-        <w:t xml:space="preserve">6.1</w:t>
-      </w:r>
-      <w:r>
-        <w:tab/>
-      </w:r>
-      <w:r>
-        <w:t xml:space="preserve">Overview</w:t>
-      </w:r>
-    </w:p>
-    <w:p>
-      <w:pPr>
-        <w:pStyle w:val="FirstParagraph"/>
-      </w:pPr>
-      <w:r>
-        <w:t xml:space="preserve">The</w:t>
-      </w:r>
-      <w:r>
-        <w:t xml:space="preserve"> </w:t>
-      </w:r>
-      <w:r>
-        <w:rPr>
-          <w:rStyle w:val="VerbatimChar"/>
-        </w:rPr>
-        <w:t xml:space="preserve">greet</w:t>
-      </w:r>
-      <w:r>
-        <w:t xml:space="preserve"> </w:t>
-      </w:r>
-      <w:r>
-        <w:t xml:space="preserve">function is a placeholder intended to perform a greeting action using the provided name.</w:t>
-      </w:r>
-    </w:p>
-    <w:bookmarkEnd w:id="45"/>
-    <w:bookmarkStart w:id="46" w:name="parameters-5"/>
-    <w:p>
-      <w:pPr>
-        <w:pStyle w:val="Heading2"/>
-      </w:pPr>
-      <w:r>
-        <w:rPr>
-          <w:rStyle w:val="SectionNumber"/>
-        </w:rPr>
-        <w:t xml:space="preserve">6.2</w:t>
-      </w:r>
-      <w:r>
-        <w:tab/>
-      </w:r>
-      <w:r>
-        <w:t xml:space="preserve">parameters</w:t>
-      </w:r>
-    </w:p>
-    <w:p>
-      <w:pPr>
-        <w:pStyle w:val="Compact"/>
-        <w:numPr>
-          <w:ilvl w:val="0"/>
-          <w:numId w:val="1011"/>
-        </w:numPr>
-      </w:pPr>
-      <w:r>
-        <w:rPr>
-          <w:rStyle w:val="VerbatimChar"/>
-        </w:rPr>
-        <w:t xml:space="preserve">name</w:t>
-      </w:r>
-      <w:r>
-        <w:t xml:space="preserve"> </w:t>
-      </w:r>
-      <w:r>
-        <w:t xml:space="preserve">(any): The name of the person or entity to be greeted.</w:t>
-      </w:r>
-    </w:p>
-    <w:bookmarkEnd w:id="46"/>
-    <w:bookmarkStart w:id="47" w:name="description-5"/>
-    <w:p>
-      <w:pPr>
-        <w:pStyle w:val="Heading2"/>
-      </w:pPr>
-      <w:r>
-        <w:rPr>
-          <w:rStyle w:val="SectionNumber"/>
-        </w:rPr>
-        <w:t xml:space="preserve">6.3</w:t>
-      </w:r>
-      <w:r>
-        <w:tab/>
-      </w:r>
-      <w:r>
-        <w:t xml:space="preserve">Description</w:t>
-      </w:r>
-    </w:p>
-    <w:p>
-      <w:pPr>
-        <w:pStyle w:val="FirstParagraph"/>
-      </w:pPr>
-      <w:r>
-        <w:t xml:space="preserve">The</w:t>
-      </w:r>
-      <w:r>
-        <w:t xml:space="preserve"> </w:t>
-      </w:r>
-      <w:r>
-        <w:rPr>
-          <w:rStyle w:val="VerbatimChar"/>
-        </w:rPr>
-        <w:t xml:space="preserve">greet</w:t>
-      </w:r>
-      <w:r>
-        <w:t xml:space="preserve"> </w:t>
-      </w:r>
-      <w:r>
-        <w:t xml:space="preserve">function is defined to accept a single parameter,</w:t>
-      </w:r>
-      <w:r>
-        <w:t xml:space="preserve"> </w:t>
-      </w:r>
-      <w:r>
-        <w:rPr>
-          <w:rStyle w:val="VerbatimChar"/>
-        </w:rPr>
-        <w:t xml:space="preserve">name</w:t>
-      </w:r>
-      <w:r>
-        <w:t xml:space="preserve">. The intended purpose is to use this</w:t>
-      </w:r>
-      <w:r>
-        <w:t xml:space="preserve"> </w:t>
-      </w:r>
-      <w:r>
-        <w:rPr>
-          <w:rStyle w:val="VerbatimChar"/>
-        </w:rPr>
-        <w:t xml:space="preserve">name</w:t>
-      </w:r>
-      <w:r>
-        <w:t xml:space="preserve"> </w:t>
-      </w:r>
-      <w:r>
-        <w:t xml:space="preserve">to construct and display or return a greeting message.</w:t>
-      </w:r>
-    </w:p>
-    <w:p>
-      <w:pPr>
-        <w:pStyle w:val="BodyText"/>
-      </w:pPr>
-      <w:r>
-        <w:t xml:space="preserve">However, in its current state, the function body is empty. Consequently, when</w:t>
-      </w:r>
-      <w:r>
-        <w:t xml:space="preserve"> </w:t>
-      </w:r>
-      <w:r>
-        <w:rPr>
-          <w:rStyle w:val="VerbatimChar"/>
-        </w:rPr>
-        <w:t xml:space="preserve">greet</w:t>
-      </w:r>
-      <w:r>
-        <w:t xml:space="preserve"> </w:t>
-      </w:r>
-      <w:r>
-        <w:t xml:space="preserve">is called, it executes no operations and does not explicitly return a value. In JavaScript, a function that does not have a</w:t>
-      </w:r>
-      <w:r>
-        <w:t xml:space="preserve"> </w:t>
-      </w:r>
-      <w:r>
-        <w:rPr>
-          <w:rStyle w:val="VerbatimChar"/>
-        </w:rPr>
-        <w:t xml:space="preserve">return</w:t>
-      </w:r>
-      <w:r>
-        <w:t xml:space="preserve"> </w:t>
-      </w:r>
-      <w:r>
-        <w:t xml:space="preserve">statement implicitly returns</w:t>
-      </w:r>
-      <w:r>
-        <w:t xml:space="preserve"> </w:t>
-      </w:r>
-      <w:r>
-        <w:rPr>
-          <w:rStyle w:val="VerbatimChar"/>
-        </w:rPr>
-        <w:t xml:space="preserve">undefined</w:t>
-      </w:r>
-      <w:r>
-        <w:t xml:space="preserve">.</w:t>
-      </w:r>
-    </w:p>
-    <w:p>
-      <w:pPr>
-        <w:pStyle w:val="SourceCode"/>
-      </w:pPr>
-      <w:r>
-        <w:rPr>
-          <w:rStyle w:val="KeywordTok"/>
-        </w:rPr>
-        <w:t xml:space="preserve">function</w:t>
-      </w:r>
-      <w:r>
-        <w:rPr>
-          <w:rStyle w:val="NormalTok"/>
-        </w:rPr>
-        <w:t xml:space="preserve"> </w:t>
-      </w:r>
-      <w:r>
-        <w:rPr>
-          <w:rStyle w:val="FunctionTok"/>
-        </w:rPr>
-        <w:t xml:space="preserve">greet</w:t>
-      </w:r>
-      <w:r>
-        <w:rPr>
-          <w:rStyle w:val="NormalTok"/>
-        </w:rPr>
-        <w:t xml:space="preserve">(name) {</w:t>
-      </w:r>
-      <w:r>
-        <w:br/>
-      </w:r>
-      <w:r>
-        <w:rPr>
-          <w:rStyle w:val="NormalTok"/>
-        </w:rPr>
-        <w:t xml:space="preserve">  </w:t>
-      </w:r>
-      <w:r>
-        <w:rPr>
-          <w:rStyle w:val="CommentTok"/>
-        </w:rPr>
-        <w:t xml:space="preserve">// The function body is empty.</w:t>
-      </w:r>
-      <w:r>
-        <w:br/>
-      </w:r>
-      <w:r>
-        <w:rPr>
-          <w:rStyle w:val="NormalTok"/>
-        </w:rPr>
-        <w:t xml:space="preserve">  </w:t>
-      </w:r>
-      <w:r>
-        <w:rPr>
-          <w:rStyle w:val="CommentTok"/>
-        </w:rPr>
-        <w:t xml:space="preserve">// No action is performed with the 'name' parameter.</w:t>
-      </w:r>
-      <w:r>
-        <w:br/>
-      </w:r>
-      <w:r>
-        <w:rPr>
-          <w:rStyle w:val="NormalTok"/>
-        </w:rPr>
-        <w:t xml:space="preserve">  </w:t>
-      </w:r>
-      <w:r>
-        <w:rPr>
-          <w:rStyle w:val="CommentTok"/>
-        </w:rPr>
-        <w:t xml:space="preserve">// The function will implicitly return 'undefined'.</w:t>
-      </w:r>
-      <w:r>
-        <w:br/>
-      </w:r>
-      <w:r>
-        <w:rPr>
-          <w:rStyle w:val="NormalTok"/>
-        </w:rPr>
-        <w:t xml:space="preserve">}</w:t>
-      </w:r>
-    </w:p>
-    <w:bookmarkEnd w:id="47"/>
-    <w:bookmarkStart w:id="48" w:name="usage-notes-5"/>
-    <w:p>
-      <w:pPr>
-        <w:pStyle w:val="Heading2"/>
-      </w:pPr>
-      <w:r>
-        <w:rPr>
-          <w:rStyle w:val="SectionNumber"/>
-        </w:rPr>
-        <w:t xml:space="preserve">6.4</w:t>
-      </w:r>
-      <w:r>
-        <w:tab/>
-      </w:r>
-      <w:r>
-        <w:t xml:space="preserve">Usage Notes</w:t>
-      </w:r>
-    </w:p>
-    <w:p>
-      <w:pPr>
-        <w:pStyle w:val="Compact"/>
-        <w:numPr>
-          <w:ilvl w:val="0"/>
-          <w:numId w:val="1012"/>
-        </w:numPr>
-      </w:pPr>
-      <w:r>
-        <w:t xml:space="preserve">This function currently serves as a stub or placeholder and lacks any implementation.</w:t>
-      </w:r>
-    </w:p>
-    <w:p>
-      <w:pPr>
-        <w:pStyle w:val="Compact"/>
-        <w:numPr>
-          <w:ilvl w:val="0"/>
-          <w:numId w:val="1012"/>
-        </w:numPr>
-      </w:pPr>
-      <w:r>
-        <w:t xml:space="preserve">To make this function useful, you must add logic to its body. For example, you could use</w:t>
-      </w:r>
-      <w:r>
-        <w:t xml:space="preserve"> </w:t>
-      </w:r>
-      <w:r>
-        <w:rPr>
-          <w:rStyle w:val="VerbatimChar"/>
-        </w:rPr>
-        <w:t xml:space="preserve">console.log</w:t>
-      </w:r>
-      <w:r>
-        <w:t xml:space="preserve"> </w:t>
-      </w:r>
-      <w:r>
-        <w:t xml:space="preserve">to print a greeting to the console or use a</w:t>
-      </w:r>
-      <w:r>
-        <w:t xml:space="preserve"> </w:t>
-      </w:r>
-      <w:r>
-        <w:rPr>
-          <w:rStyle w:val="VerbatimChar"/>
-        </w:rPr>
-        <w:t xml:space="preserve">return</w:t>
-      </w:r>
-      <w:r>
-        <w:t xml:space="preserve"> </w:t>
-      </w:r>
-      <w:r>
-        <w:t xml:space="preserve">statement to send back a greeting string.</w:t>
-      </w:r>
-    </w:p>
-    <w:bookmarkEnd w:id="48"/>
-    <w:bookmarkStart w:id="49" w:name="example-5"/>
-    <w:p>
-      <w:pPr>
-        <w:pStyle w:val="Heading2"/>
-      </w:pPr>
-      <w:r>
-        <w:rPr>
-          <w:rStyle w:val="SectionNumber"/>
-        </w:rPr>
-        <w:t xml:space="preserve">6.5</w:t>
-      </w:r>
-      <w:r>
-        <w:tab/>
-      </w:r>
-      <w:r>
-        <w:t xml:space="preserve">Example</w:t>
-      </w:r>
-    </w:p>
-    <w:p>
-      <w:pPr>
-        <w:pStyle w:val="SourceCode"/>
-      </w:pPr>
-      <w:r>
-        <w:rPr>
-          <w:rStyle w:val="CommentTok"/>
-        </w:rPr>
-        <w:t xml:space="preserve">// Example usage</w:t>
-      </w:r>
-      <w:r>
-        <w:br/>
-      </w:r>
-      <w:r>
-        <w:rPr>
-          <w:rStyle w:val="CommentTok"/>
-        </w:rPr>
-        <w:t xml:space="preserve">// Calling the function will execute but produce no visible output.</w:t>
-      </w:r>
-      <w:r>
-        <w:br/>
-      </w:r>
-      <w:r>
-        <w:rPr>
-          <w:rStyle w:val="FunctionTok"/>
-        </w:rPr>
-        <w:t xml:space="preserve">greet</w:t>
-      </w:r>
-      <w:r>
-        <w:rPr>
-          <w:rStyle w:val="NormalTok"/>
-        </w:rPr>
-        <w:t xml:space="preserve">(</w:t>
-      </w:r>
-      <w:r>
-        <w:rPr>
-          <w:rStyle w:val="StringTok"/>
-        </w:rPr>
-        <w:t xml:space="preserve">"World"</w:t>
-      </w:r>
-      <w:r>
-        <w:rPr>
-          <w:rStyle w:val="NormalTok"/>
-        </w:rPr>
-        <w:t xml:space="preserve">)</w:t>
-      </w:r>
-      <w:r>
-        <w:rPr>
-          <w:rStyle w:val="OperatorTok"/>
-        </w:rPr>
-        <w:t xml:space="preserve">;</w:t>
-      </w:r>
-      <w:r>
-        <w:br/>
-      </w:r>
-      <w:r>
-        <w:br/>
-      </w:r>
-      <w:r>
-        <w:rPr>
-          <w:rStyle w:val="CommentTok"/>
-        </w:rPr>
-        <w:t xml:space="preserve">// To see the return value, you can log it to the console.</w:t>
-      </w:r>
-      <w:r>
-        <w:br/>
-      </w:r>
-      <w:r>
-        <w:rPr>
-          <w:rStyle w:val="KeywordTok"/>
-        </w:rPr>
-        <w:t xml:space="preserve">const</w:t>
-      </w:r>
-      <w:r>
-        <w:rPr>
-          <w:rStyle w:val="NormalTok"/>
-        </w:rPr>
-        <w:t xml:space="preserve"> returnValue </w:t>
-      </w:r>
-      <w:r>
-        <w:rPr>
-          <w:rStyle w:val="OperatorTok"/>
-        </w:rPr>
-        <w:t xml:space="preserve">=</w:t>
-      </w:r>
-      <w:r>
-        <w:rPr>
-          <w:rStyle w:val="NormalTok"/>
-        </w:rPr>
-        <w:t xml:space="preserve"> </w:t>
-      </w:r>
-      <w:r>
-        <w:rPr>
-          <w:rStyle w:val="FunctionTok"/>
-        </w:rPr>
-        <w:t xml:space="preserve">greet</w:t>
-      </w:r>
-      <w:r>
-        <w:rPr>
-          <w:rStyle w:val="NormalTok"/>
-        </w:rPr>
-        <w:t xml:space="preserve">(</w:t>
-      </w:r>
-      <w:r>
-        <w:rPr>
-          <w:rStyle w:val="StringTok"/>
-        </w:rPr>
-        <w:t xml:space="preserve">"Alice"</w:t>
-      </w:r>
-      <w:r>
-        <w:rPr>
-          <w:rStyle w:val="NormalTok"/>
-        </w:rPr>
-        <w:t xml:space="preserve">)</w:t>
-      </w:r>
-      <w:r>
-        <w:rPr>
-          <w:rStyle w:val="OperatorTok"/>
-        </w:rPr>
-        <w:t xml:space="preserve">;</w:t>
-      </w:r>
-      <w:r>
-        <w:br/>
-      </w:r>
-      <w:r>
-        <w:rPr>
-          <w:rStyle w:val="BuiltInTok"/>
-        </w:rPr>
-        <w:t xml:space="preserve">console</w:t>
-      </w:r>
-      <w:r>
-        <w:rPr>
-          <w:rStyle w:val="OperatorTok"/>
-        </w:rPr>
-        <w:t xml:space="preserve">.</w:t>
-      </w:r>
-      <w:r>
-        <w:rPr>
-          <w:rStyle w:val="FunctionTok"/>
-        </w:rPr>
-        <w:t xml:space="preserve">log</w:t>
-      </w:r>
-      <w:r>
-        <w:rPr>
-          <w:rStyle w:val="NormalTok"/>
-        </w:rPr>
-        <w:t xml:space="preserve">(returnValue)</w:t>
-      </w:r>
-      <w:r>
-        <w:rPr>
-          <w:rStyle w:val="OperatorTok"/>
-        </w:rPr>
-        <w:t xml:space="preserve">;</w:t>
-      </w:r>
-    </w:p>
-    <w:p>
-      <w:pPr>
-        <w:pStyle w:val="FirstParagraph"/>
-      </w:pPr>
-      <w:r>
-        <w:rPr>
-          <w:b/>
-          <w:bCs/>
-        </w:rPr>
-        <w:t xml:space="preserve">Output:</w:t>
-      </w:r>
-    </w:p>
-    <w:p>
-      <w:pPr>
-        <w:pStyle w:val="SourceCode"/>
-      </w:pPr>
-      <w:r>
-        <w:rPr>
-          <w:rStyle w:val="VerbatimChar"/>
-        </w:rPr>
-        <w:t xml:space="preserve">undefined</w:t>
-      </w:r>
-    </w:p>
-    <w:p>
-      <w:r>
-        <w:pict>
-          <v:rect style="width:0;height:1.5pt" o:hralign="center" o:hrstd="t" o:hr="t"/>
-        </w:pict>
-      </w:r>
-    </w:p>
-    <w:p>
-      <w:r>
-        <w:pict>
-          <v:rect style="width:0;height:1.5pt" o:hralign="center" o:hrstd="t" o:hr="t"/>
-        </w:pict>
-      </w:r>
-    </w:p>
-    <w:bookmarkEnd w:id="49"/>
-    <w:bookmarkEnd w:id="50"/>
+    <w:bookmarkEnd w:id="28"/>
+    <w:bookmarkEnd w:id="29"/>
     <w:sectPr>
       <w:pgSz w:h="15840" w:w="12240"/>
       <w:pgMar w:bottom="1440" w:footer="720" w:gutter="0" w:header="720" w:left="1800" w:right="1800" w:top="1440"/>
@@ -4997,9 +2494,6 @@
     <w:abstractNumId w:val="991"/>
   </w:num>
   <w:num w:numId="1003">
-    <w:abstractNumId w:val="991"/>
-  </w:num>
-  <w:num w:numId="1004">
     <w:abstractNumId w:val="99411"/>
     <w:lvlOverride w:ilvl="0">
       <w:startOverride w:val="1"/>
@@ -5029,55 +2523,13 @@
       <w:startOverride w:val="1"/>
     </w:lvlOverride>
   </w:num>
+  <w:num w:numId="1004">
+    <w:abstractNumId w:val="991"/>
+  </w:num>
   <w:num w:numId="1005">
     <w:abstractNumId w:val="991"/>
   </w:num>
   <w:num w:numId="1006">
-    <w:abstractNumId w:val="991"/>
-  </w:num>
-  <w:num w:numId="1007">
-    <w:abstractNumId w:val="99411"/>
-    <w:lvlOverride w:ilvl="0">
-      <w:startOverride w:val="1"/>
-    </w:lvlOverride>
-    <w:lvlOverride w:ilvl="1">
-      <w:startOverride w:val="1"/>
-    </w:lvlOverride>
-    <w:lvlOverride w:ilvl="2">
-      <w:startOverride w:val="1"/>
-    </w:lvlOverride>
-    <w:lvlOverride w:ilvl="3">
-      <w:startOverride w:val="1"/>
-    </w:lvlOverride>
-    <w:lvlOverride w:ilvl="4">
-      <w:startOverride w:val="1"/>
-    </w:lvlOverride>
-    <w:lvlOverride w:ilvl="5">
-      <w:startOverride w:val="1"/>
-    </w:lvlOverride>
-    <w:lvlOverride w:ilvl="6">
-      <w:startOverride w:val="1"/>
-    </w:lvlOverride>
-    <w:lvlOverride w:ilvl="7">
-      <w:startOverride w:val="1"/>
-    </w:lvlOverride>
-    <w:lvlOverride w:ilvl="8">
-      <w:startOverride w:val="1"/>
-    </w:lvlOverride>
-  </w:num>
-  <w:num w:numId="1008">
-    <w:abstractNumId w:val="991"/>
-  </w:num>
-  <w:num w:numId="1009">
-    <w:abstractNumId w:val="991"/>
-  </w:num>
-  <w:num w:numId="1010">
-    <w:abstractNumId w:val="991"/>
-  </w:num>
-  <w:num w:numId="1011">
-    <w:abstractNumId w:val="991"/>
-  </w:num>
-  <w:num w:numId="1012">
     <w:abstractNumId w:val="991"/>
   </w:num>
 </w:numbering>

--- a/script.docx
+++ b/script.docx
@@ -103,7 +103,7 @@
         <w:t xml:space="preserve"> </w:t>
       </w:r>
       <w:r>
-        <w:t xml:space="preserve">function computes the sum of two given numbers.</w:t>
+        <w:t xml:space="preserve">function computes the sum of two numbers.</w:t>
       </w:r>
     </w:p>
     <w:bookmarkEnd w:id="10"/>
@@ -290,7 +290,7 @@
         <w:t xml:space="preserve"> </w:t>
       </w:r>
       <w:r>
-        <w:t xml:space="preserve">function provides a basic arithmetic operation. It takes two parameters,</w:t>
+        <w:t xml:space="preserve">function provides a simple mechanism for performing addition. It takes two parameters,</w:t>
       </w:r>
       <w:r>
         <w:t xml:space="preserve"> </w:t>
@@ -317,7 +317,7 @@
         <w:t xml:space="preserve">b</w:t>
       </w:r>
       <w:r>
-        <w:t xml:space="preserve">, which are expected to be numbers. The function uses the standard addition operator (</w:t>
+        <w:t xml:space="preserve">, which are expected to be numbers. The core logic of the function uses the standard addition operator (</w:t>
       </w:r>
       <w:r>
         <w:rPr>
@@ -326,110 +326,18 @@
         <w:t xml:space="preserve">+</w:t>
       </w:r>
       <w:r>
-        <w:t xml:space="preserve">) to calculate the sum of these two values. The result of this operation is then returned by the function.</w:t>
+        <w:t xml:space="preserve">) to calculate the sum of these two parameters. The result of this operation is then returned as the function’s output.</w:t>
       </w:r>
     </w:p>
     <w:p>
       <w:pPr>
-        <w:pStyle w:val="BodyText"/>
-      </w:pPr>
-      <w:r>
-        <w:t xml:space="preserve">For example, if</w:t>
-      </w:r>
-      <w:r>
-        <w:t xml:space="preserve"> </w:t>
-      </w:r>
-      <w:r>
-        <w:rPr>
-          <w:rStyle w:val="VerbatimChar"/>
-        </w:rPr>
-        <w:t xml:space="preserve">a</w:t>
-      </w:r>
-      <w:r>
-        <w:t xml:space="preserve"> </w:t>
-      </w:r>
-      <w:r>
-        <w:t xml:space="preserve">is</w:t>
-      </w:r>
-      <w:r>
-        <w:t xml:space="preserve"> </w:t>
-      </w:r>
-      <w:r>
-        <w:rPr>
-          <w:rStyle w:val="VerbatimChar"/>
-        </w:rPr>
-        <w:t xml:space="preserve">10</w:t>
-      </w:r>
-      <w:r>
-        <w:t xml:space="preserve"> </w:t>
-      </w:r>
-      <w:r>
-        <w:t xml:space="preserve">and</w:t>
-      </w:r>
-      <w:r>
-        <w:t xml:space="preserve"> </w:t>
-      </w:r>
-      <w:r>
-        <w:rPr>
-          <w:rStyle w:val="VerbatimChar"/>
-        </w:rPr>
-        <w:t xml:space="preserve">b</w:t>
-      </w:r>
-      <w:r>
-        <w:t xml:space="preserve"> </w:t>
-      </w:r>
-      <w:r>
-        <w:t xml:space="preserve">is</w:t>
-      </w:r>
-      <w:r>
-        <w:t xml:space="preserve"> </w:t>
-      </w:r>
-      <w:r>
-        <w:rPr>
-          <w:rStyle w:val="VerbatimChar"/>
-        </w:rPr>
-        <w:t xml:space="preserve">5</w:t>
-      </w:r>
-      <w:r>
-        <w:t xml:space="preserve">, the function will compute</w:t>
-      </w:r>
-      <w:r>
-        <w:t xml:space="preserve"> </w:t>
-      </w:r>
-      <w:r>
-        <w:rPr>
-          <w:rStyle w:val="VerbatimChar"/>
-        </w:rPr>
-        <w:t xml:space="preserve">10 + 5</w:t>
-      </w:r>
-      <w:r>
-        <w:t xml:space="preserve"> </w:t>
-      </w:r>
-      <w:r>
-        <w:t xml:space="preserve">and return the value</w:t>
-      </w:r>
-      <w:r>
-        <w:t xml:space="preserve"> </w:t>
-      </w:r>
-      <w:r>
-        <w:rPr>
-          <w:rStyle w:val="VerbatimChar"/>
-        </w:rPr>
-        <w:t xml:space="preserve">15</w:t>
-      </w:r>
-      <w:r>
-        <w:t xml:space="preserve">.</w:t>
-      </w:r>
-    </w:p>
-    <w:p>
-      <w:pPr>
         <w:pStyle w:val="SourceCode"/>
       </w:pPr>
       <w:r>
         <w:rPr>
           <w:rStyle w:val="CommentTok"/>
         </w:rPr>
-        <w:t xml:space="preserve">// The function returns the result of a + b</w:t>
+        <w:t xml:space="preserve">// The function returns the sum of its two arguments.</w:t>
       </w:r>
       <w:r>
         <w:br/>
@@ -493,7 +401,7 @@
         </w:numPr>
       </w:pPr>
       <w:r>
-        <w:t xml:space="preserve">This function is designed for numerical addition. If string values are passed as arguments, the</w:t>
+        <w:t xml:space="preserve">This function is intended for numeric addition. If non-numeric types (like strings) are passed, JavaScript’s</w:t>
       </w:r>
       <w:r>
         <w:t xml:space="preserve"> </w:t>
@@ -508,34 +416,7 @@
         <w:t xml:space="preserve"> </w:t>
       </w:r>
       <w:r>
-        <w:t xml:space="preserve">operator will perform string concatenation instead of addition. For example,</w:t>
-      </w:r>
-      <w:r>
-        <w:t xml:space="preserve"> </w:t>
-      </w:r>
-      <w:r>
-        <w:rPr>
-          <w:rStyle w:val="VerbatimChar"/>
-        </w:rPr>
-        <w:t xml:space="preserve">add("Hello, ", "World!")</w:t>
-      </w:r>
-      <w:r>
-        <w:t xml:space="preserve"> </w:t>
-      </w:r>
-      <w:r>
-        <w:t xml:space="preserve">would return</w:t>
-      </w:r>
-      <w:r>
-        <w:t xml:space="preserve"> </w:t>
-      </w:r>
-      <w:r>
-        <w:rPr>
-          <w:rStyle w:val="VerbatimChar"/>
-        </w:rPr>
-        <w:t xml:space="preserve">"Hello, World!"</w:t>
-      </w:r>
-      <w:r>
-        <w:t xml:space="preserve">.</w:t>
+        <w:t xml:space="preserve">operator will perform concatenation instead of mathematical addition, which may lead to unexpected behavior.</w:t>
       </w:r>
     </w:p>
     <w:p>
@@ -547,22 +428,7 @@
         </w:numPr>
       </w:pPr>
       <w:r>
-        <w:t xml:space="preserve">To ensure correct arithmetic, always pass arguments of the</w:t>
-      </w:r>
-      <w:r>
-        <w:t xml:space="preserve"> </w:t>
-      </w:r>
-      <w:r>
-        <w:rPr>
-          <w:rStyle w:val="VerbatimChar"/>
-        </w:rPr>
-        <w:t xml:space="preserve">Number</w:t>
-      </w:r>
-      <w:r>
-        <w:t xml:space="preserve"> </w:t>
-      </w:r>
-      <w:r>
-        <w:t xml:space="preserve">type. Passing mixed types (e.g., a number and a string) will result in type coercion and string concatenation.</w:t>
+        <w:t xml:space="preserve">The function correctly handles both integer and floating-point numbers.</w:t>
       </w:r>
     </w:p>
     <w:p>
@@ -577,18 +443,34 @@
         <w:t xml:space="preserve">Output Example</w:t>
       </w:r>
       <w:r>
-        <w:t xml:space="preserve">: A typical return value for numerical inputs.</w:t>
-      </w:r>
-    </w:p>
-    <w:p>
-      <w:pPr>
-        <w:pStyle w:val="SourceCode"/>
-      </w:pPr>
+        <w:t xml:space="preserve">: A successful call to</w:t>
+      </w:r>
+      <w:r>
+        <w:t xml:space="preserve"> </w:t>
+      </w:r>
       <w:r>
         <w:rPr>
           <w:rStyle w:val="VerbatimChar"/>
         </w:rPr>
+        <w:t xml:space="preserve">add(10, 5)</w:t>
+      </w:r>
+      <w:r>
+        <w:t xml:space="preserve"> </w:t>
+      </w:r>
+      <w:r>
+        <w:t xml:space="preserve">will return the number</w:t>
+      </w:r>
+      <w:r>
+        <w:t xml:space="preserve"> </w:t>
+      </w:r>
+      <w:r>
+        <w:rPr>
+          <w:rStyle w:val="VerbatimChar"/>
+        </w:rPr>
         <w:t xml:space="preserve">15</w:t>
+      </w:r>
+      <w:r>
+        <w:t xml:space="preserve">.</w:t>
       </w:r>
     </w:p>
     <w:bookmarkEnd w:id="13"/>
@@ -618,7 +500,7 @@
         <w:rPr>
           <w:rStyle w:val="CommentTok"/>
         </w:rPr>
-        <w:t xml:space="preserve">// Example usage with two numbers</w:t>
+        <w:t xml:space="preserve">// Example usage</w:t>
       </w:r>
       <w:r>
         <w:br/>
@@ -627,12 +509,90 @@
         <w:rPr>
           <w:rStyle w:val="KeywordTok"/>
         </w:rPr>
-        <w:t xml:space="preserve">let</w:t>
+        <w:t xml:space="preserve">const</w:t>
       </w:r>
       <w:r>
         <w:rPr>
           <w:rStyle w:val="NormalTok"/>
         </w:rPr>
+        <w:t xml:space="preserve"> num1 </w:t>
+      </w:r>
+      <w:r>
+        <w:rPr>
+          <w:rStyle w:val="OperatorTok"/>
+        </w:rPr>
+        <w:t xml:space="preserve">=</w:t>
+      </w:r>
+      <w:r>
+        <w:rPr>
+          <w:rStyle w:val="NormalTok"/>
+        </w:rPr>
+        <w:t xml:space="preserve"> </w:t>
+      </w:r>
+      <w:r>
+        <w:rPr>
+          <w:rStyle w:val="DecValTok"/>
+        </w:rPr>
+        <w:t xml:space="preserve">15</w:t>
+      </w:r>
+      <w:r>
+        <w:rPr>
+          <w:rStyle w:val="OperatorTok"/>
+        </w:rPr>
+        <w:t xml:space="preserve">;</w:t>
+      </w:r>
+      <w:r>
+        <w:br/>
+      </w:r>
+      <w:r>
+        <w:rPr>
+          <w:rStyle w:val="KeywordTok"/>
+        </w:rPr>
+        <w:t xml:space="preserve">const</w:t>
+      </w:r>
+      <w:r>
+        <w:rPr>
+          <w:rStyle w:val="NormalTok"/>
+        </w:rPr>
+        <w:t xml:space="preserve"> num2 </w:t>
+      </w:r>
+      <w:r>
+        <w:rPr>
+          <w:rStyle w:val="OperatorTok"/>
+        </w:rPr>
+        <w:t xml:space="preserve">=</w:t>
+      </w:r>
+      <w:r>
+        <w:rPr>
+          <w:rStyle w:val="NormalTok"/>
+        </w:rPr>
+        <w:t xml:space="preserve"> </w:t>
+      </w:r>
+      <w:r>
+        <w:rPr>
+          <w:rStyle w:val="DecValTok"/>
+        </w:rPr>
+        <w:t xml:space="preserve">7</w:t>
+      </w:r>
+      <w:r>
+        <w:rPr>
+          <w:rStyle w:val="OperatorTok"/>
+        </w:rPr>
+        <w:t xml:space="preserve">;</w:t>
+      </w:r>
+      <w:r>
+        <w:br/>
+      </w:r>
+      <w:r>
+        <w:rPr>
+          <w:rStyle w:val="KeywordTok"/>
+        </w:rPr>
+        <w:t xml:space="preserve">const</w:t>
+      </w:r>
+      <w:r>
+        <w:rPr>
+          <w:rStyle w:val="NormalTok"/>
+        </w:rPr>
         <w:t xml:space="preserve"> result </w:t>
       </w:r>
       <w:r>
@@ -657,13 +617,7 @@
         <w:rPr>
           <w:rStyle w:val="NormalTok"/>
         </w:rPr>
-        <w:t xml:space="preserve">(</w:t>
-      </w:r>
-      <w:r>
-        <w:rPr>
-          <w:rStyle w:val="DecValTok"/>
-        </w:rPr>
-        <w:t xml:space="preserve">7</w:t>
+        <w:t xml:space="preserve">(num1</w:t>
       </w:r>
       <w:r>
         <w:rPr>
@@ -675,25 +629,16 @@
         <w:rPr>
           <w:rStyle w:val="NormalTok"/>
         </w:rPr>
-        <w:t xml:space="preserve"> </w:t>
-      </w:r>
-      <w:r>
-        <w:rPr>
-          <w:rStyle w:val="DecValTok"/>
-        </w:rPr>
-        <w:t xml:space="preserve">8</w:t>
-      </w:r>
-      <w:r>
-        <w:rPr>
-          <w:rStyle w:val="NormalTok"/>
-        </w:rPr>
-        <w:t xml:space="preserve">)</w:t>
+        <w:t xml:space="preserve"> num2)</w:t>
       </w:r>
       <w:r>
         <w:rPr>
           <w:rStyle w:val="OperatorTok"/>
         </w:rPr>
         <w:t xml:space="preserve">;</w:t>
+      </w:r>
+      <w:r>
+        <w:br/>
       </w:r>
       <w:r>
         <w:br/>
@@ -749,7 +694,7 @@
         <w:rPr>
           <w:rStyle w:val="VerbatimChar"/>
         </w:rPr>
-        <w:t xml:space="preserve">15</w:t>
+        <w:t xml:space="preserve">22</w:t>
       </w:r>
     </w:p>
     <w:p>
@@ -903,7 +848,7 @@
         <w:pStyle w:val="FirstParagraph"/>
       </w:pPr>
       <w:r>
-        <w:t xml:space="preserve">This function computes the factorial of a number</w:t>
+        <w:t xml:space="preserve">This function implements the mathematical concept of a factorial, denoted as</w:t>
       </w:r>
       <w:r>
         <w:t xml:space="preserve"> </w:t>
@@ -912,49 +857,22 @@
         <w:rPr>
           <w:rStyle w:val="VerbatimChar"/>
         </w:rPr>
+        <w:t xml:space="preserve">n!</w:t>
+      </w:r>
+      <w:r>
+        <w:t xml:space="preserve">, which is the product of all positive integers up to</w:t>
+      </w:r>
+      <w:r>
+        <w:t xml:space="preserve"> </w:t>
+      </w:r>
+      <w:r>
+        <w:rPr>
+          <w:rStyle w:val="VerbatimChar"/>
+        </w:rPr>
         <w:t xml:space="preserve">n</w:t>
       </w:r>
       <w:r>
-        <w:t xml:space="preserve"> </w:t>
-      </w:r>
-      <w:r>
-        <w:t xml:space="preserve">using a recursive approach. The factorial of a non-negative integer</w:t>
-      </w:r>
-      <w:r>
-        <w:t xml:space="preserve"> </w:t>
-      </w:r>
-      <w:r>
-        <w:rPr>
-          <w:rStyle w:val="VerbatimChar"/>
-        </w:rPr>
-        <w:t xml:space="preserve">n</w:t>
-      </w:r>
-      <w:r>
-        <w:t xml:space="preserve">, denoted by</w:t>
-      </w:r>
-      <w:r>
-        <w:t xml:space="preserve"> </w:t>
-      </w:r>
-      <w:r>
-        <w:rPr>
-          <w:rStyle w:val="VerbatimChar"/>
-        </w:rPr>
-        <w:t xml:space="preserve">n!</w:t>
-      </w:r>
-      <w:r>
-        <w:t xml:space="preserve">, is the product of all positive integers less than or equal to</w:t>
-      </w:r>
-      <w:r>
-        <w:t xml:space="preserve"> </w:t>
-      </w:r>
-      <w:r>
-        <w:rPr>
-          <w:rStyle w:val="VerbatimChar"/>
-        </w:rPr>
-        <w:t xml:space="preserve">n</w:t>
-      </w:r>
-      <w:r>
-        <w:t xml:space="preserve">.</w:t>
+        <w:t xml:space="preserve">. The implementation uses recursion to achieve this.</w:t>
       </w:r>
     </w:p>
     <w:p>
@@ -962,7 +880,7 @@
         <w:pStyle w:val="BodyText"/>
       </w:pPr>
       <w:r>
-        <w:t xml:space="preserve">The function’s logic is based on a ternary operator which serves as a compact</w:t>
+        <w:t xml:space="preserve">The core logic is contained within a single conditional (ternary) expression:</w:t>
       </w:r>
       <w:r>
         <w:t xml:space="preserve"> </w:t>
@@ -971,13 +889,10 @@
         <w:rPr>
           <w:rStyle w:val="VerbatimChar"/>
         </w:rPr>
-        <w:t xml:space="preserve">if-else</w:t>
-      </w:r>
-      <w:r>
-        <w:t xml:space="preserve"> </w:t>
-      </w:r>
-      <w:r>
-        <w:t xml:space="preserve">statement:</w:t>
+        <w:t xml:space="preserve">n &lt;= 1 ? 1 : n * factorial(n - 1)</w:t>
+      </w:r>
+      <w:r>
+        <w:t xml:space="preserve">.</w:t>
       </w:r>
     </w:p>
     <w:p>
@@ -995,7 +910,7 @@
         <w:t xml:space="preserve">Base Case</w:t>
       </w:r>
       <w:r>
-        <w:t xml:space="preserve">: It first checks if the input</w:t>
+        <w:t xml:space="preserve">: The recursion terminates when the input</w:t>
       </w:r>
       <w:r>
         <w:t xml:space="preserve"> </w:t>
@@ -1010,7 +925,25 @@
         <w:t xml:space="preserve"> </w:t>
       </w:r>
       <w:r>
-        <w:t xml:space="preserve">is less than or equal to 1. If it is, the function returns</w:t>
+        <w:t xml:space="preserve">is less than or equal to 1. By definition, the factorial of 1 (</w:t>
+      </w:r>
+      <w:r>
+        <w:rPr>
+          <w:rStyle w:val="VerbatimChar"/>
+        </w:rPr>
+        <w:t xml:space="preserve">1!</w:t>
+      </w:r>
+      <w:r>
+        <w:t xml:space="preserve">) is 1, and the factorial of 0 (</w:t>
+      </w:r>
+      <w:r>
+        <w:rPr>
+          <w:rStyle w:val="VerbatimChar"/>
+        </w:rPr>
+        <w:t xml:space="preserve">0!</w:t>
+      </w:r>
+      <w:r>
+        <w:t xml:space="preserve">) is also 1. The function returns</w:t>
       </w:r>
       <w:r>
         <w:t xml:space="preserve"> </w:t>
@@ -1022,25 +955,10 @@
         <w:t xml:space="preserve">1</w:t>
       </w:r>
       <w:r>
-        <w:t xml:space="preserve">. This is the termination condition for the recursion, as the factorial of 1 (</w:t>
-      </w:r>
-      <w:r>
-        <w:rPr>
-          <w:rStyle w:val="VerbatimChar"/>
-        </w:rPr>
-        <w:t xml:space="preserve">1!</w:t>
-      </w:r>
-      <w:r>
-        <w:t xml:space="preserve">) and 0 (</w:t>
-      </w:r>
-      <w:r>
-        <w:rPr>
-          <w:rStyle w:val="VerbatimChar"/>
-        </w:rPr>
-        <w:t xml:space="preserve">0!</w:t>
-      </w:r>
-      <w:r>
-        <w:t xml:space="preserve">) is defined as 1.</w:t>
+        <w:t xml:space="preserve"> </w:t>
+      </w:r>
+      <w:r>
+        <w:t xml:space="preserve">in these cases, which provides the essential stopping condition for the recursive calls.</w:t>
       </w:r>
     </w:p>
     <w:p>
@@ -1073,7 +991,7 @@
         <w:t xml:space="preserve"> </w:t>
       </w:r>
       <w:r>
-        <w:t xml:space="preserve">is greater than 1, the function returns the product of</w:t>
+        <w:t xml:space="preserve">is greater than 1, the function multiplies</w:t>
       </w:r>
       <w:r>
         <w:t xml:space="preserve"> </w:t>
@@ -1088,7 +1006,7 @@
         <w:t xml:space="preserve"> </w:t>
       </w:r>
       <w:r>
-        <w:t xml:space="preserve">and the result of calling itself with the argument</w:t>
+        <w:t xml:space="preserve">by the result of calling itself with the argument</w:t>
       </w:r>
       <w:r>
         <w:t xml:space="preserve"> </w:t>
@@ -1100,7 +1018,7 @@
         <w:t xml:space="preserve">n - 1</w:t>
       </w:r>
       <w:r>
-        <w:t xml:space="preserve">.</w:t>
+        <w:t xml:space="preserve">. This creates a chain of calls, each with a decremented number, until the base case is reached.</w:t>
       </w:r>
     </w:p>
     <w:p>
@@ -1108,7 +1026,7 @@
         <w:pStyle w:val="FirstParagraph"/>
       </w:pPr>
       <w:r>
-        <w:t xml:space="preserve">For example,</w:t>
+        <w:t xml:space="preserve">For instance, calculating</w:t>
       </w:r>
       <w:r>
         <w:t xml:space="preserve"> </w:t>
@@ -1123,7 +1041,149 @@
         <w:t xml:space="preserve"> </w:t>
       </w:r>
       <w:r>
-        <w:t xml:space="preserve">would be calculated as follows:</w:t>
+        <w:t xml:space="preserve">unfolds as follows:</w:t>
+      </w:r>
+    </w:p>
+    <w:p>
+      <w:pPr>
+        <w:pStyle w:val="SourceCode"/>
+      </w:pPr>
+      <w:r>
+        <w:rPr>
+          <w:rStyle w:val="FunctionTok"/>
+        </w:rPr>
+        <w:t xml:space="preserve">factorial</w:t>
+      </w:r>
+      <w:r>
+        <w:rPr>
+          <w:rStyle w:val="NormalTok"/>
+        </w:rPr>
+        <w:t xml:space="preserve">(</w:t>
+      </w:r>
+      <w:r>
+        <w:rPr>
+          <w:rStyle w:val="DecValTok"/>
+        </w:rPr>
+        <w:t xml:space="preserve">4</w:t>
+      </w:r>
+      <w:r>
+        <w:rPr>
+          <w:rStyle w:val="NormalTok"/>
+        </w:rPr>
+        <w:t xml:space="preserve">) </w:t>
+      </w:r>
+      <w:r>
+        <w:rPr>
+          <w:rStyle w:val="CommentTok"/>
+        </w:rPr>
+        <w:t xml:space="preserve">// returns 4 * factorial(3)</w:t>
+      </w:r>
+      <w:r>
+        <w:br/>
+      </w:r>
+      <w:r>
+        <w:rPr>
+          <w:rStyle w:val="FunctionTok"/>
+        </w:rPr>
+        <w:t xml:space="preserve">factorial</w:t>
+      </w:r>
+      <w:r>
+        <w:rPr>
+          <w:rStyle w:val="NormalTok"/>
+        </w:rPr>
+        <w:t xml:space="preserve">(</w:t>
+      </w:r>
+      <w:r>
+        <w:rPr>
+          <w:rStyle w:val="DecValTok"/>
+        </w:rPr>
+        <w:t xml:space="preserve">3</w:t>
+      </w:r>
+      <w:r>
+        <w:rPr>
+          <w:rStyle w:val="NormalTok"/>
+        </w:rPr>
+        <w:t xml:space="preserve">) </w:t>
+      </w:r>
+      <w:r>
+        <w:rPr>
+          <w:rStyle w:val="CommentTok"/>
+        </w:rPr>
+        <w:t xml:space="preserve">// returns 3 * factorial(2)</w:t>
+      </w:r>
+      <w:r>
+        <w:br/>
+      </w:r>
+      <w:r>
+        <w:rPr>
+          <w:rStyle w:val="FunctionTok"/>
+        </w:rPr>
+        <w:t xml:space="preserve">factorial</w:t>
+      </w:r>
+      <w:r>
+        <w:rPr>
+          <w:rStyle w:val="NormalTok"/>
+        </w:rPr>
+        <w:t xml:space="preserve">(</w:t>
+      </w:r>
+      <w:r>
+        <w:rPr>
+          <w:rStyle w:val="DecValTok"/>
+        </w:rPr>
+        <w:t xml:space="preserve">2</w:t>
+      </w:r>
+      <w:r>
+        <w:rPr>
+          <w:rStyle w:val="NormalTok"/>
+        </w:rPr>
+        <w:t xml:space="preserve">) </w:t>
+      </w:r>
+      <w:r>
+        <w:rPr>
+          <w:rStyle w:val="CommentTok"/>
+        </w:rPr>
+        <w:t xml:space="preserve">// returns 2 * factorial(1)</w:t>
+      </w:r>
+      <w:r>
+        <w:br/>
+      </w:r>
+      <w:r>
+        <w:rPr>
+          <w:rStyle w:val="FunctionTok"/>
+        </w:rPr>
+        <w:t xml:space="preserve">factorial</w:t>
+      </w:r>
+      <w:r>
+        <w:rPr>
+          <w:rStyle w:val="NormalTok"/>
+        </w:rPr>
+        <w:t xml:space="preserve">(</w:t>
+      </w:r>
+      <w:r>
+        <w:rPr>
+          <w:rStyle w:val="DecValTok"/>
+        </w:rPr>
+        <w:t xml:space="preserve">1</w:t>
+      </w:r>
+      <w:r>
+        <w:rPr>
+          <w:rStyle w:val="NormalTok"/>
+        </w:rPr>
+        <w:t xml:space="preserve">) </w:t>
+      </w:r>
+      <w:r>
+        <w:rPr>
+          <w:rStyle w:val="CommentTok"/>
+        </w:rPr>
+        <w:t xml:space="preserve">// returns 1 (base case)</w:t>
+      </w:r>
+    </w:p>
+    <w:p>
+      <w:pPr>
+        <w:pStyle w:val="FirstParagraph"/>
+      </w:pPr>
+      <w:r>
+        <w:t xml:space="preserve">The final result is the product of the values from each step:</w:t>
       </w:r>
       <w:r>
         <w:t xml:space="preserve"> </w:t>
@@ -1132,49 +1192,7 @@
         <w:rPr>
           <w:rStyle w:val="VerbatimChar"/>
         </w:rPr>
-        <w:t xml:space="preserve">4 * factorial(3)</w:t>
-      </w:r>
-      <w:r>
-        <w:t xml:space="preserve"> </w:t>
-      </w:r>
-      <w:r>
-        <w:rPr>
-          <w:rStyle w:val="VerbatimChar"/>
-        </w:rPr>
-        <w:t xml:space="preserve">4 * (3 * factorial(2))</w:t>
-      </w:r>
-      <w:r>
-        <w:t xml:space="preserve"> </w:t>
-      </w:r>
-      <w:r>
-        <w:rPr>
-          <w:rStyle w:val="VerbatimChar"/>
-        </w:rPr>
-        <w:t xml:space="preserve">4 * (3 * (2 * factorial(1)))</w:t>
-      </w:r>
-      <w:r>
-        <w:t xml:space="preserve"> </w:t>
-      </w:r>
-      <w:r>
-        <w:rPr>
-          <w:rStyle w:val="VerbatimChar"/>
-        </w:rPr>
-        <w:t xml:space="preserve">4 * (3 * (2 * 1))</w:t>
-      </w:r>
-      <w:r>
-        <w:t xml:space="preserve"> </w:t>
-      </w:r>
-      <w:r>
-        <w:t xml:space="preserve">Which evaluates to</w:t>
-      </w:r>
-      <w:r>
-        <w:t xml:space="preserve"> </w:t>
-      </w:r>
-      <w:r>
-        <w:rPr>
-          <w:rStyle w:val="VerbatimChar"/>
-        </w:rPr>
-        <w:t xml:space="preserve">24</w:t>
+        <w:t xml:space="preserve">4 * 3 * 2 * 1 = 24</w:t>
       </w:r>
       <w:r>
         <w:t xml:space="preserve">.</w:t>
@@ -1208,7 +1226,7 @@
         </w:numPr>
       </w:pPr>
       <w:r>
-        <w:t xml:space="preserve">The function is designed for non-negative integers. Providing a negative number will cause infinite recursion, leading to a</w:t>
+        <w:t xml:space="preserve">This function is recursive. Providing a very large number as input can lead to a</w:t>
       </w:r>
       <w:r>
         <w:t xml:space="preserve"> </w:t>
@@ -1220,7 +1238,7 @@
         <w:t xml:space="preserve"> </w:t>
       </w:r>
       <w:r>
-        <w:t xml:space="preserve">error.</w:t>
+        <w:t xml:space="preserve">error, as each recursive call consumes memory on the call stack.</w:t>
       </w:r>
     </w:p>
     <w:p>
@@ -1232,22 +1250,7 @@
         </w:numPr>
       </w:pPr>
       <w:r>
-        <w:t xml:space="preserve">Be aware of JavaScript’s number limitations. Calculating the factorial of very large numbers can result in a stack overflow due to deep recursion or return</w:t>
-      </w:r>
-      <w:r>
-        <w:t xml:space="preserve"> </w:t>
-      </w:r>
-      <w:r>
-        <w:rPr>
-          <w:rStyle w:val="VerbatimChar"/>
-        </w:rPr>
-        <w:t xml:space="preserve">Infinity</w:t>
-      </w:r>
-      <w:r>
-        <w:t xml:space="preserve"> </w:t>
-      </w:r>
-      <w:r>
-        <w:t xml:space="preserve">if the result exceeds the maximum value for a standard number.</w:t>
+        <w:t xml:space="preserve">The function is intended for non-negative integers. Passing a negative number will cause an infinite recursion, ultimately resulting in a stack overflow.</w:t>
       </w:r>
     </w:p>
     <w:p>
@@ -1259,49 +1262,7 @@
         </w:numPr>
       </w:pPr>
       <w:r>
-        <w:t xml:space="preserve">The base cases</w:t>
-      </w:r>
-      <w:r>
-        <w:t xml:space="preserve"> </w:t>
-      </w:r>
-      <w:r>
-        <w:rPr>
-          <w:rStyle w:val="VerbatimChar"/>
-        </w:rPr>
-        <w:t xml:space="preserve">factorial(0)</w:t>
-      </w:r>
-      <w:r>
-        <w:t xml:space="preserve"> </w:t>
-      </w:r>
-      <w:r>
-        <w:t xml:space="preserve">and</w:t>
-      </w:r>
-      <w:r>
-        <w:t xml:space="preserve"> </w:t>
-      </w:r>
-      <w:r>
-        <w:rPr>
-          <w:rStyle w:val="VerbatimChar"/>
-        </w:rPr>
-        <w:t xml:space="preserve">factorial(1)</w:t>
-      </w:r>
-      <w:r>
-        <w:t xml:space="preserve"> </w:t>
-      </w:r>
-      <w:r>
-        <w:t xml:space="preserve">will both correctly return</w:t>
-      </w:r>
-      <w:r>
-        <w:t xml:space="preserve"> </w:t>
-      </w:r>
-      <w:r>
-        <w:rPr>
-          <w:rStyle w:val="VerbatimChar"/>
-        </w:rPr>
-        <w:t xml:space="preserve">1</w:t>
-      </w:r>
-      <w:r>
-        <w:t xml:space="preserve">.</w:t>
+        <w:t xml:space="preserve">While the function will execute with floating-point numbers, the factorial concept is traditionally defined only for non-negative integers.</w:t>
       </w:r>
     </w:p>
     <w:p>
@@ -1316,7 +1277,22 @@
         <w:t xml:space="preserve">Output Example</w:t>
       </w:r>
       <w:r>
-        <w:t xml:space="preserve">: The function returns a single number representing the calculated factorial.</w:t>
+        <w:t xml:space="preserve">: The function returns a single</w:t>
+      </w:r>
+      <w:r>
+        <w:t xml:space="preserve"> </w:t>
+      </w:r>
+      <w:r>
+        <w:rPr>
+          <w:rStyle w:val="VerbatimChar"/>
+        </w:rPr>
+        <w:t xml:space="preserve">Number</w:t>
+      </w:r>
+      <w:r>
+        <w:t xml:space="preserve"> </w:t>
+      </w:r>
+      <w:r>
+        <w:t xml:space="preserve">representing the calculated factorial.</w:t>
       </w:r>
     </w:p>
     <w:p>
@@ -1468,67 +1444,7 @@
         <w:rPr>
           <w:rStyle w:val="NormalTok"/>
         </w:rPr>
-        <w:t xml:space="preserve">(</w:t>
-      </w:r>
-      <w:r>
-        <w:rPr>
-          <w:rStyle w:val="VerbatimStringTok"/>
-        </w:rPr>
-        <w:t xml:space="preserve">`The factorial of </w:t>
-      </w:r>
-      <w:r>
-        <w:rPr>
-          <w:rStyle w:val="SpecialCharTok"/>
-        </w:rPr>
-        <w:t xml:space="preserve">${</w:t>
-      </w:r>
-      <w:r>
-        <w:rPr>
-          <w:rStyle w:val="NormalTok"/>
-        </w:rPr>
-        <w:t xml:space="preserve">number</w:t>
-      </w:r>
-      <w:r>
-        <w:rPr>
-          <w:rStyle w:val="SpecialCharTok"/>
-        </w:rPr>
-        <w:t xml:space="preserve">}</w:t>
-      </w:r>
-      <w:r>
-        <w:rPr>
-          <w:rStyle w:val="VerbatimStringTok"/>
-        </w:rPr>
-        <w:t xml:space="preserve"> is </w:t>
-      </w:r>
-      <w:r>
-        <w:rPr>
-          <w:rStyle w:val="SpecialCharTok"/>
-        </w:rPr>
-        <w:t xml:space="preserve">${</w:t>
-      </w:r>
-      <w:r>
-        <w:rPr>
-          <w:rStyle w:val="NormalTok"/>
-        </w:rPr>
-        <w:t xml:space="preserve">result</w:t>
-      </w:r>
-      <w:r>
-        <w:rPr>
-          <w:rStyle w:val="SpecialCharTok"/>
-        </w:rPr>
-        <w:t xml:space="preserve">}</w:t>
-      </w:r>
-      <w:r>
-        <w:rPr>
-          <w:rStyle w:val="VerbatimStringTok"/>
-        </w:rPr>
-        <w:t xml:space="preserve">`</w:t>
-      </w:r>
-      <w:r>
-        <w:rPr>
-          <w:rStyle w:val="NormalTok"/>
-        </w:rPr>
-        <w:t xml:space="preserve">)</w:t>
+        <w:t xml:space="preserve">(result)</w:t>
       </w:r>
       <w:r>
         <w:rPr>
@@ -1557,7 +1473,7 @@
         <w:rPr>
           <w:rStyle w:val="VerbatimChar"/>
         </w:rPr>
-        <w:t xml:space="preserve">The factorial of 5 is 120</w:t>
+        <w:t xml:space="preserve">120</w:t>
       </w:r>
     </w:p>
     <w:p>
@@ -1684,16 +1600,7 @@
         <w:t xml:space="preserve"> </w:t>
       </w:r>
       <w:r>
-        <w:t xml:space="preserve">(</w:t>
-      </w:r>
-      <w:r>
-        <w:rPr>
-          <w:rStyle w:val="VerbatimChar"/>
-        </w:rPr>
-        <w:t xml:space="preserve">string</w:t>
-      </w:r>
-      <w:r>
-        <w:t xml:space="preserve">): The name to be included in the greeting message.</w:t>
+        <w:t xml:space="preserve">(string): The name to be included in the greeting message.</w:t>
       </w:r>
     </w:p>
     <w:bookmarkEnd w:id="25"/>
@@ -1720,7 +1627,7 @@
         <w:pStyle w:val="FirstParagraph"/>
       </w:pPr>
       <w:r>
-        <w:t xml:space="preserve">This function provides a simple way to display a standardized greeting. It accepts a single argument,</w:t>
+        <w:t xml:space="preserve">The</w:t>
       </w:r>
       <w:r>
         <w:t xml:space="preserve"> </w:t>
@@ -1729,10 +1636,25 @@
         <w:rPr>
           <w:rStyle w:val="VerbatimChar"/>
         </w:rPr>
+        <w:t xml:space="preserve">greet</w:t>
+      </w:r>
+      <w:r>
+        <w:t xml:space="preserve"> </w:t>
+      </w:r>
+      <w:r>
+        <w:t xml:space="preserve">function provides a simple way to display a formatted greeting. It accepts a single string argument,</w:t>
+      </w:r>
+      <w:r>
+        <w:t xml:space="preserve"> </w:t>
+      </w:r>
+      <w:r>
+        <w:rPr>
+          <w:rStyle w:val="VerbatimChar"/>
+        </w:rPr>
         <w:t xml:space="preserve">name</w:t>
       </w:r>
       <w:r>
-        <w:t xml:space="preserve">. The core logic uses the</w:t>
+        <w:t xml:space="preserve">. The function’s core logic uses</w:t>
       </w:r>
       <w:r>
         <w:t xml:space="preserve"> </w:t>
@@ -1747,7 +1669,15 @@
         <w:t xml:space="preserve"> </w:t>
       </w:r>
       <w:r>
-        <w:t xml:space="preserve">method to print a formatted string to the web console. The message is constructed using a template literal:</w:t>
+        <w:t xml:space="preserve">to print a message to the standard output, typically the browser’s developer console or a terminal environment.</w:t>
+      </w:r>
+    </w:p>
+    <w:p>
+      <w:pPr>
+        <w:pStyle w:val="BodyText"/>
+      </w:pPr>
+      <w:r>
+        <w:t xml:space="preserve">The message itself is constructed using a JavaScript template literal:</w:t>
       </w:r>
       <w:r>
         <w:t xml:space="preserve"> </w:t>
@@ -1759,7 +1689,7 @@
         <w:t xml:space="preserve">`Hello, ${name}!`</w:t>
       </w:r>
       <w:r>
-        <w:t xml:space="preserve">. The</w:t>
+        <w:t xml:space="preserve">. This syntax allows the value of the</w:t>
       </w:r>
       <w:r>
         <w:t xml:space="preserve"> </w:t>
@@ -1768,28 +1698,150 @@
         <w:rPr>
           <w:rStyle w:val="VerbatimChar"/>
         </w:rPr>
-        <w:t xml:space="preserve">${name}</w:t>
+        <w:t xml:space="preserve">name</w:t>
       </w:r>
       <w:r>
         <w:t xml:space="preserve"> </w:t>
       </w:r>
       <w:r>
-        <w:t xml:space="preserve">expression within the string is a placeholder that is dynamically replaced by the value passed into the</w:t>
-      </w:r>
-      <w:r>
+        <w:t xml:space="preserve">parameter to be directly embedded within the string, creating a personalized greeting.</w:t>
+      </w:r>
+    </w:p>
+    <w:p>
+      <w:pPr>
+        <w:pStyle w:val="SourceCode"/>
+      </w:pPr>
+      <w:r>
+        <w:rPr>
+          <w:rStyle w:val="CommentTok"/>
+        </w:rPr>
+        <w:t xml:space="preserve">// The function takes a 'name' and logs a greeting.</w:t>
+      </w:r>
+      <w:r>
+        <w:br/>
+      </w:r>
+      <w:r>
+        <w:rPr>
+          <w:rStyle w:val="KeywordTok"/>
+        </w:rPr>
+        <w:t xml:space="preserve">function</w:t>
+      </w:r>
+      <w:r>
+        <w:rPr>
+          <w:rStyle w:val="NormalTok"/>
+        </w:rPr>
         <w:t xml:space="preserve"> </w:t>
       </w:r>
       <w:r>
         <w:rPr>
-          <w:rStyle w:val="VerbatimChar"/>
+          <w:rStyle w:val="FunctionTok"/>
+        </w:rPr>
+        <w:t xml:space="preserve">greet</w:t>
+      </w:r>
+      <w:r>
+        <w:rPr>
+          <w:rStyle w:val="NormalTok"/>
+        </w:rPr>
+        <w:t xml:space="preserve">(name) {</w:t>
+      </w:r>
+      <w:r>
+        <w:br/>
+      </w:r>
+      <w:r>
+        <w:rPr>
+          <w:rStyle w:val="NormalTok"/>
+        </w:rPr>
+        <w:t xml:space="preserve">    </w:t>
+      </w:r>
+      <w:r>
+        <w:rPr>
+          <w:rStyle w:val="CommentTok"/>
+        </w:rPr>
+        <w:t xml:space="preserve">// A template literal is used to embed the 'name' variable into the string.</w:t>
+      </w:r>
+      <w:r>
+        <w:br/>
+      </w:r>
+      <w:r>
+        <w:rPr>
+          <w:rStyle w:val="NormalTok"/>
+        </w:rPr>
+        <w:t xml:space="preserve">    </w:t>
+      </w:r>
+      <w:r>
+        <w:rPr>
+          <w:rStyle w:val="BuiltInTok"/>
+        </w:rPr>
+        <w:t xml:space="preserve">console</w:t>
+      </w:r>
+      <w:r>
+        <w:rPr>
+          <w:rStyle w:val="OperatorTok"/>
+        </w:rPr>
+        <w:t xml:space="preserve">.</w:t>
+      </w:r>
+      <w:r>
+        <w:rPr>
+          <w:rStyle w:val="FunctionTok"/>
+        </w:rPr>
+        <w:t xml:space="preserve">log</w:t>
+      </w:r>
+      <w:r>
+        <w:rPr>
+          <w:rStyle w:val="NormalTok"/>
+        </w:rPr>
+        <w:t xml:space="preserve">(</w:t>
+      </w:r>
+      <w:r>
+        <w:rPr>
+          <w:rStyle w:val="VerbatimStringTok"/>
+        </w:rPr>
+        <w:t xml:space="preserve">`Hello, </w:t>
+      </w:r>
+      <w:r>
+        <w:rPr>
+          <w:rStyle w:val="SpecialCharTok"/>
+        </w:rPr>
+        <w:t xml:space="preserve">${</w:t>
+      </w:r>
+      <w:r>
+        <w:rPr>
+          <w:rStyle w:val="NormalTok"/>
         </w:rPr>
         <w:t xml:space="preserve">name</w:t>
       </w:r>
       <w:r>
-        <w:t xml:space="preserve"> </w:t>
-      </w:r>
-      <w:r>
-        <w:t xml:space="preserve">parameter, creating a personalized output.</w:t>
+        <w:rPr>
+          <w:rStyle w:val="SpecialCharTok"/>
+        </w:rPr>
+        <w:t xml:space="preserve">}</w:t>
+      </w:r>
+      <w:r>
+        <w:rPr>
+          <w:rStyle w:val="VerbatimStringTok"/>
+        </w:rPr>
+        <w:t xml:space="preserve">!`</w:t>
+      </w:r>
+      <w:r>
+        <w:rPr>
+          <w:rStyle w:val="NormalTok"/>
+        </w:rPr>
+        <w:t xml:space="preserve">)</w:t>
+      </w:r>
+      <w:r>
+        <w:rPr>
+          <w:rStyle w:val="OperatorTok"/>
+        </w:rPr>
+        <w:t xml:space="preserve">;</w:t>
+      </w:r>
+      <w:r>
+        <w:br/>
+      </w:r>
+      <w:r>
+        <w:rPr>
+          <w:rStyle w:val="NormalTok"/>
+        </w:rPr>
+        <w:t xml:space="preserve">}</w:t>
       </w:r>
     </w:p>
     <w:bookmarkEnd w:id="26"/>
@@ -1820,7 +1872,7 @@
         </w:numPr>
       </w:pPr>
       <w:r>
-        <w:t xml:space="preserve">This function does not return a value; its primary effect is the side effect of printing output to the console.</w:t>
+        <w:t xml:space="preserve">This function does not return any value; its sole purpose is to produce a side effect by logging output to the console.</w:t>
       </w:r>
     </w:p>
     <w:p>
@@ -1847,7 +1899,31 @@
         <w:t xml:space="preserve"> </w:t>
       </w:r>
       <w:r>
-        <w:t xml:space="preserve">parameter is expected to be a string for the intended output, JavaScript’s type coercion will convert non-string arguments into their string representation when embedded in the template literal.</w:t>
+        <w:t xml:space="preserve">parameter is expected to be a string, JavaScript’s type coercion will attempt to convert any non-string value passed to it into a string for the output. For instance,</w:t>
+      </w:r>
+      <w:r>
+        <w:t xml:space="preserve"> </w:t>
+      </w:r>
+      <w:r>
+        <w:rPr>
+          <w:rStyle w:val="VerbatimChar"/>
+        </w:rPr>
+        <w:t xml:space="preserve">greet(123)</w:t>
+      </w:r>
+      <w:r>
+        <w:t xml:space="preserve"> </w:t>
+      </w:r>
+      <w:r>
+        <w:t xml:space="preserve">will log</w:t>
+      </w:r>
+      <w:r>
+        <w:t xml:space="preserve"> </w:t>
+      </w:r>
+      <w:r>
+        <w:t xml:space="preserve">“Hello, 123!”</w:t>
+      </w:r>
+      <w:r>
+        <w:t xml:space="preserve">.</w:t>
       </w:r>
     </w:p>
     <w:bookmarkEnd w:id="27"/>
@@ -1877,7 +1953,7 @@
         <w:rPr>
           <w:rStyle w:val="CommentTok"/>
         </w:rPr>
-        <w:t xml:space="preserve">// Example usage of the greet function</w:t>
+        <w:t xml:space="preserve">// Example usage</w:t>
       </w:r>
       <w:r>
         <w:br/>

--- a/script.docx
+++ b/script.docx
@@ -103,7 +103,7 @@
         <w:t xml:space="preserve"> </w:t>
       </w:r>
       <w:r>
-        <w:t xml:space="preserve">function computes the sum of two numbers.</w:t>
+        <w:t xml:space="preserve">function calculates the sum of two numbers.</w:t>
       </w:r>
     </w:p>
     <w:bookmarkEnd w:id="10"/>
@@ -290,7 +290,7 @@
         <w:t xml:space="preserve"> </w:t>
       </w:r>
       <w:r>
-        <w:t xml:space="preserve">function provides a simple mechanism for performing addition. It takes two parameters,</w:t>
+        <w:t xml:space="preserve">function takes two parameters,</w:t>
       </w:r>
       <w:r>
         <w:t xml:space="preserve"> </w:t>
@@ -317,7 +317,7 @@
         <w:t xml:space="preserve">b</w:t>
       </w:r>
       <w:r>
-        <w:t xml:space="preserve">, which are expected to be numbers. The core logic of the function uses the standard addition operator (</w:t>
+        <w:t xml:space="preserve">. It uses the standard addition operator (</w:t>
       </w:r>
       <w:r>
         <w:rPr>
@@ -326,7 +326,7 @@
         <w:t xml:space="preserve">+</w:t>
       </w:r>
       <w:r>
-        <w:t xml:space="preserve">) to calculate the sum of these two parameters. The result of this operation is then returned as the function’s output.</w:t>
+        <w:t xml:space="preserve">) to compute the sum of these two values. The result of this operation is then returned by the function.</w:t>
       </w:r>
     </w:p>
     <w:p>
@@ -337,7 +337,7 @@
         <w:rPr>
           <w:rStyle w:val="CommentTok"/>
         </w:rPr>
-        <w:t xml:space="preserve">// The function returns the sum of its two arguments.</w:t>
+        <w:t xml:space="preserve">// The function returns the result of a + b</w:t>
       </w:r>
       <w:r>
         <w:br/>
@@ -401,7 +401,7 @@
         </w:numPr>
       </w:pPr>
       <w:r>
-        <w:t xml:space="preserve">This function is intended for numeric addition. If non-numeric types (like strings) are passed, JavaScript’s</w:t>
+        <w:t xml:space="preserve">This function is designed for numeric inputs. If strings are provided, JavaScript’s</w:t>
       </w:r>
       <w:r>
         <w:t xml:space="preserve"> </w:t>
@@ -416,7 +416,34 @@
         <w:t xml:space="preserve"> </w:t>
       </w:r>
       <w:r>
-        <w:t xml:space="preserve">operator will perform concatenation instead of mathematical addition, which may lead to unexpected behavior.</w:t>
+        <w:t xml:space="preserve">operator will perform string concatenation instead of addition (e.g.,</w:t>
+      </w:r>
+      <w:r>
+        <w:t xml:space="preserve"> </w:t>
+      </w:r>
+      <w:r>
+        <w:rPr>
+          <w:rStyle w:val="VerbatimChar"/>
+        </w:rPr>
+        <w:t xml:space="preserve">add(5, "10")</w:t>
+      </w:r>
+      <w:r>
+        <w:t xml:space="preserve"> </w:t>
+      </w:r>
+      <w:r>
+        <w:t xml:space="preserve">will return</w:t>
+      </w:r>
+      <w:r>
+        <w:t xml:space="preserve"> </w:t>
+      </w:r>
+      <w:r>
+        <w:rPr>
+          <w:rStyle w:val="VerbatimChar"/>
+        </w:rPr>
+        <w:t xml:space="preserve">"510"</w:t>
+      </w:r>
+      <w:r>
+        <w:t xml:space="preserve">).</w:t>
       </w:r>
     </w:p>
     <w:p>
@@ -428,7 +455,7 @@
         </w:numPr>
       </w:pPr>
       <w:r>
-        <w:t xml:space="preserve">The function correctly handles both integer and floating-point numbers.</w:t>
+        <w:t xml:space="preserve">The function works correctly with both integer and floating-point numbers.</w:t>
       </w:r>
     </w:p>
     <w:p>
@@ -443,7 +470,7 @@
         <w:t xml:space="preserve">Output Example</w:t>
       </w:r>
       <w:r>
-        <w:t xml:space="preserve">: A successful call to</w:t>
+        <w:t xml:space="preserve">: A numeric value representing the sum of the inputs. For example, if</w:t>
       </w:r>
       <w:r>
         <w:t xml:space="preserve"> </w:t>
@@ -452,13 +479,55 @@
         <w:rPr>
           <w:rStyle w:val="VerbatimChar"/>
         </w:rPr>
-        <w:t xml:space="preserve">add(10, 5)</w:t>
+        <w:t xml:space="preserve">a</w:t>
       </w:r>
       <w:r>
         <w:t xml:space="preserve"> </w:t>
       </w:r>
       <w:r>
-        <w:t xml:space="preserve">will return the number</w:t>
+        <w:t xml:space="preserve">is</w:t>
+      </w:r>
+      <w:r>
+        <w:t xml:space="preserve"> </w:t>
+      </w:r>
+      <w:r>
+        <w:rPr>
+          <w:rStyle w:val="VerbatimChar"/>
+        </w:rPr>
+        <w:t xml:space="preserve">5</w:t>
+      </w:r>
+      <w:r>
+        <w:t xml:space="preserve"> </w:t>
+      </w:r>
+      <w:r>
+        <w:t xml:space="preserve">and</w:t>
+      </w:r>
+      <w:r>
+        <w:t xml:space="preserve"> </w:t>
+      </w:r>
+      <w:r>
+        <w:rPr>
+          <w:rStyle w:val="VerbatimChar"/>
+        </w:rPr>
+        <w:t xml:space="preserve">b</w:t>
+      </w:r>
+      <w:r>
+        <w:t xml:space="preserve"> </w:t>
+      </w:r>
+      <w:r>
+        <w:t xml:space="preserve">is</w:t>
+      </w:r>
+      <w:r>
+        <w:t xml:space="preserve"> </w:t>
+      </w:r>
+      <w:r>
+        <w:rPr>
+          <w:rStyle w:val="VerbatimChar"/>
+        </w:rPr>
+        <w:t xml:space="preserve">10</w:t>
+      </w:r>
+      <w:r>
+        <w:t xml:space="preserve">, the output will be</w:t>
       </w:r>
       <w:r>
         <w:t xml:space="preserve"> </w:t>
@@ -533,7 +602,7 @@
         <w:rPr>
           <w:rStyle w:val="DecValTok"/>
         </w:rPr>
-        <w:t xml:space="preserve">15</w:t>
+        <w:t xml:space="preserve">5</w:t>
       </w:r>
       <w:r>
         <w:rPr>
@@ -572,7 +641,7 @@
         <w:rPr>
           <w:rStyle w:val="DecValTok"/>
         </w:rPr>
-        <w:t xml:space="preserve">7</w:t>
+        <w:t xml:space="preserve">10</w:t>
       </w:r>
       <w:r>
         <w:rPr>
@@ -694,7 +763,7 @@
         <w:rPr>
           <w:rStyle w:val="VerbatimChar"/>
         </w:rPr>
-        <w:t xml:space="preserve">22</w:t>
+        <w:t xml:space="preserve">15</w:t>
       </w:r>
     </w:p>
     <w:p>
@@ -818,10 +887,22 @@
         <w:t xml:space="preserve">n</w:t>
       </w:r>
       <w:r>
+        <w:t xml:space="preserve">:</w:t>
+      </w:r>
+      <w:r>
         <w:t xml:space="preserve"> </w:t>
       </w:r>
       <w:r>
-        <w:t xml:space="preserve">(Number): The non-negative integer for which the factorial will be calculated.</w:t>
+        <w:rPr>
+          <w:rStyle w:val="VerbatimChar"/>
+        </w:rPr>
+        <w:t xml:space="preserve">Number</w:t>
+      </w:r>
+      <w:r>
+        <w:t xml:space="preserve"> </w:t>
+      </w:r>
+      <w:r>
+        <w:t xml:space="preserve">- The non-negative integer for which to calculate the factorial.</w:t>
       </w:r>
     </w:p>
     <w:bookmarkEnd w:id="18"/>
@@ -848,7 +929,7 @@
         <w:pStyle w:val="FirstParagraph"/>
       </w:pPr>
       <w:r>
-        <w:t xml:space="preserve">This function implements the mathematical concept of a factorial, denoted as</w:t>
+        <w:t xml:space="preserve">This function implements the factorial operation, which is the product of all positive integers up to a given number</w:t>
       </w:r>
       <w:r>
         <w:t xml:space="preserve"> </w:t>
@@ -857,22 +938,25 @@
         <w:rPr>
           <w:rStyle w:val="VerbatimChar"/>
         </w:rPr>
+        <w:t xml:space="preserve">n</w:t>
+      </w:r>
+      <w:r>
+        <w:t xml:space="preserve"> </w:t>
+      </w:r>
+      <w:r>
+        <w:t xml:space="preserve">(denoted as</w:t>
+      </w:r>
+      <w:r>
+        <w:t xml:space="preserve"> </w:t>
+      </w:r>
+      <w:r>
+        <w:rPr>
+          <w:rStyle w:val="VerbatimChar"/>
+        </w:rPr>
         <w:t xml:space="preserve">n!</w:t>
       </w:r>
       <w:r>
-        <w:t xml:space="preserve">, which is the product of all positive integers up to</w:t>
-      </w:r>
-      <w:r>
-        <w:t xml:space="preserve"> </w:t>
-      </w:r>
-      <w:r>
-        <w:rPr>
-          <w:rStyle w:val="VerbatimChar"/>
-        </w:rPr>
-        <w:t xml:space="preserve">n</w:t>
-      </w:r>
-      <w:r>
-        <w:t xml:space="preserve">. The implementation uses recursion to achieve this.</w:t>
+        <w:t xml:space="preserve">). It uses a recursive approach to achieve this.</w:t>
       </w:r>
     </w:p>
     <w:p>
@@ -880,7 +964,7 @@
         <w:pStyle w:val="BodyText"/>
       </w:pPr>
       <w:r>
-        <w:t xml:space="preserve">The core logic is contained within a single conditional (ternary) expression:</w:t>
+        <w:t xml:space="preserve">The core logic is based on a conditional (ternary) operator:</w:t>
       </w:r>
       <w:r>
         <w:t xml:space="preserve"> </w:t>
@@ -925,7 +1009,7 @@
         <w:t xml:space="preserve"> </w:t>
       </w:r>
       <w:r>
-        <w:t xml:space="preserve">is less than or equal to 1. By definition, the factorial of 1 (</w:t>
+        <w:t xml:space="preserve">is less than or equal to 1. According to the definition of factorials, the factorial of 1 (</w:t>
       </w:r>
       <w:r>
         <w:rPr>
@@ -943,7 +1027,7 @@
         <w:t xml:space="preserve">0!</w:t>
       </w:r>
       <w:r>
-        <w:t xml:space="preserve">) is also 1. The function returns</w:t>
+        <w:t xml:space="preserve">) is also 1. The condition</w:t>
       </w:r>
       <w:r>
         <w:t xml:space="preserve"> </w:t>
@@ -952,13 +1036,25 @@
         <w:rPr>
           <w:rStyle w:val="VerbatimChar"/>
         </w:rPr>
+        <w:t xml:space="preserve">n &lt;= 1</w:t>
+      </w:r>
+      <w:r>
+        <w:t xml:space="preserve"> </w:t>
+      </w:r>
+      <w:r>
+        <w:t xml:space="preserve">correctly handles both of these base cases by returning</w:t>
+      </w:r>
+      <w:r>
+        <w:t xml:space="preserve"> </w:t>
+      </w:r>
+      <w:r>
+        <w:rPr>
+          <w:rStyle w:val="VerbatimChar"/>
+        </w:rPr>
         <w:t xml:space="preserve">1</w:t>
       </w:r>
       <w:r>
-        <w:t xml:space="preserve"> </w:t>
-      </w:r>
-      <w:r>
-        <w:t xml:space="preserve">in these cases, which provides the essential stopping condition for the recursive calls.</w:t>
+        <w:t xml:space="preserve">.</w:t>
       </w:r>
     </w:p>
     <w:p>
@@ -991,7 +1087,7 @@
         <w:t xml:space="preserve"> </w:t>
       </w:r>
       <w:r>
-        <w:t xml:space="preserve">is greater than 1, the function multiplies</w:t>
+        <w:t xml:space="preserve">is greater than 1, the function returns the product of</w:t>
       </w:r>
       <w:r>
         <w:t xml:space="preserve"> </w:t>
@@ -1006,7 +1102,7 @@
         <w:t xml:space="preserve"> </w:t>
       </w:r>
       <w:r>
-        <w:t xml:space="preserve">by the result of calling itself with the argument</w:t>
+        <w:t xml:space="preserve">and the result of calling itself with the argument</w:t>
       </w:r>
       <w:r>
         <w:t xml:space="preserve"> </w:t>
@@ -1018,172 +1114,150 @@
         <w:t xml:space="preserve">n - 1</w:t>
       </w:r>
       <w:r>
-        <w:t xml:space="preserve">. This creates a chain of calls, each with a decremented number, until the base case is reached.</w:t>
+        <w:t xml:space="preserve">. This process unwinds as follows for an input like</w:t>
+      </w:r>
+      <w:r>
+        <w:t xml:space="preserve"> </w:t>
+      </w:r>
+      <w:r>
+        <w:rPr>
+          <w:rStyle w:val="VerbatimChar"/>
+        </w:rPr>
+        <w:t xml:space="preserve">4</w:t>
+      </w:r>
+      <w:r>
+        <w:t xml:space="preserve">:</w:t>
       </w:r>
     </w:p>
     <w:p>
       <w:pPr>
-        <w:pStyle w:val="FirstParagraph"/>
-      </w:pPr>
-      <w:r>
-        <w:t xml:space="preserve">For instance, calculating</w:t>
+        <w:pStyle w:val="Compact"/>
+        <w:numPr>
+          <w:ilvl w:val="1"/>
+          <w:numId w:val="1004"/>
+        </w:numPr>
+      </w:pPr>
+      <w:r>
+        <w:rPr>
+          <w:rStyle w:val="VerbatimChar"/>
+        </w:rPr>
+        <w:t xml:space="preserve">factorial(4)</w:t>
       </w:r>
       <w:r>
         <w:t xml:space="preserve"> </w:t>
       </w:r>
       <w:r>
+        <w:t xml:space="preserve">returns</w:t>
+      </w:r>
+      <w:r>
+        <w:t xml:space="preserve"> </w:t>
+      </w:r>
+      <w:r>
         <w:rPr>
           <w:rStyle w:val="VerbatimChar"/>
         </w:rPr>
-        <w:t xml:space="preserve">factorial(4)</w:t>
-      </w:r>
-      <w:r>
-        <w:t xml:space="preserve"> </w:t>
-      </w:r>
-      <w:r>
-        <w:t xml:space="preserve">unfolds as follows:</w:t>
+        <w:t xml:space="preserve">4 * factorial(3)</w:t>
       </w:r>
     </w:p>
     <w:p>
       <w:pPr>
-        <w:pStyle w:val="SourceCode"/>
-      </w:pPr>
-      <w:r>
-        <w:rPr>
-          <w:rStyle w:val="FunctionTok"/>
-        </w:rPr>
-        <w:t xml:space="preserve">factorial</w:t>
-      </w:r>
-      <w:r>
-        <w:rPr>
-          <w:rStyle w:val="NormalTok"/>
-        </w:rPr>
-        <w:t xml:space="preserve">(</w:t>
-      </w:r>
-      <w:r>
-        <w:rPr>
-          <w:rStyle w:val="DecValTok"/>
-        </w:rPr>
-        <w:t xml:space="preserve">4</w:t>
-      </w:r>
-      <w:r>
-        <w:rPr>
-          <w:rStyle w:val="NormalTok"/>
-        </w:rPr>
-        <w:t xml:space="preserve">) </w:t>
-      </w:r>
-      <w:r>
-        <w:rPr>
-          <w:rStyle w:val="CommentTok"/>
-        </w:rPr>
-        <w:t xml:space="preserve">// returns 4 * factorial(3)</w:t>
-      </w:r>
-      <w:r>
-        <w:br/>
-      </w:r>
-      <w:r>
-        <w:rPr>
-          <w:rStyle w:val="FunctionTok"/>
-        </w:rPr>
-        <w:t xml:space="preserve">factorial</w:t>
-      </w:r>
-      <w:r>
-        <w:rPr>
-          <w:rStyle w:val="NormalTok"/>
-        </w:rPr>
-        <w:t xml:space="preserve">(</w:t>
-      </w:r>
-      <w:r>
-        <w:rPr>
-          <w:rStyle w:val="DecValTok"/>
-        </w:rPr>
-        <w:t xml:space="preserve">3</w:t>
-      </w:r>
-      <w:r>
-        <w:rPr>
-          <w:rStyle w:val="NormalTok"/>
-        </w:rPr>
-        <w:t xml:space="preserve">) </w:t>
-      </w:r>
-      <w:r>
-        <w:rPr>
-          <w:rStyle w:val="CommentTok"/>
-        </w:rPr>
-        <w:t xml:space="preserve">// returns 3 * factorial(2)</w:t>
-      </w:r>
-      <w:r>
-        <w:br/>
-      </w:r>
-      <w:r>
-        <w:rPr>
-          <w:rStyle w:val="FunctionTok"/>
-        </w:rPr>
-        <w:t xml:space="preserve">factorial</w:t>
-      </w:r>
-      <w:r>
-        <w:rPr>
-          <w:rStyle w:val="NormalTok"/>
-        </w:rPr>
-        <w:t xml:space="preserve">(</w:t>
-      </w:r>
-      <w:r>
-        <w:rPr>
-          <w:rStyle w:val="DecValTok"/>
-        </w:rPr>
-        <w:t xml:space="preserve">2</w:t>
-      </w:r>
-      <w:r>
-        <w:rPr>
-          <w:rStyle w:val="NormalTok"/>
-        </w:rPr>
-        <w:t xml:space="preserve">) </w:t>
-      </w:r>
-      <w:r>
-        <w:rPr>
-          <w:rStyle w:val="CommentTok"/>
-        </w:rPr>
-        <w:t xml:space="preserve">// returns 2 * factorial(1)</w:t>
-      </w:r>
-      <w:r>
-        <w:br/>
-      </w:r>
-      <w:r>
-        <w:rPr>
-          <w:rStyle w:val="FunctionTok"/>
-        </w:rPr>
-        <w:t xml:space="preserve">factorial</w:t>
-      </w:r>
-      <w:r>
-        <w:rPr>
-          <w:rStyle w:val="NormalTok"/>
-        </w:rPr>
-        <w:t xml:space="preserve">(</w:t>
-      </w:r>
-      <w:r>
-        <w:rPr>
-          <w:rStyle w:val="DecValTok"/>
-        </w:rPr>
-        <w:t xml:space="preserve">1</w:t>
-      </w:r>
-      <w:r>
-        <w:rPr>
-          <w:rStyle w:val="NormalTok"/>
-        </w:rPr>
-        <w:t xml:space="preserve">) </w:t>
-      </w:r>
-      <w:r>
-        <w:rPr>
-          <w:rStyle w:val="CommentTok"/>
-        </w:rPr>
-        <w:t xml:space="preserve">// returns 1 (base case)</w:t>
+        <w:pStyle w:val="Compact"/>
+        <w:numPr>
+          <w:ilvl w:val="1"/>
+          <w:numId w:val="1004"/>
+        </w:numPr>
+      </w:pPr>
+      <w:r>
+        <w:rPr>
+          <w:rStyle w:val="VerbatimChar"/>
+        </w:rPr>
+        <w:t xml:space="preserve">factorial(3)</w:t>
+      </w:r>
+      <w:r>
+        <w:t xml:space="preserve"> </w:t>
+      </w:r>
+      <w:r>
+        <w:t xml:space="preserve">returns</w:t>
+      </w:r>
+      <w:r>
+        <w:t xml:space="preserve"> </w:t>
+      </w:r>
+      <w:r>
+        <w:rPr>
+          <w:rStyle w:val="VerbatimChar"/>
+        </w:rPr>
+        <w:t xml:space="preserve">3 * factorial(2)</w:t>
       </w:r>
     </w:p>
     <w:p>
       <w:pPr>
+        <w:pStyle w:val="Compact"/>
+        <w:numPr>
+          <w:ilvl w:val="1"/>
+          <w:numId w:val="1004"/>
+        </w:numPr>
+      </w:pPr>
+      <w:r>
+        <w:rPr>
+          <w:rStyle w:val="VerbatimChar"/>
+        </w:rPr>
+        <w:t xml:space="preserve">factorial(2)</w:t>
+      </w:r>
+      <w:r>
+        <w:t xml:space="preserve"> </w:t>
+      </w:r>
+      <w:r>
+        <w:t xml:space="preserve">returns</w:t>
+      </w:r>
+      <w:r>
+        <w:t xml:space="preserve"> </w:t>
+      </w:r>
+      <w:r>
+        <w:rPr>
+          <w:rStyle w:val="VerbatimChar"/>
+        </w:rPr>
+        <w:t xml:space="preserve">2 * factorial(1)</w:t>
+      </w:r>
+    </w:p>
+    <w:p>
+      <w:pPr>
+        <w:pStyle w:val="Compact"/>
+        <w:numPr>
+          <w:ilvl w:val="1"/>
+          <w:numId w:val="1004"/>
+        </w:numPr>
+      </w:pPr>
+      <w:r>
+        <w:rPr>
+          <w:rStyle w:val="VerbatimChar"/>
+        </w:rPr>
+        <w:t xml:space="preserve">factorial(1)</w:t>
+      </w:r>
+      <w:r>
+        <w:t xml:space="preserve"> </w:t>
+      </w:r>
+      <w:r>
+        <w:t xml:space="preserve">hits the base case and returns</w:t>
+      </w:r>
+      <w:r>
+        <w:t xml:space="preserve"> </w:t>
+      </w:r>
+      <w:r>
+        <w:rPr>
+          <w:rStyle w:val="VerbatimChar"/>
+        </w:rPr>
+        <w:t xml:space="preserve">1</w:t>
+      </w:r>
+      <w:r>
+        <w:t xml:space="preserve">.</w:t>
+      </w:r>
+    </w:p>
+    <w:p>
+      <w:pPr>
         <w:pStyle w:val="FirstParagraph"/>
       </w:pPr>
       <w:r>
-        <w:t xml:space="preserve">The final result is the product of the values from each step:</w:t>
+        <w:t xml:space="preserve">The results are then multiplied back up the call stack:</w:t>
       </w:r>
       <w:r>
         <w:t xml:space="preserve"> </w:t>
@@ -1192,7 +1266,31 @@
         <w:rPr>
           <w:rStyle w:val="VerbatimChar"/>
         </w:rPr>
-        <w:t xml:space="preserve">4 * 3 * 2 * 1 = 24</w:t>
+        <w:t xml:space="preserve">2 * 1 = 2</w:t>
+      </w:r>
+      <w:r>
+        <w:t xml:space="preserve">, then</w:t>
+      </w:r>
+      <w:r>
+        <w:t xml:space="preserve"> </w:t>
+      </w:r>
+      <w:r>
+        <w:rPr>
+          <w:rStyle w:val="VerbatimChar"/>
+        </w:rPr>
+        <w:t xml:space="preserve">3 * 2 = 6</w:t>
+      </w:r>
+      <w:r>
+        <w:t xml:space="preserve">, and finally</w:t>
+      </w:r>
+      <w:r>
+        <w:t xml:space="preserve"> </w:t>
+      </w:r>
+      <w:r>
+        <w:rPr>
+          <w:rStyle w:val="VerbatimChar"/>
+        </w:rPr>
+        <w:t xml:space="preserve">4 * 6 = 24</w:t>
       </w:r>
       <w:r>
         <w:t xml:space="preserve">.</w:t>
@@ -1215,371 +1313,6 @@
       </w:r>
       <w:r>
         <w:t xml:space="preserve">Usage Notes</w:t>
-      </w:r>
-    </w:p>
-    <w:p>
-      <w:pPr>
-        <w:pStyle w:val="Compact"/>
-        <w:numPr>
-          <w:ilvl w:val="0"/>
-          <w:numId w:val="1004"/>
-        </w:numPr>
-      </w:pPr>
-      <w:r>
-        <w:t xml:space="preserve">This function is recursive. Providing a very large number as input can lead to a</w:t>
-      </w:r>
-      <w:r>
-        <w:t xml:space="preserve"> </w:t>
-      </w:r>
-      <w:r>
-        <w:t xml:space="preserve">“Maximum call stack size exceeded”</w:t>
-      </w:r>
-      <w:r>
-        <w:t xml:space="preserve"> </w:t>
-      </w:r>
-      <w:r>
-        <w:t xml:space="preserve">error, as each recursive call consumes memory on the call stack.</w:t>
-      </w:r>
-    </w:p>
-    <w:p>
-      <w:pPr>
-        <w:pStyle w:val="Compact"/>
-        <w:numPr>
-          <w:ilvl w:val="0"/>
-          <w:numId w:val="1004"/>
-        </w:numPr>
-      </w:pPr>
-      <w:r>
-        <w:t xml:space="preserve">The function is intended for non-negative integers. Passing a negative number will cause an infinite recursion, ultimately resulting in a stack overflow.</w:t>
-      </w:r>
-    </w:p>
-    <w:p>
-      <w:pPr>
-        <w:pStyle w:val="Compact"/>
-        <w:numPr>
-          <w:ilvl w:val="0"/>
-          <w:numId w:val="1004"/>
-        </w:numPr>
-      </w:pPr>
-      <w:r>
-        <w:t xml:space="preserve">While the function will execute with floating-point numbers, the factorial concept is traditionally defined only for non-negative integers.</w:t>
-      </w:r>
-    </w:p>
-    <w:p>
-      <w:pPr>
-        <w:pStyle w:val="FirstParagraph"/>
-      </w:pPr>
-      <w:r>
-        <w:rPr>
-          <w:b/>
-          <w:bCs/>
-        </w:rPr>
-        <w:t xml:space="preserve">Output Example</w:t>
-      </w:r>
-      <w:r>
-        <w:t xml:space="preserve">: The function returns a single</w:t>
-      </w:r>
-      <w:r>
-        <w:t xml:space="preserve"> </w:t>
-      </w:r>
-      <w:r>
-        <w:rPr>
-          <w:rStyle w:val="VerbatimChar"/>
-        </w:rPr>
-        <w:t xml:space="preserve">Number</w:t>
-      </w:r>
-      <w:r>
-        <w:t xml:space="preserve"> </w:t>
-      </w:r>
-      <w:r>
-        <w:t xml:space="preserve">representing the calculated factorial.</w:t>
-      </w:r>
-    </w:p>
-    <w:p>
-      <w:pPr>
-        <w:pStyle w:val="SourceCode"/>
-      </w:pPr>
-      <w:r>
-        <w:rPr>
-          <w:rStyle w:val="VerbatimChar"/>
-        </w:rPr>
-        <w:t xml:space="preserve">120</w:t>
-      </w:r>
-    </w:p>
-    <w:bookmarkEnd w:id="20"/>
-    <w:bookmarkStart w:id="21" w:name="example-1"/>
-    <w:p>
-      <w:pPr>
-        <w:pStyle w:val="Heading2"/>
-      </w:pPr>
-      <w:r>
-        <w:rPr>
-          <w:rStyle w:val="SectionNumber"/>
-        </w:rPr>
-        <w:t xml:space="preserve">2.5</w:t>
-      </w:r>
-      <w:r>
-        <w:tab/>
-      </w:r>
-      <w:r>
-        <w:t xml:space="preserve">Example</w:t>
-      </w:r>
-    </w:p>
-    <w:p>
-      <w:pPr>
-        <w:pStyle w:val="SourceCode"/>
-      </w:pPr>
-      <w:r>
-        <w:rPr>
-          <w:rStyle w:val="CommentTok"/>
-        </w:rPr>
-        <w:t xml:space="preserve">// Example usage</w:t>
-      </w:r>
-      <w:r>
-        <w:br/>
-      </w:r>
-      <w:r>
-        <w:rPr>
-          <w:rStyle w:val="KeywordTok"/>
-        </w:rPr>
-        <w:t xml:space="preserve">const</w:t>
-      </w:r>
-      <w:r>
-        <w:rPr>
-          <w:rStyle w:val="NormalTok"/>
-        </w:rPr>
-        <w:t xml:space="preserve"> number </w:t>
-      </w:r>
-      <w:r>
-        <w:rPr>
-          <w:rStyle w:val="OperatorTok"/>
-        </w:rPr>
-        <w:t xml:space="preserve">=</w:t>
-      </w:r>
-      <w:r>
-        <w:rPr>
-          <w:rStyle w:val="NormalTok"/>
-        </w:rPr>
-        <w:t xml:space="preserve"> </w:t>
-      </w:r>
-      <w:r>
-        <w:rPr>
-          <w:rStyle w:val="DecValTok"/>
-        </w:rPr>
-        <w:t xml:space="preserve">5</w:t>
-      </w:r>
-      <w:r>
-        <w:rPr>
-          <w:rStyle w:val="OperatorTok"/>
-        </w:rPr>
-        <w:t xml:space="preserve">;</w:t>
-      </w:r>
-      <w:r>
-        <w:br/>
-      </w:r>
-      <w:r>
-        <w:rPr>
-          <w:rStyle w:val="KeywordTok"/>
-        </w:rPr>
-        <w:t xml:space="preserve">const</w:t>
-      </w:r>
-      <w:r>
-        <w:rPr>
-          <w:rStyle w:val="NormalTok"/>
-        </w:rPr>
-        <w:t xml:space="preserve"> result </w:t>
-      </w:r>
-      <w:r>
-        <w:rPr>
-          <w:rStyle w:val="OperatorTok"/>
-        </w:rPr>
-        <w:t xml:space="preserve">=</w:t>
-      </w:r>
-      <w:r>
-        <w:rPr>
-          <w:rStyle w:val="NormalTok"/>
-        </w:rPr>
-        <w:t xml:space="preserve"> </w:t>
-      </w:r>
-      <w:r>
-        <w:rPr>
-          <w:rStyle w:val="FunctionTok"/>
-        </w:rPr>
-        <w:t xml:space="preserve">factorial</w:t>
-      </w:r>
-      <w:r>
-        <w:rPr>
-          <w:rStyle w:val="NormalTok"/>
-        </w:rPr>
-        <w:t xml:space="preserve">(number)</w:t>
-      </w:r>
-      <w:r>
-        <w:rPr>
-          <w:rStyle w:val="OperatorTok"/>
-        </w:rPr>
-        <w:t xml:space="preserve">;</w:t>
-      </w:r>
-      <w:r>
-        <w:br/>
-      </w:r>
-      <w:r>
-        <w:rPr>
-          <w:rStyle w:val="BuiltInTok"/>
-        </w:rPr>
-        <w:t xml:space="preserve">console</w:t>
-      </w:r>
-      <w:r>
-        <w:rPr>
-          <w:rStyle w:val="OperatorTok"/>
-        </w:rPr>
-        <w:t xml:space="preserve">.</w:t>
-      </w:r>
-      <w:r>
-        <w:rPr>
-          <w:rStyle w:val="FunctionTok"/>
-        </w:rPr>
-        <w:t xml:space="preserve">log</w:t>
-      </w:r>
-      <w:r>
-        <w:rPr>
-          <w:rStyle w:val="NormalTok"/>
-        </w:rPr>
-        <w:t xml:space="preserve">(result)</w:t>
-      </w:r>
-      <w:r>
-        <w:rPr>
-          <w:rStyle w:val="OperatorTok"/>
-        </w:rPr>
-        <w:t xml:space="preserve">;</w:t>
-      </w:r>
-    </w:p>
-    <w:p>
-      <w:pPr>
-        <w:pStyle w:val="FirstParagraph"/>
-      </w:pPr>
-      <w:r>
-        <w:rPr>
-          <w:b/>
-          <w:bCs/>
-        </w:rPr>
-        <w:t xml:space="preserve">Output:</w:t>
-      </w:r>
-    </w:p>
-    <w:p>
-      <w:pPr>
-        <w:pStyle w:val="SourceCode"/>
-      </w:pPr>
-      <w:r>
-        <w:rPr>
-          <w:rStyle w:val="VerbatimChar"/>
-        </w:rPr>
-        <w:t xml:space="preserve">120</w:t>
-      </w:r>
-    </w:p>
-    <w:p>
-      <w:r>
-        <w:pict>
-          <v:rect style="width:0;height:1.5pt" o:hralign="center" o:hrstd="t" o:hr="t"/>
-        </w:pict>
-      </w:r>
-    </w:p>
-    <w:bookmarkEnd w:id="21"/>
-    <w:bookmarkStart w:id="22" w:name="functiondef-greetname"/>
-    <w:p>
-      <w:pPr>
-        <w:pStyle w:val="Heading2"/>
-      </w:pPr>
-      <w:r>
-        <w:rPr>
-          <w:rStyle w:val="SectionNumber"/>
-        </w:rPr>
-        <w:t xml:space="preserve">2.6</w:t>
-      </w:r>
-      <w:r>
-        <w:tab/>
-      </w:r>
-      <w:r>
-        <w:t xml:space="preserve">FunctionDef greet(name)</w:t>
-      </w:r>
-    </w:p>
-    <w:bookmarkEnd w:id="22"/>
-    <w:bookmarkEnd w:id="23"/>
-    <w:bookmarkStart w:id="29" w:name="function-greet"/>
-    <w:p>
-      <w:pPr>
-        <w:pStyle w:val="Heading1"/>
-      </w:pPr>
-      <w:r>
-        <w:rPr>
-          <w:rStyle w:val="SectionNumber"/>
-        </w:rPr>
-        <w:t xml:space="preserve">3</w:t>
-      </w:r>
-      <w:r>
-        <w:tab/>
-      </w:r>
-      <w:r>
-        <w:t xml:space="preserve">Function: greet</w:t>
-      </w:r>
-    </w:p>
-    <w:bookmarkStart w:id="24" w:name="overview-2"/>
-    <w:p>
-      <w:pPr>
-        <w:pStyle w:val="Heading2"/>
-      </w:pPr>
-      <w:r>
-        <w:rPr>
-          <w:rStyle w:val="SectionNumber"/>
-        </w:rPr>
-        <w:t xml:space="preserve">3.1</w:t>
-      </w:r>
-      <w:r>
-        <w:tab/>
-      </w:r>
-      <w:r>
-        <w:t xml:space="preserve">Overview</w:t>
-      </w:r>
-    </w:p>
-    <w:p>
-      <w:pPr>
-        <w:pStyle w:val="FirstParagraph"/>
-      </w:pPr>
-      <w:r>
-        <w:t xml:space="preserve">The</w:t>
-      </w:r>
-      <w:r>
-        <w:t xml:space="preserve"> </w:t>
-      </w:r>
-      <w:r>
-        <w:rPr>
-          <w:rStyle w:val="VerbatimChar"/>
-        </w:rPr>
-        <w:t xml:space="preserve">greet</w:t>
-      </w:r>
-      <w:r>
-        <w:t xml:space="preserve"> </w:t>
-      </w:r>
-      <w:r>
-        <w:t xml:space="preserve">function logs a personalized greeting message to the console.</w:t>
-      </w:r>
-    </w:p>
-    <w:bookmarkEnd w:id="24"/>
-    <w:bookmarkStart w:id="25" w:name="parameters-2"/>
-    <w:p>
-      <w:pPr>
-        <w:pStyle w:val="Heading2"/>
-      </w:pPr>
-      <w:r>
-        <w:rPr>
-          <w:rStyle w:val="SectionNumber"/>
-        </w:rPr>
-        <w:t xml:space="preserve">3.2</w:t>
-      </w:r>
-      <w:r>
-        <w:tab/>
-      </w:r>
-      <w:r>
-        <w:t xml:space="preserve">parameters</w:t>
       </w:r>
     </w:p>
     <w:p>
@@ -1591,43 +1324,31 @@
         </w:numPr>
       </w:pPr>
       <w:r>
-        <w:rPr>
-          <w:rStyle w:val="VerbatimChar"/>
-        </w:rPr>
-        <w:t xml:space="preserve">name</w:t>
+        <w:t xml:space="preserve">This function is intended for non-negative integers. Providing a negative number will cause infinite recursion, leading to a</w:t>
       </w:r>
       <w:r>
         <w:t xml:space="preserve"> </w:t>
       </w:r>
       <w:r>
-        <w:t xml:space="preserve">(string): The name to be included in the greeting message.</w:t>
-      </w:r>
-    </w:p>
-    <w:bookmarkEnd w:id="25"/>
-    <w:bookmarkStart w:id="26" w:name="description-2"/>
-    <w:p>
-      <w:pPr>
-        <w:pStyle w:val="Heading2"/>
-      </w:pPr>
-      <w:r>
-        <w:rPr>
-          <w:rStyle w:val="SectionNumber"/>
-        </w:rPr>
-        <w:t xml:space="preserve">3.3</w:t>
-      </w:r>
-      <w:r>
-        <w:tab/>
-      </w:r>
-      <w:r>
-        <w:t xml:space="preserve">Description</w:t>
+        <w:t xml:space="preserve">“Maximum call stack size exceeded”</w:t>
+      </w:r>
+      <w:r>
+        <w:t xml:space="preserve"> </w:t>
+      </w:r>
+      <w:r>
+        <w:t xml:space="preserve">error.</w:t>
       </w:r>
     </w:p>
     <w:p>
       <w:pPr>
-        <w:pStyle w:val="FirstParagraph"/>
-      </w:pPr>
-      <w:r>
-        <w:t xml:space="preserve">The</w:t>
+        <w:pStyle w:val="Compact"/>
+        <w:numPr>
+          <w:ilvl w:val="0"/>
+          <w:numId w:val="1005"/>
+        </w:numPr>
+      </w:pPr>
+      <w:r>
+        <w:t xml:space="preserve">For very large values of</w:t>
       </w:r>
       <w:r>
         <w:t xml:space="preserve"> </w:t>
@@ -1636,48 +1357,22 @@
         <w:rPr>
           <w:rStyle w:val="VerbatimChar"/>
         </w:rPr>
-        <w:t xml:space="preserve">greet</w:t>
-      </w:r>
-      <w:r>
-        <w:t xml:space="preserve"> </w:t>
-      </w:r>
-      <w:r>
-        <w:t xml:space="preserve">function provides a simple way to display a formatted greeting. It accepts a single string argument,</w:t>
-      </w:r>
-      <w:r>
-        <w:t xml:space="preserve"> </w:t>
-      </w:r>
-      <w:r>
-        <w:rPr>
-          <w:rStyle w:val="VerbatimChar"/>
-        </w:rPr>
-        <w:t xml:space="preserve">name</w:t>
-      </w:r>
-      <w:r>
-        <w:t xml:space="preserve">. The function’s core logic uses</w:t>
-      </w:r>
-      <w:r>
-        <w:t xml:space="preserve"> </w:t>
-      </w:r>
-      <w:r>
-        <w:rPr>
-          <w:rStyle w:val="VerbatimChar"/>
-        </w:rPr>
-        <w:t xml:space="preserve">console.log()</w:t>
-      </w:r>
-      <w:r>
-        <w:t xml:space="preserve"> </w:t>
-      </w:r>
-      <w:r>
-        <w:t xml:space="preserve">to print a message to the standard output, typically the browser’s developer console or a terminal environment.</w:t>
+        <w:t xml:space="preserve">n</w:t>
+      </w:r>
+      <w:r>
+        <w:t xml:space="preserve">, this recursive implementation may exceed the JavaScript engine’s call stack limit. An iterative approach is recommended for calculating factorials of very large numbers to avoid stack overflow errors.</w:t>
       </w:r>
     </w:p>
     <w:p>
       <w:pPr>
-        <w:pStyle w:val="BodyText"/>
-      </w:pPr>
-      <w:r>
-        <w:t xml:space="preserve">The message itself is constructed using a JavaScript template literal:</w:t>
+        <w:pStyle w:val="Compact"/>
+        <w:numPr>
+          <w:ilvl w:val="0"/>
+          <w:numId w:val="1005"/>
+        </w:numPr>
+      </w:pPr>
+      <w:r>
+        <w:t xml:space="preserve">The function does not perform type or value checking on the input</w:t>
       </w:r>
       <w:r>
         <w:t xml:space="preserve"> </w:t>
@@ -1686,36 +1381,93 @@
         <w:rPr>
           <w:rStyle w:val="VerbatimChar"/>
         </w:rPr>
-        <w:t xml:space="preserve">`Hello, ${name}!`</w:t>
-      </w:r>
-      <w:r>
-        <w:t xml:space="preserve">. This syntax allows the value of the</w:t>
-      </w:r>
-      <w:r>
-        <w:t xml:space="preserve"> </w:t>
-      </w:r>
-      <w:r>
-        <w:rPr>
-          <w:rStyle w:val="VerbatimChar"/>
-        </w:rPr>
-        <w:t xml:space="preserve">name</w:t>
-      </w:r>
-      <w:r>
-        <w:t xml:space="preserve"> </w:t>
-      </w:r>
-      <w:r>
-        <w:t xml:space="preserve">parameter to be directly embedded within the string, creating a personalized greeting.</w:t>
+        <w:t xml:space="preserve">n</w:t>
+      </w:r>
+      <w:r>
+        <w:t xml:space="preserve">. Passing non-integer values may lead to unexpected behavior.</w:t>
       </w:r>
     </w:p>
     <w:p>
       <w:pPr>
+        <w:pStyle w:val="FirstParagraph"/>
+      </w:pPr>
+      <w:r>
+        <w:rPr>
+          <w:b/>
+          <w:bCs/>
+        </w:rPr>
+        <w:t xml:space="preserve">Output Example</w:t>
+      </w:r>
+      <w:r>
+        <w:t xml:space="preserve">: The function returns a single</w:t>
+      </w:r>
+      <w:r>
+        <w:t xml:space="preserve"> </w:t>
+      </w:r>
+      <w:r>
+        <w:rPr>
+          <w:rStyle w:val="VerbatimChar"/>
+        </w:rPr>
+        <w:t xml:space="preserve">Number</w:t>
+      </w:r>
+      <w:r>
+        <w:t xml:space="preserve"> </w:t>
+      </w:r>
+      <w:r>
+        <w:t xml:space="preserve">representing the calculated factorial. For</w:t>
+      </w:r>
+      <w:r>
+        <w:t xml:space="preserve"> </w:t>
+      </w:r>
+      <w:r>
+        <w:rPr>
+          <w:rStyle w:val="VerbatimChar"/>
+        </w:rPr>
+        <w:t xml:space="preserve">factorial(5)</w:t>
+      </w:r>
+      <w:r>
+        <w:t xml:space="preserve">, the output would be:</w:t>
+      </w:r>
+    </w:p>
+    <w:p>
+      <w:pPr>
         <w:pStyle w:val="SourceCode"/>
       </w:pPr>
       <w:r>
         <w:rPr>
+          <w:rStyle w:val="VerbatimChar"/>
+        </w:rPr>
+        <w:t xml:space="preserve">120</w:t>
+      </w:r>
+    </w:p>
+    <w:bookmarkEnd w:id="20"/>
+    <w:bookmarkStart w:id="21" w:name="example-1"/>
+    <w:p>
+      <w:pPr>
+        <w:pStyle w:val="Heading2"/>
+      </w:pPr>
+      <w:r>
+        <w:rPr>
+          <w:rStyle w:val="SectionNumber"/>
+        </w:rPr>
+        <w:t xml:space="preserve">2.5</w:t>
+      </w:r>
+      <w:r>
+        <w:tab/>
+      </w:r>
+      <w:r>
+        <w:t xml:space="preserve">Example</w:t>
+      </w:r>
+    </w:p>
+    <w:p>
+      <w:pPr>
+        <w:pStyle w:val="SourceCode"/>
+      </w:pPr>
+      <w:r>
+        <w:rPr>
           <w:rStyle w:val="CommentTok"/>
         </w:rPr>
-        <w:t xml:space="preserve">// The function takes a 'name' and logs a greeting.</w:t>
+        <w:t xml:space="preserve">// Example usage</w:t>
       </w:r>
       <w:r>
         <w:br/>
@@ -1724,128 +1476,289 @@
         <w:rPr>
           <w:rStyle w:val="KeywordTok"/>
         </w:rPr>
-        <w:t xml:space="preserve">function</w:t>
+        <w:t xml:space="preserve">const</w:t>
       </w:r>
       <w:r>
         <w:rPr>
           <w:rStyle w:val="NormalTok"/>
         </w:rPr>
+        <w:t xml:space="preserve"> number </w:t>
+      </w:r>
+      <w:r>
+        <w:rPr>
+          <w:rStyle w:val="OperatorTok"/>
+        </w:rPr>
+        <w:t xml:space="preserve">=</w:t>
+      </w:r>
+      <w:r>
+        <w:rPr>
+          <w:rStyle w:val="NormalTok"/>
+        </w:rPr>
         <w:t xml:space="preserve"> </w:t>
       </w:r>
       <w:r>
         <w:rPr>
+          <w:rStyle w:val="DecValTok"/>
+        </w:rPr>
+        <w:t xml:space="preserve">5</w:t>
+      </w:r>
+      <w:r>
+        <w:rPr>
+          <w:rStyle w:val="OperatorTok"/>
+        </w:rPr>
+        <w:t xml:space="preserve">;</w:t>
+      </w:r>
+      <w:r>
+        <w:br/>
+      </w:r>
+      <w:r>
+        <w:rPr>
+          <w:rStyle w:val="KeywordTok"/>
+        </w:rPr>
+        <w:t xml:space="preserve">const</w:t>
+      </w:r>
+      <w:r>
+        <w:rPr>
+          <w:rStyle w:val="NormalTok"/>
+        </w:rPr>
+        <w:t xml:space="preserve"> result </w:t>
+      </w:r>
+      <w:r>
+        <w:rPr>
+          <w:rStyle w:val="OperatorTok"/>
+        </w:rPr>
+        <w:t xml:space="preserve">=</w:t>
+      </w:r>
+      <w:r>
+        <w:rPr>
+          <w:rStyle w:val="NormalTok"/>
+        </w:rPr>
+        <w:t xml:space="preserve"> </w:t>
+      </w:r>
+      <w:r>
+        <w:rPr>
           <w:rStyle w:val="FunctionTok"/>
         </w:rPr>
+        <w:t xml:space="preserve">factorial</w:t>
+      </w:r>
+      <w:r>
+        <w:rPr>
+          <w:rStyle w:val="NormalTok"/>
+        </w:rPr>
+        <w:t xml:space="preserve">(number)</w:t>
+      </w:r>
+      <w:r>
+        <w:rPr>
+          <w:rStyle w:val="OperatorTok"/>
+        </w:rPr>
+        <w:t xml:space="preserve">;</w:t>
+      </w:r>
+      <w:r>
+        <w:br/>
+      </w:r>
+      <w:r>
+        <w:rPr>
+          <w:rStyle w:val="BuiltInTok"/>
+        </w:rPr>
+        <w:t xml:space="preserve">console</w:t>
+      </w:r>
+      <w:r>
+        <w:rPr>
+          <w:rStyle w:val="OperatorTok"/>
+        </w:rPr>
+        <w:t xml:space="preserve">.</w:t>
+      </w:r>
+      <w:r>
+        <w:rPr>
+          <w:rStyle w:val="FunctionTok"/>
+        </w:rPr>
+        <w:t xml:space="preserve">log</w:t>
+      </w:r>
+      <w:r>
+        <w:rPr>
+          <w:rStyle w:val="NormalTok"/>
+        </w:rPr>
+        <w:t xml:space="preserve">(</w:t>
+      </w:r>
+      <w:r>
+        <w:rPr>
+          <w:rStyle w:val="VerbatimStringTok"/>
+        </w:rPr>
+        <w:t xml:space="preserve">`The factorial of </w:t>
+      </w:r>
+      <w:r>
+        <w:rPr>
+          <w:rStyle w:val="SpecialCharTok"/>
+        </w:rPr>
+        <w:t xml:space="preserve">${</w:t>
+      </w:r>
+      <w:r>
+        <w:rPr>
+          <w:rStyle w:val="NormalTok"/>
+        </w:rPr>
+        <w:t xml:space="preserve">number</w:t>
+      </w:r>
+      <w:r>
+        <w:rPr>
+          <w:rStyle w:val="SpecialCharTok"/>
+        </w:rPr>
+        <w:t xml:space="preserve">}</w:t>
+      </w:r>
+      <w:r>
+        <w:rPr>
+          <w:rStyle w:val="VerbatimStringTok"/>
+        </w:rPr>
+        <w:t xml:space="preserve"> is </w:t>
+      </w:r>
+      <w:r>
+        <w:rPr>
+          <w:rStyle w:val="SpecialCharTok"/>
+        </w:rPr>
+        <w:t xml:space="preserve">${</w:t>
+      </w:r>
+      <w:r>
+        <w:rPr>
+          <w:rStyle w:val="NormalTok"/>
+        </w:rPr>
+        <w:t xml:space="preserve">result</w:t>
+      </w:r>
+      <w:r>
+        <w:rPr>
+          <w:rStyle w:val="SpecialCharTok"/>
+        </w:rPr>
+        <w:t xml:space="preserve">}</w:t>
+      </w:r>
+      <w:r>
+        <w:rPr>
+          <w:rStyle w:val="VerbatimStringTok"/>
+        </w:rPr>
+        <w:t xml:space="preserve">`</w:t>
+      </w:r>
+      <w:r>
+        <w:rPr>
+          <w:rStyle w:val="NormalTok"/>
+        </w:rPr>
+        <w:t xml:space="preserve">)</w:t>
+      </w:r>
+      <w:r>
+        <w:rPr>
+          <w:rStyle w:val="OperatorTok"/>
+        </w:rPr>
+        <w:t xml:space="preserve">;</w:t>
+      </w:r>
+    </w:p>
+    <w:p>
+      <w:pPr>
+        <w:pStyle w:val="FirstParagraph"/>
+      </w:pPr>
+      <w:r>
+        <w:rPr>
+          <w:b/>
+          <w:bCs/>
+        </w:rPr>
+        <w:t xml:space="preserve">Output:</w:t>
+      </w:r>
+    </w:p>
+    <w:p>
+      <w:pPr>
+        <w:pStyle w:val="SourceCode"/>
+      </w:pPr>
+      <w:r>
+        <w:rPr>
+          <w:rStyle w:val="VerbatimChar"/>
+        </w:rPr>
+        <w:t xml:space="preserve">The factorial of 5 is 120</w:t>
+      </w:r>
+    </w:p>
+    <w:p>
+      <w:r>
+        <w:pict>
+          <v:rect style="width:0;height:1.5pt" o:hralign="center" o:hrstd="t" o:hr="t"/>
+        </w:pict>
+      </w:r>
+    </w:p>
+    <w:bookmarkEnd w:id="21"/>
+    <w:bookmarkStart w:id="22" w:name="functiondef-greetname"/>
+    <w:p>
+      <w:pPr>
+        <w:pStyle w:val="Heading2"/>
+      </w:pPr>
+      <w:r>
+        <w:rPr>
+          <w:rStyle w:val="SectionNumber"/>
+        </w:rPr>
+        <w:t xml:space="preserve">2.6</w:t>
+      </w:r>
+      <w:r>
+        <w:tab/>
+      </w:r>
+      <w:r>
+        <w:t xml:space="preserve">FunctionDef greet(name)</w:t>
+      </w:r>
+    </w:p>
+    <w:bookmarkEnd w:id="22"/>
+    <w:bookmarkEnd w:id="23"/>
+    <w:bookmarkStart w:id="29" w:name="function-greetname"/>
+    <w:p>
+      <w:pPr>
+        <w:pStyle w:val="Heading1"/>
+      </w:pPr>
+      <w:r>
+        <w:rPr>
+          <w:rStyle w:val="SectionNumber"/>
+        </w:rPr>
+        <w:t xml:space="preserve">3</w:t>
+      </w:r>
+      <w:r>
+        <w:tab/>
+      </w:r>
+      <w:r>
+        <w:t xml:space="preserve">Function: greet(name)</w:t>
+      </w:r>
+    </w:p>
+    <w:bookmarkStart w:id="24" w:name="overview-2"/>
+    <w:p>
+      <w:pPr>
+        <w:pStyle w:val="Heading2"/>
+      </w:pPr>
+      <w:r>
+        <w:rPr>
+          <w:rStyle w:val="SectionNumber"/>
+        </w:rPr>
+        <w:t xml:space="preserve">3.1</w:t>
+      </w:r>
+      <w:r>
+        <w:tab/>
+      </w:r>
+      <w:r>
+        <w:t xml:space="preserve">Overview</w:t>
+      </w:r>
+    </w:p>
+    <w:p>
+      <w:pPr>
+        <w:pStyle w:val="FirstParagraph"/>
+      </w:pPr>
+      <w:r>
+        <w:t xml:space="preserve">The</w:t>
+      </w:r>
+      <w:r>
+        <w:t xml:space="preserve"> </w:t>
+      </w:r>
+      <w:r>
+        <w:rPr>
+          <w:rStyle w:val="VerbatimChar"/>
+        </w:rPr>
         <w:t xml:space="preserve">greet</w:t>
       </w:r>
       <w:r>
-        <w:rPr>
-          <w:rStyle w:val="NormalTok"/>
-        </w:rPr>
-        <w:t xml:space="preserve">(name) {</w:t>
-      </w:r>
-      <w:r>
-        <w:br/>
-      </w:r>
-      <w:r>
-        <w:rPr>
-          <w:rStyle w:val="NormalTok"/>
-        </w:rPr>
-        <w:t xml:space="preserve">    </w:t>
-      </w:r>
-      <w:r>
-        <w:rPr>
-          <w:rStyle w:val="CommentTok"/>
-        </w:rPr>
-        <w:t xml:space="preserve">// A template literal is used to embed the 'name' variable into the string.</w:t>
-      </w:r>
-      <w:r>
-        <w:br/>
-      </w:r>
-      <w:r>
-        <w:rPr>
-          <w:rStyle w:val="NormalTok"/>
-        </w:rPr>
-        <w:t xml:space="preserve">    </w:t>
-      </w:r>
-      <w:r>
-        <w:rPr>
-          <w:rStyle w:val="BuiltInTok"/>
-        </w:rPr>
-        <w:t xml:space="preserve">console</w:t>
-      </w:r>
-      <w:r>
-        <w:rPr>
-          <w:rStyle w:val="OperatorTok"/>
-        </w:rPr>
-        <w:t xml:space="preserve">.</w:t>
-      </w:r>
-      <w:r>
-        <w:rPr>
-          <w:rStyle w:val="FunctionTok"/>
-        </w:rPr>
-        <w:t xml:space="preserve">log</w:t>
-      </w:r>
-      <w:r>
-        <w:rPr>
-          <w:rStyle w:val="NormalTok"/>
-        </w:rPr>
-        <w:t xml:space="preserve">(</w:t>
-      </w:r>
-      <w:r>
-        <w:rPr>
-          <w:rStyle w:val="VerbatimStringTok"/>
-        </w:rPr>
-        <w:t xml:space="preserve">`Hello, </w:t>
-      </w:r>
-      <w:r>
-        <w:rPr>
-          <w:rStyle w:val="SpecialCharTok"/>
-        </w:rPr>
-        <w:t xml:space="preserve">${</w:t>
-      </w:r>
-      <w:r>
-        <w:rPr>
-          <w:rStyle w:val="NormalTok"/>
-        </w:rPr>
-        <w:t xml:space="preserve">name</w:t>
-      </w:r>
-      <w:r>
-        <w:rPr>
-          <w:rStyle w:val="SpecialCharTok"/>
-        </w:rPr>
-        <w:t xml:space="preserve">}</w:t>
-      </w:r>
-      <w:r>
-        <w:rPr>
-          <w:rStyle w:val="VerbatimStringTok"/>
-        </w:rPr>
-        <w:t xml:space="preserve">!`</w:t>
-      </w:r>
-      <w:r>
-        <w:rPr>
-          <w:rStyle w:val="NormalTok"/>
-        </w:rPr>
-        <w:t xml:space="preserve">)</w:t>
-      </w:r>
-      <w:r>
-        <w:rPr>
-          <w:rStyle w:val="OperatorTok"/>
-        </w:rPr>
-        <w:t xml:space="preserve">;</w:t>
-      </w:r>
-      <w:r>
-        <w:br/>
-      </w:r>
-      <w:r>
-        <w:rPr>
-          <w:rStyle w:val="NormalTok"/>
-        </w:rPr>
-        <w:t xml:space="preserve">}</w:t>
+        <w:t xml:space="preserve"> </w:t>
+      </w:r>
+      <w:r>
+        <w:t xml:space="preserve">function logs a personalized greeting message to the console.</w:t>
       </w:r>
     </w:p>
-    <w:bookmarkEnd w:id="26"/>
-    <w:bookmarkStart w:id="27" w:name="usage-notes-2"/>
+    <w:bookmarkEnd w:id="24"/>
+    <w:bookmarkStart w:id="25" w:name="parameters-2"/>
     <w:p>
       <w:pPr>
         <w:pStyle w:val="Heading2"/>
@@ -1854,13 +1767,13 @@
         <w:rPr>
           <w:rStyle w:val="SectionNumber"/>
         </w:rPr>
-        <w:t xml:space="preserve">3.4</w:t>
+        <w:t xml:space="preserve">3.2</w:t>
       </w:r>
       <w:r>
         <w:tab/>
       </w:r>
       <w:r>
-        <w:t xml:space="preserve">Usage Notes</w:t>
+        <w:t xml:space="preserve">parameters</w:t>
       </w:r>
     </w:p>
     <w:p>
@@ -1872,7 +1785,139 @@
         </w:numPr>
       </w:pPr>
       <w:r>
-        <w:t xml:space="preserve">This function does not return any value; its sole purpose is to produce a side effect by logging output to the console.</w:t>
+        <w:rPr>
+          <w:rStyle w:val="VerbatimChar"/>
+        </w:rPr>
+        <w:t xml:space="preserve">name</w:t>
+      </w:r>
+      <w:r>
+        <w:t xml:space="preserve"> </w:t>
+      </w:r>
+      <w:r>
+        <w:t xml:space="preserve">(String): The name to include in the greeting message.</w:t>
+      </w:r>
+    </w:p>
+    <w:bookmarkEnd w:id="25"/>
+    <w:bookmarkStart w:id="26" w:name="description-2"/>
+    <w:p>
+      <w:pPr>
+        <w:pStyle w:val="Heading2"/>
+      </w:pPr>
+      <w:r>
+        <w:rPr>
+          <w:rStyle w:val="SectionNumber"/>
+        </w:rPr>
+        <w:t xml:space="preserve">3.3</w:t>
+      </w:r>
+      <w:r>
+        <w:tab/>
+      </w:r>
+      <w:r>
+        <w:t xml:space="preserve">Description</w:t>
+      </w:r>
+    </w:p>
+    <w:p>
+      <w:pPr>
+        <w:pStyle w:val="FirstParagraph"/>
+      </w:pPr>
+      <w:r>
+        <w:t xml:space="preserve">This function provides a simple way to display a standardized greeting to the console. It takes a single parameter,</w:t>
+      </w:r>
+      <w:r>
+        <w:t xml:space="preserve"> </w:t>
+      </w:r>
+      <w:r>
+        <w:rPr>
+          <w:rStyle w:val="VerbatimChar"/>
+        </w:rPr>
+        <w:t xml:space="preserve">name</w:t>
+      </w:r>
+      <w:r>
+        <w:t xml:space="preserve">, which is expected to be a string.</w:t>
+      </w:r>
+    </w:p>
+    <w:p>
+      <w:pPr>
+        <w:pStyle w:val="BodyText"/>
+      </w:pPr>
+      <w:r>
+        <w:t xml:space="preserve">The core logic uses the</w:t>
+      </w:r>
+      <w:r>
+        <w:t xml:space="preserve"> </w:t>
+      </w:r>
+      <w:r>
+        <w:rPr>
+          <w:rStyle w:val="VerbatimChar"/>
+        </w:rPr>
+        <w:t xml:space="preserve">console.log</w:t>
+      </w:r>
+      <w:r>
+        <w:t xml:space="preserve"> </w:t>
+      </w:r>
+      <w:r>
+        <w:t xml:space="preserve">method to print a formatted string. The string is created using a template literal (enclosed in backticks</w:t>
+      </w:r>
+      <w:r>
+        <w:t xml:space="preserve"> </w:t>
+      </w:r>
+      <w:r>
+        <w:rPr>
+          <w:rStyle w:val="VerbatimChar"/>
+        </w:rPr>
+        <w:t xml:space="preserve">`</w:t>
+      </w:r>
+      <w:r>
+        <w:t xml:space="preserve">), which allows for the direct embedding of variables. The value of the</w:t>
+      </w:r>
+      <w:r>
+        <w:t xml:space="preserve"> </w:t>
+      </w:r>
+      <w:r>
+        <w:rPr>
+          <w:rStyle w:val="VerbatimChar"/>
+        </w:rPr>
+        <w:t xml:space="preserve">name</w:t>
+      </w:r>
+      <w:r>
+        <w:t xml:space="preserve"> </w:t>
+      </w:r>
+      <w:r>
+        <w:t xml:space="preserve">parameter is interpolated into the string</w:t>
+      </w:r>
+      <w:r>
+        <w:t xml:space="preserve"> </w:t>
+      </w:r>
+      <w:r>
+        <w:rPr>
+          <w:rStyle w:val="VerbatimChar"/>
+        </w:rPr>
+        <w:t xml:space="preserve">Hello, ${name}!</w:t>
+      </w:r>
+      <w:r>
+        <w:t xml:space="preserve"> </w:t>
+      </w:r>
+      <w:r>
+        <w:t xml:space="preserve">to generate the final output message.</w:t>
+      </w:r>
+    </w:p>
+    <w:bookmarkEnd w:id="26"/>
+    <w:bookmarkStart w:id="27" w:name="usage-notes-2"/>
+    <w:p>
+      <w:pPr>
+        <w:pStyle w:val="Heading2"/>
+      </w:pPr>
+      <w:r>
+        <w:rPr>
+          <w:rStyle w:val="SectionNumber"/>
+        </w:rPr>
+        <w:t xml:space="preserve">3.4</w:t>
+      </w:r>
+      <w:r>
+        <w:tab/>
+      </w:r>
+      <w:r>
+        <w:t xml:space="preserve">Usage Notes</w:t>
       </w:r>
     </w:p>
     <w:p>
@@ -1880,11 +1925,32 @@
         <w:pStyle w:val="Compact"/>
         <w:numPr>
           <w:ilvl w:val="0"/>
-          <w:numId w:val="1006"/>
+          <w:numId w:val="1007"/>
         </w:numPr>
       </w:pPr>
       <w:r>
-        <w:t xml:space="preserve">While the</w:t>
+        <w:t xml:space="preserve">This function does not return a value (</w:t>
+      </w:r>
+      <w:r>
+        <w:rPr>
+          <w:rStyle w:val="VerbatimChar"/>
+        </w:rPr>
+        <w:t xml:space="preserve">undefined</w:t>
+      </w:r>
+      <w:r>
+        <w:t xml:space="preserve">). Its primary purpose is to produce a side effect by printing output to the console.</w:t>
+      </w:r>
+    </w:p>
+    <w:p>
+      <w:pPr>
+        <w:pStyle w:val="Compact"/>
+        <w:numPr>
+          <w:ilvl w:val="0"/>
+          <w:numId w:val="1007"/>
+        </w:numPr>
+      </w:pPr>
+      <w:r>
+        <w:t xml:space="preserve">While the function is designed to work with a string</w:t>
       </w:r>
       <w:r>
         <w:t xml:space="preserve"> </w:t>
@@ -1896,25 +1962,22 @@
         <w:t xml:space="preserve">name</w:t>
       </w:r>
       <w:r>
+        <w:t xml:space="preserve">, JavaScript’s type coercion will convert non-string arguments into their string representation. For example, calling</w:t>
+      </w:r>
+      <w:r>
         <w:t xml:space="preserve"> </w:t>
       </w:r>
       <w:r>
-        <w:t xml:space="preserve">parameter is expected to be a string, JavaScript’s type coercion will attempt to convert any non-string value passed to it into a string for the output. For instance,</w:t>
+        <w:rPr>
+          <w:rStyle w:val="VerbatimChar"/>
+        </w:rPr>
+        <w:t xml:space="preserve">greet(123)</w:t>
       </w:r>
       <w:r>
         <w:t xml:space="preserve"> </w:t>
       </w:r>
       <w:r>
-        <w:rPr>
-          <w:rStyle w:val="VerbatimChar"/>
-        </w:rPr>
-        <w:t xml:space="preserve">greet(123)</w:t>
-      </w:r>
-      <w:r>
-        <w:t xml:space="preserve"> </w:t>
-      </w:r>
-      <w:r>
-        <w:t xml:space="preserve">will log</w:t>
+        <w:t xml:space="preserve">will output</w:t>
       </w:r>
       <w:r>
         <w:t xml:space="preserve"> </w:t>
@@ -1953,7 +2016,7 @@
         <w:rPr>
           <w:rStyle w:val="CommentTok"/>
         </w:rPr>
-        <w:t xml:space="preserve">// Example usage</w:t>
+        <w:t xml:space="preserve">// Example usage:</w:t>
       </w:r>
       <w:r>
         <w:br/>
@@ -2007,7 +2070,7 @@
         <w:rPr>
           <w:rStyle w:val="StringTok"/>
         </w:rPr>
-        <w:t xml:space="preserve">"Alice"</w:t>
+        <w:t xml:space="preserve">"Developer"</w:t>
       </w:r>
       <w:r>
         <w:rPr>
@@ -2051,7 +2114,7 @@
         <w:rPr>
           <w:rStyle w:val="VerbatimChar"/>
         </w:rPr>
-        <w:t xml:space="preserve">Hello, Alice!</w:t>
+        <w:t xml:space="preserve">Hello, Developer!</w:t>
       </w:r>
     </w:p>
     <w:p>
@@ -2606,6 +2669,9 @@
     <w:abstractNumId w:val="991"/>
   </w:num>
   <w:num w:numId="1006">
+    <w:abstractNumId w:val="991"/>
+  </w:num>
+  <w:num w:numId="1007">
     <w:abstractNumId w:val="991"/>
   </w:num>
 </w:numbering>

--- a/script.docx
+++ b/script.docx
@@ -28,7 +28,7 @@
         </w:p>
       </w:sdtContent>
     </w:sdt>
-    <w:bookmarkStart w:id="9" w:name="functiondef-adda-b"/>
+    <w:bookmarkStart w:id="9" w:name="functiondef-add"/>
     <w:p>
       <w:pPr>
         <w:pStyle w:val="Heading2"/>
@@ -43,7 +43,7 @@
         <w:tab/>
       </w:r>
       <w:r>
-        <w:t xml:space="preserve">FunctionDef add(a, b)</w:t>
+        <w:t xml:space="preserve">FunctionDef add</w:t>
       </w:r>
     </w:p>
     <w:bookmarkEnd w:id="9"/>
@@ -103,7 +103,7 @@
         <w:t xml:space="preserve"> </w:t>
       </w:r>
       <w:r>
-        <w:t xml:space="preserve">function calculates the sum of two numbers.</w:t>
+        <w:t xml:space="preserve">function computes the sum of two numbers.</w:t>
       </w:r>
     </w:p>
     <w:bookmarkEnd w:id="10"/>
@@ -196,7 +196,7 @@
               <w:pStyle w:val="Compact"/>
             </w:pPr>
             <w:r>
-              <w:t xml:space="preserve">Number</w:t>
+              <w:t xml:space="preserve">number</w:t>
             </w:r>
           </w:p>
         </w:tc>
@@ -234,7 +234,7 @@
               <w:pStyle w:val="Compact"/>
             </w:pPr>
             <w:r>
-              <w:t xml:space="preserve">Number</w:t>
+              <w:t xml:space="preserve">number</w:t>
             </w:r>
           </w:p>
         </w:tc>
@@ -275,7 +275,7 @@
         <w:pStyle w:val="FirstParagraph"/>
       </w:pPr>
       <w:r>
-        <w:t xml:space="preserve">The</w:t>
+        <w:t xml:space="preserve">This function takes two arguments,</w:t>
       </w:r>
       <w:r>
         <w:t xml:space="preserve"> </w:t>
@@ -284,13 +284,13 @@
         <w:rPr>
           <w:rStyle w:val="VerbatimChar"/>
         </w:rPr>
-        <w:t xml:space="preserve">add</w:t>
+        <w:t xml:space="preserve">a</w:t>
       </w:r>
       <w:r>
         <w:t xml:space="preserve"> </w:t>
       </w:r>
       <w:r>
-        <w:t xml:space="preserve">function takes two parameters,</w:t>
+        <w:t xml:space="preserve">and</w:t>
       </w:r>
       <w:r>
         <w:t xml:space="preserve"> </w:t>
@@ -299,34 +299,19 @@
         <w:rPr>
           <w:rStyle w:val="VerbatimChar"/>
         </w:rPr>
-        <w:t xml:space="preserve">a</w:t>
-      </w:r>
-      <w:r>
-        <w:t xml:space="preserve"> </w:t>
-      </w:r>
-      <w:r>
-        <w:t xml:space="preserve">and</w:t>
-      </w:r>
-      <w:r>
-        <w:t xml:space="preserve"> </w:t>
+        <w:t xml:space="preserve">b</w:t>
+      </w:r>
+      <w:r>
+        <w:t xml:space="preserve">, and returns their sum. It uses the standard addition operator (</w:t>
       </w:r>
       <w:r>
         <w:rPr>
           <w:rStyle w:val="VerbatimChar"/>
         </w:rPr>
-        <w:t xml:space="preserve">b</w:t>
-      </w:r>
-      <w:r>
-        <w:t xml:space="preserve">. It uses the standard addition operator (</w:t>
-      </w:r>
-      <w:r>
-        <w:rPr>
-          <w:rStyle w:val="VerbatimChar"/>
-        </w:rPr>
         <w:t xml:space="preserve">+</w:t>
       </w:r>
       <w:r>
-        <w:t xml:space="preserve">) to compute the sum of these two values. The result of this operation is then returned by the function.</w:t>
+        <w:t xml:space="preserve">) to perform the calculation. The function is a straightforward implementation of arithmetic addition for numeric inputs.</w:t>
       </w:r>
     </w:p>
     <w:p>
@@ -401,49 +386,7 @@
         </w:numPr>
       </w:pPr>
       <w:r>
-        <w:t xml:space="preserve">This function is designed for numeric inputs. If strings are provided, JavaScript’s</w:t>
-      </w:r>
-      <w:r>
-        <w:t xml:space="preserve"> </w:t>
-      </w:r>
-      <w:r>
-        <w:rPr>
-          <w:rStyle w:val="VerbatimChar"/>
-        </w:rPr>
-        <w:t xml:space="preserve">+</w:t>
-      </w:r>
-      <w:r>
-        <w:t xml:space="preserve"> </w:t>
-      </w:r>
-      <w:r>
-        <w:t xml:space="preserve">operator will perform string concatenation instead of addition (e.g.,</w:t>
-      </w:r>
-      <w:r>
-        <w:t xml:space="preserve"> </w:t>
-      </w:r>
-      <w:r>
-        <w:rPr>
-          <w:rStyle w:val="VerbatimChar"/>
-        </w:rPr>
-        <w:t xml:space="preserve">add(5, "10")</w:t>
-      </w:r>
-      <w:r>
-        <w:t xml:space="preserve"> </w:t>
-      </w:r>
-      <w:r>
-        <w:t xml:space="preserve">will return</w:t>
-      </w:r>
-      <w:r>
-        <w:t xml:space="preserve"> </w:t>
-      </w:r>
-      <w:r>
-        <w:rPr>
-          <w:rStyle w:val="VerbatimChar"/>
-        </w:rPr>
-        <w:t xml:space="preserve">"510"</w:t>
-      </w:r>
-      <w:r>
-        <w:t xml:space="preserve">).</w:t>
+        <w:t xml:space="preserve">This function is designed to work with numeric types (integers or floating-point numbers).</w:t>
       </w:r>
     </w:p>
     <w:p>
@@ -455,11 +398,65 @@
         </w:numPr>
       </w:pPr>
       <w:r>
-        <w:t xml:space="preserve">The function works correctly with both integer and floating-point numbers.</w:t>
+        <w:t xml:space="preserve">If strings are passed as arguments, the</w:t>
+      </w:r>
+      <w:r>
+        <w:t xml:space="preserve"> </w:t>
+      </w:r>
+      <w:r>
+        <w:rPr>
+          <w:rStyle w:val="VerbatimChar"/>
+        </w:rPr>
+        <w:t xml:space="preserve">+</w:t>
+      </w:r>
+      <w:r>
+        <w:t xml:space="preserve"> </w:t>
+      </w:r>
+      <w:r>
+        <w:t xml:space="preserve">operator will perform string concatenation instead of numeric addition due to JavaScript’s type coercion. For example,</w:t>
+      </w:r>
+      <w:r>
+        <w:t xml:space="preserve"> </w:t>
+      </w:r>
+      <w:r>
+        <w:rPr>
+          <w:rStyle w:val="VerbatimChar"/>
+        </w:rPr>
+        <w:t xml:space="preserve">add("2", "3")</w:t>
+      </w:r>
+      <w:r>
+        <w:t xml:space="preserve"> </w:t>
+      </w:r>
+      <w:r>
+        <w:t xml:space="preserve">would result in</w:t>
+      </w:r>
+      <w:r>
+        <w:t xml:space="preserve"> </w:t>
+      </w:r>
+      <w:r>
+        <w:rPr>
+          <w:rStyle w:val="VerbatimChar"/>
+        </w:rPr>
+        <w:t xml:space="preserve">"23"</w:t>
+      </w:r>
+      <w:r>
+        <w:t xml:space="preserve">.</w:t>
       </w:r>
     </w:p>
     <w:p>
       <w:pPr>
+        <w:pStyle w:val="Compact"/>
+        <w:numPr>
+          <w:ilvl w:val="0"/>
+          <w:numId w:val="1001"/>
+        </w:numPr>
+      </w:pPr>
+      <w:r>
+        <w:t xml:space="preserve">To ensure proper addition, make sure both inputs are numbers before calling the function.</w:t>
+      </w:r>
+    </w:p>
+    <w:p>
+      <w:pPr>
         <w:pStyle w:val="FirstParagraph"/>
       </w:pPr>
       <w:r>
@@ -470,7 +467,7 @@
         <w:t xml:space="preserve">Output Example</w:t>
       </w:r>
       <w:r>
-        <w:t xml:space="preserve">: A numeric value representing the sum of the inputs. For example, if</w:t>
+        <w:t xml:space="preserve">: The function returns a single</w:t>
       </w:r>
       <w:r>
         <w:t xml:space="preserve"> </w:t>
@@ -479,67 +476,13 @@
         <w:rPr>
           <w:rStyle w:val="VerbatimChar"/>
         </w:rPr>
-        <w:t xml:space="preserve">a</w:t>
+        <w:t xml:space="preserve">number</w:t>
       </w:r>
       <w:r>
         <w:t xml:space="preserve"> </w:t>
       </w:r>
       <w:r>
-        <w:t xml:space="preserve">is</w:t>
-      </w:r>
-      <w:r>
-        <w:t xml:space="preserve"> </w:t>
-      </w:r>
-      <w:r>
-        <w:rPr>
-          <w:rStyle w:val="VerbatimChar"/>
-        </w:rPr>
-        <w:t xml:space="preserve">5</w:t>
-      </w:r>
-      <w:r>
-        <w:t xml:space="preserve"> </w:t>
-      </w:r>
-      <w:r>
-        <w:t xml:space="preserve">and</w:t>
-      </w:r>
-      <w:r>
-        <w:t xml:space="preserve"> </w:t>
-      </w:r>
-      <w:r>
-        <w:rPr>
-          <w:rStyle w:val="VerbatimChar"/>
-        </w:rPr>
-        <w:t xml:space="preserve">b</w:t>
-      </w:r>
-      <w:r>
-        <w:t xml:space="preserve"> </w:t>
-      </w:r>
-      <w:r>
-        <w:t xml:space="preserve">is</w:t>
-      </w:r>
-      <w:r>
-        <w:t xml:space="preserve"> </w:t>
-      </w:r>
-      <w:r>
-        <w:rPr>
-          <w:rStyle w:val="VerbatimChar"/>
-        </w:rPr>
-        <w:t xml:space="preserve">10</w:t>
-      </w:r>
-      <w:r>
-        <w:t xml:space="preserve">, the output will be</w:t>
-      </w:r>
-      <w:r>
-        <w:t xml:space="preserve"> </w:t>
-      </w:r>
-      <w:r>
-        <w:rPr>
-          <w:rStyle w:val="VerbatimChar"/>
-        </w:rPr>
-        <w:t xml:space="preserve">15</w:t>
-      </w:r>
-      <w:r>
-        <w:t xml:space="preserve">.</w:t>
+        <w:t xml:space="preserve">which is the sum of the two input parameters.</w:t>
       </w:r>
     </w:p>
     <w:bookmarkEnd w:id="13"/>
@@ -578,13 +521,13 @@
         <w:rPr>
           <w:rStyle w:val="KeywordTok"/>
         </w:rPr>
-        <w:t xml:space="preserve">const</w:t>
+        <w:t xml:space="preserve">let</w:t>
       </w:r>
       <w:r>
         <w:rPr>
           <w:rStyle w:val="NormalTok"/>
         </w:rPr>
-        <w:t xml:space="preserve"> num1 </w:t>
+        <w:t xml:space="preserve"> result </w:t>
       </w:r>
       <w:r>
         <w:rPr>
@@ -600,6 +543,18 @@
       </w:r>
       <w:r>
         <w:rPr>
+          <w:rStyle w:val="FunctionTok"/>
+        </w:rPr>
+        <w:t xml:space="preserve">add</w:t>
+      </w:r>
+      <w:r>
+        <w:rPr>
+          <w:rStyle w:val="NormalTok"/>
+        </w:rPr>
+        <w:t xml:space="preserve">(</w:t>
+      </w:r>
+      <w:r>
+        <w:rPr>
           <w:rStyle w:val="DecValTok"/>
         </w:rPr>
         <w:t xml:space="preserve">5</w:t>
@@ -608,6 +563,30 @@
         <w:rPr>
           <w:rStyle w:val="OperatorTok"/>
         </w:rPr>
+        <w:t xml:space="preserve">,</w:t>
+      </w:r>
+      <w:r>
+        <w:rPr>
+          <w:rStyle w:val="NormalTok"/>
+        </w:rPr>
+        <w:t xml:space="preserve"> </w:t>
+      </w:r>
+      <w:r>
+        <w:rPr>
+          <w:rStyle w:val="DecValTok"/>
+        </w:rPr>
+        <w:t xml:space="preserve">10</w:t>
+      </w:r>
+      <w:r>
+        <w:rPr>
+          <w:rStyle w:val="NormalTok"/>
+        </w:rPr>
+        <w:t xml:space="preserve">)</w:t>
+      </w:r>
+      <w:r>
+        <w:rPr>
+          <w:rStyle w:val="OperatorTok"/>
+        </w:rPr>
         <w:t xml:space="preserve">;</w:t>
       </w:r>
       <w:r>
@@ -615,15 +594,51 @@
       </w:r>
       <w:r>
         <w:rPr>
+          <w:rStyle w:val="BuiltInTok"/>
+        </w:rPr>
+        <w:t xml:space="preserve">console</w:t>
+      </w:r>
+      <w:r>
+        <w:rPr>
+          <w:rStyle w:val="OperatorTok"/>
+        </w:rPr>
+        <w:t xml:space="preserve">.</w:t>
+      </w:r>
+      <w:r>
+        <w:rPr>
+          <w:rStyle w:val="FunctionTok"/>
+        </w:rPr>
+        <w:t xml:space="preserve">log</w:t>
+      </w:r>
+      <w:r>
+        <w:rPr>
+          <w:rStyle w:val="NormalTok"/>
+        </w:rPr>
+        <w:t xml:space="preserve">(result)</w:t>
+      </w:r>
+      <w:r>
+        <w:rPr>
+          <w:rStyle w:val="OperatorTok"/>
+        </w:rPr>
+        <w:t xml:space="preserve">;</w:t>
+      </w:r>
+      <w:r>
+        <w:br/>
+      </w:r>
+      <w:r>
+        <w:br/>
+      </w:r>
+      <w:r>
+        <w:rPr>
           <w:rStyle w:val="KeywordTok"/>
         </w:rPr>
-        <w:t xml:space="preserve">const</w:t>
+        <w:t xml:space="preserve">let</w:t>
       </w:r>
       <w:r>
         <w:rPr>
           <w:rStyle w:val="NormalTok"/>
         </w:rPr>
-        <w:t xml:space="preserve"> num2 </w:t>
+        <w:t xml:space="preserve"> anotherResult </w:t>
       </w:r>
       <w:r>
         <w:rPr>
@@ -639,14 +654,56 @@
       </w:r>
       <w:r>
         <w:rPr>
-          <w:rStyle w:val="DecValTok"/>
-        </w:rPr>
-        <w:t xml:space="preserve">10</w:t>
+          <w:rStyle w:val="FunctionTok"/>
+        </w:rPr>
+        <w:t xml:space="preserve">add</w:t>
+      </w:r>
+      <w:r>
+        <w:rPr>
+          <w:rStyle w:val="NormalTok"/>
+        </w:rPr>
+        <w:t xml:space="preserve">(</w:t>
       </w:r>
       <w:r>
         <w:rPr>
           <w:rStyle w:val="OperatorTok"/>
         </w:rPr>
+        <w:t xml:space="preserve">-</w:t>
+      </w:r>
+      <w:r>
+        <w:rPr>
+          <w:rStyle w:val="FloatTok"/>
+        </w:rPr>
+        <w:t xml:space="preserve">7.5</w:t>
+      </w:r>
+      <w:r>
+        <w:rPr>
+          <w:rStyle w:val="OperatorTok"/>
+        </w:rPr>
+        <w:t xml:space="preserve">,</w:t>
+      </w:r>
+      <w:r>
+        <w:rPr>
+          <w:rStyle w:val="NormalTok"/>
+        </w:rPr>
+        <w:t xml:space="preserve"> </w:t>
+      </w:r>
+      <w:r>
+        <w:rPr>
+          <w:rStyle w:val="FloatTok"/>
+        </w:rPr>
+        <w:t xml:space="preserve">2.5</w:t>
+      </w:r>
+      <w:r>
+        <w:rPr>
+          <w:rStyle w:val="NormalTok"/>
+        </w:rPr>
+        <w:t xml:space="preserve">)</w:t>
+      </w:r>
+      <w:r>
+        <w:rPr>
+          <w:rStyle w:val="OperatorTok"/>
+        </w:rPr>
         <w:t xml:space="preserve">;</w:t>
       </w:r>
       <w:r>
@@ -654,87 +711,27 @@
       </w:r>
       <w:r>
         <w:rPr>
-          <w:rStyle w:val="KeywordTok"/>
-        </w:rPr>
-        <w:t xml:space="preserve">const</w:t>
+          <w:rStyle w:val="BuiltInTok"/>
+        </w:rPr>
+        <w:t xml:space="preserve">console</w:t>
+      </w:r>
+      <w:r>
+        <w:rPr>
+          <w:rStyle w:val="OperatorTok"/>
+        </w:rPr>
+        <w:t xml:space="preserve">.</w:t>
+      </w:r>
+      <w:r>
+        <w:rPr>
+          <w:rStyle w:val="FunctionTok"/>
+        </w:rPr>
+        <w:t xml:space="preserve">log</w:t>
       </w:r>
       <w:r>
         <w:rPr>
           <w:rStyle w:val="NormalTok"/>
         </w:rPr>
-        <w:t xml:space="preserve"> result </w:t>
-      </w:r>
-      <w:r>
-        <w:rPr>
-          <w:rStyle w:val="OperatorTok"/>
-        </w:rPr>
-        <w:t xml:space="preserve">=</w:t>
-      </w:r>
-      <w:r>
-        <w:rPr>
-          <w:rStyle w:val="NormalTok"/>
-        </w:rPr>
-        <w:t xml:space="preserve"> </w:t>
-      </w:r>
-      <w:r>
-        <w:rPr>
-          <w:rStyle w:val="FunctionTok"/>
-        </w:rPr>
-        <w:t xml:space="preserve">add</w:t>
-      </w:r>
-      <w:r>
-        <w:rPr>
-          <w:rStyle w:val="NormalTok"/>
-        </w:rPr>
-        <w:t xml:space="preserve">(num1</w:t>
-      </w:r>
-      <w:r>
-        <w:rPr>
-          <w:rStyle w:val="OperatorTok"/>
-        </w:rPr>
-        <w:t xml:space="preserve">,</w:t>
-      </w:r>
-      <w:r>
-        <w:rPr>
-          <w:rStyle w:val="NormalTok"/>
-        </w:rPr>
-        <w:t xml:space="preserve"> num2)</w:t>
-      </w:r>
-      <w:r>
-        <w:rPr>
-          <w:rStyle w:val="OperatorTok"/>
-        </w:rPr>
-        <w:t xml:space="preserve">;</w:t>
-      </w:r>
-      <w:r>
-        <w:br/>
-      </w:r>
-      <w:r>
-        <w:br/>
-      </w:r>
-      <w:r>
-        <w:rPr>
-          <w:rStyle w:val="BuiltInTok"/>
-        </w:rPr>
-        <w:t xml:space="preserve">console</w:t>
-      </w:r>
-      <w:r>
-        <w:rPr>
-          <w:rStyle w:val="OperatorTok"/>
-        </w:rPr>
-        <w:t xml:space="preserve">.</w:t>
-      </w:r>
-      <w:r>
-        <w:rPr>
-          <w:rStyle w:val="FunctionTok"/>
-        </w:rPr>
-        <w:t xml:space="preserve">log</w:t>
-      </w:r>
-      <w:r>
-        <w:rPr>
-          <w:rStyle w:val="NormalTok"/>
-        </w:rPr>
-        <w:t xml:space="preserve">(result)</w:t>
+        <w:t xml:space="preserve">(anotherResult)</w:t>
       </w:r>
       <w:r>
         <w:rPr>
@@ -764,6 +761,15 @@
           <w:rStyle w:val="VerbatimChar"/>
         </w:rPr>
         <w:t xml:space="preserve">15</w:t>
+      </w:r>
+      <w:r>
+        <w:br/>
+      </w:r>
+      <w:r>
+        <w:rPr>
+          <w:rStyle w:val="VerbatimChar"/>
+        </w:rPr>
+        <w:t xml:space="preserve">-5</w:t>
       </w:r>
     </w:p>
     <w:p>
@@ -774,7 +780,7 @@
       </w:r>
     </w:p>
     <w:bookmarkEnd w:id="14"/>
-    <w:bookmarkStart w:id="15" w:name="functiondef-factorialn"/>
+    <w:bookmarkStart w:id="15" w:name="functiondef-factorial"/>
     <w:p>
       <w:pPr>
         <w:pStyle w:val="Heading2"/>
@@ -789,7 +795,7 @@
         <w:tab/>
       </w:r>
       <w:r>
-        <w:t xml:space="preserve">FunctionDef factorial(n)</w:t>
+        <w:t xml:space="preserve">FunctionDef factorial</w:t>
       </w:r>
     </w:p>
     <w:bookmarkEnd w:id="15"/>
@@ -887,22 +893,10 @@
         <w:t xml:space="preserve">n</w:t>
       </w:r>
       <w:r>
-        <w:t xml:space="preserve">:</w:t>
-      </w:r>
-      <w:r>
         <w:t xml:space="preserve"> </w:t>
       </w:r>
       <w:r>
-        <w:rPr>
-          <w:rStyle w:val="VerbatimChar"/>
-        </w:rPr>
-        <w:t xml:space="preserve">Number</w:t>
-      </w:r>
-      <w:r>
-        <w:t xml:space="preserve"> </w:t>
-      </w:r>
-      <w:r>
-        <w:t xml:space="preserve">- The non-negative integer for which to calculate the factorial.</w:t>
+        <w:t xml:space="preserve">(Number): The non-negative integer whose factorial is to be calculated.</w:t>
       </w:r>
     </w:p>
     <w:bookmarkEnd w:id="18"/>
@@ -929,34 +923,7 @@
         <w:pStyle w:val="FirstParagraph"/>
       </w:pPr>
       <w:r>
-        <w:t xml:space="preserve">This function implements the factorial operation, which is the product of all positive integers up to a given number</w:t>
-      </w:r>
-      <w:r>
-        <w:t xml:space="preserve"> </w:t>
-      </w:r>
-      <w:r>
-        <w:rPr>
-          <w:rStyle w:val="VerbatimChar"/>
-        </w:rPr>
-        <w:t xml:space="preserve">n</w:t>
-      </w:r>
-      <w:r>
-        <w:t xml:space="preserve"> </w:t>
-      </w:r>
-      <w:r>
-        <w:t xml:space="preserve">(denoted as</w:t>
-      </w:r>
-      <w:r>
-        <w:t xml:space="preserve"> </w:t>
-      </w:r>
-      <w:r>
-        <w:rPr>
-          <w:rStyle w:val="VerbatimChar"/>
-        </w:rPr>
-        <w:t xml:space="preserve">n!</w:t>
-      </w:r>
-      <w:r>
-        <w:t xml:space="preserve">). It uses a recursive approach to achieve this.</w:t>
+        <w:t xml:space="preserve">This function implements the factorial operation using recursion. The logic is divided into two main parts: a base case and a recursive step.</w:t>
       </w:r>
     </w:p>
     <w:p>
@@ -964,7 +931,7 @@
         <w:pStyle w:val="BodyText"/>
       </w:pPr>
       <w:r>
-        <w:t xml:space="preserve">The core logic is based on a conditional (ternary) operator:</w:t>
+        <w:t xml:space="preserve">The function first evaluates the base case using a ternary operator:</w:t>
       </w:r>
       <w:r>
         <w:t xml:space="preserve"> </w:t>
@@ -973,106 +940,386 @@
         <w:rPr>
           <w:rStyle w:val="VerbatimChar"/>
         </w:rPr>
-        <w:t xml:space="preserve">n &lt;= 1 ? 1 : n * factorial(n - 1)</w:t>
-      </w:r>
-      <w:r>
-        <w:t xml:space="preserve">.</w:t>
+        <w:t xml:space="preserve">n &lt;= 1 ? 1 : ...</w:t>
+      </w:r>
+      <w:r>
+        <w:t xml:space="preserve">. If the input number</w:t>
+      </w:r>
+      <w:r>
+        <w:t xml:space="preserve"> </w:t>
+      </w:r>
+      <w:r>
+        <w:rPr>
+          <w:rStyle w:val="VerbatimChar"/>
+        </w:rPr>
+        <w:t xml:space="preserve">n</w:t>
+      </w:r>
+      <w:r>
+        <w:t xml:space="preserve"> </w:t>
+      </w:r>
+      <w:r>
+        <w:t xml:space="preserve">is less than or equal to 1, the function immediately returns</w:t>
+      </w:r>
+      <w:r>
+        <w:t xml:space="preserve"> </w:t>
+      </w:r>
+      <w:r>
+        <w:rPr>
+          <w:rStyle w:val="VerbatimChar"/>
+        </w:rPr>
+        <w:t xml:space="preserve">1</w:t>
+      </w:r>
+      <w:r>
+        <w:t xml:space="preserve">. This is the termination condition for the recursion, as the factorial of 1 (1!) and 0 (0!) are both defined as 1.</w:t>
       </w:r>
     </w:p>
     <w:p>
       <w:pPr>
+        <w:pStyle w:val="BodyText"/>
+      </w:pPr>
+      <w:r>
+        <w:t xml:space="preserve">If</w:t>
+      </w:r>
+      <w:r>
+        <w:t xml:space="preserve"> </w:t>
+      </w:r>
+      <w:r>
+        <w:rPr>
+          <w:rStyle w:val="VerbatimChar"/>
+        </w:rPr>
+        <w:t xml:space="preserve">n</w:t>
+      </w:r>
+      <w:r>
+        <w:t xml:space="preserve"> </w:t>
+      </w:r>
+      <w:r>
+        <w:t xml:space="preserve">is greater than 1, the function executes the recursive step:</w:t>
+      </w:r>
+      <w:r>
+        <w:t xml:space="preserve"> </w:t>
+      </w:r>
+      <w:r>
+        <w:rPr>
+          <w:rStyle w:val="VerbatimChar"/>
+        </w:rPr>
+        <w:t xml:space="preserve">... : n * factorial(n - 1)</w:t>
+      </w:r>
+      <w:r>
+        <w:t xml:space="preserve">. It returns the product of the current number</w:t>
+      </w:r>
+      <w:r>
+        <w:t xml:space="preserve"> </w:t>
+      </w:r>
+      <w:r>
+        <w:rPr>
+          <w:rStyle w:val="VerbatimChar"/>
+        </w:rPr>
+        <w:t xml:space="preserve">n</w:t>
+      </w:r>
+      <w:r>
+        <w:t xml:space="preserve"> </w:t>
+      </w:r>
+      <w:r>
+        <w:t xml:space="preserve">and the result of calling itself with the argument</w:t>
+      </w:r>
+      <w:r>
+        <w:t xml:space="preserve"> </w:t>
+      </w:r>
+      <w:r>
+        <w:rPr>
+          <w:rStyle w:val="VerbatimChar"/>
+        </w:rPr>
+        <w:t xml:space="preserve">n - 1</w:t>
+      </w:r>
+      <w:r>
+        <w:t xml:space="preserve">. This process repeats, decrementing</w:t>
+      </w:r>
+      <w:r>
+        <w:t xml:space="preserve"> </w:t>
+      </w:r>
+      <w:r>
+        <w:rPr>
+          <w:rStyle w:val="VerbatimChar"/>
+        </w:rPr>
+        <w:t xml:space="preserve">n</w:t>
+      </w:r>
+      <w:r>
+        <w:t xml:space="preserve"> </w:t>
+      </w:r>
+      <w:r>
+        <w:t xml:space="preserve">by 1 in each subsequent call, until the base case (</w:t>
+      </w:r>
+      <w:r>
+        <w:rPr>
+          <w:rStyle w:val="VerbatimChar"/>
+        </w:rPr>
+        <w:t xml:space="preserve">n &lt;= 1</w:t>
+      </w:r>
+      <w:r>
+        <w:t xml:space="preserve">) is reached.</w:t>
+      </w:r>
+    </w:p>
+    <w:p>
+      <w:pPr>
+        <w:pStyle w:val="BodyText"/>
+      </w:pPr>
+      <w:r>
+        <w:t xml:space="preserve">For example,</w:t>
+      </w:r>
+      <w:r>
+        <w:t xml:space="preserve"> </w:t>
+      </w:r>
+      <w:r>
+        <w:rPr>
+          <w:rStyle w:val="VerbatimChar"/>
+        </w:rPr>
+        <w:t xml:space="preserve">factorial(4)</w:t>
+      </w:r>
+      <w:r>
+        <w:t xml:space="preserve"> </w:t>
+      </w:r>
+      <w:r>
+        <w:t xml:space="preserve">would be calculated as follows:</w:t>
+      </w:r>
+      <w:r>
+        <w:t xml:space="preserve"> </w:t>
+      </w:r>
+      <w:r>
+        <w:t xml:space="preserve">1.</w:t>
+      </w:r>
+      <w:r>
+        <w:t xml:space="preserve"> </w:t>
+      </w:r>
+      <w:r>
+        <w:rPr>
+          <w:rStyle w:val="VerbatimChar"/>
+        </w:rPr>
+        <w:t xml:space="preserve">factorial(4)</w:t>
+      </w:r>
+      <w:r>
+        <w:t xml:space="preserve"> </w:t>
+      </w:r>
+      <w:r>
+        <w:t xml:space="preserve">returns</w:t>
+      </w:r>
+      <w:r>
+        <w:t xml:space="preserve"> </w:t>
+      </w:r>
+      <w:r>
+        <w:rPr>
+          <w:rStyle w:val="VerbatimChar"/>
+        </w:rPr>
+        <w:t xml:space="preserve">4 * factorial(3)</w:t>
+      </w:r>
+      <w:r>
+        <w:t xml:space="preserve"> </w:t>
+      </w:r>
+      <w:r>
+        <w:t xml:space="preserve">2.</w:t>
+      </w:r>
+      <w:r>
+        <w:t xml:space="preserve"> </w:t>
+      </w:r>
+      <w:r>
+        <w:rPr>
+          <w:rStyle w:val="VerbatimChar"/>
+        </w:rPr>
+        <w:t xml:space="preserve">factorial(3)</w:t>
+      </w:r>
+      <w:r>
+        <w:t xml:space="preserve"> </w:t>
+      </w:r>
+      <w:r>
+        <w:t xml:space="preserve">returns</w:t>
+      </w:r>
+      <w:r>
+        <w:t xml:space="preserve"> </w:t>
+      </w:r>
+      <w:r>
+        <w:rPr>
+          <w:rStyle w:val="VerbatimChar"/>
+        </w:rPr>
+        <w:t xml:space="preserve">3 * factorial(2)</w:t>
+      </w:r>
+      <w:r>
+        <w:t xml:space="preserve"> </w:t>
+      </w:r>
+      <w:r>
+        <w:t xml:space="preserve">3.</w:t>
+      </w:r>
+      <w:r>
+        <w:t xml:space="preserve"> </w:t>
+      </w:r>
+      <w:r>
+        <w:rPr>
+          <w:rStyle w:val="VerbatimChar"/>
+        </w:rPr>
+        <w:t xml:space="preserve">factorial(2)</w:t>
+      </w:r>
+      <w:r>
+        <w:t xml:space="preserve"> </w:t>
+      </w:r>
+      <w:r>
+        <w:t xml:space="preserve">returns</w:t>
+      </w:r>
+      <w:r>
+        <w:t xml:space="preserve"> </w:t>
+      </w:r>
+      <w:r>
+        <w:rPr>
+          <w:rStyle w:val="VerbatimChar"/>
+        </w:rPr>
+        <w:t xml:space="preserve">2 * factorial(1)</w:t>
+      </w:r>
+      <w:r>
+        <w:t xml:space="preserve"> </w:t>
+      </w:r>
+      <w:r>
+        <w:t xml:space="preserve">4.</w:t>
+      </w:r>
+      <w:r>
+        <w:t xml:space="preserve"> </w:t>
+      </w:r>
+      <w:r>
+        <w:rPr>
+          <w:rStyle w:val="VerbatimChar"/>
+        </w:rPr>
+        <w:t xml:space="preserve">factorial(1)</w:t>
+      </w:r>
+      <w:r>
+        <w:t xml:space="preserve"> </w:t>
+      </w:r>
+      <w:r>
+        <w:t xml:space="preserve">returns</w:t>
+      </w:r>
+      <w:r>
+        <w:t xml:space="preserve"> </w:t>
+      </w:r>
+      <w:r>
+        <w:rPr>
+          <w:rStyle w:val="VerbatimChar"/>
+        </w:rPr>
+        <w:t xml:space="preserve">1</w:t>
+      </w:r>
+      <w:r>
+        <w:t xml:space="preserve"> </w:t>
+      </w:r>
+      <w:r>
+        <w:t xml:space="preserve">(base case)</w:t>
+      </w:r>
+    </w:p>
+    <w:p>
+      <w:pPr>
+        <w:pStyle w:val="BodyText"/>
+      </w:pPr>
+      <w:r>
+        <w:t xml:space="preserve">The results are then multiplied up the call stack:</w:t>
+      </w:r>
+      <w:r>
+        <w:t xml:space="preserve"> </w:t>
+      </w:r>
+      <w:r>
+        <w:rPr>
+          <w:rStyle w:val="VerbatimChar"/>
+        </w:rPr>
+        <w:t xml:space="preserve">4 * 3 * 2 * 1</w:t>
+      </w:r>
+      <w:r>
+        <w:t xml:space="preserve">, yielding</w:t>
+      </w:r>
+      <w:r>
+        <w:t xml:space="preserve"> </w:t>
+      </w:r>
+      <w:r>
+        <w:rPr>
+          <w:rStyle w:val="VerbatimChar"/>
+        </w:rPr>
+        <w:t xml:space="preserve">24</w:t>
+      </w:r>
+      <w:r>
+        <w:t xml:space="preserve">.</w:t>
+      </w:r>
+    </w:p>
+    <w:bookmarkEnd w:id="19"/>
+    <w:bookmarkStart w:id="20" w:name="usage-notes-1"/>
+    <w:p>
+      <w:pPr>
+        <w:pStyle w:val="Heading2"/>
+      </w:pPr>
+      <w:r>
+        <w:rPr>
+          <w:rStyle w:val="SectionNumber"/>
+        </w:rPr>
+        <w:t xml:space="preserve">2.4</w:t>
+      </w:r>
+      <w:r>
+        <w:tab/>
+      </w:r>
+      <w:r>
+        <w:t xml:space="preserve">Usage Notes</w:t>
+      </w:r>
+    </w:p>
+    <w:p>
+      <w:pPr>
+        <w:pStyle w:val="Compact"/>
         <w:numPr>
           <w:ilvl w:val="0"/>
           <w:numId w:val="1003"/>
         </w:numPr>
       </w:pPr>
       <w:r>
-        <w:rPr>
-          <w:b/>
-          <w:bCs/>
-        </w:rPr>
-        <w:t xml:space="preserve">Base Case</w:t>
-      </w:r>
-      <w:r>
-        <w:t xml:space="preserve">: The recursion terminates when the input</w:t>
+        <w:t xml:space="preserve">This function is designed for non-negative integers. Providing a negative number will cause infinite recursion, leading to a</w:t>
       </w:r>
       <w:r>
         <w:t xml:space="preserve"> </w:t>
       </w:r>
       <w:r>
-        <w:rPr>
-          <w:rStyle w:val="VerbatimChar"/>
-        </w:rPr>
-        <w:t xml:space="preserve">n</w:t>
+        <w:t xml:space="preserve">“Maximum call stack size exceeded”</w:t>
       </w:r>
       <w:r>
         <w:t xml:space="preserve"> </w:t>
       </w:r>
       <w:r>
-        <w:t xml:space="preserve">is less than or equal to 1. According to the definition of factorials, the factorial of 1 (</w:t>
-      </w:r>
-      <w:r>
-        <w:rPr>
-          <w:rStyle w:val="VerbatimChar"/>
-        </w:rPr>
-        <w:t xml:space="preserve">1!</w:t>
-      </w:r>
-      <w:r>
-        <w:t xml:space="preserve">) is 1, and the factorial of 0 (</w:t>
-      </w:r>
-      <w:r>
-        <w:rPr>
-          <w:rStyle w:val="VerbatimChar"/>
-        </w:rPr>
-        <w:t xml:space="preserve">0!</w:t>
-      </w:r>
-      <w:r>
-        <w:t xml:space="preserve">) is also 1. The condition</w:t>
-      </w:r>
-      <w:r>
-        <w:t xml:space="preserve"> </w:t>
-      </w:r>
-      <w:r>
-        <w:rPr>
-          <w:rStyle w:val="VerbatimChar"/>
-        </w:rPr>
-        <w:t xml:space="preserve">n &lt;= 1</w:t>
-      </w:r>
-      <w:r>
-        <w:t xml:space="preserve"> </w:t>
-      </w:r>
-      <w:r>
-        <w:t xml:space="preserve">correctly handles both of these base cases by returning</w:t>
-      </w:r>
-      <w:r>
-        <w:t xml:space="preserve"> </w:t>
-      </w:r>
-      <w:r>
-        <w:rPr>
-          <w:rStyle w:val="VerbatimChar"/>
-        </w:rPr>
-        <w:t xml:space="preserve">1</w:t>
-      </w:r>
-      <w:r>
-        <w:t xml:space="preserve">.</w:t>
+        <w:t xml:space="preserve">error.</w:t>
       </w:r>
     </w:p>
     <w:p>
       <w:pPr>
+        <w:pStyle w:val="Compact"/>
         <w:numPr>
           <w:ilvl w:val="0"/>
           <w:numId w:val="1003"/>
         </w:numPr>
       </w:pPr>
       <w:r>
+        <w:t xml:space="preserve">Due to its recursive nature, calculating the factorial of very large numbers can also lead to a stack overflow error. For such cases, an iterative approach is recommended.</w:t>
+      </w:r>
+    </w:p>
+    <w:p>
+      <w:pPr>
+        <w:pStyle w:val="Compact"/>
+        <w:numPr>
+          <w:ilvl w:val="0"/>
+          <w:numId w:val="1003"/>
+        </w:numPr>
+      </w:pPr>
+      <w:r>
+        <w:t xml:space="preserve">The function does not validate if the input is an integer. While it may produce a result for floating-point numbers, the factorial is mathematically defined only for non-negative integers.</w:t>
+      </w:r>
+    </w:p>
+    <w:p>
+      <w:pPr>
+        <w:pStyle w:val="FirstParagraph"/>
+      </w:pPr>
+      <w:r>
         <w:rPr>
           <w:b/>
           <w:bCs/>
         </w:rPr>
-        <w:t xml:space="preserve">Recursive Step</w:t>
-      </w:r>
-      <w:r>
-        <w:t xml:space="preserve">: If</w:t>
+        <w:t xml:space="preserve">Output Example</w:t>
+      </w:r>
+      <w:r>
+        <w:t xml:space="preserve">: The function returns a single</w:t>
       </w:r>
       <w:r>
         <w:t xml:space="preserve"> </w:t>
@@ -1081,59 +1328,356 @@
         <w:rPr>
           <w:rStyle w:val="VerbatimChar"/>
         </w:rPr>
-        <w:t xml:space="preserve">n</w:t>
+        <w:t xml:space="preserve">Number</w:t>
       </w:r>
       <w:r>
         <w:t xml:space="preserve"> </w:t>
       </w:r>
       <w:r>
-        <w:t xml:space="preserve">is greater than 1, the function returns the product of</w:t>
-      </w:r>
-      <w:r>
-        <w:t xml:space="preserve"> </w:t>
-      </w:r>
-      <w:r>
-        <w:rPr>
-          <w:rStyle w:val="VerbatimChar"/>
-        </w:rPr>
-        <w:t xml:space="preserve">n</w:t>
-      </w:r>
-      <w:r>
-        <w:t xml:space="preserve"> </w:t>
-      </w:r>
-      <w:r>
-        <w:t xml:space="preserve">and the result of calling itself with the argument</w:t>
-      </w:r>
-      <w:r>
-        <w:t xml:space="preserve"> </w:t>
-      </w:r>
-      <w:r>
-        <w:rPr>
-          <w:rStyle w:val="VerbatimChar"/>
-        </w:rPr>
-        <w:t xml:space="preserve">n - 1</w:t>
-      </w:r>
-      <w:r>
-        <w:t xml:space="preserve">. This process unwinds as follows for an input like</w:t>
-      </w:r>
-      <w:r>
-        <w:t xml:space="preserve"> </w:t>
-      </w:r>
-      <w:r>
-        <w:rPr>
-          <w:rStyle w:val="VerbatimChar"/>
-        </w:rPr>
-        <w:t xml:space="preserve">4</w:t>
-      </w:r>
-      <w:r>
-        <w:t xml:space="preserve">:</w:t>
+        <w:t xml:space="preserve">representing the calculated factorial.</w:t>
+      </w:r>
+    </w:p>
+    <w:bookmarkEnd w:id="20"/>
+    <w:bookmarkStart w:id="21" w:name="example-1"/>
+    <w:p>
+      <w:pPr>
+        <w:pStyle w:val="Heading2"/>
+      </w:pPr>
+      <w:r>
+        <w:rPr>
+          <w:rStyle w:val="SectionNumber"/>
+        </w:rPr>
+        <w:t xml:space="preserve">2.5</w:t>
+      </w:r>
+      <w:r>
+        <w:tab/>
+      </w:r>
+      <w:r>
+        <w:t xml:space="preserve">Example</w:t>
       </w:r>
     </w:p>
     <w:p>
       <w:pPr>
+        <w:pStyle w:val="SourceCode"/>
+      </w:pPr>
+      <w:r>
+        <w:rPr>
+          <w:rStyle w:val="CommentTok"/>
+        </w:rPr>
+        <w:t xml:space="preserve">// Example usage</w:t>
+      </w:r>
+      <w:r>
+        <w:br/>
+      </w:r>
+      <w:r>
+        <w:rPr>
+          <w:rStyle w:val="KeywordTok"/>
+        </w:rPr>
+        <w:t xml:space="preserve">const</w:t>
+      </w:r>
+      <w:r>
+        <w:rPr>
+          <w:rStyle w:val="NormalTok"/>
+        </w:rPr>
+        <w:t xml:space="preserve"> number </w:t>
+      </w:r>
+      <w:r>
+        <w:rPr>
+          <w:rStyle w:val="OperatorTok"/>
+        </w:rPr>
+        <w:t xml:space="preserve">=</w:t>
+      </w:r>
+      <w:r>
+        <w:rPr>
+          <w:rStyle w:val="NormalTok"/>
+        </w:rPr>
+        <w:t xml:space="preserve"> </w:t>
+      </w:r>
+      <w:r>
+        <w:rPr>
+          <w:rStyle w:val="DecValTok"/>
+        </w:rPr>
+        <w:t xml:space="preserve">5</w:t>
+      </w:r>
+      <w:r>
+        <w:rPr>
+          <w:rStyle w:val="OperatorTok"/>
+        </w:rPr>
+        <w:t xml:space="preserve">;</w:t>
+      </w:r>
+      <w:r>
+        <w:br/>
+      </w:r>
+      <w:r>
+        <w:rPr>
+          <w:rStyle w:val="KeywordTok"/>
+        </w:rPr>
+        <w:t xml:space="preserve">const</w:t>
+      </w:r>
+      <w:r>
+        <w:rPr>
+          <w:rStyle w:val="NormalTok"/>
+        </w:rPr>
+        <w:t xml:space="preserve"> result </w:t>
+      </w:r>
+      <w:r>
+        <w:rPr>
+          <w:rStyle w:val="OperatorTok"/>
+        </w:rPr>
+        <w:t xml:space="preserve">=</w:t>
+      </w:r>
+      <w:r>
+        <w:rPr>
+          <w:rStyle w:val="NormalTok"/>
+        </w:rPr>
+        <w:t xml:space="preserve"> </w:t>
+      </w:r>
+      <w:r>
+        <w:rPr>
+          <w:rStyle w:val="FunctionTok"/>
+        </w:rPr>
+        <w:t xml:space="preserve">factorial</w:t>
+      </w:r>
+      <w:r>
+        <w:rPr>
+          <w:rStyle w:val="NormalTok"/>
+        </w:rPr>
+        <w:t xml:space="preserve">(number)</w:t>
+      </w:r>
+      <w:r>
+        <w:rPr>
+          <w:rStyle w:val="OperatorTok"/>
+        </w:rPr>
+        <w:t xml:space="preserve">;</w:t>
+      </w:r>
+      <w:r>
+        <w:br/>
+      </w:r>
+      <w:r>
+        <w:rPr>
+          <w:rStyle w:val="BuiltInTok"/>
+        </w:rPr>
+        <w:t xml:space="preserve">console</w:t>
+      </w:r>
+      <w:r>
+        <w:rPr>
+          <w:rStyle w:val="OperatorTok"/>
+        </w:rPr>
+        <w:t xml:space="preserve">.</w:t>
+      </w:r>
+      <w:r>
+        <w:rPr>
+          <w:rStyle w:val="FunctionTok"/>
+        </w:rPr>
+        <w:t xml:space="preserve">log</w:t>
+      </w:r>
+      <w:r>
+        <w:rPr>
+          <w:rStyle w:val="NormalTok"/>
+        </w:rPr>
+        <w:t xml:space="preserve">(</w:t>
+      </w:r>
+      <w:r>
+        <w:rPr>
+          <w:rStyle w:val="VerbatimStringTok"/>
+        </w:rPr>
+        <w:t xml:space="preserve">`The factorial of </w:t>
+      </w:r>
+      <w:r>
+        <w:rPr>
+          <w:rStyle w:val="SpecialCharTok"/>
+        </w:rPr>
+        <w:t xml:space="preserve">${</w:t>
+      </w:r>
+      <w:r>
+        <w:rPr>
+          <w:rStyle w:val="NormalTok"/>
+        </w:rPr>
+        <w:t xml:space="preserve">number</w:t>
+      </w:r>
+      <w:r>
+        <w:rPr>
+          <w:rStyle w:val="SpecialCharTok"/>
+        </w:rPr>
+        <w:t xml:space="preserve">}</w:t>
+      </w:r>
+      <w:r>
+        <w:rPr>
+          <w:rStyle w:val="VerbatimStringTok"/>
+        </w:rPr>
+        <w:t xml:space="preserve"> is </w:t>
+      </w:r>
+      <w:r>
+        <w:rPr>
+          <w:rStyle w:val="SpecialCharTok"/>
+        </w:rPr>
+        <w:t xml:space="preserve">${</w:t>
+      </w:r>
+      <w:r>
+        <w:rPr>
+          <w:rStyle w:val="NormalTok"/>
+        </w:rPr>
+        <w:t xml:space="preserve">result</w:t>
+      </w:r>
+      <w:r>
+        <w:rPr>
+          <w:rStyle w:val="SpecialCharTok"/>
+        </w:rPr>
+        <w:t xml:space="preserve">}</w:t>
+      </w:r>
+      <w:r>
+        <w:rPr>
+          <w:rStyle w:val="VerbatimStringTok"/>
+        </w:rPr>
+        <w:t xml:space="preserve">`</w:t>
+      </w:r>
+      <w:r>
+        <w:rPr>
+          <w:rStyle w:val="NormalTok"/>
+        </w:rPr>
+        <w:t xml:space="preserve">)</w:t>
+      </w:r>
+      <w:r>
+        <w:rPr>
+          <w:rStyle w:val="OperatorTok"/>
+        </w:rPr>
+        <w:t xml:space="preserve">;</w:t>
+      </w:r>
+    </w:p>
+    <w:p>
+      <w:pPr>
+        <w:pStyle w:val="FirstParagraph"/>
+      </w:pPr>
+      <w:r>
+        <w:rPr>
+          <w:b/>
+          <w:bCs/>
+        </w:rPr>
+        <w:t xml:space="preserve">Output:</w:t>
+      </w:r>
+    </w:p>
+    <w:p>
+      <w:pPr>
+        <w:pStyle w:val="SourceCode"/>
+      </w:pPr>
+      <w:r>
+        <w:rPr>
+          <w:rStyle w:val="VerbatimChar"/>
+        </w:rPr>
+        <w:t xml:space="preserve">The factorial of 5 is 120</w:t>
+      </w:r>
+    </w:p>
+    <w:p>
+      <w:r>
+        <w:pict>
+          <v:rect style="width:0;height:1.5pt" o:hralign="center" o:hrstd="t" o:hr="t"/>
+        </w:pict>
+      </w:r>
+    </w:p>
+    <w:bookmarkEnd w:id="21"/>
+    <w:bookmarkStart w:id="22" w:name="functiondef-greet"/>
+    <w:p>
+      <w:pPr>
+        <w:pStyle w:val="Heading2"/>
+      </w:pPr>
+      <w:r>
+        <w:rPr>
+          <w:rStyle w:val="SectionNumber"/>
+        </w:rPr>
+        <w:t xml:space="preserve">2.6</w:t>
+      </w:r>
+      <w:r>
+        <w:tab/>
+      </w:r>
+      <w:r>
+        <w:t xml:space="preserve">FunctionDef greet</w:t>
+      </w:r>
+    </w:p>
+    <w:bookmarkEnd w:id="22"/>
+    <w:bookmarkEnd w:id="23"/>
+    <w:bookmarkStart w:id="29" w:name="function-greet"/>
+    <w:p>
+      <w:pPr>
+        <w:pStyle w:val="Heading1"/>
+      </w:pPr>
+      <w:r>
+        <w:rPr>
+          <w:rStyle w:val="SectionNumber"/>
+        </w:rPr>
+        <w:t xml:space="preserve">3</w:t>
+      </w:r>
+      <w:r>
+        <w:tab/>
+      </w:r>
+      <w:r>
+        <w:t xml:space="preserve">Function: greet</w:t>
+      </w:r>
+    </w:p>
+    <w:bookmarkStart w:id="24" w:name="overview-2"/>
+    <w:p>
+      <w:pPr>
+        <w:pStyle w:val="Heading2"/>
+      </w:pPr>
+      <w:r>
+        <w:rPr>
+          <w:rStyle w:val="SectionNumber"/>
+        </w:rPr>
+        <w:t xml:space="preserve">3.1</w:t>
+      </w:r>
+      <w:r>
+        <w:tab/>
+      </w:r>
+      <w:r>
+        <w:t xml:space="preserve">Overview</w:t>
+      </w:r>
+    </w:p>
+    <w:p>
+      <w:pPr>
+        <w:pStyle w:val="FirstParagraph"/>
+      </w:pPr>
+      <w:r>
+        <w:t xml:space="preserve">The</w:t>
+      </w:r>
+      <w:r>
+        <w:t xml:space="preserve"> </w:t>
+      </w:r>
+      <w:r>
+        <w:rPr>
+          <w:rStyle w:val="VerbatimChar"/>
+        </w:rPr>
+        <w:t xml:space="preserve">greet</w:t>
+      </w:r>
+      <w:r>
+        <w:t xml:space="preserve"> </w:t>
+      </w:r>
+      <w:r>
+        <w:t xml:space="preserve">function logs a personalized greeting message to the web console.</w:t>
+      </w:r>
+    </w:p>
+    <w:bookmarkEnd w:id="24"/>
+    <w:bookmarkStart w:id="25" w:name="parameters-2"/>
+    <w:p>
+      <w:pPr>
+        <w:pStyle w:val="Heading2"/>
+      </w:pPr>
+      <w:r>
+        <w:rPr>
+          <w:rStyle w:val="SectionNumber"/>
+        </w:rPr>
+        <w:t xml:space="preserve">3.2</w:t>
+      </w:r>
+      <w:r>
+        <w:tab/>
+      </w:r>
+      <w:r>
+        <w:t xml:space="preserve">parameters</w:t>
+      </w:r>
+    </w:p>
+    <w:p>
+      <w:pPr>
         <w:pStyle w:val="Compact"/>
         <w:numPr>
-          <w:ilvl w:val="1"/>
+          <w:ilvl w:val="0"/>
           <w:numId w:val="1004"/>
         </w:numPr>
       </w:pPr>
@@ -1141,172 +1685,154 @@
         <w:rPr>
           <w:rStyle w:val="VerbatimChar"/>
         </w:rPr>
-        <w:t xml:space="preserve">factorial(4)</w:t>
+        <w:t xml:space="preserve">name</w:t>
       </w:r>
       <w:r>
         <w:t xml:space="preserve"> </w:t>
       </w:r>
       <w:r>
-        <w:t xml:space="preserve">returns</w:t>
-      </w:r>
-      <w:r>
-        <w:t xml:space="preserve"> </w:t>
-      </w:r>
-      <w:r>
-        <w:rPr>
-          <w:rStyle w:val="VerbatimChar"/>
-        </w:rPr>
-        <w:t xml:space="preserve">4 * factorial(3)</w:t>
+        <w:t xml:space="preserve">(string): The name of the person to greet. This value will be embedded in the output message.</w:t>
+      </w:r>
+    </w:p>
+    <w:bookmarkEnd w:id="25"/>
+    <w:bookmarkStart w:id="26" w:name="description-2"/>
+    <w:p>
+      <w:pPr>
+        <w:pStyle w:val="Heading2"/>
+      </w:pPr>
+      <w:r>
+        <w:rPr>
+          <w:rStyle w:val="SectionNumber"/>
+        </w:rPr>
+        <w:t xml:space="preserve">3.3</w:t>
+      </w:r>
+      <w:r>
+        <w:tab/>
+      </w:r>
+      <w:r>
+        <w:t xml:space="preserve">Description</w:t>
       </w:r>
     </w:p>
     <w:p>
       <w:pPr>
-        <w:pStyle w:val="Compact"/>
-        <w:numPr>
-          <w:ilvl w:val="1"/>
-          <w:numId w:val="1004"/>
-        </w:numPr>
-      </w:pPr>
+        <w:pStyle w:val="FirstParagraph"/>
+      </w:pPr>
+      <w:r>
+        <w:t xml:space="preserve">This function provides a simple way to display a standard greeting. It accepts a single argument,</w:t>
+      </w:r>
+      <w:r>
+        <w:t xml:space="preserve"> </w:t>
+      </w:r>
       <w:r>
         <w:rPr>
           <w:rStyle w:val="VerbatimChar"/>
         </w:rPr>
-        <w:t xml:space="preserve">factorial(3)</w:t>
+        <w:t xml:space="preserve">name</w:t>
+      </w:r>
+      <w:r>
+        <w:t xml:space="preserve">. The core logic uses the</w:t>
       </w:r>
       <w:r>
         <w:t xml:space="preserve"> </w:t>
       </w:r>
       <w:r>
-        <w:t xml:space="preserve">returns</w:t>
+        <w:rPr>
+          <w:rStyle w:val="VerbatimChar"/>
+        </w:rPr>
+        <w:t xml:space="preserve">console.log</w:t>
       </w:r>
       <w:r>
         <w:t xml:space="preserve"> </w:t>
       </w:r>
       <w:r>
-        <w:rPr>
-          <w:rStyle w:val="VerbatimChar"/>
-        </w:rPr>
-        <w:t xml:space="preserve">3 * factorial(2)</w:t>
+        <w:t xml:space="preserve">method to print a message to the browser’s developer console or a Node.js terminal.</w:t>
       </w:r>
     </w:p>
     <w:p>
       <w:pPr>
-        <w:pStyle w:val="Compact"/>
-        <w:numPr>
-          <w:ilvl w:val="1"/>
-          <w:numId w:val="1004"/>
-        </w:numPr>
-      </w:pPr>
+        <w:pStyle w:val="BodyText"/>
+      </w:pPr>
+      <w:r>
+        <w:t xml:space="preserve">The message is constructed using a JavaScript template literal (a string enclosed in backticks</w:t>
+      </w:r>
+      <w:r>
+        <w:t xml:space="preserve"> </w:t>
+      </w:r>
       <w:r>
         <w:rPr>
           <w:rStyle w:val="VerbatimChar"/>
         </w:rPr>
-        <w:t xml:space="preserve">factorial(2)</w:t>
+        <w:t xml:space="preserve">`</w:t>
+      </w:r>
+      <w:r>
+        <w:t xml:space="preserve">). This allows for easy embedding of variables directly into the string using the</w:t>
       </w:r>
       <w:r>
         <w:t xml:space="preserve"> </w:t>
       </w:r>
       <w:r>
-        <w:t xml:space="preserve">returns</w:t>
+        <w:rPr>
+          <w:rStyle w:val="VerbatimChar"/>
+        </w:rPr>
+        <w:t xml:space="preserve">${name}</w:t>
       </w:r>
       <w:r>
         <w:t xml:space="preserve"> </w:t>
       </w:r>
       <w:r>
+        <w:t xml:space="preserve">syntax. When the function is called, the value passed as the</w:t>
+      </w:r>
+      <w:r>
+        <w:t xml:space="preserve"> </w:t>
+      </w:r>
+      <w:r>
         <w:rPr>
           <w:rStyle w:val="VerbatimChar"/>
         </w:rPr>
-        <w:t xml:space="preserve">2 * factorial(1)</w:t>
+        <w:t xml:space="preserve">name</w:t>
+      </w:r>
+      <w:r>
+        <w:t xml:space="preserve"> </w:t>
+      </w:r>
+      <w:r>
+        <w:t xml:space="preserve">parameter replaces the</w:t>
+      </w:r>
+      <w:r>
+        <w:t xml:space="preserve"> </w:t>
+      </w:r>
+      <w:r>
+        <w:rPr>
+          <w:rStyle w:val="VerbatimChar"/>
+        </w:rPr>
+        <w:t xml:space="preserve">${name}</w:t>
+      </w:r>
+      <w:r>
+        <w:t xml:space="preserve"> </w:t>
+      </w:r>
+      <w:r>
+        <w:t xml:space="preserve">placeholder, creating a personalized message like</w:t>
+      </w:r>
+      <w:r>
+        <w:t xml:space="preserve"> </w:t>
+      </w:r>
+      <w:r>
+        <w:t xml:space="preserve">“Hello, Alice!”</w:t>
+      </w:r>
+      <w:r>
+        <w:t xml:space="preserve">.</w:t>
       </w:r>
     </w:p>
+    <w:bookmarkEnd w:id="26"/>
+    <w:bookmarkStart w:id="27" w:name="usage-notes-2"/>
     <w:p>
       <w:pPr>
-        <w:pStyle w:val="Compact"/>
-        <w:numPr>
-          <w:ilvl w:val="1"/>
-          <w:numId w:val="1004"/>
-        </w:numPr>
-      </w:pPr>
-      <w:r>
-        <w:rPr>
-          <w:rStyle w:val="VerbatimChar"/>
-        </w:rPr>
-        <w:t xml:space="preserve">factorial(1)</w:t>
-      </w:r>
-      <w:r>
-        <w:t xml:space="preserve"> </w:t>
-      </w:r>
-      <w:r>
-        <w:t xml:space="preserve">hits the base case and returns</w:t>
-      </w:r>
-      <w:r>
-        <w:t xml:space="preserve"> </w:t>
-      </w:r>
-      <w:r>
-        <w:rPr>
-          <w:rStyle w:val="VerbatimChar"/>
-        </w:rPr>
-        <w:t xml:space="preserve">1</w:t>
-      </w:r>
-      <w:r>
-        <w:t xml:space="preserve">.</w:t>
-      </w:r>
-    </w:p>
-    <w:p>
-      <w:pPr>
-        <w:pStyle w:val="FirstParagraph"/>
-      </w:pPr>
-      <w:r>
-        <w:t xml:space="preserve">The results are then multiplied back up the call stack:</w:t>
-      </w:r>
-      <w:r>
-        <w:t xml:space="preserve"> </w:t>
-      </w:r>
-      <w:r>
-        <w:rPr>
-          <w:rStyle w:val="VerbatimChar"/>
-        </w:rPr>
-        <w:t xml:space="preserve">2 * 1 = 2</w:t>
-      </w:r>
-      <w:r>
-        <w:t xml:space="preserve">, then</w:t>
-      </w:r>
-      <w:r>
-        <w:t xml:space="preserve"> </w:t>
-      </w:r>
-      <w:r>
-        <w:rPr>
-          <w:rStyle w:val="VerbatimChar"/>
-        </w:rPr>
-        <w:t xml:space="preserve">3 * 2 = 6</w:t>
-      </w:r>
-      <w:r>
-        <w:t xml:space="preserve">, and finally</w:t>
-      </w:r>
-      <w:r>
-        <w:t xml:space="preserve"> </w:t>
-      </w:r>
-      <w:r>
-        <w:rPr>
-          <w:rStyle w:val="VerbatimChar"/>
-        </w:rPr>
-        <w:t xml:space="preserve">4 * 6 = 24</w:t>
-      </w:r>
-      <w:r>
-        <w:t xml:space="preserve">.</w:t>
-      </w:r>
-    </w:p>
-    <w:bookmarkEnd w:id="19"/>
-    <w:bookmarkStart w:id="20" w:name="usage-notes-1"/>
-    <w:p>
-      <w:pPr>
         <w:pStyle w:val="Heading2"/>
       </w:pPr>
       <w:r>
         <w:rPr>
           <w:rStyle w:val="SectionNumber"/>
         </w:rPr>
-        <w:t xml:space="preserve">2.4</w:t>
+        <w:t xml:space="preserve">3.4</w:t>
       </w:r>
       <w:r>
         <w:tab/>
@@ -1324,19 +1850,7 @@
         </w:numPr>
       </w:pPr>
       <w:r>
-        <w:t xml:space="preserve">This function is intended for non-negative integers. Providing a negative number will cause infinite recursion, leading to a</w:t>
-      </w:r>
-      <w:r>
-        <w:t xml:space="preserve"> </w:t>
-      </w:r>
-      <w:r>
-        <w:t xml:space="preserve">“Maximum call stack size exceeded”</w:t>
-      </w:r>
-      <w:r>
-        <w:t xml:space="preserve"> </w:t>
-      </w:r>
-      <w:r>
-        <w:t xml:space="preserve">error.</w:t>
+        <w:t xml:space="preserve">This function does not return any value; its sole purpose is to produce a side effect by logging output to the console.</w:t>
       </w:r>
     </w:p>
     <w:p>
@@ -1348,7 +1862,7 @@
         </w:numPr>
       </w:pPr>
       <w:r>
-        <w:t xml:space="preserve">For very large values of</w:t>
+        <w:t xml:space="preserve">While the</w:t>
       </w:r>
       <w:r>
         <w:t xml:space="preserve"> </w:t>
@@ -1357,627 +1871,28 @@
         <w:rPr>
           <w:rStyle w:val="VerbatimChar"/>
         </w:rPr>
-        <w:t xml:space="preserve">n</w:t>
-      </w:r>
-      <w:r>
-        <w:t xml:space="preserve">, this recursive implementation may exceed the JavaScript engine’s call stack limit. An iterative approach is recommended for calculating factorials of very large numbers to avoid stack overflow errors.</w:t>
-      </w:r>
-    </w:p>
-    <w:p>
-      <w:pPr>
-        <w:pStyle w:val="Compact"/>
-        <w:numPr>
-          <w:ilvl w:val="0"/>
-          <w:numId w:val="1005"/>
-        </w:numPr>
-      </w:pPr>
-      <w:r>
-        <w:t xml:space="preserve">The function does not perform type or value checking on the input</w:t>
+        <w:t xml:space="preserve">name</w:t>
       </w:r>
       <w:r>
         <w:t xml:space="preserve"> </w:t>
       </w:r>
       <w:r>
+        <w:t xml:space="preserve">parameter is intended to be a string, JavaScript will attempt to convert any passed data type to its string representation. For example, passing the number</w:t>
+      </w:r>
+      <w:r>
+        <w:t xml:space="preserve"> </w:t>
+      </w:r>
+      <w:r>
         <w:rPr>
           <w:rStyle w:val="VerbatimChar"/>
         </w:rPr>
-        <w:t xml:space="preserve">n</w:t>
-      </w:r>
-      <w:r>
-        <w:t xml:space="preserve">. Passing non-integer values may lead to unexpected behavior.</w:t>
-      </w:r>
-    </w:p>
-    <w:p>
-      <w:pPr>
-        <w:pStyle w:val="FirstParagraph"/>
-      </w:pPr>
-      <w:r>
-        <w:rPr>
-          <w:b/>
-          <w:bCs/>
-        </w:rPr>
-        <w:t xml:space="preserve">Output Example</w:t>
-      </w:r>
-      <w:r>
-        <w:t xml:space="preserve">: The function returns a single</w:t>
+        <w:t xml:space="preserve">123</w:t>
       </w:r>
       <w:r>
         <w:t xml:space="preserve"> </w:t>
       </w:r>
       <w:r>
-        <w:rPr>
-          <w:rStyle w:val="VerbatimChar"/>
-        </w:rPr>
-        <w:t xml:space="preserve">Number</w:t>
-      </w:r>
-      <w:r>
-        <w:t xml:space="preserve"> </w:t>
-      </w:r>
-      <w:r>
-        <w:t xml:space="preserve">representing the calculated factorial. For</w:t>
-      </w:r>
-      <w:r>
-        <w:t xml:space="preserve"> </w:t>
-      </w:r>
-      <w:r>
-        <w:rPr>
-          <w:rStyle w:val="VerbatimChar"/>
-        </w:rPr>
-        <w:t xml:space="preserve">factorial(5)</w:t>
-      </w:r>
-      <w:r>
-        <w:t xml:space="preserve">, the output would be:</w:t>
-      </w:r>
-    </w:p>
-    <w:p>
-      <w:pPr>
-        <w:pStyle w:val="SourceCode"/>
-      </w:pPr>
-      <w:r>
-        <w:rPr>
-          <w:rStyle w:val="VerbatimChar"/>
-        </w:rPr>
-        <w:t xml:space="preserve">120</w:t>
-      </w:r>
-    </w:p>
-    <w:bookmarkEnd w:id="20"/>
-    <w:bookmarkStart w:id="21" w:name="example-1"/>
-    <w:p>
-      <w:pPr>
-        <w:pStyle w:val="Heading2"/>
-      </w:pPr>
-      <w:r>
-        <w:rPr>
-          <w:rStyle w:val="SectionNumber"/>
-        </w:rPr>
-        <w:t xml:space="preserve">2.5</w:t>
-      </w:r>
-      <w:r>
-        <w:tab/>
-      </w:r>
-      <w:r>
-        <w:t xml:space="preserve">Example</w:t>
-      </w:r>
-    </w:p>
-    <w:p>
-      <w:pPr>
-        <w:pStyle w:val="SourceCode"/>
-      </w:pPr>
-      <w:r>
-        <w:rPr>
-          <w:rStyle w:val="CommentTok"/>
-        </w:rPr>
-        <w:t xml:space="preserve">// Example usage</w:t>
-      </w:r>
-      <w:r>
-        <w:br/>
-      </w:r>
-      <w:r>
-        <w:rPr>
-          <w:rStyle w:val="KeywordTok"/>
-        </w:rPr>
-        <w:t xml:space="preserve">const</w:t>
-      </w:r>
-      <w:r>
-        <w:rPr>
-          <w:rStyle w:val="NormalTok"/>
-        </w:rPr>
-        <w:t xml:space="preserve"> number </w:t>
-      </w:r>
-      <w:r>
-        <w:rPr>
-          <w:rStyle w:val="OperatorTok"/>
-        </w:rPr>
-        <w:t xml:space="preserve">=</w:t>
-      </w:r>
-      <w:r>
-        <w:rPr>
-          <w:rStyle w:val="NormalTok"/>
-        </w:rPr>
-        <w:t xml:space="preserve"> </w:t>
-      </w:r>
-      <w:r>
-        <w:rPr>
-          <w:rStyle w:val="DecValTok"/>
-        </w:rPr>
-        <w:t xml:space="preserve">5</w:t>
-      </w:r>
-      <w:r>
-        <w:rPr>
-          <w:rStyle w:val="OperatorTok"/>
-        </w:rPr>
-        <w:t xml:space="preserve">;</w:t>
-      </w:r>
-      <w:r>
-        <w:br/>
-      </w:r>
-      <w:r>
-        <w:rPr>
-          <w:rStyle w:val="KeywordTok"/>
-        </w:rPr>
-        <w:t xml:space="preserve">const</w:t>
-      </w:r>
-      <w:r>
-        <w:rPr>
-          <w:rStyle w:val="NormalTok"/>
-        </w:rPr>
-        <w:t xml:space="preserve"> result </w:t>
-      </w:r>
-      <w:r>
-        <w:rPr>
-          <w:rStyle w:val="OperatorTok"/>
-        </w:rPr>
-        <w:t xml:space="preserve">=</w:t>
-      </w:r>
-      <w:r>
-        <w:rPr>
-          <w:rStyle w:val="NormalTok"/>
-        </w:rPr>
-        <w:t xml:space="preserve"> </w:t>
-      </w:r>
-      <w:r>
-        <w:rPr>
-          <w:rStyle w:val="FunctionTok"/>
-        </w:rPr>
-        <w:t xml:space="preserve">factorial</w:t>
-      </w:r>
-      <w:r>
-        <w:rPr>
-          <w:rStyle w:val="NormalTok"/>
-        </w:rPr>
-        <w:t xml:space="preserve">(number)</w:t>
-      </w:r>
-      <w:r>
-        <w:rPr>
-          <w:rStyle w:val="OperatorTok"/>
-        </w:rPr>
-        <w:t xml:space="preserve">;</w:t>
-      </w:r>
-      <w:r>
-        <w:br/>
-      </w:r>
-      <w:r>
-        <w:rPr>
-          <w:rStyle w:val="BuiltInTok"/>
-        </w:rPr>
-        <w:t xml:space="preserve">console</w:t>
-      </w:r>
-      <w:r>
-        <w:rPr>
-          <w:rStyle w:val="OperatorTok"/>
-        </w:rPr>
-        <w:t xml:space="preserve">.</w:t>
-      </w:r>
-      <w:r>
-        <w:rPr>
-          <w:rStyle w:val="FunctionTok"/>
-        </w:rPr>
-        <w:t xml:space="preserve">log</w:t>
-      </w:r>
-      <w:r>
-        <w:rPr>
-          <w:rStyle w:val="NormalTok"/>
-        </w:rPr>
-        <w:t xml:space="preserve">(</w:t>
-      </w:r>
-      <w:r>
-        <w:rPr>
-          <w:rStyle w:val="VerbatimStringTok"/>
-        </w:rPr>
-        <w:t xml:space="preserve">`The factorial of </w:t>
-      </w:r>
-      <w:r>
-        <w:rPr>
-          <w:rStyle w:val="SpecialCharTok"/>
-        </w:rPr>
-        <w:t xml:space="preserve">${</w:t>
-      </w:r>
-      <w:r>
-        <w:rPr>
-          <w:rStyle w:val="NormalTok"/>
-        </w:rPr>
-        <w:t xml:space="preserve">number</w:t>
-      </w:r>
-      <w:r>
-        <w:rPr>
-          <w:rStyle w:val="SpecialCharTok"/>
-        </w:rPr>
-        <w:t xml:space="preserve">}</w:t>
-      </w:r>
-      <w:r>
-        <w:rPr>
-          <w:rStyle w:val="VerbatimStringTok"/>
-        </w:rPr>
-        <w:t xml:space="preserve"> is </w:t>
-      </w:r>
-      <w:r>
-        <w:rPr>
-          <w:rStyle w:val="SpecialCharTok"/>
-        </w:rPr>
-        <w:t xml:space="preserve">${</w:t>
-      </w:r>
-      <w:r>
-        <w:rPr>
-          <w:rStyle w:val="NormalTok"/>
-        </w:rPr>
-        <w:t xml:space="preserve">result</w:t>
-      </w:r>
-      <w:r>
-        <w:rPr>
-          <w:rStyle w:val="SpecialCharTok"/>
-        </w:rPr>
-        <w:t xml:space="preserve">}</w:t>
-      </w:r>
-      <w:r>
-        <w:rPr>
-          <w:rStyle w:val="VerbatimStringTok"/>
-        </w:rPr>
-        <w:t xml:space="preserve">`</w:t>
-      </w:r>
-      <w:r>
-        <w:rPr>
-          <w:rStyle w:val="NormalTok"/>
-        </w:rPr>
-        <w:t xml:space="preserve">)</w:t>
-      </w:r>
-      <w:r>
-        <w:rPr>
-          <w:rStyle w:val="OperatorTok"/>
-        </w:rPr>
-        <w:t xml:space="preserve">;</w:t>
-      </w:r>
-    </w:p>
-    <w:p>
-      <w:pPr>
-        <w:pStyle w:val="FirstParagraph"/>
-      </w:pPr>
-      <w:r>
-        <w:rPr>
-          <w:b/>
-          <w:bCs/>
-        </w:rPr>
-        <w:t xml:space="preserve">Output:</w:t>
-      </w:r>
-    </w:p>
-    <w:p>
-      <w:pPr>
-        <w:pStyle w:val="SourceCode"/>
-      </w:pPr>
-      <w:r>
-        <w:rPr>
-          <w:rStyle w:val="VerbatimChar"/>
-        </w:rPr>
-        <w:t xml:space="preserve">The factorial of 5 is 120</w:t>
-      </w:r>
-    </w:p>
-    <w:p>
-      <w:r>
-        <w:pict>
-          <v:rect style="width:0;height:1.5pt" o:hralign="center" o:hrstd="t" o:hr="t"/>
-        </w:pict>
-      </w:r>
-    </w:p>
-    <w:bookmarkEnd w:id="21"/>
-    <w:bookmarkStart w:id="22" w:name="functiondef-greetname"/>
-    <w:p>
-      <w:pPr>
-        <w:pStyle w:val="Heading2"/>
-      </w:pPr>
-      <w:r>
-        <w:rPr>
-          <w:rStyle w:val="SectionNumber"/>
-        </w:rPr>
-        <w:t xml:space="preserve">2.6</w:t>
-      </w:r>
-      <w:r>
-        <w:tab/>
-      </w:r>
-      <w:r>
-        <w:t xml:space="preserve">FunctionDef greet(name)</w:t>
-      </w:r>
-    </w:p>
-    <w:bookmarkEnd w:id="22"/>
-    <w:bookmarkEnd w:id="23"/>
-    <w:bookmarkStart w:id="29" w:name="function-greetname"/>
-    <w:p>
-      <w:pPr>
-        <w:pStyle w:val="Heading1"/>
-      </w:pPr>
-      <w:r>
-        <w:rPr>
-          <w:rStyle w:val="SectionNumber"/>
-        </w:rPr>
-        <w:t xml:space="preserve">3</w:t>
-      </w:r>
-      <w:r>
-        <w:tab/>
-      </w:r>
-      <w:r>
-        <w:t xml:space="preserve">Function: greet(name)</w:t>
-      </w:r>
-    </w:p>
-    <w:bookmarkStart w:id="24" w:name="overview-2"/>
-    <w:p>
-      <w:pPr>
-        <w:pStyle w:val="Heading2"/>
-      </w:pPr>
-      <w:r>
-        <w:rPr>
-          <w:rStyle w:val="SectionNumber"/>
-        </w:rPr>
-        <w:t xml:space="preserve">3.1</w:t>
-      </w:r>
-      <w:r>
-        <w:tab/>
-      </w:r>
-      <w:r>
-        <w:t xml:space="preserve">Overview</w:t>
-      </w:r>
-    </w:p>
-    <w:p>
-      <w:pPr>
-        <w:pStyle w:val="FirstParagraph"/>
-      </w:pPr>
-      <w:r>
-        <w:t xml:space="preserve">The</w:t>
-      </w:r>
-      <w:r>
-        <w:t xml:space="preserve"> </w:t>
-      </w:r>
-      <w:r>
-        <w:rPr>
-          <w:rStyle w:val="VerbatimChar"/>
-        </w:rPr>
-        <w:t xml:space="preserve">greet</w:t>
-      </w:r>
-      <w:r>
-        <w:t xml:space="preserve"> </w:t>
-      </w:r>
-      <w:r>
-        <w:t xml:space="preserve">function logs a personalized greeting message to the console.</w:t>
-      </w:r>
-    </w:p>
-    <w:bookmarkEnd w:id="24"/>
-    <w:bookmarkStart w:id="25" w:name="parameters-2"/>
-    <w:p>
-      <w:pPr>
-        <w:pStyle w:val="Heading2"/>
-      </w:pPr>
-      <w:r>
-        <w:rPr>
-          <w:rStyle w:val="SectionNumber"/>
-        </w:rPr>
-        <w:t xml:space="preserve">3.2</w:t>
-      </w:r>
-      <w:r>
-        <w:tab/>
-      </w:r>
-      <w:r>
-        <w:t xml:space="preserve">parameters</w:t>
-      </w:r>
-    </w:p>
-    <w:p>
-      <w:pPr>
-        <w:pStyle w:val="Compact"/>
-        <w:numPr>
-          <w:ilvl w:val="0"/>
-          <w:numId w:val="1006"/>
-        </w:numPr>
-      </w:pPr>
-      <w:r>
-        <w:rPr>
-          <w:rStyle w:val="VerbatimChar"/>
-        </w:rPr>
-        <w:t xml:space="preserve">name</w:t>
-      </w:r>
-      <w:r>
-        <w:t xml:space="preserve"> </w:t>
-      </w:r>
-      <w:r>
-        <w:t xml:space="preserve">(String): The name to include in the greeting message.</w:t>
-      </w:r>
-    </w:p>
-    <w:bookmarkEnd w:id="25"/>
-    <w:bookmarkStart w:id="26" w:name="description-2"/>
-    <w:p>
-      <w:pPr>
-        <w:pStyle w:val="Heading2"/>
-      </w:pPr>
-      <w:r>
-        <w:rPr>
-          <w:rStyle w:val="SectionNumber"/>
-        </w:rPr>
-        <w:t xml:space="preserve">3.3</w:t>
-      </w:r>
-      <w:r>
-        <w:tab/>
-      </w:r>
-      <w:r>
-        <w:t xml:space="preserve">Description</w:t>
-      </w:r>
-    </w:p>
-    <w:p>
-      <w:pPr>
-        <w:pStyle w:val="FirstParagraph"/>
-      </w:pPr>
-      <w:r>
-        <w:t xml:space="preserve">This function provides a simple way to display a standardized greeting to the console. It takes a single parameter,</w:t>
-      </w:r>
-      <w:r>
-        <w:t xml:space="preserve"> </w:t>
-      </w:r>
-      <w:r>
-        <w:rPr>
-          <w:rStyle w:val="VerbatimChar"/>
-        </w:rPr>
-        <w:t xml:space="preserve">name</w:t>
-      </w:r>
-      <w:r>
-        <w:t xml:space="preserve">, which is expected to be a string.</w:t>
-      </w:r>
-    </w:p>
-    <w:p>
-      <w:pPr>
-        <w:pStyle w:val="BodyText"/>
-      </w:pPr>
-      <w:r>
-        <w:t xml:space="preserve">The core logic uses the</w:t>
-      </w:r>
-      <w:r>
-        <w:t xml:space="preserve"> </w:t>
-      </w:r>
-      <w:r>
-        <w:rPr>
-          <w:rStyle w:val="VerbatimChar"/>
-        </w:rPr>
-        <w:t xml:space="preserve">console.log</w:t>
-      </w:r>
-      <w:r>
-        <w:t xml:space="preserve"> </w:t>
-      </w:r>
-      <w:r>
-        <w:t xml:space="preserve">method to print a formatted string. The string is created using a template literal (enclosed in backticks</w:t>
-      </w:r>
-      <w:r>
-        <w:t xml:space="preserve"> </w:t>
-      </w:r>
-      <w:r>
-        <w:rPr>
-          <w:rStyle w:val="VerbatimChar"/>
-        </w:rPr>
-        <w:t xml:space="preserve">`</w:t>
-      </w:r>
-      <w:r>
-        <w:t xml:space="preserve">), which allows for the direct embedding of variables. The value of the</w:t>
-      </w:r>
-      <w:r>
-        <w:t xml:space="preserve"> </w:t>
-      </w:r>
-      <w:r>
-        <w:rPr>
-          <w:rStyle w:val="VerbatimChar"/>
-        </w:rPr>
-        <w:t xml:space="preserve">name</w:t>
-      </w:r>
-      <w:r>
-        <w:t xml:space="preserve"> </w:t>
-      </w:r>
-      <w:r>
-        <w:t xml:space="preserve">parameter is interpolated into the string</w:t>
-      </w:r>
-      <w:r>
-        <w:t xml:space="preserve"> </w:t>
-      </w:r>
-      <w:r>
-        <w:rPr>
-          <w:rStyle w:val="VerbatimChar"/>
-        </w:rPr>
-        <w:t xml:space="preserve">Hello, ${name}!</w:t>
-      </w:r>
-      <w:r>
-        <w:t xml:space="preserve"> </w:t>
-      </w:r>
-      <w:r>
-        <w:t xml:space="preserve">to generate the final output message.</w:t>
-      </w:r>
-    </w:p>
-    <w:bookmarkEnd w:id="26"/>
-    <w:bookmarkStart w:id="27" w:name="usage-notes-2"/>
-    <w:p>
-      <w:pPr>
-        <w:pStyle w:val="Heading2"/>
-      </w:pPr>
-      <w:r>
-        <w:rPr>
-          <w:rStyle w:val="SectionNumber"/>
-        </w:rPr>
-        <w:t xml:space="preserve">3.4</w:t>
-      </w:r>
-      <w:r>
-        <w:tab/>
-      </w:r>
-      <w:r>
-        <w:t xml:space="preserve">Usage Notes</w:t>
-      </w:r>
-    </w:p>
-    <w:p>
-      <w:pPr>
-        <w:pStyle w:val="Compact"/>
-        <w:numPr>
-          <w:ilvl w:val="0"/>
-          <w:numId w:val="1007"/>
-        </w:numPr>
-      </w:pPr>
-      <w:r>
-        <w:t xml:space="preserve">This function does not return a value (</w:t>
-      </w:r>
-      <w:r>
-        <w:rPr>
-          <w:rStyle w:val="VerbatimChar"/>
-        </w:rPr>
-        <w:t xml:space="preserve">undefined</w:t>
-      </w:r>
-      <w:r>
-        <w:t xml:space="preserve">). Its primary purpose is to produce a side effect by printing output to the console.</w:t>
-      </w:r>
-    </w:p>
-    <w:p>
-      <w:pPr>
-        <w:pStyle w:val="Compact"/>
-        <w:numPr>
-          <w:ilvl w:val="0"/>
-          <w:numId w:val="1007"/>
-        </w:numPr>
-      </w:pPr>
-      <w:r>
-        <w:t xml:space="preserve">While the function is designed to work with a string</w:t>
-      </w:r>
-      <w:r>
-        <w:t xml:space="preserve"> </w:t>
-      </w:r>
-      <w:r>
-        <w:rPr>
-          <w:rStyle w:val="VerbatimChar"/>
-        </w:rPr>
-        <w:t xml:space="preserve">name</w:t>
-      </w:r>
-      <w:r>
-        <w:t xml:space="preserve">, JavaScript’s type coercion will convert non-string arguments into their string representation. For example, calling</w:t>
-      </w:r>
-      <w:r>
-        <w:t xml:space="preserve"> </w:t>
-      </w:r>
-      <w:r>
-        <w:rPr>
-          <w:rStyle w:val="VerbatimChar"/>
-        </w:rPr>
-        <w:t xml:space="preserve">greet(123)</w:t>
-      </w:r>
-      <w:r>
-        <w:t xml:space="preserve"> </w:t>
-      </w:r>
-      <w:r>
-        <w:t xml:space="preserve">will output</w:t>
+        <w:t xml:space="preserve">will result in the output</w:t>
       </w:r>
       <w:r>
         <w:t xml:space="preserve"> </w:t>
@@ -2016,7 +1931,7 @@
         <w:rPr>
           <w:rStyle w:val="CommentTok"/>
         </w:rPr>
-        <w:t xml:space="preserve">// Example usage:</w:t>
+        <w:t xml:space="preserve">// Example usage</w:t>
       </w:r>
       <w:r>
         <w:br/>
@@ -2070,7 +1985,7 @@
         <w:rPr>
           <w:rStyle w:val="StringTok"/>
         </w:rPr>
-        <w:t xml:space="preserve">"Developer"</w:t>
+        <w:t xml:space="preserve">"Alice"</w:t>
       </w:r>
       <w:r>
         <w:rPr>
@@ -2114,7 +2029,7 @@
         <w:rPr>
           <w:rStyle w:val="VerbatimChar"/>
         </w:rPr>
-        <w:t xml:space="preserve">Hello, Developer!</w:t>
+        <w:t xml:space="preserve">Hello, Alice!</w:t>
       </w:r>
     </w:p>
     <w:p>
@@ -2509,91 +2424,6 @@
       <w:rPr>
         <w:rFonts w:ascii="Wingdings" w:hAnsi="Wingdings" w:cs="Wingdings" w:hint="default"/>
       </w:rPr>
-    </w:lvl>
-  </w:abstractNum>
-  <w:abstractNum w:abstractNumId="99411">
-    <w:nsid w:val="00A99411"/>
-    <w:multiLevelType w:val="multilevel"/>
-    <w:lvl w:ilvl="0">
-      <w:start w:val="1"/>
-      <w:numFmt w:val="decimal"/>
-      <w:lvlText w:val="%1."/>
-      <w:lvlJc w:val="left"/>
-      <w:pPr>
-        <w:ind w:left="720" w:hanging="360"/>
-      </w:pPr>
-    </w:lvl>
-    <w:lvl w:ilvl="1">
-      <w:start w:val="1"/>
-      <w:numFmt w:val="decimal"/>
-      <w:lvlText w:val="%2."/>
-      <w:lvlJc w:val="left"/>
-      <w:pPr>
-        <w:ind w:left="1440" w:hanging="360"/>
-      </w:pPr>
-    </w:lvl>
-    <w:lvl w:ilvl="2">
-      <w:start w:val="1"/>
-      <w:numFmt w:val="decimal"/>
-      <w:lvlText w:val="%3."/>
-      <w:lvlJc w:val="left"/>
-      <w:pPr>
-        <w:ind w:left="2160" w:hanging="360"/>
-      </w:pPr>
-    </w:lvl>
-    <w:lvl w:ilvl="3">
-      <w:start w:val="1"/>
-      <w:numFmt w:val="decimal"/>
-      <w:lvlText w:val="%4."/>
-      <w:lvlJc w:val="left"/>
-      <w:pPr>
-        <w:ind w:left="2880" w:hanging="360"/>
-      </w:pPr>
-    </w:lvl>
-    <w:lvl w:ilvl="4">
-      <w:start w:val="1"/>
-      <w:numFmt w:val="decimal"/>
-      <w:lvlText w:val="%5."/>
-      <w:lvlJc w:val="left"/>
-      <w:pPr>
-        <w:ind w:left="3600" w:hanging="360"/>
-      </w:pPr>
-    </w:lvl>
-    <w:lvl w:ilvl="5">
-      <w:start w:val="1"/>
-      <w:numFmt w:val="decimal"/>
-      <w:lvlText w:val="%6."/>
-      <w:lvlJc w:val="left"/>
-      <w:pPr>
-        <w:ind w:left="4320" w:hanging="360"/>
-      </w:pPr>
-    </w:lvl>
-    <w:lvl w:ilvl="6">
-      <w:start w:val="1"/>
-      <w:numFmt w:val="decimal"/>
-      <w:lvlText w:val="%7."/>
-      <w:lvlJc w:val="left"/>
-      <w:pPr>
-        <w:ind w:left="5040" w:hanging="360"/>
-      </w:pPr>
-    </w:lvl>
-    <w:lvl w:ilvl="7">
-      <w:start w:val="1"/>
-      <w:numFmt w:val="decimal"/>
-      <w:lvlText w:val="%8."/>
-      <w:lvlJc w:val="left"/>
-      <w:pPr>
-        <w:ind w:left="5760" w:hanging="360"/>
-      </w:pPr>
-    </w:lvl>
-    <w:lvl w:ilvl="8">
-      <w:start w:val="1"/>
-      <w:numFmt w:val="decimal"/>
-      <w:lvlText w:val="%9."/>
-      <w:lvlJc w:val="left"/>
-      <w:pPr>
-        <w:ind w:left="6480" w:hanging="360"/>
-      </w:pPr>
     </w:lvl>
   </w:abstractNum>
   <w:num w16cid:durableId="106237985" w:numId="1">
@@ -2633,45 +2463,12 @@
     <w:abstractNumId w:val="991"/>
   </w:num>
   <w:num w:numId="1003">
-    <w:abstractNumId w:val="99411"/>
-    <w:lvlOverride w:ilvl="0">
-      <w:startOverride w:val="1"/>
-    </w:lvlOverride>
-    <w:lvlOverride w:ilvl="1">
-      <w:startOverride w:val="1"/>
-    </w:lvlOverride>
-    <w:lvlOverride w:ilvl="2">
-      <w:startOverride w:val="1"/>
-    </w:lvlOverride>
-    <w:lvlOverride w:ilvl="3">
-      <w:startOverride w:val="1"/>
-    </w:lvlOverride>
-    <w:lvlOverride w:ilvl="4">
-      <w:startOverride w:val="1"/>
-    </w:lvlOverride>
-    <w:lvlOverride w:ilvl="5">
-      <w:startOverride w:val="1"/>
-    </w:lvlOverride>
-    <w:lvlOverride w:ilvl="6">
-      <w:startOverride w:val="1"/>
-    </w:lvlOverride>
-    <w:lvlOverride w:ilvl="7">
-      <w:startOverride w:val="1"/>
-    </w:lvlOverride>
-    <w:lvlOverride w:ilvl="8">
-      <w:startOverride w:val="1"/>
-    </w:lvlOverride>
+    <w:abstractNumId w:val="991"/>
   </w:num>
   <w:num w:numId="1004">
     <w:abstractNumId w:val="991"/>
   </w:num>
   <w:num w:numId="1005">
-    <w:abstractNumId w:val="991"/>
-  </w:num>
-  <w:num w:numId="1006">
-    <w:abstractNumId w:val="991"/>
-  </w:num>
-  <w:num w:numId="1007">
     <w:abstractNumId w:val="991"/>
   </w:num>
 </w:numbering>

--- a/script.docx
+++ b/script.docx
@@ -196,7 +196,7 @@
               <w:pStyle w:val="Compact"/>
             </w:pPr>
             <w:r>
-              <w:t xml:space="preserve">number</w:t>
+              <w:t xml:space="preserve">Number</w:t>
             </w:r>
           </w:p>
         </w:tc>
@@ -234,7 +234,7 @@
               <w:pStyle w:val="Compact"/>
             </w:pPr>
             <w:r>
-              <w:t xml:space="preserve">number</w:t>
+              <w:t xml:space="preserve">Number</w:t>
             </w:r>
           </w:p>
         </w:tc>
@@ -311,7 +311,7 @@
         <w:t xml:space="preserve">+</w:t>
       </w:r>
       <w:r>
-        <w:t xml:space="preserve">) to perform the calculation. The function is a straightforward implementation of arithmetic addition for numeric inputs.</w:t>
+        <w:t xml:space="preserve">) to perform the calculation. The primary purpose is to encapsulate the addition operation for reuse and clarity.</w:t>
       </w:r>
     </w:p>
     <w:p>
@@ -322,7 +322,7 @@
         <w:rPr>
           <w:rStyle w:val="CommentTok"/>
         </w:rPr>
-        <w:t xml:space="preserve">// The function returns the result of a + b</w:t>
+        <w:t xml:space="preserve">// The function simply returns the result of a + b</w:t>
       </w:r>
       <w:r>
         <w:br/>
@@ -386,7 +386,49 @@
         </w:numPr>
       </w:pPr>
       <w:r>
-        <w:t xml:space="preserve">This function is designed to work with numeric types (integers or floating-point numbers).</w:t>
+        <w:t xml:space="preserve">This function is intended for numeric inputs. If strings are provided, the</w:t>
+      </w:r>
+      <w:r>
+        <w:t xml:space="preserve"> </w:t>
+      </w:r>
+      <w:r>
+        <w:rPr>
+          <w:rStyle w:val="VerbatimChar"/>
+        </w:rPr>
+        <w:t xml:space="preserve">+</w:t>
+      </w:r>
+      <w:r>
+        <w:t xml:space="preserve"> </w:t>
+      </w:r>
+      <w:r>
+        <w:t xml:space="preserve">operator will perform string concatenation instead of numeric addition. For example,</w:t>
+      </w:r>
+      <w:r>
+        <w:t xml:space="preserve"> </w:t>
+      </w:r>
+      <w:r>
+        <w:rPr>
+          <w:rStyle w:val="VerbatimChar"/>
+        </w:rPr>
+        <w:t xml:space="preserve">add("2", "3")</w:t>
+      </w:r>
+      <w:r>
+        <w:t xml:space="preserve"> </w:t>
+      </w:r>
+      <w:r>
+        <w:t xml:space="preserve">would result in</w:t>
+      </w:r>
+      <w:r>
+        <w:t xml:space="preserve"> </w:t>
+      </w:r>
+      <w:r>
+        <w:rPr>
+          <w:rStyle w:val="VerbatimChar"/>
+        </w:rPr>
+        <w:t xml:space="preserve">"23"</w:t>
+      </w:r>
+      <w:r>
+        <w:t xml:space="preserve">.</w:t>
       </w:r>
     </w:p>
     <w:p>
@@ -398,65 +440,11 @@
         </w:numPr>
       </w:pPr>
       <w:r>
-        <w:t xml:space="preserve">If strings are passed as arguments, the</w:t>
-      </w:r>
-      <w:r>
-        <w:t xml:space="preserve"> </w:t>
-      </w:r>
-      <w:r>
-        <w:rPr>
-          <w:rStyle w:val="VerbatimChar"/>
-        </w:rPr>
-        <w:t xml:space="preserve">+</w:t>
-      </w:r>
-      <w:r>
-        <w:t xml:space="preserve"> </w:t>
-      </w:r>
-      <w:r>
-        <w:t xml:space="preserve">operator will perform string concatenation instead of numeric addition due to JavaScript’s type coercion. For example,</w:t>
-      </w:r>
-      <w:r>
-        <w:t xml:space="preserve"> </w:t>
-      </w:r>
-      <w:r>
-        <w:rPr>
-          <w:rStyle w:val="VerbatimChar"/>
-        </w:rPr>
-        <w:t xml:space="preserve">add("2", "3")</w:t>
-      </w:r>
-      <w:r>
-        <w:t xml:space="preserve"> </w:t>
-      </w:r>
-      <w:r>
-        <w:t xml:space="preserve">would result in</w:t>
-      </w:r>
-      <w:r>
-        <w:t xml:space="preserve"> </w:t>
-      </w:r>
-      <w:r>
-        <w:rPr>
-          <w:rStyle w:val="VerbatimChar"/>
-        </w:rPr>
-        <w:t xml:space="preserve">"23"</w:t>
-      </w:r>
-      <w:r>
-        <w:t xml:space="preserve">.</w:t>
+        <w:t xml:space="preserve">The function does not perform any type checking on its inputs. It is the caller’s responsibility to ensure that the arguments are numbers.</w:t>
       </w:r>
     </w:p>
     <w:p>
       <w:pPr>
-        <w:pStyle w:val="Compact"/>
-        <w:numPr>
-          <w:ilvl w:val="0"/>
-          <w:numId w:val="1001"/>
-        </w:numPr>
-      </w:pPr>
-      <w:r>
-        <w:t xml:space="preserve">To ensure proper addition, make sure both inputs are numbers before calling the function.</w:t>
-      </w:r>
-    </w:p>
-    <w:p>
-      <w:pPr>
         <w:pStyle w:val="FirstParagraph"/>
       </w:pPr>
       <w:r>
@@ -476,7 +464,7 @@
         <w:rPr>
           <w:rStyle w:val="VerbatimChar"/>
         </w:rPr>
-        <w:t xml:space="preserve">number</w:t>
+        <w:t xml:space="preserve">Number</w:t>
       </w:r>
       <w:r>
         <w:t xml:space="preserve"> </w:t>
@@ -622,123 +610,6 @@
         </w:rPr>
         <w:t xml:space="preserve">;</w:t>
       </w:r>
-      <w:r>
-        <w:br/>
-      </w:r>
-      <w:r>
-        <w:br/>
-      </w:r>
-      <w:r>
-        <w:rPr>
-          <w:rStyle w:val="KeywordTok"/>
-        </w:rPr>
-        <w:t xml:space="preserve">let</w:t>
-      </w:r>
-      <w:r>
-        <w:rPr>
-          <w:rStyle w:val="NormalTok"/>
-        </w:rPr>
-        <w:t xml:space="preserve"> anotherResult </w:t>
-      </w:r>
-      <w:r>
-        <w:rPr>
-          <w:rStyle w:val="OperatorTok"/>
-        </w:rPr>
-        <w:t xml:space="preserve">=</w:t>
-      </w:r>
-      <w:r>
-        <w:rPr>
-          <w:rStyle w:val="NormalTok"/>
-        </w:rPr>
-        <w:t xml:space="preserve"> </w:t>
-      </w:r>
-      <w:r>
-        <w:rPr>
-          <w:rStyle w:val="FunctionTok"/>
-        </w:rPr>
-        <w:t xml:space="preserve">add</w:t>
-      </w:r>
-      <w:r>
-        <w:rPr>
-          <w:rStyle w:val="NormalTok"/>
-        </w:rPr>
-        <w:t xml:space="preserve">(</w:t>
-      </w:r>
-      <w:r>
-        <w:rPr>
-          <w:rStyle w:val="OperatorTok"/>
-        </w:rPr>
-        <w:t xml:space="preserve">-</w:t>
-      </w:r>
-      <w:r>
-        <w:rPr>
-          <w:rStyle w:val="FloatTok"/>
-        </w:rPr>
-        <w:t xml:space="preserve">7.5</w:t>
-      </w:r>
-      <w:r>
-        <w:rPr>
-          <w:rStyle w:val="OperatorTok"/>
-        </w:rPr>
-        <w:t xml:space="preserve">,</w:t>
-      </w:r>
-      <w:r>
-        <w:rPr>
-          <w:rStyle w:val="NormalTok"/>
-        </w:rPr>
-        <w:t xml:space="preserve"> </w:t>
-      </w:r>
-      <w:r>
-        <w:rPr>
-          <w:rStyle w:val="FloatTok"/>
-        </w:rPr>
-        <w:t xml:space="preserve">2.5</w:t>
-      </w:r>
-      <w:r>
-        <w:rPr>
-          <w:rStyle w:val="NormalTok"/>
-        </w:rPr>
-        <w:t xml:space="preserve">)</w:t>
-      </w:r>
-      <w:r>
-        <w:rPr>
-          <w:rStyle w:val="OperatorTok"/>
-        </w:rPr>
-        <w:t xml:space="preserve">;</w:t>
-      </w:r>
-      <w:r>
-        <w:br/>
-      </w:r>
-      <w:r>
-        <w:rPr>
-          <w:rStyle w:val="BuiltInTok"/>
-        </w:rPr>
-        <w:t xml:space="preserve">console</w:t>
-      </w:r>
-      <w:r>
-        <w:rPr>
-          <w:rStyle w:val="OperatorTok"/>
-        </w:rPr>
-        <w:t xml:space="preserve">.</w:t>
-      </w:r>
-      <w:r>
-        <w:rPr>
-          <w:rStyle w:val="FunctionTok"/>
-        </w:rPr>
-        <w:t xml:space="preserve">log</w:t>
-      </w:r>
-      <w:r>
-        <w:rPr>
-          <w:rStyle w:val="NormalTok"/>
-        </w:rPr>
-        <w:t xml:space="preserve">(anotherResult)</w:t>
-      </w:r>
-      <w:r>
-        <w:rPr>
-          <w:rStyle w:val="OperatorTok"/>
-        </w:rPr>
-        <w:t xml:space="preserve">;</w:t>
-      </w:r>
     </w:p>
     <w:p>
       <w:pPr>
@@ -761,15 +632,6 @@
           <w:rStyle w:val="VerbatimChar"/>
         </w:rPr>
         <w:t xml:space="preserve">15</w:t>
-      </w:r>
-      <w:r>
-        <w:br/>
-      </w:r>
-      <w:r>
-        <w:rPr>
-          <w:rStyle w:val="VerbatimChar"/>
-        </w:rPr>
-        <w:t xml:space="preserve">-5</w:t>
       </w:r>
     </w:p>
     <w:p>
@@ -896,7 +758,7 @@
         <w:t xml:space="preserve"> </w:t>
       </w:r>
       <w:r>
-        <w:t xml:space="preserve">(Number): The non-negative integer whose factorial is to be calculated.</w:t>
+        <w:t xml:space="preserve">(Number): The non-negative integer for which the factorial will be calculated.</w:t>
       </w:r>
     </w:p>
     <w:bookmarkEnd w:id="18"/>
@@ -923,15 +785,25 @@
         <w:pStyle w:val="FirstParagraph"/>
       </w:pPr>
       <w:r>
-        <w:t xml:space="preserve">This function implements the factorial operation using recursion. The logic is divided into two main parts: a base case and a recursive step.</w:t>
+        <w:t xml:space="preserve">This function implements the factorial calculation using recursion. The logic is divided into two main parts:</w:t>
       </w:r>
     </w:p>
     <w:p>
       <w:pPr>
-        <w:pStyle w:val="BodyText"/>
-      </w:pPr>
-      <w:r>
-        <w:t xml:space="preserve">The function first evaluates the base case using a ternary operator:</w:t>
+        <w:numPr>
+          <w:ilvl w:val="0"/>
+          <w:numId w:val="1003"/>
+        </w:numPr>
+      </w:pPr>
+      <w:r>
+        <w:rPr>
+          <w:b/>
+          <w:bCs/>
+        </w:rPr>
+        <w:t xml:space="preserve">Base Case</w:t>
+      </w:r>
+      <w:r>
+        <w:t xml:space="preserve">: The function first checks if the input number</w:t>
       </w:r>
       <w:r>
         <w:t xml:space="preserve"> </w:t>
@@ -940,45 +812,61 @@
         <w:rPr>
           <w:rStyle w:val="VerbatimChar"/>
         </w:rPr>
-        <w:t xml:space="preserve">n &lt;= 1 ? 1 : ...</w:t>
-      </w:r>
-      <w:r>
-        <w:t xml:space="preserve">. If the input number</w:t>
+        <w:t xml:space="preserve">n</w:t>
       </w:r>
       <w:r>
         <w:t xml:space="preserve"> </w:t>
       </w:r>
       <w:r>
+        <w:t xml:space="preserve">is less than or equal to 1. If it is, the function returns</w:t>
+      </w:r>
+      <w:r>
+        <w:t xml:space="preserve"> </w:t>
+      </w:r>
+      <w:r>
         <w:rPr>
           <w:rStyle w:val="VerbatimChar"/>
         </w:rPr>
-        <w:t xml:space="preserve">n</w:t>
-      </w:r>
-      <w:r>
-        <w:t xml:space="preserve"> </w:t>
-      </w:r>
-      <w:r>
-        <w:t xml:space="preserve">is less than or equal to 1, the function immediately returns</w:t>
-      </w:r>
-      <w:r>
-        <w:t xml:space="preserve"> </w:t>
+        <w:t xml:space="preserve">1</w:t>
+      </w:r>
+      <w:r>
+        <w:t xml:space="preserve">. This is the termination condition for the recursion, as the factorial of 1 (</w:t>
       </w:r>
       <w:r>
         <w:rPr>
           <w:rStyle w:val="VerbatimChar"/>
         </w:rPr>
-        <w:t xml:space="preserve">1</w:t>
-      </w:r>
-      <w:r>
-        <w:t xml:space="preserve">. This is the termination condition for the recursion, as the factorial of 1 (1!) and 0 (0!) are both defined as 1.</w:t>
+        <w:t xml:space="preserve">1!</w:t>
+      </w:r>
+      <w:r>
+        <w:t xml:space="preserve">) and 0 (</w:t>
+      </w:r>
+      <w:r>
+        <w:rPr>
+          <w:rStyle w:val="VerbatimChar"/>
+        </w:rPr>
+        <w:t xml:space="preserve">0!</w:t>
+      </w:r>
+      <w:r>
+        <w:t xml:space="preserve">) is defined as 1.</w:t>
       </w:r>
     </w:p>
     <w:p>
       <w:pPr>
-        <w:pStyle w:val="BodyText"/>
-      </w:pPr>
-      <w:r>
-        <w:t xml:space="preserve">If</w:t>
+        <w:numPr>
+          <w:ilvl w:val="0"/>
+          <w:numId w:val="1003"/>
+        </w:numPr>
+      </w:pPr>
+      <w:r>
+        <w:rPr>
+          <w:b/>
+          <w:bCs/>
+        </w:rPr>
+        <w:t xml:space="preserve">Recursive Step</w:t>
+      </w:r>
+      <w:r>
+        <w:t xml:space="preserve">: If</w:t>
       </w:r>
       <w:r>
         <w:t xml:space="preserve"> </w:t>
@@ -993,7 +881,7 @@
         <w:t xml:space="preserve"> </w:t>
       </w:r>
       <w:r>
-        <w:t xml:space="preserve">is greater than 1, the function executes the recursive step:</w:t>
+        <w:t xml:space="preserve">is greater than 1, the function returns the product of</w:t>
       </w:r>
       <w:r>
         <w:t xml:space="preserve"> </w:t>
@@ -1002,69 +890,33 @@
         <w:rPr>
           <w:rStyle w:val="VerbatimChar"/>
         </w:rPr>
-        <w:t xml:space="preserve">... : n * factorial(n - 1)</w:t>
-      </w:r>
-      <w:r>
-        <w:t xml:space="preserve">. It returns the product of the current number</w:t>
+        <w:t xml:space="preserve">n</w:t>
       </w:r>
       <w:r>
         <w:t xml:space="preserve"> </w:t>
       </w:r>
       <w:r>
+        <w:t xml:space="preserve">and the result of calling itself with the argument</w:t>
+      </w:r>
+      <w:r>
+        <w:t xml:space="preserve"> </w:t>
+      </w:r>
+      <w:r>
         <w:rPr>
           <w:rStyle w:val="VerbatimChar"/>
         </w:rPr>
-        <w:t xml:space="preserve">n</w:t>
-      </w:r>
-      <w:r>
-        <w:t xml:space="preserve"> </w:t>
-      </w:r>
-      <w:r>
-        <w:t xml:space="preserve">and the result of calling itself with the argument</w:t>
-      </w:r>
-      <w:r>
-        <w:t xml:space="preserve"> </w:t>
-      </w:r>
-      <w:r>
-        <w:rPr>
-          <w:rStyle w:val="VerbatimChar"/>
-        </w:rPr>
         <w:t xml:space="preserve">n - 1</w:t>
       </w:r>
       <w:r>
-        <w:t xml:space="preserve">. This process repeats, decrementing</w:t>
-      </w:r>
-      <w:r>
-        <w:t xml:space="preserve"> </w:t>
-      </w:r>
-      <w:r>
-        <w:rPr>
-          <w:rStyle w:val="VerbatimChar"/>
-        </w:rPr>
-        <w:t xml:space="preserve">n</w:t>
-      </w:r>
-      <w:r>
-        <w:t xml:space="preserve"> </w:t>
-      </w:r>
-      <w:r>
-        <w:t xml:space="preserve">by 1 in each subsequent call, until the base case (</w:t>
-      </w:r>
-      <w:r>
-        <w:rPr>
-          <w:rStyle w:val="VerbatimChar"/>
-        </w:rPr>
-        <w:t xml:space="preserve">n &lt;= 1</w:t>
-      </w:r>
-      <w:r>
-        <w:t xml:space="preserve">) is reached.</w:t>
+        <w:t xml:space="preserve">. This process continues until the base case is reached.</w:t>
       </w:r>
     </w:p>
     <w:p>
       <w:pPr>
-        <w:pStyle w:val="BodyText"/>
-      </w:pPr>
-      <w:r>
-        <w:t xml:space="preserve">For example,</w:t>
+        <w:pStyle w:val="FirstParagraph"/>
+      </w:pPr>
+      <w:r>
+        <w:t xml:space="preserve">For example, calling</w:t>
       </w:r>
       <w:r>
         <w:t xml:space="preserve"> </w:t>
@@ -1079,13 +931,13 @@
         <w:t xml:space="preserve"> </w:t>
       </w:r>
       <w:r>
-        <w:t xml:space="preserve">would be calculated as follows:</w:t>
+        <w:t xml:space="preserve">will execute as follows:</w:t>
       </w:r>
       <w:r>
         <w:t xml:space="preserve"> </w:t>
       </w:r>
       <w:r>
-        <w:t xml:space="preserve">1.</w:t>
+        <w:t xml:space="preserve">-</w:t>
       </w:r>
       <w:r>
         <w:t xml:space="preserve"> </w:t>
@@ -1094,13 +946,13 @@
         <w:rPr>
           <w:rStyle w:val="VerbatimChar"/>
         </w:rPr>
-        <w:t xml:space="preserve">factorial(4)</w:t>
+        <w:t xml:space="preserve">4 * factorial(3)</w:t>
       </w:r>
       <w:r>
         <w:t xml:space="preserve"> </w:t>
       </w:r>
       <w:r>
-        <w:t xml:space="preserve">returns</w:t>
+        <w:t xml:space="preserve">-</w:t>
       </w:r>
       <w:r>
         <w:t xml:space="preserve"> </w:t>
@@ -1109,13 +961,13 @@
         <w:rPr>
           <w:rStyle w:val="VerbatimChar"/>
         </w:rPr>
-        <w:t xml:space="preserve">4 * factorial(3)</w:t>
+        <w:t xml:space="preserve">4 * (3 * factorial(2))</w:t>
       </w:r>
       <w:r>
         <w:t xml:space="preserve"> </w:t>
       </w:r>
       <w:r>
-        <w:t xml:space="preserve">2.</w:t>
+        <w:t xml:space="preserve">-</w:t>
       </w:r>
       <w:r>
         <w:t xml:space="preserve"> </w:t>
@@ -1124,13 +976,13 @@
         <w:rPr>
           <w:rStyle w:val="VerbatimChar"/>
         </w:rPr>
-        <w:t xml:space="preserve">factorial(3)</w:t>
+        <w:t xml:space="preserve">4 * (3 * (2 * factorial(1)))</w:t>
       </w:r>
       <w:r>
         <w:t xml:space="preserve"> </w:t>
       </w:r>
       <w:r>
-        <w:t xml:space="preserve">returns</w:t>
+        <w:t xml:space="preserve">-</w:t>
       </w:r>
       <w:r>
         <w:t xml:space="preserve"> </w:t>
@@ -1139,13 +991,13 @@
         <w:rPr>
           <w:rStyle w:val="VerbatimChar"/>
         </w:rPr>
-        <w:t xml:space="preserve">3 * factorial(2)</w:t>
+        <w:t xml:space="preserve">4 * (3 * (2 * 1))</w:t>
       </w:r>
       <w:r>
         <w:t xml:space="preserve"> </w:t>
       </w:r>
       <w:r>
-        <w:t xml:space="preserve">3.</w:t>
+        <w:t xml:space="preserve">- The final result is</w:t>
       </w:r>
       <w:r>
         <w:t xml:space="preserve"> </w:t>
@@ -1154,90 +1006,150 @@
         <w:rPr>
           <w:rStyle w:val="VerbatimChar"/>
         </w:rPr>
-        <w:t xml:space="preserve">factorial(2)</w:t>
-      </w:r>
-      <w:r>
-        <w:t xml:space="preserve"> </w:t>
-      </w:r>
-      <w:r>
-        <w:t xml:space="preserve">returns</w:t>
-      </w:r>
-      <w:r>
-        <w:t xml:space="preserve"> </w:t>
-      </w:r>
-      <w:r>
-        <w:rPr>
-          <w:rStyle w:val="VerbatimChar"/>
-        </w:rPr>
-        <w:t xml:space="preserve">2 * factorial(1)</w:t>
-      </w:r>
-      <w:r>
-        <w:t xml:space="preserve"> </w:t>
-      </w:r>
-      <w:r>
-        <w:t xml:space="preserve">4.</w:t>
-      </w:r>
-      <w:r>
-        <w:t xml:space="preserve"> </w:t>
-      </w:r>
-      <w:r>
-        <w:rPr>
-          <w:rStyle w:val="VerbatimChar"/>
-        </w:rPr>
-        <w:t xml:space="preserve">factorial(1)</w:t>
-      </w:r>
-      <w:r>
-        <w:t xml:space="preserve"> </w:t>
-      </w:r>
-      <w:r>
-        <w:t xml:space="preserve">returns</w:t>
-      </w:r>
-      <w:r>
-        <w:t xml:space="preserve"> </w:t>
-      </w:r>
-      <w:r>
-        <w:rPr>
-          <w:rStyle w:val="VerbatimChar"/>
-        </w:rPr>
-        <w:t xml:space="preserve">1</w:t>
-      </w:r>
-      <w:r>
-        <w:t xml:space="preserve"> </w:t>
-      </w:r>
-      <w:r>
-        <w:t xml:space="preserve">(base case)</w:t>
+        <w:t xml:space="preserve">24</w:t>
+      </w:r>
+      <w:r>
+        <w:t xml:space="preserve">.</w:t>
       </w:r>
     </w:p>
     <w:p>
       <w:pPr>
-        <w:pStyle w:val="BodyText"/>
-      </w:pPr>
-      <w:r>
-        <w:t xml:space="preserve">The results are then multiplied up the call stack:</w:t>
-      </w:r>
-      <w:r>
+        <w:pStyle w:val="SourceCode"/>
+      </w:pPr>
+      <w:r>
+        <w:rPr>
+          <w:rStyle w:val="CommentTok"/>
+        </w:rPr>
+        <w:t xml:space="preserve">// Ternary operator implementation</w:t>
+      </w:r>
+      <w:r>
+        <w:br/>
+      </w:r>
+      <w:r>
+        <w:rPr>
+          <w:rStyle w:val="ControlFlowTok"/>
+        </w:rPr>
+        <w:t xml:space="preserve">return</w:t>
+      </w:r>
+      <w:r>
+        <w:rPr>
+          <w:rStyle w:val="NormalTok"/>
+        </w:rPr>
+        <w:t xml:space="preserve"> n </w:t>
+      </w:r>
+      <w:r>
+        <w:rPr>
+          <w:rStyle w:val="OperatorTok"/>
+        </w:rPr>
+        <w:t xml:space="preserve">&lt;=</w:t>
+      </w:r>
+      <w:r>
+        <w:rPr>
+          <w:rStyle w:val="NormalTok"/>
+        </w:rPr>
         <w:t xml:space="preserve"> </w:t>
       </w:r>
       <w:r>
         <w:rPr>
-          <w:rStyle w:val="VerbatimChar"/>
-        </w:rPr>
-        <w:t xml:space="preserve">4 * 3 * 2 * 1</w:t>
-      </w:r>
-      <w:r>
-        <w:t xml:space="preserve">, yielding</w:t>
-      </w:r>
-      <w:r>
+          <w:rStyle w:val="DecValTok"/>
+        </w:rPr>
+        <w:t xml:space="preserve">1</w:t>
+      </w:r>
+      <w:r>
+        <w:rPr>
+          <w:rStyle w:val="NormalTok"/>
+        </w:rPr>
         <w:t xml:space="preserve"> </w:t>
       </w:r>
       <w:r>
         <w:rPr>
-          <w:rStyle w:val="VerbatimChar"/>
-        </w:rPr>
-        <w:t xml:space="preserve">24</w:t>
-      </w:r>
-      <w:r>
-        <w:t xml:space="preserve">.</w:t>
+          <w:rStyle w:val="OperatorTok"/>
+        </w:rPr>
+        <w:t xml:space="preserve">?</w:t>
+      </w:r>
+      <w:r>
+        <w:rPr>
+          <w:rStyle w:val="NormalTok"/>
+        </w:rPr>
+        <w:t xml:space="preserve"> </w:t>
+      </w:r>
+      <w:r>
+        <w:rPr>
+          <w:rStyle w:val="DecValTok"/>
+        </w:rPr>
+        <w:t xml:space="preserve">1</w:t>
+      </w:r>
+      <w:r>
+        <w:rPr>
+          <w:rStyle w:val="NormalTok"/>
+        </w:rPr>
+        <w:t xml:space="preserve"> </w:t>
+      </w:r>
+      <w:r>
+        <w:rPr>
+          <w:rStyle w:val="OperatorTok"/>
+        </w:rPr>
+        <w:t xml:space="preserve">:</w:t>
+      </w:r>
+      <w:r>
+        <w:rPr>
+          <w:rStyle w:val="NormalTok"/>
+        </w:rPr>
+        <w:t xml:space="preserve"> n </w:t>
+      </w:r>
+      <w:r>
+        <w:rPr>
+          <w:rStyle w:val="OperatorTok"/>
+        </w:rPr>
+        <w:t xml:space="preserve">*</w:t>
+      </w:r>
+      <w:r>
+        <w:rPr>
+          <w:rStyle w:val="NormalTok"/>
+        </w:rPr>
+        <w:t xml:space="preserve"> </w:t>
+      </w:r>
+      <w:r>
+        <w:rPr>
+          <w:rStyle w:val="FunctionTok"/>
+        </w:rPr>
+        <w:t xml:space="preserve">factorial</w:t>
+      </w:r>
+      <w:r>
+        <w:rPr>
+          <w:rStyle w:val="NormalTok"/>
+        </w:rPr>
+        <w:t xml:space="preserve">(n </w:t>
+      </w:r>
+      <w:r>
+        <w:rPr>
+          <w:rStyle w:val="OperatorTok"/>
+        </w:rPr>
+        <w:t xml:space="preserve">-</w:t>
+      </w:r>
+      <w:r>
+        <w:rPr>
+          <w:rStyle w:val="NormalTok"/>
+        </w:rPr>
+        <w:t xml:space="preserve"> </w:t>
+      </w:r>
+      <w:r>
+        <w:rPr>
+          <w:rStyle w:val="DecValTok"/>
+        </w:rPr>
+        <w:t xml:space="preserve">1</w:t>
+      </w:r>
+      <w:r>
+        <w:rPr>
+          <w:rStyle w:val="NormalTok"/>
+        </w:rPr>
+        <w:t xml:space="preserve">)</w:t>
+      </w:r>
+      <w:r>
+        <w:rPr>
+          <w:rStyle w:val="OperatorTok"/>
+        </w:rPr>
+        <w:t xml:space="preserve">;</w:t>
       </w:r>
     </w:p>
     <w:bookmarkEnd w:id="19"/>
@@ -1257,420 +1169,6 @@
       </w:r>
       <w:r>
         <w:t xml:space="preserve">Usage Notes</w:t>
-      </w:r>
-    </w:p>
-    <w:p>
-      <w:pPr>
-        <w:pStyle w:val="Compact"/>
-        <w:numPr>
-          <w:ilvl w:val="0"/>
-          <w:numId w:val="1003"/>
-        </w:numPr>
-      </w:pPr>
-      <w:r>
-        <w:t xml:space="preserve">This function is designed for non-negative integers. Providing a negative number will cause infinite recursion, leading to a</w:t>
-      </w:r>
-      <w:r>
-        <w:t xml:space="preserve"> </w:t>
-      </w:r>
-      <w:r>
-        <w:t xml:space="preserve">“Maximum call stack size exceeded”</w:t>
-      </w:r>
-      <w:r>
-        <w:t xml:space="preserve"> </w:t>
-      </w:r>
-      <w:r>
-        <w:t xml:space="preserve">error.</w:t>
-      </w:r>
-    </w:p>
-    <w:p>
-      <w:pPr>
-        <w:pStyle w:val="Compact"/>
-        <w:numPr>
-          <w:ilvl w:val="0"/>
-          <w:numId w:val="1003"/>
-        </w:numPr>
-      </w:pPr>
-      <w:r>
-        <w:t xml:space="preserve">Due to its recursive nature, calculating the factorial of very large numbers can also lead to a stack overflow error. For such cases, an iterative approach is recommended.</w:t>
-      </w:r>
-    </w:p>
-    <w:p>
-      <w:pPr>
-        <w:pStyle w:val="Compact"/>
-        <w:numPr>
-          <w:ilvl w:val="0"/>
-          <w:numId w:val="1003"/>
-        </w:numPr>
-      </w:pPr>
-      <w:r>
-        <w:t xml:space="preserve">The function does not validate if the input is an integer. While it may produce a result for floating-point numbers, the factorial is mathematically defined only for non-negative integers.</w:t>
-      </w:r>
-    </w:p>
-    <w:p>
-      <w:pPr>
-        <w:pStyle w:val="FirstParagraph"/>
-      </w:pPr>
-      <w:r>
-        <w:rPr>
-          <w:b/>
-          <w:bCs/>
-        </w:rPr>
-        <w:t xml:space="preserve">Output Example</w:t>
-      </w:r>
-      <w:r>
-        <w:t xml:space="preserve">: The function returns a single</w:t>
-      </w:r>
-      <w:r>
-        <w:t xml:space="preserve"> </w:t>
-      </w:r>
-      <w:r>
-        <w:rPr>
-          <w:rStyle w:val="VerbatimChar"/>
-        </w:rPr>
-        <w:t xml:space="preserve">Number</w:t>
-      </w:r>
-      <w:r>
-        <w:t xml:space="preserve"> </w:t>
-      </w:r>
-      <w:r>
-        <w:t xml:space="preserve">representing the calculated factorial.</w:t>
-      </w:r>
-    </w:p>
-    <w:bookmarkEnd w:id="20"/>
-    <w:bookmarkStart w:id="21" w:name="example-1"/>
-    <w:p>
-      <w:pPr>
-        <w:pStyle w:val="Heading2"/>
-      </w:pPr>
-      <w:r>
-        <w:rPr>
-          <w:rStyle w:val="SectionNumber"/>
-        </w:rPr>
-        <w:t xml:space="preserve">2.5</w:t>
-      </w:r>
-      <w:r>
-        <w:tab/>
-      </w:r>
-      <w:r>
-        <w:t xml:space="preserve">Example</w:t>
-      </w:r>
-    </w:p>
-    <w:p>
-      <w:pPr>
-        <w:pStyle w:val="SourceCode"/>
-      </w:pPr>
-      <w:r>
-        <w:rPr>
-          <w:rStyle w:val="CommentTok"/>
-        </w:rPr>
-        <w:t xml:space="preserve">// Example usage</w:t>
-      </w:r>
-      <w:r>
-        <w:br/>
-      </w:r>
-      <w:r>
-        <w:rPr>
-          <w:rStyle w:val="KeywordTok"/>
-        </w:rPr>
-        <w:t xml:space="preserve">const</w:t>
-      </w:r>
-      <w:r>
-        <w:rPr>
-          <w:rStyle w:val="NormalTok"/>
-        </w:rPr>
-        <w:t xml:space="preserve"> number </w:t>
-      </w:r>
-      <w:r>
-        <w:rPr>
-          <w:rStyle w:val="OperatorTok"/>
-        </w:rPr>
-        <w:t xml:space="preserve">=</w:t>
-      </w:r>
-      <w:r>
-        <w:rPr>
-          <w:rStyle w:val="NormalTok"/>
-        </w:rPr>
-        <w:t xml:space="preserve"> </w:t>
-      </w:r>
-      <w:r>
-        <w:rPr>
-          <w:rStyle w:val="DecValTok"/>
-        </w:rPr>
-        <w:t xml:space="preserve">5</w:t>
-      </w:r>
-      <w:r>
-        <w:rPr>
-          <w:rStyle w:val="OperatorTok"/>
-        </w:rPr>
-        <w:t xml:space="preserve">;</w:t>
-      </w:r>
-      <w:r>
-        <w:br/>
-      </w:r>
-      <w:r>
-        <w:rPr>
-          <w:rStyle w:val="KeywordTok"/>
-        </w:rPr>
-        <w:t xml:space="preserve">const</w:t>
-      </w:r>
-      <w:r>
-        <w:rPr>
-          <w:rStyle w:val="NormalTok"/>
-        </w:rPr>
-        <w:t xml:space="preserve"> result </w:t>
-      </w:r>
-      <w:r>
-        <w:rPr>
-          <w:rStyle w:val="OperatorTok"/>
-        </w:rPr>
-        <w:t xml:space="preserve">=</w:t>
-      </w:r>
-      <w:r>
-        <w:rPr>
-          <w:rStyle w:val="NormalTok"/>
-        </w:rPr>
-        <w:t xml:space="preserve"> </w:t>
-      </w:r>
-      <w:r>
-        <w:rPr>
-          <w:rStyle w:val="FunctionTok"/>
-        </w:rPr>
-        <w:t xml:space="preserve">factorial</w:t>
-      </w:r>
-      <w:r>
-        <w:rPr>
-          <w:rStyle w:val="NormalTok"/>
-        </w:rPr>
-        <w:t xml:space="preserve">(number)</w:t>
-      </w:r>
-      <w:r>
-        <w:rPr>
-          <w:rStyle w:val="OperatorTok"/>
-        </w:rPr>
-        <w:t xml:space="preserve">;</w:t>
-      </w:r>
-      <w:r>
-        <w:br/>
-      </w:r>
-      <w:r>
-        <w:rPr>
-          <w:rStyle w:val="BuiltInTok"/>
-        </w:rPr>
-        <w:t xml:space="preserve">console</w:t>
-      </w:r>
-      <w:r>
-        <w:rPr>
-          <w:rStyle w:val="OperatorTok"/>
-        </w:rPr>
-        <w:t xml:space="preserve">.</w:t>
-      </w:r>
-      <w:r>
-        <w:rPr>
-          <w:rStyle w:val="FunctionTok"/>
-        </w:rPr>
-        <w:t xml:space="preserve">log</w:t>
-      </w:r>
-      <w:r>
-        <w:rPr>
-          <w:rStyle w:val="NormalTok"/>
-        </w:rPr>
-        <w:t xml:space="preserve">(</w:t>
-      </w:r>
-      <w:r>
-        <w:rPr>
-          <w:rStyle w:val="VerbatimStringTok"/>
-        </w:rPr>
-        <w:t xml:space="preserve">`The factorial of </w:t>
-      </w:r>
-      <w:r>
-        <w:rPr>
-          <w:rStyle w:val="SpecialCharTok"/>
-        </w:rPr>
-        <w:t xml:space="preserve">${</w:t>
-      </w:r>
-      <w:r>
-        <w:rPr>
-          <w:rStyle w:val="NormalTok"/>
-        </w:rPr>
-        <w:t xml:space="preserve">number</w:t>
-      </w:r>
-      <w:r>
-        <w:rPr>
-          <w:rStyle w:val="SpecialCharTok"/>
-        </w:rPr>
-        <w:t xml:space="preserve">}</w:t>
-      </w:r>
-      <w:r>
-        <w:rPr>
-          <w:rStyle w:val="VerbatimStringTok"/>
-        </w:rPr>
-        <w:t xml:space="preserve"> is </w:t>
-      </w:r>
-      <w:r>
-        <w:rPr>
-          <w:rStyle w:val="SpecialCharTok"/>
-        </w:rPr>
-        <w:t xml:space="preserve">${</w:t>
-      </w:r>
-      <w:r>
-        <w:rPr>
-          <w:rStyle w:val="NormalTok"/>
-        </w:rPr>
-        <w:t xml:space="preserve">result</w:t>
-      </w:r>
-      <w:r>
-        <w:rPr>
-          <w:rStyle w:val="SpecialCharTok"/>
-        </w:rPr>
-        <w:t xml:space="preserve">}</w:t>
-      </w:r>
-      <w:r>
-        <w:rPr>
-          <w:rStyle w:val="VerbatimStringTok"/>
-        </w:rPr>
-        <w:t xml:space="preserve">`</w:t>
-      </w:r>
-      <w:r>
-        <w:rPr>
-          <w:rStyle w:val="NormalTok"/>
-        </w:rPr>
-        <w:t xml:space="preserve">)</w:t>
-      </w:r>
-      <w:r>
-        <w:rPr>
-          <w:rStyle w:val="OperatorTok"/>
-        </w:rPr>
-        <w:t xml:space="preserve">;</w:t>
-      </w:r>
-    </w:p>
-    <w:p>
-      <w:pPr>
-        <w:pStyle w:val="FirstParagraph"/>
-      </w:pPr>
-      <w:r>
-        <w:rPr>
-          <w:b/>
-          <w:bCs/>
-        </w:rPr>
-        <w:t xml:space="preserve">Output:</w:t>
-      </w:r>
-    </w:p>
-    <w:p>
-      <w:pPr>
-        <w:pStyle w:val="SourceCode"/>
-      </w:pPr>
-      <w:r>
-        <w:rPr>
-          <w:rStyle w:val="VerbatimChar"/>
-        </w:rPr>
-        <w:t xml:space="preserve">The factorial of 5 is 120</w:t>
-      </w:r>
-    </w:p>
-    <w:p>
-      <w:r>
-        <w:pict>
-          <v:rect style="width:0;height:1.5pt" o:hralign="center" o:hrstd="t" o:hr="t"/>
-        </w:pict>
-      </w:r>
-    </w:p>
-    <w:bookmarkEnd w:id="21"/>
-    <w:bookmarkStart w:id="22" w:name="functiondef-greet"/>
-    <w:p>
-      <w:pPr>
-        <w:pStyle w:val="Heading2"/>
-      </w:pPr>
-      <w:r>
-        <w:rPr>
-          <w:rStyle w:val="SectionNumber"/>
-        </w:rPr>
-        <w:t xml:space="preserve">2.6</w:t>
-      </w:r>
-      <w:r>
-        <w:tab/>
-      </w:r>
-      <w:r>
-        <w:t xml:space="preserve">FunctionDef greet</w:t>
-      </w:r>
-    </w:p>
-    <w:bookmarkEnd w:id="22"/>
-    <w:bookmarkEnd w:id="23"/>
-    <w:bookmarkStart w:id="29" w:name="function-greet"/>
-    <w:p>
-      <w:pPr>
-        <w:pStyle w:val="Heading1"/>
-      </w:pPr>
-      <w:r>
-        <w:rPr>
-          <w:rStyle w:val="SectionNumber"/>
-        </w:rPr>
-        <w:t xml:space="preserve">3</w:t>
-      </w:r>
-      <w:r>
-        <w:tab/>
-      </w:r>
-      <w:r>
-        <w:t xml:space="preserve">Function: greet</w:t>
-      </w:r>
-    </w:p>
-    <w:bookmarkStart w:id="24" w:name="overview-2"/>
-    <w:p>
-      <w:pPr>
-        <w:pStyle w:val="Heading2"/>
-      </w:pPr>
-      <w:r>
-        <w:rPr>
-          <w:rStyle w:val="SectionNumber"/>
-        </w:rPr>
-        <w:t xml:space="preserve">3.1</w:t>
-      </w:r>
-      <w:r>
-        <w:tab/>
-      </w:r>
-      <w:r>
-        <w:t xml:space="preserve">Overview</w:t>
-      </w:r>
-    </w:p>
-    <w:p>
-      <w:pPr>
-        <w:pStyle w:val="FirstParagraph"/>
-      </w:pPr>
-      <w:r>
-        <w:t xml:space="preserve">The</w:t>
-      </w:r>
-      <w:r>
-        <w:t xml:space="preserve"> </w:t>
-      </w:r>
-      <w:r>
-        <w:rPr>
-          <w:rStyle w:val="VerbatimChar"/>
-        </w:rPr>
-        <w:t xml:space="preserve">greet</w:t>
-      </w:r>
-      <w:r>
-        <w:t xml:space="preserve"> </w:t>
-      </w:r>
-      <w:r>
-        <w:t xml:space="preserve">function logs a personalized greeting message to the web console.</w:t>
-      </w:r>
-    </w:p>
-    <w:bookmarkEnd w:id="24"/>
-    <w:bookmarkStart w:id="25" w:name="parameters-2"/>
-    <w:p>
-      <w:pPr>
-        <w:pStyle w:val="Heading2"/>
-      </w:pPr>
-      <w:r>
-        <w:rPr>
-          <w:rStyle w:val="SectionNumber"/>
-        </w:rPr>
-        <w:t xml:space="preserve">3.2</w:t>
-      </w:r>
-      <w:r>
-        <w:tab/>
-      </w:r>
-      <w:r>
-        <w:t xml:space="preserve">parameters</w:t>
       </w:r>
     </w:p>
     <w:p>
@@ -1682,78 +1180,31 @@
         </w:numPr>
       </w:pPr>
       <w:r>
-        <w:rPr>
-          <w:rStyle w:val="VerbatimChar"/>
-        </w:rPr>
-        <w:t xml:space="preserve">name</w:t>
-      </w:r>
-      <w:r>
-        <w:t xml:space="preserve"> </w:t>
-      </w:r>
-      <w:r>
-        <w:t xml:space="preserve">(string): The name of the person to greet. This value will be embedded in the output message.</w:t>
-      </w:r>
-    </w:p>
-    <w:bookmarkEnd w:id="25"/>
-    <w:bookmarkStart w:id="26" w:name="description-2"/>
-    <w:p>
-      <w:pPr>
-        <w:pStyle w:val="Heading2"/>
-      </w:pPr>
-      <w:r>
-        <w:rPr>
-          <w:rStyle w:val="SectionNumber"/>
-        </w:rPr>
-        <w:t xml:space="preserve">3.3</w:t>
-      </w:r>
-      <w:r>
-        <w:tab/>
-      </w:r>
-      <w:r>
-        <w:t xml:space="preserve">Description</w:t>
+        <w:t xml:space="preserve">This function is designed for non-negative integers. Providing a negative number will cause an infinite recursion, leading to a stack overflow error.</w:t>
       </w:r>
     </w:p>
     <w:p>
       <w:pPr>
-        <w:pStyle w:val="FirstParagraph"/>
-      </w:pPr>
-      <w:r>
-        <w:t xml:space="preserve">This function provides a simple way to display a standard greeting. It accepts a single argument,</w:t>
-      </w:r>
-      <w:r>
-        <w:t xml:space="preserve"> </w:t>
-      </w:r>
-      <w:r>
-        <w:rPr>
-          <w:rStyle w:val="VerbatimChar"/>
-        </w:rPr>
-        <w:t xml:space="preserve">name</w:t>
-      </w:r>
-      <w:r>
-        <w:t xml:space="preserve">. The core logic uses the</w:t>
-      </w:r>
-      <w:r>
-        <w:t xml:space="preserve"> </w:t>
-      </w:r>
-      <w:r>
-        <w:rPr>
-          <w:rStyle w:val="VerbatimChar"/>
-        </w:rPr>
-        <w:t xml:space="preserve">console.log</w:t>
-      </w:r>
-      <w:r>
-        <w:t xml:space="preserve"> </w:t>
-      </w:r>
-      <w:r>
-        <w:t xml:space="preserve">method to print a message to the browser’s developer console or a Node.js terminal.</w:t>
+        <w:pStyle w:val="Compact"/>
+        <w:numPr>
+          <w:ilvl w:val="0"/>
+          <w:numId w:val="1004"/>
+        </w:numPr>
+      </w:pPr>
+      <w:r>
+        <w:t xml:space="preserve">Due to the nature of recursion, calculating the factorial of very large numbers can also lead to a stack overflow error, as each recursive call adds a new frame to the call stack.</w:t>
       </w:r>
     </w:p>
     <w:p>
       <w:pPr>
-        <w:pStyle w:val="BodyText"/>
-      </w:pPr>
-      <w:r>
-        <w:t xml:space="preserve">The message is constructed using a JavaScript template literal (a string enclosed in backticks</w:t>
+        <w:pStyle w:val="Compact"/>
+        <w:numPr>
+          <w:ilvl w:val="0"/>
+          <w:numId w:val="1004"/>
+        </w:numPr>
+      </w:pPr>
+      <w:r>
+        <w:t xml:space="preserve">The input</w:t>
       </w:r>
       <w:r>
         <w:t xml:space="preserve"> </w:t>
@@ -1762,10 +1213,330 @@
         <w:rPr>
           <w:rStyle w:val="VerbatimChar"/>
         </w:rPr>
+        <w:t xml:space="preserve">n</w:t>
+      </w:r>
+      <w:r>
+        <w:t xml:space="preserve"> </w:t>
+      </w:r>
+      <w:r>
+        <w:t xml:space="preserve">should be an integer. While JavaScript might handle floating-point numbers, the mathematical concept of a factorial is typically defined only for non-negative integers.</w:t>
+      </w:r>
+    </w:p>
+    <w:p>
+      <w:pPr>
+        <w:pStyle w:val="FirstParagraph"/>
+      </w:pPr>
+      <w:r>
+        <w:rPr>
+          <w:b/>
+          <w:bCs/>
+        </w:rPr>
+        <w:t xml:space="preserve">Output Example</w:t>
+      </w:r>
+      <w:r>
+        <w:t xml:space="preserve">: A single number representing the calculated factorial.</w:t>
+      </w:r>
+    </w:p>
+    <w:bookmarkEnd w:id="20"/>
+    <w:bookmarkStart w:id="21" w:name="example-1"/>
+    <w:p>
+      <w:pPr>
+        <w:pStyle w:val="Heading2"/>
+      </w:pPr>
+      <w:r>
+        <w:rPr>
+          <w:rStyle w:val="SectionNumber"/>
+        </w:rPr>
+        <w:t xml:space="preserve">2.5</w:t>
+      </w:r>
+      <w:r>
+        <w:tab/>
+      </w:r>
+      <w:r>
+        <w:t xml:space="preserve">Example</w:t>
+      </w:r>
+    </w:p>
+    <w:p>
+      <w:pPr>
+        <w:pStyle w:val="SourceCode"/>
+      </w:pPr>
+      <w:r>
+        <w:rPr>
+          <w:rStyle w:val="CommentTok"/>
+        </w:rPr>
+        <w:t xml:space="preserve">// Example usage</w:t>
+      </w:r>
+      <w:r>
+        <w:br/>
+      </w:r>
+      <w:r>
+        <w:rPr>
+          <w:rStyle w:val="KeywordTok"/>
+        </w:rPr>
+        <w:t xml:space="preserve">const</w:t>
+      </w:r>
+      <w:r>
+        <w:rPr>
+          <w:rStyle w:val="NormalTok"/>
+        </w:rPr>
+        <w:t xml:space="preserve"> number </w:t>
+      </w:r>
+      <w:r>
+        <w:rPr>
+          <w:rStyle w:val="OperatorTok"/>
+        </w:rPr>
+        <w:t xml:space="preserve">=</w:t>
+      </w:r>
+      <w:r>
+        <w:rPr>
+          <w:rStyle w:val="NormalTok"/>
+        </w:rPr>
+        <w:t xml:space="preserve"> </w:t>
+      </w:r>
+      <w:r>
+        <w:rPr>
+          <w:rStyle w:val="DecValTok"/>
+        </w:rPr>
+        <w:t xml:space="preserve">5</w:t>
+      </w:r>
+      <w:r>
+        <w:rPr>
+          <w:rStyle w:val="OperatorTok"/>
+        </w:rPr>
+        <w:t xml:space="preserve">;</w:t>
+      </w:r>
+      <w:r>
+        <w:br/>
+      </w:r>
+      <w:r>
+        <w:rPr>
+          <w:rStyle w:val="KeywordTok"/>
+        </w:rPr>
+        <w:t xml:space="preserve">const</w:t>
+      </w:r>
+      <w:r>
+        <w:rPr>
+          <w:rStyle w:val="NormalTok"/>
+        </w:rPr>
+        <w:t xml:space="preserve"> result </w:t>
+      </w:r>
+      <w:r>
+        <w:rPr>
+          <w:rStyle w:val="OperatorTok"/>
+        </w:rPr>
+        <w:t xml:space="preserve">=</w:t>
+      </w:r>
+      <w:r>
+        <w:rPr>
+          <w:rStyle w:val="NormalTok"/>
+        </w:rPr>
+        <w:t xml:space="preserve"> </w:t>
+      </w:r>
+      <w:r>
+        <w:rPr>
+          <w:rStyle w:val="FunctionTok"/>
+        </w:rPr>
+        <w:t xml:space="preserve">factorial</w:t>
+      </w:r>
+      <w:r>
+        <w:rPr>
+          <w:rStyle w:val="NormalTok"/>
+        </w:rPr>
+        <w:t xml:space="preserve">(number)</w:t>
+      </w:r>
+      <w:r>
+        <w:rPr>
+          <w:rStyle w:val="OperatorTok"/>
+        </w:rPr>
+        <w:t xml:space="preserve">;</w:t>
+      </w:r>
+      <w:r>
+        <w:br/>
+      </w:r>
+      <w:r>
+        <w:rPr>
+          <w:rStyle w:val="BuiltInTok"/>
+        </w:rPr>
+        <w:t xml:space="preserve">console</w:t>
+      </w:r>
+      <w:r>
+        <w:rPr>
+          <w:rStyle w:val="OperatorTok"/>
+        </w:rPr>
+        <w:t xml:space="preserve">.</w:t>
+      </w:r>
+      <w:r>
+        <w:rPr>
+          <w:rStyle w:val="FunctionTok"/>
+        </w:rPr>
+        <w:t xml:space="preserve">log</w:t>
+      </w:r>
+      <w:r>
+        <w:rPr>
+          <w:rStyle w:val="NormalTok"/>
+        </w:rPr>
+        <w:t xml:space="preserve">(</w:t>
+      </w:r>
+      <w:r>
+        <w:rPr>
+          <w:rStyle w:val="VerbatimStringTok"/>
+        </w:rPr>
+        <w:t xml:space="preserve">`The factorial of </w:t>
+      </w:r>
+      <w:r>
+        <w:rPr>
+          <w:rStyle w:val="SpecialCharTok"/>
+        </w:rPr>
+        <w:t xml:space="preserve">${</w:t>
+      </w:r>
+      <w:r>
+        <w:rPr>
+          <w:rStyle w:val="NormalTok"/>
+        </w:rPr>
+        <w:t xml:space="preserve">number</w:t>
+      </w:r>
+      <w:r>
+        <w:rPr>
+          <w:rStyle w:val="SpecialCharTok"/>
+        </w:rPr>
+        <w:t xml:space="preserve">}</w:t>
+      </w:r>
+      <w:r>
+        <w:rPr>
+          <w:rStyle w:val="VerbatimStringTok"/>
+        </w:rPr>
+        <w:t xml:space="preserve"> is </w:t>
+      </w:r>
+      <w:r>
+        <w:rPr>
+          <w:rStyle w:val="SpecialCharTok"/>
+        </w:rPr>
+        <w:t xml:space="preserve">${</w:t>
+      </w:r>
+      <w:r>
+        <w:rPr>
+          <w:rStyle w:val="NormalTok"/>
+        </w:rPr>
+        <w:t xml:space="preserve">result</w:t>
+      </w:r>
+      <w:r>
+        <w:rPr>
+          <w:rStyle w:val="SpecialCharTok"/>
+        </w:rPr>
+        <w:t xml:space="preserve">}</w:t>
+      </w:r>
+      <w:r>
+        <w:rPr>
+          <w:rStyle w:val="VerbatimStringTok"/>
+        </w:rPr>
         <w:t xml:space="preserve">`</w:t>
       </w:r>
       <w:r>
-        <w:t xml:space="preserve">). This allows for easy embedding of variables directly into the string using the</w:t>
+        <w:rPr>
+          <w:rStyle w:val="NormalTok"/>
+        </w:rPr>
+        <w:t xml:space="preserve">)</w:t>
+      </w:r>
+      <w:r>
+        <w:rPr>
+          <w:rStyle w:val="OperatorTok"/>
+        </w:rPr>
+        <w:t xml:space="preserve">;</w:t>
+      </w:r>
+    </w:p>
+    <w:p>
+      <w:pPr>
+        <w:pStyle w:val="FirstParagraph"/>
+      </w:pPr>
+      <w:r>
+        <w:rPr>
+          <w:b/>
+          <w:bCs/>
+        </w:rPr>
+        <w:t xml:space="preserve">Output:</w:t>
+      </w:r>
+    </w:p>
+    <w:p>
+      <w:pPr>
+        <w:pStyle w:val="SourceCode"/>
+      </w:pPr>
+      <w:r>
+        <w:rPr>
+          <w:rStyle w:val="VerbatimChar"/>
+        </w:rPr>
+        <w:t xml:space="preserve">The factorial of 5 is 120</w:t>
+      </w:r>
+    </w:p>
+    <w:p>
+      <w:r>
+        <w:pict>
+          <v:rect style="width:0;height:1.5pt" o:hralign="center" o:hrstd="t" o:hr="t"/>
+        </w:pict>
+      </w:r>
+    </w:p>
+    <w:bookmarkEnd w:id="21"/>
+    <w:bookmarkStart w:id="22" w:name="functiondef-greet"/>
+    <w:p>
+      <w:pPr>
+        <w:pStyle w:val="Heading2"/>
+      </w:pPr>
+      <w:r>
+        <w:rPr>
+          <w:rStyle w:val="SectionNumber"/>
+        </w:rPr>
+        <w:t xml:space="preserve">2.6</w:t>
+      </w:r>
+      <w:r>
+        <w:tab/>
+      </w:r>
+      <w:r>
+        <w:t xml:space="preserve">FunctionDef greet</w:t>
+      </w:r>
+    </w:p>
+    <w:bookmarkEnd w:id="22"/>
+    <w:bookmarkEnd w:id="23"/>
+    <w:bookmarkStart w:id="29" w:name="function-greetname"/>
+    <w:p>
+      <w:pPr>
+        <w:pStyle w:val="Heading1"/>
+      </w:pPr>
+      <w:r>
+        <w:rPr>
+          <w:rStyle w:val="SectionNumber"/>
+        </w:rPr>
+        <w:t xml:space="preserve">3</w:t>
+      </w:r>
+      <w:r>
+        <w:tab/>
+      </w:r>
+      <w:r>
+        <w:t xml:space="preserve">Function: greet(name)</w:t>
+      </w:r>
+    </w:p>
+    <w:bookmarkStart w:id="24" w:name="overview-2"/>
+    <w:p>
+      <w:pPr>
+        <w:pStyle w:val="Heading2"/>
+      </w:pPr>
+      <w:r>
+        <w:rPr>
+          <w:rStyle w:val="SectionNumber"/>
+        </w:rPr>
+        <w:t xml:space="preserve">3.1</w:t>
+      </w:r>
+      <w:r>
+        <w:tab/>
+      </w:r>
+      <w:r>
+        <w:t xml:space="preserve">Overview</w:t>
+      </w:r>
+    </w:p>
+    <w:p>
+      <w:pPr>
+        <w:pStyle w:val="FirstParagraph"/>
+      </w:pPr>
+      <w:r>
+        <w:t xml:space="preserve">The</w:t>
       </w:r>
       <w:r>
         <w:t xml:space="preserve"> </w:t>
@@ -1774,56 +1545,17 @@
         <w:rPr>
           <w:rStyle w:val="VerbatimChar"/>
         </w:rPr>
-        <w:t xml:space="preserve">${name}</w:t>
+        <w:t xml:space="preserve">greet</w:t>
       </w:r>
       <w:r>
         <w:t xml:space="preserve"> </w:t>
       </w:r>
       <w:r>
-        <w:t xml:space="preserve">syntax. When the function is called, the value passed as the</w:t>
-      </w:r>
-      <w:r>
-        <w:t xml:space="preserve"> </w:t>
-      </w:r>
-      <w:r>
-        <w:rPr>
-          <w:rStyle w:val="VerbatimChar"/>
-        </w:rPr>
-        <w:t xml:space="preserve">name</w:t>
-      </w:r>
-      <w:r>
-        <w:t xml:space="preserve"> </w:t>
-      </w:r>
-      <w:r>
-        <w:t xml:space="preserve">parameter replaces the</w:t>
-      </w:r>
-      <w:r>
-        <w:t xml:space="preserve"> </w:t>
-      </w:r>
-      <w:r>
-        <w:rPr>
-          <w:rStyle w:val="VerbatimChar"/>
-        </w:rPr>
-        <w:t xml:space="preserve">${name}</w:t>
-      </w:r>
-      <w:r>
-        <w:t xml:space="preserve"> </w:t>
-      </w:r>
-      <w:r>
-        <w:t xml:space="preserve">placeholder, creating a personalized message like</w:t>
-      </w:r>
-      <w:r>
-        <w:t xml:space="preserve"> </w:t>
-      </w:r>
-      <w:r>
-        <w:t xml:space="preserve">“Hello, Alice!”</w:t>
-      </w:r>
-      <w:r>
-        <w:t xml:space="preserve">.</w:t>
+        <w:t xml:space="preserve">function prints a personalized greeting message to the console.</w:t>
       </w:r>
     </w:p>
-    <w:bookmarkEnd w:id="26"/>
-    <w:bookmarkStart w:id="27" w:name="usage-notes-2"/>
+    <w:bookmarkEnd w:id="24"/>
+    <w:bookmarkStart w:id="25" w:name="parameters-2"/>
     <w:p>
       <w:pPr>
         <w:pStyle w:val="Heading2"/>
@@ -1832,13 +1564,13 @@
         <w:rPr>
           <w:rStyle w:val="SectionNumber"/>
         </w:rPr>
-        <w:t xml:space="preserve">3.4</w:t>
+        <w:t xml:space="preserve">3.2</w:t>
       </w:r>
       <w:r>
         <w:tab/>
       </w:r>
       <w:r>
-        <w:t xml:space="preserve">Usage Notes</w:t>
+        <w:t xml:space="preserve">parameters</w:t>
       </w:r>
     </w:p>
     <w:p>
@@ -1850,7 +1582,222 @@
         </w:numPr>
       </w:pPr>
       <w:r>
-        <w:t xml:space="preserve">This function does not return any value; its sole purpose is to produce a side effect by logging output to the console.</w:t>
+        <w:rPr>
+          <w:rStyle w:val="VerbatimChar"/>
+        </w:rPr>
+        <w:t xml:space="preserve">name</w:t>
+      </w:r>
+      <w:r>
+        <w:t xml:space="preserve"> </w:t>
+      </w:r>
+      <w:r>
+        <w:t xml:space="preserve">(String): The name to be included in the greeting message.</w:t>
+      </w:r>
+    </w:p>
+    <w:bookmarkEnd w:id="25"/>
+    <w:bookmarkStart w:id="26" w:name="description-2"/>
+    <w:p>
+      <w:pPr>
+        <w:pStyle w:val="Heading2"/>
+      </w:pPr>
+      <w:r>
+        <w:rPr>
+          <w:rStyle w:val="SectionNumber"/>
+        </w:rPr>
+        <w:t xml:space="preserve">3.3</w:t>
+      </w:r>
+      <w:r>
+        <w:tab/>
+      </w:r>
+      <w:r>
+        <w:t xml:space="preserve">Description</w:t>
+      </w:r>
+    </w:p>
+    <w:p>
+      <w:pPr>
+        <w:pStyle w:val="FirstParagraph"/>
+      </w:pPr>
+      <w:r>
+        <w:t xml:space="preserve">This function provides a simple way to display a personalized greeting. When called, it takes a single argument,</w:t>
+      </w:r>
+      <w:r>
+        <w:t xml:space="preserve"> </w:t>
+      </w:r>
+      <w:r>
+        <w:rPr>
+          <w:rStyle w:val="VerbatimChar"/>
+        </w:rPr>
+        <w:t xml:space="preserve">name</w:t>
+      </w:r>
+      <w:r>
+        <w:t xml:space="preserve">, which is expected to be a string.</w:t>
+      </w:r>
+    </w:p>
+    <w:p>
+      <w:pPr>
+        <w:pStyle w:val="BodyText"/>
+      </w:pPr>
+      <w:r>
+        <w:t xml:space="preserve">The function utilizes a template literal (</w:t>
+      </w:r>
+      <w:r>
+        <w:rPr>
+          <w:rStyle w:val="VerbatimChar"/>
+        </w:rPr>
+        <w:t xml:space="preserve">`</w:t>
+      </w:r>
+      <w:r>
+        <w:t xml:space="preserve">) to construct a new string, embedding the provided</w:t>
+      </w:r>
+      <w:r>
+        <w:t xml:space="preserve"> </w:t>
+      </w:r>
+      <w:r>
+        <w:rPr>
+          <w:rStyle w:val="VerbatimChar"/>
+        </w:rPr>
+        <w:t xml:space="preserve">name</w:t>
+      </w:r>
+      <w:r>
+        <w:t xml:space="preserve"> </w:t>
+      </w:r>
+      <w:r>
+        <w:t xml:space="preserve">into the phrase</w:t>
+      </w:r>
+      <w:r>
+        <w:t xml:space="preserve"> </w:t>
+      </w:r>
+      <w:r>
+        <w:t xml:space="preserve">“Hello, …!”</w:t>
+      </w:r>
+      <w:r>
+        <w:t xml:space="preserve">. The resulting string, for example,</w:t>
+      </w:r>
+      <w:r>
+        <w:t xml:space="preserve"> </w:t>
+      </w:r>
+      <w:r>
+        <w:rPr>
+          <w:rStyle w:val="VerbatimChar"/>
+        </w:rPr>
+        <w:t xml:space="preserve">Hello, World!</w:t>
+      </w:r>
+      <w:r>
+        <w:t xml:space="preserve">, is then passed to the</w:t>
+      </w:r>
+      <w:r>
+        <w:t xml:space="preserve"> </w:t>
+      </w:r>
+      <w:r>
+        <w:rPr>
+          <w:rStyle w:val="VerbatimChar"/>
+        </w:rPr>
+        <w:t xml:space="preserve">console.log()</w:t>
+      </w:r>
+      <w:r>
+        <w:t xml:space="preserve"> </w:t>
+      </w:r>
+      <w:r>
+        <w:t xml:space="preserve">method, which outputs it to the standard console. The function does not return any value; its sole purpose is to produce this console output.</w:t>
+      </w:r>
+    </w:p>
+    <w:p>
+      <w:pPr>
+        <w:pStyle w:val="SourceCode"/>
+      </w:pPr>
+      <w:r>
+        <w:rPr>
+          <w:rStyle w:val="CommentTok"/>
+        </w:rPr>
+        <w:t xml:space="preserve">// The function uses a template literal for string formatting.</w:t>
+      </w:r>
+      <w:r>
+        <w:br/>
+      </w:r>
+      <w:r>
+        <w:rPr>
+          <w:rStyle w:val="BuiltInTok"/>
+        </w:rPr>
+        <w:t xml:space="preserve">console</w:t>
+      </w:r>
+      <w:r>
+        <w:rPr>
+          <w:rStyle w:val="OperatorTok"/>
+        </w:rPr>
+        <w:t xml:space="preserve">.</w:t>
+      </w:r>
+      <w:r>
+        <w:rPr>
+          <w:rStyle w:val="FunctionTok"/>
+        </w:rPr>
+        <w:t xml:space="preserve">log</w:t>
+      </w:r>
+      <w:r>
+        <w:rPr>
+          <w:rStyle w:val="NormalTok"/>
+        </w:rPr>
+        <w:t xml:space="preserve">(</w:t>
+      </w:r>
+      <w:r>
+        <w:rPr>
+          <w:rStyle w:val="VerbatimStringTok"/>
+        </w:rPr>
+        <w:t xml:space="preserve">`Hello, </w:t>
+      </w:r>
+      <w:r>
+        <w:rPr>
+          <w:rStyle w:val="SpecialCharTok"/>
+        </w:rPr>
+        <w:t xml:space="preserve">${</w:t>
+      </w:r>
+      <w:r>
+        <w:rPr>
+          <w:rStyle w:val="NormalTok"/>
+        </w:rPr>
+        <w:t xml:space="preserve">name</w:t>
+      </w:r>
+      <w:r>
+        <w:rPr>
+          <w:rStyle w:val="SpecialCharTok"/>
+        </w:rPr>
+        <w:t xml:space="preserve">}</w:t>
+      </w:r>
+      <w:r>
+        <w:rPr>
+          <w:rStyle w:val="VerbatimStringTok"/>
+        </w:rPr>
+        <w:t xml:space="preserve">!`</w:t>
+      </w:r>
+      <w:r>
+        <w:rPr>
+          <w:rStyle w:val="NormalTok"/>
+        </w:rPr>
+        <w:t xml:space="preserve">)</w:t>
+      </w:r>
+      <w:r>
+        <w:rPr>
+          <w:rStyle w:val="OperatorTok"/>
+        </w:rPr>
+        <w:t xml:space="preserve">;</w:t>
+      </w:r>
+    </w:p>
+    <w:bookmarkEnd w:id="26"/>
+    <w:bookmarkStart w:id="27" w:name="usage-notes-2"/>
+    <w:p>
+      <w:pPr>
+        <w:pStyle w:val="Heading2"/>
+      </w:pPr>
+      <w:r>
+        <w:rPr>
+          <w:rStyle w:val="SectionNumber"/>
+        </w:rPr>
+        <w:t xml:space="preserve">3.4</w:t>
+      </w:r>
+      <w:r>
+        <w:tab/>
+      </w:r>
+      <w:r>
+        <w:t xml:space="preserve">Usage Notes</w:t>
       </w:r>
     </w:p>
     <w:p>
@@ -1858,11 +1805,23 @@
         <w:pStyle w:val="Compact"/>
         <w:numPr>
           <w:ilvl w:val="0"/>
-          <w:numId w:val="1005"/>
+          <w:numId w:val="1006"/>
         </w:numPr>
       </w:pPr>
       <w:r>
-        <w:t xml:space="preserve">While the</w:t>
+        <w:t xml:space="preserve">This function does not return a value. Its output is sent directly to the console and cannot be assigned to a variable.</w:t>
+      </w:r>
+    </w:p>
+    <w:p>
+      <w:pPr>
+        <w:pStyle w:val="Compact"/>
+        <w:numPr>
+          <w:ilvl w:val="0"/>
+          <w:numId w:val="1006"/>
+        </w:numPr>
+      </w:pPr>
+      <w:r>
+        <w:t xml:space="preserve">If a non-string value (like a number or an object) is passed as the</w:t>
       </w:r>
       <w:r>
         <w:t xml:space="preserve"> </w:t>
@@ -1874,34 +1833,19 @@
         <w:t xml:space="preserve">name</w:t>
       </w:r>
       <w:r>
-        <w:t xml:space="preserve"> </w:t>
-      </w:r>
-      <w:r>
-        <w:t xml:space="preserve">parameter is intended to be a string, JavaScript will attempt to convert any passed data type to its string representation. For example, passing the number</w:t>
-      </w:r>
-      <w:r>
-        <w:t xml:space="preserve"> </w:t>
-      </w:r>
-      <w:r>
-        <w:rPr>
-          <w:rStyle w:val="VerbatimChar"/>
-        </w:rPr>
-        <w:t xml:space="preserve">123</w:t>
-      </w:r>
-      <w:r>
-        <w:t xml:space="preserve"> </w:t>
-      </w:r>
-      <w:r>
-        <w:t xml:space="preserve">will result in the output</w:t>
-      </w:r>
-      <w:r>
-        <w:t xml:space="preserve"> </w:t>
-      </w:r>
-      <w:r>
-        <w:t xml:space="preserve">“Hello, 123!”</w:t>
-      </w:r>
-      <w:r>
-        <w:t xml:space="preserve">.</w:t>
+        <w:t xml:space="preserve">, JavaScript will attempt to convert it to its string representation, which may result in unexpected output.</w:t>
+      </w:r>
+    </w:p>
+    <w:p>
+      <w:pPr>
+        <w:pStyle w:val="Compact"/>
+        <w:numPr>
+          <w:ilvl w:val="0"/>
+          <w:numId w:val="1006"/>
+        </w:numPr>
+      </w:pPr>
+      <w:r>
+        <w:t xml:space="preserve">The function’s primary effect is logging to the console, making it useful for debugging or displaying information to the user in a development environment.</w:t>
       </w:r>
     </w:p>
     <w:bookmarkEnd w:id="27"/>
@@ -1952,40 +1896,40 @@
         <w:rPr>
           <w:rStyle w:val="StringTok"/>
         </w:rPr>
+        <w:t xml:space="preserve">"Alice"</w:t>
+      </w:r>
+      <w:r>
+        <w:rPr>
+          <w:rStyle w:val="NormalTok"/>
+        </w:rPr>
+        <w:t xml:space="preserve">)</w:t>
+      </w:r>
+      <w:r>
+        <w:rPr>
+          <w:rStyle w:val="OperatorTok"/>
+        </w:rPr>
+        <w:t xml:space="preserve">;</w:t>
+      </w:r>
+      <w:r>
+        <w:br/>
+      </w:r>
+      <w:r>
+        <w:rPr>
+          <w:rStyle w:val="FunctionTok"/>
+        </w:rPr>
+        <w:t xml:space="preserve">greet</w:t>
+      </w:r>
+      <w:r>
+        <w:rPr>
+          <w:rStyle w:val="NormalTok"/>
+        </w:rPr>
+        <w:t xml:space="preserve">(</w:t>
+      </w:r>
+      <w:r>
+        <w:rPr>
+          <w:rStyle w:val="StringTok"/>
+        </w:rPr>
         <w:t xml:space="preserve">"World"</w:t>
-      </w:r>
-      <w:r>
-        <w:rPr>
-          <w:rStyle w:val="NormalTok"/>
-        </w:rPr>
-        <w:t xml:space="preserve">)</w:t>
-      </w:r>
-      <w:r>
-        <w:rPr>
-          <w:rStyle w:val="OperatorTok"/>
-        </w:rPr>
-        <w:t xml:space="preserve">;</w:t>
-      </w:r>
-      <w:r>
-        <w:br/>
-      </w:r>
-      <w:r>
-        <w:rPr>
-          <w:rStyle w:val="FunctionTok"/>
-        </w:rPr>
-        <w:t xml:space="preserve">greet</w:t>
-      </w:r>
-      <w:r>
-        <w:rPr>
-          <w:rStyle w:val="NormalTok"/>
-        </w:rPr>
-        <w:t xml:space="preserve">(</w:t>
-      </w:r>
-      <w:r>
-        <w:rPr>
-          <w:rStyle w:val="StringTok"/>
-        </w:rPr>
-        <w:t xml:space="preserve">"Alice"</w:t>
       </w:r>
       <w:r>
         <w:rPr>
@@ -2020,16 +1964,16 @@
         <w:rPr>
           <w:rStyle w:val="VerbatimChar"/>
         </w:rPr>
+        <w:t xml:space="preserve">Hello, Alice!</w:t>
+      </w:r>
+      <w:r>
+        <w:br/>
+      </w:r>
+      <w:r>
+        <w:rPr>
+          <w:rStyle w:val="VerbatimChar"/>
+        </w:rPr>
         <w:t xml:space="preserve">Hello, World!</w:t>
-      </w:r>
-      <w:r>
-        <w:br/>
-      </w:r>
-      <w:r>
-        <w:rPr>
-          <w:rStyle w:val="VerbatimChar"/>
-        </w:rPr>
-        <w:t xml:space="preserve">Hello, Alice!</w:t>
       </w:r>
     </w:p>
     <w:p>
@@ -2424,6 +2368,91 @@
       <w:rPr>
         <w:rFonts w:ascii="Wingdings" w:hAnsi="Wingdings" w:cs="Wingdings" w:hint="default"/>
       </w:rPr>
+    </w:lvl>
+  </w:abstractNum>
+  <w:abstractNum w:abstractNumId="99411">
+    <w:nsid w:val="00A99411"/>
+    <w:multiLevelType w:val="multilevel"/>
+    <w:lvl w:ilvl="0">
+      <w:start w:val="1"/>
+      <w:numFmt w:val="decimal"/>
+      <w:lvlText w:val="%1."/>
+      <w:lvlJc w:val="left"/>
+      <w:pPr>
+        <w:ind w:left="720" w:hanging="360"/>
+      </w:pPr>
+    </w:lvl>
+    <w:lvl w:ilvl="1">
+      <w:start w:val="1"/>
+      <w:numFmt w:val="decimal"/>
+      <w:lvlText w:val="%2."/>
+      <w:lvlJc w:val="left"/>
+      <w:pPr>
+        <w:ind w:left="1440" w:hanging="360"/>
+      </w:pPr>
+    </w:lvl>
+    <w:lvl w:ilvl="2">
+      <w:start w:val="1"/>
+      <w:numFmt w:val="decimal"/>
+      <w:lvlText w:val="%3."/>
+      <w:lvlJc w:val="left"/>
+      <w:pPr>
+        <w:ind w:left="2160" w:hanging="360"/>
+      </w:pPr>
+    </w:lvl>
+    <w:lvl w:ilvl="3">
+      <w:start w:val="1"/>
+      <w:numFmt w:val="decimal"/>
+      <w:lvlText w:val="%4."/>
+      <w:lvlJc w:val="left"/>
+      <w:pPr>
+        <w:ind w:left="2880" w:hanging="360"/>
+      </w:pPr>
+    </w:lvl>
+    <w:lvl w:ilvl="4">
+      <w:start w:val="1"/>
+      <w:numFmt w:val="decimal"/>
+      <w:lvlText w:val="%5."/>
+      <w:lvlJc w:val="left"/>
+      <w:pPr>
+        <w:ind w:left="3600" w:hanging="360"/>
+      </w:pPr>
+    </w:lvl>
+    <w:lvl w:ilvl="5">
+      <w:start w:val="1"/>
+      <w:numFmt w:val="decimal"/>
+      <w:lvlText w:val="%6."/>
+      <w:lvlJc w:val="left"/>
+      <w:pPr>
+        <w:ind w:left="4320" w:hanging="360"/>
+      </w:pPr>
+    </w:lvl>
+    <w:lvl w:ilvl="6">
+      <w:start w:val="1"/>
+      <w:numFmt w:val="decimal"/>
+      <w:lvlText w:val="%7."/>
+      <w:lvlJc w:val="left"/>
+      <w:pPr>
+        <w:ind w:left="5040" w:hanging="360"/>
+      </w:pPr>
+    </w:lvl>
+    <w:lvl w:ilvl="7">
+      <w:start w:val="1"/>
+      <w:numFmt w:val="decimal"/>
+      <w:lvlText w:val="%8."/>
+      <w:lvlJc w:val="left"/>
+      <w:pPr>
+        <w:ind w:left="5760" w:hanging="360"/>
+      </w:pPr>
+    </w:lvl>
+    <w:lvl w:ilvl="8">
+      <w:start w:val="1"/>
+      <w:numFmt w:val="decimal"/>
+      <w:lvlText w:val="%9."/>
+      <w:lvlJc w:val="left"/>
+      <w:pPr>
+        <w:ind w:left="6480" w:hanging="360"/>
+      </w:pPr>
     </w:lvl>
   </w:abstractNum>
   <w:num w16cid:durableId="106237985" w:numId="1">
@@ -2463,12 +2492,42 @@
     <w:abstractNumId w:val="991"/>
   </w:num>
   <w:num w:numId="1003">
-    <w:abstractNumId w:val="991"/>
+    <w:abstractNumId w:val="99411"/>
+    <w:lvlOverride w:ilvl="0">
+      <w:startOverride w:val="1"/>
+    </w:lvlOverride>
+    <w:lvlOverride w:ilvl="1">
+      <w:startOverride w:val="1"/>
+    </w:lvlOverride>
+    <w:lvlOverride w:ilvl="2">
+      <w:startOverride w:val="1"/>
+    </w:lvlOverride>
+    <w:lvlOverride w:ilvl="3">
+      <w:startOverride w:val="1"/>
+    </w:lvlOverride>
+    <w:lvlOverride w:ilvl="4">
+      <w:startOverride w:val="1"/>
+    </w:lvlOverride>
+    <w:lvlOverride w:ilvl="5">
+      <w:startOverride w:val="1"/>
+    </w:lvlOverride>
+    <w:lvlOverride w:ilvl="6">
+      <w:startOverride w:val="1"/>
+    </w:lvlOverride>
+    <w:lvlOverride w:ilvl="7">
+      <w:startOverride w:val="1"/>
+    </w:lvlOverride>
+    <w:lvlOverride w:ilvl="8">
+      <w:startOverride w:val="1"/>
+    </w:lvlOverride>
   </w:num>
   <w:num w:numId="1004">
     <w:abstractNumId w:val="991"/>
   </w:num>
   <w:num w:numId="1005">
+    <w:abstractNumId w:val="991"/>
+  </w:num>
+  <w:num w:numId="1006">
     <w:abstractNumId w:val="991"/>
   </w:num>
 </w:numbering>

--- a/script.docx
+++ b/script.docx
@@ -275,7 +275,7 @@
         <w:pStyle w:val="FirstParagraph"/>
       </w:pPr>
       <w:r>
-        <w:t xml:space="preserve">This function takes two arguments,</w:t>
+        <w:t xml:space="preserve">This function takes two parameters,</w:t>
       </w:r>
       <w:r>
         <w:t xml:space="preserve"> </w:t>
@@ -311,7 +311,22 @@
         <w:t xml:space="preserve">+</w:t>
       </w:r>
       <w:r>
-        <w:t xml:space="preserve">) to perform the calculation. The primary purpose is to encapsulate the addition operation for reuse and clarity.</w:t>
+        <w:t xml:space="preserve">) to perform the calculation. The function directly returns the result of the</w:t>
+      </w:r>
+      <w:r>
+        <w:t xml:space="preserve"> </w:t>
+      </w:r>
+      <w:r>
+        <w:rPr>
+          <w:rStyle w:val="VerbatimChar"/>
+        </w:rPr>
+        <w:t xml:space="preserve">a + b</w:t>
+      </w:r>
+      <w:r>
+        <w:t xml:space="preserve"> </w:t>
+      </w:r>
+      <w:r>
+        <w:t xml:space="preserve">operation.</w:t>
       </w:r>
     </w:p>
     <w:p>
@@ -322,7 +337,7 @@
         <w:rPr>
           <w:rStyle w:val="CommentTok"/>
         </w:rPr>
-        <w:t xml:space="preserve">// The function simply returns the result of a + b</w:t>
+        <w:t xml:space="preserve">// The function returns the result of the addition</w:t>
       </w:r>
       <w:r>
         <w:br/>
@@ -386,7 +401,7 @@
         </w:numPr>
       </w:pPr>
       <w:r>
-        <w:t xml:space="preserve">This function is intended for numeric inputs. If strings are provided, the</w:t>
+        <w:t xml:space="preserve">While designed for numbers, the</w:t>
       </w:r>
       <w:r>
         <w:t xml:space="preserve"> </w:t>
@@ -401,7 +416,7 @@
         <w:t xml:space="preserve"> </w:t>
       </w:r>
       <w:r>
-        <w:t xml:space="preserve">operator will perform string concatenation instead of numeric addition. For example,</w:t>
+        <w:t xml:space="preserve">operator in JavaScript will perform string concatenation if one or both of the operands are strings. For example,</w:t>
       </w:r>
       <w:r>
         <w:t xml:space="preserve"> </w:t>
@@ -410,7 +425,7 @@
         <w:rPr>
           <w:rStyle w:val="VerbatimChar"/>
         </w:rPr>
-        <w:t xml:space="preserve">add("2", "3")</w:t>
+        <w:t xml:space="preserve">add(5, "5")</w:t>
       </w:r>
       <w:r>
         <w:t xml:space="preserve"> </w:t>
@@ -425,7 +440,7 @@
         <w:rPr>
           <w:rStyle w:val="VerbatimChar"/>
         </w:rPr>
-        <w:t xml:space="preserve">"23"</w:t>
+        <w:t xml:space="preserve">"55"</w:t>
       </w:r>
       <w:r>
         <w:t xml:space="preserve">.</w:t>
@@ -440,7 +455,22 @@
         </w:numPr>
       </w:pPr>
       <w:r>
-        <w:t xml:space="preserve">The function does not perform any type checking on its inputs. It is the caller’s responsibility to ensure that the arguments are numbers.</w:t>
+        <w:t xml:space="preserve">The function does not include any type checking or error handling. It is the caller’s responsibility to ensure that both arguments are of the</w:t>
+      </w:r>
+      <w:r>
+        <w:t xml:space="preserve"> </w:t>
+      </w:r>
+      <w:r>
+        <w:rPr>
+          <w:rStyle w:val="VerbatimChar"/>
+        </w:rPr>
+        <w:t xml:space="preserve">Number</w:t>
+      </w:r>
+      <w:r>
+        <w:t xml:space="preserve"> </w:t>
+      </w:r>
+      <w:r>
+        <w:t xml:space="preserve">type for a predictable arithmetic result.</w:t>
       </w:r>
     </w:p>
     <w:p>
@@ -509,12 +539,90 @@
         <w:rPr>
           <w:rStyle w:val="KeywordTok"/>
         </w:rPr>
-        <w:t xml:space="preserve">let</w:t>
+        <w:t xml:space="preserve">const</w:t>
       </w:r>
       <w:r>
         <w:rPr>
           <w:rStyle w:val="NormalTok"/>
         </w:rPr>
+        <w:t xml:space="preserve"> num1 </w:t>
+      </w:r>
+      <w:r>
+        <w:rPr>
+          <w:rStyle w:val="OperatorTok"/>
+        </w:rPr>
+        <w:t xml:space="preserve">=</w:t>
+      </w:r>
+      <w:r>
+        <w:rPr>
+          <w:rStyle w:val="NormalTok"/>
+        </w:rPr>
+        <w:t xml:space="preserve"> </w:t>
+      </w:r>
+      <w:r>
+        <w:rPr>
+          <w:rStyle w:val="DecValTok"/>
+        </w:rPr>
+        <w:t xml:space="preserve">10</w:t>
+      </w:r>
+      <w:r>
+        <w:rPr>
+          <w:rStyle w:val="OperatorTok"/>
+        </w:rPr>
+        <w:t xml:space="preserve">;</w:t>
+      </w:r>
+      <w:r>
+        <w:br/>
+      </w:r>
+      <w:r>
+        <w:rPr>
+          <w:rStyle w:val="KeywordTok"/>
+        </w:rPr>
+        <w:t xml:space="preserve">const</w:t>
+      </w:r>
+      <w:r>
+        <w:rPr>
+          <w:rStyle w:val="NormalTok"/>
+        </w:rPr>
+        <w:t xml:space="preserve"> num2 </w:t>
+      </w:r>
+      <w:r>
+        <w:rPr>
+          <w:rStyle w:val="OperatorTok"/>
+        </w:rPr>
+        <w:t xml:space="preserve">=</w:t>
+      </w:r>
+      <w:r>
+        <w:rPr>
+          <w:rStyle w:val="NormalTok"/>
+        </w:rPr>
+        <w:t xml:space="preserve"> </w:t>
+      </w:r>
+      <w:r>
+        <w:rPr>
+          <w:rStyle w:val="DecValTok"/>
+        </w:rPr>
+        <w:t xml:space="preserve">25</w:t>
+      </w:r>
+      <w:r>
+        <w:rPr>
+          <w:rStyle w:val="OperatorTok"/>
+        </w:rPr>
+        <w:t xml:space="preserve">;</w:t>
+      </w:r>
+      <w:r>
+        <w:br/>
+      </w:r>
+      <w:r>
+        <w:rPr>
+          <w:rStyle w:val="KeywordTok"/>
+        </w:rPr>
+        <w:t xml:space="preserve">const</w:t>
+      </w:r>
+      <w:r>
+        <w:rPr>
+          <w:rStyle w:val="NormalTok"/>
+        </w:rPr>
         <w:t xml:space="preserve"> result </w:t>
       </w:r>
       <w:r>
@@ -539,13 +647,7 @@
         <w:rPr>
           <w:rStyle w:val="NormalTok"/>
         </w:rPr>
-        <w:t xml:space="preserve">(</w:t>
-      </w:r>
-      <w:r>
-        <w:rPr>
-          <w:rStyle w:val="DecValTok"/>
-        </w:rPr>
-        <w:t xml:space="preserve">5</w:t>
+        <w:t xml:space="preserve">(num1</w:t>
       </w:r>
       <w:r>
         <w:rPr>
@@ -557,19 +659,7 @@
         <w:rPr>
           <w:rStyle w:val="NormalTok"/>
         </w:rPr>
-        <w:t xml:space="preserve"> </w:t>
-      </w:r>
-      <w:r>
-        <w:rPr>
-          <w:rStyle w:val="DecValTok"/>
-        </w:rPr>
-        <w:t xml:space="preserve">10</w:t>
-      </w:r>
-      <w:r>
-        <w:rPr>
-          <w:rStyle w:val="NormalTok"/>
-        </w:rPr>
-        <w:t xml:space="preserve">)</w:t>
+        <w:t xml:space="preserve"> num2)</w:t>
       </w:r>
       <w:r>
         <w:rPr>
@@ -631,7 +721,7 @@
         <w:rPr>
           <w:rStyle w:val="VerbatimChar"/>
         </w:rPr>
-        <w:t xml:space="preserve">15</w:t>
+        <w:t xml:space="preserve">35</w:t>
       </w:r>
     </w:p>
     <w:p>
@@ -718,7 +808,19 @@
         <w:t xml:space="preserve"> </w:t>
       </w:r>
       <w:r>
-        <w:t xml:space="preserve">function recursively calculates the factorial of a given non-negative integer.</w:t>
+        <w:t xml:space="preserve">function recursively calculates the factorial of a given non-negative integer</w:t>
+      </w:r>
+      <w:r>
+        <w:t xml:space="preserve"> </w:t>
+      </w:r>
+      <w:r>
+        <w:rPr>
+          <w:rStyle w:val="VerbatimChar"/>
+        </w:rPr>
+        <w:t xml:space="preserve">n</w:t>
+      </w:r>
+      <w:r>
+        <w:t xml:space="preserve">.</w:t>
       </w:r>
     </w:p>
     <w:bookmarkEnd w:id="17"/>
@@ -785,7 +887,42 @@
         <w:pStyle w:val="FirstParagraph"/>
       </w:pPr>
       <w:r>
-        <w:t xml:space="preserve">This function implements the factorial calculation using recursion. The logic is divided into two main parts:</w:t>
+        <w:t xml:space="preserve">This function implements the factorial calculation using a recursive approach. The logic is based on the mathematical definition of a factorial, where the factorial of a non-negative integer</w:t>
+      </w:r>
+      <w:r>
+        <w:t xml:space="preserve"> </w:t>
+      </w:r>
+      <w:r>
+        <w:rPr>
+          <w:rStyle w:val="VerbatimChar"/>
+        </w:rPr>
+        <w:t xml:space="preserve">n</w:t>
+      </w:r>
+      <w:r>
+        <w:t xml:space="preserve"> </w:t>
+      </w:r>
+      <w:r>
+        <w:t xml:space="preserve">is the product of all positive integers up to</w:t>
+      </w:r>
+      <w:r>
+        <w:t xml:space="preserve"> </w:t>
+      </w:r>
+      <w:r>
+        <w:rPr>
+          <w:rStyle w:val="VerbatimChar"/>
+        </w:rPr>
+        <w:t xml:space="preserve">n</w:t>
+      </w:r>
+      <w:r>
+        <w:t xml:space="preserve">.</w:t>
+      </w:r>
+    </w:p>
+    <w:p>
+      <w:pPr>
+        <w:pStyle w:val="BodyText"/>
+      </w:pPr>
+      <w:r>
+        <w:t xml:space="preserve">The function operates as follows:</w:t>
       </w:r>
     </w:p>
     <w:p>
@@ -800,15 +937,18 @@
           <w:b/>
           <w:bCs/>
         </w:rPr>
-        <w:t xml:space="preserve">Base Case</w:t>
-      </w:r>
-      <w:r>
-        <w:t xml:space="preserve">: The function first checks if the input number</w:t>
+        <w:t xml:space="preserve">Base Case:</w:t>
       </w:r>
       <w:r>
         <w:t xml:space="preserve"> </w:t>
       </w:r>
       <w:r>
+        <w:t xml:space="preserve">It first checks if the input</w:t>
+      </w:r>
+      <w:r>
+        <w:t xml:space="preserve"> </w:t>
+      </w:r>
+      <w:r>
         <w:rPr>
           <w:rStyle w:val="VerbatimChar"/>
         </w:rPr>
@@ -818,7 +958,7 @@
         <w:t xml:space="preserve"> </w:t>
       </w:r>
       <w:r>
-        <w:t xml:space="preserve">is less than or equal to 1. If it is, the function returns</w:t>
+        <w:t xml:space="preserve">is less than or equal to 1. If true, the function returns</w:t>
       </w:r>
       <w:r>
         <w:t xml:space="preserve"> </w:t>
@@ -830,7 +970,7 @@
         <w:t xml:space="preserve">1</w:t>
       </w:r>
       <w:r>
-        <w:t xml:space="preserve">. This is the termination condition for the recursion, as the factorial of 1 (</w:t>
+        <w:t xml:space="preserve">. This serves as the termination condition for the recursion, as the factorial of 1 (</w:t>
       </w:r>
       <w:r>
         <w:rPr>
@@ -848,7 +988,7 @@
         <w:t xml:space="preserve">0!</w:t>
       </w:r>
       <w:r>
-        <w:t xml:space="preserve">) is defined as 1.</w:t>
+        <w:t xml:space="preserve">) are both defined as 1.</w:t>
       </w:r>
     </w:p>
     <w:p>
@@ -863,15 +1003,18 @@
           <w:b/>
           <w:bCs/>
         </w:rPr>
-        <w:t xml:space="preserve">Recursive Step</w:t>
-      </w:r>
-      <w:r>
-        <w:t xml:space="preserve">: If</w:t>
+        <w:t xml:space="preserve">Recursive Step:</w:t>
       </w:r>
       <w:r>
         <w:t xml:space="preserve"> </w:t>
       </w:r>
       <w:r>
+        <w:t xml:space="preserve">If</w:t>
+      </w:r>
+      <w:r>
+        <w:t xml:space="preserve"> </w:t>
+      </w:r>
+      <w:r>
         <w:rPr>
           <w:rStyle w:val="VerbatimChar"/>
         </w:rPr>
@@ -908,7 +1051,7 @@
         <w:t xml:space="preserve">n - 1</w:t>
       </w:r>
       <w:r>
-        <w:t xml:space="preserve">. This process continues until the base case is reached.</w:t>
+        <w:t xml:space="preserve">. This process continues to break down the number until it reaches the base case.</w:t>
       </w:r>
     </w:p>
     <w:p>
@@ -916,7 +1059,7 @@
         <w:pStyle w:val="FirstParagraph"/>
       </w:pPr>
       <w:r>
-        <w:t xml:space="preserve">For example, calling</w:t>
+        <w:t xml:space="preserve">For example,</w:t>
       </w:r>
       <w:r>
         <w:t xml:space="preserve"> </w:t>
@@ -931,85 +1074,7 @@
         <w:t xml:space="preserve"> </w:t>
       </w:r>
       <w:r>
-        <w:t xml:space="preserve">will execute as follows:</w:t>
-      </w:r>
-      <w:r>
-        <w:t xml:space="preserve"> </w:t>
-      </w:r>
-      <w:r>
-        <w:t xml:space="preserve">-</w:t>
-      </w:r>
-      <w:r>
-        <w:t xml:space="preserve"> </w:t>
-      </w:r>
-      <w:r>
-        <w:rPr>
-          <w:rStyle w:val="VerbatimChar"/>
-        </w:rPr>
-        <w:t xml:space="preserve">4 * factorial(3)</w:t>
-      </w:r>
-      <w:r>
-        <w:t xml:space="preserve"> </w:t>
-      </w:r>
-      <w:r>
-        <w:t xml:space="preserve">-</w:t>
-      </w:r>
-      <w:r>
-        <w:t xml:space="preserve"> </w:t>
-      </w:r>
-      <w:r>
-        <w:rPr>
-          <w:rStyle w:val="VerbatimChar"/>
-        </w:rPr>
-        <w:t xml:space="preserve">4 * (3 * factorial(2))</w:t>
-      </w:r>
-      <w:r>
-        <w:t xml:space="preserve"> </w:t>
-      </w:r>
-      <w:r>
-        <w:t xml:space="preserve">-</w:t>
-      </w:r>
-      <w:r>
-        <w:t xml:space="preserve"> </w:t>
-      </w:r>
-      <w:r>
-        <w:rPr>
-          <w:rStyle w:val="VerbatimChar"/>
-        </w:rPr>
-        <w:t xml:space="preserve">4 * (3 * (2 * factorial(1)))</w:t>
-      </w:r>
-      <w:r>
-        <w:t xml:space="preserve"> </w:t>
-      </w:r>
-      <w:r>
-        <w:t xml:space="preserve">-</w:t>
-      </w:r>
-      <w:r>
-        <w:t xml:space="preserve"> </w:t>
-      </w:r>
-      <w:r>
-        <w:rPr>
-          <w:rStyle w:val="VerbatimChar"/>
-        </w:rPr>
-        <w:t xml:space="preserve">4 * (3 * (2 * 1))</w:t>
-      </w:r>
-      <w:r>
-        <w:t xml:space="preserve"> </w:t>
-      </w:r>
-      <w:r>
-        <w:t xml:space="preserve">- The final result is</w:t>
-      </w:r>
-      <w:r>
-        <w:t xml:space="preserve"> </w:t>
-      </w:r>
-      <w:r>
-        <w:rPr>
-          <w:rStyle w:val="VerbatimChar"/>
-        </w:rPr>
-        <w:t xml:space="preserve">24</w:t>
-      </w:r>
-      <w:r>
-        <w:t xml:space="preserve">.</w:t>
+        <w:t xml:space="preserve">is computed as follows:</w:t>
       </w:r>
     </w:p>
     <w:p>
@@ -1018,30 +1083,102 @@
       </w:pPr>
       <w:r>
         <w:rPr>
-          <w:rStyle w:val="CommentTok"/>
-        </w:rPr>
-        <w:t xml:space="preserve">// Ternary operator implementation</w:t>
+          <w:rStyle w:val="FunctionTok"/>
+        </w:rPr>
+        <w:t xml:space="preserve">factorial</w:t>
+      </w:r>
+      <w:r>
+        <w:rPr>
+          <w:rStyle w:val="NormalTok"/>
+        </w:rPr>
+        <w:t xml:space="preserve">(</w:t>
+      </w:r>
+      <w:r>
+        <w:rPr>
+          <w:rStyle w:val="DecValTok"/>
+        </w:rPr>
+        <w:t xml:space="preserve">4</w:t>
+      </w:r>
+      <w:r>
+        <w:rPr>
+          <w:rStyle w:val="NormalTok"/>
+        </w:rPr>
+        <w:t xml:space="preserve">) </w:t>
+      </w:r>
+      <w:r>
+        <w:rPr>
+          <w:rStyle w:val="OperatorTok"/>
+        </w:rPr>
+        <w:t xml:space="preserve">=</w:t>
+      </w:r>
+      <w:r>
+        <w:rPr>
+          <w:rStyle w:val="NormalTok"/>
+        </w:rPr>
+        <w:t xml:space="preserve"> </w:t>
+      </w:r>
+      <w:r>
+        <w:rPr>
+          <w:rStyle w:val="DecValTok"/>
+        </w:rPr>
+        <w:t xml:space="preserve">4</w:t>
+      </w:r>
+      <w:r>
+        <w:rPr>
+          <w:rStyle w:val="NormalTok"/>
+        </w:rPr>
+        <w:t xml:space="preserve"> </w:t>
+      </w:r>
+      <w:r>
+        <w:rPr>
+          <w:rStyle w:val="OperatorTok"/>
+        </w:rPr>
+        <w:t xml:space="preserve">*</w:t>
+      </w:r>
+      <w:r>
+        <w:rPr>
+          <w:rStyle w:val="NormalTok"/>
+        </w:rPr>
+        <w:t xml:space="preserve"> </w:t>
+      </w:r>
+      <w:r>
+        <w:rPr>
+          <w:rStyle w:val="FunctionTok"/>
+        </w:rPr>
+        <w:t xml:space="preserve">factorial</w:t>
+      </w:r>
+      <w:r>
+        <w:rPr>
+          <w:rStyle w:val="NormalTok"/>
+        </w:rPr>
+        <w:t xml:space="preserve">(</w:t>
+      </w:r>
+      <w:r>
+        <w:rPr>
+          <w:rStyle w:val="DecValTok"/>
+        </w:rPr>
+        <w:t xml:space="preserve">3</w:t>
+      </w:r>
+      <w:r>
+        <w:rPr>
+          <w:rStyle w:val="NormalTok"/>
+        </w:rPr>
+        <w:t xml:space="preserve">)</w:t>
       </w:r>
       <w:r>
         <w:br/>
       </w:r>
       <w:r>
         <w:rPr>
-          <w:rStyle w:val="ControlFlowTok"/>
-        </w:rPr>
-        <w:t xml:space="preserve">return</w:t>
-      </w:r>
-      <w:r>
-        <w:rPr>
           <w:rStyle w:val="NormalTok"/>
         </w:rPr>
-        <w:t xml:space="preserve"> n </w:t>
+        <w:t xml:space="preserve">             </w:t>
       </w:r>
       <w:r>
         <w:rPr>
           <w:rStyle w:val="OperatorTok"/>
         </w:rPr>
-        <w:t xml:space="preserve">&lt;=</w:t>
+        <w:t xml:space="preserve">=</w:t>
       </w:r>
       <w:r>
         <w:rPr>
@@ -1053,103 +1190,322 @@
         <w:rPr>
           <w:rStyle w:val="DecValTok"/>
         </w:rPr>
+        <w:t xml:space="preserve">4</w:t>
+      </w:r>
+      <w:r>
+        <w:rPr>
+          <w:rStyle w:val="NormalTok"/>
+        </w:rPr>
+        <w:t xml:space="preserve"> </w:t>
+      </w:r>
+      <w:r>
+        <w:rPr>
+          <w:rStyle w:val="OperatorTok"/>
+        </w:rPr>
+        <w:t xml:space="preserve">*</w:t>
+      </w:r>
+      <w:r>
+        <w:rPr>
+          <w:rStyle w:val="NormalTok"/>
+        </w:rPr>
+        <w:t xml:space="preserve"> (</w:t>
+      </w:r>
+      <w:r>
+        <w:rPr>
+          <w:rStyle w:val="DecValTok"/>
+        </w:rPr>
+        <w:t xml:space="preserve">3</w:t>
+      </w:r>
+      <w:r>
+        <w:rPr>
+          <w:rStyle w:val="NormalTok"/>
+        </w:rPr>
+        <w:t xml:space="preserve"> </w:t>
+      </w:r>
+      <w:r>
+        <w:rPr>
+          <w:rStyle w:val="OperatorTok"/>
+        </w:rPr>
+        <w:t xml:space="preserve">*</w:t>
+      </w:r>
+      <w:r>
+        <w:rPr>
+          <w:rStyle w:val="NormalTok"/>
+        </w:rPr>
+        <w:t xml:space="preserve"> </w:t>
+      </w:r>
+      <w:r>
+        <w:rPr>
+          <w:rStyle w:val="FunctionTok"/>
+        </w:rPr>
+        <w:t xml:space="preserve">factorial</w:t>
+      </w:r>
+      <w:r>
+        <w:rPr>
+          <w:rStyle w:val="NormalTok"/>
+        </w:rPr>
+        <w:t xml:space="preserve">(</w:t>
+      </w:r>
+      <w:r>
+        <w:rPr>
+          <w:rStyle w:val="DecValTok"/>
+        </w:rPr>
+        <w:t xml:space="preserve">2</w:t>
+      </w:r>
+      <w:r>
+        <w:rPr>
+          <w:rStyle w:val="NormalTok"/>
+        </w:rPr>
+        <w:t xml:space="preserve">))</w:t>
+      </w:r>
+      <w:r>
+        <w:br/>
+      </w:r>
+      <w:r>
+        <w:rPr>
+          <w:rStyle w:val="NormalTok"/>
+        </w:rPr>
+        <w:t xml:space="preserve">             </w:t>
+      </w:r>
+      <w:r>
+        <w:rPr>
+          <w:rStyle w:val="OperatorTok"/>
+        </w:rPr>
+        <w:t xml:space="preserve">=</w:t>
+      </w:r>
+      <w:r>
+        <w:rPr>
+          <w:rStyle w:val="NormalTok"/>
+        </w:rPr>
+        <w:t xml:space="preserve"> </w:t>
+      </w:r>
+      <w:r>
+        <w:rPr>
+          <w:rStyle w:val="DecValTok"/>
+        </w:rPr>
+        <w:t xml:space="preserve">4</w:t>
+      </w:r>
+      <w:r>
+        <w:rPr>
+          <w:rStyle w:val="NormalTok"/>
+        </w:rPr>
+        <w:t xml:space="preserve"> </w:t>
+      </w:r>
+      <w:r>
+        <w:rPr>
+          <w:rStyle w:val="OperatorTok"/>
+        </w:rPr>
+        <w:t xml:space="preserve">*</w:t>
+      </w:r>
+      <w:r>
+        <w:rPr>
+          <w:rStyle w:val="NormalTok"/>
+        </w:rPr>
+        <w:t xml:space="preserve"> (</w:t>
+      </w:r>
+      <w:r>
+        <w:rPr>
+          <w:rStyle w:val="DecValTok"/>
+        </w:rPr>
+        <w:t xml:space="preserve">3</w:t>
+      </w:r>
+      <w:r>
+        <w:rPr>
+          <w:rStyle w:val="NormalTok"/>
+        </w:rPr>
+        <w:t xml:space="preserve"> </w:t>
+      </w:r>
+      <w:r>
+        <w:rPr>
+          <w:rStyle w:val="OperatorTok"/>
+        </w:rPr>
+        <w:t xml:space="preserve">*</w:t>
+      </w:r>
+      <w:r>
+        <w:rPr>
+          <w:rStyle w:val="NormalTok"/>
+        </w:rPr>
+        <w:t xml:space="preserve"> (</w:t>
+      </w:r>
+      <w:r>
+        <w:rPr>
+          <w:rStyle w:val="DecValTok"/>
+        </w:rPr>
+        <w:t xml:space="preserve">2</w:t>
+      </w:r>
+      <w:r>
+        <w:rPr>
+          <w:rStyle w:val="NormalTok"/>
+        </w:rPr>
+        <w:t xml:space="preserve"> </w:t>
+      </w:r>
+      <w:r>
+        <w:rPr>
+          <w:rStyle w:val="OperatorTok"/>
+        </w:rPr>
+        <w:t xml:space="preserve">*</w:t>
+      </w:r>
+      <w:r>
+        <w:rPr>
+          <w:rStyle w:val="NormalTok"/>
+        </w:rPr>
+        <w:t xml:space="preserve"> </w:t>
+      </w:r>
+      <w:r>
+        <w:rPr>
+          <w:rStyle w:val="FunctionTok"/>
+        </w:rPr>
+        <w:t xml:space="preserve">factorial</w:t>
+      </w:r>
+      <w:r>
+        <w:rPr>
+          <w:rStyle w:val="NormalTok"/>
+        </w:rPr>
+        <w:t xml:space="preserve">(</w:t>
+      </w:r>
+      <w:r>
+        <w:rPr>
+          <w:rStyle w:val="DecValTok"/>
+        </w:rPr>
         <w:t xml:space="preserve">1</w:t>
       </w:r>
       <w:r>
         <w:rPr>
           <w:rStyle w:val="NormalTok"/>
         </w:rPr>
+        <w:t xml:space="preserve">)))</w:t>
+      </w:r>
+      <w:r>
+        <w:br/>
+      </w:r>
+      <w:r>
+        <w:rPr>
+          <w:rStyle w:val="NormalTok"/>
+        </w:rPr>
+        <w:t xml:space="preserve">             </w:t>
+      </w:r>
+      <w:r>
+        <w:rPr>
+          <w:rStyle w:val="OperatorTok"/>
+        </w:rPr>
+        <w:t xml:space="preserve">=</w:t>
+      </w:r>
+      <w:r>
+        <w:rPr>
+          <w:rStyle w:val="NormalTok"/>
+        </w:rPr>
         <w:t xml:space="preserve"> </w:t>
       </w:r>
       <w:r>
         <w:rPr>
+          <w:rStyle w:val="DecValTok"/>
+        </w:rPr>
+        <w:t xml:space="preserve">4</w:t>
+      </w:r>
+      <w:r>
+        <w:rPr>
+          <w:rStyle w:val="NormalTok"/>
+        </w:rPr>
+        <w:t xml:space="preserve"> </w:t>
+      </w:r>
+      <w:r>
+        <w:rPr>
           <w:rStyle w:val="OperatorTok"/>
         </w:rPr>
-        <w:t xml:space="preserve">?</w:t>
+        <w:t xml:space="preserve">*</w:t>
       </w:r>
       <w:r>
         <w:rPr>
           <w:rStyle w:val="NormalTok"/>
         </w:rPr>
+        <w:t xml:space="preserve"> (</w:t>
+      </w:r>
+      <w:r>
+        <w:rPr>
+          <w:rStyle w:val="DecValTok"/>
+        </w:rPr>
+        <w:t xml:space="preserve">3</w:t>
+      </w:r>
+      <w:r>
+        <w:rPr>
+          <w:rStyle w:val="NormalTok"/>
+        </w:rPr>
         <w:t xml:space="preserve"> </w:t>
       </w:r>
       <w:r>
         <w:rPr>
+          <w:rStyle w:val="OperatorTok"/>
+        </w:rPr>
+        <w:t xml:space="preserve">*</w:t>
+      </w:r>
+      <w:r>
+        <w:rPr>
+          <w:rStyle w:val="NormalTok"/>
+        </w:rPr>
+        <w:t xml:space="preserve"> (</w:t>
+      </w:r>
+      <w:r>
+        <w:rPr>
           <w:rStyle w:val="DecValTok"/>
         </w:rPr>
+        <w:t xml:space="preserve">2</w:t>
+      </w:r>
+      <w:r>
+        <w:rPr>
+          <w:rStyle w:val="NormalTok"/>
+        </w:rPr>
+        <w:t xml:space="preserve"> </w:t>
+      </w:r>
+      <w:r>
+        <w:rPr>
+          <w:rStyle w:val="OperatorTok"/>
+        </w:rPr>
+        <w:t xml:space="preserve">*</w:t>
+      </w:r>
+      <w:r>
+        <w:rPr>
+          <w:rStyle w:val="NormalTok"/>
+        </w:rPr>
+        <w:t xml:space="preserve"> </w:t>
+      </w:r>
+      <w:r>
+        <w:rPr>
+          <w:rStyle w:val="DecValTok"/>
+        </w:rPr>
         <w:t xml:space="preserve">1</w:t>
       </w:r>
       <w:r>
         <w:rPr>
           <w:rStyle w:val="NormalTok"/>
         </w:rPr>
+        <w:t xml:space="preserve">))</w:t>
+      </w:r>
+      <w:r>
+        <w:br/>
+      </w:r>
+      <w:r>
+        <w:rPr>
+          <w:rStyle w:val="NormalTok"/>
+        </w:rPr>
+        <w:t xml:space="preserve">             </w:t>
+      </w:r>
+      <w:r>
+        <w:rPr>
+          <w:rStyle w:val="OperatorTok"/>
+        </w:rPr>
+        <w:t xml:space="preserve">=</w:t>
+      </w:r>
+      <w:r>
+        <w:rPr>
+          <w:rStyle w:val="NormalTok"/>
+        </w:rPr>
         <w:t xml:space="preserve"> </w:t>
       </w:r>
       <w:r>
         <w:rPr>
-          <w:rStyle w:val="OperatorTok"/>
-        </w:rPr>
-        <w:t xml:space="preserve">:</w:t>
-      </w:r>
-      <w:r>
-        <w:rPr>
-          <w:rStyle w:val="NormalTok"/>
-        </w:rPr>
-        <w:t xml:space="preserve"> n </w:t>
-      </w:r>
-      <w:r>
-        <w:rPr>
-          <w:rStyle w:val="OperatorTok"/>
-        </w:rPr>
-        <w:t xml:space="preserve">*</w:t>
-      </w:r>
-      <w:r>
-        <w:rPr>
-          <w:rStyle w:val="NormalTok"/>
-        </w:rPr>
-        <w:t xml:space="preserve"> </w:t>
-      </w:r>
-      <w:r>
-        <w:rPr>
-          <w:rStyle w:val="FunctionTok"/>
-        </w:rPr>
-        <w:t xml:space="preserve">factorial</w:t>
-      </w:r>
-      <w:r>
-        <w:rPr>
-          <w:rStyle w:val="NormalTok"/>
-        </w:rPr>
-        <w:t xml:space="preserve">(n </w:t>
-      </w:r>
-      <w:r>
-        <w:rPr>
-          <w:rStyle w:val="OperatorTok"/>
-        </w:rPr>
-        <w:t xml:space="preserve">-</w:t>
-      </w:r>
-      <w:r>
-        <w:rPr>
-          <w:rStyle w:val="NormalTok"/>
-        </w:rPr>
-        <w:t xml:space="preserve"> </w:t>
-      </w:r>
-      <w:r>
-        <w:rPr>
           <w:rStyle w:val="DecValTok"/>
         </w:rPr>
-        <w:t xml:space="preserve">1</w:t>
-      </w:r>
-      <w:r>
-        <w:rPr>
-          <w:rStyle w:val="NormalTok"/>
-        </w:rPr>
-        <w:t xml:space="preserve">)</w:t>
-      </w:r>
-      <w:r>
-        <w:rPr>
-          <w:rStyle w:val="OperatorTok"/>
-        </w:rPr>
-        <w:t xml:space="preserve">;</w:t>
+        <w:t xml:space="preserve">24</w:t>
       </w:r>
     </w:p>
     <w:bookmarkEnd w:id="19"/>
@@ -1180,7 +1536,7 @@
         </w:numPr>
       </w:pPr>
       <w:r>
-        <w:t xml:space="preserve">This function is designed for non-negative integers. Providing a negative number will cause an infinite recursion, leading to a stack overflow error.</w:t>
+        <w:t xml:space="preserve">The function is intended for non-negative integers. Providing a negative number will cause an infinite recursion, leading to a stack overflow error.</w:t>
       </w:r>
     </w:p>
     <w:p>
@@ -1192,7 +1548,49 @@
         </w:numPr>
       </w:pPr>
       <w:r>
-        <w:t xml:space="preserve">Due to the nature of recursion, calculating the factorial of very large numbers can also lead to a stack overflow error, as each recursive call adds a new frame to the call stack.</w:t>
+        <w:t xml:space="preserve">The base case</w:t>
+      </w:r>
+      <w:r>
+        <w:t xml:space="preserve"> </w:t>
+      </w:r>
+      <w:r>
+        <w:rPr>
+          <w:rStyle w:val="VerbatimChar"/>
+        </w:rPr>
+        <w:t xml:space="preserve">n &lt;= 1</w:t>
+      </w:r>
+      <w:r>
+        <w:t xml:space="preserve"> </w:t>
+      </w:r>
+      <w:r>
+        <w:t xml:space="preserve">ensures that</w:t>
+      </w:r>
+      <w:r>
+        <w:t xml:space="preserve"> </w:t>
+      </w:r>
+      <w:r>
+        <w:rPr>
+          <w:rStyle w:val="VerbatimChar"/>
+        </w:rPr>
+        <w:t xml:space="preserve">factorial(0)</w:t>
+      </w:r>
+      <w:r>
+        <w:t xml:space="preserve"> </w:t>
+      </w:r>
+      <w:r>
+        <w:t xml:space="preserve">correctly returns</w:t>
+      </w:r>
+      <w:r>
+        <w:t xml:space="preserve"> </w:t>
+      </w:r>
+      <w:r>
+        <w:rPr>
+          <w:rStyle w:val="VerbatimChar"/>
+        </w:rPr>
+        <w:t xml:space="preserve">1</w:t>
+      </w:r>
+      <w:r>
+        <w:t xml:space="preserve">.</w:t>
       </w:r>
     </w:p>
     <w:p>
@@ -1204,22 +1602,31 @@
         </w:numPr>
       </w:pPr>
       <w:r>
-        <w:t xml:space="preserve">The input</w:t>
+        <w:t xml:space="preserve">Be cautious with large input values. Deep recursion can lead to a</w:t>
       </w:r>
       <w:r>
         <w:t xml:space="preserve"> </w:t>
       </w:r>
       <w:r>
+        <w:t xml:space="preserve">“Maximum call stack size exceeded”</w:t>
+      </w:r>
+      <w:r>
+        <w:t xml:space="preserve"> </w:t>
+      </w:r>
+      <w:r>
+        <w:t xml:space="preserve">error. Furthermore, the result can quickly grow larger than JavaScript’s</w:t>
+      </w:r>
+      <w:r>
+        <w:t xml:space="preserve"> </w:t>
+      </w:r>
+      <w:r>
         <w:rPr>
           <w:rStyle w:val="VerbatimChar"/>
         </w:rPr>
-        <w:t xml:space="preserve">n</w:t>
-      </w:r>
-      <w:r>
-        <w:t xml:space="preserve"> </w:t>
-      </w:r>
-      <w:r>
-        <w:t xml:space="preserve">should be an integer. While JavaScript might handle floating-point numbers, the mathematical concept of a factorial is typically defined only for non-negative integers.</w:t>
+        <w:t xml:space="preserve">Number.MAX_SAFE_INTEGER</w:t>
+      </w:r>
+      <w:r>
+        <w:t xml:space="preserve">, which may cause a loss of precision.</w:t>
       </w:r>
     </w:p>
     <w:p>
@@ -1234,7 +1641,7 @@
         <w:t xml:space="preserve">Output Example</w:t>
       </w:r>
       <w:r>
-        <w:t xml:space="preserve">: A single number representing the calculated factorial.</w:t>
+        <w:t xml:space="preserve">: A single number representing the calculated factorial value.</w:t>
       </w:r>
     </w:p>
     <w:bookmarkEnd w:id="20"/>
@@ -1495,7 +1902,7 @@
     </w:p>
     <w:bookmarkEnd w:id="22"/>
     <w:bookmarkEnd w:id="23"/>
-    <w:bookmarkStart w:id="29" w:name="function-greetname"/>
+    <w:bookmarkStart w:id="29" w:name="function-greet"/>
     <w:p>
       <w:pPr>
         <w:pStyle w:val="Heading1"/>
@@ -1510,7 +1917,7 @@
         <w:tab/>
       </w:r>
       <w:r>
-        <w:t xml:space="preserve">Function: greet(name)</w:t>
+        <w:t xml:space="preserve">Function: greet</w:t>
       </w:r>
     </w:p>
     <w:bookmarkStart w:id="24" w:name="overview-2"/>
@@ -1618,7 +2025,7 @@
         <w:pStyle w:val="FirstParagraph"/>
       </w:pPr>
       <w:r>
-        <w:t xml:space="preserve">This function provides a simple way to display a personalized greeting. When called, it takes a single argument,</w:t>
+        <w:t xml:space="preserve">This function provides a simple way to display a standardized greeting to the console. It accepts a single string argument,</w:t>
       </w:r>
       <w:r>
         <w:t xml:space="preserve"> </w:t>
@@ -1630,7 +2037,7 @@
         <w:t xml:space="preserve">name</w:t>
       </w:r>
       <w:r>
-        <w:t xml:space="preserve">, which is expected to be a string.</w:t>
+        <w:t xml:space="preserve">.</w:t>
       </w:r>
     </w:p>
     <w:p>
@@ -1638,67 +2045,49 @@
         <w:pStyle w:val="BodyText"/>
       </w:pPr>
       <w:r>
-        <w:t xml:space="preserve">The function utilizes a template literal (</w:t>
+        <w:t xml:space="preserve">The core logic uses the</w:t>
+      </w:r>
+      <w:r>
+        <w:t xml:space="preserve"> </w:t>
       </w:r>
       <w:r>
         <w:rPr>
           <w:rStyle w:val="VerbatimChar"/>
         </w:rPr>
-        <w:t xml:space="preserve">`</w:t>
-      </w:r>
-      <w:r>
-        <w:t xml:space="preserve">) to construct a new string, embedding the provided</w:t>
+        <w:t xml:space="preserve">console.log()</w:t>
       </w:r>
       <w:r>
         <w:t xml:space="preserve"> </w:t>
       </w:r>
       <w:r>
+        <w:t xml:space="preserve">method to output a formatted string. The string is created using a template literal:</w:t>
+      </w:r>
+      <w:r>
+        <w:t xml:space="preserve"> </w:t>
+      </w:r>
+      <w:r>
         <w:rPr>
           <w:rStyle w:val="VerbatimChar"/>
         </w:rPr>
+        <w:t xml:space="preserve">`Hello, ${name}!`</w:t>
+      </w:r>
+      <w:r>
+        <w:t xml:space="preserve">. This syntax allows for string interpolation, where the value of the</w:t>
+      </w:r>
+      <w:r>
+        <w:t xml:space="preserve"> </w:t>
+      </w:r>
+      <w:r>
+        <w:rPr>
+          <w:rStyle w:val="VerbatimChar"/>
+        </w:rPr>
         <w:t xml:space="preserve">name</w:t>
       </w:r>
       <w:r>
         <w:t xml:space="preserve"> </w:t>
       </w:r>
       <w:r>
-        <w:t xml:space="preserve">into the phrase</w:t>
-      </w:r>
-      <w:r>
-        <w:t xml:space="preserve"> </w:t>
-      </w:r>
-      <w:r>
-        <w:t xml:space="preserve">“Hello, …!”</w:t>
-      </w:r>
-      <w:r>
-        <w:t xml:space="preserve">. The resulting string, for example,</w:t>
-      </w:r>
-      <w:r>
-        <w:t xml:space="preserve"> </w:t>
-      </w:r>
-      <w:r>
-        <w:rPr>
-          <w:rStyle w:val="VerbatimChar"/>
-        </w:rPr>
-        <w:t xml:space="preserve">Hello, World!</w:t>
-      </w:r>
-      <w:r>
-        <w:t xml:space="preserve">, is then passed to the</w:t>
-      </w:r>
-      <w:r>
-        <w:t xml:space="preserve"> </w:t>
-      </w:r>
-      <w:r>
-        <w:rPr>
-          <w:rStyle w:val="VerbatimChar"/>
-        </w:rPr>
-        <w:t xml:space="preserve">console.log()</w:t>
-      </w:r>
-      <w:r>
-        <w:t xml:space="preserve"> </w:t>
-      </w:r>
-      <w:r>
-        <w:t xml:space="preserve">method, which outputs it to the standard console. The function does not return any value; its sole purpose is to produce this console output.</w:t>
+        <w:t xml:space="preserve">parameter is directly embedded into the output string, creating a personalized message. The function does not return any value; its only purpose is to log a message as a side effect.</w:t>
       </w:r>
     </w:p>
     <w:p>
@@ -1709,13 +2098,61 @@
         <w:rPr>
           <w:rStyle w:val="CommentTok"/>
         </w:rPr>
-        <w:t xml:space="preserve">// The function uses a template literal for string formatting.</w:t>
+        <w:t xml:space="preserve">// The function takes a 'name' and logs a greeting.</w:t>
       </w:r>
       <w:r>
         <w:br/>
       </w:r>
       <w:r>
         <w:rPr>
+          <w:rStyle w:val="KeywordTok"/>
+        </w:rPr>
+        <w:t xml:space="preserve">function</w:t>
+      </w:r>
+      <w:r>
+        <w:rPr>
+          <w:rStyle w:val="NormalTok"/>
+        </w:rPr>
+        <w:t xml:space="preserve"> </w:t>
+      </w:r>
+      <w:r>
+        <w:rPr>
+          <w:rStyle w:val="FunctionTok"/>
+        </w:rPr>
+        <w:t xml:space="preserve">greet</w:t>
+      </w:r>
+      <w:r>
+        <w:rPr>
+          <w:rStyle w:val="NormalTok"/>
+        </w:rPr>
+        <w:t xml:space="preserve">(name) {</w:t>
+      </w:r>
+      <w:r>
+        <w:br/>
+      </w:r>
+      <w:r>
+        <w:rPr>
+          <w:rStyle w:val="NormalTok"/>
+        </w:rPr>
+        <w:t xml:space="preserve">    </w:t>
+      </w:r>
+      <w:r>
+        <w:rPr>
+          <w:rStyle w:val="CommentTok"/>
+        </w:rPr>
+        <w:t xml:space="preserve">// The template literal constructs the final string.</w:t>
+      </w:r>
+      <w:r>
+        <w:br/>
+      </w:r>
+      <w:r>
+        <w:rPr>
+          <w:rStyle w:val="NormalTok"/>
+        </w:rPr>
+        <w:t xml:space="preserve">    </w:t>
+      </w:r>
+      <w:r>
+        <w:rPr>
           <w:rStyle w:val="BuiltInTok"/>
         </w:rPr>
         <w:t xml:space="preserve">console</w:t>
@@ -1779,6 +2216,15 @@
           <w:rStyle w:val="OperatorTok"/>
         </w:rPr>
         <w:t xml:space="preserve">;</w:t>
+      </w:r>
+      <w:r>
+        <w:br/>
+      </w:r>
+      <w:r>
+        <w:rPr>
+          <w:rStyle w:val="NormalTok"/>
+        </w:rPr>
+        <w:t xml:space="preserve">}</w:t>
       </w:r>
     </w:p>
     <w:bookmarkEnd w:id="26"/>
@@ -1809,7 +2255,7 @@
         </w:numPr>
       </w:pPr>
       <w:r>
-        <w:t xml:space="preserve">This function does not return a value. Its output is sent directly to the console and cannot be assigned to a variable.</w:t>
+        <w:t xml:space="preserve">The output of this function is directed to the standard console, such as a browser’s developer console or a Node.js terminal. It does not render content on a webpage.</w:t>
       </w:r>
     </w:p>
     <w:p>
@@ -1821,7 +2267,7 @@
         </w:numPr>
       </w:pPr>
       <w:r>
-        <w:t xml:space="preserve">If a non-string value (like a number or an object) is passed as the</w:t>
+        <w:t xml:space="preserve">While a string is the expected type for the</w:t>
       </w:r>
       <w:r>
         <w:t xml:space="preserve"> </w:t>
@@ -1833,19 +2279,10 @@
         <w:t xml:space="preserve">name</w:t>
       </w:r>
       <w:r>
-        <w:t xml:space="preserve">, JavaScript will attempt to convert it to its string representation, which may result in unexpected output.</w:t>
-      </w:r>
-    </w:p>
-    <w:p>
-      <w:pPr>
-        <w:pStyle w:val="Compact"/>
-        <w:numPr>
-          <w:ilvl w:val="0"/>
-          <w:numId w:val="1006"/>
-        </w:numPr>
-      </w:pPr>
-      <w:r>
-        <w:t xml:space="preserve">The function’s primary effect is logging to the console, making it useful for debugging or displaying information to the user in a development environment.</w:t>
+        <w:t xml:space="preserve"> </w:t>
+      </w:r>
+      <w:r>
+        <w:t xml:space="preserve">parameter, JavaScript’s type coercion will attempt to convert other data types (like numbers or objects) into a string representation when they are passed.</w:t>
       </w:r>
     </w:p>
     <w:bookmarkEnd w:id="27"/>
@@ -1896,40 +2333,40 @@
         <w:rPr>
           <w:rStyle w:val="StringTok"/>
         </w:rPr>
+        <w:t xml:space="preserve">"World"</w:t>
+      </w:r>
+      <w:r>
+        <w:rPr>
+          <w:rStyle w:val="NormalTok"/>
+        </w:rPr>
+        <w:t xml:space="preserve">)</w:t>
+      </w:r>
+      <w:r>
+        <w:rPr>
+          <w:rStyle w:val="OperatorTok"/>
+        </w:rPr>
+        <w:t xml:space="preserve">;</w:t>
+      </w:r>
+      <w:r>
+        <w:br/>
+      </w:r>
+      <w:r>
+        <w:rPr>
+          <w:rStyle w:val="FunctionTok"/>
+        </w:rPr>
+        <w:t xml:space="preserve">greet</w:t>
+      </w:r>
+      <w:r>
+        <w:rPr>
+          <w:rStyle w:val="NormalTok"/>
+        </w:rPr>
+        <w:t xml:space="preserve">(</w:t>
+      </w:r>
+      <w:r>
+        <w:rPr>
+          <w:rStyle w:val="StringTok"/>
+        </w:rPr>
         <w:t xml:space="preserve">"Alice"</w:t>
-      </w:r>
-      <w:r>
-        <w:rPr>
-          <w:rStyle w:val="NormalTok"/>
-        </w:rPr>
-        <w:t xml:space="preserve">)</w:t>
-      </w:r>
-      <w:r>
-        <w:rPr>
-          <w:rStyle w:val="OperatorTok"/>
-        </w:rPr>
-        <w:t xml:space="preserve">;</w:t>
-      </w:r>
-      <w:r>
-        <w:br/>
-      </w:r>
-      <w:r>
-        <w:rPr>
-          <w:rStyle w:val="FunctionTok"/>
-        </w:rPr>
-        <w:t xml:space="preserve">greet</w:t>
-      </w:r>
-      <w:r>
-        <w:rPr>
-          <w:rStyle w:val="NormalTok"/>
-        </w:rPr>
-        <w:t xml:space="preserve">(</w:t>
-      </w:r>
-      <w:r>
-        <w:rPr>
-          <w:rStyle w:val="StringTok"/>
-        </w:rPr>
-        <w:t xml:space="preserve">"World"</w:t>
       </w:r>
       <w:r>
         <w:rPr>
@@ -1964,16 +2401,16 @@
         <w:rPr>
           <w:rStyle w:val="VerbatimChar"/>
         </w:rPr>
+        <w:t xml:space="preserve">Hello, World!</w:t>
+      </w:r>
+      <w:r>
+        <w:br/>
+      </w:r>
+      <w:r>
+        <w:rPr>
+          <w:rStyle w:val="VerbatimChar"/>
+        </w:rPr>
         <w:t xml:space="preserve">Hello, Alice!</w:t>
-      </w:r>
-      <w:r>
-        <w:br/>
-      </w:r>
-      <w:r>
-        <w:rPr>
-          <w:rStyle w:val="VerbatimChar"/>
-        </w:rPr>
-        <w:t xml:space="preserve">Hello, World!</w:t>
       </w:r>
     </w:p>
     <w:p>
@@ -2368,91 +2805,6 @@
       <w:rPr>
         <w:rFonts w:ascii="Wingdings" w:hAnsi="Wingdings" w:cs="Wingdings" w:hint="default"/>
       </w:rPr>
-    </w:lvl>
-  </w:abstractNum>
-  <w:abstractNum w:abstractNumId="99411">
-    <w:nsid w:val="00A99411"/>
-    <w:multiLevelType w:val="multilevel"/>
-    <w:lvl w:ilvl="0">
-      <w:start w:val="1"/>
-      <w:numFmt w:val="decimal"/>
-      <w:lvlText w:val="%1."/>
-      <w:lvlJc w:val="left"/>
-      <w:pPr>
-        <w:ind w:left="720" w:hanging="360"/>
-      </w:pPr>
-    </w:lvl>
-    <w:lvl w:ilvl="1">
-      <w:start w:val="1"/>
-      <w:numFmt w:val="decimal"/>
-      <w:lvlText w:val="%2."/>
-      <w:lvlJc w:val="left"/>
-      <w:pPr>
-        <w:ind w:left="1440" w:hanging="360"/>
-      </w:pPr>
-    </w:lvl>
-    <w:lvl w:ilvl="2">
-      <w:start w:val="1"/>
-      <w:numFmt w:val="decimal"/>
-      <w:lvlText w:val="%3."/>
-      <w:lvlJc w:val="left"/>
-      <w:pPr>
-        <w:ind w:left="2160" w:hanging="360"/>
-      </w:pPr>
-    </w:lvl>
-    <w:lvl w:ilvl="3">
-      <w:start w:val="1"/>
-      <w:numFmt w:val="decimal"/>
-      <w:lvlText w:val="%4."/>
-      <w:lvlJc w:val="left"/>
-      <w:pPr>
-        <w:ind w:left="2880" w:hanging="360"/>
-      </w:pPr>
-    </w:lvl>
-    <w:lvl w:ilvl="4">
-      <w:start w:val="1"/>
-      <w:numFmt w:val="decimal"/>
-      <w:lvlText w:val="%5."/>
-      <w:lvlJc w:val="left"/>
-      <w:pPr>
-        <w:ind w:left="3600" w:hanging="360"/>
-      </w:pPr>
-    </w:lvl>
-    <w:lvl w:ilvl="5">
-      <w:start w:val="1"/>
-      <w:numFmt w:val="decimal"/>
-      <w:lvlText w:val="%6."/>
-      <w:lvlJc w:val="left"/>
-      <w:pPr>
-        <w:ind w:left="4320" w:hanging="360"/>
-      </w:pPr>
-    </w:lvl>
-    <w:lvl w:ilvl="6">
-      <w:start w:val="1"/>
-      <w:numFmt w:val="decimal"/>
-      <w:lvlText w:val="%7."/>
-      <w:lvlJc w:val="left"/>
-      <w:pPr>
-        <w:ind w:left="5040" w:hanging="360"/>
-      </w:pPr>
-    </w:lvl>
-    <w:lvl w:ilvl="7">
-      <w:start w:val="1"/>
-      <w:numFmt w:val="decimal"/>
-      <w:lvlText w:val="%8."/>
-      <w:lvlJc w:val="left"/>
-      <w:pPr>
-        <w:ind w:left="5760" w:hanging="360"/>
-      </w:pPr>
-    </w:lvl>
-    <w:lvl w:ilvl="8">
-      <w:start w:val="1"/>
-      <w:numFmt w:val="decimal"/>
-      <w:lvlText w:val="%9."/>
-      <w:lvlJc w:val="left"/>
-      <w:pPr>
-        <w:ind w:left="6480" w:hanging="360"/>
-      </w:pPr>
     </w:lvl>
   </w:abstractNum>
   <w:num w16cid:durableId="106237985" w:numId="1">
@@ -2492,34 +2844,7 @@
     <w:abstractNumId w:val="991"/>
   </w:num>
   <w:num w:numId="1003">
-    <w:abstractNumId w:val="99411"/>
-    <w:lvlOverride w:ilvl="0">
-      <w:startOverride w:val="1"/>
-    </w:lvlOverride>
-    <w:lvlOverride w:ilvl="1">
-      <w:startOverride w:val="1"/>
-    </w:lvlOverride>
-    <w:lvlOverride w:ilvl="2">
-      <w:startOverride w:val="1"/>
-    </w:lvlOverride>
-    <w:lvlOverride w:ilvl="3">
-      <w:startOverride w:val="1"/>
-    </w:lvlOverride>
-    <w:lvlOverride w:ilvl="4">
-      <w:startOverride w:val="1"/>
-    </w:lvlOverride>
-    <w:lvlOverride w:ilvl="5">
-      <w:startOverride w:val="1"/>
-    </w:lvlOverride>
-    <w:lvlOverride w:ilvl="6">
-      <w:startOverride w:val="1"/>
-    </w:lvlOverride>
-    <w:lvlOverride w:ilvl="7">
-      <w:startOverride w:val="1"/>
-    </w:lvlOverride>
-    <w:lvlOverride w:ilvl="8">
-      <w:startOverride w:val="1"/>
-    </w:lvlOverride>
+    <w:abstractNumId w:val="991"/>
   </w:num>
   <w:num w:numId="1004">
     <w:abstractNumId w:val="991"/>

--- a/script.docx
+++ b/script.docx
@@ -2,11 +2,46 @@
 <file path=word/document.xml><?xml version="1.0" encoding="utf-8"?>
 <w:document xmlns:w="http://schemas.openxmlformats.org/wordprocessingml/2006/main" xmlns:m="http://schemas.openxmlformats.org/officeDocument/2006/math" xmlns:r="http://schemas.openxmlformats.org/officeDocument/2006/relationships" xmlns:o="urn:schemas-microsoft-com:office:office" xmlns:v="urn:schemas-microsoft-com:vml" xmlns:w10="urn:schemas-microsoft-com:office:word" xmlns:a="http://schemas.openxmlformats.org/drawingml/2006/main" xmlns:pic="http://schemas.openxmlformats.org/drawingml/2006/picture" xmlns:wp="http://schemas.openxmlformats.org/drawingml/2006/wordprocessingDrawing">
   <w:body>
+    <w:sdt>
+      <w:sdtPr>
+        <w:docPartObj>
+          <w:docPartGallery w:val="Table of Contents"/>
+          <w:docPartUnique/>
+        </w:docPartObj>
+      </w:sdtPr>
+      <w:sdtContent>
+        <w:p>
+          <w:pPr>
+            <w:pStyle w:val="TOCHeading"/>
+          </w:pPr>
+          <w:r>
+            <w:t xml:space="preserve">Table of Contents</w:t>
+          </w:r>
+        </w:p>
+        <w:p>
+          <w:r>
+            <w:fldChar w:fldCharType="begin" w:dirty="true"/>
+            <w:instrText xml:space="preserve">TOC \o "1-3" \h \z \u</w:instrText>
+            <w:fldChar w:fldCharType="separate"/>
+            <w:fldChar w:fldCharType="end"/>
+          </w:r>
+        </w:p>
+      </w:sdtContent>
+    </w:sdt>
     <w:bookmarkStart w:id="9" w:name="functiondef-add"/>
     <w:p>
       <w:pPr>
         <w:pStyle w:val="Heading2"/>
       </w:pPr>
+      <w:r>
+        <w:rPr>
+          <w:rStyle w:val="SectionNumber"/>
+        </w:rPr>
+        <w:t xml:space="preserve">0.1</w:t>
+      </w:r>
+      <w:r>
+        <w:tab/>
+      </w:r>
       <w:r>
         <w:t xml:space="preserve">FunctionDef add</w:t>
       </w:r>
@@ -18,6 +53,15 @@
         <w:pStyle w:val="Heading1"/>
       </w:pPr>
       <w:r>
+        <w:rPr>
+          <w:rStyle w:val="SectionNumber"/>
+        </w:rPr>
+        <w:t xml:space="preserve">1</w:t>
+      </w:r>
+      <w:r>
+        <w:tab/>
+      </w:r>
+      <w:r>
         <w:t xml:space="preserve">Function: add(a, b)</w:t>
       </w:r>
     </w:p>
@@ -26,6 +70,15 @@
       <w:pPr>
         <w:pStyle w:val="Heading2"/>
       </w:pPr>
+      <w:r>
+        <w:rPr>
+          <w:rStyle w:val="SectionNumber"/>
+        </w:rPr>
+        <w:t xml:space="preserve">1.1</w:t>
+      </w:r>
+      <w:r>
+        <w:tab/>
+      </w:r>
       <w:r>
         <w:t xml:space="preserve">Overview</w:t>
       </w:r>
@@ -59,6 +112,15 @@
       <w:pPr>
         <w:pStyle w:val="Heading2"/>
       </w:pPr>
+      <w:r>
+        <w:rPr>
+          <w:rStyle w:val="SectionNumber"/>
+        </w:rPr>
+        <w:t xml:space="preserve">1.2</w:t>
+      </w:r>
+      <w:r>
+        <w:tab/>
+      </w:r>
       <w:r>
         <w:t xml:space="preserve">parameters</w:t>
       </w:r>
@@ -196,6 +258,15 @@
         <w:pStyle w:val="Heading2"/>
       </w:pPr>
       <w:r>
+        <w:rPr>
+          <w:rStyle w:val="SectionNumber"/>
+        </w:rPr>
+        <w:t xml:space="preserve">1.3</w:t>
+      </w:r>
+      <w:r>
+        <w:tab/>
+      </w:r>
+      <w:r>
         <w:t xml:space="preserve">Description</w:t>
       </w:r>
     </w:p>
@@ -308,6 +379,15 @@
       <w:pPr>
         <w:pStyle w:val="Heading2"/>
       </w:pPr>
+      <w:r>
+        <w:rPr>
+          <w:rStyle w:val="SectionNumber"/>
+        </w:rPr>
+        <w:t xml:space="preserve">1.4</w:t>
+      </w:r>
+      <w:r>
+        <w:tab/>
+      </w:r>
       <w:r>
         <w:t xml:space="preserve">Usage Notes</w:t>
       </w:r>
@@ -430,6 +510,15 @@
         <w:pStyle w:val="Heading2"/>
       </w:pPr>
       <w:r>
+        <w:rPr>
+          <w:rStyle w:val="SectionNumber"/>
+        </w:rPr>
+        <w:t xml:space="preserve">1.5</w:t>
+      </w:r>
+      <w:r>
+        <w:tab/>
+      </w:r>
+      <w:r>
         <w:t xml:space="preserve">Example</w:t>
       </w:r>
     </w:p>
@@ -649,6 +738,15 @@
         <w:pStyle w:val="Heading2"/>
       </w:pPr>
       <w:r>
+        <w:rPr>
+          <w:rStyle w:val="SectionNumber"/>
+        </w:rPr>
+        <w:t xml:space="preserve">1.6</w:t>
+      </w:r>
+      <w:r>
+        <w:tab/>
+      </w:r>
+      <w:r>
         <w:t xml:space="preserve">FunctionDef factorial</w:t>
       </w:r>
     </w:p>
@@ -660,6 +758,15 @@
         <w:pStyle w:val="Heading1"/>
       </w:pPr>
       <w:r>
+        <w:rPr>
+          <w:rStyle w:val="SectionNumber"/>
+        </w:rPr>
+        <w:t xml:space="preserve">2</w:t>
+      </w:r>
+      <w:r>
+        <w:tab/>
+      </w:r>
+      <w:r>
         <w:t xml:space="preserve">Function: factorial(n)</w:t>
       </w:r>
     </w:p>
@@ -668,6 +775,15 @@
       <w:pPr>
         <w:pStyle w:val="Heading2"/>
       </w:pPr>
+      <w:r>
+        <w:rPr>
+          <w:rStyle w:val="SectionNumber"/>
+        </w:rPr>
+        <w:t xml:space="preserve">2.1</w:t>
+      </w:r>
+      <w:r>
+        <w:tab/>
+      </w:r>
       <w:r>
         <w:t xml:space="preserve">Overview</w:t>
       </w:r>
@@ -713,6 +829,15 @@
       <w:pPr>
         <w:pStyle w:val="Heading2"/>
       </w:pPr>
+      <w:r>
+        <w:rPr>
+          <w:rStyle w:val="SectionNumber"/>
+        </w:rPr>
+        <w:t xml:space="preserve">2.2</w:t>
+      </w:r>
+      <w:r>
+        <w:tab/>
+      </w:r>
       <w:r>
         <w:t xml:space="preserve">parameters</w:t>
       </w:r>
@@ -745,6 +870,15 @@
         <w:pStyle w:val="Heading2"/>
       </w:pPr>
       <w:r>
+        <w:rPr>
+          <w:rStyle w:val="SectionNumber"/>
+        </w:rPr>
+        <w:t xml:space="preserve">2.3</w:t>
+      </w:r>
+      <w:r>
+        <w:tab/>
+      </w:r>
+      <w:r>
         <w:t xml:space="preserve">Description</w:t>
       </w:r>
     </w:p>
@@ -1380,6 +1514,15 @@
       <w:pPr>
         <w:pStyle w:val="Heading2"/>
       </w:pPr>
+      <w:r>
+        <w:rPr>
+          <w:rStyle w:val="SectionNumber"/>
+        </w:rPr>
+        <w:t xml:space="preserve">2.4</w:t>
+      </w:r>
+      <w:r>
+        <w:tab/>
+      </w:r>
       <w:r>
         <w:t xml:space="preserve">Usage Notes</w:t>
       </w:r>
@@ -1508,6 +1651,15 @@
         <w:pStyle w:val="Heading2"/>
       </w:pPr>
       <w:r>
+        <w:rPr>
+          <w:rStyle w:val="SectionNumber"/>
+        </w:rPr>
+        <w:t xml:space="preserve">2.5</w:t>
+      </w:r>
+      <w:r>
+        <w:tab/>
+      </w:r>
+      <w:r>
         <w:t xml:space="preserve">Example</w:t>
       </w:r>
     </w:p>
@@ -1736,6 +1888,15 @@
         <w:pStyle w:val="Heading2"/>
       </w:pPr>
       <w:r>
+        <w:rPr>
+          <w:rStyle w:val="SectionNumber"/>
+        </w:rPr>
+        <w:t xml:space="preserve">2.6</w:t>
+      </w:r>
+      <w:r>
+        <w:tab/>
+      </w:r>
+      <w:r>
         <w:t xml:space="preserve">FunctionDef greet</w:t>
       </w:r>
     </w:p>
@@ -1747,6 +1908,15 @@
         <w:pStyle w:val="Heading1"/>
       </w:pPr>
       <w:r>
+        <w:rPr>
+          <w:rStyle w:val="SectionNumber"/>
+        </w:rPr>
+        <w:t xml:space="preserve">3</w:t>
+      </w:r>
+      <w:r>
+        <w:tab/>
+      </w:r>
+      <w:r>
         <w:t xml:space="preserve">Function: greet</w:t>
       </w:r>
     </w:p>
@@ -1755,6 +1925,15 @@
       <w:pPr>
         <w:pStyle w:val="Heading2"/>
       </w:pPr>
+      <w:r>
+        <w:rPr>
+          <w:rStyle w:val="SectionNumber"/>
+        </w:rPr>
+        <w:t xml:space="preserve">3.1</w:t>
+      </w:r>
+      <w:r>
+        <w:tab/>
+      </w:r>
       <w:r>
         <w:t xml:space="preserve">Overview</w:t>
       </w:r>
@@ -1788,6 +1967,15 @@
       <w:pPr>
         <w:pStyle w:val="Heading2"/>
       </w:pPr>
+      <w:r>
+        <w:rPr>
+          <w:rStyle w:val="SectionNumber"/>
+        </w:rPr>
+        <w:t xml:space="preserve">3.2</w:t>
+      </w:r>
+      <w:r>
+        <w:tab/>
+      </w:r>
       <w:r>
         <w:t xml:space="preserve">parameters</w:t>
       </w:r>
@@ -1820,6 +2008,15 @@
         <w:pStyle w:val="Heading2"/>
       </w:pPr>
       <w:r>
+        <w:rPr>
+          <w:rStyle w:val="SectionNumber"/>
+        </w:rPr>
+        <w:t xml:space="preserve">3.3</w:t>
+      </w:r>
+      <w:r>
+        <w:tab/>
+      </w:r>
+      <w:r>
         <w:t xml:space="preserve">Description</w:t>
       </w:r>
     </w:p>
@@ -2036,6 +2233,15 @@
       <w:pPr>
         <w:pStyle w:val="Heading2"/>
       </w:pPr>
+      <w:r>
+        <w:rPr>
+          <w:rStyle w:val="SectionNumber"/>
+        </w:rPr>
+        <w:t xml:space="preserve">3.4</w:t>
+      </w:r>
+      <w:r>
+        <w:tab/>
+      </w:r>
       <w:r>
         <w:t xml:space="preserve">Usage Notes</w:t>
       </w:r>
@@ -2085,6 +2291,15 @@
       <w:pPr>
         <w:pStyle w:val="Heading2"/>
       </w:pPr>
+      <w:r>
+        <w:rPr>
+          <w:rStyle w:val="SectionNumber"/>
+        </w:rPr>
+        <w:t xml:space="preserve">3.5</w:t>
+      </w:r>
+      <w:r>
+        <w:tab/>
+      </w:r>
       <w:r>
         <w:t xml:space="preserve">Example</w:t>
       </w:r>

--- a/script.docx
+++ b/script.docx
@@ -37,7 +37,7 @@
         <w:rPr>
           <w:rStyle w:val="SectionNumber"/>
         </w:rPr>
-        <w:t xml:space="preserve">0.1</w:t>
+        <w:t xml:space="preserve">1</w:t>
       </w:r>
       <w:r>
         <w:tab/>
@@ -46,2382 +46,39 @@
         <w:t xml:space="preserve">FunctionDef add</w:t>
       </w:r>
     </w:p>
-    <w:bookmarkEnd w:id="9"/>
-    <w:bookmarkStart w:id="16" w:name="function-adda-b"/>
-    <w:p>
-      <w:pPr>
-        <w:pStyle w:val="Heading1"/>
-      </w:pPr>
-      <w:r>
-        <w:rPr>
-          <w:rStyle w:val="SectionNumber"/>
-        </w:rPr>
-        <w:t xml:space="preserve">1</w:t>
-      </w:r>
-      <w:r>
-        <w:tab/>
-      </w:r>
-      <w:r>
-        <w:t xml:space="preserve">Function: add(a, b)</w:t>
-      </w:r>
-    </w:p>
-    <w:bookmarkStart w:id="10" w:name="overview"/>
-    <w:p>
-      <w:pPr>
-        <w:pStyle w:val="Heading2"/>
-      </w:pPr>
-      <w:r>
-        <w:rPr>
-          <w:rStyle w:val="SectionNumber"/>
-        </w:rPr>
-        <w:t xml:space="preserve">1.1</w:t>
-      </w:r>
-      <w:r>
-        <w:tab/>
-      </w:r>
-      <w:r>
-        <w:t xml:space="preserve">Overview</w:t>
-      </w:r>
-    </w:p>
     <w:p>
       <w:pPr>
         <w:pStyle w:val="FirstParagraph"/>
       </w:pPr>
       <w:r>
-        <w:t xml:space="preserve">The</w:t>
+        <w:t xml:space="preserve">Doc is waiting to be generated…</w:t>
       </w:r>
       <w:r>
         <w:t xml:space="preserve"> </w:t>
       </w:r>
       <w:r>
-        <w:rPr>
-          <w:rStyle w:val="VerbatimChar"/>
-        </w:rPr>
-        <w:t xml:space="preserve">add</w:t>
+        <w:t xml:space="preserve">## FunctionDef factorial</w:t>
       </w:r>
       <w:r>
         <w:t xml:space="preserve"> </w:t>
       </w:r>
       <w:r>
-        <w:t xml:space="preserve">function computes the sum of two numbers.</w:t>
-      </w:r>
-    </w:p>
-    <w:bookmarkEnd w:id="10"/>
-    <w:bookmarkStart w:id="11" w:name="parameters"/>
-    <w:p>
-      <w:pPr>
-        <w:pStyle w:val="Heading2"/>
-      </w:pPr>
-      <w:r>
-        <w:rPr>
-          <w:rStyle w:val="SectionNumber"/>
-        </w:rPr>
-        <w:t xml:space="preserve">1.2</w:t>
-      </w:r>
-      <w:r>
-        <w:tab/>
-      </w:r>
-      <w:r>
-        <w:t xml:space="preserve">parameters</w:t>
-      </w:r>
-    </w:p>
-    <w:tbl>
-      <w:tblPr>
-        <w:tblStyle w:val="Table"/>
-        <w:tblW w:type="auto" w:w="0"/>
-        <w:tblLook w:firstRow="1" w:lastRow="0" w:firstColumn="0" w:lastColumn="0" w:noHBand="0" w:noVBand="0" w:val="0020"/>
-      </w:tblPr>
-      <w:tblGrid>
-        <w:gridCol w:w="2640"/>
-        <w:gridCol w:w="2640"/>
-        <w:gridCol w:w="2640"/>
-      </w:tblGrid>
-      <w:tr>
-        <w:trPr>
-          <w:tblHeader w:val="on"/>
-        </w:trPr>
-        <w:tc>
-          <w:tcPr/>
-          <w:p>
-            <w:pPr>
-              <w:pStyle w:val="Compact"/>
-            </w:pPr>
-            <w:r>
-              <w:t xml:space="preserve">Parameter</w:t>
-            </w:r>
-          </w:p>
-        </w:tc>
-        <w:tc>
-          <w:tcPr/>
-          <w:p>
-            <w:pPr>
-              <w:pStyle w:val="Compact"/>
-            </w:pPr>
-            <w:r>
-              <w:t xml:space="preserve">Type</w:t>
-            </w:r>
-          </w:p>
-        </w:tc>
-        <w:tc>
-          <w:tcPr/>
-          <w:p>
-            <w:pPr>
-              <w:pStyle w:val="Compact"/>
-            </w:pPr>
-            <w:r>
-              <w:t xml:space="preserve">Description</w:t>
-            </w:r>
-          </w:p>
-        </w:tc>
-      </w:tr>
-      <w:tr>
-        <w:tc>
-          <w:tcPr/>
-          <w:p>
-            <w:pPr>
-              <w:pStyle w:val="Compact"/>
-            </w:pPr>
-            <w:r>
-              <w:rPr>
-                <w:rStyle w:val="VerbatimChar"/>
-              </w:rPr>
-              <w:t xml:space="preserve">a</w:t>
-            </w:r>
-          </w:p>
-        </w:tc>
-        <w:tc>
-          <w:tcPr/>
-          <w:p>
-            <w:pPr>
-              <w:pStyle w:val="Compact"/>
-            </w:pPr>
-            <w:r>
-              <w:t xml:space="preserve">Number</w:t>
-            </w:r>
-          </w:p>
-        </w:tc>
-        <w:tc>
-          <w:tcPr/>
-          <w:p>
-            <w:pPr>
-              <w:pStyle w:val="Compact"/>
-            </w:pPr>
-            <w:r>
-              <w:t xml:space="preserve">The first number to be added.</w:t>
-            </w:r>
-          </w:p>
-        </w:tc>
-      </w:tr>
-      <w:tr>
-        <w:tc>
-          <w:tcPr/>
-          <w:p>
-            <w:pPr>
-              <w:pStyle w:val="Compact"/>
-            </w:pPr>
-            <w:r>
-              <w:rPr>
-                <w:rStyle w:val="VerbatimChar"/>
-              </w:rPr>
-              <w:t xml:space="preserve">b</w:t>
-            </w:r>
-          </w:p>
-        </w:tc>
-        <w:tc>
-          <w:tcPr/>
-          <w:p>
-            <w:pPr>
-              <w:pStyle w:val="Compact"/>
-            </w:pPr>
-            <w:r>
-              <w:t xml:space="preserve">Number</w:t>
-            </w:r>
-          </w:p>
-        </w:tc>
-        <w:tc>
-          <w:tcPr/>
-          <w:p>
-            <w:pPr>
-              <w:pStyle w:val="Compact"/>
-            </w:pPr>
-            <w:r>
-              <w:t xml:space="preserve">The second number to be added.</w:t>
-            </w:r>
-          </w:p>
-        </w:tc>
-      </w:tr>
-    </w:tbl>
-    <w:bookmarkEnd w:id="11"/>
-    <w:bookmarkStart w:id="12" w:name="description"/>
-    <w:p>
-      <w:pPr>
-        <w:pStyle w:val="Heading2"/>
-      </w:pPr>
-      <w:r>
-        <w:rPr>
-          <w:rStyle w:val="SectionNumber"/>
-        </w:rPr>
-        <w:t xml:space="preserve">1.3</w:t>
-      </w:r>
-      <w:r>
-        <w:tab/>
-      </w:r>
-      <w:r>
-        <w:t xml:space="preserve">Description</w:t>
-      </w:r>
-    </w:p>
-    <w:p>
-      <w:pPr>
-        <w:pStyle w:val="FirstParagraph"/>
-      </w:pPr>
-      <w:r>
-        <w:t xml:space="preserve">This function takes two parameters,</w:t>
+        <w:t xml:space="preserve">Doc is waiting to be generated…</w:t>
       </w:r>
       <w:r>
         <w:t xml:space="preserve"> </w:t>
       </w:r>
       <w:r>
-        <w:rPr>
-          <w:rStyle w:val="VerbatimChar"/>
-        </w:rPr>
-        <w:t xml:space="preserve">a</w:t>
+        <w:t xml:space="preserve">## FunctionDef greet</w:t>
       </w:r>
       <w:r>
         <w:t xml:space="preserve"> </w:t>
       </w:r>
       <w:r>
-        <w:t xml:space="preserve">and</w:t>
-      </w:r>
-      <w:r>
-        <w:t xml:space="preserve"> </w:t>
-      </w:r>
-      <w:r>
-        <w:rPr>
-          <w:rStyle w:val="VerbatimChar"/>
-        </w:rPr>
-        <w:t xml:space="preserve">b</w:t>
-      </w:r>
-      <w:r>
-        <w:t xml:space="preserve">, and returns their sum. It uses the standard addition operator (</w:t>
-      </w:r>
-      <w:r>
-        <w:rPr>
-          <w:rStyle w:val="VerbatimChar"/>
-        </w:rPr>
-        <w:t xml:space="preserve">+</w:t>
-      </w:r>
-      <w:r>
-        <w:t xml:space="preserve">) to perform the calculation. The function directly returns the result of the</w:t>
-      </w:r>
-      <w:r>
-        <w:t xml:space="preserve"> </w:t>
-      </w:r>
-      <w:r>
-        <w:rPr>
-          <w:rStyle w:val="VerbatimChar"/>
-        </w:rPr>
-        <w:t xml:space="preserve">a + b</w:t>
-      </w:r>
-      <w:r>
-        <w:t xml:space="preserve"> </w:t>
-      </w:r>
-      <w:r>
-        <w:t xml:space="preserve">operation.</w:t>
+        <w:t xml:space="preserve">Doc is waiting to be generated…</w:t>
       </w:r>
     </w:p>
-    <w:p>
-      <w:pPr>
-        <w:pStyle w:val="SourceCode"/>
-      </w:pPr>
-      <w:r>
-        <w:rPr>
-          <w:rStyle w:val="CommentTok"/>
-        </w:rPr>
-        <w:t xml:space="preserve">// The function returns the result of the addition</w:t>
-      </w:r>
-      <w:r>
-        <w:br/>
-      </w:r>
-      <w:r>
-        <w:rPr>
-          <w:rStyle w:val="ControlFlowTok"/>
-        </w:rPr>
-        <w:t xml:space="preserve">return</w:t>
-      </w:r>
-      <w:r>
-        <w:rPr>
-          <w:rStyle w:val="NormalTok"/>
-        </w:rPr>
-        <w:t xml:space="preserve"> a </w:t>
-      </w:r>
-      <w:r>
-        <w:rPr>
-          <w:rStyle w:val="OperatorTok"/>
-        </w:rPr>
-        <w:t xml:space="preserve">+</w:t>
-      </w:r>
-      <w:r>
-        <w:rPr>
-          <w:rStyle w:val="NormalTok"/>
-        </w:rPr>
-        <w:t xml:space="preserve"> b</w:t>
-      </w:r>
-      <w:r>
-        <w:rPr>
-          <w:rStyle w:val="OperatorTok"/>
-        </w:rPr>
-        <w:t xml:space="preserve">;</w:t>
-      </w:r>
-    </w:p>
-    <w:bookmarkEnd w:id="12"/>
-    <w:bookmarkStart w:id="13" w:name="usage-notes"/>
-    <w:p>
-      <w:pPr>
-        <w:pStyle w:val="Heading2"/>
-      </w:pPr>
-      <w:r>
-        <w:rPr>
-          <w:rStyle w:val="SectionNumber"/>
-        </w:rPr>
-        <w:t xml:space="preserve">1.4</w:t>
-      </w:r>
-      <w:r>
-        <w:tab/>
-      </w:r>
-      <w:r>
-        <w:t xml:space="preserve">Usage Notes</w:t>
-      </w:r>
-    </w:p>
-    <w:p>
-      <w:pPr>
-        <w:pStyle w:val="Compact"/>
-        <w:numPr>
-          <w:ilvl w:val="0"/>
-          <w:numId w:val="1001"/>
-        </w:numPr>
-      </w:pPr>
-      <w:r>
-        <w:t xml:space="preserve">While designed for numbers, the</w:t>
-      </w:r>
-      <w:r>
-        <w:t xml:space="preserve"> </w:t>
-      </w:r>
-      <w:r>
-        <w:rPr>
-          <w:rStyle w:val="VerbatimChar"/>
-        </w:rPr>
-        <w:t xml:space="preserve">+</w:t>
-      </w:r>
-      <w:r>
-        <w:t xml:space="preserve"> </w:t>
-      </w:r>
-      <w:r>
-        <w:t xml:space="preserve">operator in JavaScript will perform string concatenation if one or both of the operands are strings. For example,</w:t>
-      </w:r>
-      <w:r>
-        <w:t xml:space="preserve"> </w:t>
-      </w:r>
-      <w:r>
-        <w:rPr>
-          <w:rStyle w:val="VerbatimChar"/>
-        </w:rPr>
-        <w:t xml:space="preserve">add(5, "5")</w:t>
-      </w:r>
-      <w:r>
-        <w:t xml:space="preserve"> </w:t>
-      </w:r>
-      <w:r>
-        <w:t xml:space="preserve">would result in</w:t>
-      </w:r>
-      <w:r>
-        <w:t xml:space="preserve"> </w:t>
-      </w:r>
-      <w:r>
-        <w:rPr>
-          <w:rStyle w:val="VerbatimChar"/>
-        </w:rPr>
-        <w:t xml:space="preserve">"55"</w:t>
-      </w:r>
-      <w:r>
-        <w:t xml:space="preserve">.</w:t>
-      </w:r>
-    </w:p>
-    <w:p>
-      <w:pPr>
-        <w:pStyle w:val="Compact"/>
-        <w:numPr>
-          <w:ilvl w:val="0"/>
-          <w:numId w:val="1001"/>
-        </w:numPr>
-      </w:pPr>
-      <w:r>
-        <w:t xml:space="preserve">The function does not include any type checking or error handling. It is the caller’s responsibility to ensure that both arguments are of the</w:t>
-      </w:r>
-      <w:r>
-        <w:t xml:space="preserve"> </w:t>
-      </w:r>
-      <w:r>
-        <w:rPr>
-          <w:rStyle w:val="VerbatimChar"/>
-        </w:rPr>
-        <w:t xml:space="preserve">Number</w:t>
-      </w:r>
-      <w:r>
-        <w:t xml:space="preserve"> </w:t>
-      </w:r>
-      <w:r>
-        <w:t xml:space="preserve">type for a predictable arithmetic result.</w:t>
-      </w:r>
-    </w:p>
-    <w:p>
-      <w:pPr>
-        <w:pStyle w:val="FirstParagraph"/>
-      </w:pPr>
-      <w:r>
-        <w:rPr>
-          <w:b/>
-          <w:bCs/>
-        </w:rPr>
-        <w:t xml:space="preserve">Output Example</w:t>
-      </w:r>
-      <w:r>
-        <w:t xml:space="preserve">: The function returns a single</w:t>
-      </w:r>
-      <w:r>
-        <w:t xml:space="preserve"> </w:t>
-      </w:r>
-      <w:r>
-        <w:rPr>
-          <w:rStyle w:val="VerbatimChar"/>
-        </w:rPr>
-        <w:t xml:space="preserve">Number</w:t>
-      </w:r>
-      <w:r>
-        <w:t xml:space="preserve"> </w:t>
-      </w:r>
-      <w:r>
-        <w:t xml:space="preserve">which is the sum of the two input parameters.</w:t>
-      </w:r>
-    </w:p>
-    <w:bookmarkEnd w:id="13"/>
-    <w:bookmarkStart w:id="14" w:name="example"/>
-    <w:p>
-      <w:pPr>
-        <w:pStyle w:val="Heading2"/>
-      </w:pPr>
-      <w:r>
-        <w:rPr>
-          <w:rStyle w:val="SectionNumber"/>
-        </w:rPr>
-        <w:t xml:space="preserve">1.5</w:t>
-      </w:r>
-      <w:r>
-        <w:tab/>
-      </w:r>
-      <w:r>
-        <w:t xml:space="preserve">Example</w:t>
-      </w:r>
-    </w:p>
-    <w:p>
-      <w:pPr>
-        <w:pStyle w:val="SourceCode"/>
-      </w:pPr>
-      <w:r>
-        <w:rPr>
-          <w:rStyle w:val="CommentTok"/>
-        </w:rPr>
-        <w:t xml:space="preserve">// Example usage</w:t>
-      </w:r>
-      <w:r>
-        <w:br/>
-      </w:r>
-      <w:r>
-        <w:rPr>
-          <w:rStyle w:val="KeywordTok"/>
-        </w:rPr>
-        <w:t xml:space="preserve">const</w:t>
-      </w:r>
-      <w:r>
-        <w:rPr>
-          <w:rStyle w:val="NormalTok"/>
-        </w:rPr>
-        <w:t xml:space="preserve"> num1 </w:t>
-      </w:r>
-      <w:r>
-        <w:rPr>
-          <w:rStyle w:val="OperatorTok"/>
-        </w:rPr>
-        <w:t xml:space="preserve">=</w:t>
-      </w:r>
-      <w:r>
-        <w:rPr>
-          <w:rStyle w:val="NormalTok"/>
-        </w:rPr>
-        <w:t xml:space="preserve"> </w:t>
-      </w:r>
-      <w:r>
-        <w:rPr>
-          <w:rStyle w:val="DecValTok"/>
-        </w:rPr>
-        <w:t xml:space="preserve">10</w:t>
-      </w:r>
-      <w:r>
-        <w:rPr>
-          <w:rStyle w:val="OperatorTok"/>
-        </w:rPr>
-        <w:t xml:space="preserve">;</w:t>
-      </w:r>
-      <w:r>
-        <w:br/>
-      </w:r>
-      <w:r>
-        <w:rPr>
-          <w:rStyle w:val="KeywordTok"/>
-        </w:rPr>
-        <w:t xml:space="preserve">const</w:t>
-      </w:r>
-      <w:r>
-        <w:rPr>
-          <w:rStyle w:val="NormalTok"/>
-        </w:rPr>
-        <w:t xml:space="preserve"> num2 </w:t>
-      </w:r>
-      <w:r>
-        <w:rPr>
-          <w:rStyle w:val="OperatorTok"/>
-        </w:rPr>
-        <w:t xml:space="preserve">=</w:t>
-      </w:r>
-      <w:r>
-        <w:rPr>
-          <w:rStyle w:val="NormalTok"/>
-        </w:rPr>
-        <w:t xml:space="preserve"> </w:t>
-      </w:r>
-      <w:r>
-        <w:rPr>
-          <w:rStyle w:val="DecValTok"/>
-        </w:rPr>
-        <w:t xml:space="preserve">25</w:t>
-      </w:r>
-      <w:r>
-        <w:rPr>
-          <w:rStyle w:val="OperatorTok"/>
-        </w:rPr>
-        <w:t xml:space="preserve">;</w:t>
-      </w:r>
-      <w:r>
-        <w:br/>
-      </w:r>
-      <w:r>
-        <w:rPr>
-          <w:rStyle w:val="KeywordTok"/>
-        </w:rPr>
-        <w:t xml:space="preserve">const</w:t>
-      </w:r>
-      <w:r>
-        <w:rPr>
-          <w:rStyle w:val="NormalTok"/>
-        </w:rPr>
-        <w:t xml:space="preserve"> result </w:t>
-      </w:r>
-      <w:r>
-        <w:rPr>
-          <w:rStyle w:val="OperatorTok"/>
-        </w:rPr>
-        <w:t xml:space="preserve">=</w:t>
-      </w:r>
-      <w:r>
-        <w:rPr>
-          <w:rStyle w:val="NormalTok"/>
-        </w:rPr>
-        <w:t xml:space="preserve"> </w:t>
-      </w:r>
-      <w:r>
-        <w:rPr>
-          <w:rStyle w:val="FunctionTok"/>
-        </w:rPr>
-        <w:t xml:space="preserve">add</w:t>
-      </w:r>
-      <w:r>
-        <w:rPr>
-          <w:rStyle w:val="NormalTok"/>
-        </w:rPr>
-        <w:t xml:space="preserve">(num1</w:t>
-      </w:r>
-      <w:r>
-        <w:rPr>
-          <w:rStyle w:val="OperatorTok"/>
-        </w:rPr>
-        <w:t xml:space="preserve">,</w:t>
-      </w:r>
-      <w:r>
-        <w:rPr>
-          <w:rStyle w:val="NormalTok"/>
-        </w:rPr>
-        <w:t xml:space="preserve"> num2)</w:t>
-      </w:r>
-      <w:r>
-        <w:rPr>
-          <w:rStyle w:val="OperatorTok"/>
-        </w:rPr>
-        <w:t xml:space="preserve">;</w:t>
-      </w:r>
-      <w:r>
-        <w:br/>
-      </w:r>
-      <w:r>
-        <w:rPr>
-          <w:rStyle w:val="BuiltInTok"/>
-        </w:rPr>
-        <w:t xml:space="preserve">console</w:t>
-      </w:r>
-      <w:r>
-        <w:rPr>
-          <w:rStyle w:val="OperatorTok"/>
-        </w:rPr>
-        <w:t xml:space="preserve">.</w:t>
-      </w:r>
-      <w:r>
-        <w:rPr>
-          <w:rStyle w:val="FunctionTok"/>
-        </w:rPr>
-        <w:t xml:space="preserve">log</w:t>
-      </w:r>
-      <w:r>
-        <w:rPr>
-          <w:rStyle w:val="NormalTok"/>
-        </w:rPr>
-        <w:t xml:space="preserve">(result)</w:t>
-      </w:r>
-      <w:r>
-        <w:rPr>
-          <w:rStyle w:val="OperatorTok"/>
-        </w:rPr>
-        <w:t xml:space="preserve">;</w:t>
-      </w:r>
-    </w:p>
-    <w:p>
-      <w:pPr>
-        <w:pStyle w:val="FirstParagraph"/>
-      </w:pPr>
-      <w:r>
-        <w:rPr>
-          <w:b/>
-          <w:bCs/>
-        </w:rPr>
-        <w:t xml:space="preserve">Output:</w:t>
-      </w:r>
-    </w:p>
-    <w:p>
-      <w:pPr>
-        <w:pStyle w:val="SourceCode"/>
-      </w:pPr>
-      <w:r>
-        <w:rPr>
-          <w:rStyle w:val="VerbatimChar"/>
-        </w:rPr>
-        <w:t xml:space="preserve">35</w:t>
-      </w:r>
-    </w:p>
-    <w:p>
-      <w:r>
-        <w:pict>
-          <v:rect style="width:0;height:1.5pt" o:hralign="center" o:hrstd="t" o:hr="t"/>
-        </w:pict>
-      </w:r>
-    </w:p>
-    <w:bookmarkEnd w:id="14"/>
-    <w:bookmarkStart w:id="15" w:name="functiondef-factorial"/>
-    <w:p>
-      <w:pPr>
-        <w:pStyle w:val="Heading2"/>
-      </w:pPr>
-      <w:r>
-        <w:rPr>
-          <w:rStyle w:val="SectionNumber"/>
-        </w:rPr>
-        <w:t xml:space="preserve">1.6</w:t>
-      </w:r>
-      <w:r>
-        <w:tab/>
-      </w:r>
-      <w:r>
-        <w:t xml:space="preserve">FunctionDef factorial</w:t>
-      </w:r>
-    </w:p>
-    <w:bookmarkEnd w:id="15"/>
-    <w:bookmarkEnd w:id="16"/>
-    <w:bookmarkStart w:id="23" w:name="function-factorialn"/>
-    <w:p>
-      <w:pPr>
-        <w:pStyle w:val="Heading1"/>
-      </w:pPr>
-      <w:r>
-        <w:rPr>
-          <w:rStyle w:val="SectionNumber"/>
-        </w:rPr>
-        <w:t xml:space="preserve">2</w:t>
-      </w:r>
-      <w:r>
-        <w:tab/>
-      </w:r>
-      <w:r>
-        <w:t xml:space="preserve">Function: factorial(n)</w:t>
-      </w:r>
-    </w:p>
-    <w:bookmarkStart w:id="17" w:name="overview-1"/>
-    <w:p>
-      <w:pPr>
-        <w:pStyle w:val="Heading2"/>
-      </w:pPr>
-      <w:r>
-        <w:rPr>
-          <w:rStyle w:val="SectionNumber"/>
-        </w:rPr>
-        <w:t xml:space="preserve">2.1</w:t>
-      </w:r>
-      <w:r>
-        <w:tab/>
-      </w:r>
-      <w:r>
-        <w:t xml:space="preserve">Overview</w:t>
-      </w:r>
-    </w:p>
-    <w:p>
-      <w:pPr>
-        <w:pStyle w:val="FirstParagraph"/>
-      </w:pPr>
-      <w:r>
-        <w:t xml:space="preserve">The</w:t>
-      </w:r>
-      <w:r>
-        <w:t xml:space="preserve"> </w:t>
-      </w:r>
-      <w:r>
-        <w:rPr>
-          <w:rStyle w:val="VerbatimChar"/>
-        </w:rPr>
-        <w:t xml:space="preserve">factorial</w:t>
-      </w:r>
-      <w:r>
-        <w:t xml:space="preserve"> </w:t>
-      </w:r>
-      <w:r>
-        <w:t xml:space="preserve">function recursively calculates the factorial of a given non-negative integer</w:t>
-      </w:r>
-      <w:r>
-        <w:t xml:space="preserve"> </w:t>
-      </w:r>
-      <w:r>
-        <w:rPr>
-          <w:rStyle w:val="VerbatimChar"/>
-        </w:rPr>
-        <w:t xml:space="preserve">n</w:t>
-      </w:r>
-      <w:r>
-        <w:t xml:space="preserve">.</w:t>
-      </w:r>
-    </w:p>
-    <w:bookmarkEnd w:id="17"/>
-    <w:bookmarkStart w:id="18" w:name="parameters-1"/>
-    <w:p>
-      <w:pPr>
-        <w:pStyle w:val="Heading2"/>
-      </w:pPr>
-      <w:r>
-        <w:rPr>
-          <w:rStyle w:val="SectionNumber"/>
-        </w:rPr>
-        <w:t xml:space="preserve">2.2</w:t>
-      </w:r>
-      <w:r>
-        <w:tab/>
-      </w:r>
-      <w:r>
-        <w:t xml:space="preserve">parameters</w:t>
-      </w:r>
-    </w:p>
-    <w:p>
-      <w:pPr>
-        <w:pStyle w:val="Compact"/>
-        <w:numPr>
-          <w:ilvl w:val="0"/>
-          <w:numId w:val="1002"/>
-        </w:numPr>
-      </w:pPr>
-      <w:r>
-        <w:rPr>
-          <w:rStyle w:val="VerbatimChar"/>
-        </w:rPr>
-        <w:t xml:space="preserve">n</w:t>
-      </w:r>
-      <w:r>
-        <w:t xml:space="preserve"> </w:t>
-      </w:r>
-      <w:r>
-        <w:t xml:space="preserve">(Number): The non-negative integer for which the factorial will be calculated.</w:t>
-      </w:r>
-    </w:p>
-    <w:bookmarkEnd w:id="18"/>
-    <w:bookmarkStart w:id="19" w:name="description-1"/>
-    <w:p>
-      <w:pPr>
-        <w:pStyle w:val="Heading2"/>
-      </w:pPr>
-      <w:r>
-        <w:rPr>
-          <w:rStyle w:val="SectionNumber"/>
-        </w:rPr>
-        <w:t xml:space="preserve">2.3</w:t>
-      </w:r>
-      <w:r>
-        <w:tab/>
-      </w:r>
-      <w:r>
-        <w:t xml:space="preserve">Description</w:t>
-      </w:r>
-    </w:p>
-    <w:p>
-      <w:pPr>
-        <w:pStyle w:val="FirstParagraph"/>
-      </w:pPr>
-      <w:r>
-        <w:t xml:space="preserve">This function implements the factorial calculation using a recursive approach. The logic is based on the mathematical definition of a factorial, where the factorial of a non-negative integer</w:t>
-      </w:r>
-      <w:r>
-        <w:t xml:space="preserve"> </w:t>
-      </w:r>
-      <w:r>
-        <w:rPr>
-          <w:rStyle w:val="VerbatimChar"/>
-        </w:rPr>
-        <w:t xml:space="preserve">n</w:t>
-      </w:r>
-      <w:r>
-        <w:t xml:space="preserve"> </w:t>
-      </w:r>
-      <w:r>
-        <w:t xml:space="preserve">is the product of all positive integers up to</w:t>
-      </w:r>
-      <w:r>
-        <w:t xml:space="preserve"> </w:t>
-      </w:r>
-      <w:r>
-        <w:rPr>
-          <w:rStyle w:val="VerbatimChar"/>
-        </w:rPr>
-        <w:t xml:space="preserve">n</w:t>
-      </w:r>
-      <w:r>
-        <w:t xml:space="preserve">.</w:t>
-      </w:r>
-    </w:p>
-    <w:p>
-      <w:pPr>
-        <w:pStyle w:val="BodyText"/>
-      </w:pPr>
-      <w:r>
-        <w:t xml:space="preserve">The function operates as follows:</w:t>
-      </w:r>
-    </w:p>
-    <w:p>
-      <w:pPr>
-        <w:numPr>
-          <w:ilvl w:val="0"/>
-          <w:numId w:val="1003"/>
-        </w:numPr>
-      </w:pPr>
-      <w:r>
-        <w:rPr>
-          <w:b/>
-          <w:bCs/>
-        </w:rPr>
-        <w:t xml:space="preserve">Base Case:</w:t>
-      </w:r>
-      <w:r>
-        <w:t xml:space="preserve"> </w:t>
-      </w:r>
-      <w:r>
-        <w:t xml:space="preserve">It first checks if the input</w:t>
-      </w:r>
-      <w:r>
-        <w:t xml:space="preserve"> </w:t>
-      </w:r>
-      <w:r>
-        <w:rPr>
-          <w:rStyle w:val="VerbatimChar"/>
-        </w:rPr>
-        <w:t xml:space="preserve">n</w:t>
-      </w:r>
-      <w:r>
-        <w:t xml:space="preserve"> </w:t>
-      </w:r>
-      <w:r>
-        <w:t xml:space="preserve">is less than or equal to 1. If true, the function returns</w:t>
-      </w:r>
-      <w:r>
-        <w:t xml:space="preserve"> </w:t>
-      </w:r>
-      <w:r>
-        <w:rPr>
-          <w:rStyle w:val="VerbatimChar"/>
-        </w:rPr>
-        <w:t xml:space="preserve">1</w:t>
-      </w:r>
-      <w:r>
-        <w:t xml:space="preserve">. This serves as the termination condition for the recursion, as the factorial of 1 (</w:t>
-      </w:r>
-      <w:r>
-        <w:rPr>
-          <w:rStyle w:val="VerbatimChar"/>
-        </w:rPr>
-        <w:t xml:space="preserve">1!</w:t>
-      </w:r>
-      <w:r>
-        <w:t xml:space="preserve">) and 0 (</w:t>
-      </w:r>
-      <w:r>
-        <w:rPr>
-          <w:rStyle w:val="VerbatimChar"/>
-        </w:rPr>
-        <w:t xml:space="preserve">0!</w:t>
-      </w:r>
-      <w:r>
-        <w:t xml:space="preserve">) are both defined as 1.</w:t>
-      </w:r>
-    </w:p>
-    <w:p>
-      <w:pPr>
-        <w:numPr>
-          <w:ilvl w:val="0"/>
-          <w:numId w:val="1003"/>
-        </w:numPr>
-      </w:pPr>
-      <w:r>
-        <w:rPr>
-          <w:b/>
-          <w:bCs/>
-        </w:rPr>
-        <w:t xml:space="preserve">Recursive Step:</w:t>
-      </w:r>
-      <w:r>
-        <w:t xml:space="preserve"> </w:t>
-      </w:r>
-      <w:r>
-        <w:t xml:space="preserve">If</w:t>
-      </w:r>
-      <w:r>
-        <w:t xml:space="preserve"> </w:t>
-      </w:r>
-      <w:r>
-        <w:rPr>
-          <w:rStyle w:val="VerbatimChar"/>
-        </w:rPr>
-        <w:t xml:space="preserve">n</w:t>
-      </w:r>
-      <w:r>
-        <w:t xml:space="preserve"> </w:t>
-      </w:r>
-      <w:r>
-        <w:t xml:space="preserve">is greater than 1, the function returns the product of</w:t>
-      </w:r>
-      <w:r>
-        <w:t xml:space="preserve"> </w:t>
-      </w:r>
-      <w:r>
-        <w:rPr>
-          <w:rStyle w:val="VerbatimChar"/>
-        </w:rPr>
-        <w:t xml:space="preserve">n</w:t>
-      </w:r>
-      <w:r>
-        <w:t xml:space="preserve"> </w:t>
-      </w:r>
-      <w:r>
-        <w:t xml:space="preserve">and the result of calling itself with the argument</w:t>
-      </w:r>
-      <w:r>
-        <w:t xml:space="preserve"> </w:t>
-      </w:r>
-      <w:r>
-        <w:rPr>
-          <w:rStyle w:val="VerbatimChar"/>
-        </w:rPr>
-        <w:t xml:space="preserve">n - 1</w:t>
-      </w:r>
-      <w:r>
-        <w:t xml:space="preserve">. This process continues to break down the number until it reaches the base case.</w:t>
-      </w:r>
-    </w:p>
-    <w:p>
-      <w:pPr>
-        <w:pStyle w:val="FirstParagraph"/>
-      </w:pPr>
-      <w:r>
-        <w:t xml:space="preserve">For example,</w:t>
-      </w:r>
-      <w:r>
-        <w:t xml:space="preserve"> </w:t>
-      </w:r>
-      <w:r>
-        <w:rPr>
-          <w:rStyle w:val="VerbatimChar"/>
-        </w:rPr>
-        <w:t xml:space="preserve">factorial(4)</w:t>
-      </w:r>
-      <w:r>
-        <w:t xml:space="preserve"> </w:t>
-      </w:r>
-      <w:r>
-        <w:t xml:space="preserve">is computed as follows:</w:t>
-      </w:r>
-    </w:p>
-    <w:p>
-      <w:pPr>
-        <w:pStyle w:val="SourceCode"/>
-      </w:pPr>
-      <w:r>
-        <w:rPr>
-          <w:rStyle w:val="FunctionTok"/>
-        </w:rPr>
-        <w:t xml:space="preserve">factorial</w:t>
-      </w:r>
-      <w:r>
-        <w:rPr>
-          <w:rStyle w:val="NormalTok"/>
-        </w:rPr>
-        <w:t xml:space="preserve">(</w:t>
-      </w:r>
-      <w:r>
-        <w:rPr>
-          <w:rStyle w:val="DecValTok"/>
-        </w:rPr>
-        <w:t xml:space="preserve">4</w:t>
-      </w:r>
-      <w:r>
-        <w:rPr>
-          <w:rStyle w:val="NormalTok"/>
-        </w:rPr>
-        <w:t xml:space="preserve">) </w:t>
-      </w:r>
-      <w:r>
-        <w:rPr>
-          <w:rStyle w:val="OperatorTok"/>
-        </w:rPr>
-        <w:t xml:space="preserve">=</w:t>
-      </w:r>
-      <w:r>
-        <w:rPr>
-          <w:rStyle w:val="NormalTok"/>
-        </w:rPr>
-        <w:t xml:space="preserve"> </w:t>
-      </w:r>
-      <w:r>
-        <w:rPr>
-          <w:rStyle w:val="DecValTok"/>
-        </w:rPr>
-        <w:t xml:space="preserve">4</w:t>
-      </w:r>
-      <w:r>
-        <w:rPr>
-          <w:rStyle w:val="NormalTok"/>
-        </w:rPr>
-        <w:t xml:space="preserve"> </w:t>
-      </w:r>
-      <w:r>
-        <w:rPr>
-          <w:rStyle w:val="OperatorTok"/>
-        </w:rPr>
-        <w:t xml:space="preserve">*</w:t>
-      </w:r>
-      <w:r>
-        <w:rPr>
-          <w:rStyle w:val="NormalTok"/>
-        </w:rPr>
-        <w:t xml:space="preserve"> </w:t>
-      </w:r>
-      <w:r>
-        <w:rPr>
-          <w:rStyle w:val="FunctionTok"/>
-        </w:rPr>
-        <w:t xml:space="preserve">factorial</w:t>
-      </w:r>
-      <w:r>
-        <w:rPr>
-          <w:rStyle w:val="NormalTok"/>
-        </w:rPr>
-        <w:t xml:space="preserve">(</w:t>
-      </w:r>
-      <w:r>
-        <w:rPr>
-          <w:rStyle w:val="DecValTok"/>
-        </w:rPr>
-        <w:t xml:space="preserve">3</w:t>
-      </w:r>
-      <w:r>
-        <w:rPr>
-          <w:rStyle w:val="NormalTok"/>
-        </w:rPr>
-        <w:t xml:space="preserve">)</w:t>
-      </w:r>
-      <w:r>
-        <w:br/>
-      </w:r>
-      <w:r>
-        <w:rPr>
-          <w:rStyle w:val="NormalTok"/>
-        </w:rPr>
-        <w:t xml:space="preserve">             </w:t>
-      </w:r>
-      <w:r>
-        <w:rPr>
-          <w:rStyle w:val="OperatorTok"/>
-        </w:rPr>
-        <w:t xml:space="preserve">=</w:t>
-      </w:r>
-      <w:r>
-        <w:rPr>
-          <w:rStyle w:val="NormalTok"/>
-        </w:rPr>
-        <w:t xml:space="preserve"> </w:t>
-      </w:r>
-      <w:r>
-        <w:rPr>
-          <w:rStyle w:val="DecValTok"/>
-        </w:rPr>
-        <w:t xml:space="preserve">4</w:t>
-      </w:r>
-      <w:r>
-        <w:rPr>
-          <w:rStyle w:val="NormalTok"/>
-        </w:rPr>
-        <w:t xml:space="preserve"> </w:t>
-      </w:r>
-      <w:r>
-        <w:rPr>
-          <w:rStyle w:val="OperatorTok"/>
-        </w:rPr>
-        <w:t xml:space="preserve">*</w:t>
-      </w:r>
-      <w:r>
-        <w:rPr>
-          <w:rStyle w:val="NormalTok"/>
-        </w:rPr>
-        <w:t xml:space="preserve"> (</w:t>
-      </w:r>
-      <w:r>
-        <w:rPr>
-          <w:rStyle w:val="DecValTok"/>
-        </w:rPr>
-        <w:t xml:space="preserve">3</w:t>
-      </w:r>
-      <w:r>
-        <w:rPr>
-          <w:rStyle w:val="NormalTok"/>
-        </w:rPr>
-        <w:t xml:space="preserve"> </w:t>
-      </w:r>
-      <w:r>
-        <w:rPr>
-          <w:rStyle w:val="OperatorTok"/>
-        </w:rPr>
-        <w:t xml:space="preserve">*</w:t>
-      </w:r>
-      <w:r>
-        <w:rPr>
-          <w:rStyle w:val="NormalTok"/>
-        </w:rPr>
-        <w:t xml:space="preserve"> </w:t>
-      </w:r>
-      <w:r>
-        <w:rPr>
-          <w:rStyle w:val="FunctionTok"/>
-        </w:rPr>
-        <w:t xml:space="preserve">factorial</w:t>
-      </w:r>
-      <w:r>
-        <w:rPr>
-          <w:rStyle w:val="NormalTok"/>
-        </w:rPr>
-        <w:t xml:space="preserve">(</w:t>
-      </w:r>
-      <w:r>
-        <w:rPr>
-          <w:rStyle w:val="DecValTok"/>
-        </w:rPr>
-        <w:t xml:space="preserve">2</w:t>
-      </w:r>
-      <w:r>
-        <w:rPr>
-          <w:rStyle w:val="NormalTok"/>
-        </w:rPr>
-        <w:t xml:space="preserve">))</w:t>
-      </w:r>
-      <w:r>
-        <w:br/>
-      </w:r>
-      <w:r>
-        <w:rPr>
-          <w:rStyle w:val="NormalTok"/>
-        </w:rPr>
-        <w:t xml:space="preserve">             </w:t>
-      </w:r>
-      <w:r>
-        <w:rPr>
-          <w:rStyle w:val="OperatorTok"/>
-        </w:rPr>
-        <w:t xml:space="preserve">=</w:t>
-      </w:r>
-      <w:r>
-        <w:rPr>
-          <w:rStyle w:val="NormalTok"/>
-        </w:rPr>
-        <w:t xml:space="preserve"> </w:t>
-      </w:r>
-      <w:r>
-        <w:rPr>
-          <w:rStyle w:val="DecValTok"/>
-        </w:rPr>
-        <w:t xml:space="preserve">4</w:t>
-      </w:r>
-      <w:r>
-        <w:rPr>
-          <w:rStyle w:val="NormalTok"/>
-        </w:rPr>
-        <w:t xml:space="preserve"> </w:t>
-      </w:r>
-      <w:r>
-        <w:rPr>
-          <w:rStyle w:val="OperatorTok"/>
-        </w:rPr>
-        <w:t xml:space="preserve">*</w:t>
-      </w:r>
-      <w:r>
-        <w:rPr>
-          <w:rStyle w:val="NormalTok"/>
-        </w:rPr>
-        <w:t xml:space="preserve"> (</w:t>
-      </w:r>
-      <w:r>
-        <w:rPr>
-          <w:rStyle w:val="DecValTok"/>
-        </w:rPr>
-        <w:t xml:space="preserve">3</w:t>
-      </w:r>
-      <w:r>
-        <w:rPr>
-          <w:rStyle w:val="NormalTok"/>
-        </w:rPr>
-        <w:t xml:space="preserve"> </w:t>
-      </w:r>
-      <w:r>
-        <w:rPr>
-          <w:rStyle w:val="OperatorTok"/>
-        </w:rPr>
-        <w:t xml:space="preserve">*</w:t>
-      </w:r>
-      <w:r>
-        <w:rPr>
-          <w:rStyle w:val="NormalTok"/>
-        </w:rPr>
-        <w:t xml:space="preserve"> (</w:t>
-      </w:r>
-      <w:r>
-        <w:rPr>
-          <w:rStyle w:val="DecValTok"/>
-        </w:rPr>
-        <w:t xml:space="preserve">2</w:t>
-      </w:r>
-      <w:r>
-        <w:rPr>
-          <w:rStyle w:val="NormalTok"/>
-        </w:rPr>
-        <w:t xml:space="preserve"> </w:t>
-      </w:r>
-      <w:r>
-        <w:rPr>
-          <w:rStyle w:val="OperatorTok"/>
-        </w:rPr>
-        <w:t xml:space="preserve">*</w:t>
-      </w:r>
-      <w:r>
-        <w:rPr>
-          <w:rStyle w:val="NormalTok"/>
-        </w:rPr>
-        <w:t xml:space="preserve"> </w:t>
-      </w:r>
-      <w:r>
-        <w:rPr>
-          <w:rStyle w:val="FunctionTok"/>
-        </w:rPr>
-        <w:t xml:space="preserve">factorial</w:t>
-      </w:r>
-      <w:r>
-        <w:rPr>
-          <w:rStyle w:val="NormalTok"/>
-        </w:rPr>
-        <w:t xml:space="preserve">(</w:t>
-      </w:r>
-      <w:r>
-        <w:rPr>
-          <w:rStyle w:val="DecValTok"/>
-        </w:rPr>
-        <w:t xml:space="preserve">1</w:t>
-      </w:r>
-      <w:r>
-        <w:rPr>
-          <w:rStyle w:val="NormalTok"/>
-        </w:rPr>
-        <w:t xml:space="preserve">)))</w:t>
-      </w:r>
-      <w:r>
-        <w:br/>
-      </w:r>
-      <w:r>
-        <w:rPr>
-          <w:rStyle w:val="NormalTok"/>
-        </w:rPr>
-        <w:t xml:space="preserve">             </w:t>
-      </w:r>
-      <w:r>
-        <w:rPr>
-          <w:rStyle w:val="OperatorTok"/>
-        </w:rPr>
-        <w:t xml:space="preserve">=</w:t>
-      </w:r>
-      <w:r>
-        <w:rPr>
-          <w:rStyle w:val="NormalTok"/>
-        </w:rPr>
-        <w:t xml:space="preserve"> </w:t>
-      </w:r>
-      <w:r>
-        <w:rPr>
-          <w:rStyle w:val="DecValTok"/>
-        </w:rPr>
-        <w:t xml:space="preserve">4</w:t>
-      </w:r>
-      <w:r>
-        <w:rPr>
-          <w:rStyle w:val="NormalTok"/>
-        </w:rPr>
-        <w:t xml:space="preserve"> </w:t>
-      </w:r>
-      <w:r>
-        <w:rPr>
-          <w:rStyle w:val="OperatorTok"/>
-        </w:rPr>
-        <w:t xml:space="preserve">*</w:t>
-      </w:r>
-      <w:r>
-        <w:rPr>
-          <w:rStyle w:val="NormalTok"/>
-        </w:rPr>
-        <w:t xml:space="preserve"> (</w:t>
-      </w:r>
-      <w:r>
-        <w:rPr>
-          <w:rStyle w:val="DecValTok"/>
-        </w:rPr>
-        <w:t xml:space="preserve">3</w:t>
-      </w:r>
-      <w:r>
-        <w:rPr>
-          <w:rStyle w:val="NormalTok"/>
-        </w:rPr>
-        <w:t xml:space="preserve"> </w:t>
-      </w:r>
-      <w:r>
-        <w:rPr>
-          <w:rStyle w:val="OperatorTok"/>
-        </w:rPr>
-        <w:t xml:space="preserve">*</w:t>
-      </w:r>
-      <w:r>
-        <w:rPr>
-          <w:rStyle w:val="NormalTok"/>
-        </w:rPr>
-        <w:t xml:space="preserve"> (</w:t>
-      </w:r>
-      <w:r>
-        <w:rPr>
-          <w:rStyle w:val="DecValTok"/>
-        </w:rPr>
-        <w:t xml:space="preserve">2</w:t>
-      </w:r>
-      <w:r>
-        <w:rPr>
-          <w:rStyle w:val="NormalTok"/>
-        </w:rPr>
-        <w:t xml:space="preserve"> </w:t>
-      </w:r>
-      <w:r>
-        <w:rPr>
-          <w:rStyle w:val="OperatorTok"/>
-        </w:rPr>
-        <w:t xml:space="preserve">*</w:t>
-      </w:r>
-      <w:r>
-        <w:rPr>
-          <w:rStyle w:val="NormalTok"/>
-        </w:rPr>
-        <w:t xml:space="preserve"> </w:t>
-      </w:r>
-      <w:r>
-        <w:rPr>
-          <w:rStyle w:val="DecValTok"/>
-        </w:rPr>
-        <w:t xml:space="preserve">1</w:t>
-      </w:r>
-      <w:r>
-        <w:rPr>
-          <w:rStyle w:val="NormalTok"/>
-        </w:rPr>
-        <w:t xml:space="preserve">))</w:t>
-      </w:r>
-      <w:r>
-        <w:br/>
-      </w:r>
-      <w:r>
-        <w:rPr>
-          <w:rStyle w:val="NormalTok"/>
-        </w:rPr>
-        <w:t xml:space="preserve">             </w:t>
-      </w:r>
-      <w:r>
-        <w:rPr>
-          <w:rStyle w:val="OperatorTok"/>
-        </w:rPr>
-        <w:t xml:space="preserve">=</w:t>
-      </w:r>
-      <w:r>
-        <w:rPr>
-          <w:rStyle w:val="NormalTok"/>
-        </w:rPr>
-        <w:t xml:space="preserve"> </w:t>
-      </w:r>
-      <w:r>
-        <w:rPr>
-          <w:rStyle w:val="DecValTok"/>
-        </w:rPr>
-        <w:t xml:space="preserve">24</w:t>
-      </w:r>
-    </w:p>
-    <w:bookmarkEnd w:id="19"/>
-    <w:bookmarkStart w:id="20" w:name="usage-notes-1"/>
-    <w:p>
-      <w:pPr>
-        <w:pStyle w:val="Heading2"/>
-      </w:pPr>
-      <w:r>
-        <w:rPr>
-          <w:rStyle w:val="SectionNumber"/>
-        </w:rPr>
-        <w:t xml:space="preserve">2.4</w:t>
-      </w:r>
-      <w:r>
-        <w:tab/>
-      </w:r>
-      <w:r>
-        <w:t xml:space="preserve">Usage Notes</w:t>
-      </w:r>
-    </w:p>
-    <w:p>
-      <w:pPr>
-        <w:pStyle w:val="Compact"/>
-        <w:numPr>
-          <w:ilvl w:val="0"/>
-          <w:numId w:val="1004"/>
-        </w:numPr>
-      </w:pPr>
-      <w:r>
-        <w:t xml:space="preserve">The function is intended for non-negative integers. Providing a negative number will cause an infinite recursion, leading to a stack overflow error.</w:t>
-      </w:r>
-    </w:p>
-    <w:p>
-      <w:pPr>
-        <w:pStyle w:val="Compact"/>
-        <w:numPr>
-          <w:ilvl w:val="0"/>
-          <w:numId w:val="1004"/>
-        </w:numPr>
-      </w:pPr>
-      <w:r>
-        <w:t xml:space="preserve">The base case</w:t>
-      </w:r>
-      <w:r>
-        <w:t xml:space="preserve"> </w:t>
-      </w:r>
-      <w:r>
-        <w:rPr>
-          <w:rStyle w:val="VerbatimChar"/>
-        </w:rPr>
-        <w:t xml:space="preserve">n &lt;= 1</w:t>
-      </w:r>
-      <w:r>
-        <w:t xml:space="preserve"> </w:t>
-      </w:r>
-      <w:r>
-        <w:t xml:space="preserve">ensures that</w:t>
-      </w:r>
-      <w:r>
-        <w:t xml:space="preserve"> </w:t>
-      </w:r>
-      <w:r>
-        <w:rPr>
-          <w:rStyle w:val="VerbatimChar"/>
-        </w:rPr>
-        <w:t xml:space="preserve">factorial(0)</w:t>
-      </w:r>
-      <w:r>
-        <w:t xml:space="preserve"> </w:t>
-      </w:r>
-      <w:r>
-        <w:t xml:space="preserve">correctly returns</w:t>
-      </w:r>
-      <w:r>
-        <w:t xml:space="preserve"> </w:t>
-      </w:r>
-      <w:r>
-        <w:rPr>
-          <w:rStyle w:val="VerbatimChar"/>
-        </w:rPr>
-        <w:t xml:space="preserve">1</w:t>
-      </w:r>
-      <w:r>
-        <w:t xml:space="preserve">.</w:t>
-      </w:r>
-    </w:p>
-    <w:p>
-      <w:pPr>
-        <w:pStyle w:val="Compact"/>
-        <w:numPr>
-          <w:ilvl w:val="0"/>
-          <w:numId w:val="1004"/>
-        </w:numPr>
-      </w:pPr>
-      <w:r>
-        <w:t xml:space="preserve">Be cautious with large input values. Deep recursion can lead to a</w:t>
-      </w:r>
-      <w:r>
-        <w:t xml:space="preserve"> </w:t>
-      </w:r>
-      <w:r>
-        <w:t xml:space="preserve">“Maximum call stack size exceeded”</w:t>
-      </w:r>
-      <w:r>
-        <w:t xml:space="preserve"> </w:t>
-      </w:r>
-      <w:r>
-        <w:t xml:space="preserve">error. Furthermore, the result can quickly grow larger than JavaScript’s</w:t>
-      </w:r>
-      <w:r>
-        <w:t xml:space="preserve"> </w:t>
-      </w:r>
-      <w:r>
-        <w:rPr>
-          <w:rStyle w:val="VerbatimChar"/>
-        </w:rPr>
-        <w:t xml:space="preserve">Number.MAX_SAFE_INTEGER</w:t>
-      </w:r>
-      <w:r>
-        <w:t xml:space="preserve">, which may cause a loss of precision.</w:t>
-      </w:r>
-    </w:p>
-    <w:p>
-      <w:pPr>
-        <w:pStyle w:val="FirstParagraph"/>
-      </w:pPr>
-      <w:r>
-        <w:rPr>
-          <w:b/>
-          <w:bCs/>
-        </w:rPr>
-        <w:t xml:space="preserve">Output Example</w:t>
-      </w:r>
-      <w:r>
-        <w:t xml:space="preserve">: A single number representing the calculated factorial value.</w:t>
-      </w:r>
-    </w:p>
-    <w:bookmarkEnd w:id="20"/>
-    <w:bookmarkStart w:id="21" w:name="example-1"/>
-    <w:p>
-      <w:pPr>
-        <w:pStyle w:val="Heading2"/>
-      </w:pPr>
-      <w:r>
-        <w:rPr>
-          <w:rStyle w:val="SectionNumber"/>
-        </w:rPr>
-        <w:t xml:space="preserve">2.5</w:t>
-      </w:r>
-      <w:r>
-        <w:tab/>
-      </w:r>
-      <w:r>
-        <w:t xml:space="preserve">Example</w:t>
-      </w:r>
-    </w:p>
-    <w:p>
-      <w:pPr>
-        <w:pStyle w:val="SourceCode"/>
-      </w:pPr>
-      <w:r>
-        <w:rPr>
-          <w:rStyle w:val="CommentTok"/>
-        </w:rPr>
-        <w:t xml:space="preserve">// Example usage</w:t>
-      </w:r>
-      <w:r>
-        <w:br/>
-      </w:r>
-      <w:r>
-        <w:rPr>
-          <w:rStyle w:val="KeywordTok"/>
-        </w:rPr>
-        <w:t xml:space="preserve">const</w:t>
-      </w:r>
-      <w:r>
-        <w:rPr>
-          <w:rStyle w:val="NormalTok"/>
-        </w:rPr>
-        <w:t xml:space="preserve"> number </w:t>
-      </w:r>
-      <w:r>
-        <w:rPr>
-          <w:rStyle w:val="OperatorTok"/>
-        </w:rPr>
-        <w:t xml:space="preserve">=</w:t>
-      </w:r>
-      <w:r>
-        <w:rPr>
-          <w:rStyle w:val="NormalTok"/>
-        </w:rPr>
-        <w:t xml:space="preserve"> </w:t>
-      </w:r>
-      <w:r>
-        <w:rPr>
-          <w:rStyle w:val="DecValTok"/>
-        </w:rPr>
-        <w:t xml:space="preserve">5</w:t>
-      </w:r>
-      <w:r>
-        <w:rPr>
-          <w:rStyle w:val="OperatorTok"/>
-        </w:rPr>
-        <w:t xml:space="preserve">;</w:t>
-      </w:r>
-      <w:r>
-        <w:br/>
-      </w:r>
-      <w:r>
-        <w:rPr>
-          <w:rStyle w:val="KeywordTok"/>
-        </w:rPr>
-        <w:t xml:space="preserve">const</w:t>
-      </w:r>
-      <w:r>
-        <w:rPr>
-          <w:rStyle w:val="NormalTok"/>
-        </w:rPr>
-        <w:t xml:space="preserve"> result </w:t>
-      </w:r>
-      <w:r>
-        <w:rPr>
-          <w:rStyle w:val="OperatorTok"/>
-        </w:rPr>
-        <w:t xml:space="preserve">=</w:t>
-      </w:r>
-      <w:r>
-        <w:rPr>
-          <w:rStyle w:val="NormalTok"/>
-        </w:rPr>
-        <w:t xml:space="preserve"> </w:t>
-      </w:r>
-      <w:r>
-        <w:rPr>
-          <w:rStyle w:val="FunctionTok"/>
-        </w:rPr>
-        <w:t xml:space="preserve">factorial</w:t>
-      </w:r>
-      <w:r>
-        <w:rPr>
-          <w:rStyle w:val="NormalTok"/>
-        </w:rPr>
-        <w:t xml:space="preserve">(number)</w:t>
-      </w:r>
-      <w:r>
-        <w:rPr>
-          <w:rStyle w:val="OperatorTok"/>
-        </w:rPr>
-        <w:t xml:space="preserve">;</w:t>
-      </w:r>
-      <w:r>
-        <w:br/>
-      </w:r>
-      <w:r>
-        <w:rPr>
-          <w:rStyle w:val="BuiltInTok"/>
-        </w:rPr>
-        <w:t xml:space="preserve">console</w:t>
-      </w:r>
-      <w:r>
-        <w:rPr>
-          <w:rStyle w:val="OperatorTok"/>
-        </w:rPr>
-        <w:t xml:space="preserve">.</w:t>
-      </w:r>
-      <w:r>
-        <w:rPr>
-          <w:rStyle w:val="FunctionTok"/>
-        </w:rPr>
-        <w:t xml:space="preserve">log</w:t>
-      </w:r>
-      <w:r>
-        <w:rPr>
-          <w:rStyle w:val="NormalTok"/>
-        </w:rPr>
-        <w:t xml:space="preserve">(</w:t>
-      </w:r>
-      <w:r>
-        <w:rPr>
-          <w:rStyle w:val="VerbatimStringTok"/>
-        </w:rPr>
-        <w:t xml:space="preserve">`The factorial of </w:t>
-      </w:r>
-      <w:r>
-        <w:rPr>
-          <w:rStyle w:val="SpecialCharTok"/>
-        </w:rPr>
-        <w:t xml:space="preserve">${</w:t>
-      </w:r>
-      <w:r>
-        <w:rPr>
-          <w:rStyle w:val="NormalTok"/>
-        </w:rPr>
-        <w:t xml:space="preserve">number</w:t>
-      </w:r>
-      <w:r>
-        <w:rPr>
-          <w:rStyle w:val="SpecialCharTok"/>
-        </w:rPr>
-        <w:t xml:space="preserve">}</w:t>
-      </w:r>
-      <w:r>
-        <w:rPr>
-          <w:rStyle w:val="VerbatimStringTok"/>
-        </w:rPr>
-        <w:t xml:space="preserve"> is </w:t>
-      </w:r>
-      <w:r>
-        <w:rPr>
-          <w:rStyle w:val="SpecialCharTok"/>
-        </w:rPr>
-        <w:t xml:space="preserve">${</w:t>
-      </w:r>
-      <w:r>
-        <w:rPr>
-          <w:rStyle w:val="NormalTok"/>
-        </w:rPr>
-        <w:t xml:space="preserve">result</w:t>
-      </w:r>
-      <w:r>
-        <w:rPr>
-          <w:rStyle w:val="SpecialCharTok"/>
-        </w:rPr>
-        <w:t xml:space="preserve">}</w:t>
-      </w:r>
-      <w:r>
-        <w:rPr>
-          <w:rStyle w:val="VerbatimStringTok"/>
-        </w:rPr>
-        <w:t xml:space="preserve">`</w:t>
-      </w:r>
-      <w:r>
-        <w:rPr>
-          <w:rStyle w:val="NormalTok"/>
-        </w:rPr>
-        <w:t xml:space="preserve">)</w:t>
-      </w:r>
-      <w:r>
-        <w:rPr>
-          <w:rStyle w:val="OperatorTok"/>
-        </w:rPr>
-        <w:t xml:space="preserve">;</w:t>
-      </w:r>
-    </w:p>
-    <w:p>
-      <w:pPr>
-        <w:pStyle w:val="FirstParagraph"/>
-      </w:pPr>
-      <w:r>
-        <w:rPr>
-          <w:b/>
-          <w:bCs/>
-        </w:rPr>
-        <w:t xml:space="preserve">Output:</w:t>
-      </w:r>
-    </w:p>
-    <w:p>
-      <w:pPr>
-        <w:pStyle w:val="SourceCode"/>
-      </w:pPr>
-      <w:r>
-        <w:rPr>
-          <w:rStyle w:val="VerbatimChar"/>
-        </w:rPr>
-        <w:t xml:space="preserve">The factorial of 5 is 120</w:t>
-      </w:r>
-    </w:p>
-    <w:p>
-      <w:r>
-        <w:pict>
-          <v:rect style="width:0;height:1.5pt" o:hralign="center" o:hrstd="t" o:hr="t"/>
-        </w:pict>
-      </w:r>
-    </w:p>
-    <w:bookmarkEnd w:id="21"/>
-    <w:bookmarkStart w:id="22" w:name="functiondef-greet"/>
-    <w:p>
-      <w:pPr>
-        <w:pStyle w:val="Heading2"/>
-      </w:pPr>
-      <w:r>
-        <w:rPr>
-          <w:rStyle w:val="SectionNumber"/>
-        </w:rPr>
-        <w:t xml:space="preserve">2.6</w:t>
-      </w:r>
-      <w:r>
-        <w:tab/>
-      </w:r>
-      <w:r>
-        <w:t xml:space="preserve">FunctionDef greet</w:t>
-      </w:r>
-    </w:p>
-    <w:bookmarkEnd w:id="22"/>
-    <w:bookmarkEnd w:id="23"/>
-    <w:bookmarkStart w:id="29" w:name="function-greet"/>
-    <w:p>
-      <w:pPr>
-        <w:pStyle w:val="Heading1"/>
-      </w:pPr>
-      <w:r>
-        <w:rPr>
-          <w:rStyle w:val="SectionNumber"/>
-        </w:rPr>
-        <w:t xml:space="preserve">3</w:t>
-      </w:r>
-      <w:r>
-        <w:tab/>
-      </w:r>
-      <w:r>
-        <w:t xml:space="preserve">Function: greet</w:t>
-      </w:r>
-    </w:p>
-    <w:bookmarkStart w:id="24" w:name="overview-2"/>
-    <w:p>
-      <w:pPr>
-        <w:pStyle w:val="Heading2"/>
-      </w:pPr>
-      <w:r>
-        <w:rPr>
-          <w:rStyle w:val="SectionNumber"/>
-        </w:rPr>
-        <w:t xml:space="preserve">3.1</w:t>
-      </w:r>
-      <w:r>
-        <w:tab/>
-      </w:r>
-      <w:r>
-        <w:t xml:space="preserve">Overview</w:t>
-      </w:r>
-    </w:p>
-    <w:p>
-      <w:pPr>
-        <w:pStyle w:val="FirstParagraph"/>
-      </w:pPr>
-      <w:r>
-        <w:t xml:space="preserve">The</w:t>
-      </w:r>
-      <w:r>
-        <w:t xml:space="preserve"> </w:t>
-      </w:r>
-      <w:r>
-        <w:rPr>
-          <w:rStyle w:val="VerbatimChar"/>
-        </w:rPr>
-        <w:t xml:space="preserve">greet</w:t>
-      </w:r>
-      <w:r>
-        <w:t xml:space="preserve"> </w:t>
-      </w:r>
-      <w:r>
-        <w:t xml:space="preserve">function prints a personalized greeting message to the console.</w:t>
-      </w:r>
-    </w:p>
-    <w:bookmarkEnd w:id="24"/>
-    <w:bookmarkStart w:id="25" w:name="parameters-2"/>
-    <w:p>
-      <w:pPr>
-        <w:pStyle w:val="Heading2"/>
-      </w:pPr>
-      <w:r>
-        <w:rPr>
-          <w:rStyle w:val="SectionNumber"/>
-        </w:rPr>
-        <w:t xml:space="preserve">3.2</w:t>
-      </w:r>
-      <w:r>
-        <w:tab/>
-      </w:r>
-      <w:r>
-        <w:t xml:space="preserve">parameters</w:t>
-      </w:r>
-    </w:p>
-    <w:p>
-      <w:pPr>
-        <w:pStyle w:val="Compact"/>
-        <w:numPr>
-          <w:ilvl w:val="0"/>
-          <w:numId w:val="1005"/>
-        </w:numPr>
-      </w:pPr>
-      <w:r>
-        <w:rPr>
-          <w:rStyle w:val="VerbatimChar"/>
-        </w:rPr>
-        <w:t xml:space="preserve">name</w:t>
-      </w:r>
-      <w:r>
-        <w:t xml:space="preserve"> </w:t>
-      </w:r>
-      <w:r>
-        <w:t xml:space="preserve">(String): The name to be included in the greeting message.</w:t>
-      </w:r>
-    </w:p>
-    <w:bookmarkEnd w:id="25"/>
-    <w:bookmarkStart w:id="26" w:name="description-2"/>
-    <w:p>
-      <w:pPr>
-        <w:pStyle w:val="Heading2"/>
-      </w:pPr>
-      <w:r>
-        <w:rPr>
-          <w:rStyle w:val="SectionNumber"/>
-        </w:rPr>
-        <w:t xml:space="preserve">3.3</w:t>
-      </w:r>
-      <w:r>
-        <w:tab/>
-      </w:r>
-      <w:r>
-        <w:t xml:space="preserve">Description</w:t>
-      </w:r>
-    </w:p>
-    <w:p>
-      <w:pPr>
-        <w:pStyle w:val="FirstParagraph"/>
-      </w:pPr>
-      <w:r>
-        <w:t xml:space="preserve">This function provides a simple way to display a standardized greeting to the console. It accepts a single string argument,</w:t>
-      </w:r>
-      <w:r>
-        <w:t xml:space="preserve"> </w:t>
-      </w:r>
-      <w:r>
-        <w:rPr>
-          <w:rStyle w:val="VerbatimChar"/>
-        </w:rPr>
-        <w:t xml:space="preserve">name</w:t>
-      </w:r>
-      <w:r>
-        <w:t xml:space="preserve">.</w:t>
-      </w:r>
-    </w:p>
-    <w:p>
-      <w:pPr>
-        <w:pStyle w:val="BodyText"/>
-      </w:pPr>
-      <w:r>
-        <w:t xml:space="preserve">The core logic uses the</w:t>
-      </w:r>
-      <w:r>
-        <w:t xml:space="preserve"> </w:t>
-      </w:r>
-      <w:r>
-        <w:rPr>
-          <w:rStyle w:val="VerbatimChar"/>
-        </w:rPr>
-        <w:t xml:space="preserve">console.log()</w:t>
-      </w:r>
-      <w:r>
-        <w:t xml:space="preserve"> </w:t>
-      </w:r>
-      <w:r>
-        <w:t xml:space="preserve">method to output a formatted string. The string is created using a template literal:</w:t>
-      </w:r>
-      <w:r>
-        <w:t xml:space="preserve"> </w:t>
-      </w:r>
-      <w:r>
-        <w:rPr>
-          <w:rStyle w:val="VerbatimChar"/>
-        </w:rPr>
-        <w:t xml:space="preserve">`Hello, ${name}!`</w:t>
-      </w:r>
-      <w:r>
-        <w:t xml:space="preserve">. This syntax allows for string interpolation, where the value of the</w:t>
-      </w:r>
-      <w:r>
-        <w:t xml:space="preserve"> </w:t>
-      </w:r>
-      <w:r>
-        <w:rPr>
-          <w:rStyle w:val="VerbatimChar"/>
-        </w:rPr>
-        <w:t xml:space="preserve">name</w:t>
-      </w:r>
-      <w:r>
-        <w:t xml:space="preserve"> </w:t>
-      </w:r>
-      <w:r>
-        <w:t xml:space="preserve">parameter is directly embedded into the output string, creating a personalized message. The function does not return any value; its only purpose is to log a message as a side effect.</w:t>
-      </w:r>
-    </w:p>
-    <w:p>
-      <w:pPr>
-        <w:pStyle w:val="SourceCode"/>
-      </w:pPr>
-      <w:r>
-        <w:rPr>
-          <w:rStyle w:val="CommentTok"/>
-        </w:rPr>
-        <w:t xml:space="preserve">// The function takes a 'name' and logs a greeting.</w:t>
-      </w:r>
-      <w:r>
-        <w:br/>
-      </w:r>
-      <w:r>
-        <w:rPr>
-          <w:rStyle w:val="KeywordTok"/>
-        </w:rPr>
-        <w:t xml:space="preserve">function</w:t>
-      </w:r>
-      <w:r>
-        <w:rPr>
-          <w:rStyle w:val="NormalTok"/>
-        </w:rPr>
-        <w:t xml:space="preserve"> </w:t>
-      </w:r>
-      <w:r>
-        <w:rPr>
-          <w:rStyle w:val="FunctionTok"/>
-        </w:rPr>
-        <w:t xml:space="preserve">greet</w:t>
-      </w:r>
-      <w:r>
-        <w:rPr>
-          <w:rStyle w:val="NormalTok"/>
-        </w:rPr>
-        <w:t xml:space="preserve">(name) {</w:t>
-      </w:r>
-      <w:r>
-        <w:br/>
-      </w:r>
-      <w:r>
-        <w:rPr>
-          <w:rStyle w:val="NormalTok"/>
-        </w:rPr>
-        <w:t xml:space="preserve">    </w:t>
-      </w:r>
-      <w:r>
-        <w:rPr>
-          <w:rStyle w:val="CommentTok"/>
-        </w:rPr>
-        <w:t xml:space="preserve">// The template literal constructs the final string.</w:t>
-      </w:r>
-      <w:r>
-        <w:br/>
-      </w:r>
-      <w:r>
-        <w:rPr>
-          <w:rStyle w:val="NormalTok"/>
-        </w:rPr>
-        <w:t xml:space="preserve">    </w:t>
-      </w:r>
-      <w:r>
-        <w:rPr>
-          <w:rStyle w:val="BuiltInTok"/>
-        </w:rPr>
-        <w:t xml:space="preserve">console</w:t>
-      </w:r>
-      <w:r>
-        <w:rPr>
-          <w:rStyle w:val="OperatorTok"/>
-        </w:rPr>
-        <w:t xml:space="preserve">.</w:t>
-      </w:r>
-      <w:r>
-        <w:rPr>
-          <w:rStyle w:val="FunctionTok"/>
-        </w:rPr>
-        <w:t xml:space="preserve">log</w:t>
-      </w:r>
-      <w:r>
-        <w:rPr>
-          <w:rStyle w:val="NormalTok"/>
-        </w:rPr>
-        <w:t xml:space="preserve">(</w:t>
-      </w:r>
-      <w:r>
-        <w:rPr>
-          <w:rStyle w:val="VerbatimStringTok"/>
-        </w:rPr>
-        <w:t xml:space="preserve">`Hello, </w:t>
-      </w:r>
-      <w:r>
-        <w:rPr>
-          <w:rStyle w:val="SpecialCharTok"/>
-        </w:rPr>
-        <w:t xml:space="preserve">${</w:t>
-      </w:r>
-      <w:r>
-        <w:rPr>
-          <w:rStyle w:val="NormalTok"/>
-        </w:rPr>
-        <w:t xml:space="preserve">name</w:t>
-      </w:r>
-      <w:r>
-        <w:rPr>
-          <w:rStyle w:val="SpecialCharTok"/>
-        </w:rPr>
-        <w:t xml:space="preserve">}</w:t>
-      </w:r>
-      <w:r>
-        <w:rPr>
-          <w:rStyle w:val="VerbatimStringTok"/>
-        </w:rPr>
-        <w:t xml:space="preserve">!`</w:t>
-      </w:r>
-      <w:r>
-        <w:rPr>
-          <w:rStyle w:val="NormalTok"/>
-        </w:rPr>
-        <w:t xml:space="preserve">)</w:t>
-      </w:r>
-      <w:r>
-        <w:rPr>
-          <w:rStyle w:val="OperatorTok"/>
-        </w:rPr>
-        <w:t xml:space="preserve">;</w:t>
-      </w:r>
-      <w:r>
-        <w:br/>
-      </w:r>
-      <w:r>
-        <w:rPr>
-          <w:rStyle w:val="NormalTok"/>
-        </w:rPr>
-        <w:t xml:space="preserve">}</w:t>
-      </w:r>
-    </w:p>
-    <w:bookmarkEnd w:id="26"/>
-    <w:bookmarkStart w:id="27" w:name="usage-notes-2"/>
-    <w:p>
-      <w:pPr>
-        <w:pStyle w:val="Heading2"/>
-      </w:pPr>
-      <w:r>
-        <w:rPr>
-          <w:rStyle w:val="SectionNumber"/>
-        </w:rPr>
-        <w:t xml:space="preserve">3.4</w:t>
-      </w:r>
-      <w:r>
-        <w:tab/>
-      </w:r>
-      <w:r>
-        <w:t xml:space="preserve">Usage Notes</w:t>
-      </w:r>
-    </w:p>
-    <w:p>
-      <w:pPr>
-        <w:pStyle w:val="Compact"/>
-        <w:numPr>
-          <w:ilvl w:val="0"/>
-          <w:numId w:val="1006"/>
-        </w:numPr>
-      </w:pPr>
-      <w:r>
-        <w:t xml:space="preserve">The output of this function is directed to the standard console, such as a browser’s developer console or a Node.js terminal. It does not render content on a webpage.</w:t>
-      </w:r>
-    </w:p>
-    <w:p>
-      <w:pPr>
-        <w:pStyle w:val="Compact"/>
-        <w:numPr>
-          <w:ilvl w:val="0"/>
-          <w:numId w:val="1006"/>
-        </w:numPr>
-      </w:pPr>
-      <w:r>
-        <w:t xml:space="preserve">While a string is the expected type for the</w:t>
-      </w:r>
-      <w:r>
-        <w:t xml:space="preserve"> </w:t>
-      </w:r>
-      <w:r>
-        <w:rPr>
-          <w:rStyle w:val="VerbatimChar"/>
-        </w:rPr>
-        <w:t xml:space="preserve">name</w:t>
-      </w:r>
-      <w:r>
-        <w:t xml:space="preserve"> </w:t>
-      </w:r>
-      <w:r>
-        <w:t xml:space="preserve">parameter, JavaScript’s type coercion will attempt to convert other data types (like numbers or objects) into a string representation when they are passed.</w:t>
-      </w:r>
-    </w:p>
-    <w:bookmarkEnd w:id="27"/>
-    <w:bookmarkStart w:id="28" w:name="example-2"/>
-    <w:p>
-      <w:pPr>
-        <w:pStyle w:val="Heading2"/>
-      </w:pPr>
-      <w:r>
-        <w:rPr>
-          <w:rStyle w:val="SectionNumber"/>
-        </w:rPr>
-        <w:t xml:space="preserve">3.5</w:t>
-      </w:r>
-      <w:r>
-        <w:tab/>
-      </w:r>
-      <w:r>
-        <w:t xml:space="preserve">Example</w:t>
-      </w:r>
-    </w:p>
-    <w:p>
-      <w:pPr>
-        <w:pStyle w:val="SourceCode"/>
-      </w:pPr>
-      <w:r>
-        <w:rPr>
-          <w:rStyle w:val="CommentTok"/>
-        </w:rPr>
-        <w:t xml:space="preserve">// Example usage</w:t>
-      </w:r>
-      <w:r>
-        <w:br/>
-      </w:r>
-      <w:r>
-        <w:rPr>
-          <w:rStyle w:val="FunctionTok"/>
-        </w:rPr>
-        <w:t xml:space="preserve">greet</w:t>
-      </w:r>
-      <w:r>
-        <w:rPr>
-          <w:rStyle w:val="NormalTok"/>
-        </w:rPr>
-        <w:t xml:space="preserve">(</w:t>
-      </w:r>
-      <w:r>
-        <w:rPr>
-          <w:rStyle w:val="StringTok"/>
-        </w:rPr>
-        <w:t xml:space="preserve">"World"</w:t>
-      </w:r>
-      <w:r>
-        <w:rPr>
-          <w:rStyle w:val="NormalTok"/>
-        </w:rPr>
-        <w:t xml:space="preserve">)</w:t>
-      </w:r>
-      <w:r>
-        <w:rPr>
-          <w:rStyle w:val="OperatorTok"/>
-        </w:rPr>
-        <w:t xml:space="preserve">;</w:t>
-      </w:r>
-      <w:r>
-        <w:br/>
-      </w:r>
-      <w:r>
-        <w:rPr>
-          <w:rStyle w:val="FunctionTok"/>
-        </w:rPr>
-        <w:t xml:space="preserve">greet</w:t>
-      </w:r>
-      <w:r>
-        <w:rPr>
-          <w:rStyle w:val="NormalTok"/>
-        </w:rPr>
-        <w:t xml:space="preserve">(</w:t>
-      </w:r>
-      <w:r>
-        <w:rPr>
-          <w:rStyle w:val="StringTok"/>
-        </w:rPr>
-        <w:t xml:space="preserve">"Alice"</w:t>
-      </w:r>
-      <w:r>
-        <w:rPr>
-          <w:rStyle w:val="NormalTok"/>
-        </w:rPr>
-        <w:t xml:space="preserve">)</w:t>
-      </w:r>
-      <w:r>
-        <w:rPr>
-          <w:rStyle w:val="OperatorTok"/>
-        </w:rPr>
-        <w:t xml:space="preserve">;</w:t>
-      </w:r>
-    </w:p>
-    <w:p>
-      <w:pPr>
-        <w:pStyle w:val="FirstParagraph"/>
-      </w:pPr>
-      <w:r>
-        <w:rPr>
-          <w:b/>
-          <w:bCs/>
-        </w:rPr>
-        <w:t xml:space="preserve">Output:</w:t>
-      </w:r>
-    </w:p>
-    <w:p>
-      <w:pPr>
-        <w:pStyle w:val="SourceCode"/>
-      </w:pPr>
-      <w:r>
-        <w:rPr>
-          <w:rStyle w:val="VerbatimChar"/>
-        </w:rPr>
-        <w:t xml:space="preserve">Hello, World!</w:t>
-      </w:r>
-      <w:r>
-        <w:br/>
-      </w:r>
-      <w:r>
-        <w:rPr>
-          <w:rStyle w:val="VerbatimChar"/>
-        </w:rPr>
-        <w:t xml:space="preserve">Hello, Alice!</w:t>
-      </w:r>
-    </w:p>
-    <w:p>
-      <w:r>
-        <w:pict>
-          <v:rect style="width:0;height:1.5pt" o:hralign="center" o:hrstd="t" o:hr="t"/>
-        </w:pict>
-      </w:r>
-    </w:p>
-    <w:bookmarkEnd w:id="28"/>
-    <w:bookmarkEnd w:id="29"/>
+    <w:bookmarkEnd w:id="9"/>
     <w:sectPr>
       <w:pgSz w:h="15840" w:w="12240"/>
       <w:pgMar w:bottom="1440" w:footer="720" w:gutter="0" w:header="720" w:left="1800" w:right="1800" w:top="1440"/>
@@ -2704,109 +361,6 @@
       </w:pPr>
     </w:lvl>
   </w:abstractNum>
-  <w:abstractNum w:abstractNumId="991">
-    <w:nsid w:val="0000A991"/>
-    <w:multiLevelType w:val="multilevel"/>
-    <w:lvl w:ilvl="0">
-      <w:numFmt w:val="bullet"/>
-      <w:lvlText w:val=""/>
-      <w:lvlJc w:val="left"/>
-      <w:pPr>
-        <w:ind w:left="720" w:hanging="360"/>
-      </w:pPr>
-      <w:rPr>
-        <w:rFonts w:ascii="Symbol" w:hAnsi="Symbol" w:cs="Symbol" w:hint="default"/>
-      </w:rPr>
-    </w:lvl>
-    <w:lvl w:ilvl="1">
-      <w:numFmt w:val="bullet"/>
-      <w:lvlText w:val="o"/>
-      <w:lvlJc w:val="left"/>
-      <w:pPr>
-        <w:ind w:left="1440" w:hanging="360"/>
-      </w:pPr>
-      <w:rPr>
-        <w:rFonts w:ascii="Courier New" w:hAnsi="Courier New" w:cs="Courier New" w:hint="default"/>
-      </w:rPr>
-    </w:lvl>
-    <w:lvl w:ilvl="2">
-      <w:numFmt w:val="bullet"/>
-      <w:lvlText w:val=""/>
-      <w:lvlJc w:val="left"/>
-      <w:pPr>
-        <w:ind w:left="2160" w:hanging="360"/>
-      </w:pPr>
-      <w:rPr>
-        <w:rFonts w:ascii="Wingdings" w:hAnsi="Wingdings" w:cs="Wingdings" w:hint="default"/>
-      </w:rPr>
-    </w:lvl>
-    <w:lvl w:ilvl="3">
-      <w:numFmt w:val="bullet"/>
-      <w:lvlText w:val=""/>
-      <w:lvlJc w:val="left"/>
-      <w:pPr>
-        <w:ind w:left="2880" w:hanging="360"/>
-      </w:pPr>
-      <w:rPr>
-        <w:rFonts w:ascii="Symbol" w:hAnsi="Symbol" w:cs="Symbol" w:hint="default"/>
-      </w:rPr>
-    </w:lvl>
-    <w:lvl w:ilvl="4">
-      <w:numFmt w:val="bullet"/>
-      <w:lvlText w:val="o"/>
-      <w:lvlJc w:val="left"/>
-      <w:pPr>
-        <w:ind w:left="3600" w:hanging="360"/>
-      </w:pPr>
-      <w:rPr>
-        <w:rFonts w:ascii="Courier New" w:hAnsi="Courier New" w:cs="Courier New" w:hint="default"/>
-      </w:rPr>
-    </w:lvl>
-    <w:lvl w:ilvl="5">
-      <w:numFmt w:val="bullet"/>
-      <w:lvlText w:val=""/>
-      <w:lvlJc w:val="left"/>
-      <w:pPr>
-        <w:ind w:left="4320" w:hanging="360"/>
-      </w:pPr>
-      <w:rPr>
-        <w:rFonts w:ascii="Wingdings" w:hAnsi="Wingdings" w:cs="Wingdings" w:hint="default"/>
-      </w:rPr>
-    </w:lvl>
-    <w:lvl w:ilvl="6">
-      <w:numFmt w:val="bullet"/>
-      <w:lvlText w:val=""/>
-      <w:lvlJc w:val="left"/>
-      <w:pPr>
-        <w:ind w:left="5040" w:hanging="360"/>
-      </w:pPr>
-      <w:rPr>
-        <w:rFonts w:ascii="Symbol" w:hAnsi="Symbol" w:cs="Symbol" w:hint="default"/>
-      </w:rPr>
-    </w:lvl>
-    <w:lvl w:ilvl="7">
-      <w:numFmt w:val="bullet"/>
-      <w:lvlText w:val="o"/>
-      <w:lvlJc w:val="left"/>
-      <w:pPr>
-        <w:ind w:left="5760" w:hanging="360"/>
-      </w:pPr>
-      <w:rPr>
-        <w:rFonts w:ascii="Courier New" w:hAnsi="Courier New" w:cs="Courier New" w:hint="default"/>
-      </w:rPr>
-    </w:lvl>
-    <w:lvl w:ilvl="8">
-      <w:numFmt w:val="bullet"/>
-      <w:lvlText w:val=""/>
-      <w:lvlJc w:val="left"/>
-      <w:pPr>
-        <w:ind w:left="6480" w:hanging="360"/>
-      </w:pPr>
-      <w:rPr>
-        <w:rFonts w:ascii="Wingdings" w:hAnsi="Wingdings" w:cs="Wingdings" w:hint="default"/>
-      </w:rPr>
-    </w:lvl>
-  </w:abstractNum>
   <w:num w16cid:durableId="106237985" w:numId="1">
     <w:abstractNumId w:val="8"/>
   </w:num>
@@ -2836,24 +390,6 @@
   </w:num>
   <w:num w:numId="1000">
     <w:abstractNumId w:val="990"/>
-  </w:num>
-  <w:num w:numId="1001">
-    <w:abstractNumId w:val="991"/>
-  </w:num>
-  <w:num w:numId="1002">
-    <w:abstractNumId w:val="991"/>
-  </w:num>
-  <w:num w:numId="1003">
-    <w:abstractNumId w:val="991"/>
-  </w:num>
-  <w:num w:numId="1004">
-    <w:abstractNumId w:val="991"/>
-  </w:num>
-  <w:num w:numId="1005">
-    <w:abstractNumId w:val="991"/>
-  </w:num>
-  <w:num w:numId="1006">
-    <w:abstractNumId w:val="991"/>
   </w:num>
 </w:numbering>
 </file>

--- a/script.docx
+++ b/script.docx
@@ -37,13 +37,50 @@
         <w:rPr>
           <w:rStyle w:val="SectionNumber"/>
         </w:rPr>
+        <w:t xml:space="preserve">0.1</w:t>
+      </w:r>
+      <w:r>
+        <w:tab/>
+      </w:r>
+      <w:r>
+        <w:t xml:space="preserve">FunctionDef add</w:t>
+      </w:r>
+    </w:p>
+    <w:bookmarkEnd w:id="9"/>
+    <w:bookmarkStart w:id="16" w:name="function-adda-b"/>
+    <w:p>
+      <w:pPr>
+        <w:pStyle w:val="Heading1"/>
+      </w:pPr>
+      <w:r>
+        <w:rPr>
+          <w:rStyle w:val="SectionNumber"/>
+        </w:rPr>
         <w:t xml:space="preserve">1</w:t>
       </w:r>
       <w:r>
         <w:tab/>
       </w:r>
       <w:r>
-        <w:t xml:space="preserve">FunctionDef add</w:t>
+        <w:t xml:space="preserve">Function: add(a, b)</w:t>
+      </w:r>
+    </w:p>
+    <w:bookmarkStart w:id="10" w:name="overview"/>
+    <w:p>
+      <w:pPr>
+        <w:pStyle w:val="Heading2"/>
+      </w:pPr>
+      <w:r>
+        <w:rPr>
+          <w:rStyle w:val="SectionNumber"/>
+        </w:rPr>
+        <w:t xml:space="preserve">1.1</w:t>
+      </w:r>
+      <w:r>
+        <w:tab/>
+      </w:r>
+      <w:r>
+        <w:t xml:space="preserve">Overview</w:t>
       </w:r>
     </w:p>
     <w:p>
@@ -51,34 +88,2467 @@
         <w:pStyle w:val="FirstParagraph"/>
       </w:pPr>
       <w:r>
-        <w:t xml:space="preserve">Doc is waiting to be generated…</w:t>
+        <w:t xml:space="preserve">The</w:t>
       </w:r>
       <w:r>
         <w:t xml:space="preserve"> </w:t>
       </w:r>
       <w:r>
-        <w:t xml:space="preserve">## FunctionDef factorial</w:t>
+        <w:rPr>
+          <w:rStyle w:val="VerbatimChar"/>
+        </w:rPr>
+        <w:t xml:space="preserve">add</w:t>
       </w:r>
       <w:r>
         <w:t xml:space="preserve"> </w:t>
       </w:r>
       <w:r>
-        <w:t xml:space="preserve">Doc is waiting to be generated…</w:t>
+        <w:t xml:space="preserve">function computes the sum of two given values.</w:t>
+      </w:r>
+    </w:p>
+    <w:bookmarkEnd w:id="10"/>
+    <w:bookmarkStart w:id="11" w:name="parameters"/>
+    <w:p>
+      <w:pPr>
+        <w:pStyle w:val="Heading2"/>
+      </w:pPr>
+      <w:r>
+        <w:rPr>
+          <w:rStyle w:val="SectionNumber"/>
+        </w:rPr>
+        <w:t xml:space="preserve">1.2</w:t>
+      </w:r>
+      <w:r>
+        <w:tab/>
+      </w:r>
+      <w:r>
+        <w:t xml:space="preserve">parameters</w:t>
+      </w:r>
+    </w:p>
+    <w:tbl>
+      <w:tblPr>
+        <w:tblStyle w:val="Table"/>
+        <w:tblW w:type="auto" w:w="0"/>
+        <w:tblLook w:firstRow="1" w:lastRow="0" w:firstColumn="0" w:lastColumn="0" w:noHBand="0" w:noVBand="0" w:val="0020"/>
+      </w:tblPr>
+      <w:tblGrid>
+        <w:gridCol w:w="2640"/>
+        <w:gridCol w:w="2640"/>
+        <w:gridCol w:w="2640"/>
+      </w:tblGrid>
+      <w:tr>
+        <w:trPr>
+          <w:tblHeader w:val="on"/>
+        </w:trPr>
+        <w:tc>
+          <w:tcPr/>
+          <w:p>
+            <w:pPr>
+              <w:pStyle w:val="Compact"/>
+            </w:pPr>
+            <w:r>
+              <w:t xml:space="preserve">Parameter</w:t>
+            </w:r>
+          </w:p>
+        </w:tc>
+        <w:tc>
+          <w:tcPr/>
+          <w:p>
+            <w:pPr>
+              <w:pStyle w:val="Compact"/>
+            </w:pPr>
+            <w:r>
+              <w:t xml:space="preserve">Type</w:t>
+            </w:r>
+          </w:p>
+        </w:tc>
+        <w:tc>
+          <w:tcPr/>
+          <w:p>
+            <w:pPr>
+              <w:pStyle w:val="Compact"/>
+            </w:pPr>
+            <w:r>
+              <w:t xml:space="preserve">Description</w:t>
+            </w:r>
+          </w:p>
+        </w:tc>
+      </w:tr>
+      <w:tr>
+        <w:tc>
+          <w:tcPr/>
+          <w:p>
+            <w:pPr>
+              <w:pStyle w:val="Compact"/>
+            </w:pPr>
+            <w:r>
+              <w:rPr>
+                <w:rStyle w:val="VerbatimChar"/>
+              </w:rPr>
+              <w:t xml:space="preserve">a</w:t>
+            </w:r>
+          </w:p>
+        </w:tc>
+        <w:tc>
+          <w:tcPr/>
+          <w:p>
+            <w:pPr>
+              <w:pStyle w:val="Compact"/>
+            </w:pPr>
+            <w:r>
+              <w:t xml:space="preserve">Number</w:t>
+            </w:r>
+          </w:p>
+        </w:tc>
+        <w:tc>
+          <w:tcPr/>
+          <w:p>
+            <w:pPr>
+              <w:pStyle w:val="Compact"/>
+            </w:pPr>
+            <w:r>
+              <w:t xml:space="preserve">The first number or addend.</w:t>
+            </w:r>
+          </w:p>
+        </w:tc>
+      </w:tr>
+      <w:tr>
+        <w:tc>
+          <w:tcPr/>
+          <w:p>
+            <w:pPr>
+              <w:pStyle w:val="Compact"/>
+            </w:pPr>
+            <w:r>
+              <w:rPr>
+                <w:rStyle w:val="VerbatimChar"/>
+              </w:rPr>
+              <w:t xml:space="preserve">b</w:t>
+            </w:r>
+          </w:p>
+        </w:tc>
+        <w:tc>
+          <w:tcPr/>
+          <w:p>
+            <w:pPr>
+              <w:pStyle w:val="Compact"/>
+            </w:pPr>
+            <w:r>
+              <w:t xml:space="preserve">Number</w:t>
+            </w:r>
+          </w:p>
+        </w:tc>
+        <w:tc>
+          <w:tcPr/>
+          <w:p>
+            <w:pPr>
+              <w:pStyle w:val="Compact"/>
+            </w:pPr>
+            <w:r>
+              <w:t xml:space="preserve">The second number or addend.</w:t>
+            </w:r>
+          </w:p>
+        </w:tc>
+      </w:tr>
+    </w:tbl>
+    <w:bookmarkEnd w:id="11"/>
+    <w:bookmarkStart w:id="12" w:name="description"/>
+    <w:p>
+      <w:pPr>
+        <w:pStyle w:val="Heading2"/>
+      </w:pPr>
+      <w:r>
+        <w:rPr>
+          <w:rStyle w:val="SectionNumber"/>
+        </w:rPr>
+        <w:t xml:space="preserve">1.3</w:t>
+      </w:r>
+      <w:r>
+        <w:tab/>
+      </w:r>
+      <w:r>
+        <w:t xml:space="preserve">Description</w:t>
+      </w:r>
+    </w:p>
+    <w:p>
+      <w:pPr>
+        <w:pStyle w:val="FirstParagraph"/>
+      </w:pPr>
+      <w:r>
+        <w:t xml:space="preserve">The</w:t>
       </w:r>
       <w:r>
         <w:t xml:space="preserve"> </w:t>
       </w:r>
       <w:r>
-        <w:t xml:space="preserve">## FunctionDef greet</w:t>
+        <w:rPr>
+          <w:rStyle w:val="VerbatimChar"/>
+        </w:rPr>
+        <w:t xml:space="preserve">add</w:t>
       </w:r>
       <w:r>
         <w:t xml:space="preserve"> </w:t>
       </w:r>
       <w:r>
-        <w:t xml:space="preserve">Doc is waiting to be generated…</w:t>
+        <w:t xml:space="preserve">function takes two parameters,</w:t>
+      </w:r>
+      <w:r>
+        <w:t xml:space="preserve"> </w:t>
+      </w:r>
+      <w:r>
+        <w:rPr>
+          <w:rStyle w:val="VerbatimChar"/>
+        </w:rPr>
+        <w:t xml:space="preserve">a</w:t>
+      </w:r>
+      <w:r>
+        <w:t xml:space="preserve"> </w:t>
+      </w:r>
+      <w:r>
+        <w:t xml:space="preserve">and</w:t>
+      </w:r>
+      <w:r>
+        <w:t xml:space="preserve"> </w:t>
+      </w:r>
+      <w:r>
+        <w:rPr>
+          <w:rStyle w:val="VerbatimChar"/>
+        </w:rPr>
+        <w:t xml:space="preserve">b</w:t>
+      </w:r>
+      <w:r>
+        <w:t xml:space="preserve">, and returns their sum. It uses the standard addition operator (</w:t>
+      </w:r>
+      <w:r>
+        <w:rPr>
+          <w:rStyle w:val="VerbatimChar"/>
+        </w:rPr>
+        <w:t xml:space="preserve">+</w:t>
+      </w:r>
+      <w:r>
+        <w:t xml:space="preserve">) to perform the calculation. The function is straightforward and directly returns the result of the expression</w:t>
+      </w:r>
+      <w:r>
+        <w:t xml:space="preserve"> </w:t>
+      </w:r>
+      <w:r>
+        <w:rPr>
+          <w:rStyle w:val="VerbatimChar"/>
+        </w:rPr>
+        <w:t xml:space="preserve">a + b</w:t>
+      </w:r>
+      <w:r>
+        <w:t xml:space="preserve">.</w:t>
       </w:r>
     </w:p>
-    <w:bookmarkEnd w:id="9"/>
+    <w:p>
+      <w:pPr>
+        <w:pStyle w:val="BodyText"/>
+      </w:pPr>
+      <w:r>
+        <w:t xml:space="preserve">While designed for numeric addition, it’s important to note that the</w:t>
+      </w:r>
+      <w:r>
+        <w:t xml:space="preserve"> </w:t>
+      </w:r>
+      <w:r>
+        <w:rPr>
+          <w:rStyle w:val="VerbatimChar"/>
+        </w:rPr>
+        <w:t xml:space="preserve">+</w:t>
+      </w:r>
+      <w:r>
+        <w:t xml:space="preserve"> </w:t>
+      </w:r>
+      <w:r>
+        <w:t xml:space="preserve">operator in JavaScript is overloaded. If one or both of the arguments are strings, the operator will perform string concatenation instead of numeric addition.</w:t>
+      </w:r>
+    </w:p>
+    <w:p>
+      <w:pPr>
+        <w:pStyle w:val="SourceCode"/>
+      </w:pPr>
+      <w:r>
+        <w:rPr>
+          <w:rStyle w:val="CommentTok"/>
+        </w:rPr>
+        <w:t xml:space="preserve">// Numeric addition</w:t>
+      </w:r>
+      <w:r>
+        <w:br/>
+      </w:r>
+      <w:r>
+        <w:rPr>
+          <w:rStyle w:val="FunctionTok"/>
+        </w:rPr>
+        <w:t xml:space="preserve">add</w:t>
+      </w:r>
+      <w:r>
+        <w:rPr>
+          <w:rStyle w:val="NormalTok"/>
+        </w:rPr>
+        <w:t xml:space="preserve">(</w:t>
+      </w:r>
+      <w:r>
+        <w:rPr>
+          <w:rStyle w:val="DecValTok"/>
+        </w:rPr>
+        <w:t xml:space="preserve">10</w:t>
+      </w:r>
+      <w:r>
+        <w:rPr>
+          <w:rStyle w:val="OperatorTok"/>
+        </w:rPr>
+        <w:t xml:space="preserve">,</w:t>
+      </w:r>
+      <w:r>
+        <w:rPr>
+          <w:rStyle w:val="NormalTok"/>
+        </w:rPr>
+        <w:t xml:space="preserve"> </w:t>
+      </w:r>
+      <w:r>
+        <w:rPr>
+          <w:rStyle w:val="DecValTok"/>
+        </w:rPr>
+        <w:t xml:space="preserve">5</w:t>
+      </w:r>
+      <w:r>
+        <w:rPr>
+          <w:rStyle w:val="NormalTok"/>
+        </w:rPr>
+        <w:t xml:space="preserve">)</w:t>
+      </w:r>
+      <w:r>
+        <w:rPr>
+          <w:rStyle w:val="OperatorTok"/>
+        </w:rPr>
+        <w:t xml:space="preserve">;</w:t>
+      </w:r>
+      <w:r>
+        <w:rPr>
+          <w:rStyle w:val="NormalTok"/>
+        </w:rPr>
+        <w:t xml:space="preserve"> </w:t>
+      </w:r>
+      <w:r>
+        <w:rPr>
+          <w:rStyle w:val="CommentTok"/>
+        </w:rPr>
+        <w:t xml:space="preserve">// Returns 15</w:t>
+      </w:r>
+      <w:r>
+        <w:br/>
+      </w:r>
+      <w:r>
+        <w:br/>
+      </w:r>
+      <w:r>
+        <w:rPr>
+          <w:rStyle w:val="CommentTok"/>
+        </w:rPr>
+        <w:t xml:space="preserve">// String concatenation</w:t>
+      </w:r>
+      <w:r>
+        <w:br/>
+      </w:r>
+      <w:r>
+        <w:rPr>
+          <w:rStyle w:val="FunctionTok"/>
+        </w:rPr>
+        <w:t xml:space="preserve">add</w:t>
+      </w:r>
+      <w:r>
+        <w:rPr>
+          <w:rStyle w:val="NormalTok"/>
+        </w:rPr>
+        <w:t xml:space="preserve">(</w:t>
+      </w:r>
+      <w:r>
+        <w:rPr>
+          <w:rStyle w:val="StringTok"/>
+        </w:rPr>
+        <w:t xml:space="preserve">"Hello, "</w:t>
+      </w:r>
+      <w:r>
+        <w:rPr>
+          <w:rStyle w:val="OperatorTok"/>
+        </w:rPr>
+        <w:t xml:space="preserve">,</w:t>
+      </w:r>
+      <w:r>
+        <w:rPr>
+          <w:rStyle w:val="NormalTok"/>
+        </w:rPr>
+        <w:t xml:space="preserve"> </w:t>
+      </w:r>
+      <w:r>
+        <w:rPr>
+          <w:rStyle w:val="StringTok"/>
+        </w:rPr>
+        <w:t xml:space="preserve">"World!"</w:t>
+      </w:r>
+      <w:r>
+        <w:rPr>
+          <w:rStyle w:val="NormalTok"/>
+        </w:rPr>
+        <w:t xml:space="preserve">)</w:t>
+      </w:r>
+      <w:r>
+        <w:rPr>
+          <w:rStyle w:val="OperatorTok"/>
+        </w:rPr>
+        <w:t xml:space="preserve">;</w:t>
+      </w:r>
+      <w:r>
+        <w:rPr>
+          <w:rStyle w:val="NormalTok"/>
+        </w:rPr>
+        <w:t xml:space="preserve"> </w:t>
+      </w:r>
+      <w:r>
+        <w:rPr>
+          <w:rStyle w:val="CommentTok"/>
+        </w:rPr>
+        <w:t xml:space="preserve">// Returns "Hello, World!"</w:t>
+      </w:r>
+    </w:p>
+    <w:bookmarkEnd w:id="12"/>
+    <w:bookmarkStart w:id="13" w:name="usage-notes"/>
+    <w:p>
+      <w:pPr>
+        <w:pStyle w:val="Heading2"/>
+      </w:pPr>
+      <w:r>
+        <w:rPr>
+          <w:rStyle w:val="SectionNumber"/>
+        </w:rPr>
+        <w:t xml:space="preserve">1.4</w:t>
+      </w:r>
+      <w:r>
+        <w:tab/>
+      </w:r>
+      <w:r>
+        <w:t xml:space="preserve">Usage Notes</w:t>
+      </w:r>
+    </w:p>
+    <w:p>
+      <w:pPr>
+        <w:pStyle w:val="Compact"/>
+        <w:numPr>
+          <w:ilvl w:val="0"/>
+          <w:numId w:val="1001"/>
+        </w:numPr>
+      </w:pPr>
+      <w:r>
+        <w:t xml:space="preserve">This function is primarily intended for adding two numbers.</w:t>
+      </w:r>
+    </w:p>
+    <w:p>
+      <w:pPr>
+        <w:pStyle w:val="Compact"/>
+        <w:numPr>
+          <w:ilvl w:val="0"/>
+          <w:numId w:val="1001"/>
+        </w:numPr>
+      </w:pPr>
+      <w:r>
+        <w:t xml:space="preserve">If string values are passed as arguments, the function will perform string concatenation instead of mathematical addition. For example,</w:t>
+      </w:r>
+      <w:r>
+        <w:t xml:space="preserve"> </w:t>
+      </w:r>
+      <w:r>
+        <w:rPr>
+          <w:rStyle w:val="VerbatimChar"/>
+        </w:rPr>
+        <w:t xml:space="preserve">add("5", "10")</w:t>
+      </w:r>
+      <w:r>
+        <w:t xml:space="preserve"> </w:t>
+      </w:r>
+      <w:r>
+        <w:t xml:space="preserve">will return</w:t>
+      </w:r>
+      <w:r>
+        <w:t xml:space="preserve"> </w:t>
+      </w:r>
+      <w:r>
+        <w:rPr>
+          <w:rStyle w:val="VerbatimChar"/>
+        </w:rPr>
+        <w:t xml:space="preserve">"510"</w:t>
+      </w:r>
+      <w:r>
+        <w:t xml:space="preserve">.</w:t>
+      </w:r>
+    </w:p>
+    <w:p>
+      <w:pPr>
+        <w:pStyle w:val="Compact"/>
+        <w:numPr>
+          <w:ilvl w:val="0"/>
+          <w:numId w:val="1001"/>
+        </w:numPr>
+      </w:pPr>
+      <w:r>
+        <w:t xml:space="preserve">To ensure numeric addition, make sure both arguments are of the</w:t>
+      </w:r>
+      <w:r>
+        <w:t xml:space="preserve"> </w:t>
+      </w:r>
+      <w:r>
+        <w:rPr>
+          <w:rStyle w:val="VerbatimChar"/>
+        </w:rPr>
+        <w:t xml:space="preserve">Number</w:t>
+      </w:r>
+      <w:r>
+        <w:t xml:space="preserve"> </w:t>
+      </w:r>
+      <w:r>
+        <w:t xml:space="preserve">type before passing them to the function.</w:t>
+      </w:r>
+    </w:p>
+    <w:p>
+      <w:pPr>
+        <w:pStyle w:val="FirstParagraph"/>
+      </w:pPr>
+      <w:r>
+        <w:rPr>
+          <w:b/>
+          <w:bCs/>
+        </w:rPr>
+        <w:t xml:space="preserve">Output Example</w:t>
+      </w:r>
+      <w:r>
+        <w:t xml:space="preserve">: The function returns a single value which is the result of the addition or concatenation operation.</w:t>
+      </w:r>
+    </w:p>
+    <w:p>
+      <w:pPr>
+        <w:pStyle w:val="SourceCode"/>
+      </w:pPr>
+      <w:r>
+        <w:rPr>
+          <w:rStyle w:val="VerbatimChar"/>
+        </w:rPr>
+        <w:t xml:space="preserve">15</w:t>
+      </w:r>
+    </w:p>
+    <w:bookmarkEnd w:id="13"/>
+    <w:bookmarkStart w:id="14" w:name="example"/>
+    <w:p>
+      <w:pPr>
+        <w:pStyle w:val="Heading2"/>
+      </w:pPr>
+      <w:r>
+        <w:rPr>
+          <w:rStyle w:val="SectionNumber"/>
+        </w:rPr>
+        <w:t xml:space="preserve">1.5</w:t>
+      </w:r>
+      <w:r>
+        <w:tab/>
+      </w:r>
+      <w:r>
+        <w:t xml:space="preserve">Example</w:t>
+      </w:r>
+    </w:p>
+    <w:p>
+      <w:pPr>
+        <w:pStyle w:val="SourceCode"/>
+      </w:pPr>
+      <w:r>
+        <w:rPr>
+          <w:rStyle w:val="CommentTok"/>
+        </w:rPr>
+        <w:t xml:space="preserve">// Example 1: Adding two integers</w:t>
+      </w:r>
+      <w:r>
+        <w:br/>
+      </w:r>
+      <w:r>
+        <w:rPr>
+          <w:rStyle w:val="KeywordTok"/>
+        </w:rPr>
+        <w:t xml:space="preserve">let</w:t>
+      </w:r>
+      <w:r>
+        <w:rPr>
+          <w:rStyle w:val="NormalTok"/>
+        </w:rPr>
+        <w:t xml:space="preserve"> sum </w:t>
+      </w:r>
+      <w:r>
+        <w:rPr>
+          <w:rStyle w:val="OperatorTok"/>
+        </w:rPr>
+        <w:t xml:space="preserve">=</w:t>
+      </w:r>
+      <w:r>
+        <w:rPr>
+          <w:rStyle w:val="NormalTok"/>
+        </w:rPr>
+        <w:t xml:space="preserve"> </w:t>
+      </w:r>
+      <w:r>
+        <w:rPr>
+          <w:rStyle w:val="FunctionTok"/>
+        </w:rPr>
+        <w:t xml:space="preserve">add</w:t>
+      </w:r>
+      <w:r>
+        <w:rPr>
+          <w:rStyle w:val="NormalTok"/>
+        </w:rPr>
+        <w:t xml:space="preserve">(</w:t>
+      </w:r>
+      <w:r>
+        <w:rPr>
+          <w:rStyle w:val="DecValTok"/>
+        </w:rPr>
+        <w:t xml:space="preserve">5</w:t>
+      </w:r>
+      <w:r>
+        <w:rPr>
+          <w:rStyle w:val="OperatorTok"/>
+        </w:rPr>
+        <w:t xml:space="preserve">,</w:t>
+      </w:r>
+      <w:r>
+        <w:rPr>
+          <w:rStyle w:val="NormalTok"/>
+        </w:rPr>
+        <w:t xml:space="preserve"> </w:t>
+      </w:r>
+      <w:r>
+        <w:rPr>
+          <w:rStyle w:val="DecValTok"/>
+        </w:rPr>
+        <w:t xml:space="preserve">10</w:t>
+      </w:r>
+      <w:r>
+        <w:rPr>
+          <w:rStyle w:val="NormalTok"/>
+        </w:rPr>
+        <w:t xml:space="preserve">)</w:t>
+      </w:r>
+      <w:r>
+        <w:rPr>
+          <w:rStyle w:val="OperatorTok"/>
+        </w:rPr>
+        <w:t xml:space="preserve">;</w:t>
+      </w:r>
+      <w:r>
+        <w:br/>
+      </w:r>
+      <w:r>
+        <w:rPr>
+          <w:rStyle w:val="BuiltInTok"/>
+        </w:rPr>
+        <w:t xml:space="preserve">console</w:t>
+      </w:r>
+      <w:r>
+        <w:rPr>
+          <w:rStyle w:val="OperatorTok"/>
+        </w:rPr>
+        <w:t xml:space="preserve">.</w:t>
+      </w:r>
+      <w:r>
+        <w:rPr>
+          <w:rStyle w:val="FunctionTok"/>
+        </w:rPr>
+        <w:t xml:space="preserve">log</w:t>
+      </w:r>
+      <w:r>
+        <w:rPr>
+          <w:rStyle w:val="NormalTok"/>
+        </w:rPr>
+        <w:t xml:space="preserve">(sum)</w:t>
+      </w:r>
+      <w:r>
+        <w:rPr>
+          <w:rStyle w:val="OperatorTok"/>
+        </w:rPr>
+        <w:t xml:space="preserve">;</w:t>
+      </w:r>
+      <w:r>
+        <w:br/>
+      </w:r>
+      <w:r>
+        <w:br/>
+      </w:r>
+      <w:r>
+        <w:rPr>
+          <w:rStyle w:val="CommentTok"/>
+        </w:rPr>
+        <w:t xml:space="preserve">// Example 2: Adding floating-point numbers</w:t>
+      </w:r>
+      <w:r>
+        <w:br/>
+      </w:r>
+      <w:r>
+        <w:rPr>
+          <w:rStyle w:val="KeywordTok"/>
+        </w:rPr>
+        <w:t xml:space="preserve">let</w:t>
+      </w:r>
+      <w:r>
+        <w:rPr>
+          <w:rStyle w:val="NormalTok"/>
+        </w:rPr>
+        <w:t xml:space="preserve"> floatSum </w:t>
+      </w:r>
+      <w:r>
+        <w:rPr>
+          <w:rStyle w:val="OperatorTok"/>
+        </w:rPr>
+        <w:t xml:space="preserve">=</w:t>
+      </w:r>
+      <w:r>
+        <w:rPr>
+          <w:rStyle w:val="NormalTok"/>
+        </w:rPr>
+        <w:t xml:space="preserve"> </w:t>
+      </w:r>
+      <w:r>
+        <w:rPr>
+          <w:rStyle w:val="FunctionTok"/>
+        </w:rPr>
+        <w:t xml:space="preserve">add</w:t>
+      </w:r>
+      <w:r>
+        <w:rPr>
+          <w:rStyle w:val="NormalTok"/>
+        </w:rPr>
+        <w:t xml:space="preserve">(</w:t>
+      </w:r>
+      <w:r>
+        <w:rPr>
+          <w:rStyle w:val="FloatTok"/>
+        </w:rPr>
+        <w:t xml:space="preserve">3.14</w:t>
+      </w:r>
+      <w:r>
+        <w:rPr>
+          <w:rStyle w:val="OperatorTok"/>
+        </w:rPr>
+        <w:t xml:space="preserve">,</w:t>
+      </w:r>
+      <w:r>
+        <w:rPr>
+          <w:rStyle w:val="NormalTok"/>
+        </w:rPr>
+        <w:t xml:space="preserve"> </w:t>
+      </w:r>
+      <w:r>
+        <w:rPr>
+          <w:rStyle w:val="FloatTok"/>
+        </w:rPr>
+        <w:t xml:space="preserve">2.71</w:t>
+      </w:r>
+      <w:r>
+        <w:rPr>
+          <w:rStyle w:val="NormalTok"/>
+        </w:rPr>
+        <w:t xml:space="preserve">)</w:t>
+      </w:r>
+      <w:r>
+        <w:rPr>
+          <w:rStyle w:val="OperatorTok"/>
+        </w:rPr>
+        <w:t xml:space="preserve">;</w:t>
+      </w:r>
+      <w:r>
+        <w:br/>
+      </w:r>
+      <w:r>
+        <w:rPr>
+          <w:rStyle w:val="BuiltInTok"/>
+        </w:rPr>
+        <w:t xml:space="preserve">console</w:t>
+      </w:r>
+      <w:r>
+        <w:rPr>
+          <w:rStyle w:val="OperatorTok"/>
+        </w:rPr>
+        <w:t xml:space="preserve">.</w:t>
+      </w:r>
+      <w:r>
+        <w:rPr>
+          <w:rStyle w:val="FunctionTok"/>
+        </w:rPr>
+        <w:t xml:space="preserve">log</w:t>
+      </w:r>
+      <w:r>
+        <w:rPr>
+          <w:rStyle w:val="NormalTok"/>
+        </w:rPr>
+        <w:t xml:space="preserve">(floatSum)</w:t>
+      </w:r>
+      <w:r>
+        <w:rPr>
+          <w:rStyle w:val="OperatorTok"/>
+        </w:rPr>
+        <w:t xml:space="preserve">;</w:t>
+      </w:r>
+      <w:r>
+        <w:br/>
+      </w:r>
+      <w:r>
+        <w:br/>
+      </w:r>
+      <w:r>
+        <w:rPr>
+          <w:rStyle w:val="CommentTok"/>
+        </w:rPr>
+        <w:t xml:space="preserve">// Example 3: Concatenating strings (demonstrates type coercion)</w:t>
+      </w:r>
+      <w:r>
+        <w:br/>
+      </w:r>
+      <w:r>
+        <w:rPr>
+          <w:rStyle w:val="KeywordTok"/>
+        </w:rPr>
+        <w:t xml:space="preserve">let</w:t>
+      </w:r>
+      <w:r>
+        <w:rPr>
+          <w:rStyle w:val="NormalTok"/>
+        </w:rPr>
+        <w:t xml:space="preserve"> greeting </w:t>
+      </w:r>
+      <w:r>
+        <w:rPr>
+          <w:rStyle w:val="OperatorTok"/>
+        </w:rPr>
+        <w:t xml:space="preserve">=</w:t>
+      </w:r>
+      <w:r>
+        <w:rPr>
+          <w:rStyle w:val="NormalTok"/>
+        </w:rPr>
+        <w:t xml:space="preserve"> </w:t>
+      </w:r>
+      <w:r>
+        <w:rPr>
+          <w:rStyle w:val="FunctionTok"/>
+        </w:rPr>
+        <w:t xml:space="preserve">add</w:t>
+      </w:r>
+      <w:r>
+        <w:rPr>
+          <w:rStyle w:val="NormalTok"/>
+        </w:rPr>
+        <w:t xml:space="preserve">(</w:t>
+      </w:r>
+      <w:r>
+        <w:rPr>
+          <w:rStyle w:val="StringTok"/>
+        </w:rPr>
+        <w:t xml:space="preserve">"Hello, "</w:t>
+      </w:r>
+      <w:r>
+        <w:rPr>
+          <w:rStyle w:val="OperatorTok"/>
+        </w:rPr>
+        <w:t xml:space="preserve">,</w:t>
+      </w:r>
+      <w:r>
+        <w:rPr>
+          <w:rStyle w:val="NormalTok"/>
+        </w:rPr>
+        <w:t xml:space="preserve"> </w:t>
+      </w:r>
+      <w:r>
+        <w:rPr>
+          <w:rStyle w:val="StringTok"/>
+        </w:rPr>
+        <w:t xml:space="preserve">"JavaScript!"</w:t>
+      </w:r>
+      <w:r>
+        <w:rPr>
+          <w:rStyle w:val="NormalTok"/>
+        </w:rPr>
+        <w:t xml:space="preserve">)</w:t>
+      </w:r>
+      <w:r>
+        <w:rPr>
+          <w:rStyle w:val="OperatorTok"/>
+        </w:rPr>
+        <w:t xml:space="preserve">;</w:t>
+      </w:r>
+      <w:r>
+        <w:br/>
+      </w:r>
+      <w:r>
+        <w:rPr>
+          <w:rStyle w:val="BuiltInTok"/>
+        </w:rPr>
+        <w:t xml:space="preserve">console</w:t>
+      </w:r>
+      <w:r>
+        <w:rPr>
+          <w:rStyle w:val="OperatorTok"/>
+        </w:rPr>
+        <w:t xml:space="preserve">.</w:t>
+      </w:r>
+      <w:r>
+        <w:rPr>
+          <w:rStyle w:val="FunctionTok"/>
+        </w:rPr>
+        <w:t xml:space="preserve">log</w:t>
+      </w:r>
+      <w:r>
+        <w:rPr>
+          <w:rStyle w:val="NormalTok"/>
+        </w:rPr>
+        <w:t xml:space="preserve">(greeting)</w:t>
+      </w:r>
+      <w:r>
+        <w:rPr>
+          <w:rStyle w:val="OperatorTok"/>
+        </w:rPr>
+        <w:t xml:space="preserve">;</w:t>
+      </w:r>
+    </w:p>
+    <w:p>
+      <w:pPr>
+        <w:pStyle w:val="FirstParagraph"/>
+      </w:pPr>
+      <w:r>
+        <w:rPr>
+          <w:b/>
+          <w:bCs/>
+        </w:rPr>
+        <w:t xml:space="preserve">Output:</w:t>
+      </w:r>
+    </w:p>
+    <w:p>
+      <w:pPr>
+        <w:pStyle w:val="SourceCode"/>
+      </w:pPr>
+      <w:r>
+        <w:rPr>
+          <w:rStyle w:val="VerbatimChar"/>
+        </w:rPr>
+        <w:t xml:space="preserve">15</w:t>
+      </w:r>
+      <w:r>
+        <w:br/>
+      </w:r>
+      <w:r>
+        <w:rPr>
+          <w:rStyle w:val="VerbatimChar"/>
+        </w:rPr>
+        <w:t xml:space="preserve">5.85</w:t>
+      </w:r>
+      <w:r>
+        <w:br/>
+      </w:r>
+      <w:r>
+        <w:rPr>
+          <w:rStyle w:val="VerbatimChar"/>
+        </w:rPr>
+        <w:t xml:space="preserve">Hello, JavaScript!</w:t>
+      </w:r>
+    </w:p>
+    <w:p>
+      <w:r>
+        <w:pict>
+          <v:rect style="width:0;height:1.5pt" o:hralign="center" o:hrstd="t" o:hr="t"/>
+        </w:pict>
+      </w:r>
+    </w:p>
+    <w:bookmarkEnd w:id="14"/>
+    <w:bookmarkStart w:id="15" w:name="functiondef-factorial"/>
+    <w:p>
+      <w:pPr>
+        <w:pStyle w:val="Heading2"/>
+      </w:pPr>
+      <w:r>
+        <w:rPr>
+          <w:rStyle w:val="SectionNumber"/>
+        </w:rPr>
+        <w:t xml:space="preserve">1.6</w:t>
+      </w:r>
+      <w:r>
+        <w:tab/>
+      </w:r>
+      <w:r>
+        <w:t xml:space="preserve">FunctionDef factorial</w:t>
+      </w:r>
+    </w:p>
+    <w:bookmarkEnd w:id="15"/>
+    <w:bookmarkEnd w:id="16"/>
+    <w:bookmarkStart w:id="23" w:name="function-factorialn"/>
+    <w:p>
+      <w:pPr>
+        <w:pStyle w:val="Heading1"/>
+      </w:pPr>
+      <w:r>
+        <w:rPr>
+          <w:rStyle w:val="SectionNumber"/>
+        </w:rPr>
+        <w:t xml:space="preserve">2</w:t>
+      </w:r>
+      <w:r>
+        <w:tab/>
+      </w:r>
+      <w:r>
+        <w:t xml:space="preserve">Function: factorial(n)</w:t>
+      </w:r>
+    </w:p>
+    <w:bookmarkStart w:id="17" w:name="overview-1"/>
+    <w:p>
+      <w:pPr>
+        <w:pStyle w:val="Heading2"/>
+      </w:pPr>
+      <w:r>
+        <w:rPr>
+          <w:rStyle w:val="SectionNumber"/>
+        </w:rPr>
+        <w:t xml:space="preserve">2.1</w:t>
+      </w:r>
+      <w:r>
+        <w:tab/>
+      </w:r>
+      <w:r>
+        <w:t xml:space="preserve">Overview</w:t>
+      </w:r>
+    </w:p>
+    <w:p>
+      <w:pPr>
+        <w:pStyle w:val="FirstParagraph"/>
+      </w:pPr>
+      <w:r>
+        <w:t xml:space="preserve">The</w:t>
+      </w:r>
+      <w:r>
+        <w:t xml:space="preserve"> </w:t>
+      </w:r>
+      <w:r>
+        <w:rPr>
+          <w:rStyle w:val="VerbatimChar"/>
+        </w:rPr>
+        <w:t xml:space="preserve">factorial</w:t>
+      </w:r>
+      <w:r>
+        <w:t xml:space="preserve"> </w:t>
+      </w:r>
+      <w:r>
+        <w:t xml:space="preserve">function recursively calculates the factorial of a given non-negative integer.</w:t>
+      </w:r>
+    </w:p>
+    <w:bookmarkEnd w:id="17"/>
+    <w:bookmarkStart w:id="18" w:name="parameters-1"/>
+    <w:p>
+      <w:pPr>
+        <w:pStyle w:val="Heading2"/>
+      </w:pPr>
+      <w:r>
+        <w:rPr>
+          <w:rStyle w:val="SectionNumber"/>
+        </w:rPr>
+        <w:t xml:space="preserve">2.2</w:t>
+      </w:r>
+      <w:r>
+        <w:tab/>
+      </w:r>
+      <w:r>
+        <w:t xml:space="preserve">parameters</w:t>
+      </w:r>
+    </w:p>
+    <w:p>
+      <w:pPr>
+        <w:pStyle w:val="Compact"/>
+        <w:numPr>
+          <w:ilvl w:val="0"/>
+          <w:numId w:val="1002"/>
+        </w:numPr>
+      </w:pPr>
+      <w:r>
+        <w:rPr>
+          <w:rStyle w:val="VerbatimChar"/>
+        </w:rPr>
+        <w:t xml:space="preserve">n</w:t>
+      </w:r>
+      <w:r>
+        <w:t xml:space="preserve"> </w:t>
+      </w:r>
+      <w:r>
+        <w:t xml:space="preserve">(Number): The non-negative integer for which the factorial will be computed.</w:t>
+      </w:r>
+    </w:p>
+    <w:bookmarkEnd w:id="18"/>
+    <w:bookmarkStart w:id="19" w:name="description-1"/>
+    <w:p>
+      <w:pPr>
+        <w:pStyle w:val="Heading2"/>
+      </w:pPr>
+      <w:r>
+        <w:rPr>
+          <w:rStyle w:val="SectionNumber"/>
+        </w:rPr>
+        <w:t xml:space="preserve">2.3</w:t>
+      </w:r>
+      <w:r>
+        <w:tab/>
+      </w:r>
+      <w:r>
+        <w:t xml:space="preserve">Description</w:t>
+      </w:r>
+    </w:p>
+    <w:p>
+      <w:pPr>
+        <w:pStyle w:val="FirstParagraph"/>
+      </w:pPr>
+      <w:r>
+        <w:t xml:space="preserve">This function implements the factorial operation using recursion. The factorial of a non-negative integer</w:t>
+      </w:r>
+      <w:r>
+        <w:t xml:space="preserve"> </w:t>
+      </w:r>
+      <w:r>
+        <w:rPr>
+          <w:rStyle w:val="VerbatimChar"/>
+        </w:rPr>
+        <w:t xml:space="preserve">n</w:t>
+      </w:r>
+      <w:r>
+        <w:t xml:space="preserve">, denoted by</w:t>
+      </w:r>
+      <w:r>
+        <w:t xml:space="preserve"> </w:t>
+      </w:r>
+      <w:r>
+        <w:rPr>
+          <w:rStyle w:val="VerbatimChar"/>
+        </w:rPr>
+        <w:t xml:space="preserve">n!</w:t>
+      </w:r>
+      <w:r>
+        <w:t xml:space="preserve">, is the product of all positive integers less than or equal to</w:t>
+      </w:r>
+      <w:r>
+        <w:t xml:space="preserve"> </w:t>
+      </w:r>
+      <w:r>
+        <w:rPr>
+          <w:rStyle w:val="VerbatimChar"/>
+        </w:rPr>
+        <w:t xml:space="preserve">n</w:t>
+      </w:r>
+      <w:r>
+        <w:t xml:space="preserve">.</w:t>
+      </w:r>
+    </w:p>
+    <w:p>
+      <w:pPr>
+        <w:pStyle w:val="BodyText"/>
+      </w:pPr>
+      <w:r>
+        <w:t xml:space="preserve">The function’s logic is based on a ternary operator which serves as a compact</w:t>
+      </w:r>
+      <w:r>
+        <w:t xml:space="preserve"> </w:t>
+      </w:r>
+      <w:r>
+        <w:rPr>
+          <w:rStyle w:val="VerbatimChar"/>
+        </w:rPr>
+        <w:t xml:space="preserve">if-else</w:t>
+      </w:r>
+      <w:r>
+        <w:t xml:space="preserve"> </w:t>
+      </w:r>
+      <w:r>
+        <w:t xml:space="preserve">statement:</w:t>
+      </w:r>
+      <w:r>
+        <w:t xml:space="preserve"> </w:t>
+      </w:r>
+      <w:r>
+        <w:rPr>
+          <w:rStyle w:val="VerbatimChar"/>
+        </w:rPr>
+        <w:t xml:space="preserve">return n &lt;= 1 ? 1 : n * factorial(n - 1);</w:t>
+      </w:r>
+    </w:p>
+    <w:p>
+      <w:pPr>
+        <w:numPr>
+          <w:ilvl w:val="0"/>
+          <w:numId w:val="1003"/>
+        </w:numPr>
+      </w:pPr>
+      <w:r>
+        <w:rPr>
+          <w:b/>
+          <w:bCs/>
+        </w:rPr>
+        <w:t xml:space="preserve">Base Case</w:t>
+      </w:r>
+      <w:r>
+        <w:t xml:space="preserve">: The recursion terminates when</w:t>
+      </w:r>
+      <w:r>
+        <w:t xml:space="preserve"> </w:t>
+      </w:r>
+      <w:r>
+        <w:rPr>
+          <w:rStyle w:val="VerbatimChar"/>
+        </w:rPr>
+        <w:t xml:space="preserve">n</w:t>
+      </w:r>
+      <w:r>
+        <w:t xml:space="preserve"> </w:t>
+      </w:r>
+      <w:r>
+        <w:t xml:space="preserve">is less than or equal to 1. By definition, the factorial of 1 (</w:t>
+      </w:r>
+      <w:r>
+        <w:rPr>
+          <w:rStyle w:val="VerbatimChar"/>
+        </w:rPr>
+        <w:t xml:space="preserve">1!</w:t>
+      </w:r>
+      <w:r>
+        <w:t xml:space="preserve">) is 1, and the factorial of 0 (</w:t>
+      </w:r>
+      <w:r>
+        <w:rPr>
+          <w:rStyle w:val="VerbatimChar"/>
+        </w:rPr>
+        <w:t xml:space="preserve">0!</w:t>
+      </w:r>
+      <w:r>
+        <w:t xml:space="preserve">) is also 1. The function returns</w:t>
+      </w:r>
+      <w:r>
+        <w:t xml:space="preserve"> </w:t>
+      </w:r>
+      <w:r>
+        <w:rPr>
+          <w:rStyle w:val="VerbatimChar"/>
+        </w:rPr>
+        <w:t xml:space="preserve">1</w:t>
+      </w:r>
+      <w:r>
+        <w:t xml:space="preserve"> </w:t>
+      </w:r>
+      <w:r>
+        <w:t xml:space="preserve">in this case, which prevents infinite recursion.</w:t>
+      </w:r>
+    </w:p>
+    <w:p>
+      <w:pPr>
+        <w:numPr>
+          <w:ilvl w:val="0"/>
+          <w:numId w:val="1003"/>
+        </w:numPr>
+      </w:pPr>
+      <w:r>
+        <w:rPr>
+          <w:b/>
+          <w:bCs/>
+        </w:rPr>
+        <w:t xml:space="preserve">Recursive Step</w:t>
+      </w:r>
+      <w:r>
+        <w:t xml:space="preserve">: If</w:t>
+      </w:r>
+      <w:r>
+        <w:t xml:space="preserve"> </w:t>
+      </w:r>
+      <w:r>
+        <w:rPr>
+          <w:rStyle w:val="VerbatimChar"/>
+        </w:rPr>
+        <w:t xml:space="preserve">n</w:t>
+      </w:r>
+      <w:r>
+        <w:t xml:space="preserve"> </w:t>
+      </w:r>
+      <w:r>
+        <w:t xml:space="preserve">is greater than 1, the function returns the product of</w:t>
+      </w:r>
+      <w:r>
+        <w:t xml:space="preserve"> </w:t>
+      </w:r>
+      <w:r>
+        <w:rPr>
+          <w:rStyle w:val="VerbatimChar"/>
+        </w:rPr>
+        <w:t xml:space="preserve">n</w:t>
+      </w:r>
+      <w:r>
+        <w:t xml:space="preserve"> </w:t>
+      </w:r>
+      <w:r>
+        <w:t xml:space="preserve">and the result of calling</w:t>
+      </w:r>
+      <w:r>
+        <w:t xml:space="preserve"> </w:t>
+      </w:r>
+      <w:r>
+        <w:rPr>
+          <w:rStyle w:val="VerbatimChar"/>
+        </w:rPr>
+        <w:t xml:space="preserve">factorial</w:t>
+      </w:r>
+      <w:r>
+        <w:t xml:space="preserve"> </w:t>
+      </w:r>
+      <w:r>
+        <w:t xml:space="preserve">with the argument</w:t>
+      </w:r>
+      <w:r>
+        <w:t xml:space="preserve"> </w:t>
+      </w:r>
+      <w:r>
+        <w:rPr>
+          <w:rStyle w:val="VerbatimChar"/>
+        </w:rPr>
+        <w:t xml:space="preserve">n - 1</w:t>
+      </w:r>
+      <w:r>
+        <w:t xml:space="preserve">. This process repeats, decrementing</w:t>
+      </w:r>
+      <w:r>
+        <w:t xml:space="preserve"> </w:t>
+      </w:r>
+      <w:r>
+        <w:rPr>
+          <w:rStyle w:val="VerbatimChar"/>
+        </w:rPr>
+        <w:t xml:space="preserve">n</w:t>
+      </w:r>
+      <w:r>
+        <w:t xml:space="preserve"> </w:t>
+      </w:r>
+      <w:r>
+        <w:t xml:space="preserve">by 1 in each subsequent call, until the base case is reached.</w:t>
+      </w:r>
+    </w:p>
+    <w:p>
+      <w:pPr>
+        <w:pStyle w:val="FirstParagraph"/>
+      </w:pPr>
+      <w:r>
+        <w:t xml:space="preserve">For example,</w:t>
+      </w:r>
+      <w:r>
+        <w:t xml:space="preserve"> </w:t>
+      </w:r>
+      <w:r>
+        <w:rPr>
+          <w:rStyle w:val="VerbatimChar"/>
+        </w:rPr>
+        <w:t xml:space="preserve">factorial(4)</w:t>
+      </w:r>
+      <w:r>
+        <w:t xml:space="preserve"> </w:t>
+      </w:r>
+      <w:r>
+        <w:t xml:space="preserve">is computed as follows:</w:t>
+      </w:r>
+      <w:r>
+        <w:t xml:space="preserve"> </w:t>
+      </w:r>
+      <w:r>
+        <w:t xml:space="preserve">-</w:t>
+      </w:r>
+      <w:r>
+        <w:t xml:space="preserve"> </w:t>
+      </w:r>
+      <w:r>
+        <w:rPr>
+          <w:rStyle w:val="VerbatimChar"/>
+        </w:rPr>
+        <w:t xml:space="preserve">factorial(4)</w:t>
+      </w:r>
+      <w:r>
+        <w:t xml:space="preserve"> </w:t>
+      </w:r>
+      <w:r>
+        <w:t xml:space="preserve">returns</w:t>
+      </w:r>
+      <w:r>
+        <w:t xml:space="preserve"> </w:t>
+      </w:r>
+      <w:r>
+        <w:rPr>
+          <w:rStyle w:val="VerbatimChar"/>
+        </w:rPr>
+        <w:t xml:space="preserve">4 * factorial(3)</w:t>
+      </w:r>
+      <w:r>
+        <w:t xml:space="preserve"> </w:t>
+      </w:r>
+      <w:r>
+        <w:t xml:space="preserve">-</w:t>
+      </w:r>
+      <w:r>
+        <w:t xml:space="preserve"> </w:t>
+      </w:r>
+      <w:r>
+        <w:rPr>
+          <w:rStyle w:val="VerbatimChar"/>
+        </w:rPr>
+        <w:t xml:space="preserve">factorial(3)</w:t>
+      </w:r>
+      <w:r>
+        <w:t xml:space="preserve"> </w:t>
+      </w:r>
+      <w:r>
+        <w:t xml:space="preserve">returns</w:t>
+      </w:r>
+      <w:r>
+        <w:t xml:space="preserve"> </w:t>
+      </w:r>
+      <w:r>
+        <w:rPr>
+          <w:rStyle w:val="VerbatimChar"/>
+        </w:rPr>
+        <w:t xml:space="preserve">3 * factorial(2)</w:t>
+      </w:r>
+      <w:r>
+        <w:t xml:space="preserve"> </w:t>
+      </w:r>
+      <w:r>
+        <w:t xml:space="preserve">-</w:t>
+      </w:r>
+      <w:r>
+        <w:t xml:space="preserve"> </w:t>
+      </w:r>
+      <w:r>
+        <w:rPr>
+          <w:rStyle w:val="VerbatimChar"/>
+        </w:rPr>
+        <w:t xml:space="preserve">factorial(2)</w:t>
+      </w:r>
+      <w:r>
+        <w:t xml:space="preserve"> </w:t>
+      </w:r>
+      <w:r>
+        <w:t xml:space="preserve">returns</w:t>
+      </w:r>
+      <w:r>
+        <w:t xml:space="preserve"> </w:t>
+      </w:r>
+      <w:r>
+        <w:rPr>
+          <w:rStyle w:val="VerbatimChar"/>
+        </w:rPr>
+        <w:t xml:space="preserve">2 * factorial(1)</w:t>
+      </w:r>
+      <w:r>
+        <w:t xml:space="preserve"> </w:t>
+      </w:r>
+      <w:r>
+        <w:t xml:space="preserve">-</w:t>
+      </w:r>
+      <w:r>
+        <w:t xml:space="preserve"> </w:t>
+      </w:r>
+      <w:r>
+        <w:rPr>
+          <w:rStyle w:val="VerbatimChar"/>
+        </w:rPr>
+        <w:t xml:space="preserve">factorial(1)</w:t>
+      </w:r>
+      <w:r>
+        <w:t xml:space="preserve"> </w:t>
+      </w:r>
+      <w:r>
+        <w:t xml:space="preserve">returns</w:t>
+      </w:r>
+      <w:r>
+        <w:t xml:space="preserve"> </w:t>
+      </w:r>
+      <w:r>
+        <w:rPr>
+          <w:rStyle w:val="VerbatimChar"/>
+        </w:rPr>
+        <w:t xml:space="preserve">1</w:t>
+      </w:r>
+      <w:r>
+        <w:t xml:space="preserve"> </w:t>
+      </w:r>
+      <w:r>
+        <w:t xml:space="preserve">(base case)</w:t>
+      </w:r>
+    </w:p>
+    <w:p>
+      <w:pPr>
+        <w:pStyle w:val="BodyText"/>
+      </w:pPr>
+      <w:r>
+        <w:t xml:space="preserve">The results are then multiplied up the call stack:</w:t>
+      </w:r>
+      <w:r>
+        <w:t xml:space="preserve"> </w:t>
+      </w:r>
+      <w:r>
+        <w:rPr>
+          <w:rStyle w:val="VerbatimChar"/>
+        </w:rPr>
+        <w:t xml:space="preserve">2 * 1 = 2</w:t>
+      </w:r>
+      <w:r>
+        <w:t xml:space="preserve">, then</w:t>
+      </w:r>
+      <w:r>
+        <w:t xml:space="preserve"> </w:t>
+      </w:r>
+      <w:r>
+        <w:rPr>
+          <w:rStyle w:val="VerbatimChar"/>
+        </w:rPr>
+        <w:t xml:space="preserve">3 * 2 = 6</w:t>
+      </w:r>
+      <w:r>
+        <w:t xml:space="preserve">, and finally</w:t>
+      </w:r>
+      <w:r>
+        <w:t xml:space="preserve"> </w:t>
+      </w:r>
+      <w:r>
+        <w:rPr>
+          <w:rStyle w:val="VerbatimChar"/>
+        </w:rPr>
+        <w:t xml:space="preserve">4 * 6 = 24</w:t>
+      </w:r>
+      <w:r>
+        <w:t xml:space="preserve">.</w:t>
+      </w:r>
+    </w:p>
+    <w:bookmarkEnd w:id="19"/>
+    <w:bookmarkStart w:id="20" w:name="usage-notes-1"/>
+    <w:p>
+      <w:pPr>
+        <w:pStyle w:val="Heading2"/>
+      </w:pPr>
+      <w:r>
+        <w:rPr>
+          <w:rStyle w:val="SectionNumber"/>
+        </w:rPr>
+        <w:t xml:space="preserve">2.4</w:t>
+      </w:r>
+      <w:r>
+        <w:tab/>
+      </w:r>
+      <w:r>
+        <w:t xml:space="preserve">Usage Notes</w:t>
+      </w:r>
+    </w:p>
+    <w:p>
+      <w:pPr>
+        <w:pStyle w:val="Compact"/>
+        <w:numPr>
+          <w:ilvl w:val="0"/>
+          <w:numId w:val="1004"/>
+        </w:numPr>
+      </w:pPr>
+      <w:r>
+        <w:t xml:space="preserve">The function is intended for non-negative integers. Providing a negative number will result in an infinite loop and a</w:t>
+      </w:r>
+      <w:r>
+        <w:t xml:space="preserve"> </w:t>
+      </w:r>
+      <w:r>
+        <w:t xml:space="preserve">“Maximum call stack size exceeded”</w:t>
+      </w:r>
+      <w:r>
+        <w:t xml:space="preserve"> </w:t>
+      </w:r>
+      <w:r>
+        <w:t xml:space="preserve">error.</w:t>
+      </w:r>
+    </w:p>
+    <w:p>
+      <w:pPr>
+        <w:pStyle w:val="Compact"/>
+        <w:numPr>
+          <w:ilvl w:val="0"/>
+          <w:numId w:val="1004"/>
+        </w:numPr>
+      </w:pPr>
+      <w:r>
+        <w:t xml:space="preserve">Due to the recursive nature of this function, calculating the factorial of very large numbers can lead to a stack overflow error. An iterative approach is recommended for large inputs.</w:t>
+      </w:r>
+    </w:p>
+    <w:p>
+      <w:pPr>
+        <w:pStyle w:val="Compact"/>
+        <w:numPr>
+          <w:ilvl w:val="0"/>
+          <w:numId w:val="1004"/>
+        </w:numPr>
+      </w:pPr>
+      <w:r>
+        <w:t xml:space="preserve">Factorial values grow very rapidly. JavaScript numbers may lose precision for factorials of numbers greater than 17, and will return</w:t>
+      </w:r>
+      <w:r>
+        <w:t xml:space="preserve"> </w:t>
+      </w:r>
+      <w:r>
+        <w:rPr>
+          <w:rStyle w:val="VerbatimChar"/>
+        </w:rPr>
+        <w:t xml:space="preserve">Infinity</w:t>
+      </w:r>
+      <w:r>
+        <w:t xml:space="preserve"> </w:t>
+      </w:r>
+      <w:r>
+        <w:t xml:space="preserve">for larger values.</w:t>
+      </w:r>
+    </w:p>
+    <w:p>
+      <w:pPr>
+        <w:pStyle w:val="FirstParagraph"/>
+      </w:pPr>
+      <w:r>
+        <w:rPr>
+          <w:b/>
+          <w:bCs/>
+        </w:rPr>
+        <w:t xml:space="preserve">Output Example</w:t>
+      </w:r>
+      <w:r>
+        <w:t xml:space="preserve">: The function returns a single</w:t>
+      </w:r>
+      <w:r>
+        <w:t xml:space="preserve"> </w:t>
+      </w:r>
+      <w:r>
+        <w:rPr>
+          <w:rStyle w:val="VerbatimChar"/>
+        </w:rPr>
+        <w:t xml:space="preserve">Number</w:t>
+      </w:r>
+      <w:r>
+        <w:t xml:space="preserve"> </w:t>
+      </w:r>
+      <w:r>
+        <w:t xml:space="preserve">representing the calculated factorial.</w:t>
+      </w:r>
+    </w:p>
+    <w:bookmarkEnd w:id="20"/>
+    <w:bookmarkStart w:id="21" w:name="example-1"/>
+    <w:p>
+      <w:pPr>
+        <w:pStyle w:val="Heading2"/>
+      </w:pPr>
+      <w:r>
+        <w:rPr>
+          <w:rStyle w:val="SectionNumber"/>
+        </w:rPr>
+        <w:t xml:space="preserve">2.5</w:t>
+      </w:r>
+      <w:r>
+        <w:tab/>
+      </w:r>
+      <w:r>
+        <w:t xml:space="preserve">Example</w:t>
+      </w:r>
+    </w:p>
+    <w:p>
+      <w:pPr>
+        <w:pStyle w:val="SourceCode"/>
+      </w:pPr>
+      <w:r>
+        <w:rPr>
+          <w:rStyle w:val="CommentTok"/>
+        </w:rPr>
+        <w:t xml:space="preserve">// Example usage</w:t>
+      </w:r>
+      <w:r>
+        <w:br/>
+      </w:r>
+      <w:r>
+        <w:rPr>
+          <w:rStyle w:val="KeywordTok"/>
+        </w:rPr>
+        <w:t xml:space="preserve">const</w:t>
+      </w:r>
+      <w:r>
+        <w:rPr>
+          <w:rStyle w:val="NormalTok"/>
+        </w:rPr>
+        <w:t xml:space="preserve"> number </w:t>
+      </w:r>
+      <w:r>
+        <w:rPr>
+          <w:rStyle w:val="OperatorTok"/>
+        </w:rPr>
+        <w:t xml:space="preserve">=</w:t>
+      </w:r>
+      <w:r>
+        <w:rPr>
+          <w:rStyle w:val="NormalTok"/>
+        </w:rPr>
+        <w:t xml:space="preserve"> </w:t>
+      </w:r>
+      <w:r>
+        <w:rPr>
+          <w:rStyle w:val="DecValTok"/>
+        </w:rPr>
+        <w:t xml:space="preserve">5</w:t>
+      </w:r>
+      <w:r>
+        <w:rPr>
+          <w:rStyle w:val="OperatorTok"/>
+        </w:rPr>
+        <w:t xml:space="preserve">;</w:t>
+      </w:r>
+      <w:r>
+        <w:br/>
+      </w:r>
+      <w:r>
+        <w:rPr>
+          <w:rStyle w:val="KeywordTok"/>
+        </w:rPr>
+        <w:t xml:space="preserve">const</w:t>
+      </w:r>
+      <w:r>
+        <w:rPr>
+          <w:rStyle w:val="NormalTok"/>
+        </w:rPr>
+        <w:t xml:space="preserve"> result </w:t>
+      </w:r>
+      <w:r>
+        <w:rPr>
+          <w:rStyle w:val="OperatorTok"/>
+        </w:rPr>
+        <w:t xml:space="preserve">=</w:t>
+      </w:r>
+      <w:r>
+        <w:rPr>
+          <w:rStyle w:val="NormalTok"/>
+        </w:rPr>
+        <w:t xml:space="preserve"> </w:t>
+      </w:r>
+      <w:r>
+        <w:rPr>
+          <w:rStyle w:val="FunctionTok"/>
+        </w:rPr>
+        <w:t xml:space="preserve">factorial</w:t>
+      </w:r>
+      <w:r>
+        <w:rPr>
+          <w:rStyle w:val="NormalTok"/>
+        </w:rPr>
+        <w:t xml:space="preserve">(number)</w:t>
+      </w:r>
+      <w:r>
+        <w:rPr>
+          <w:rStyle w:val="OperatorTok"/>
+        </w:rPr>
+        <w:t xml:space="preserve">;</w:t>
+      </w:r>
+      <w:r>
+        <w:br/>
+      </w:r>
+      <w:r>
+        <w:rPr>
+          <w:rStyle w:val="BuiltInTok"/>
+        </w:rPr>
+        <w:t xml:space="preserve">console</w:t>
+      </w:r>
+      <w:r>
+        <w:rPr>
+          <w:rStyle w:val="OperatorTok"/>
+        </w:rPr>
+        <w:t xml:space="preserve">.</w:t>
+      </w:r>
+      <w:r>
+        <w:rPr>
+          <w:rStyle w:val="FunctionTok"/>
+        </w:rPr>
+        <w:t xml:space="preserve">log</w:t>
+      </w:r>
+      <w:r>
+        <w:rPr>
+          <w:rStyle w:val="NormalTok"/>
+        </w:rPr>
+        <w:t xml:space="preserve">(</w:t>
+      </w:r>
+      <w:r>
+        <w:rPr>
+          <w:rStyle w:val="VerbatimStringTok"/>
+        </w:rPr>
+        <w:t xml:space="preserve">`The factorial of </w:t>
+      </w:r>
+      <w:r>
+        <w:rPr>
+          <w:rStyle w:val="SpecialCharTok"/>
+        </w:rPr>
+        <w:t xml:space="preserve">${</w:t>
+      </w:r>
+      <w:r>
+        <w:rPr>
+          <w:rStyle w:val="NormalTok"/>
+        </w:rPr>
+        <w:t xml:space="preserve">number</w:t>
+      </w:r>
+      <w:r>
+        <w:rPr>
+          <w:rStyle w:val="SpecialCharTok"/>
+        </w:rPr>
+        <w:t xml:space="preserve">}</w:t>
+      </w:r>
+      <w:r>
+        <w:rPr>
+          <w:rStyle w:val="VerbatimStringTok"/>
+        </w:rPr>
+        <w:t xml:space="preserve"> is </w:t>
+      </w:r>
+      <w:r>
+        <w:rPr>
+          <w:rStyle w:val="SpecialCharTok"/>
+        </w:rPr>
+        <w:t xml:space="preserve">${</w:t>
+      </w:r>
+      <w:r>
+        <w:rPr>
+          <w:rStyle w:val="NormalTok"/>
+        </w:rPr>
+        <w:t xml:space="preserve">result</w:t>
+      </w:r>
+      <w:r>
+        <w:rPr>
+          <w:rStyle w:val="SpecialCharTok"/>
+        </w:rPr>
+        <w:t xml:space="preserve">}</w:t>
+      </w:r>
+      <w:r>
+        <w:rPr>
+          <w:rStyle w:val="VerbatimStringTok"/>
+        </w:rPr>
+        <w:t xml:space="preserve">`</w:t>
+      </w:r>
+      <w:r>
+        <w:rPr>
+          <w:rStyle w:val="NormalTok"/>
+        </w:rPr>
+        <w:t xml:space="preserve">)</w:t>
+      </w:r>
+      <w:r>
+        <w:rPr>
+          <w:rStyle w:val="OperatorTok"/>
+        </w:rPr>
+        <w:t xml:space="preserve">;</w:t>
+      </w:r>
+    </w:p>
+    <w:p>
+      <w:pPr>
+        <w:pStyle w:val="FirstParagraph"/>
+      </w:pPr>
+      <w:r>
+        <w:rPr>
+          <w:b/>
+          <w:bCs/>
+        </w:rPr>
+        <w:t xml:space="preserve">Output:</w:t>
+      </w:r>
+    </w:p>
+    <w:p>
+      <w:pPr>
+        <w:pStyle w:val="SourceCode"/>
+      </w:pPr>
+      <w:r>
+        <w:rPr>
+          <w:rStyle w:val="VerbatimChar"/>
+        </w:rPr>
+        <w:t xml:space="preserve">The factorial of 5 is 120</w:t>
+      </w:r>
+    </w:p>
+    <w:p>
+      <w:r>
+        <w:pict>
+          <v:rect style="width:0;height:1.5pt" o:hralign="center" o:hrstd="t" o:hr="t"/>
+        </w:pict>
+      </w:r>
+    </w:p>
+    <w:bookmarkEnd w:id="21"/>
+    <w:bookmarkStart w:id="22" w:name="functiondef-greet"/>
+    <w:p>
+      <w:pPr>
+        <w:pStyle w:val="Heading2"/>
+      </w:pPr>
+      <w:r>
+        <w:rPr>
+          <w:rStyle w:val="SectionNumber"/>
+        </w:rPr>
+        <w:t xml:space="preserve">2.6</w:t>
+      </w:r>
+      <w:r>
+        <w:tab/>
+      </w:r>
+      <w:r>
+        <w:t xml:space="preserve">FunctionDef greet</w:t>
+      </w:r>
+    </w:p>
+    <w:bookmarkEnd w:id="22"/>
+    <w:bookmarkEnd w:id="23"/>
+    <w:bookmarkStart w:id="29" w:name="function-greet"/>
+    <w:p>
+      <w:pPr>
+        <w:pStyle w:val="Heading1"/>
+      </w:pPr>
+      <w:r>
+        <w:rPr>
+          <w:rStyle w:val="SectionNumber"/>
+        </w:rPr>
+        <w:t xml:space="preserve">3</w:t>
+      </w:r>
+      <w:r>
+        <w:tab/>
+      </w:r>
+      <w:r>
+        <w:t xml:space="preserve">Function: greet</w:t>
+      </w:r>
+    </w:p>
+    <w:bookmarkStart w:id="24" w:name="overview-2"/>
+    <w:p>
+      <w:pPr>
+        <w:pStyle w:val="Heading2"/>
+      </w:pPr>
+      <w:r>
+        <w:rPr>
+          <w:rStyle w:val="SectionNumber"/>
+        </w:rPr>
+        <w:t xml:space="preserve">3.1</w:t>
+      </w:r>
+      <w:r>
+        <w:tab/>
+      </w:r>
+      <w:r>
+        <w:t xml:space="preserve">Overview</w:t>
+      </w:r>
+    </w:p>
+    <w:p>
+      <w:pPr>
+        <w:pStyle w:val="FirstParagraph"/>
+      </w:pPr>
+      <w:r>
+        <w:t xml:space="preserve">The</w:t>
+      </w:r>
+      <w:r>
+        <w:t xml:space="preserve"> </w:t>
+      </w:r>
+      <w:r>
+        <w:rPr>
+          <w:rStyle w:val="VerbatimChar"/>
+        </w:rPr>
+        <w:t xml:space="preserve">greet</w:t>
+      </w:r>
+      <w:r>
+        <w:t xml:space="preserve"> </w:t>
+      </w:r>
+      <w:r>
+        <w:t xml:space="preserve">function prints a personalized greeting message to the console.</w:t>
+      </w:r>
+    </w:p>
+    <w:bookmarkEnd w:id="24"/>
+    <w:bookmarkStart w:id="25" w:name="parameters-2"/>
+    <w:p>
+      <w:pPr>
+        <w:pStyle w:val="Heading2"/>
+      </w:pPr>
+      <w:r>
+        <w:rPr>
+          <w:rStyle w:val="SectionNumber"/>
+        </w:rPr>
+        <w:t xml:space="preserve">3.2</w:t>
+      </w:r>
+      <w:r>
+        <w:tab/>
+      </w:r>
+      <w:r>
+        <w:t xml:space="preserve">parameters</w:t>
+      </w:r>
+    </w:p>
+    <w:p>
+      <w:pPr>
+        <w:pStyle w:val="Compact"/>
+        <w:numPr>
+          <w:ilvl w:val="0"/>
+          <w:numId w:val="1005"/>
+        </w:numPr>
+      </w:pPr>
+      <w:r>
+        <w:rPr>
+          <w:rStyle w:val="VerbatimChar"/>
+        </w:rPr>
+        <w:t xml:space="preserve">name</w:t>
+      </w:r>
+      <w:r>
+        <w:t xml:space="preserve"> </w:t>
+      </w:r>
+      <w:r>
+        <w:t xml:space="preserve">(string): The name of the person to greet. This value will be embedded in the output message.</w:t>
+      </w:r>
+    </w:p>
+    <w:bookmarkEnd w:id="25"/>
+    <w:bookmarkStart w:id="26" w:name="description-2"/>
+    <w:p>
+      <w:pPr>
+        <w:pStyle w:val="Heading2"/>
+      </w:pPr>
+      <w:r>
+        <w:rPr>
+          <w:rStyle w:val="SectionNumber"/>
+        </w:rPr>
+        <w:t xml:space="preserve">3.3</w:t>
+      </w:r>
+      <w:r>
+        <w:tab/>
+      </w:r>
+      <w:r>
+        <w:t xml:space="preserve">Description</w:t>
+      </w:r>
+    </w:p>
+    <w:p>
+      <w:pPr>
+        <w:pStyle w:val="FirstParagraph"/>
+      </w:pPr>
+      <w:r>
+        <w:t xml:space="preserve">This function provides a simple way to display a standard greeting. It accepts a single argument,</w:t>
+      </w:r>
+      <w:r>
+        <w:t xml:space="preserve"> </w:t>
+      </w:r>
+      <w:r>
+        <w:rPr>
+          <w:rStyle w:val="VerbatimChar"/>
+        </w:rPr>
+        <w:t xml:space="preserve">name</w:t>
+      </w:r>
+      <w:r>
+        <w:t xml:space="preserve">. Inside the function, a template literal string</w:t>
+      </w:r>
+      <w:r>
+        <w:t xml:space="preserve"> </w:t>
+      </w:r>
+      <w:r>
+        <w:rPr>
+          <w:rStyle w:val="VerbatimChar"/>
+        </w:rPr>
+        <w:t xml:space="preserve">`Hello, ${name}!`</w:t>
+      </w:r>
+      <w:r>
+        <w:t xml:space="preserve"> </w:t>
+      </w:r>
+      <w:r>
+        <w:t xml:space="preserve">is constructed. The</w:t>
+      </w:r>
+      <w:r>
+        <w:t xml:space="preserve"> </w:t>
+      </w:r>
+      <w:r>
+        <w:rPr>
+          <w:rStyle w:val="VerbatimChar"/>
+        </w:rPr>
+        <w:t xml:space="preserve">${name}</w:t>
+      </w:r>
+      <w:r>
+        <w:t xml:space="preserve"> </w:t>
+      </w:r>
+      <w:r>
+        <w:t xml:space="preserve">placeholder is dynamically replaced with the value passed into the</w:t>
+      </w:r>
+      <w:r>
+        <w:t xml:space="preserve"> </w:t>
+      </w:r>
+      <w:r>
+        <w:rPr>
+          <w:rStyle w:val="VerbatimChar"/>
+        </w:rPr>
+        <w:t xml:space="preserve">name</w:t>
+      </w:r>
+      <w:r>
+        <w:t xml:space="preserve"> </w:t>
+      </w:r>
+      <w:r>
+        <w:t xml:space="preserve">parameter.</w:t>
+      </w:r>
+    </w:p>
+    <w:p>
+      <w:pPr>
+        <w:pStyle w:val="BodyText"/>
+      </w:pPr>
+      <w:r>
+        <w:t xml:space="preserve">Finally, the built-in</w:t>
+      </w:r>
+      <w:r>
+        <w:t xml:space="preserve"> </w:t>
+      </w:r>
+      <w:r>
+        <w:rPr>
+          <w:rStyle w:val="VerbatimChar"/>
+        </w:rPr>
+        <w:t xml:space="preserve">console.log()</w:t>
+      </w:r>
+      <w:r>
+        <w:t xml:space="preserve"> </w:t>
+      </w:r>
+      <w:r>
+        <w:t xml:space="preserve">method is called to output the complete string to the standard output, which is typically the developer console in a web browser or the terminal in a Node.js environment.</w:t>
+      </w:r>
+    </w:p>
+    <w:p>
+      <w:pPr>
+        <w:pStyle w:val="SourceCode"/>
+      </w:pPr>
+      <w:r>
+        <w:rPr>
+          <w:rStyle w:val="KeywordTok"/>
+        </w:rPr>
+        <w:t xml:space="preserve">function</w:t>
+      </w:r>
+      <w:r>
+        <w:rPr>
+          <w:rStyle w:val="NormalTok"/>
+        </w:rPr>
+        <w:t xml:space="preserve"> </w:t>
+      </w:r>
+      <w:r>
+        <w:rPr>
+          <w:rStyle w:val="FunctionTok"/>
+        </w:rPr>
+        <w:t xml:space="preserve">greet</w:t>
+      </w:r>
+      <w:r>
+        <w:rPr>
+          <w:rStyle w:val="NormalTok"/>
+        </w:rPr>
+        <w:t xml:space="preserve">(name) {</w:t>
+      </w:r>
+      <w:r>
+        <w:br/>
+      </w:r>
+      <w:r>
+        <w:rPr>
+          <w:rStyle w:val="NormalTok"/>
+        </w:rPr>
+        <w:t xml:space="preserve">    </w:t>
+      </w:r>
+      <w:r>
+        <w:rPr>
+          <w:rStyle w:val="BuiltInTok"/>
+        </w:rPr>
+        <w:t xml:space="preserve">console</w:t>
+      </w:r>
+      <w:r>
+        <w:rPr>
+          <w:rStyle w:val="OperatorTok"/>
+        </w:rPr>
+        <w:t xml:space="preserve">.</w:t>
+      </w:r>
+      <w:r>
+        <w:rPr>
+          <w:rStyle w:val="FunctionTok"/>
+        </w:rPr>
+        <w:t xml:space="preserve">log</w:t>
+      </w:r>
+      <w:r>
+        <w:rPr>
+          <w:rStyle w:val="NormalTok"/>
+        </w:rPr>
+        <w:t xml:space="preserve">(</w:t>
+      </w:r>
+      <w:r>
+        <w:rPr>
+          <w:rStyle w:val="VerbatimStringTok"/>
+        </w:rPr>
+        <w:t xml:space="preserve">`Hello, </w:t>
+      </w:r>
+      <w:r>
+        <w:rPr>
+          <w:rStyle w:val="SpecialCharTok"/>
+        </w:rPr>
+        <w:t xml:space="preserve">${</w:t>
+      </w:r>
+      <w:r>
+        <w:rPr>
+          <w:rStyle w:val="NormalTok"/>
+        </w:rPr>
+        <w:t xml:space="preserve">name</w:t>
+      </w:r>
+      <w:r>
+        <w:rPr>
+          <w:rStyle w:val="SpecialCharTok"/>
+        </w:rPr>
+        <w:t xml:space="preserve">}</w:t>
+      </w:r>
+      <w:r>
+        <w:rPr>
+          <w:rStyle w:val="VerbatimStringTok"/>
+        </w:rPr>
+        <w:t xml:space="preserve">!`</w:t>
+      </w:r>
+      <w:r>
+        <w:rPr>
+          <w:rStyle w:val="NormalTok"/>
+        </w:rPr>
+        <w:t xml:space="preserve">)</w:t>
+      </w:r>
+      <w:r>
+        <w:rPr>
+          <w:rStyle w:val="OperatorTok"/>
+        </w:rPr>
+        <w:t xml:space="preserve">;</w:t>
+      </w:r>
+      <w:r>
+        <w:br/>
+      </w:r>
+      <w:r>
+        <w:rPr>
+          <w:rStyle w:val="NormalTok"/>
+        </w:rPr>
+        <w:t xml:space="preserve">}</w:t>
+      </w:r>
+    </w:p>
+    <w:bookmarkEnd w:id="26"/>
+    <w:bookmarkStart w:id="27" w:name="usage-notes-2"/>
+    <w:p>
+      <w:pPr>
+        <w:pStyle w:val="Heading2"/>
+      </w:pPr>
+      <w:r>
+        <w:rPr>
+          <w:rStyle w:val="SectionNumber"/>
+        </w:rPr>
+        <w:t xml:space="preserve">3.4</w:t>
+      </w:r>
+      <w:r>
+        <w:tab/>
+      </w:r>
+      <w:r>
+        <w:t xml:space="preserve">Usage Notes</w:t>
+      </w:r>
+    </w:p>
+    <w:p>
+      <w:pPr>
+        <w:pStyle w:val="Compact"/>
+        <w:numPr>
+          <w:ilvl w:val="0"/>
+          <w:numId w:val="1006"/>
+        </w:numPr>
+      </w:pPr>
+      <w:r>
+        <w:t xml:space="preserve">This function does not return any value; its sole purpose is to log a message to the console.</w:t>
+      </w:r>
+    </w:p>
+    <w:p>
+      <w:pPr>
+        <w:pStyle w:val="Compact"/>
+        <w:numPr>
+          <w:ilvl w:val="0"/>
+          <w:numId w:val="1006"/>
+        </w:numPr>
+      </w:pPr>
+      <w:r>
+        <w:t xml:space="preserve">While a</w:t>
+      </w:r>
+      <w:r>
+        <w:t xml:space="preserve"> </w:t>
+      </w:r>
+      <w:r>
+        <w:rPr>
+          <w:rStyle w:val="VerbatimChar"/>
+        </w:rPr>
+        <w:t xml:space="preserve">string</w:t>
+      </w:r>
+      <w:r>
+        <w:t xml:space="preserve"> </w:t>
+      </w:r>
+      <w:r>
+        <w:t xml:space="preserve">is the expected type for the</w:t>
+      </w:r>
+      <w:r>
+        <w:t xml:space="preserve"> </w:t>
+      </w:r>
+      <w:r>
+        <w:rPr>
+          <w:rStyle w:val="VerbatimChar"/>
+        </w:rPr>
+        <w:t xml:space="preserve">name</w:t>
+      </w:r>
+      <w:r>
+        <w:t xml:space="preserve"> </w:t>
+      </w:r>
+      <w:r>
+        <w:t xml:space="preserve">parameter, JavaScript’s type coercion will attempt to convert any passed value into a string representation. For example, passing the number</w:t>
+      </w:r>
+      <w:r>
+        <w:t xml:space="preserve"> </w:t>
+      </w:r>
+      <w:r>
+        <w:rPr>
+          <w:rStyle w:val="VerbatimChar"/>
+        </w:rPr>
+        <w:t xml:space="preserve">123</w:t>
+      </w:r>
+      <w:r>
+        <w:t xml:space="preserve"> </w:t>
+      </w:r>
+      <w:r>
+        <w:t xml:space="preserve">will result in the output</w:t>
+      </w:r>
+      <w:r>
+        <w:t xml:space="preserve"> </w:t>
+      </w:r>
+      <w:r>
+        <w:t xml:space="preserve">“Hello, 123!”</w:t>
+      </w:r>
+      <w:r>
+        <w:t xml:space="preserve">.</w:t>
+      </w:r>
+    </w:p>
+    <w:bookmarkEnd w:id="27"/>
+    <w:bookmarkStart w:id="28" w:name="example-2"/>
+    <w:p>
+      <w:pPr>
+        <w:pStyle w:val="Heading2"/>
+      </w:pPr>
+      <w:r>
+        <w:rPr>
+          <w:rStyle w:val="SectionNumber"/>
+        </w:rPr>
+        <w:t xml:space="preserve">3.5</w:t>
+      </w:r>
+      <w:r>
+        <w:tab/>
+      </w:r>
+      <w:r>
+        <w:t xml:space="preserve">Example</w:t>
+      </w:r>
+    </w:p>
+    <w:p>
+      <w:pPr>
+        <w:pStyle w:val="SourceCode"/>
+      </w:pPr>
+      <w:r>
+        <w:rPr>
+          <w:rStyle w:val="CommentTok"/>
+        </w:rPr>
+        <w:t xml:space="preserve">// Example usage</w:t>
+      </w:r>
+      <w:r>
+        <w:br/>
+      </w:r>
+      <w:r>
+        <w:rPr>
+          <w:rStyle w:val="FunctionTok"/>
+        </w:rPr>
+        <w:t xml:space="preserve">greet</w:t>
+      </w:r>
+      <w:r>
+        <w:rPr>
+          <w:rStyle w:val="NormalTok"/>
+        </w:rPr>
+        <w:t xml:space="preserve">(</w:t>
+      </w:r>
+      <w:r>
+        <w:rPr>
+          <w:rStyle w:val="StringTok"/>
+        </w:rPr>
+        <w:t xml:space="preserve">"Alice"</w:t>
+      </w:r>
+      <w:r>
+        <w:rPr>
+          <w:rStyle w:val="NormalTok"/>
+        </w:rPr>
+        <w:t xml:space="preserve">)</w:t>
+      </w:r>
+      <w:r>
+        <w:rPr>
+          <w:rStyle w:val="OperatorTok"/>
+        </w:rPr>
+        <w:t xml:space="preserve">;</w:t>
+      </w:r>
+      <w:r>
+        <w:br/>
+      </w:r>
+      <w:r>
+        <w:rPr>
+          <w:rStyle w:val="FunctionTok"/>
+        </w:rPr>
+        <w:t xml:space="preserve">greet</w:t>
+      </w:r>
+      <w:r>
+        <w:rPr>
+          <w:rStyle w:val="NormalTok"/>
+        </w:rPr>
+        <w:t xml:space="preserve">(</w:t>
+      </w:r>
+      <w:r>
+        <w:rPr>
+          <w:rStyle w:val="StringTok"/>
+        </w:rPr>
+        <w:t xml:space="preserve">"World"</w:t>
+      </w:r>
+      <w:r>
+        <w:rPr>
+          <w:rStyle w:val="NormalTok"/>
+        </w:rPr>
+        <w:t xml:space="preserve">)</w:t>
+      </w:r>
+      <w:r>
+        <w:rPr>
+          <w:rStyle w:val="OperatorTok"/>
+        </w:rPr>
+        <w:t xml:space="preserve">;</w:t>
+      </w:r>
+    </w:p>
+    <w:p>
+      <w:pPr>
+        <w:pStyle w:val="FirstParagraph"/>
+      </w:pPr>
+      <w:r>
+        <w:rPr>
+          <w:b/>
+          <w:bCs/>
+        </w:rPr>
+        <w:t xml:space="preserve">Output:</w:t>
+      </w:r>
+    </w:p>
+    <w:p>
+      <w:pPr>
+        <w:pStyle w:val="SourceCode"/>
+      </w:pPr>
+      <w:r>
+        <w:rPr>
+          <w:rStyle w:val="VerbatimChar"/>
+        </w:rPr>
+        <w:t xml:space="preserve">Hello, Alice!</w:t>
+      </w:r>
+      <w:r>
+        <w:br/>
+      </w:r>
+      <w:r>
+        <w:rPr>
+          <w:rStyle w:val="VerbatimChar"/>
+        </w:rPr>
+        <w:t xml:space="preserve">Hello, World!</w:t>
+      </w:r>
+    </w:p>
+    <w:p>
+      <w:r>
+        <w:pict>
+          <v:rect style="width:0;height:1.5pt" o:hralign="center" o:hrstd="t" o:hr="t"/>
+        </w:pict>
+      </w:r>
+    </w:p>
+    <w:bookmarkEnd w:id="28"/>
+    <w:bookmarkEnd w:id="29"/>
     <w:sectPr>
       <w:pgSz w:h="15840" w:w="12240"/>
       <w:pgMar w:bottom="1440" w:footer="720" w:gutter="0" w:header="720" w:left="1800" w:right="1800" w:top="1440"/>
@@ -355,6 +2825,194 @@
     <w:lvl w:ilvl="8">
       <w:numFmt w:val="bullet"/>
       <w:lvlText w:val=" "/>
+      <w:lvlJc w:val="left"/>
+      <w:pPr>
+        <w:ind w:left="6480" w:hanging="360"/>
+      </w:pPr>
+    </w:lvl>
+  </w:abstractNum>
+  <w:abstractNum w:abstractNumId="991">
+    <w:nsid w:val="0000A991"/>
+    <w:multiLevelType w:val="multilevel"/>
+    <w:lvl w:ilvl="0">
+      <w:numFmt w:val="bullet"/>
+      <w:lvlText w:val=""/>
+      <w:lvlJc w:val="left"/>
+      <w:pPr>
+        <w:ind w:left="720" w:hanging="360"/>
+      </w:pPr>
+      <w:rPr>
+        <w:rFonts w:ascii="Symbol" w:hAnsi="Symbol" w:cs="Symbol" w:hint="default"/>
+      </w:rPr>
+    </w:lvl>
+    <w:lvl w:ilvl="1">
+      <w:numFmt w:val="bullet"/>
+      <w:lvlText w:val="o"/>
+      <w:lvlJc w:val="left"/>
+      <w:pPr>
+        <w:ind w:left="1440" w:hanging="360"/>
+      </w:pPr>
+      <w:rPr>
+        <w:rFonts w:ascii="Courier New" w:hAnsi="Courier New" w:cs="Courier New" w:hint="default"/>
+      </w:rPr>
+    </w:lvl>
+    <w:lvl w:ilvl="2">
+      <w:numFmt w:val="bullet"/>
+      <w:lvlText w:val=""/>
+      <w:lvlJc w:val="left"/>
+      <w:pPr>
+        <w:ind w:left="2160" w:hanging="360"/>
+      </w:pPr>
+      <w:rPr>
+        <w:rFonts w:ascii="Wingdings" w:hAnsi="Wingdings" w:cs="Wingdings" w:hint="default"/>
+      </w:rPr>
+    </w:lvl>
+    <w:lvl w:ilvl="3">
+      <w:numFmt w:val="bullet"/>
+      <w:lvlText w:val=""/>
+      <w:lvlJc w:val="left"/>
+      <w:pPr>
+        <w:ind w:left="2880" w:hanging="360"/>
+      </w:pPr>
+      <w:rPr>
+        <w:rFonts w:ascii="Symbol" w:hAnsi="Symbol" w:cs="Symbol" w:hint="default"/>
+      </w:rPr>
+    </w:lvl>
+    <w:lvl w:ilvl="4">
+      <w:numFmt w:val="bullet"/>
+      <w:lvlText w:val="o"/>
+      <w:lvlJc w:val="left"/>
+      <w:pPr>
+        <w:ind w:left="3600" w:hanging="360"/>
+      </w:pPr>
+      <w:rPr>
+        <w:rFonts w:ascii="Courier New" w:hAnsi="Courier New" w:cs="Courier New" w:hint="default"/>
+      </w:rPr>
+    </w:lvl>
+    <w:lvl w:ilvl="5">
+      <w:numFmt w:val="bullet"/>
+      <w:lvlText w:val=""/>
+      <w:lvlJc w:val="left"/>
+      <w:pPr>
+        <w:ind w:left="4320" w:hanging="360"/>
+      </w:pPr>
+      <w:rPr>
+        <w:rFonts w:ascii="Wingdings" w:hAnsi="Wingdings" w:cs="Wingdings" w:hint="default"/>
+      </w:rPr>
+    </w:lvl>
+    <w:lvl w:ilvl="6">
+      <w:numFmt w:val="bullet"/>
+      <w:lvlText w:val=""/>
+      <w:lvlJc w:val="left"/>
+      <w:pPr>
+        <w:ind w:left="5040" w:hanging="360"/>
+      </w:pPr>
+      <w:rPr>
+        <w:rFonts w:ascii="Symbol" w:hAnsi="Symbol" w:cs="Symbol" w:hint="default"/>
+      </w:rPr>
+    </w:lvl>
+    <w:lvl w:ilvl="7">
+      <w:numFmt w:val="bullet"/>
+      <w:lvlText w:val="o"/>
+      <w:lvlJc w:val="left"/>
+      <w:pPr>
+        <w:ind w:left="5760" w:hanging="360"/>
+      </w:pPr>
+      <w:rPr>
+        <w:rFonts w:ascii="Courier New" w:hAnsi="Courier New" w:cs="Courier New" w:hint="default"/>
+      </w:rPr>
+    </w:lvl>
+    <w:lvl w:ilvl="8">
+      <w:numFmt w:val="bullet"/>
+      <w:lvlText w:val=""/>
+      <w:lvlJc w:val="left"/>
+      <w:pPr>
+        <w:ind w:left="6480" w:hanging="360"/>
+      </w:pPr>
+      <w:rPr>
+        <w:rFonts w:ascii="Wingdings" w:hAnsi="Wingdings" w:cs="Wingdings" w:hint="default"/>
+      </w:rPr>
+    </w:lvl>
+  </w:abstractNum>
+  <w:abstractNum w:abstractNumId="99411">
+    <w:nsid w:val="00A99411"/>
+    <w:multiLevelType w:val="multilevel"/>
+    <w:lvl w:ilvl="0">
+      <w:start w:val="1"/>
+      <w:numFmt w:val="decimal"/>
+      <w:lvlText w:val="%1."/>
+      <w:lvlJc w:val="left"/>
+      <w:pPr>
+        <w:ind w:left="720" w:hanging="360"/>
+      </w:pPr>
+    </w:lvl>
+    <w:lvl w:ilvl="1">
+      <w:start w:val="1"/>
+      <w:numFmt w:val="decimal"/>
+      <w:lvlText w:val="%2."/>
+      <w:lvlJc w:val="left"/>
+      <w:pPr>
+        <w:ind w:left="1440" w:hanging="360"/>
+      </w:pPr>
+    </w:lvl>
+    <w:lvl w:ilvl="2">
+      <w:start w:val="1"/>
+      <w:numFmt w:val="decimal"/>
+      <w:lvlText w:val="%3."/>
+      <w:lvlJc w:val="left"/>
+      <w:pPr>
+        <w:ind w:left="2160" w:hanging="360"/>
+      </w:pPr>
+    </w:lvl>
+    <w:lvl w:ilvl="3">
+      <w:start w:val="1"/>
+      <w:numFmt w:val="decimal"/>
+      <w:lvlText w:val="%4."/>
+      <w:lvlJc w:val="left"/>
+      <w:pPr>
+        <w:ind w:left="2880" w:hanging="360"/>
+      </w:pPr>
+    </w:lvl>
+    <w:lvl w:ilvl="4">
+      <w:start w:val="1"/>
+      <w:numFmt w:val="decimal"/>
+      <w:lvlText w:val="%5."/>
+      <w:lvlJc w:val="left"/>
+      <w:pPr>
+        <w:ind w:left="3600" w:hanging="360"/>
+      </w:pPr>
+    </w:lvl>
+    <w:lvl w:ilvl="5">
+      <w:start w:val="1"/>
+      <w:numFmt w:val="decimal"/>
+      <w:lvlText w:val="%6."/>
+      <w:lvlJc w:val="left"/>
+      <w:pPr>
+        <w:ind w:left="4320" w:hanging="360"/>
+      </w:pPr>
+    </w:lvl>
+    <w:lvl w:ilvl="6">
+      <w:start w:val="1"/>
+      <w:numFmt w:val="decimal"/>
+      <w:lvlText w:val="%7."/>
+      <w:lvlJc w:val="left"/>
+      <w:pPr>
+        <w:ind w:left="5040" w:hanging="360"/>
+      </w:pPr>
+    </w:lvl>
+    <w:lvl w:ilvl="7">
+      <w:start w:val="1"/>
+      <w:numFmt w:val="decimal"/>
+      <w:lvlText w:val="%8."/>
+      <w:lvlJc w:val="left"/>
+      <w:pPr>
+        <w:ind w:left="5760" w:hanging="360"/>
+      </w:pPr>
+    </w:lvl>
+    <w:lvl w:ilvl="8">
+      <w:start w:val="1"/>
+      <w:numFmt w:val="decimal"/>
+      <w:lvlText w:val="%9."/>
       <w:lvlJc w:val="left"/>
       <w:pPr>
         <w:ind w:left="6480" w:hanging="360"/>
@@ -390,6 +3048,51 @@
   </w:num>
   <w:num w:numId="1000">
     <w:abstractNumId w:val="990"/>
+  </w:num>
+  <w:num w:numId="1001">
+    <w:abstractNumId w:val="991"/>
+  </w:num>
+  <w:num w:numId="1002">
+    <w:abstractNumId w:val="991"/>
+  </w:num>
+  <w:num w:numId="1003">
+    <w:abstractNumId w:val="99411"/>
+    <w:lvlOverride w:ilvl="0">
+      <w:startOverride w:val="1"/>
+    </w:lvlOverride>
+    <w:lvlOverride w:ilvl="1">
+      <w:startOverride w:val="1"/>
+    </w:lvlOverride>
+    <w:lvlOverride w:ilvl="2">
+      <w:startOverride w:val="1"/>
+    </w:lvlOverride>
+    <w:lvlOverride w:ilvl="3">
+      <w:startOverride w:val="1"/>
+    </w:lvlOverride>
+    <w:lvlOverride w:ilvl="4">
+      <w:startOverride w:val="1"/>
+    </w:lvlOverride>
+    <w:lvlOverride w:ilvl="5">
+      <w:startOverride w:val="1"/>
+    </w:lvlOverride>
+    <w:lvlOverride w:ilvl="6">
+      <w:startOverride w:val="1"/>
+    </w:lvlOverride>
+    <w:lvlOverride w:ilvl="7">
+      <w:startOverride w:val="1"/>
+    </w:lvlOverride>
+    <w:lvlOverride w:ilvl="8">
+      <w:startOverride w:val="1"/>
+    </w:lvlOverride>
+  </w:num>
+  <w:num w:numId="1004">
+    <w:abstractNumId w:val="991"/>
+  </w:num>
+  <w:num w:numId="1005">
+    <w:abstractNumId w:val="991"/>
+  </w:num>
+  <w:num w:numId="1006">
+    <w:abstractNumId w:val="991"/>
   </w:num>
 </w:numbering>
 </file>

--- a/script.docx
+++ b/script.docx
@@ -103,7 +103,7 @@
         <w:t xml:space="preserve"> </w:t>
       </w:r>
       <w:r>
-        <w:t xml:space="preserve">function computes the sum of two given values.</w:t>
+        <w:t xml:space="preserve">function computes the sum of two numbers.</w:t>
       </w:r>
     </w:p>
     <w:bookmarkEnd w:id="10"/>
@@ -196,7 +196,7 @@
               <w:pStyle w:val="Compact"/>
             </w:pPr>
             <w:r>
-              <w:t xml:space="preserve">Number</w:t>
+              <w:t xml:space="preserve">number</w:t>
             </w:r>
           </w:p>
         </w:tc>
@@ -207,7 +207,7 @@
               <w:pStyle w:val="Compact"/>
             </w:pPr>
             <w:r>
-              <w:t xml:space="preserve">The first number or addend.</w:t>
+              <w:t xml:space="preserve">The first number to be added.</w:t>
             </w:r>
           </w:p>
         </w:tc>
@@ -234,7 +234,7 @@
               <w:pStyle w:val="Compact"/>
             </w:pPr>
             <w:r>
-              <w:t xml:space="preserve">Number</w:t>
+              <w:t xml:space="preserve">number</w:t>
             </w:r>
           </w:p>
         </w:tc>
@@ -245,7 +245,7 @@
               <w:pStyle w:val="Compact"/>
             </w:pPr>
             <w:r>
-              <w:t xml:space="preserve">The second number or addend.</w:t>
+              <w:t xml:space="preserve">The second number to be added.</w:t>
             </w:r>
           </w:p>
         </w:tc>
@@ -275,7 +275,7 @@
         <w:pStyle w:val="FirstParagraph"/>
       </w:pPr>
       <w:r>
-        <w:t xml:space="preserve">The</w:t>
+        <w:t xml:space="preserve">This function takes two arguments,</w:t>
       </w:r>
       <w:r>
         <w:t xml:space="preserve"> </w:t>
@@ -284,13 +284,13 @@
         <w:rPr>
           <w:rStyle w:val="VerbatimChar"/>
         </w:rPr>
-        <w:t xml:space="preserve">add</w:t>
+        <w:t xml:space="preserve">a</w:t>
       </w:r>
       <w:r>
         <w:t xml:space="preserve"> </w:t>
       </w:r>
       <w:r>
-        <w:t xml:space="preserve">function takes two parameters,</w:t>
+        <w:t xml:space="preserve">and</w:t>
       </w:r>
       <w:r>
         <w:t xml:space="preserve"> </w:t>
@@ -299,218 +299,63 @@
         <w:rPr>
           <w:rStyle w:val="VerbatimChar"/>
         </w:rPr>
-        <w:t xml:space="preserve">a</w:t>
-      </w:r>
-      <w:r>
-        <w:t xml:space="preserve"> </w:t>
-      </w:r>
-      <w:r>
-        <w:t xml:space="preserve">and</w:t>
-      </w:r>
-      <w:r>
-        <w:t xml:space="preserve"> </w:t>
+        <w:t xml:space="preserve">b</w:t>
+      </w:r>
+      <w:r>
+        <w:t xml:space="preserve">, and returns their sum. It uses the standard addition operator (</w:t>
       </w:r>
       <w:r>
         <w:rPr>
           <w:rStyle w:val="VerbatimChar"/>
         </w:rPr>
-        <w:t xml:space="preserve">b</w:t>
-      </w:r>
-      <w:r>
-        <w:t xml:space="preserve">, and returns their sum. It uses the standard addition operator (</w:t>
-      </w:r>
-      <w:r>
-        <w:rPr>
-          <w:rStyle w:val="VerbatimChar"/>
-        </w:rPr>
         <w:t xml:space="preserve">+</w:t>
       </w:r>
       <w:r>
-        <w:t xml:space="preserve">) to perform the calculation. The function is straightforward and directly returns the result of the expression</w:t>
-      </w:r>
-      <w:r>
-        <w:t xml:space="preserve"> </w:t>
-      </w:r>
-      <w:r>
-        <w:rPr>
-          <w:rStyle w:val="VerbatimChar"/>
-        </w:rPr>
-        <w:t xml:space="preserve">a + b</w:t>
-      </w:r>
-      <w:r>
-        <w:t xml:space="preserve">.</w:t>
+        <w:t xml:space="preserve">) to perform the calculation. The primary purpose of this function is to encapsulate the addition operation, making the code where it’s used more readable and modular.</w:t>
       </w:r>
     </w:p>
     <w:p>
       <w:pPr>
-        <w:pStyle w:val="BodyText"/>
-      </w:pPr>
-      <w:r>
-        <w:t xml:space="preserve">While designed for numeric addition, it’s important to note that the</w:t>
-      </w:r>
-      <w:r>
-        <w:t xml:space="preserve"> </w:t>
-      </w:r>
-      <w:r>
-        <w:rPr>
-          <w:rStyle w:val="VerbatimChar"/>
+        <w:pStyle w:val="SourceCode"/>
+      </w:pPr>
+      <w:r>
+        <w:rPr>
+          <w:rStyle w:val="CommentTok"/>
+        </w:rPr>
+        <w:t xml:space="preserve">// The function simply returns the result of a + b</w:t>
+      </w:r>
+      <w:r>
+        <w:br/>
+      </w:r>
+      <w:r>
+        <w:rPr>
+          <w:rStyle w:val="ControlFlowTok"/>
+        </w:rPr>
+        <w:t xml:space="preserve">return</w:t>
+      </w:r>
+      <w:r>
+        <w:rPr>
+          <w:rStyle w:val="NormalTok"/>
+        </w:rPr>
+        <w:t xml:space="preserve"> a </w:t>
+      </w:r>
+      <w:r>
+        <w:rPr>
+          <w:rStyle w:val="OperatorTok"/>
         </w:rPr>
         <w:t xml:space="preserve">+</w:t>
       </w:r>
       <w:r>
-        <w:t xml:space="preserve"> </w:t>
-      </w:r>
-      <w:r>
-        <w:t xml:space="preserve">operator in JavaScript is overloaded. If one or both of the arguments are strings, the operator will perform string concatenation instead of numeric addition.</w:t>
-      </w:r>
-    </w:p>
-    <w:p>
-      <w:pPr>
-        <w:pStyle w:val="SourceCode"/>
-      </w:pPr>
-      <w:r>
-        <w:rPr>
-          <w:rStyle w:val="CommentTok"/>
-        </w:rPr>
-        <w:t xml:space="preserve">// Numeric addition</w:t>
-      </w:r>
-      <w:r>
-        <w:br/>
-      </w:r>
-      <w:r>
-        <w:rPr>
-          <w:rStyle w:val="FunctionTok"/>
-        </w:rPr>
-        <w:t xml:space="preserve">add</w:t>
-      </w:r>
-      <w:r>
         <w:rPr>
           <w:rStyle w:val="NormalTok"/>
         </w:rPr>
-        <w:t xml:space="preserve">(</w:t>
-      </w:r>
-      <w:r>
-        <w:rPr>
-          <w:rStyle w:val="DecValTok"/>
-        </w:rPr>
-        <w:t xml:space="preserve">10</w:t>
+        <w:t xml:space="preserve"> b</w:t>
       </w:r>
       <w:r>
         <w:rPr>
           <w:rStyle w:val="OperatorTok"/>
         </w:rPr>
-        <w:t xml:space="preserve">,</w:t>
-      </w:r>
-      <w:r>
-        <w:rPr>
-          <w:rStyle w:val="NormalTok"/>
-        </w:rPr>
-        <w:t xml:space="preserve"> </w:t>
-      </w:r>
-      <w:r>
-        <w:rPr>
-          <w:rStyle w:val="DecValTok"/>
-        </w:rPr>
-        <w:t xml:space="preserve">5</w:t>
-      </w:r>
-      <w:r>
-        <w:rPr>
-          <w:rStyle w:val="NormalTok"/>
-        </w:rPr>
-        <w:t xml:space="preserve">)</w:t>
-      </w:r>
-      <w:r>
-        <w:rPr>
-          <w:rStyle w:val="OperatorTok"/>
-        </w:rPr>
         <w:t xml:space="preserve">;</w:t>
-      </w:r>
-      <w:r>
-        <w:rPr>
-          <w:rStyle w:val="NormalTok"/>
-        </w:rPr>
-        <w:t xml:space="preserve"> </w:t>
-      </w:r>
-      <w:r>
-        <w:rPr>
-          <w:rStyle w:val="CommentTok"/>
-        </w:rPr>
-        <w:t xml:space="preserve">// Returns 15</w:t>
-      </w:r>
-      <w:r>
-        <w:br/>
-      </w:r>
-      <w:r>
-        <w:br/>
-      </w:r>
-      <w:r>
-        <w:rPr>
-          <w:rStyle w:val="CommentTok"/>
-        </w:rPr>
-        <w:t xml:space="preserve">// String concatenation</w:t>
-      </w:r>
-      <w:r>
-        <w:br/>
-      </w:r>
-      <w:r>
-        <w:rPr>
-          <w:rStyle w:val="FunctionTok"/>
-        </w:rPr>
-        <w:t xml:space="preserve">add</w:t>
-      </w:r>
-      <w:r>
-        <w:rPr>
-          <w:rStyle w:val="NormalTok"/>
-        </w:rPr>
-        <w:t xml:space="preserve">(</w:t>
-      </w:r>
-      <w:r>
-        <w:rPr>
-          <w:rStyle w:val="StringTok"/>
-        </w:rPr>
-        <w:t xml:space="preserve">"Hello, "</w:t>
-      </w:r>
-      <w:r>
-        <w:rPr>
-          <w:rStyle w:val="OperatorTok"/>
-        </w:rPr>
-        <w:t xml:space="preserve">,</w:t>
-      </w:r>
-      <w:r>
-        <w:rPr>
-          <w:rStyle w:val="NormalTok"/>
-        </w:rPr>
-        <w:t xml:space="preserve"> </w:t>
-      </w:r>
-      <w:r>
-        <w:rPr>
-          <w:rStyle w:val="StringTok"/>
-        </w:rPr>
-        <w:t xml:space="preserve">"World!"</w:t>
-      </w:r>
-      <w:r>
-        <w:rPr>
-          <w:rStyle w:val="NormalTok"/>
-        </w:rPr>
-        <w:t xml:space="preserve">)</w:t>
-      </w:r>
-      <w:r>
-        <w:rPr>
-          <w:rStyle w:val="OperatorTok"/>
-        </w:rPr>
-        <w:t xml:space="preserve">;</w:t>
-      </w:r>
-      <w:r>
-        <w:rPr>
-          <w:rStyle w:val="NormalTok"/>
-        </w:rPr>
-        <w:t xml:space="preserve"> </w:t>
-      </w:r>
-      <w:r>
-        <w:rPr>
-          <w:rStyle w:val="CommentTok"/>
-        </w:rPr>
-        <w:t xml:space="preserve">// Returns "Hello, World!"</w:t>
       </w:r>
     </w:p>
     <w:bookmarkEnd w:id="12"/>
@@ -541,7 +386,7 @@
         </w:numPr>
       </w:pPr>
       <w:r>
-        <w:t xml:space="preserve">This function is primarily intended for adding two numbers.</w:t>
+        <w:t xml:space="preserve">This function is designed to work with numeric types (integers or floating-point numbers).</w:t>
       </w:r>
     </w:p>
     <w:p>
@@ -553,7 +398,7 @@
         </w:numPr>
       </w:pPr>
       <w:r>
-        <w:t xml:space="preserve">If string values are passed as arguments, the function will perform string concatenation instead of mathematical addition. For example,</w:t>
+        <w:t xml:space="preserve">If strings are provided as arguments, the</w:t>
       </w:r>
       <w:r>
         <w:t xml:space="preserve"> </w:t>
@@ -562,13 +407,28 @@
         <w:rPr>
           <w:rStyle w:val="VerbatimChar"/>
         </w:rPr>
+        <w:t xml:space="preserve">+</w:t>
+      </w:r>
+      <w:r>
+        <w:t xml:space="preserve"> </w:t>
+      </w:r>
+      <w:r>
+        <w:t xml:space="preserve">operator will perform string concatenation instead of numeric addition due to JavaScript’s type coercion. For example,</w:t>
+      </w:r>
+      <w:r>
+        <w:t xml:space="preserve"> </w:t>
+      </w:r>
+      <w:r>
+        <w:rPr>
+          <w:rStyle w:val="VerbatimChar"/>
+        </w:rPr>
         <w:t xml:space="preserve">add("5", "10")</w:t>
       </w:r>
       <w:r>
         <w:t xml:space="preserve"> </w:t>
       </w:r>
       <w:r>
-        <w:t xml:space="preserve">will return</w:t>
+        <w:t xml:space="preserve">would result in</w:t>
       </w:r>
       <w:r>
         <w:t xml:space="preserve"> </w:t>
@@ -592,22 +452,7 @@
         </w:numPr>
       </w:pPr>
       <w:r>
-        <w:t xml:space="preserve">To ensure numeric addition, make sure both arguments are of the</w:t>
-      </w:r>
-      <w:r>
-        <w:t xml:space="preserve"> </w:t>
-      </w:r>
-      <w:r>
-        <w:rPr>
-          <w:rStyle w:val="VerbatimChar"/>
-        </w:rPr>
-        <w:t xml:space="preserve">Number</w:t>
-      </w:r>
-      <w:r>
-        <w:t xml:space="preserve"> </w:t>
-      </w:r>
-      <w:r>
-        <w:t xml:space="preserve">type before passing them to the function.</w:t>
+        <w:t xml:space="preserve">Ensure that the inputs are numbers to get the expected arithmetic sum.</w:t>
       </w:r>
     </w:p>
     <w:p>
@@ -622,18 +467,7 @@
         <w:t xml:space="preserve">Output Example</w:t>
       </w:r>
       <w:r>
-        <w:t xml:space="preserve">: The function returns a single value which is the result of the addition or concatenation operation.</w:t>
-      </w:r>
-    </w:p>
-    <w:p>
-      <w:pPr>
-        <w:pStyle w:val="SourceCode"/>
-      </w:pPr>
-      <w:r>
-        <w:rPr>
-          <w:rStyle w:val="VerbatimChar"/>
-        </w:rPr>
-        <w:t xml:space="preserve">15</w:t>
+        <w:t xml:space="preserve">: The function returns a single numeric value representing the sum of the two input parameters.</w:t>
       </w:r>
     </w:p>
     <w:bookmarkEnd w:id="13"/>
@@ -663,7 +497,7 @@
         <w:rPr>
           <w:rStyle w:val="CommentTok"/>
         </w:rPr>
-        <w:t xml:space="preserve">// Example 1: Adding two integers</w:t>
+        <w:t xml:space="preserve">// Example usage</w:t>
       </w:r>
       <w:r>
         <w:br/>
@@ -678,7 +512,7 @@
         <w:rPr>
           <w:rStyle w:val="NormalTok"/>
         </w:rPr>
-        <w:t xml:space="preserve"> sum </w:t>
+        <w:t xml:space="preserve"> result </w:t>
       </w:r>
       <w:r>
         <w:rPr>
@@ -765,247 +599,7 @@
         <w:rPr>
           <w:rStyle w:val="NormalTok"/>
         </w:rPr>
-        <w:t xml:space="preserve">(sum)</w:t>
-      </w:r>
-      <w:r>
-        <w:rPr>
-          <w:rStyle w:val="OperatorTok"/>
-        </w:rPr>
-        <w:t xml:space="preserve">;</w:t>
-      </w:r>
-      <w:r>
-        <w:br/>
-      </w:r>
-      <w:r>
-        <w:br/>
-      </w:r>
-      <w:r>
-        <w:rPr>
-          <w:rStyle w:val="CommentTok"/>
-        </w:rPr>
-        <w:t xml:space="preserve">// Example 2: Adding floating-point numbers</w:t>
-      </w:r>
-      <w:r>
-        <w:br/>
-      </w:r>
-      <w:r>
-        <w:rPr>
-          <w:rStyle w:val="KeywordTok"/>
-        </w:rPr>
-        <w:t xml:space="preserve">let</w:t>
-      </w:r>
-      <w:r>
-        <w:rPr>
-          <w:rStyle w:val="NormalTok"/>
-        </w:rPr>
-        <w:t xml:space="preserve"> floatSum </w:t>
-      </w:r>
-      <w:r>
-        <w:rPr>
-          <w:rStyle w:val="OperatorTok"/>
-        </w:rPr>
-        <w:t xml:space="preserve">=</w:t>
-      </w:r>
-      <w:r>
-        <w:rPr>
-          <w:rStyle w:val="NormalTok"/>
-        </w:rPr>
-        <w:t xml:space="preserve"> </w:t>
-      </w:r>
-      <w:r>
-        <w:rPr>
-          <w:rStyle w:val="FunctionTok"/>
-        </w:rPr>
-        <w:t xml:space="preserve">add</w:t>
-      </w:r>
-      <w:r>
-        <w:rPr>
-          <w:rStyle w:val="NormalTok"/>
-        </w:rPr>
-        <w:t xml:space="preserve">(</w:t>
-      </w:r>
-      <w:r>
-        <w:rPr>
-          <w:rStyle w:val="FloatTok"/>
-        </w:rPr>
-        <w:t xml:space="preserve">3.14</w:t>
-      </w:r>
-      <w:r>
-        <w:rPr>
-          <w:rStyle w:val="OperatorTok"/>
-        </w:rPr>
-        <w:t xml:space="preserve">,</w:t>
-      </w:r>
-      <w:r>
-        <w:rPr>
-          <w:rStyle w:val="NormalTok"/>
-        </w:rPr>
-        <w:t xml:space="preserve"> </w:t>
-      </w:r>
-      <w:r>
-        <w:rPr>
-          <w:rStyle w:val="FloatTok"/>
-        </w:rPr>
-        <w:t xml:space="preserve">2.71</w:t>
-      </w:r>
-      <w:r>
-        <w:rPr>
-          <w:rStyle w:val="NormalTok"/>
-        </w:rPr>
-        <w:t xml:space="preserve">)</w:t>
-      </w:r>
-      <w:r>
-        <w:rPr>
-          <w:rStyle w:val="OperatorTok"/>
-        </w:rPr>
-        <w:t xml:space="preserve">;</w:t>
-      </w:r>
-      <w:r>
-        <w:br/>
-      </w:r>
-      <w:r>
-        <w:rPr>
-          <w:rStyle w:val="BuiltInTok"/>
-        </w:rPr>
-        <w:t xml:space="preserve">console</w:t>
-      </w:r>
-      <w:r>
-        <w:rPr>
-          <w:rStyle w:val="OperatorTok"/>
-        </w:rPr>
-        <w:t xml:space="preserve">.</w:t>
-      </w:r>
-      <w:r>
-        <w:rPr>
-          <w:rStyle w:val="FunctionTok"/>
-        </w:rPr>
-        <w:t xml:space="preserve">log</w:t>
-      </w:r>
-      <w:r>
-        <w:rPr>
-          <w:rStyle w:val="NormalTok"/>
-        </w:rPr>
-        <w:t xml:space="preserve">(floatSum)</w:t>
-      </w:r>
-      <w:r>
-        <w:rPr>
-          <w:rStyle w:val="OperatorTok"/>
-        </w:rPr>
-        <w:t xml:space="preserve">;</w:t>
-      </w:r>
-      <w:r>
-        <w:br/>
-      </w:r>
-      <w:r>
-        <w:br/>
-      </w:r>
-      <w:r>
-        <w:rPr>
-          <w:rStyle w:val="CommentTok"/>
-        </w:rPr>
-        <w:t xml:space="preserve">// Example 3: Concatenating strings (demonstrates type coercion)</w:t>
-      </w:r>
-      <w:r>
-        <w:br/>
-      </w:r>
-      <w:r>
-        <w:rPr>
-          <w:rStyle w:val="KeywordTok"/>
-        </w:rPr>
-        <w:t xml:space="preserve">let</w:t>
-      </w:r>
-      <w:r>
-        <w:rPr>
-          <w:rStyle w:val="NormalTok"/>
-        </w:rPr>
-        <w:t xml:space="preserve"> greeting </w:t>
-      </w:r>
-      <w:r>
-        <w:rPr>
-          <w:rStyle w:val="OperatorTok"/>
-        </w:rPr>
-        <w:t xml:space="preserve">=</w:t>
-      </w:r>
-      <w:r>
-        <w:rPr>
-          <w:rStyle w:val="NormalTok"/>
-        </w:rPr>
-        <w:t xml:space="preserve"> </w:t>
-      </w:r>
-      <w:r>
-        <w:rPr>
-          <w:rStyle w:val="FunctionTok"/>
-        </w:rPr>
-        <w:t xml:space="preserve">add</w:t>
-      </w:r>
-      <w:r>
-        <w:rPr>
-          <w:rStyle w:val="NormalTok"/>
-        </w:rPr>
-        <w:t xml:space="preserve">(</w:t>
-      </w:r>
-      <w:r>
-        <w:rPr>
-          <w:rStyle w:val="StringTok"/>
-        </w:rPr>
-        <w:t xml:space="preserve">"Hello, "</w:t>
-      </w:r>
-      <w:r>
-        <w:rPr>
-          <w:rStyle w:val="OperatorTok"/>
-        </w:rPr>
-        <w:t xml:space="preserve">,</w:t>
-      </w:r>
-      <w:r>
-        <w:rPr>
-          <w:rStyle w:val="NormalTok"/>
-        </w:rPr>
-        <w:t xml:space="preserve"> </w:t>
-      </w:r>
-      <w:r>
-        <w:rPr>
-          <w:rStyle w:val="StringTok"/>
-        </w:rPr>
-        <w:t xml:space="preserve">"JavaScript!"</w:t>
-      </w:r>
-      <w:r>
-        <w:rPr>
-          <w:rStyle w:val="NormalTok"/>
-        </w:rPr>
-        <w:t xml:space="preserve">)</w:t>
-      </w:r>
-      <w:r>
-        <w:rPr>
-          <w:rStyle w:val="OperatorTok"/>
-        </w:rPr>
-        <w:t xml:space="preserve">;</w:t>
-      </w:r>
-      <w:r>
-        <w:br/>
-      </w:r>
-      <w:r>
-        <w:rPr>
-          <w:rStyle w:val="BuiltInTok"/>
-        </w:rPr>
-        <w:t xml:space="preserve">console</w:t>
-      </w:r>
-      <w:r>
-        <w:rPr>
-          <w:rStyle w:val="OperatorTok"/>
-        </w:rPr>
-        <w:t xml:space="preserve">.</w:t>
-      </w:r>
-      <w:r>
-        <w:rPr>
-          <w:rStyle w:val="FunctionTok"/>
-        </w:rPr>
-        <w:t xml:space="preserve">log</w:t>
-      </w:r>
-      <w:r>
-        <w:rPr>
-          <w:rStyle w:val="NormalTok"/>
-        </w:rPr>
-        <w:t xml:space="preserve">(greeting)</w:t>
+        <w:t xml:space="preserve">(result)</w:t>
       </w:r>
       <w:r>
         <w:rPr>
@@ -1035,24 +629,6 @@
           <w:rStyle w:val="VerbatimChar"/>
         </w:rPr>
         <w:t xml:space="preserve">15</w:t>
-      </w:r>
-      <w:r>
-        <w:br/>
-      </w:r>
-      <w:r>
-        <w:rPr>
-          <w:rStyle w:val="VerbatimChar"/>
-        </w:rPr>
-        <w:t xml:space="preserve">5.85</w:t>
-      </w:r>
-      <w:r>
-        <w:br/>
-      </w:r>
-      <w:r>
-        <w:rPr>
-          <w:rStyle w:val="VerbatimChar"/>
-        </w:rPr>
-        <w:t xml:space="preserve">Hello, JavaScript!</w:t>
       </w:r>
     </w:p>
     <w:p>
@@ -1158,7 +734,7 @@
         <w:tab/>
       </w:r>
       <w:r>
-        <w:t xml:space="preserve">parameters</w:t>
+        <w:t xml:space="preserve">Parameters</w:t>
       </w:r>
     </w:p>
     <w:p>
@@ -1206,7 +782,7 @@
         <w:pStyle w:val="FirstParagraph"/>
       </w:pPr>
       <w:r>
-        <w:t xml:space="preserve">This function implements the factorial operation using recursion. The factorial of a non-negative integer</w:t>
+        <w:t xml:space="preserve">The</w:t>
       </w:r>
       <w:r>
         <w:t xml:space="preserve"> </w:t>
@@ -1215,22 +791,13 @@
         <w:rPr>
           <w:rStyle w:val="VerbatimChar"/>
         </w:rPr>
-        <w:t xml:space="preserve">n</w:t>
-      </w:r>
-      <w:r>
-        <w:t xml:space="preserve">, denoted by</w:t>
+        <w:t xml:space="preserve">factorial</w:t>
       </w:r>
       <w:r>
         <w:t xml:space="preserve"> </w:t>
       </w:r>
       <w:r>
-        <w:rPr>
-          <w:rStyle w:val="VerbatimChar"/>
-        </w:rPr>
-        <w:t xml:space="preserve">n!</w:t>
-      </w:r>
-      <w:r>
-        <w:t xml:space="preserve">, is the product of all positive integers less than or equal to</w:t>
+        <w:t xml:space="preserve">function is a classic example of recursion. It calculates the product of all positive integers up to a given number</w:t>
       </w:r>
       <w:r>
         <w:t xml:space="preserve"> </w:t>
@@ -1250,31 +817,7 @@
         <w:pStyle w:val="BodyText"/>
       </w:pPr>
       <w:r>
-        <w:t xml:space="preserve">The function’s logic is based on a ternary operator which serves as a compact</w:t>
-      </w:r>
-      <w:r>
-        <w:t xml:space="preserve"> </w:t>
-      </w:r>
-      <w:r>
-        <w:rPr>
-          <w:rStyle w:val="VerbatimChar"/>
-        </w:rPr>
-        <w:t xml:space="preserve">if-else</w:t>
-      </w:r>
-      <w:r>
-        <w:t xml:space="preserve"> </w:t>
-      </w:r>
-      <w:r>
-        <w:t xml:space="preserve">statement:</w:t>
-      </w:r>
-      <w:r>
-        <w:t xml:space="preserve"> </w:t>
-      </w:r>
-      <w:r>
-        <w:rPr>
-          <w:rStyle w:val="VerbatimChar"/>
-        </w:rPr>
-        <w:t xml:space="preserve">return n &lt;= 1 ? 1 : n * factorial(n - 1);</w:t>
+        <w:t xml:space="preserve">The function operates based on two conditions:</w:t>
       </w:r>
     </w:p>
     <w:p>
@@ -1292,7 +835,7 @@
         <w:t xml:space="preserve">Base Case</w:t>
       </w:r>
       <w:r>
-        <w:t xml:space="preserve">: The recursion terminates when</w:t>
+        <w:t xml:space="preserve">: The recursion terminates when the input</w:t>
       </w:r>
       <w:r>
         <w:t xml:space="preserve"> </w:t>
@@ -1307,16 +850,28 @@
         <w:t xml:space="preserve"> </w:t>
       </w:r>
       <w:r>
-        <w:t xml:space="preserve">is less than or equal to 1. By definition, the factorial of 1 (</w:t>
+        <w:t xml:space="preserve">is less than or equal to 1. In this scenario, the function returns</w:t>
+      </w:r>
+      <w:r>
+        <w:t xml:space="preserve"> </w:t>
       </w:r>
       <w:r>
         <w:rPr>
           <w:rStyle w:val="VerbatimChar"/>
         </w:rPr>
+        <w:t xml:space="preserve">1</w:t>
+      </w:r>
+      <w:r>
+        <w:t xml:space="preserve">. This is because the factorial of 1 (</w:t>
+      </w:r>
+      <w:r>
+        <w:rPr>
+          <w:rStyle w:val="VerbatimChar"/>
+        </w:rPr>
         <w:t xml:space="preserve">1!</w:t>
       </w:r>
       <w:r>
-        <w:t xml:space="preserve">) is 1, and the factorial of 0 (</w:t>
+        <w:t xml:space="preserve">) is 1, and by convention, the factorial of 0 (</w:t>
       </w:r>
       <w:r>
         <w:rPr>
@@ -1325,22 +880,7 @@
         <w:t xml:space="preserve">0!</w:t>
       </w:r>
       <w:r>
-        <w:t xml:space="preserve">) is also 1. The function returns</w:t>
-      </w:r>
-      <w:r>
-        <w:t xml:space="preserve"> </w:t>
-      </w:r>
-      <w:r>
-        <w:rPr>
-          <w:rStyle w:val="VerbatimChar"/>
-        </w:rPr>
-        <w:t xml:space="preserve">1</w:t>
-      </w:r>
-      <w:r>
-        <w:t xml:space="preserve"> </w:t>
-      </w:r>
-      <w:r>
-        <w:t xml:space="preserve">in this case, which prevents infinite recursion.</w:t>
+        <w:t xml:space="preserve">) is also 1.</w:t>
       </w:r>
     </w:p>
     <w:p>
@@ -1373,7 +913,7 @@
         <w:t xml:space="preserve"> </w:t>
       </w:r>
       <w:r>
-        <w:t xml:space="preserve">is greater than 1, the function returns the product of</w:t>
+        <w:t xml:space="preserve">is greater than 1, the function multiplies</w:t>
       </w:r>
       <w:r>
         <w:t xml:space="preserve"> </w:t>
@@ -1388,7 +928,7 @@
         <w:t xml:space="preserve"> </w:t>
       </w:r>
       <w:r>
-        <w:t xml:space="preserve">and the result of calling</w:t>
+        <w:t xml:space="preserve">by the result of calling itself with the argument</w:t>
       </w:r>
       <w:r>
         <w:t xml:space="preserve"> </w:t>
@@ -1397,25 +937,10 @@
         <w:rPr>
           <w:rStyle w:val="VerbatimChar"/>
         </w:rPr>
-        <w:t xml:space="preserve">factorial</w:t>
-      </w:r>
-      <w:r>
-        <w:t xml:space="preserve"> </w:t>
-      </w:r>
-      <w:r>
-        <w:t xml:space="preserve">with the argument</w:t>
-      </w:r>
-      <w:r>
-        <w:t xml:space="preserve"> </w:t>
-      </w:r>
-      <w:r>
-        <w:rPr>
-          <w:rStyle w:val="VerbatimChar"/>
-        </w:rPr>
         <w:t xml:space="preserve">n - 1</w:t>
       </w:r>
       <w:r>
-        <w:t xml:space="preserve">. This process repeats, decrementing</w:t>
+        <w:t xml:space="preserve">. This process continues, decrementing</w:t>
       </w:r>
       <w:r>
         <w:t xml:space="preserve"> </w:t>
@@ -1438,7 +963,7 @@
         <w:pStyle w:val="FirstParagraph"/>
       </w:pPr>
       <w:r>
-        <w:t xml:space="preserve">For example,</w:t>
+        <w:t xml:space="preserve">For example, calling</w:t>
       </w:r>
       <w:r>
         <w:t xml:space="preserve"> </w:t>
@@ -1453,141 +978,287 @@
         <w:t xml:space="preserve"> </w:t>
       </w:r>
       <w:r>
-        <w:t xml:space="preserve">is computed as follows:</w:t>
-      </w:r>
-      <w:r>
-        <w:t xml:space="preserve"> </w:t>
-      </w:r>
-      <w:r>
-        <w:t xml:space="preserve">-</w:t>
-      </w:r>
-      <w:r>
-        <w:t xml:space="preserve"> </w:t>
-      </w:r>
-      <w:r>
-        <w:rPr>
-          <w:rStyle w:val="VerbatimChar"/>
-        </w:rPr>
-        <w:t xml:space="preserve">factorial(4)</w:t>
-      </w:r>
-      <w:r>
-        <w:t xml:space="preserve"> </w:t>
-      </w:r>
-      <w:r>
-        <w:t xml:space="preserve">returns</w:t>
-      </w:r>
-      <w:r>
-        <w:t xml:space="preserve"> </w:t>
-      </w:r>
-      <w:r>
-        <w:rPr>
-          <w:rStyle w:val="VerbatimChar"/>
-        </w:rPr>
-        <w:t xml:space="preserve">4 * factorial(3)</w:t>
-      </w:r>
-      <w:r>
-        <w:t xml:space="preserve"> </w:t>
-      </w:r>
-      <w:r>
-        <w:t xml:space="preserve">-</w:t>
-      </w:r>
-      <w:r>
-        <w:t xml:space="preserve"> </w:t>
-      </w:r>
-      <w:r>
-        <w:rPr>
-          <w:rStyle w:val="VerbatimChar"/>
-        </w:rPr>
-        <w:t xml:space="preserve">factorial(3)</w:t>
-      </w:r>
-      <w:r>
-        <w:t xml:space="preserve"> </w:t>
-      </w:r>
-      <w:r>
-        <w:t xml:space="preserve">returns</w:t>
-      </w:r>
-      <w:r>
-        <w:t xml:space="preserve"> </w:t>
-      </w:r>
-      <w:r>
-        <w:rPr>
-          <w:rStyle w:val="VerbatimChar"/>
-        </w:rPr>
-        <w:t xml:space="preserve">3 * factorial(2)</w:t>
-      </w:r>
-      <w:r>
-        <w:t xml:space="preserve"> </w:t>
-      </w:r>
-      <w:r>
-        <w:t xml:space="preserve">-</w:t>
-      </w:r>
-      <w:r>
-        <w:t xml:space="preserve"> </w:t>
-      </w:r>
-      <w:r>
-        <w:rPr>
-          <w:rStyle w:val="VerbatimChar"/>
-        </w:rPr>
-        <w:t xml:space="preserve">factorial(2)</w:t>
-      </w:r>
-      <w:r>
-        <w:t xml:space="preserve"> </w:t>
-      </w:r>
-      <w:r>
-        <w:t xml:space="preserve">returns</w:t>
-      </w:r>
-      <w:r>
-        <w:t xml:space="preserve"> </w:t>
-      </w:r>
-      <w:r>
-        <w:rPr>
-          <w:rStyle w:val="VerbatimChar"/>
-        </w:rPr>
-        <w:t xml:space="preserve">2 * factorial(1)</w:t>
-      </w:r>
-      <w:r>
-        <w:t xml:space="preserve"> </w:t>
-      </w:r>
-      <w:r>
-        <w:t xml:space="preserve">-</w:t>
-      </w:r>
-      <w:r>
-        <w:t xml:space="preserve"> </w:t>
-      </w:r>
-      <w:r>
-        <w:rPr>
-          <w:rStyle w:val="VerbatimChar"/>
-        </w:rPr>
-        <w:t xml:space="preserve">factorial(1)</w:t>
-      </w:r>
-      <w:r>
-        <w:t xml:space="preserve"> </w:t>
-      </w:r>
-      <w:r>
-        <w:t xml:space="preserve">returns</w:t>
-      </w:r>
-      <w:r>
-        <w:t xml:space="preserve"> </w:t>
-      </w:r>
-      <w:r>
-        <w:rPr>
-          <w:rStyle w:val="VerbatimChar"/>
-        </w:rPr>
-        <w:t xml:space="preserve">1</w:t>
-      </w:r>
-      <w:r>
-        <w:t xml:space="preserve"> </w:t>
-      </w:r>
-      <w:r>
-        <w:t xml:space="preserve">(base case)</w:t>
+        <w:t xml:space="preserve">triggers the following sequence:</w:t>
       </w:r>
     </w:p>
     <w:p>
       <w:pPr>
-        <w:pStyle w:val="BodyText"/>
-      </w:pPr>
-      <w:r>
-        <w:t xml:space="preserve">The results are then multiplied up the call stack:</w:t>
+        <w:pStyle w:val="SourceCode"/>
+      </w:pPr>
+      <w:r>
+        <w:rPr>
+          <w:rStyle w:val="FunctionTok"/>
+        </w:rPr>
+        <w:t xml:space="preserve">factorial</w:t>
+      </w:r>
+      <w:r>
+        <w:rPr>
+          <w:rStyle w:val="NormalTok"/>
+        </w:rPr>
+        <w:t xml:space="preserve">(</w:t>
+      </w:r>
+      <w:r>
+        <w:rPr>
+          <w:rStyle w:val="DecValTok"/>
+        </w:rPr>
+        <w:t xml:space="preserve">4</w:t>
+      </w:r>
+      <w:r>
+        <w:rPr>
+          <w:rStyle w:val="NormalTok"/>
+        </w:rPr>
+        <w:t xml:space="preserve">) returns </w:t>
+      </w:r>
+      <w:r>
+        <w:rPr>
+          <w:rStyle w:val="DecValTok"/>
+        </w:rPr>
+        <w:t xml:space="preserve">4</w:t>
+      </w:r>
+      <w:r>
+        <w:rPr>
+          <w:rStyle w:val="NormalTok"/>
+        </w:rPr>
+        <w:t xml:space="preserve"> </w:t>
+      </w:r>
+      <w:r>
+        <w:rPr>
+          <w:rStyle w:val="OperatorTok"/>
+        </w:rPr>
+        <w:t xml:space="preserve">*</w:t>
+      </w:r>
+      <w:r>
+        <w:rPr>
+          <w:rStyle w:val="NormalTok"/>
+        </w:rPr>
+        <w:t xml:space="preserve"> </w:t>
+      </w:r>
+      <w:r>
+        <w:rPr>
+          <w:rStyle w:val="FunctionTok"/>
+        </w:rPr>
+        <w:t xml:space="preserve">factorial</w:t>
+      </w:r>
+      <w:r>
+        <w:rPr>
+          <w:rStyle w:val="NormalTok"/>
+        </w:rPr>
+        <w:t xml:space="preserve">(</w:t>
+      </w:r>
+      <w:r>
+        <w:rPr>
+          <w:rStyle w:val="DecValTok"/>
+        </w:rPr>
+        <w:t xml:space="preserve">3</w:t>
+      </w:r>
+      <w:r>
+        <w:rPr>
+          <w:rStyle w:val="NormalTok"/>
+        </w:rPr>
+        <w:t xml:space="preserve">)</w:t>
+      </w:r>
+      <w:r>
+        <w:br/>
+      </w:r>
+      <w:r>
+        <w:rPr>
+          <w:rStyle w:val="FunctionTok"/>
+        </w:rPr>
+        <w:t xml:space="preserve">factorial</w:t>
+      </w:r>
+      <w:r>
+        <w:rPr>
+          <w:rStyle w:val="NormalTok"/>
+        </w:rPr>
+        <w:t xml:space="preserve">(</w:t>
+      </w:r>
+      <w:r>
+        <w:rPr>
+          <w:rStyle w:val="DecValTok"/>
+        </w:rPr>
+        <w:t xml:space="preserve">3</w:t>
+      </w:r>
+      <w:r>
+        <w:rPr>
+          <w:rStyle w:val="NormalTok"/>
+        </w:rPr>
+        <w:t xml:space="preserve">) returns </w:t>
+      </w:r>
+      <w:r>
+        <w:rPr>
+          <w:rStyle w:val="DecValTok"/>
+        </w:rPr>
+        <w:t xml:space="preserve">3</w:t>
+      </w:r>
+      <w:r>
+        <w:rPr>
+          <w:rStyle w:val="NormalTok"/>
+        </w:rPr>
+        <w:t xml:space="preserve"> </w:t>
+      </w:r>
+      <w:r>
+        <w:rPr>
+          <w:rStyle w:val="OperatorTok"/>
+        </w:rPr>
+        <w:t xml:space="preserve">*</w:t>
+      </w:r>
+      <w:r>
+        <w:rPr>
+          <w:rStyle w:val="NormalTok"/>
+        </w:rPr>
+        <w:t xml:space="preserve"> </w:t>
+      </w:r>
+      <w:r>
+        <w:rPr>
+          <w:rStyle w:val="FunctionTok"/>
+        </w:rPr>
+        <w:t xml:space="preserve">factorial</w:t>
+      </w:r>
+      <w:r>
+        <w:rPr>
+          <w:rStyle w:val="NormalTok"/>
+        </w:rPr>
+        <w:t xml:space="preserve">(</w:t>
+      </w:r>
+      <w:r>
+        <w:rPr>
+          <w:rStyle w:val="DecValTok"/>
+        </w:rPr>
+        <w:t xml:space="preserve">2</w:t>
+      </w:r>
+      <w:r>
+        <w:rPr>
+          <w:rStyle w:val="NormalTok"/>
+        </w:rPr>
+        <w:t xml:space="preserve">)</w:t>
+      </w:r>
+      <w:r>
+        <w:br/>
+      </w:r>
+      <w:r>
+        <w:rPr>
+          <w:rStyle w:val="FunctionTok"/>
+        </w:rPr>
+        <w:t xml:space="preserve">factorial</w:t>
+      </w:r>
+      <w:r>
+        <w:rPr>
+          <w:rStyle w:val="NormalTok"/>
+        </w:rPr>
+        <w:t xml:space="preserve">(</w:t>
+      </w:r>
+      <w:r>
+        <w:rPr>
+          <w:rStyle w:val="DecValTok"/>
+        </w:rPr>
+        <w:t xml:space="preserve">2</w:t>
+      </w:r>
+      <w:r>
+        <w:rPr>
+          <w:rStyle w:val="NormalTok"/>
+        </w:rPr>
+        <w:t xml:space="preserve">) returns </w:t>
+      </w:r>
+      <w:r>
+        <w:rPr>
+          <w:rStyle w:val="DecValTok"/>
+        </w:rPr>
+        <w:t xml:space="preserve">2</w:t>
+      </w:r>
+      <w:r>
+        <w:rPr>
+          <w:rStyle w:val="NormalTok"/>
+        </w:rPr>
+        <w:t xml:space="preserve"> </w:t>
+      </w:r>
+      <w:r>
+        <w:rPr>
+          <w:rStyle w:val="OperatorTok"/>
+        </w:rPr>
+        <w:t xml:space="preserve">*</w:t>
+      </w:r>
+      <w:r>
+        <w:rPr>
+          <w:rStyle w:val="NormalTok"/>
+        </w:rPr>
+        <w:t xml:space="preserve"> </w:t>
+      </w:r>
+      <w:r>
+        <w:rPr>
+          <w:rStyle w:val="FunctionTok"/>
+        </w:rPr>
+        <w:t xml:space="preserve">factorial</w:t>
+      </w:r>
+      <w:r>
+        <w:rPr>
+          <w:rStyle w:val="NormalTok"/>
+        </w:rPr>
+        <w:t xml:space="preserve">(</w:t>
+      </w:r>
+      <w:r>
+        <w:rPr>
+          <w:rStyle w:val="DecValTok"/>
+        </w:rPr>
+        <w:t xml:space="preserve">1</w:t>
+      </w:r>
+      <w:r>
+        <w:rPr>
+          <w:rStyle w:val="NormalTok"/>
+        </w:rPr>
+        <w:t xml:space="preserve">)</w:t>
+      </w:r>
+      <w:r>
+        <w:br/>
+      </w:r>
+      <w:r>
+        <w:rPr>
+          <w:rStyle w:val="FunctionTok"/>
+        </w:rPr>
+        <w:t xml:space="preserve">factorial</w:t>
+      </w:r>
+      <w:r>
+        <w:rPr>
+          <w:rStyle w:val="NormalTok"/>
+        </w:rPr>
+        <w:t xml:space="preserve">(</w:t>
+      </w:r>
+      <w:r>
+        <w:rPr>
+          <w:rStyle w:val="DecValTok"/>
+        </w:rPr>
+        <w:t xml:space="preserve">1</w:t>
+      </w:r>
+      <w:r>
+        <w:rPr>
+          <w:rStyle w:val="NormalTok"/>
+        </w:rPr>
+        <w:t xml:space="preserve">) returns </w:t>
+      </w:r>
+      <w:r>
+        <w:rPr>
+          <w:rStyle w:val="DecValTok"/>
+        </w:rPr>
+        <w:t xml:space="preserve">1</w:t>
+      </w:r>
+      <w:r>
+        <w:rPr>
+          <w:rStyle w:val="NormalTok"/>
+        </w:rPr>
+        <w:t xml:space="preserve"> </w:t>
+      </w:r>
+      <w:r>
+        <w:rPr>
+          <w:rStyle w:val="CommentTok"/>
+        </w:rPr>
+        <w:t xml:space="preserve">// Base case reached</w:t>
+      </w:r>
+    </w:p>
+    <w:p>
+      <w:pPr>
+        <w:pStyle w:val="FirstParagraph"/>
+      </w:pPr>
+      <w:r>
+        <w:t xml:space="preserve">The results are then multiplied back up the call stack:</w:t>
       </w:r>
       <w:r>
         <w:t xml:space="preserve"> </w:t>
@@ -1654,7 +1325,7 @@
         </w:numPr>
       </w:pPr>
       <w:r>
-        <w:t xml:space="preserve">The function is intended for non-negative integers. Providing a negative number will result in an infinite loop and a</w:t>
+        <w:t xml:space="preserve">This function is designed for non-negative integers. Providing a negative number will result in an infinite recursion, leading to a</w:t>
       </w:r>
       <w:r>
         <w:t xml:space="preserve"> </w:t>
@@ -1678,7 +1349,7 @@
         </w:numPr>
       </w:pPr>
       <w:r>
-        <w:t xml:space="preserve">Due to the recursive nature of this function, calculating the factorial of very large numbers can lead to a stack overflow error. An iterative approach is recommended for large inputs.</w:t>
+        <w:t xml:space="preserve">Due to its recursive nature, calculating the factorial of very large numbers can also lead to a stack overflow error. For such cases, an iterative approach might be more suitable.</w:t>
       </w:r>
     </w:p>
     <w:p>
@@ -1690,7 +1361,7 @@
         </w:numPr>
       </w:pPr>
       <w:r>
-        <w:t xml:space="preserve">Factorial values grow very rapidly. JavaScript numbers may lose precision for factorials of numbers greater than 17, and will return</w:t>
+        <w:t xml:space="preserve">The input</w:t>
       </w:r>
       <w:r>
         <w:t xml:space="preserve"> </w:t>
@@ -1699,13 +1370,13 @@
         <w:rPr>
           <w:rStyle w:val="VerbatimChar"/>
         </w:rPr>
-        <w:t xml:space="preserve">Infinity</w:t>
+        <w:t xml:space="preserve">n</w:t>
       </w:r>
       <w:r>
         <w:t xml:space="preserve"> </w:t>
       </w:r>
       <w:r>
-        <w:t xml:space="preserve">for larger values.</w:t>
+        <w:t xml:space="preserve">is expected to be an integer. While it may work for floating-point numbers until the base case is met, the mathematical concept of a factorial is typically defined only for non-negative integers.</w:t>
       </w:r>
     </w:p>
     <w:p>
@@ -1720,7 +1391,7 @@
         <w:t xml:space="preserve">Output Example</w:t>
       </w:r>
       <w:r>
-        <w:t xml:space="preserve">: The function returns a single</w:t>
+        <w:t xml:space="preserve">: The function returns a single number representing the calculated factorial.</w:t>
       </w:r>
       <w:r>
         <w:t xml:space="preserve"> </w:t>
@@ -1729,13 +1400,7 @@
         <w:rPr>
           <w:rStyle w:val="VerbatimChar"/>
         </w:rPr>
-        <w:t xml:space="preserve">Number</w:t>
-      </w:r>
-      <w:r>
-        <w:t xml:space="preserve"> </w:t>
-      </w:r>
-      <w:r>
-        <w:t xml:space="preserve">representing the calculated factorial.</w:t>
+        <w:t xml:space="preserve">24</w:t>
       </w:r>
     </w:p>
     <w:bookmarkEnd w:id="20"/>
@@ -1774,7 +1439,7 @@
         <w:rPr>
           <w:rStyle w:val="KeywordTok"/>
         </w:rPr>
-        <w:t xml:space="preserve">const</w:t>
+        <w:t xml:space="preserve">let</w:t>
       </w:r>
       <w:r>
         <w:rPr>
@@ -1813,7 +1478,7 @@
         <w:rPr>
           <w:rStyle w:val="KeywordTok"/>
         </w:rPr>
-        <w:t xml:space="preserve">const</w:t>
+        <w:t xml:space="preserve">let</w:t>
       </w:r>
       <w:r>
         <w:rPr>
@@ -2092,7 +1757,7 @@
         <w:t xml:space="preserve"> </w:t>
       </w:r>
       <w:r>
-        <w:t xml:space="preserve">(string): The name of the person to greet. This value will be embedded in the output message.</w:t>
+        <w:t xml:space="preserve">(string): The name to be included in the greeting message.</w:t>
       </w:r>
     </w:p>
     <w:bookmarkEnd w:id="25"/>
@@ -2119,7 +1784,7 @@
         <w:pStyle w:val="FirstParagraph"/>
       </w:pPr>
       <w:r>
-        <w:t xml:space="preserve">This function provides a simple way to display a standard greeting. It accepts a single argument,</w:t>
+        <w:t xml:space="preserve">This function provides a simple way to display a standardized greeting. It accepts a single argument,</w:t>
       </w:r>
       <w:r>
         <w:t xml:space="preserve"> </w:t>
@@ -2131,7 +1796,7 @@
         <w:t xml:space="preserve">name</w:t>
       </w:r>
       <w:r>
-        <w:t xml:space="preserve">. Inside the function, a template literal string</w:t>
+        <w:t xml:space="preserve">. Inside the function, a template literal is used to construct the string</w:t>
       </w:r>
       <w:r>
         <w:t xml:space="preserve"> </w:t>
@@ -2143,40 +1808,22 @@
         <w:t xml:space="preserve">`Hello, ${name}!`</w:t>
       </w:r>
       <w:r>
+        <w:t xml:space="preserve">, where</w:t>
+      </w:r>
+      <w:r>
         <w:t xml:space="preserve"> </w:t>
       </w:r>
       <w:r>
-        <w:t xml:space="preserve">is constructed. The</w:t>
+        <w:rPr>
+          <w:rStyle w:val="VerbatimChar"/>
+        </w:rPr>
+        <w:t xml:space="preserve">${name}</w:t>
       </w:r>
       <w:r>
         <w:t xml:space="preserve"> </w:t>
       </w:r>
       <w:r>
-        <w:rPr>
-          <w:rStyle w:val="VerbatimChar"/>
-        </w:rPr>
-        <w:t xml:space="preserve">${name}</w:t>
-      </w:r>
-      <w:r>
-        <w:t xml:space="preserve"> </w:t>
-      </w:r>
-      <w:r>
-        <w:t xml:space="preserve">placeholder is dynamically replaced with the value passed into the</w:t>
-      </w:r>
-      <w:r>
-        <w:t xml:space="preserve"> </w:t>
-      </w:r>
-      <w:r>
-        <w:rPr>
-          <w:rStyle w:val="VerbatimChar"/>
-        </w:rPr>
-        <w:t xml:space="preserve">name</w:t>
-      </w:r>
-      <w:r>
-        <w:t xml:space="preserve"> </w:t>
-      </w:r>
-      <w:r>
-        <w:t xml:space="preserve">parameter.</w:t>
+        <w:t xml:space="preserve">is a placeholder that gets replaced by the value passed into the function.</w:t>
       </w:r>
     </w:p>
     <w:p>
@@ -2184,7 +1831,7 @@
         <w:pStyle w:val="BodyText"/>
       </w:pPr>
       <w:r>
-        <w:t xml:space="preserve">Finally, the built-in</w:t>
+        <w:t xml:space="preserve">The resulting string is then passed to the</w:t>
       </w:r>
       <w:r>
         <w:t xml:space="preserve"> </w:t>
@@ -2199,7 +1846,34 @@
         <w:t xml:space="preserve"> </w:t>
       </w:r>
       <w:r>
-        <w:t xml:space="preserve">method is called to output the complete string to the standard output, which is typically the developer console in a web browser or the terminal in a Node.js environment.</w:t>
+        <w:t xml:space="preserve">method, which outputs the message to the web console. The function itself does not have a</w:t>
+      </w:r>
+      <w:r>
+        <w:t xml:space="preserve"> </w:t>
+      </w:r>
+      <w:r>
+        <w:rPr>
+          <w:rStyle w:val="VerbatimChar"/>
+        </w:rPr>
+        <w:t xml:space="preserve">return</w:t>
+      </w:r>
+      <w:r>
+        <w:t xml:space="preserve"> </w:t>
+      </w:r>
+      <w:r>
+        <w:t xml:space="preserve">statement, so it implicitly returns</w:t>
+      </w:r>
+      <w:r>
+        <w:t xml:space="preserve"> </w:t>
+      </w:r>
+      <w:r>
+        <w:rPr>
+          <w:rStyle w:val="VerbatimChar"/>
+        </w:rPr>
+        <w:t xml:space="preserve">undefined</w:t>
+      </w:r>
+      <w:r>
+        <w:t xml:space="preserve">.</w:t>
       </w:r>
     </w:p>
     <w:p>
@@ -2208,6 +1882,15 @@
       </w:pPr>
       <w:r>
         <w:rPr>
+          <w:rStyle w:val="CommentTok"/>
+        </w:rPr>
+        <w:t xml:space="preserve">// The function takes a 'name' and logs a greeting.</w:t>
+      </w:r>
+      <w:r>
+        <w:br/>
+      </w:r>
+      <w:r>
+        <w:rPr>
           <w:rStyle w:val="KeywordTok"/>
         </w:rPr>
         <w:t xml:space="preserve">function</w:t>
@@ -2229,6 +1912,21 @@
           <w:rStyle w:val="NormalTok"/>
         </w:rPr>
         <w:t xml:space="preserve">(name) {</w:t>
+      </w:r>
+      <w:r>
+        <w:br/>
+      </w:r>
+      <w:r>
+        <w:rPr>
+          <w:rStyle w:val="NormalTok"/>
+        </w:rPr>
+        <w:t xml:space="preserve">    </w:t>
+      </w:r>
+      <w:r>
+        <w:rPr>
+          <w:rStyle w:val="CommentTok"/>
+        </w:rPr>
+        <w:t xml:space="preserve">// A template literal constructs the final string.</w:t>
       </w:r>
       <w:r>
         <w:br/>
@@ -2343,7 +2041,7 @@
         </w:numPr>
       </w:pPr>
       <w:r>
-        <w:t xml:space="preserve">This function does not return any value; its sole purpose is to log a message to the console.</w:t>
+        <w:t xml:space="preserve">This function’s primary effect is logging to the console. It does not return a value that can be assigned to a variable for further use.</w:t>
       </w:r>
     </w:p>
     <w:p>
@@ -2355,7 +2053,7 @@
         </w:numPr>
       </w:pPr>
       <w:r>
-        <w:t xml:space="preserve">While a</w:t>
+        <w:t xml:space="preserve">While the</w:t>
       </w:r>
       <w:r>
         <w:t xml:space="preserve"> </w:t>
@@ -2364,52 +2062,13 @@
         <w:rPr>
           <w:rStyle w:val="VerbatimChar"/>
         </w:rPr>
-        <w:t xml:space="preserve">string</w:t>
+        <w:t xml:space="preserve">name</w:t>
       </w:r>
       <w:r>
         <w:t xml:space="preserve"> </w:t>
       </w:r>
       <w:r>
-        <w:t xml:space="preserve">is the expected type for the</w:t>
-      </w:r>
-      <w:r>
-        <w:t xml:space="preserve"> </w:t>
-      </w:r>
-      <w:r>
-        <w:rPr>
-          <w:rStyle w:val="VerbatimChar"/>
-        </w:rPr>
-        <w:t xml:space="preserve">name</w:t>
-      </w:r>
-      <w:r>
-        <w:t xml:space="preserve"> </w:t>
-      </w:r>
-      <w:r>
-        <w:t xml:space="preserve">parameter, JavaScript’s type coercion will attempt to convert any passed value into a string representation. For example, passing the number</w:t>
-      </w:r>
-      <w:r>
-        <w:t xml:space="preserve"> </w:t>
-      </w:r>
-      <w:r>
-        <w:rPr>
-          <w:rStyle w:val="VerbatimChar"/>
-        </w:rPr>
-        <w:t xml:space="preserve">123</w:t>
-      </w:r>
-      <w:r>
-        <w:t xml:space="preserve"> </w:t>
-      </w:r>
-      <w:r>
-        <w:t xml:space="preserve">will result in the output</w:t>
-      </w:r>
-      <w:r>
-        <w:t xml:space="preserve"> </w:t>
-      </w:r>
-      <w:r>
-        <w:t xml:space="preserve">“Hello, 123!”</w:t>
-      </w:r>
-      <w:r>
-        <w:t xml:space="preserve">.</w:t>
+        <w:t xml:space="preserve">parameter is intended to be a string, JavaScript’s type coercion will attempt to convert non-string arguments into a string representation for the output.</w:t>
       </w:r>
     </w:p>
     <w:bookmarkEnd w:id="27"/>
@@ -2460,40 +2119,40 @@
         <w:rPr>
           <w:rStyle w:val="StringTok"/>
         </w:rPr>
+        <w:t xml:space="preserve">"World"</w:t>
+      </w:r>
+      <w:r>
+        <w:rPr>
+          <w:rStyle w:val="NormalTok"/>
+        </w:rPr>
+        <w:t xml:space="preserve">)</w:t>
+      </w:r>
+      <w:r>
+        <w:rPr>
+          <w:rStyle w:val="OperatorTok"/>
+        </w:rPr>
+        <w:t xml:space="preserve">;</w:t>
+      </w:r>
+      <w:r>
+        <w:br/>
+      </w:r>
+      <w:r>
+        <w:rPr>
+          <w:rStyle w:val="FunctionTok"/>
+        </w:rPr>
+        <w:t xml:space="preserve">greet</w:t>
+      </w:r>
+      <w:r>
+        <w:rPr>
+          <w:rStyle w:val="NormalTok"/>
+        </w:rPr>
+        <w:t xml:space="preserve">(</w:t>
+      </w:r>
+      <w:r>
+        <w:rPr>
+          <w:rStyle w:val="StringTok"/>
+        </w:rPr>
         <w:t xml:space="preserve">"Alice"</w:t>
-      </w:r>
-      <w:r>
-        <w:rPr>
-          <w:rStyle w:val="NormalTok"/>
-        </w:rPr>
-        <w:t xml:space="preserve">)</w:t>
-      </w:r>
-      <w:r>
-        <w:rPr>
-          <w:rStyle w:val="OperatorTok"/>
-        </w:rPr>
-        <w:t xml:space="preserve">;</w:t>
-      </w:r>
-      <w:r>
-        <w:br/>
-      </w:r>
-      <w:r>
-        <w:rPr>
-          <w:rStyle w:val="FunctionTok"/>
-        </w:rPr>
-        <w:t xml:space="preserve">greet</w:t>
-      </w:r>
-      <w:r>
-        <w:rPr>
-          <w:rStyle w:val="NormalTok"/>
-        </w:rPr>
-        <w:t xml:space="preserve">(</w:t>
-      </w:r>
-      <w:r>
-        <w:rPr>
-          <w:rStyle w:val="StringTok"/>
-        </w:rPr>
-        <w:t xml:space="preserve">"World"</w:t>
       </w:r>
       <w:r>
         <w:rPr>
@@ -2528,16 +2187,16 @@
         <w:rPr>
           <w:rStyle w:val="VerbatimChar"/>
         </w:rPr>
+        <w:t xml:space="preserve">Hello, World!</w:t>
+      </w:r>
+      <w:r>
+        <w:br/>
+      </w:r>
+      <w:r>
+        <w:rPr>
+          <w:rStyle w:val="VerbatimChar"/>
+        </w:rPr>
         <w:t xml:space="preserve">Hello, Alice!</w:t>
-      </w:r>
-      <w:r>
-        <w:br/>
-      </w:r>
-      <w:r>
-        <w:rPr>
-          <w:rStyle w:val="VerbatimChar"/>
-        </w:rPr>
-        <w:t xml:space="preserve">Hello, World!</w:t>
       </w:r>
     </w:p>
     <w:p>

--- a/script.docx
+++ b/script.docx
@@ -103,7 +103,7 @@
         <w:t xml:space="preserve"> </w:t>
       </w:r>
       <w:r>
-        <w:t xml:space="preserve">function computes the sum of two numbers.</w:t>
+        <w:t xml:space="preserve">function calculates the sum of two numbers and returns the result.</w:t>
       </w:r>
     </w:p>
     <w:bookmarkEnd w:id="10"/>
@@ -275,7 +275,7 @@
         <w:pStyle w:val="FirstParagraph"/>
       </w:pPr>
       <w:r>
-        <w:t xml:space="preserve">This function takes two arguments,</w:t>
+        <w:t xml:space="preserve">This function provides a straightforward implementation of addition. It accepts two arguments,</w:t>
       </w:r>
       <w:r>
         <w:t xml:space="preserve"> </w:t>
@@ -302,7 +302,10 @@
         <w:t xml:space="preserve">b</w:t>
       </w:r>
       <w:r>
-        <w:t xml:space="preserve">, and returns their sum. It uses the standard addition operator (</w:t>
+        <w:t xml:space="preserve">. Inside the function, the</w:t>
+      </w:r>
+      <w:r>
+        <w:t xml:space="preserve"> </w:t>
       </w:r>
       <w:r>
         <w:rPr>
@@ -311,7 +314,10 @@
         <w:t xml:space="preserve">+</w:t>
       </w:r>
       <w:r>
-        <w:t xml:space="preserve">) to perform the calculation. The primary purpose of this function is to encapsulate the addition operation, making the code where it’s used more readable and modular.</w:t>
+        <w:t xml:space="preserve"> </w:t>
+      </w:r>
+      <w:r>
+        <w:t xml:space="preserve">operator is used to compute the sum of these two arguments. The resulting value is then returned by the function.</w:t>
       </w:r>
     </w:p>
     <w:p>
@@ -322,7 +328,7 @@
         <w:rPr>
           <w:rStyle w:val="CommentTok"/>
         </w:rPr>
-        <w:t xml:space="preserve">// The function simply returns the result of a + b</w:t>
+        <w:t xml:space="preserve">// The function returns the result of a + b</w:t>
       </w:r>
       <w:r>
         <w:br/>
@@ -386,7 +392,7 @@
         </w:numPr>
       </w:pPr>
       <w:r>
-        <w:t xml:space="preserve">This function is designed to work with numeric types (integers or floating-point numbers).</w:t>
+        <w:t xml:space="preserve">This function is designed to work with numeric inputs.</w:t>
       </w:r>
     </w:p>
     <w:p>
@@ -413,7 +419,7 @@
         <w:t xml:space="preserve"> </w:t>
       </w:r>
       <w:r>
-        <w:t xml:space="preserve">operator will perform string concatenation instead of numeric addition due to JavaScript’s type coercion. For example,</w:t>
+        <w:t xml:space="preserve">operator will perform string concatenation instead of addition. For example,</w:t>
       </w:r>
       <w:r>
         <w:t xml:space="preserve"> </w:t>
@@ -422,7 +428,7 @@
         <w:rPr>
           <w:rStyle w:val="VerbatimChar"/>
         </w:rPr>
-        <w:t xml:space="preserve">add("5", "10")</w:t>
+        <w:t xml:space="preserve">add("2", "3")</w:t>
       </w:r>
       <w:r>
         <w:t xml:space="preserve"> </w:t>
@@ -437,7 +443,7 @@
         <w:rPr>
           <w:rStyle w:val="VerbatimChar"/>
         </w:rPr>
-        <w:t xml:space="preserve">"510"</w:t>
+        <w:t xml:space="preserve">"23"</w:t>
       </w:r>
       <w:r>
         <w:t xml:space="preserve">.</w:t>
@@ -452,7 +458,7 @@
         </w:numPr>
       </w:pPr>
       <w:r>
-        <w:t xml:space="preserve">Ensure that the inputs are numbers to get the expected arithmetic sum.</w:t>
+        <w:t xml:space="preserve">If one argument is a number and the other is a string, JavaScript will convert the number to a string and concatenate them.</w:t>
       </w:r>
     </w:p>
     <w:p>
@@ -467,7 +473,7 @@
         <w:t xml:space="preserve">Output Example</w:t>
       </w:r>
       <w:r>
-        <w:t xml:space="preserve">: The function returns a single numeric value representing the sum of the two input parameters.</w:t>
+        <w:t xml:space="preserve">: The function returns a single value of the same type as the input if both are numbers, or a string if concatenation occurs.</w:t>
       </w:r>
     </w:p>
     <w:bookmarkEnd w:id="13"/>
@@ -506,7 +512,7 @@
         <w:rPr>
           <w:rStyle w:val="KeywordTok"/>
         </w:rPr>
-        <w:t xml:space="preserve">let</w:t>
+        <w:t xml:space="preserve">const</w:t>
       </w:r>
       <w:r>
         <w:rPr>
@@ -734,7 +740,7 @@
         <w:tab/>
       </w:r>
       <w:r>
-        <w:t xml:space="preserve">Parameters</w:t>
+        <w:t xml:space="preserve">parameters</w:t>
       </w:r>
     </w:p>
     <w:p>
@@ -755,7 +761,7 @@
         <w:t xml:space="preserve"> </w:t>
       </w:r>
       <w:r>
-        <w:t xml:space="preserve">(Number): The non-negative integer for which the factorial will be computed.</w:t>
+        <w:t xml:space="preserve">(Number): The non-negative integer for which the factorial will be calculated.</w:t>
       </w:r>
     </w:p>
     <w:bookmarkEnd w:id="18"/>
@@ -782,10 +788,158 @@
         <w:pStyle w:val="FirstParagraph"/>
       </w:pPr>
       <w:r>
-        <w:t xml:space="preserve">The</w:t>
+        <w:t xml:space="preserve">This function implements the factorial calculation using recursion. The logic is based on the mathematical definition of a factorial:</w:t>
+      </w:r>
+    </w:p>
+    <w:p>
+      <w:pPr>
+        <w:pStyle w:val="Compact"/>
+        <w:numPr>
+          <w:ilvl w:val="0"/>
+          <w:numId w:val="1003"/>
+        </w:numPr>
+      </w:pPr>
+      <w:r>
+        <w:t xml:space="preserve">The factorial of 0 (0!) is 1.</w:t>
+      </w:r>
+    </w:p>
+    <w:p>
+      <w:pPr>
+        <w:pStyle w:val="Compact"/>
+        <w:numPr>
+          <w:ilvl w:val="0"/>
+          <w:numId w:val="1003"/>
+        </w:numPr>
+      </w:pPr>
+      <w:r>
+        <w:t xml:space="preserve">The factorial of 1 (1!) is 1.</w:t>
+      </w:r>
+    </w:p>
+    <w:p>
+      <w:pPr>
+        <w:pStyle w:val="Compact"/>
+        <w:numPr>
+          <w:ilvl w:val="0"/>
+          <w:numId w:val="1003"/>
+        </w:numPr>
+      </w:pPr>
+      <w:r>
+        <w:t xml:space="preserve">The factorial of any integer</w:t>
       </w:r>
       <w:r>
         <w:t xml:space="preserve"> </w:t>
+      </w:r>
+      <w:r>
+        <w:rPr>
+          <w:rStyle w:val="VerbatimChar"/>
+        </w:rPr>
+        <w:t xml:space="preserve">n</w:t>
+      </w:r>
+      <w:r>
+        <w:t xml:space="preserve"> </w:t>
+      </w:r>
+      <w:r>
+        <w:t xml:space="preserve">greater than 1 is</w:t>
+      </w:r>
+      <w:r>
+        <w:t xml:space="preserve"> </w:t>
+      </w:r>
+      <w:r>
+        <w:rPr>
+          <w:rStyle w:val="VerbatimChar"/>
+        </w:rPr>
+        <w:t xml:space="preserve">n</w:t>
+      </w:r>
+      <w:r>
+        <w:t xml:space="preserve"> </w:t>
+      </w:r>
+      <w:r>
+        <w:t xml:space="preserve">multiplied by the factorial of</w:t>
+      </w:r>
+      <w:r>
+        <w:t xml:space="preserve"> </w:t>
+      </w:r>
+      <w:r>
+        <w:rPr>
+          <w:rStyle w:val="VerbatimChar"/>
+        </w:rPr>
+        <w:t xml:space="preserve">n-1</w:t>
+      </w:r>
+      <w:r>
+        <w:t xml:space="preserve">.</w:t>
+      </w:r>
+    </w:p>
+    <w:p>
+      <w:pPr>
+        <w:pStyle w:val="FirstParagraph"/>
+      </w:pPr>
+      <w:r>
+        <w:t xml:space="preserve">The function first checks for the base case: if the input</w:t>
+      </w:r>
+      <w:r>
+        <w:t xml:space="preserve"> </w:t>
+      </w:r>
+      <w:r>
+        <w:rPr>
+          <w:rStyle w:val="VerbatimChar"/>
+        </w:rPr>
+        <w:t xml:space="preserve">n</w:t>
+      </w:r>
+      <w:r>
+        <w:t xml:space="preserve"> </w:t>
+      </w:r>
+      <w:r>
+        <w:t xml:space="preserve">is less than or equal to 1. If this condition is true, it returns</w:t>
+      </w:r>
+      <w:r>
+        <w:t xml:space="preserve"> </w:t>
+      </w:r>
+      <w:r>
+        <w:rPr>
+          <w:rStyle w:val="VerbatimChar"/>
+        </w:rPr>
+        <w:t xml:space="preserve">1</w:t>
+      </w:r>
+      <w:r>
+        <w:t xml:space="preserve">, stopping the recursion.</w:t>
+      </w:r>
+    </w:p>
+    <w:p>
+      <w:pPr>
+        <w:pStyle w:val="BodyText"/>
+      </w:pPr>
+      <w:r>
+        <w:t xml:space="preserve">If</w:t>
+      </w:r>
+      <w:r>
+        <w:t xml:space="preserve"> </w:t>
+      </w:r>
+      <w:r>
+        <w:rPr>
+          <w:rStyle w:val="VerbatimChar"/>
+        </w:rPr>
+        <w:t xml:space="preserve">n</w:t>
+      </w:r>
+      <w:r>
+        <w:t xml:space="preserve"> </w:t>
+      </w:r>
+      <w:r>
+        <w:t xml:space="preserve">is greater than 1, the function enters the recursive step. It returns the product of</w:t>
+      </w:r>
+      <w:r>
+        <w:t xml:space="preserve"> </w:t>
+      </w:r>
+      <w:r>
+        <w:rPr>
+          <w:rStyle w:val="VerbatimChar"/>
+        </w:rPr>
+        <w:t xml:space="preserve">n</w:t>
+      </w:r>
+      <w:r>
+        <w:t xml:space="preserve"> </w:t>
+      </w:r>
+      <w:r>
+        <w:t xml:space="preserve">and the result of calling itself (</w:t>
       </w:r>
       <w:r>
         <w:rPr>
@@ -794,141 +948,7 @@
         <w:t xml:space="preserve">factorial</w:t>
       </w:r>
       <w:r>
-        <w:t xml:space="preserve"> </w:t>
-      </w:r>
-      <w:r>
-        <w:t xml:space="preserve">function is a classic example of recursion. It calculates the product of all positive integers up to a given number</w:t>
-      </w:r>
-      <w:r>
-        <w:t xml:space="preserve"> </w:t>
-      </w:r>
-      <w:r>
-        <w:rPr>
-          <w:rStyle w:val="VerbatimChar"/>
-        </w:rPr>
-        <w:t xml:space="preserve">n</w:t>
-      </w:r>
-      <w:r>
-        <w:t xml:space="preserve">.</w:t>
-      </w:r>
-    </w:p>
-    <w:p>
-      <w:pPr>
-        <w:pStyle w:val="BodyText"/>
-      </w:pPr>
-      <w:r>
-        <w:t xml:space="preserve">The function operates based on two conditions:</w:t>
-      </w:r>
-    </w:p>
-    <w:p>
-      <w:pPr>
-        <w:numPr>
-          <w:ilvl w:val="0"/>
-          <w:numId w:val="1003"/>
-        </w:numPr>
-      </w:pPr>
-      <w:r>
-        <w:rPr>
-          <w:b/>
-          <w:bCs/>
-        </w:rPr>
-        <w:t xml:space="preserve">Base Case</w:t>
-      </w:r>
-      <w:r>
-        <w:t xml:space="preserve">: The recursion terminates when the input</w:t>
-      </w:r>
-      <w:r>
-        <w:t xml:space="preserve"> </w:t>
-      </w:r>
-      <w:r>
-        <w:rPr>
-          <w:rStyle w:val="VerbatimChar"/>
-        </w:rPr>
-        <w:t xml:space="preserve">n</w:t>
-      </w:r>
-      <w:r>
-        <w:t xml:space="preserve"> </w:t>
-      </w:r>
-      <w:r>
-        <w:t xml:space="preserve">is less than or equal to 1. In this scenario, the function returns</w:t>
-      </w:r>
-      <w:r>
-        <w:t xml:space="preserve"> </w:t>
-      </w:r>
-      <w:r>
-        <w:rPr>
-          <w:rStyle w:val="VerbatimChar"/>
-        </w:rPr>
-        <w:t xml:space="preserve">1</w:t>
-      </w:r>
-      <w:r>
-        <w:t xml:space="preserve">. This is because the factorial of 1 (</w:t>
-      </w:r>
-      <w:r>
-        <w:rPr>
-          <w:rStyle w:val="VerbatimChar"/>
-        </w:rPr>
-        <w:t xml:space="preserve">1!</w:t>
-      </w:r>
-      <w:r>
-        <w:t xml:space="preserve">) is 1, and by convention, the factorial of 0 (</w:t>
-      </w:r>
-      <w:r>
-        <w:rPr>
-          <w:rStyle w:val="VerbatimChar"/>
-        </w:rPr>
-        <w:t xml:space="preserve">0!</w:t>
-      </w:r>
-      <w:r>
-        <w:t xml:space="preserve">) is also 1.</w:t>
-      </w:r>
-    </w:p>
-    <w:p>
-      <w:pPr>
-        <w:numPr>
-          <w:ilvl w:val="0"/>
-          <w:numId w:val="1003"/>
-        </w:numPr>
-      </w:pPr>
-      <w:r>
-        <w:rPr>
-          <w:b/>
-          <w:bCs/>
-        </w:rPr>
-        <w:t xml:space="preserve">Recursive Step</w:t>
-      </w:r>
-      <w:r>
-        <w:t xml:space="preserve">: If</w:t>
-      </w:r>
-      <w:r>
-        <w:t xml:space="preserve"> </w:t>
-      </w:r>
-      <w:r>
-        <w:rPr>
-          <w:rStyle w:val="VerbatimChar"/>
-        </w:rPr>
-        <w:t xml:space="preserve">n</w:t>
-      </w:r>
-      <w:r>
-        <w:t xml:space="preserve"> </w:t>
-      </w:r>
-      <w:r>
-        <w:t xml:space="preserve">is greater than 1, the function multiplies</w:t>
-      </w:r>
-      <w:r>
-        <w:t xml:space="preserve"> </w:t>
-      </w:r>
-      <w:r>
-        <w:rPr>
-          <w:rStyle w:val="VerbatimChar"/>
-        </w:rPr>
-        <w:t xml:space="preserve">n</w:t>
-      </w:r>
-      <w:r>
-        <w:t xml:space="preserve"> </w:t>
-      </w:r>
-      <w:r>
-        <w:t xml:space="preserve">by the result of calling itself with the argument</w:t>
+        <w:t xml:space="preserve">) with the argument</w:t>
       </w:r>
       <w:r>
         <w:t xml:space="preserve"> </w:t>
@@ -940,30 +960,15 @@
         <w:t xml:space="preserve">n - 1</w:t>
       </w:r>
       <w:r>
-        <w:t xml:space="preserve">. This process continues, decrementing</w:t>
-      </w:r>
-      <w:r>
-        <w:t xml:space="preserve"> </w:t>
-      </w:r>
-      <w:r>
-        <w:rPr>
-          <w:rStyle w:val="VerbatimChar"/>
-        </w:rPr>
-        <w:t xml:space="preserve">n</w:t>
-      </w:r>
-      <w:r>
-        <w:t xml:space="preserve"> </w:t>
-      </w:r>
-      <w:r>
-        <w:t xml:space="preserve">by 1 in each subsequent call, until the base case is reached.</w:t>
+        <w:t xml:space="preserve">. This process continues until the base case is reached.</w:t>
       </w:r>
     </w:p>
     <w:p>
       <w:pPr>
-        <w:pStyle w:val="FirstParagraph"/>
-      </w:pPr>
-      <w:r>
-        <w:t xml:space="preserve">For example, calling</w:t>
+        <w:pStyle w:val="BodyText"/>
+      </w:pPr>
+      <w:r>
+        <w:t xml:space="preserve">For example,</w:t>
       </w:r>
       <w:r>
         <w:t xml:space="preserve"> </w:t>
@@ -978,287 +983,7 @@
         <w:t xml:space="preserve"> </w:t>
       </w:r>
       <w:r>
-        <w:t xml:space="preserve">triggers the following sequence:</w:t>
-      </w:r>
-    </w:p>
-    <w:p>
-      <w:pPr>
-        <w:pStyle w:val="SourceCode"/>
-      </w:pPr>
-      <w:r>
-        <w:rPr>
-          <w:rStyle w:val="FunctionTok"/>
-        </w:rPr>
-        <w:t xml:space="preserve">factorial</w:t>
-      </w:r>
-      <w:r>
-        <w:rPr>
-          <w:rStyle w:val="NormalTok"/>
-        </w:rPr>
-        <w:t xml:space="preserve">(</w:t>
-      </w:r>
-      <w:r>
-        <w:rPr>
-          <w:rStyle w:val="DecValTok"/>
-        </w:rPr>
-        <w:t xml:space="preserve">4</w:t>
-      </w:r>
-      <w:r>
-        <w:rPr>
-          <w:rStyle w:val="NormalTok"/>
-        </w:rPr>
-        <w:t xml:space="preserve">) returns </w:t>
-      </w:r>
-      <w:r>
-        <w:rPr>
-          <w:rStyle w:val="DecValTok"/>
-        </w:rPr>
-        <w:t xml:space="preserve">4</w:t>
-      </w:r>
-      <w:r>
-        <w:rPr>
-          <w:rStyle w:val="NormalTok"/>
-        </w:rPr>
-        <w:t xml:space="preserve"> </w:t>
-      </w:r>
-      <w:r>
-        <w:rPr>
-          <w:rStyle w:val="OperatorTok"/>
-        </w:rPr>
-        <w:t xml:space="preserve">*</w:t>
-      </w:r>
-      <w:r>
-        <w:rPr>
-          <w:rStyle w:val="NormalTok"/>
-        </w:rPr>
-        <w:t xml:space="preserve"> </w:t>
-      </w:r>
-      <w:r>
-        <w:rPr>
-          <w:rStyle w:val="FunctionTok"/>
-        </w:rPr>
-        <w:t xml:space="preserve">factorial</w:t>
-      </w:r>
-      <w:r>
-        <w:rPr>
-          <w:rStyle w:val="NormalTok"/>
-        </w:rPr>
-        <w:t xml:space="preserve">(</w:t>
-      </w:r>
-      <w:r>
-        <w:rPr>
-          <w:rStyle w:val="DecValTok"/>
-        </w:rPr>
-        <w:t xml:space="preserve">3</w:t>
-      </w:r>
-      <w:r>
-        <w:rPr>
-          <w:rStyle w:val="NormalTok"/>
-        </w:rPr>
-        <w:t xml:space="preserve">)</w:t>
-      </w:r>
-      <w:r>
-        <w:br/>
-      </w:r>
-      <w:r>
-        <w:rPr>
-          <w:rStyle w:val="FunctionTok"/>
-        </w:rPr>
-        <w:t xml:space="preserve">factorial</w:t>
-      </w:r>
-      <w:r>
-        <w:rPr>
-          <w:rStyle w:val="NormalTok"/>
-        </w:rPr>
-        <w:t xml:space="preserve">(</w:t>
-      </w:r>
-      <w:r>
-        <w:rPr>
-          <w:rStyle w:val="DecValTok"/>
-        </w:rPr>
-        <w:t xml:space="preserve">3</w:t>
-      </w:r>
-      <w:r>
-        <w:rPr>
-          <w:rStyle w:val="NormalTok"/>
-        </w:rPr>
-        <w:t xml:space="preserve">) returns </w:t>
-      </w:r>
-      <w:r>
-        <w:rPr>
-          <w:rStyle w:val="DecValTok"/>
-        </w:rPr>
-        <w:t xml:space="preserve">3</w:t>
-      </w:r>
-      <w:r>
-        <w:rPr>
-          <w:rStyle w:val="NormalTok"/>
-        </w:rPr>
-        <w:t xml:space="preserve"> </w:t>
-      </w:r>
-      <w:r>
-        <w:rPr>
-          <w:rStyle w:val="OperatorTok"/>
-        </w:rPr>
-        <w:t xml:space="preserve">*</w:t>
-      </w:r>
-      <w:r>
-        <w:rPr>
-          <w:rStyle w:val="NormalTok"/>
-        </w:rPr>
-        <w:t xml:space="preserve"> </w:t>
-      </w:r>
-      <w:r>
-        <w:rPr>
-          <w:rStyle w:val="FunctionTok"/>
-        </w:rPr>
-        <w:t xml:space="preserve">factorial</w:t>
-      </w:r>
-      <w:r>
-        <w:rPr>
-          <w:rStyle w:val="NormalTok"/>
-        </w:rPr>
-        <w:t xml:space="preserve">(</w:t>
-      </w:r>
-      <w:r>
-        <w:rPr>
-          <w:rStyle w:val="DecValTok"/>
-        </w:rPr>
-        <w:t xml:space="preserve">2</w:t>
-      </w:r>
-      <w:r>
-        <w:rPr>
-          <w:rStyle w:val="NormalTok"/>
-        </w:rPr>
-        <w:t xml:space="preserve">)</w:t>
-      </w:r>
-      <w:r>
-        <w:br/>
-      </w:r>
-      <w:r>
-        <w:rPr>
-          <w:rStyle w:val="FunctionTok"/>
-        </w:rPr>
-        <w:t xml:space="preserve">factorial</w:t>
-      </w:r>
-      <w:r>
-        <w:rPr>
-          <w:rStyle w:val="NormalTok"/>
-        </w:rPr>
-        <w:t xml:space="preserve">(</w:t>
-      </w:r>
-      <w:r>
-        <w:rPr>
-          <w:rStyle w:val="DecValTok"/>
-        </w:rPr>
-        <w:t xml:space="preserve">2</w:t>
-      </w:r>
-      <w:r>
-        <w:rPr>
-          <w:rStyle w:val="NormalTok"/>
-        </w:rPr>
-        <w:t xml:space="preserve">) returns </w:t>
-      </w:r>
-      <w:r>
-        <w:rPr>
-          <w:rStyle w:val="DecValTok"/>
-        </w:rPr>
-        <w:t xml:space="preserve">2</w:t>
-      </w:r>
-      <w:r>
-        <w:rPr>
-          <w:rStyle w:val="NormalTok"/>
-        </w:rPr>
-        <w:t xml:space="preserve"> </w:t>
-      </w:r>
-      <w:r>
-        <w:rPr>
-          <w:rStyle w:val="OperatorTok"/>
-        </w:rPr>
-        <w:t xml:space="preserve">*</w:t>
-      </w:r>
-      <w:r>
-        <w:rPr>
-          <w:rStyle w:val="NormalTok"/>
-        </w:rPr>
-        <w:t xml:space="preserve"> </w:t>
-      </w:r>
-      <w:r>
-        <w:rPr>
-          <w:rStyle w:val="FunctionTok"/>
-        </w:rPr>
-        <w:t xml:space="preserve">factorial</w:t>
-      </w:r>
-      <w:r>
-        <w:rPr>
-          <w:rStyle w:val="NormalTok"/>
-        </w:rPr>
-        <w:t xml:space="preserve">(</w:t>
-      </w:r>
-      <w:r>
-        <w:rPr>
-          <w:rStyle w:val="DecValTok"/>
-        </w:rPr>
-        <w:t xml:space="preserve">1</w:t>
-      </w:r>
-      <w:r>
-        <w:rPr>
-          <w:rStyle w:val="NormalTok"/>
-        </w:rPr>
-        <w:t xml:space="preserve">)</w:t>
-      </w:r>
-      <w:r>
-        <w:br/>
-      </w:r>
-      <w:r>
-        <w:rPr>
-          <w:rStyle w:val="FunctionTok"/>
-        </w:rPr>
-        <w:t xml:space="preserve">factorial</w:t>
-      </w:r>
-      <w:r>
-        <w:rPr>
-          <w:rStyle w:val="NormalTok"/>
-        </w:rPr>
-        <w:t xml:space="preserve">(</w:t>
-      </w:r>
-      <w:r>
-        <w:rPr>
-          <w:rStyle w:val="DecValTok"/>
-        </w:rPr>
-        <w:t xml:space="preserve">1</w:t>
-      </w:r>
-      <w:r>
-        <w:rPr>
-          <w:rStyle w:val="NormalTok"/>
-        </w:rPr>
-        <w:t xml:space="preserve">) returns </w:t>
-      </w:r>
-      <w:r>
-        <w:rPr>
-          <w:rStyle w:val="DecValTok"/>
-        </w:rPr>
-        <w:t xml:space="preserve">1</w:t>
-      </w:r>
-      <w:r>
-        <w:rPr>
-          <w:rStyle w:val="NormalTok"/>
-        </w:rPr>
-        <w:t xml:space="preserve"> </w:t>
-      </w:r>
-      <w:r>
-        <w:rPr>
-          <w:rStyle w:val="CommentTok"/>
-        </w:rPr>
-        <w:t xml:space="preserve">// Base case reached</w:t>
-      </w:r>
-    </w:p>
-    <w:p>
-      <w:pPr>
-        <w:pStyle w:val="FirstParagraph"/>
-      </w:pPr>
-      <w:r>
-        <w:t xml:space="preserve">The results are then multiplied back up the call stack:</w:t>
+        <w:t xml:space="preserve">would be calculated as:</w:t>
       </w:r>
       <w:r>
         <w:t xml:space="preserve"> </w:t>
@@ -1267,10 +992,7 @@
         <w:rPr>
           <w:rStyle w:val="VerbatimChar"/>
         </w:rPr>
-        <w:t xml:space="preserve">2 * 1 = 2</w:t>
-      </w:r>
-      <w:r>
-        <w:t xml:space="preserve">, then</w:t>
+        <w:t xml:space="preserve">4 * factorial(3)</w:t>
       </w:r>
       <w:r>
         <w:t xml:space="preserve"> </w:t>
@@ -1279,10 +1001,7 @@
         <w:rPr>
           <w:rStyle w:val="VerbatimChar"/>
         </w:rPr>
-        <w:t xml:space="preserve">3 * 2 = 6</w:t>
-      </w:r>
-      <w:r>
-        <w:t xml:space="preserve">, and finally</w:t>
+        <w:t xml:space="preserve">4 * (3 * factorial(2))</w:t>
       </w:r>
       <w:r>
         <w:t xml:space="preserve"> </w:t>
@@ -1291,7 +1010,31 @@
         <w:rPr>
           <w:rStyle w:val="VerbatimChar"/>
         </w:rPr>
-        <w:t xml:space="preserve">4 * 6 = 24</w:t>
+        <w:t xml:space="preserve">4 * (3 * (2 * factorial(1)))</w:t>
+      </w:r>
+      <w:r>
+        <w:t xml:space="preserve"> </w:t>
+      </w:r>
+      <w:r>
+        <w:rPr>
+          <w:rStyle w:val="VerbatimChar"/>
+        </w:rPr>
+        <w:t xml:space="preserve">4 * (3 * (2 * 1))</w:t>
+      </w:r>
+      <w:r>
+        <w:t xml:space="preserve"> </w:t>
+      </w:r>
+      <w:r>
+        <w:t xml:space="preserve">Which evaluates to</w:t>
+      </w:r>
+      <w:r>
+        <w:t xml:space="preserve"> </w:t>
+      </w:r>
+      <w:r>
+        <w:rPr>
+          <w:rStyle w:val="VerbatimChar"/>
+        </w:rPr>
+        <w:t xml:space="preserve">24</w:t>
       </w:r>
       <w:r>
         <w:t xml:space="preserve">.</w:t>
@@ -1325,19 +1068,34 @@
         </w:numPr>
       </w:pPr>
       <w:r>
-        <w:t xml:space="preserve">This function is designed for non-negative integers. Providing a negative number will result in an infinite recursion, leading to a</w:t>
+        <w:t xml:space="preserve">This is a recursive function. Providing a very large number for</w:t>
       </w:r>
       <w:r>
         <w:t xml:space="preserve"> </w:t>
       </w:r>
       <w:r>
+        <w:rPr>
+          <w:rStyle w:val="VerbatimChar"/>
+        </w:rPr>
+        <w:t xml:space="preserve">n</w:t>
+      </w:r>
+      <w:r>
+        <w:t xml:space="preserve"> </w:t>
+      </w:r>
+      <w:r>
+        <w:t xml:space="preserve">can lead to a</w:t>
+      </w:r>
+      <w:r>
+        <w:t xml:space="preserve"> </w:t>
+      </w:r>
+      <w:r>
         <w:t xml:space="preserve">“Maximum call stack size exceeded”</w:t>
       </w:r>
       <w:r>
         <w:t xml:space="preserve"> </w:t>
       </w:r>
       <w:r>
-        <w:t xml:space="preserve">error.</w:t>
+        <w:t xml:space="preserve">error (stack overflow).</w:t>
       </w:r>
     </w:p>
     <w:p>
@@ -1349,7 +1107,7 @@
         </w:numPr>
       </w:pPr>
       <w:r>
-        <w:t xml:space="preserve">Due to its recursive nature, calculating the factorial of very large numbers can also lead to a stack overflow error. For such cases, an iterative approach might be more suitable.</w:t>
+        <w:t xml:space="preserve">The function is intended for non-negative integers. Passing a negative number will result in an infinite recursion and a stack overflow.</w:t>
       </w:r>
     </w:p>
     <w:p>
@@ -1361,7 +1119,7 @@
         </w:numPr>
       </w:pPr>
       <w:r>
-        <w:t xml:space="preserve">The input</w:t>
+        <w:t xml:space="preserve">The factorial value grows very quickly. For larger values of</w:t>
       </w:r>
       <w:r>
         <w:t xml:space="preserve"> </w:t>
@@ -1373,10 +1131,19 @@
         <w:t xml:space="preserve">n</w:t>
       </w:r>
       <w:r>
+        <w:t xml:space="preserve">, the result may exceed JavaScript’s</w:t>
+      </w:r>
+      <w:r>
         <w:t xml:space="preserve"> </w:t>
       </w:r>
       <w:r>
-        <w:t xml:space="preserve">is expected to be an integer. While it may work for floating-point numbers until the base case is met, the mathematical concept of a factorial is typically defined only for non-negative integers.</w:t>
+        <w:rPr>
+          <w:rStyle w:val="VerbatimChar"/>
+        </w:rPr>
+        <w:t xml:space="preserve">Number.MAX_SAFE_INTEGER</w:t>
+      </w:r>
+      <w:r>
+        <w:t xml:space="preserve">, potentially leading to a loss of precision.</w:t>
       </w:r>
     </w:p>
     <w:p>
@@ -1391,7 +1158,7 @@
         <w:t xml:space="preserve">Output Example</w:t>
       </w:r>
       <w:r>
-        <w:t xml:space="preserve">: The function returns a single number representing the calculated factorial.</w:t>
+        <w:t xml:space="preserve">: The function returns a single</w:t>
       </w:r>
       <w:r>
         <w:t xml:space="preserve"> </w:t>
@@ -1400,7 +1167,37 @@
         <w:rPr>
           <w:rStyle w:val="VerbatimChar"/>
         </w:rPr>
-        <w:t xml:space="preserve">24</w:t>
+        <w:t xml:space="preserve">Number</w:t>
+      </w:r>
+      <w:r>
+        <w:t xml:space="preserve"> </w:t>
+      </w:r>
+      <w:r>
+        <w:t xml:space="preserve">representing the calculated factorial. For an input of</w:t>
+      </w:r>
+      <w:r>
+        <w:t xml:space="preserve"> </w:t>
+      </w:r>
+      <w:r>
+        <w:rPr>
+          <w:rStyle w:val="VerbatimChar"/>
+        </w:rPr>
+        <w:t xml:space="preserve">5</w:t>
+      </w:r>
+      <w:r>
+        <w:t xml:space="preserve">, the output would be</w:t>
+      </w:r>
+      <w:r>
+        <w:t xml:space="preserve"> </w:t>
+      </w:r>
+      <w:r>
+        <w:rPr>
+          <w:rStyle w:val="VerbatimChar"/>
+        </w:rPr>
+        <w:t xml:space="preserve">120</w:t>
+      </w:r>
+      <w:r>
+        <w:t xml:space="preserve">.</w:t>
       </w:r>
     </w:p>
     <w:bookmarkEnd w:id="20"/>
@@ -1439,7 +1236,7 @@
         <w:rPr>
           <w:rStyle w:val="KeywordTok"/>
         </w:rPr>
-        <w:t xml:space="preserve">let</w:t>
+        <w:t xml:space="preserve">const</w:t>
       </w:r>
       <w:r>
         <w:rPr>
@@ -1478,7 +1275,7 @@
         <w:rPr>
           <w:rStyle w:val="KeywordTok"/>
         </w:rPr>
-        <w:t xml:space="preserve">let</w:t>
+        <w:t xml:space="preserve">const</w:t>
       </w:r>
       <w:r>
         <w:rPr>
@@ -1661,7 +1458,7 @@
     </w:p>
     <w:bookmarkEnd w:id="22"/>
     <w:bookmarkEnd w:id="23"/>
-    <w:bookmarkStart w:id="29" w:name="function-greet"/>
+    <w:bookmarkStart w:id="29" w:name="function-greetname"/>
     <w:p>
       <w:pPr>
         <w:pStyle w:val="Heading1"/>
@@ -1676,7 +1473,7 @@
         <w:tab/>
       </w:r>
       <w:r>
-        <w:t xml:space="preserve">Function: greet</w:t>
+        <w:t xml:space="preserve">Function: greet(name)</w:t>
       </w:r>
     </w:p>
     <w:bookmarkStart w:id="24" w:name="overview-2"/>
@@ -1717,7 +1514,7 @@
         <w:t xml:space="preserve"> </w:t>
       </w:r>
       <w:r>
-        <w:t xml:space="preserve">function prints a personalized greeting message to the console.</w:t>
+        <w:t xml:space="preserve">function logs a personalized greeting message to the console.</w:t>
       </w:r>
     </w:p>
     <w:bookmarkEnd w:id="24"/>
@@ -1757,7 +1554,16 @@
         <w:t xml:space="preserve"> </w:t>
       </w:r>
       <w:r>
-        <w:t xml:space="preserve">(string): The name to be included in the greeting message.</w:t>
+        <w:t xml:space="preserve">(</w:t>
+      </w:r>
+      <w:r>
+        <w:rPr>
+          <w:rStyle w:val="VerbatimChar"/>
+        </w:rPr>
+        <w:t xml:space="preserve">String</w:t>
+      </w:r>
+      <w:r>
+        <w:t xml:space="preserve">): The name of the person to greet. This value will be embedded in the output message.</w:t>
       </w:r>
     </w:p>
     <w:bookmarkEnd w:id="25"/>
@@ -1784,7 +1590,22 @@
         <w:pStyle w:val="FirstParagraph"/>
       </w:pPr>
       <w:r>
-        <w:t xml:space="preserve">This function provides a simple way to display a standardized greeting. It accepts a single argument,</w:t>
+        <w:t xml:space="preserve">The</w:t>
+      </w:r>
+      <w:r>
+        <w:t xml:space="preserve"> </w:t>
+      </w:r>
+      <w:r>
+        <w:rPr>
+          <w:rStyle w:val="VerbatimChar"/>
+        </w:rPr>
+        <w:t xml:space="preserve">greet</w:t>
+      </w:r>
+      <w:r>
+        <w:t xml:space="preserve"> </w:t>
+      </w:r>
+      <w:r>
+        <w:t xml:space="preserve">function is a simple utility designed to display a personalized welcome message. It accepts a single argument,</w:t>
       </w:r>
       <w:r>
         <w:t xml:space="preserve"> </w:t>
@@ -1796,34 +1617,7 @@
         <w:t xml:space="preserve">name</w:t>
       </w:r>
       <w:r>
-        <w:t xml:space="preserve">. Inside the function, a template literal is used to construct the string</w:t>
-      </w:r>
-      <w:r>
-        <w:t xml:space="preserve"> </w:t>
-      </w:r>
-      <w:r>
-        <w:rPr>
-          <w:rStyle w:val="VerbatimChar"/>
-        </w:rPr>
-        <w:t xml:space="preserve">`Hello, ${name}!`</w:t>
-      </w:r>
-      <w:r>
-        <w:t xml:space="preserve">, where</w:t>
-      </w:r>
-      <w:r>
-        <w:t xml:space="preserve"> </w:t>
-      </w:r>
-      <w:r>
-        <w:rPr>
-          <w:rStyle w:val="VerbatimChar"/>
-        </w:rPr>
-        <w:t xml:space="preserve">${name}</w:t>
-      </w:r>
-      <w:r>
-        <w:t xml:space="preserve"> </w:t>
-      </w:r>
-      <w:r>
-        <w:t xml:space="preserve">is a placeholder that gets replaced by the value passed into the function.</w:t>
+        <w:t xml:space="preserve">, which is intended to be a string representing a name.</w:t>
       </w:r>
     </w:p>
     <w:p>
@@ -1831,7 +1625,7 @@
         <w:pStyle w:val="BodyText"/>
       </w:pPr>
       <w:r>
-        <w:t xml:space="preserve">The resulting string is then passed to the</w:t>
+        <w:t xml:space="preserve">The core logic of the function resides in a single</w:t>
       </w:r>
       <w:r>
         <w:t xml:space="preserve"> </w:t>
@@ -1846,7 +1640,7 @@
         <w:t xml:space="preserve"> </w:t>
       </w:r>
       <w:r>
-        <w:t xml:space="preserve">method, which outputs the message to the web console. The function itself does not have a</w:t>
+        <w:t xml:space="preserve">statement. This statement uses a JavaScript template literal (enclosed in backticks</w:t>
       </w:r>
       <w:r>
         <w:t xml:space="preserve"> </w:t>
@@ -1855,13 +1649,10 @@
         <w:rPr>
           <w:rStyle w:val="VerbatimChar"/>
         </w:rPr>
-        <w:t xml:space="preserve">return</w:t>
-      </w:r>
-      <w:r>
-        <w:t xml:space="preserve"> </w:t>
-      </w:r>
-      <w:r>
-        <w:t xml:space="preserve">statement, so it implicitly returns</w:t>
+        <w:t xml:space="preserve">`</w:t>
+      </w:r>
+      <w:r>
+        <w:t xml:space="preserve">) to construct the output string. The provided</w:t>
       </w:r>
       <w:r>
         <w:t xml:space="preserve"> </w:t>
@@ -1870,147 +1661,51 @@
         <w:rPr>
           <w:rStyle w:val="VerbatimChar"/>
         </w:rPr>
-        <w:t xml:space="preserve">undefined</w:t>
-      </w:r>
-      <w:r>
-        <w:t xml:space="preserve">.</w:t>
+        <w:t xml:space="preserve">name</w:t>
+      </w:r>
+      <w:r>
+        <w:t xml:space="preserve"> </w:t>
+      </w:r>
+      <w:r>
+        <w:t xml:space="preserve">is embedded directly into the string</w:t>
+      </w:r>
+      <w:r>
+        <w:t xml:space="preserve"> </w:t>
+      </w:r>
+      <w:r>
+        <w:rPr>
+          <w:rStyle w:val="VerbatimChar"/>
+        </w:rPr>
+        <w:t xml:space="preserve">Hello, ${name}!</w:t>
+      </w:r>
+      <w:r>
+        <w:t xml:space="preserve"> </w:t>
+      </w:r>
+      <w:r>
+        <w:t xml:space="preserve">using the</w:t>
+      </w:r>
+      <w:r>
+        <w:t xml:space="preserve"> </w:t>
+      </w:r>
+      <w:r>
+        <w:rPr>
+          <w:rStyle w:val="VerbatimChar"/>
+        </w:rPr>
+        <w:t xml:space="preserve">${...}</w:t>
+      </w:r>
+      <w:r>
+        <w:t xml:space="preserve"> </w:t>
+      </w:r>
+      <w:r>
+        <w:t xml:space="preserve">placeholder syntax. The resulting message is then printed to the standard console.</w:t>
       </w:r>
     </w:p>
     <w:p>
       <w:pPr>
-        <w:pStyle w:val="SourceCode"/>
-      </w:pPr>
-      <w:r>
-        <w:rPr>
-          <w:rStyle w:val="CommentTok"/>
-        </w:rPr>
-        <w:t xml:space="preserve">// The function takes a 'name' and logs a greeting.</w:t>
-      </w:r>
-      <w:r>
-        <w:br/>
-      </w:r>
-      <w:r>
-        <w:rPr>
-          <w:rStyle w:val="KeywordTok"/>
-        </w:rPr>
-        <w:t xml:space="preserve">function</w:t>
-      </w:r>
-      <w:r>
-        <w:rPr>
-          <w:rStyle w:val="NormalTok"/>
-        </w:rPr>
-        <w:t xml:space="preserve"> </w:t>
-      </w:r>
-      <w:r>
-        <w:rPr>
-          <w:rStyle w:val="FunctionTok"/>
-        </w:rPr>
-        <w:t xml:space="preserve">greet</w:t>
-      </w:r>
-      <w:r>
-        <w:rPr>
-          <w:rStyle w:val="NormalTok"/>
-        </w:rPr>
-        <w:t xml:space="preserve">(name) {</w:t>
-      </w:r>
-      <w:r>
-        <w:br/>
-      </w:r>
-      <w:r>
-        <w:rPr>
-          <w:rStyle w:val="NormalTok"/>
-        </w:rPr>
-        <w:t xml:space="preserve">    </w:t>
-      </w:r>
-      <w:r>
-        <w:rPr>
-          <w:rStyle w:val="CommentTok"/>
-        </w:rPr>
-        <w:t xml:space="preserve">// A template literal constructs the final string.</w:t>
-      </w:r>
-      <w:r>
-        <w:br/>
-      </w:r>
-      <w:r>
-        <w:rPr>
-          <w:rStyle w:val="NormalTok"/>
-        </w:rPr>
-        <w:t xml:space="preserve">    </w:t>
-      </w:r>
-      <w:r>
-        <w:rPr>
-          <w:rStyle w:val="BuiltInTok"/>
-        </w:rPr>
-        <w:t xml:space="preserve">console</w:t>
-      </w:r>
-      <w:r>
-        <w:rPr>
-          <w:rStyle w:val="OperatorTok"/>
-        </w:rPr>
-        <w:t xml:space="preserve">.</w:t>
-      </w:r>
-      <w:r>
-        <w:rPr>
-          <w:rStyle w:val="FunctionTok"/>
-        </w:rPr>
-        <w:t xml:space="preserve">log</w:t>
-      </w:r>
-      <w:r>
-        <w:rPr>
-          <w:rStyle w:val="NormalTok"/>
-        </w:rPr>
-        <w:t xml:space="preserve">(</w:t>
-      </w:r>
-      <w:r>
-        <w:rPr>
-          <w:rStyle w:val="VerbatimStringTok"/>
-        </w:rPr>
-        <w:t xml:space="preserve">`Hello, </w:t>
-      </w:r>
-      <w:r>
-        <w:rPr>
-          <w:rStyle w:val="SpecialCharTok"/>
-        </w:rPr>
-        <w:t xml:space="preserve">${</w:t>
-      </w:r>
-      <w:r>
-        <w:rPr>
-          <w:rStyle w:val="NormalTok"/>
-        </w:rPr>
-        <w:t xml:space="preserve">name</w:t>
-      </w:r>
-      <w:r>
-        <w:rPr>
-          <w:rStyle w:val="SpecialCharTok"/>
-        </w:rPr>
-        <w:t xml:space="preserve">}</w:t>
-      </w:r>
-      <w:r>
-        <w:rPr>
-          <w:rStyle w:val="VerbatimStringTok"/>
-        </w:rPr>
-        <w:t xml:space="preserve">!`</w:t>
-      </w:r>
-      <w:r>
-        <w:rPr>
-          <w:rStyle w:val="NormalTok"/>
-        </w:rPr>
-        <w:t xml:space="preserve">)</w:t>
-      </w:r>
-      <w:r>
-        <w:rPr>
-          <w:rStyle w:val="OperatorTok"/>
-        </w:rPr>
-        <w:t xml:space="preserve">;</w:t>
-      </w:r>
-      <w:r>
-        <w:br/>
-      </w:r>
-      <w:r>
-        <w:rPr>
-          <w:rStyle w:val="NormalTok"/>
-        </w:rPr>
-        <w:t xml:space="preserve">}</w:t>
+        <w:pStyle w:val="BodyText"/>
+      </w:pPr>
+      <w:r>
+        <w:t xml:space="preserve">This function does not return any value; its sole purpose is to produce a side effect by logging output.</w:t>
       </w:r>
     </w:p>
     <w:bookmarkEnd w:id="26"/>
@@ -2041,7 +1736,7 @@
         </w:numPr>
       </w:pPr>
       <w:r>
-        <w:t xml:space="preserve">This function’s primary effect is logging to the console. It does not return a value that can be assigned to a variable for further use.</w:t>
+        <w:t xml:space="preserve">The function prints directly to the console and does not return the greeting string. If you need the string value for further processing, the function would need to be modified to return it.</w:t>
       </w:r>
     </w:p>
     <w:p>
@@ -2068,7 +1763,7 @@
         <w:t xml:space="preserve"> </w:t>
       </w:r>
       <w:r>
-        <w:t xml:space="preserve">parameter is intended to be a string, JavaScript’s type coercion will attempt to convert non-string arguments into a string representation for the output.</w:t>
+        <w:t xml:space="preserve">parameter is expected to be a string, JavaScript’s type coercion will convert other data types (like numbers or objects) into their string representation when they are passed to the function.</w:t>
       </w:r>
     </w:p>
     <w:bookmarkEnd w:id="27"/>
@@ -2591,91 +2286,6 @@
       <w:rPr>
         <w:rFonts w:ascii="Wingdings" w:hAnsi="Wingdings" w:cs="Wingdings" w:hint="default"/>
       </w:rPr>
-    </w:lvl>
-  </w:abstractNum>
-  <w:abstractNum w:abstractNumId="99411">
-    <w:nsid w:val="00A99411"/>
-    <w:multiLevelType w:val="multilevel"/>
-    <w:lvl w:ilvl="0">
-      <w:start w:val="1"/>
-      <w:numFmt w:val="decimal"/>
-      <w:lvlText w:val="%1."/>
-      <w:lvlJc w:val="left"/>
-      <w:pPr>
-        <w:ind w:left="720" w:hanging="360"/>
-      </w:pPr>
-    </w:lvl>
-    <w:lvl w:ilvl="1">
-      <w:start w:val="1"/>
-      <w:numFmt w:val="decimal"/>
-      <w:lvlText w:val="%2."/>
-      <w:lvlJc w:val="left"/>
-      <w:pPr>
-        <w:ind w:left="1440" w:hanging="360"/>
-      </w:pPr>
-    </w:lvl>
-    <w:lvl w:ilvl="2">
-      <w:start w:val="1"/>
-      <w:numFmt w:val="decimal"/>
-      <w:lvlText w:val="%3."/>
-      <w:lvlJc w:val="left"/>
-      <w:pPr>
-        <w:ind w:left="2160" w:hanging="360"/>
-      </w:pPr>
-    </w:lvl>
-    <w:lvl w:ilvl="3">
-      <w:start w:val="1"/>
-      <w:numFmt w:val="decimal"/>
-      <w:lvlText w:val="%4."/>
-      <w:lvlJc w:val="left"/>
-      <w:pPr>
-        <w:ind w:left="2880" w:hanging="360"/>
-      </w:pPr>
-    </w:lvl>
-    <w:lvl w:ilvl="4">
-      <w:start w:val="1"/>
-      <w:numFmt w:val="decimal"/>
-      <w:lvlText w:val="%5."/>
-      <w:lvlJc w:val="left"/>
-      <w:pPr>
-        <w:ind w:left="3600" w:hanging="360"/>
-      </w:pPr>
-    </w:lvl>
-    <w:lvl w:ilvl="5">
-      <w:start w:val="1"/>
-      <w:numFmt w:val="decimal"/>
-      <w:lvlText w:val="%6."/>
-      <w:lvlJc w:val="left"/>
-      <w:pPr>
-        <w:ind w:left="4320" w:hanging="360"/>
-      </w:pPr>
-    </w:lvl>
-    <w:lvl w:ilvl="6">
-      <w:start w:val="1"/>
-      <w:numFmt w:val="decimal"/>
-      <w:lvlText w:val="%7."/>
-      <w:lvlJc w:val="left"/>
-      <w:pPr>
-        <w:ind w:left="5040" w:hanging="360"/>
-      </w:pPr>
-    </w:lvl>
-    <w:lvl w:ilvl="7">
-      <w:start w:val="1"/>
-      <w:numFmt w:val="decimal"/>
-      <w:lvlText w:val="%8."/>
-      <w:lvlJc w:val="left"/>
-      <w:pPr>
-        <w:ind w:left="5760" w:hanging="360"/>
-      </w:pPr>
-    </w:lvl>
-    <w:lvl w:ilvl="8">
-      <w:start w:val="1"/>
-      <w:numFmt w:val="decimal"/>
-      <w:lvlText w:val="%9."/>
-      <w:lvlJc w:val="left"/>
-      <w:pPr>
-        <w:ind w:left="6480" w:hanging="360"/>
-      </w:pPr>
     </w:lvl>
   </w:abstractNum>
   <w:num w16cid:durableId="106237985" w:numId="1">
@@ -2715,34 +2325,7 @@
     <w:abstractNumId w:val="991"/>
   </w:num>
   <w:num w:numId="1003">
-    <w:abstractNumId w:val="99411"/>
-    <w:lvlOverride w:ilvl="0">
-      <w:startOverride w:val="1"/>
-    </w:lvlOverride>
-    <w:lvlOverride w:ilvl="1">
-      <w:startOverride w:val="1"/>
-    </w:lvlOverride>
-    <w:lvlOverride w:ilvl="2">
-      <w:startOverride w:val="1"/>
-    </w:lvlOverride>
-    <w:lvlOverride w:ilvl="3">
-      <w:startOverride w:val="1"/>
-    </w:lvlOverride>
-    <w:lvlOverride w:ilvl="4">
-      <w:startOverride w:val="1"/>
-    </w:lvlOverride>
-    <w:lvlOverride w:ilvl="5">
-      <w:startOverride w:val="1"/>
-    </w:lvlOverride>
-    <w:lvlOverride w:ilvl="6">
-      <w:startOverride w:val="1"/>
-    </w:lvlOverride>
-    <w:lvlOverride w:ilvl="7">
-      <w:startOverride w:val="1"/>
-    </w:lvlOverride>
-    <w:lvlOverride w:ilvl="8">
-      <w:startOverride w:val="1"/>
-    </w:lvlOverride>
+    <w:abstractNumId w:val="991"/>
   </w:num>
   <w:num w:numId="1004">
     <w:abstractNumId w:val="991"/>
